--- a/tools/output/manuskript-redigerbar.docx
+++ b/tools/output/manuskript-redigerbar.docx
@@ -559,15 +559,23 @@
         <w:pStyle w:val="BodyText"/>
       </w:pPr>
       <w:r>
-        <w:t xml:space="preserve">Osteopaten James Jealous gjorde netop dette, da han lod de osteopatiske principper møde den embryologiske proces, som den tyske embryolog Erich Blechschmidt havde studeret minutiøst gennem tusindvis af skanninger af fostret i dets forskellige faser af vækst og udvikling. Det var dette møde, der gjorde det muligt for Jealous at samle brikkerne og skabe den biodynamiske model. Hans formuleringer er den fælles reference for alle grene af det biodynamiske arbejde — såvel inden for osteopatien som inden for kranio-sakral terapien.</w:t>
-      </w:r>
-    </w:p>
-    <w:p>
-      <w:pPr>
-        <w:pStyle w:val="BodyText"/>
-      </w:pPr>
-      <w:r>
-        <w:t xml:space="preserve">Min egen rejse har afsæt i den biomekaniske gren af kranio-sakral terapi. Den benyttede jeg de første syv år af min karriere og underviste i. Sidenhen begyndte jeg at anvende den biodynamiske model — det er den jeg har arbejdet med de seneste 17 år, både i min egen klinik og på de kurser hvor jeg har undervist kolleger. Gennem hele min karriere har det været naturligt for mig at inddrage inspiration fra andre traditioner og lade mit arbejde farves og forvandles af deres erfaringer og indsigter.</w:t>
+        <w:t xml:space="preserve">Rollin E. Becker var en af Sutherlands nærmeste elever og fulgte hans arbejde og visioner — han var optaget af at dykke dybere og med egne hænder opleve, hvad hans lærer fortalte. Han blev ved Sutherlands side frem til hans død og gav ikke alene faklen videre, men bidrog selv med sine egne erfaringer og blev en enestående mentor for mange osteopater — herunder James Jealous.</w:t>
+      </w:r>
+    </w:p>
+    <w:p>
+      <w:pPr>
+        <w:pStyle w:val="BodyText"/>
+      </w:pPr>
+      <w:r>
+        <w:t xml:space="preserve">James Jealous lærte direkte fra Dr. Becker og førte essensen af Sutherlands indsigter ad nye veje, da han lod de osteopatiske principper møde den embryologiske proces, som den tyske embryolog Erich Blechschmidt havde studeret minutiøst gennem tusindvis af skanninger af fostret i dets forskellige faser af vækst og udvikling. Det var dette møde, der gjorde det muligt for Jealous at samle brikkerne og skabe den biodynamiske model. Hans formuleringer er den fælles reference for alle grene af det biodynamiske arbejde — såvel inden for osteopatien som inden for kranio-sakral terapien.</w:t>
+      </w:r>
+    </w:p>
+    <w:p>
+      <w:pPr>
+        <w:pStyle w:val="BodyText"/>
+      </w:pPr>
+      <w:r>
+        <w:t xml:space="preserve">Min egen rejse har afsæt i den biomekaniske gren af kranio-sakral terapi. Den benyttede jeg de første syv år af min karriere og underviste i. Sidenhen begyndte jeg at anvende den biodynamiske model — det er den jeg har arbejdet med de seneste 17 år, både i min egen klinik og på de kurser, hvor jeg har undervist kolleger. Gennem hele min karriere har det været naturligt for mig at inddrage inspiration fra andre traditioner og lade mit arbejde farves og forvandles af deres erfaringer og indsigter.</w:t>
       </w:r>
     </w:p>
     <w:p>

--- a/tools/output/manuskript-redigerbar.docx
+++ b/tools/output/manuskript-redigerbar.docx
@@ -2361,6 +2361,54 @@
           <w:bCs/>
           <w:b/>
         </w:rPr>
+        <w:t xml:space="preserve">[INSPIRATION — nye vinkler at overveje]</w:t>
+      </w:r>
+    </w:p>
+    <w:p>
+      <w:pPr>
+        <w:pStyle w:val="BodyText"/>
+      </w:pPr>
+      <w:r>
+        <w:rPr>
+          <w:iCs/>
+          <w:i/>
+        </w:rPr>
+        <w:t xml:space="preserve">Når Dynamisk Stilhed viser sig i hænderne, er det ofte ikke som fravær men som en kvalitet af bæren — som om vævet hviler i noget der holder det. Mange behandlere beskriver det som at sidde over et dybt vand de ikke længere skal forstyrre.</w:t>
+      </w:r>
+    </w:p>
+    <w:p>
+      <w:pPr>
+        <w:pStyle w:val="BodyText"/>
+      </w:pPr>
+      <w:r>
+        <w:rPr>
+          <w:iCs/>
+          <w:i/>
+        </w:rPr>
+        <w:t xml:space="preserve">Stilheden lader sig genkende på tværs af traditioner — i zazen-meditation, i den apophatiske teologis gud-uden-egenskaber, i ørkenfædrenes hesychia. Det betyder ikke at de er det samme — kun at mennesket har erfaret denne kvalitet før, og at vi ikke står alene i den.</w:t>
+      </w:r>
+    </w:p>
+    <w:p>
+      <w:pPr>
+        <w:pStyle w:val="BodyText"/>
+      </w:pPr>
+      <w:r>
+        <w:rPr>
+          <w:iCs/>
+          <w:i/>
+        </w:rPr>
+        <w:t xml:space="preserve">Den kommer ikke på vores invitation, og hyppigst slet ikke. De fleste behandlinger forløber uden at Dynamisk Stilhed viser sig direkte, og det er som det skal være. At vente på den er ofte den sikreste måde at lukke døren til den.</w:t>
+      </w:r>
+    </w:p>
+    <w:p>
+      <w:pPr>
+        <w:pStyle w:val="BodyText"/>
+      </w:pPr>
+      <w:r>
+        <w:rPr>
+          <w:bCs/>
+          <w:b/>
+        </w:rPr>
         <w:t xml:space="preserve">[REFLEKSIONSSPØRGSMÅL]</w:t>
       </w:r>
     </w:p>
@@ -2511,6 +2559,96 @@
           <w:bCs/>
           <w:b/>
         </w:rPr>
+        <w:t xml:space="preserve">[INSPIRATION — nye vinkler at overveje]</w:t>
+      </w:r>
+    </w:p>
+    <w:p>
+      <w:pPr>
+        <w:pStyle w:val="BodyText"/>
+      </w:pPr>
+      <w:r>
+        <w:rPr>
+          <w:iCs/>
+          <w:i/>
+        </w:rPr>
+        <w:t xml:space="preserve">Sutherland skelnede skarpt mellem det fysiske åndedrag og Breath of Life. De er ikke det samme, men de mødes — som om åndedrættet er en daglig påmindelse om noget langt dybere der bærer vores liv hvert øjeblik, ikke kun ved indånding.</w:t>
+      </w:r>
+    </w:p>
+    <w:p>
+      <w:pPr>
+        <w:pStyle w:val="BodyText"/>
+      </w:pPr>
+      <w:r>
+        <w:rPr>
+          <w:iCs/>
+          <w:i/>
+        </w:rPr>
+        <w:t xml:space="preserve">Klienter beskriver nogle gange en oplevelse af</w:t>
+      </w:r>
+      <w:r>
+        <w:rPr>
+          <w:iCs/>
+          <w:i/>
+        </w:rPr>
+        <w:t xml:space="preserve"> </w:t>
+      </w:r>
+      <w:r>
+        <w:rPr>
+          <w:iCs/>
+          <w:i/>
+        </w:rPr>
+        <w:t xml:space="preserve">‘</w:t>
+      </w:r>
+      <w:r>
+        <w:rPr>
+          <w:iCs/>
+          <w:i/>
+        </w:rPr>
+        <w:t xml:space="preserve">første åndedrag</w:t>
+      </w:r>
+      <w:r>
+        <w:rPr>
+          <w:iCs/>
+          <w:i/>
+        </w:rPr>
+        <w:t xml:space="preserve">’</w:t>
+      </w:r>
+      <w:r>
+        <w:rPr>
+          <w:iCs/>
+          <w:i/>
+        </w:rPr>
+        <w:t xml:space="preserve"> </w:t>
+      </w:r>
+      <w:r>
+        <w:rPr>
+          <w:iCs/>
+          <w:i/>
+        </w:rPr>
+        <w:t xml:space="preserve">under en behandling — noget der trækker vejret i dem som de ikke selv styrer. Det er ofte i sådanne øjeblikke at heling, der har ventet, finder sin egen vej ind.</w:t>
+      </w:r>
+    </w:p>
+    <w:p>
+      <w:pPr>
+        <w:pStyle w:val="BodyText"/>
+      </w:pPr>
+      <w:r>
+        <w:rPr>
+          <w:iCs/>
+          <w:i/>
+        </w:rPr>
+        <w:t xml:space="preserve">Når Breath of Life føles fjern, er det som regel ikke et tegn på at den er væk — kun at vi leder efter den med vores aktive opmærksomhed. Den findes oftest når vi holder op med at lede og bare bliver i det vi mærker.</w:t>
+      </w:r>
+    </w:p>
+    <w:p>
+      <w:pPr>
+        <w:pStyle w:val="BodyText"/>
+      </w:pPr>
+      <w:r>
+        <w:rPr>
+          <w:bCs/>
+          <w:b/>
+        </w:rPr>
         <w:t xml:space="preserve">[REFLEKSIONSSPØRGSMÅL]</w:t>
       </w:r>
     </w:p>
@@ -2681,6 +2819,54 @@
           <w:bCs/>
           <w:b/>
         </w:rPr>
+        <w:t xml:space="preserve">[INSPIRATION — nye vinkler at overveje]</w:t>
+      </w:r>
+    </w:p>
+    <w:p>
+      <w:pPr>
+        <w:pStyle w:val="BodyText"/>
+      </w:pPr>
+      <w:r>
+        <w:rPr>
+          <w:iCs/>
+          <w:i/>
+        </w:rPr>
+        <w:t xml:space="preserve">Den 100-sekunders cyklus er ikke en målbar konstant — Sutherland talte om 6-10 cyklusser per 10. minut, Jealous formulerede 100 sekunder vejledende. Tallene er pejlemærker, ikke definitioner. Det egentlige er at en langsom rytme bærer livet på et niveau under den hurtige.</w:t>
+      </w:r>
+    </w:p>
+    <w:p>
+      <w:pPr>
+        <w:pStyle w:val="BodyText"/>
+      </w:pPr>
+      <w:r>
+        <w:rPr>
+          <w:iCs/>
+          <w:i/>
+        </w:rPr>
+        <w:t xml:space="preserve">Læringen af Primary Respiration sker ikke gennem måling men gennem mentor-overlevering: en erfaren behandler holder hænderne med dig på en klient, og over tid genkender du det han eller hun mærker. Det er en mundtlig tradition mere end en målbar færdighed.</w:t>
+      </w:r>
+    </w:p>
+    <w:p>
+      <w:pPr>
+        <w:pStyle w:val="BodyText"/>
+      </w:pPr>
+      <w:r>
+        <w:rPr>
+          <w:iCs/>
+          <w:i/>
+        </w:rPr>
+        <w:t xml:space="preserve">Forskellen fra den kranielle rytme (CRI på 8-12 cyklusser per minut) er væsentlig — Primary Respiration er noget andet, langsommere, dybere. Begge findes, men de svarer ikke på de samme behandlings-greb. Bevidst at adskille dem skærper hænderne.</w:t>
+      </w:r>
+    </w:p>
+    <w:p>
+      <w:pPr>
+        <w:pStyle w:val="BodyText"/>
+      </w:pPr>
+      <w:r>
+        <w:rPr>
+          <w:bCs/>
+          <w:b/>
+        </w:rPr>
         <w:t xml:space="preserve">[REFLEKSIONSSPØRGSMÅL]</w:t>
       </w:r>
     </w:p>
@@ -2831,6 +3017,54 @@
           <w:bCs/>
           <w:b/>
         </w:rPr>
+        <w:t xml:space="preserve">[INSPIRATION — nye vinkler at overveje]</w:t>
+      </w:r>
+    </w:p>
+    <w:p>
+      <w:pPr>
+        <w:pStyle w:val="BodyText"/>
+      </w:pPr>
+      <w:r>
+        <w:rPr>
+          <w:iCs/>
+          <w:i/>
+        </w:rPr>
+        <w:t xml:space="preserve">Sills’ typologi af midtlinjer — primal, quantum, fluid, notochordal — kan være nyttig: hver midtlinje opstår som svar på et bestemt udviklingsfald. At mærke flere på samme klient handler om at vide hvilken man arbejder med, ikke om at samle dem alle.</w:t>
+      </w:r>
+    </w:p>
+    <w:p>
+      <w:pPr>
+        <w:pStyle w:val="BodyText"/>
+      </w:pPr>
+      <w:r>
+        <w:rPr>
+          <w:iCs/>
+          <w:i/>
+        </w:rPr>
+        <w:t xml:space="preserve">Embryologisk er midtlinjen ikke en linje men en proces. Notochorden, der dannes i tredje uge, organiserer alt omkring sig — og bliver siden til midten af mellemvirvelskiverne. Noget af denne organiserende impuls fortsætter i kroppen hele livet.</w:t>
+      </w:r>
+    </w:p>
+    <w:p>
+      <w:pPr>
+        <w:pStyle w:val="BodyText"/>
+      </w:pPr>
+      <w:r>
+        <w:rPr>
+          <w:iCs/>
+          <w:i/>
+        </w:rPr>
+        <w:t xml:space="preserve">Den følte midtlinje matcher ikke altid den anatomiske. Klienter kan have funktionelle midtlinjer der er forskudt af gamle traumer — bækkenet et sted, hovedet et andet. At arbejde med disse parallelle akser kræver tålmodighed mere end korrektion.</w:t>
+      </w:r>
+    </w:p>
+    <w:p>
+      <w:pPr>
+        <w:pStyle w:val="BodyText"/>
+      </w:pPr>
+      <w:r>
+        <w:rPr>
+          <w:bCs/>
+          <w:b/>
+        </w:rPr>
         <w:t xml:space="preserve">[REFLEKSIONSSPØRGSMÅL]</w:t>
       </w:r>
     </w:p>
@@ -2981,6 +3215,138 @@
           <w:bCs/>
           <w:b/>
         </w:rPr>
+        <w:t xml:space="preserve">[INSPIRATION — nye vinkler at overveje]</w:t>
+      </w:r>
+    </w:p>
+    <w:p>
+      <w:pPr>
+        <w:pStyle w:val="BodyText"/>
+      </w:pPr>
+      <w:r>
+        <w:rPr>
+          <w:iCs/>
+          <w:i/>
+        </w:rPr>
+        <w:t xml:space="preserve">Becker insisterede på at sundheden altid er til stede — også hos den syge, også hos den døende. Det er en fagligt vigtig position: vi behandler ikke noget vi tilføjer, men noget der allerede er der, som har brug for plads til at udfolde sig.</w:t>
+      </w:r>
+    </w:p>
+    <w:p>
+      <w:pPr>
+        <w:pStyle w:val="BodyText"/>
+      </w:pPr>
+      <w:r>
+        <w:rPr>
+          <w:iCs/>
+          <w:i/>
+        </w:rPr>
+        <w:t xml:space="preserve">I kontrast til symptom-fokuseret medicin starter biodynamikken fra det modsatte sted: ikke</w:t>
+      </w:r>
+      <w:r>
+        <w:rPr>
+          <w:iCs/>
+          <w:i/>
+        </w:rPr>
+        <w:t xml:space="preserve"> </w:t>
+      </w:r>
+      <w:r>
+        <w:rPr>
+          <w:iCs/>
+          <w:i/>
+        </w:rPr>
+        <w:t xml:space="preserve">‘</w:t>
+      </w:r>
+      <w:r>
+        <w:rPr>
+          <w:iCs/>
+          <w:i/>
+        </w:rPr>
+        <w:t xml:space="preserve">hvad er galt</w:t>
+      </w:r>
+      <w:r>
+        <w:rPr>
+          <w:iCs/>
+          <w:i/>
+        </w:rPr>
+        <w:t xml:space="preserve">’</w:t>
+      </w:r>
+      <w:r>
+        <w:rPr>
+          <w:iCs/>
+          <w:i/>
+        </w:rPr>
+        <w:t xml:space="preserve"> </w:t>
+      </w:r>
+      <w:r>
+        <w:rPr>
+          <w:iCs/>
+          <w:i/>
+        </w:rPr>
+        <w:t xml:space="preserve">men</w:t>
+      </w:r>
+      <w:r>
+        <w:rPr>
+          <w:iCs/>
+          <w:i/>
+        </w:rPr>
+        <w:t xml:space="preserve"> </w:t>
+      </w:r>
+      <w:r>
+        <w:rPr>
+          <w:iCs/>
+          <w:i/>
+        </w:rPr>
+        <w:t xml:space="preserve">‘</w:t>
+      </w:r>
+      <w:r>
+        <w:rPr>
+          <w:iCs/>
+          <w:i/>
+        </w:rPr>
+        <w:t xml:space="preserve">hvad er rigtigt</w:t>
+      </w:r>
+      <w:r>
+        <w:rPr>
+          <w:iCs/>
+          <w:i/>
+        </w:rPr>
+        <w:t xml:space="preserve">’</w:t>
+      </w:r>
+      <w:r>
+        <w:rPr>
+          <w:iCs/>
+          <w:i/>
+        </w:rPr>
+        <w:t xml:space="preserve"> </w:t>
+      </w:r>
+      <w:r>
+        <w:rPr>
+          <w:iCs/>
+          <w:i/>
+        </w:rPr>
+        <w:t xml:space="preserve">— også midt i krisen. Det er ikke optimisme. Det er en faglig disciplin der ændrer hvilke informationer vi mærker.</w:t>
+      </w:r>
+    </w:p>
+    <w:p>
+      <w:pPr>
+        <w:pStyle w:val="BodyText"/>
+      </w:pPr>
+      <w:r>
+        <w:rPr>
+          <w:iCs/>
+          <w:i/>
+        </w:rPr>
+        <w:t xml:space="preserve">Hvad gør vi når klienten ikke kan mærke sundheden i sig selv? Vi venter ikke på at de finder den. Vi arbejder fra antagelsen om at den findes, og lader vores hænder hvile på det sted hvor den endnu kan ses.</w:t>
+      </w:r>
+    </w:p>
+    <w:p>
+      <w:pPr>
+        <w:pStyle w:val="BodyText"/>
+      </w:pPr>
+      <w:r>
+        <w:rPr>
+          <w:bCs/>
+          <w:b/>
+        </w:rPr>
         <w:t xml:space="preserve">[REFLEKSIONSSPØRGSMÅL]</w:t>
       </w:r>
     </w:p>
@@ -3131,6 +3497,54 @@
           <w:bCs/>
           <w:b/>
         </w:rPr>
+        <w:t xml:space="preserve">[INSPIRATION — nye vinkler at overveje]</w:t>
+      </w:r>
+    </w:p>
+    <w:p>
+      <w:pPr>
+        <w:pStyle w:val="BodyText"/>
+      </w:pPr>
+      <w:r>
+        <w:rPr>
+          <w:iCs/>
+          <w:i/>
+        </w:rPr>
+        <w:t xml:space="preserve">Motion Present er ikke én bevægelse men et væv af mange — fra cellulær mikrobevægelse til store fasciale ruller. At lære at lytte til dem alle uden at vælge er en disciplin: vi bliver ikke specialister i én rytme men generalister i bevægelsens fylde.</w:t>
+      </w:r>
+    </w:p>
+    <w:p>
+      <w:pPr>
+        <w:pStyle w:val="BodyText"/>
+      </w:pPr>
+      <w:r>
+        <w:rPr>
+          <w:iCs/>
+          <w:i/>
+        </w:rPr>
+        <w:t xml:space="preserve">Når Motion Present pludselig stiger i intensitet, er det ofte fordi systemet har fundet noget at arbejde med. Når den falder næsten til nul, er vi sjældent ude i et tomrum — oftest tæt på Stillpoint eller The Neutral. Begge tilstande er informative.</w:t>
+      </w:r>
+    </w:p>
+    <w:p>
+      <w:pPr>
+        <w:pStyle w:val="BodyText"/>
+      </w:pPr>
+      <w:r>
+        <w:rPr>
+          <w:iCs/>
+          <w:i/>
+        </w:rPr>
+        <w:t xml:space="preserve">At se efter motion præsent er ikke det samme som at lede efter den. Når vi leder, sender vi små signaler ind i feltet og forstyrrer det vi forsøger at observere. Lytten har en helt anden kvalitet — den modtager uden at sende.</w:t>
+      </w:r>
+    </w:p>
+    <w:p>
+      <w:pPr>
+        <w:pStyle w:val="BodyText"/>
+      </w:pPr>
+      <w:r>
+        <w:rPr>
+          <w:bCs/>
+          <w:b/>
+        </w:rPr>
         <w:t xml:space="preserve">[REFLEKSIONSSPØRGSMÅL]</w:t>
       </w:r>
     </w:p>
@@ -3317,6 +3731,96 @@
           <w:bCs/>
           <w:b/>
         </w:rPr>
+        <w:t xml:space="preserve">[INSPIRATION — nye vinkler at overveje]</w:t>
+      </w:r>
+    </w:p>
+    <w:p>
+      <w:pPr>
+        <w:pStyle w:val="BodyText"/>
+      </w:pPr>
+      <w:r>
+        <w:rPr>
+          <w:iCs/>
+          <w:i/>
+        </w:rPr>
+        <w:t xml:space="preserve">Fulcrums er ikke faste anatomiske punkter — de bevæger sig, opløses, dannes. En sund fulcrum er bevægelig; en dysfunktionel er rigid og isoleret. At skelne mellem dem er kerneobservationen i biodynamisk arbejde, og en daglig øvelse.</w:t>
+      </w:r>
+    </w:p>
+    <w:p>
+      <w:pPr>
+        <w:pStyle w:val="BodyText"/>
+      </w:pPr>
+      <w:r>
+        <w:rPr>
+          <w:iCs/>
+          <w:i/>
+        </w:rPr>
+        <w:t xml:space="preserve">Beckers begreb</w:t>
+      </w:r>
+      <w:r>
+        <w:rPr>
+          <w:iCs/>
+          <w:i/>
+        </w:rPr>
+        <w:t xml:space="preserve"> </w:t>
+      </w:r>
+      <w:r>
+        <w:rPr>
+          <w:iCs/>
+          <w:i/>
+        </w:rPr>
+        <w:t xml:space="preserve">‘</w:t>
+      </w:r>
+      <w:r>
+        <w:rPr>
+          <w:iCs/>
+          <w:i/>
+        </w:rPr>
+        <w:t xml:space="preserve">fulcrum of health</w:t>
+      </w:r>
+      <w:r>
+        <w:rPr>
+          <w:iCs/>
+          <w:i/>
+        </w:rPr>
+        <w:t xml:space="preserve">’</w:t>
+      </w:r>
+      <w:r>
+        <w:rPr>
+          <w:iCs/>
+          <w:i/>
+        </w:rPr>
+        <w:t xml:space="preserve"> </w:t>
+      </w:r>
+      <w:r>
+        <w:rPr>
+          <w:iCs/>
+          <w:i/>
+        </w:rPr>
+        <w:t xml:space="preserve">er en udvikling: det er det sted hvor systemets organisering er stærkest, ikke hvor det er mest belastet. At lokalisere det forskydende fulcrum tager bagsædet — vi sætter os i sundhedens fulcrum først.</w:t>
+      </w:r>
+    </w:p>
+    <w:p>
+      <w:pPr>
+        <w:pStyle w:val="BodyText"/>
+      </w:pPr>
+      <w:r>
+        <w:rPr>
+          <w:iCs/>
+          <w:i/>
+        </w:rPr>
+        <w:t xml:space="preserve">Når et fulcrum spontant flytter sig under hænderne, har systemet selv valgt næste fokus. Vores opgave er ikke at følge med fysisk men at give plads i opmærksomheden. Den nye placering bringer ofte information som det gamle fulcrum havde holdt skjult.</w:t>
+      </w:r>
+    </w:p>
+    <w:p>
+      <w:pPr>
+        <w:pStyle w:val="BodyText"/>
+      </w:pPr>
+      <w:r>
+        <w:rPr>
+          <w:bCs/>
+          <w:b/>
+        </w:rPr>
         <w:t xml:space="preserve">[REFLEKSIONSSPØRGSMÅL]</w:t>
       </w:r>
     </w:p>
@@ -3467,6 +3971,54 @@
           <w:bCs/>
           <w:b/>
         </w:rPr>
+        <w:t xml:space="preserve">[INSPIRATION — nye vinkler at overveje]</w:t>
+      </w:r>
+    </w:p>
+    <w:p>
+      <w:pPr>
+        <w:pStyle w:val="BodyText"/>
+      </w:pPr>
+      <w:r>
+        <w:rPr>
+          <w:iCs/>
+          <w:i/>
+        </w:rPr>
+        <w:t xml:space="preserve">Klienter beskriver stillpoints meget forskelligt — nogle som fald, nogle som svæven, nogle som klarhed der pludselig kommer. Det fælles træk er at noget sker uden anstrengelse. Det fortæller os noget om hvilken slags handling helingen er: ofte handler det om ikke-handling.</w:t>
+      </w:r>
+    </w:p>
+    <w:p>
+      <w:pPr>
+        <w:pStyle w:val="BodyText"/>
+      </w:pPr>
+      <w:r>
+        <w:rPr>
+          <w:iCs/>
+          <w:i/>
+        </w:rPr>
+        <w:t xml:space="preserve">Forskellen mellem en behandler-induceret stillpoint og en spontan er værd at mærke. Den inducerede er en indgang; den spontane er ofte en dybere proces. Begge har værdi — men kun hvis vi kan skelne dem og ikke prøver at fremtvinge det andet.</w:t>
+      </w:r>
+    </w:p>
+    <w:p>
+      <w:pPr>
+        <w:pStyle w:val="BodyText"/>
+      </w:pPr>
+      <w:r>
+        <w:rPr>
+          <w:iCs/>
+          <w:i/>
+        </w:rPr>
+        <w:t xml:space="preserve">Det der følger efter et stillpoint er lige så vigtigt som selve punktet. Mange terapeutiske ændringer sker ikke i stilheden men i den genoptagne bevægelse bagefter — som om systemet har genvejet sig selv og nu udfolder den nye balance.</w:t>
+      </w:r>
+    </w:p>
+    <w:p>
+      <w:pPr>
+        <w:pStyle w:val="BodyText"/>
+      </w:pPr>
+      <w:r>
+        <w:rPr>
+          <w:bCs/>
+          <w:b/>
+        </w:rPr>
         <w:t xml:space="preserve">[REFLEKSIONSSPØRGSMÅL]</w:t>
       </w:r>
     </w:p>
@@ -3617,6 +4169,54 @@
           <w:bCs/>
           <w:b/>
         </w:rPr>
+        <w:t xml:space="preserve">[INSPIRATION — nye vinkler at overveje]</w:t>
+      </w:r>
+    </w:p>
+    <w:p>
+      <w:pPr>
+        <w:pStyle w:val="BodyText"/>
+      </w:pPr>
+      <w:r>
+        <w:rPr>
+          <w:iCs/>
+          <w:i/>
+        </w:rPr>
+        <w:t xml:space="preserve">Alkymisten ville sige: bly forvandles ikke til guld ved kraft, men ved eksponering for et felt. Transmutation i biodynamikken har den samme logik. Vi tilfører ikke noget — vi skaber et felt hvor vævets egne kvaliteter kan ændre form.</w:t>
+      </w:r>
+    </w:p>
+    <w:p>
+      <w:pPr>
+        <w:pStyle w:val="BodyText"/>
+      </w:pPr>
+      <w:r>
+        <w:rPr>
+          <w:iCs/>
+          <w:i/>
+        </w:rPr>
+        <w:t xml:space="preserve">Den synlige transmutation går ofte gennem en mellemtilstand — fra rigid struktur til væskelignende kvalitet, og derfra til noget endnu mere flydende. Hvert lag tager den tid det tager. Vi kan ikke springe et lag over uden at handlingen mister sin substans.</w:t>
+      </w:r>
+    </w:p>
+    <w:p>
+      <w:pPr>
+        <w:pStyle w:val="BodyText"/>
+      </w:pPr>
+      <w:r>
+        <w:rPr>
+          <w:iCs/>
+          <w:i/>
+        </w:rPr>
+        <w:t xml:space="preserve">Når transmutation er ufuldstændig, er det sjældent fordi den er stoppet — oftere fordi den er i et lag vi ikke kan mærke endnu. Vores tålmodighed er det enkelte stærkeste redskab. Helingen sker stadig, men i sit eget tempo.</w:t>
+      </w:r>
+    </w:p>
+    <w:p>
+      <w:pPr>
+        <w:pStyle w:val="BodyText"/>
+      </w:pPr>
+      <w:r>
+        <w:rPr>
+          <w:bCs/>
+          <w:b/>
+        </w:rPr>
         <w:t xml:space="preserve">[REFLEKSIONSSPØRGSMÅL]</w:t>
       </w:r>
     </w:p>
@@ -3803,6 +4403,96 @@
           <w:bCs/>
           <w:b/>
         </w:rPr>
+        <w:t xml:space="preserve">[INSPIRATION — nye vinkler at overveje]</w:t>
+      </w:r>
+    </w:p>
+    <w:p>
+      <w:pPr>
+        <w:pStyle w:val="BodyText"/>
+      </w:pPr>
+      <w:r>
+        <w:rPr>
+          <w:iCs/>
+          <w:i/>
+        </w:rPr>
+        <w:t xml:space="preserve">The Neutral forveksles let med afslapning, men er ikke det samme. Afslapning er en reduktion af spænding; The Neutral er en samling af alle systemers aktivitet i et fælles centrum. Klienten er ikke</w:t>
+      </w:r>
+      <w:r>
+        <w:rPr>
+          <w:iCs/>
+          <w:i/>
+        </w:rPr>
+        <w:t xml:space="preserve"> </w:t>
+      </w:r>
+      <w:r>
+        <w:rPr>
+          <w:iCs/>
+          <w:i/>
+        </w:rPr>
+        <w:t xml:space="preserve">‘</w:t>
+      </w:r>
+      <w:r>
+        <w:rPr>
+          <w:iCs/>
+          <w:i/>
+        </w:rPr>
+        <w:t xml:space="preserve">slap</w:t>
+      </w:r>
+      <w:r>
+        <w:rPr>
+          <w:iCs/>
+          <w:i/>
+        </w:rPr>
+        <w:t xml:space="preserve">’</w:t>
+      </w:r>
+      <w:r>
+        <w:rPr>
+          <w:iCs/>
+          <w:i/>
+        </w:rPr>
+        <w:t xml:space="preserve"> </w:t>
+      </w:r>
+      <w:r>
+        <w:rPr>
+          <w:iCs/>
+          <w:i/>
+        </w:rPr>
+        <w:t xml:space="preserve">— de er fuldt til stede, bare uden distance.</w:t>
+      </w:r>
+    </w:p>
+    <w:p>
+      <w:pPr>
+        <w:pStyle w:val="BodyText"/>
+      </w:pPr>
+      <w:r>
+        <w:rPr>
+          <w:iCs/>
+          <w:i/>
+        </w:rPr>
+        <w:t xml:space="preserve">Polyvagalt set svarer The Neutral nok mest til en dyb ventral vagal aktivitet med tilstrækkelig sympatisk tone til at opretholde nærvær. Det er ikke en passiv tilstand — det er en aktiv-balanceret tilstand som systemet kun finder under særlige betingelser.</w:t>
+      </w:r>
+    </w:p>
+    <w:p>
+      <w:pPr>
+        <w:pStyle w:val="BodyText"/>
+      </w:pPr>
+      <w:r>
+        <w:rPr>
+          <w:iCs/>
+          <w:i/>
+        </w:rPr>
+        <w:t xml:space="preserve">Mange behandlinger lykkes ikke med at nå The Neutral, og det er som det skal være. Den er ikke et behandlings-mål men en forudsætning, der nogle gange er der, nogle gange ikke. At kræve den er at lukke den ude.</w:t>
+      </w:r>
+    </w:p>
+    <w:p>
+      <w:pPr>
+        <w:pStyle w:val="BodyText"/>
+      </w:pPr>
+      <w:r>
+        <w:rPr>
+          <w:bCs/>
+          <w:b/>
+        </w:rPr>
         <w:t xml:space="preserve">[REFLEKSIONSSPØRGSMÅL]</w:t>
       </w:r>
     </w:p>
@@ -3953,6 +4643,89 @@
           <w:bCs/>
           <w:b/>
         </w:rPr>
+        <w:t xml:space="preserve">[INSPIRATION — nye vinkler at overveje]</w:t>
+      </w:r>
+    </w:p>
+    <w:p>
+      <w:pPr>
+        <w:pStyle w:val="BodyText"/>
+      </w:pPr>
+      <w:r>
+        <w:rPr>
+          <w:iCs/>
+          <w:i/>
+        </w:rPr>
+        <w:t xml:space="preserve">Automatic Shifting demonstrerer at systemet selv bestemmer rækkefølgen af heling. Hvad der ser kaotisk ud er sjældent kaos — det er en intelligens vi ikke kan forudsige. Vores job er ikke at organisere processen men at holde plads til den.</w:t>
+      </w:r>
+    </w:p>
+    <w:p>
+      <w:pPr>
+        <w:pStyle w:val="BodyText"/>
+      </w:pPr>
+      <w:r>
+        <w:rPr>
+          <w:iCs/>
+          <w:i/>
+        </w:rPr>
+        <w:t xml:space="preserve">Når shifting går hurtigt fra område til område, kan det føles som om der ikke</w:t>
+      </w:r>
+      <w:r>
+        <w:rPr>
+          <w:iCs/>
+          <w:i/>
+        </w:rPr>
+        <w:t xml:space="preserve"> </w:t>
+      </w:r>
+      <w:r>
+        <w:rPr>
+          <w:iCs/>
+          <w:i/>
+        </w:rPr>
+        <w:t xml:space="preserve">‘</w:t>
+      </w:r>
+      <w:r>
+        <w:rPr>
+          <w:iCs/>
+          <w:i/>
+        </w:rPr>
+        <w:t xml:space="preserve">sker noget</w:t>
+      </w:r>
+      <w:r>
+        <w:rPr>
+          <w:iCs/>
+          <w:i/>
+        </w:rPr>
+        <w:t xml:space="preserve">’</w:t>
+      </w:r>
+      <w:r>
+        <w:rPr>
+          <w:iCs/>
+          <w:i/>
+        </w:rPr>
+        <w:t xml:space="preserve">. Men noget af det dybeste arbejde sker netop her — systemet ordner relationer mellem dele snarere end at arbejde lokalt. At blive i åbenheden kræver disciplin.</w:t>
+      </w:r>
+    </w:p>
+    <w:p>
+      <w:pPr>
+        <w:pStyle w:val="BodyText"/>
+      </w:pPr>
+      <w:r>
+        <w:rPr>
+          <w:iCs/>
+          <w:i/>
+        </w:rPr>
+        <w:t xml:space="preserve">Behandlerens største fristelse i Automatic Shifting er at gribe ind med teknik. Vi vil hjælpe noget. Men oftest hjælper vi mest ved at trække vores intention tilbage og lade processen styre. Det er ofte først bagefter at meningen viser sig.</w:t>
+      </w:r>
+    </w:p>
+    <w:p>
+      <w:pPr>
+        <w:pStyle w:val="BodyText"/>
+      </w:pPr>
+      <w:r>
+        <w:rPr>
+          <w:bCs/>
+          <w:b/>
+        </w:rPr>
         <w:t xml:space="preserve">[REFLEKSIONSSPØRGSMÅL]</w:t>
       </w:r>
     </w:p>
@@ -4103,6 +4876,89 @@
           <w:bCs/>
           <w:b/>
         </w:rPr>
+        <w:t xml:space="preserve">[INSPIRATION — nye vinkler at overveje]</w:t>
+      </w:r>
+    </w:p>
+    <w:p>
+      <w:pPr>
+        <w:pStyle w:val="BodyText"/>
+      </w:pPr>
+      <w:r>
+        <w:rPr>
+          <w:iCs/>
+          <w:i/>
+        </w:rPr>
+        <w:t xml:space="preserve">Disciplinen ved ikke at have en plan er sværere end den lyder. Vores uddannelse har trænet os i at observere, vurdere, vælge intervention. At slippe alt det er ikke at blive passiv — det er at flytte tilliden fra vores plan til systemets.</w:t>
+      </w:r>
+    </w:p>
+    <w:p>
+      <w:pPr>
+        <w:pStyle w:val="BodyText"/>
+      </w:pPr>
+      <w:r>
+        <w:rPr>
+          <w:iCs/>
+          <w:i/>
+        </w:rPr>
+        <w:t xml:space="preserve">Den iboende plan er ikke det samme som</w:t>
+      </w:r>
+      <w:r>
+        <w:rPr>
+          <w:iCs/>
+          <w:i/>
+        </w:rPr>
+        <w:t xml:space="preserve"> </w:t>
+      </w:r>
+      <w:r>
+        <w:rPr>
+          <w:iCs/>
+          <w:i/>
+        </w:rPr>
+        <w:t xml:space="preserve">‘</w:t>
+      </w:r>
+      <w:r>
+        <w:rPr>
+          <w:iCs/>
+          <w:i/>
+        </w:rPr>
+        <w:t xml:space="preserve">lade hvad som helst ske</w:t>
+      </w:r>
+      <w:r>
+        <w:rPr>
+          <w:iCs/>
+          <w:i/>
+        </w:rPr>
+        <w:t xml:space="preserve">’</w:t>
+      </w:r>
+      <w:r>
+        <w:rPr>
+          <w:iCs/>
+          <w:i/>
+        </w:rPr>
+        <w:t xml:space="preserve">. Vi mærker stadig, vi vurderer stadig, vi reagerer stadig på sikkerhedsspørgsmål. Forskellen er hvor vi henter retningen — fra protokollen eller fra det levende system.</w:t>
+      </w:r>
+    </w:p>
+    <w:p>
+      <w:pPr>
+        <w:pStyle w:val="BodyText"/>
+      </w:pPr>
+      <w:r>
+        <w:rPr>
+          <w:iCs/>
+          <w:i/>
+        </w:rPr>
+        <w:t xml:space="preserve">Nogle gange er den iboende plan smerte. Klienten oplever ubehag, og vores trang til at lindre er stærk. At blive ved med at stole på planen kræver at vi kender forskellen mellem nyttig smerte (transmutation) og ikke-nyttig smerte (overvældelse).</w:t>
+      </w:r>
+    </w:p>
+    <w:p>
+      <w:pPr>
+        <w:pStyle w:val="BodyText"/>
+      </w:pPr>
+      <w:r>
+        <w:rPr>
+          <w:bCs/>
+          <w:b/>
+        </w:rPr>
         <w:t xml:space="preserve">[REFLEKSIONSSPØRGSMÅL]</w:t>
       </w:r>
     </w:p>
@@ -4291,6 +5147,131 @@
           <w:bCs/>
           <w:b/>
         </w:rPr>
+        <w:t xml:space="preserve">[INSPIRATION — nye vinkler at overveje]</w:t>
+      </w:r>
+    </w:p>
+    <w:p>
+      <w:pPr>
+        <w:pStyle w:val="BodyText"/>
+      </w:pPr>
+      <w:r>
+        <w:rPr>
+          <w:iCs/>
+          <w:i/>
+        </w:rPr>
+        <w:t xml:space="preserve">Modern fascia-forskning (Schleip, Stecco) bekræfter at kroppens</w:t>
+      </w:r>
+      <w:r>
+        <w:rPr>
+          <w:iCs/>
+          <w:i/>
+        </w:rPr>
+        <w:t xml:space="preserve"> </w:t>
+      </w:r>
+      <w:r>
+        <w:rPr>
+          <w:iCs/>
+          <w:i/>
+        </w:rPr>
+        <w:t xml:space="preserve">‘</w:t>
+      </w:r>
+      <w:r>
+        <w:rPr>
+          <w:iCs/>
+          <w:i/>
+        </w:rPr>
+        <w:t xml:space="preserve">tørre</w:t>
+      </w:r>
+      <w:r>
+        <w:rPr>
+          <w:iCs/>
+          <w:i/>
+        </w:rPr>
+        <w:t xml:space="preserve">’</w:t>
+      </w:r>
+      <w:r>
+        <w:rPr>
+          <w:iCs/>
+          <w:i/>
+        </w:rPr>
+        <w:t xml:space="preserve"> </w:t>
+      </w:r>
+      <w:r>
+        <w:rPr>
+          <w:iCs/>
+          <w:i/>
+        </w:rPr>
+        <w:t xml:space="preserve">væv slet ikke er tørt — fascia er gennemvædet af interstitielt fluid og bevæger sig som en sammenhængende fluid-matrix. Sutherlands intuition for over 100 år siden viser sig at have anatomisk substans.</w:t>
+      </w:r>
+    </w:p>
+    <w:p>
+      <w:pPr>
+        <w:pStyle w:val="BodyText"/>
+      </w:pPr>
+      <w:r>
+        <w:rPr>
+          <w:iCs/>
+          <w:i/>
+        </w:rPr>
+        <w:t xml:space="preserve">Fluid body opleves ofte først som en kvalitet i hænderne, ikke som en mekanisk bevægelse vi kan beskrive. Det er som om kroppen pludselig bliver</w:t>
+      </w:r>
+      <w:r>
+        <w:rPr>
+          <w:iCs/>
+          <w:i/>
+        </w:rPr>
+        <w:t xml:space="preserve"> </w:t>
+      </w:r>
+      <w:r>
+        <w:rPr>
+          <w:iCs/>
+          <w:i/>
+        </w:rPr>
+        <w:t xml:space="preserve">‘</w:t>
+      </w:r>
+      <w:r>
+        <w:rPr>
+          <w:iCs/>
+          <w:i/>
+        </w:rPr>
+        <w:t xml:space="preserve">vådere</w:t>
+      </w:r>
+      <w:r>
+        <w:rPr>
+          <w:iCs/>
+          <w:i/>
+        </w:rPr>
+        <w:t xml:space="preserve">’</w:t>
+      </w:r>
+      <w:r>
+        <w:rPr>
+          <w:iCs/>
+          <w:i/>
+        </w:rPr>
+        <w:t xml:space="preserve">. Den oplevelse er real og målbar — vævs-impedans og lokal hydration ændrer sig.</w:t>
+      </w:r>
+    </w:p>
+    <w:p>
+      <w:pPr>
+        <w:pStyle w:val="BodyText"/>
+      </w:pPr>
+      <w:r>
+        <w:rPr>
+          <w:iCs/>
+          <w:i/>
+        </w:rPr>
+        <w:t xml:space="preserve">Når fluid body føles låst, er det sjældent at væsken er væk — den er bare ikke i bevægelse. Det vi lytter efter er det første tegn på at strømmen begynder igen. Det første tegn er ofte mindre end vi forventer.</w:t>
+      </w:r>
+    </w:p>
+    <w:p>
+      <w:pPr>
+        <w:pStyle w:val="BodyText"/>
+      </w:pPr>
+      <w:r>
+        <w:rPr>
+          <w:bCs/>
+          <w:b/>
+        </w:rPr>
         <w:t xml:space="preserve">[REFLEKSIONSSPØRGSMÅL]</w:t>
       </w:r>
     </w:p>
@@ -4453,6 +5434,166 @@
           <w:bCs/>
           <w:b/>
         </w:rPr>
+        <w:t xml:space="preserve">[INSPIRATION — nye vinkler at overveje]</w:t>
+      </w:r>
+    </w:p>
+    <w:p>
+      <w:pPr>
+        <w:pStyle w:val="BodyText"/>
+      </w:pPr>
+      <w:r>
+        <w:rPr>
+          <w:iCs/>
+          <w:i/>
+        </w:rPr>
+        <w:t xml:space="preserve">Læsionsfeltet ligner i sin struktur traume-kortet hos Levine, van der Kolk og Porges: et område der har trukket sig tilbage for at beskytte helheden. At se det som beskyttelse, ikke fejl, ændrer behandlingens grundtone fundamentalt.</w:t>
+      </w:r>
+    </w:p>
+    <w:p>
+      <w:pPr>
+        <w:pStyle w:val="BodyText"/>
+      </w:pPr>
+      <w:r>
+        <w:rPr>
+          <w:iCs/>
+          <w:i/>
+        </w:rPr>
+        <w:t xml:space="preserve">Læsionens visdom er ofte gemt i hvad den engang reddede. At spørge</w:t>
+      </w:r>
+      <w:r>
+        <w:rPr>
+          <w:iCs/>
+          <w:i/>
+        </w:rPr>
+        <w:t xml:space="preserve"> </w:t>
+      </w:r>
+      <w:r>
+        <w:rPr>
+          <w:iCs/>
+          <w:i/>
+        </w:rPr>
+        <w:t xml:space="preserve">‘</w:t>
+      </w:r>
+      <w:r>
+        <w:rPr>
+          <w:iCs/>
+          <w:i/>
+        </w:rPr>
+        <w:t xml:space="preserve">hvad ville være sket uden denne tilbagetrækning</w:t>
+      </w:r>
+      <w:r>
+        <w:rPr>
+          <w:iCs/>
+          <w:i/>
+        </w:rPr>
+        <w:t xml:space="preserve">’</w:t>
+      </w:r>
+      <w:r>
+        <w:rPr>
+          <w:iCs/>
+          <w:i/>
+        </w:rPr>
+        <w:t xml:space="preserve"> </w:t>
+      </w:r>
+      <w:r>
+        <w:rPr>
+          <w:iCs/>
+          <w:i/>
+        </w:rPr>
+        <w:t xml:space="preserve">åbner et helt andet rum end</w:t>
+      </w:r>
+      <w:r>
+        <w:rPr>
+          <w:iCs/>
+          <w:i/>
+        </w:rPr>
+        <w:t xml:space="preserve"> </w:t>
+      </w:r>
+      <w:r>
+        <w:rPr>
+          <w:iCs/>
+          <w:i/>
+        </w:rPr>
+        <w:t xml:space="preserve">‘</w:t>
+      </w:r>
+      <w:r>
+        <w:rPr>
+          <w:iCs/>
+          <w:i/>
+        </w:rPr>
+        <w:t xml:space="preserve">hvordan får vi den tilbage</w:t>
+      </w:r>
+      <w:r>
+        <w:rPr>
+          <w:iCs/>
+          <w:i/>
+        </w:rPr>
+        <w:t xml:space="preserve">’</w:t>
+      </w:r>
+      <w:r>
+        <w:rPr>
+          <w:iCs/>
+          <w:i/>
+        </w:rPr>
+        <w:t xml:space="preserve">. Behandling bliver ikke korrektion men anerkendelse.</w:t>
+      </w:r>
+    </w:p>
+    <w:p>
+      <w:pPr>
+        <w:pStyle w:val="BodyText"/>
+      </w:pPr>
+      <w:r>
+        <w:rPr>
+          <w:iCs/>
+          <w:i/>
+        </w:rPr>
+        <w:t xml:space="preserve">Når feltet ikke vil løslade, er det oftest fordi grundpræmissen — sikkerhed nu — endnu ikke er etableret. Vi kan ikke springe det skridt over. Først nervesystemets dybe besked om</w:t>
+      </w:r>
+      <w:r>
+        <w:rPr>
+          <w:iCs/>
+          <w:i/>
+        </w:rPr>
+        <w:t xml:space="preserve"> </w:t>
+      </w:r>
+      <w:r>
+        <w:rPr>
+          <w:iCs/>
+          <w:i/>
+        </w:rPr>
+        <w:t xml:space="preserve">‘</w:t>
+      </w:r>
+      <w:r>
+        <w:rPr>
+          <w:iCs/>
+          <w:i/>
+        </w:rPr>
+        <w:t xml:space="preserve">her er sikkert</w:t>
+      </w:r>
+      <w:r>
+        <w:rPr>
+          <w:iCs/>
+          <w:i/>
+        </w:rPr>
+        <w:t xml:space="preserve">’</w:t>
+      </w:r>
+      <w:r>
+        <w:rPr>
+          <w:iCs/>
+          <w:i/>
+        </w:rPr>
+        <w:t xml:space="preserve">, så kan læsionen begynde at slippe.</w:t>
+      </w:r>
+    </w:p>
+    <w:p>
+      <w:pPr>
+        <w:pStyle w:val="BodyText"/>
+      </w:pPr>
+      <w:r>
+        <w:rPr>
+          <w:bCs/>
+          <w:b/>
+        </w:rPr>
         <w:t xml:space="preserve">[REFLEKSIONSSPØRGSMÅL]</w:t>
       </w:r>
     </w:p>
@@ -4613,6 +5754,131 @@
           <w:bCs/>
           <w:b/>
         </w:rPr>
+        <w:t xml:space="preserve">[INSPIRATION — nye vinkler at overveje]</w:t>
+      </w:r>
+    </w:p>
+    <w:p>
+      <w:pPr>
+        <w:pStyle w:val="BodyText"/>
+      </w:pPr>
+      <w:r>
+        <w:rPr>
+          <w:iCs/>
+          <w:i/>
+        </w:rPr>
+        <w:t xml:space="preserve">Potency forveksles let med energi-begreber fra andre traditioner (qi, prana, orgon). Forskellene er væsentlige: Potency er specifikt knyttet til sundheds- og helingsprocesser, ikke en almen livsenergi. At blande begreberne sammen mister noget af det biodynamiske.</w:t>
+      </w:r>
+    </w:p>
+    <w:p>
+      <w:pPr>
+        <w:pStyle w:val="BodyText"/>
+      </w:pPr>
+      <w:r>
+        <w:rPr>
+          <w:iCs/>
+          <w:i/>
+        </w:rPr>
+        <w:t xml:space="preserve">Bound potency findes overalt hvor systemet har skullet låse noget for at overleve. Når den frigives, er den ikke</w:t>
+      </w:r>
+      <w:r>
+        <w:rPr>
+          <w:iCs/>
+          <w:i/>
+        </w:rPr>
+        <w:t xml:space="preserve"> </w:t>
+      </w:r>
+      <w:r>
+        <w:rPr>
+          <w:iCs/>
+          <w:i/>
+        </w:rPr>
+        <w:t xml:space="preserve">‘</w:t>
+      </w:r>
+      <w:r>
+        <w:rPr>
+          <w:iCs/>
+          <w:i/>
+        </w:rPr>
+        <w:t xml:space="preserve">mere kraft</w:t>
+      </w:r>
+      <w:r>
+        <w:rPr>
+          <w:iCs/>
+          <w:i/>
+        </w:rPr>
+        <w:t xml:space="preserve">’</w:t>
+      </w:r>
+      <w:r>
+        <w:rPr>
+          <w:iCs/>
+          <w:i/>
+        </w:rPr>
+        <w:t xml:space="preserve"> </w:t>
+      </w:r>
+      <w:r>
+        <w:rPr>
+          <w:iCs/>
+          <w:i/>
+        </w:rPr>
+        <w:t xml:space="preserve">— det er den oprindelige kraft der ikke længere er bundet til en bestemt opgave. Den vender tilbage til helheden.</w:t>
+      </w:r>
+    </w:p>
+    <w:p>
+      <w:pPr>
+        <w:pStyle w:val="BodyText"/>
+      </w:pPr>
+      <w:r>
+        <w:rPr>
+          <w:iCs/>
+          <w:i/>
+        </w:rPr>
+        <w:t xml:space="preserve">Potency bevæger sig ikke som en partikel — den manifesterer sig som ændringer i feltet. At mærke potency i hænderne er at mærke tilstandsskift snarere end at mærke</w:t>
+      </w:r>
+      <w:r>
+        <w:rPr>
+          <w:iCs/>
+          <w:i/>
+        </w:rPr>
+        <w:t xml:space="preserve"> </w:t>
+      </w:r>
+      <w:r>
+        <w:rPr>
+          <w:iCs/>
+          <w:i/>
+        </w:rPr>
+        <w:t xml:space="preserve">‘</w:t>
+      </w:r>
+      <w:r>
+        <w:rPr>
+          <w:iCs/>
+          <w:i/>
+        </w:rPr>
+        <w:t xml:space="preserve">noget der bevæger sig</w:t>
+      </w:r>
+      <w:r>
+        <w:rPr>
+          <w:iCs/>
+          <w:i/>
+        </w:rPr>
+        <w:t xml:space="preserve">’</w:t>
+      </w:r>
+      <w:r>
+        <w:rPr>
+          <w:iCs/>
+          <w:i/>
+        </w:rPr>
+        <w:t xml:space="preserve">. Det skaber et andet sprog for det vi gør.</w:t>
+      </w:r>
+    </w:p>
+    <w:p>
+      <w:pPr>
+        <w:pStyle w:val="BodyText"/>
+      </w:pPr>
+      <w:r>
+        <w:rPr>
+          <w:bCs/>
+          <w:b/>
+        </w:rPr>
         <w:t xml:space="preserve">[REFLEKSIONSSPØRGSMÅL]</w:t>
       </w:r>
     </w:p>
@@ -4775,6 +6041,138 @@
           <w:bCs/>
           <w:b/>
         </w:rPr>
+        <w:t xml:space="preserve">[INSPIRATION — nye vinkler at overveje]</w:t>
+      </w:r>
+    </w:p>
+    <w:p>
+      <w:pPr>
+        <w:pStyle w:val="BodyText"/>
+      </w:pPr>
+      <w:r>
+        <w:rPr>
+          <w:iCs/>
+          <w:i/>
+        </w:rPr>
+        <w:t xml:space="preserve">Den første ignition skete ved unionens øjeblik, ved fødslen, ved første åndedræt. Det er ikke metafor — der er målbare tærskelfænomener i den embryonale udvikling der svarer til denne formulering. Hver tærskel er et</w:t>
+      </w:r>
+      <w:r>
+        <w:rPr>
+          <w:iCs/>
+          <w:i/>
+        </w:rPr>
+        <w:t xml:space="preserve"> </w:t>
+      </w:r>
+      <w:r>
+        <w:rPr>
+          <w:iCs/>
+          <w:i/>
+        </w:rPr>
+        <w:t xml:space="preserve">‘</w:t>
+      </w:r>
+      <w:r>
+        <w:rPr>
+          <w:iCs/>
+          <w:i/>
+        </w:rPr>
+        <w:t xml:space="preserve">lys-tændes</w:t>
+      </w:r>
+      <w:r>
+        <w:rPr>
+          <w:iCs/>
+          <w:i/>
+        </w:rPr>
+        <w:t xml:space="preserve">’</w:t>
+      </w:r>
+      <w:r>
+        <w:rPr>
+          <w:iCs/>
+          <w:i/>
+        </w:rPr>
+        <w:t xml:space="preserve"> </w:t>
+      </w:r>
+      <w:r>
+        <w:rPr>
+          <w:iCs/>
+          <w:i/>
+        </w:rPr>
+        <w:t xml:space="preserve">øjeblik.</w:t>
+      </w:r>
+    </w:p>
+    <w:p>
+      <w:pPr>
+        <w:pStyle w:val="BodyText"/>
+      </w:pPr>
+      <w:r>
+        <w:rPr>
+          <w:iCs/>
+          <w:i/>
+        </w:rPr>
+        <w:t xml:space="preserve">Re-ignition efter sygdom eller traume er ikke en restauration af det gamle — det er en ny ignition. Klienten kommer ikke</w:t>
+      </w:r>
+      <w:r>
+        <w:rPr>
+          <w:iCs/>
+          <w:i/>
+        </w:rPr>
+        <w:t xml:space="preserve"> </w:t>
+      </w:r>
+      <w:r>
+        <w:rPr>
+          <w:iCs/>
+          <w:i/>
+        </w:rPr>
+        <w:t xml:space="preserve">‘</w:t>
+      </w:r>
+      <w:r>
+        <w:rPr>
+          <w:iCs/>
+          <w:i/>
+        </w:rPr>
+        <w:t xml:space="preserve">tilbage</w:t>
+      </w:r>
+      <w:r>
+        <w:rPr>
+          <w:iCs/>
+          <w:i/>
+        </w:rPr>
+        <w:t xml:space="preserve">’</w:t>
+      </w:r>
+      <w:r>
+        <w:rPr>
+          <w:iCs/>
+          <w:i/>
+        </w:rPr>
+        <w:t xml:space="preserve"> </w:t>
+      </w:r>
+      <w:r>
+        <w:rPr>
+          <w:iCs/>
+          <w:i/>
+        </w:rPr>
+        <w:t xml:space="preserve">til som de var; de bevæger sig fremad til en ny baseline. Det er vigtigt ikke at forveksle de to.</w:t>
+      </w:r>
+    </w:p>
+    <w:p>
+      <w:pPr>
+        <w:pStyle w:val="BodyText"/>
+      </w:pPr>
+      <w:r>
+        <w:rPr>
+          <w:iCs/>
+          <w:i/>
+        </w:rPr>
+        <w:t xml:space="preserve">Når ignition ikke vil ske, er det sjældent fordi der mangler kraft. Oftere mangler der den indre tærskelbetingelse — en tilstand af tilstrækkelig hvile, tilstrækkelig sikkerhed, tilstrækkelig orientering. Vi tænder ikke ilden; vi forbereder brændet.</w:t>
+      </w:r>
+    </w:p>
+    <w:p>
+      <w:pPr>
+        <w:pStyle w:val="BodyText"/>
+      </w:pPr>
+      <w:r>
+        <w:rPr>
+          <w:bCs/>
+          <w:b/>
+        </w:rPr>
         <w:t xml:space="preserve">[REFLEKSIONSSPØRGSMÅL]</w:t>
       </w:r>
     </w:p>
@@ -4925,6 +6323,138 @@
           <w:bCs/>
           <w:b/>
         </w:rPr>
+        <w:t xml:space="preserve">[INSPIRATION — nye vinkler at overveje]</w:t>
+      </w:r>
+    </w:p>
+    <w:p>
+      <w:pPr>
+        <w:pStyle w:val="BodyText"/>
+      </w:pPr>
+      <w:r>
+        <w:rPr>
+          <w:iCs/>
+          <w:i/>
+        </w:rPr>
+        <w:t xml:space="preserve">Aksiale fluktuationer følger ikke altid samme retning. Nogle gange er de overvejende cephal-caudale; andre gange er de spiralerende. At mærke retningen og dens variation er en finmotorisk evne der udvikles over år, ikke uger.</w:t>
+      </w:r>
+    </w:p>
+    <w:p>
+      <w:pPr>
+        <w:pStyle w:val="BodyText"/>
+      </w:pPr>
+      <w:r>
+        <w:rPr>
+          <w:iCs/>
+          <w:i/>
+        </w:rPr>
+        <w:t xml:space="preserve">Klienten oplever fluktuationerne forskelligt afhængigt af hvor i kroppen de mærker dem. I bækkenet ofte som vugning; i kraniet som let pres-forandring; langs columna som bølgende fornemmelse. Disse beskrivelser hjælper med at konfirmere hvad hænderne mærker.</w:t>
+      </w:r>
+    </w:p>
+    <w:p>
+      <w:pPr>
+        <w:pStyle w:val="BodyText"/>
+      </w:pPr>
+      <w:r>
+        <w:rPr>
+          <w:iCs/>
+          <w:i/>
+        </w:rPr>
+        <w:t xml:space="preserve">Når fluktuationerne er blokerede, mærkes de ofte som</w:t>
+      </w:r>
+      <w:r>
+        <w:rPr>
+          <w:iCs/>
+          <w:i/>
+        </w:rPr>
+        <w:t xml:space="preserve"> </w:t>
+      </w:r>
+      <w:r>
+        <w:rPr>
+          <w:iCs/>
+          <w:i/>
+        </w:rPr>
+        <w:t xml:space="preserve">‘</w:t>
+      </w:r>
+      <w:r>
+        <w:rPr>
+          <w:iCs/>
+          <w:i/>
+        </w:rPr>
+        <w:t xml:space="preserve">tør</w:t>
+      </w:r>
+      <w:r>
+        <w:rPr>
+          <w:iCs/>
+          <w:i/>
+        </w:rPr>
+        <w:t xml:space="preserve">’</w:t>
+      </w:r>
+      <w:r>
+        <w:rPr>
+          <w:iCs/>
+          <w:i/>
+        </w:rPr>
+        <w:t xml:space="preserve"> </w:t>
+      </w:r>
+      <w:r>
+        <w:rPr>
+          <w:iCs/>
+          <w:i/>
+        </w:rPr>
+        <w:t xml:space="preserve">eller</w:t>
+      </w:r>
+      <w:r>
+        <w:rPr>
+          <w:iCs/>
+          <w:i/>
+        </w:rPr>
+        <w:t xml:space="preserve"> </w:t>
+      </w:r>
+      <w:r>
+        <w:rPr>
+          <w:iCs/>
+          <w:i/>
+        </w:rPr>
+        <w:t xml:space="preserve">‘</w:t>
+      </w:r>
+      <w:r>
+        <w:rPr>
+          <w:iCs/>
+          <w:i/>
+        </w:rPr>
+        <w:t xml:space="preserve">klistret</w:t>
+      </w:r>
+      <w:r>
+        <w:rPr>
+          <w:iCs/>
+          <w:i/>
+        </w:rPr>
+        <w:t xml:space="preserve">’</w:t>
+      </w:r>
+      <w:r>
+        <w:rPr>
+          <w:iCs/>
+          <w:i/>
+        </w:rPr>
+        <w:t xml:space="preserve"> </w:t>
+      </w:r>
+      <w:r>
+        <w:rPr>
+          <w:iCs/>
+          <w:i/>
+        </w:rPr>
+        <w:t xml:space="preserve">kvalitet i vævet. Det er ikke en fagligt korrekt beskrivelse, men det er den behandlerens hænder ofte rapporterer. At give plads til denne fagligt-upræcise observation er en del af håndværket.</w:t>
+      </w:r>
+    </w:p>
+    <w:p>
+      <w:pPr>
+        <w:pStyle w:val="BodyText"/>
+      </w:pPr>
+      <w:r>
+        <w:rPr>
+          <w:bCs/>
+          <w:b/>
+        </w:rPr>
         <w:t xml:space="preserve">[REFLEKSIONSSPØRGSMÅL]</w:t>
       </w:r>
     </w:p>
@@ -5076,6 +6606,124 @@
       </w:pPr>
       <w:r>
         <w:t xml:space="preserve">Helheden kender vejen — vores rolle er at støtte dens naturlige bevægelse mod integration. Når vi som behandlere starter med sundheden i delen, vil endepunktet naturligt være genforeningen med helheden.</w:t>
+      </w:r>
+    </w:p>
+    <w:p>
+      <w:pPr>
+        <w:pStyle w:val="BodyText"/>
+      </w:pPr>
+      <w:r>
+        <w:rPr>
+          <w:bCs/>
+          <w:b/>
+        </w:rPr>
+        <w:t xml:space="preserve">[INSPIRATION — nye vinkler at overveje]</w:t>
+      </w:r>
+    </w:p>
+    <w:p>
+      <w:pPr>
+        <w:pStyle w:val="BodyText"/>
+      </w:pPr>
+      <w:r>
+        <w:rPr>
+          <w:iCs/>
+          <w:i/>
+        </w:rPr>
+        <w:t xml:space="preserve">Wholeness er ikke et tilføjet begreb i biodynamikken — det er det første princip alle andre begreber forudsætter. Når Sutherland talte om</w:t>
+      </w:r>
+      <w:r>
+        <w:rPr>
+          <w:iCs/>
+          <w:i/>
+        </w:rPr>
+        <w:t xml:space="preserve"> </w:t>
+      </w:r>
+      <w:r>
+        <w:rPr>
+          <w:iCs/>
+          <w:i/>
+        </w:rPr>
+        <w:t xml:space="preserve">‘</w:t>
+      </w:r>
+      <w:r>
+        <w:rPr>
+          <w:iCs/>
+          <w:i/>
+        </w:rPr>
+        <w:t xml:space="preserve">helhedens orden</w:t>
+      </w:r>
+      <w:r>
+        <w:rPr>
+          <w:iCs/>
+          <w:i/>
+        </w:rPr>
+        <w:t xml:space="preserve">’</w:t>
+      </w:r>
+      <w:r>
+        <w:rPr>
+          <w:iCs/>
+          <w:i/>
+        </w:rPr>
+        <w:t xml:space="preserve">, var det ikke filosofi; det var observation: kroppen organiserer sig fra helhed mod del, ikke omvendt.</w:t>
+      </w:r>
+    </w:p>
+    <w:p>
+      <w:pPr>
+        <w:pStyle w:val="BodyText"/>
+      </w:pPr>
+      <w:r>
+        <w:rPr>
+          <w:iCs/>
+          <w:i/>
+        </w:rPr>
+        <w:t xml:space="preserve">Når dele af kroppen</w:t>
+      </w:r>
+      <w:r>
+        <w:rPr>
+          <w:iCs/>
+          <w:i/>
+        </w:rPr>
+        <w:t xml:space="preserve"> </w:t>
+      </w:r>
+      <w:r>
+        <w:rPr>
+          <w:iCs/>
+          <w:i/>
+        </w:rPr>
+        <w:t xml:space="preserve">‘</w:t>
+      </w:r>
+      <w:r>
+        <w:rPr>
+          <w:iCs/>
+          <w:i/>
+        </w:rPr>
+        <w:t xml:space="preserve">føles separate</w:t>
+      </w:r>
+      <w:r>
+        <w:rPr>
+          <w:iCs/>
+          <w:i/>
+        </w:rPr>
+        <w:t xml:space="preserve">’</w:t>
+      </w:r>
+      <w:r>
+        <w:rPr>
+          <w:iCs/>
+          <w:i/>
+        </w:rPr>
+        <w:t xml:space="preserve">, er det altid en relativ adskillelse, ikke en absolut. Helheden er der stadig, men dens kommunikationskanaler er sløret. Vores arbejde er at gøre de kanaler mærkbare igen, ikke at samle delene.</w:t>
+      </w:r>
+    </w:p>
+    <w:p>
+      <w:pPr>
+        <w:pStyle w:val="BodyText"/>
+      </w:pPr>
+      <w:r>
+        <w:rPr>
+          <w:iCs/>
+          <w:i/>
+        </w:rPr>
+        <w:t xml:space="preserve">Praktisk wholeness er ikke filosofi — det er en målbar observation: når én del bevæger sig, bevæger andre dele sig samtidigt og koordineret. Når denne koordination ikke findes, lokalt eller globalt, er der noget at lytte til.</w:t>
       </w:r>
     </w:p>
     <w:p>
@@ -10534,52 +12182,7 @@
           <w:bCs/>
           <w:b/>
         </w:rPr>
-        <w:t xml:space="preserve">[REFLEKSIONSSPØRGSMÅL]</w:t>
-      </w:r>
-    </w:p>
-    <w:p>
-      <w:pPr>
-        <w:numPr>
-          <w:ilvl w:val="0"/>
-          <w:numId w:val="1057"/>
-        </w:numPr>
-      </w:pPr>
-      <w:r>
-        <w:t xml:space="preserve">Tænk på et område i en klients krop der har båret en kompensation længe. Hvilken slags samtale opstår mellem dine hænder og dets historie?</w:t>
-      </w:r>
-    </w:p>
-    <w:p>
-      <w:pPr>
-        <w:numPr>
-          <w:ilvl w:val="0"/>
-          <w:numId w:val="1057"/>
-        </w:numPr>
-      </w:pPr>
-      <w:r>
-        <w:t xml:space="preserve">Stivhed og åbning lever i hinanden i samme væv. Mærk lige nu i din egen krop — hvor sidder den samtidighed for dig?</w:t>
-      </w:r>
-    </w:p>
-    <w:p>
-      <w:pPr>
-        <w:numPr>
-          <w:ilvl w:val="0"/>
-          <w:numId w:val="1057"/>
-        </w:numPr>
-      </w:pPr>
-      <w:r>
-        <w:t xml:space="preserve">Det vi kalder dysfunktion gav engang mening for systemet. Hvad gjorde det muligt at overleve dengang, og hvad har det kostet siden?</w:t>
-      </w:r>
-    </w:p>
-    <w:p>
-      <w:pPr>
-        <w:pStyle w:val="FirstParagraph"/>
-      </w:pPr>
-      <w:r>
-        <w:rPr>
-          <w:bCs/>
-          <w:b/>
-        </w:rPr>
-        <w:t xml:space="preserve">[BRØDTEKST: Rum B — Væskekroppen]</w:t>
+        <w:t xml:space="preserve">[INSPIRATION — nye vinkler at overveje]</w:t>
       </w:r>
     </w:p>
     <w:p>
@@ -10591,597 +12194,946 @@
           <w:iCs/>
           <w:i/>
         </w:rPr>
-        <w:t xml:space="preserve">Når tilliden etableres og kroppen begynder at slippe sin vagtsomhed, mærker du hvordan noget dybere vågner under dine hænder. Væskekroppen — millioner af år gammel og vis — begynder at røre på sig.</w:t>
-      </w:r>
-    </w:p>
-    <w:p>
-      <w:pPr>
-        <w:pStyle w:val="BodyText"/>
-      </w:pPr>
-      <w:r>
-        <w:rPr>
-          <w:bCs/>
-          <w:b/>
-        </w:rPr>
-        <w:t xml:space="preserve">Væskekroppens vågnende respons</w:t>
-      </w:r>
-    </w:p>
-    <w:p>
-      <w:pPr>
-        <w:pStyle w:val="BodyText"/>
-      </w:pPr>
-      <w:r>
-        <w:t xml:space="preserve">Her lever væskekroppen i sin naturlige tilstand — som ét levende kontinuum gennem hele organismen. Alle væsker fungerer som en funktionel enhed hvor respons sker simultant gennem hele matrixen, ikke sekvensielt som i nervesystemet. Dette er niveauet hvor kroppen kan gå til The Neutral, hvor det autonome nervesystem bliver fleksibelt og kan suspenderes, så de embryologiske kræfter kan overtage.</w:t>
-      </w:r>
-    </w:p>
-    <w:p>
-      <w:pPr>
-        <w:pStyle w:val="BodyText"/>
-      </w:pPr>
-      <w:r>
-        <w:t xml:space="preserve">Væskekroppen fungerer som bro mellem det energetiske blueprint og den fysiske krop. Den bærer protoplasma-kvaliteterne fra fosterstadiet videre gennem livet. Her findes kapaciteten til Automatic Shifting — hvor behandlingen springer fra sted til sted orkestreret af helhedens prioriteter. Den oprindelige midtlinje er det naturlige fulcrum som alt organiserer sig omkring.</w:t>
-      </w:r>
-    </w:p>
-    <w:p>
-      <w:pPr>
-        <w:pStyle w:val="BodyText"/>
-      </w:pPr>
-      <w:r>
-        <w:t xml:space="preserve">Du oplever et hav af væske der ånder under Primary Respiration. Simultan respons gennem hele væskekroppen som én samlet substans. Kapaciteten til at gå til The Neutral og kontakte de embryologiske kræfter. Det autonome nervesystems fleksibilitet og evne til suspension. Automatic Shifting som naturlig mulighed i væskemediet. Den oprindelige midtlinje som stabilt, organiserende fulcrum.</w:t>
-      </w:r>
-    </w:p>
-    <w:p>
-      <w:pPr>
-        <w:pStyle w:val="BodyText"/>
-      </w:pPr>
-      <w:r>
-        <w:rPr>
-          <w:bCs/>
-          <w:b/>
-        </w:rPr>
-        <w:t xml:space="preserve">Den medbragte tilstand</w:t>
-      </w:r>
-    </w:p>
-    <w:p>
-      <w:pPr>
-        <w:pStyle w:val="BodyText"/>
-      </w:pPr>
-      <w:r>
-        <w:t xml:space="preserve">Væskekroppen rummer hele Rum A — både den normale fysiske krop og alle dens dysfunktionelle områder. De traumatiske tilstande, arvævet, de låste mønstre fra den fysiske krop eksisterer stadig i væskens matrix, men nu i en anden kontekst. De rigide strukturer begynder at få væskekvalitet uden at være fuldt forløst.</w:t>
-      </w:r>
-    </w:p>
-    <w:p>
-      <w:pPr>
-        <w:pStyle w:val="BodyText"/>
-      </w:pPr>
-      <w:r>
-        <w:t xml:space="preserve">Det autonome nervesystems låsthed fra Rum A er stadig til stede men møder nu væskekroppens iboende fleksibilitet. De kompenserende midtlinjer og falske fulcrums eksisterer side om side med den oprindelige midtlinje. Adskillelsen mellem systemer begynder at opløses men er ikke fuldt integreret.</w:t>
-      </w:r>
-    </w:p>
-    <w:p>
-      <w:pPr>
-        <w:pStyle w:val="BodyText"/>
-      </w:pPr>
-      <w:r>
-        <w:t xml:space="preserve">Du mærker den fysiske krops normale funktion nu holdt i væskekontinuumet. Læsionsfelter og traumatiske aftryk der stadig ikke kan gå til neutral. Fast væv der begynder at få væskekvalitet men bevarer sin låsthed. Både normale og falske fulcrums rummet simultant i væsken. Det autonome nervesystems gradvise overgang mod fleksibilitet. Potentialet for heling der endnu ikke er aktiveret.</w:t>
-      </w:r>
-    </w:p>
-    <w:p>
-      <w:pPr>
-        <w:pStyle w:val="BodyText"/>
-      </w:pPr>
-      <w:r>
-        <w:rPr>
-          <w:bCs/>
-          <w:b/>
-        </w:rPr>
-        <w:t xml:space="preserve">Åbningen mod det relationelle</w:t>
-      </w:r>
-    </w:p>
-    <w:p>
-      <w:pPr>
-        <w:pStyle w:val="BodyText"/>
-      </w:pPr>
-      <w:r>
-        <w:t xml:space="preserve">Væskekroppen søger nu forbindelse til det større terapeutiske rum — det fælles felt mellem behandler og klient. Dette er ikke længere kun individuel proces men begyndelsen på erkendelsen af at heling sker i relation. Det relationelle aspekt er naturligt for os som pattedyr — vi er biologisk skabt til at co-regulere, til at finde balance gennem forbindelse.</w:t>
-      </w:r>
-    </w:p>
-    <w:p>
-      <w:pPr>
-        <w:pStyle w:val="BodyText"/>
-      </w:pPr>
-      <w:r>
-        <w:t xml:space="preserve">Her forberedes mødet mellem behandlerens og klientens væskekroppe. Grænsen ved huden viser sig at være mere flydende end antaget. Det terapeutiske rum bliver en container hvor dybere processer kan udfolde sig trygt. Denne zone peger mod vores naturlige behov for fællesskab — familie, venskaber, det nære samfund.</w:t>
-      </w:r>
-    </w:p>
-    <w:p>
-      <w:pPr>
-        <w:pStyle w:val="BodyText"/>
-      </w:pPr>
-      <w:r>
-        <w:t xml:space="preserve">Du fornemmer længslen efter det relationelle og fælles terapeutiske rum. Forberedelsen til mødet mellem to væskekroppe. Det biologiske behov for co-regulering og forbindelse. Grænsen mellem behandler og klient bliver mere gennemsigtig. Det terapeutiske rum som tryg container for dybere processer. Åbningen mod vores naturlige funktion som sociale væsener.</w:t>
-      </w:r>
-    </w:p>
-    <w:p>
-      <w:pPr>
-        <w:pStyle w:val="BodyText"/>
-      </w:pPr>
-      <w:r>
-        <w:rPr>
-          <w:bCs/>
-          <w:b/>
-        </w:rPr>
-        <w:t xml:space="preserve">Som ét levende kontinuum</w:t>
-      </w:r>
-    </w:p>
-    <w:p>
-      <w:pPr>
-        <w:pStyle w:val="BodyText"/>
-      </w:pPr>
-      <w:r>
-        <w:t xml:space="preserve">Væskekroppen er ét sammenhængende felt der ånder gennem alt det vi rører ved. Det medbragte fra det fysiske og den vågnende respons lever i samme matrix, og åbningen mod det relationelle ligger latent i selve væskens bevægelse. Hukommelsen om det fysiske er væskekroppens måde at bære helheden — og selve denne hukommelse gør forløsning mulig, fordi intet er forsvundet. Når vi følger væskens egen rytme, opdager vi at vores opgave ikke er at forene noget. Det er allerede forenet. Vi tillader bare at det viser sig.</w:t>
-      </w:r>
-    </w:p>
-    <w:p>
-      <w:pPr>
-        <w:pStyle w:val="BodyText"/>
-      </w:pPr>
-      <w:r>
-        <w:rPr>
-          <w:bCs/>
-          <w:b/>
-        </w:rPr>
-        <w:t xml:space="preserve">[REFLEKSIONSSPØRGSMÅL]</w:t>
-      </w:r>
-    </w:p>
-    <w:p>
-      <w:pPr>
-        <w:numPr>
-          <w:ilvl w:val="0"/>
-          <w:numId w:val="1058"/>
-        </w:numPr>
-      </w:pPr>
-      <w:r>
-        <w:t xml:space="preserve">Hvis det allerede er forenet, hvad ændrer det så ved den helingshandling du tror du udfører?</w:t>
-      </w:r>
-    </w:p>
-    <w:p>
-      <w:pPr>
-        <w:numPr>
-          <w:ilvl w:val="0"/>
-          <w:numId w:val="1058"/>
-        </w:numPr>
-      </w:pPr>
-      <w:r>
-        <w:t xml:space="preserve">Væsken bærer hukommelse på en måde strukturen ikke gør. I dit seneste klient-arbejde — hvilken slags hukommelse mærkede du væsken bære?</w:t>
-      </w:r>
-    </w:p>
-    <w:p>
-      <w:pPr>
-        <w:numPr>
-          <w:ilvl w:val="0"/>
-          <w:numId w:val="1058"/>
-        </w:numPr>
-      </w:pPr>
-      <w:r>
-        <w:t xml:space="preserve">Lige før dine hænder slipper ledelsen, sker der noget i din egen krop. Beskriv den signal-bevægelse, hvis du kan finde ord for den.</w:t>
-      </w:r>
-    </w:p>
-    <w:p>
-      <w:pPr>
-        <w:pStyle w:val="FirstParagraph"/>
-      </w:pPr>
-      <w:r>
-        <w:rPr>
-          <w:bCs/>
-          <w:b/>
-        </w:rPr>
-        <w:t xml:space="preserve">[BRØDTEKST: Rum C — Det Relationelle Felt]</w:t>
-      </w:r>
-    </w:p>
-    <w:p>
-      <w:pPr>
-        <w:pStyle w:val="BodyText"/>
-      </w:pPr>
+        <w:t xml:space="preserve">Det er fristende at se Rum A som det</w:t>
+      </w:r>
       <w:r>
         <w:rPr>
           <w:iCs/>
           <w:i/>
         </w:rPr>
-        <w:t xml:space="preserve">Når væskekroppen har fundet sin rytme og grænsen mellem behandler og klient bliver mere flydende, opstår et fælles felt — et relationelt rum hvor vi møder vores naturlige biologiske arv som sociale væsener.</w:t>
-      </w:r>
-    </w:p>
-    <w:p>
-      <w:pPr>
-        <w:pStyle w:val="BodyText"/>
-      </w:pPr>
-      <w:r>
-        <w:rPr>
-          <w:bCs/>
-          <w:b/>
-        </w:rPr>
-        <w:t xml:space="preserve">Det relationelle som naturlig funktion</w:t>
-      </w:r>
-    </w:p>
-    <w:p>
-      <w:pPr>
-        <w:pStyle w:val="BodyText"/>
-      </w:pPr>
-      <w:r>
-        <w:t xml:space="preserve">Her udfolder Rum C sig som vores medfødte kapacitet til at fungere i relation. Som pattedyr er vi biologisk udviklet til at leve, udveksle og co-regulere med andre. Dette er ikke en tillært færdighed men en iboende del af vores natur — vi er skabt til at finde balance gennem forbindelse med familie, venskaber, kollegaer og det nære samfund.</w:t>
-      </w:r>
-    </w:p>
-    <w:p>
-      <w:pPr>
-        <w:pStyle w:val="BodyText"/>
-      </w:pPr>
-      <w:r>
-        <w:t xml:space="preserve">I behandlingssituationen manifesterer dette sig som det terapeutiske rum mellem behandler og klient — et fælles felt hvor begge systemer mødes og påvirker hinanden. Dette er et dybere niveau end det individuelle, hvor heling sker gennem selve relationen. Det nære samfund — vores by, region, arbejdsplads — udgør den naturlige kontekst hvor vores biologiske behov for tilhørsforhold og udveksling udfolder sig.</w:t>
-      </w:r>
-    </w:p>
-    <w:p>
-      <w:pPr>
-        <w:pStyle w:val="BodyText"/>
-      </w:pPr>
-      <w:r>
-        <w:t xml:space="preserve">Du oplever det fælles felt mellem behandler og klient som levende realitet. Co-regulering som naturlig biologisk funktion. Nervesystemernes gensidige påvirkning og stabilisering. Det relationelle rum som container for dybere processer. Forbindelse til familie, venskaber og nært samfund som helende kraft. Integration af det individuelle i den større sociale kontekst.</w:t>
-      </w:r>
-    </w:p>
-    <w:p>
-      <w:pPr>
-        <w:pStyle w:val="BodyText"/>
-      </w:pPr>
-      <w:r>
-        <w:rPr>
-          <w:bCs/>
-          <w:b/>
-        </w:rPr>
-        <w:t xml:space="preserve">Væskekroppens kvaliteter i det fælles</w:t>
-      </w:r>
-    </w:p>
-    <w:p>
-      <w:pPr>
-        <w:pStyle w:val="BodyText"/>
-      </w:pPr>
-      <w:r>
-        <w:t xml:space="preserve">Rum C inkluderer og udvider væskekroppens egenskaber fra Rum B ind i det relationelle felt. Den simultane respons gennem væskekroppen bliver nu til fælles respons mellem to eller flere systemer. Kapaciteten til The Neutral udvides til at omfatte det fælles rum. Automatic Shifting kan nu bevæge sig ikke kun gennem individet men gennem det relationelle felt.</w:t>
-      </w:r>
-    </w:p>
-    <w:p>
-      <w:pPr>
-        <w:pStyle w:val="BodyText"/>
-      </w:pPr>
-      <w:r>
-        <w:t xml:space="preserve">Den oprindelige midtlinje fra Rum B bliver reference ikke kun for individet men for hele det terapeutiske rum. Det autonome nervesystems fleksibilitet understøttes og forstærkes gennem mødet med andres regulerede systemer. De embryologiske kræfter arbejder nu gennem det relationelle interface.</w:t>
-      </w:r>
-    </w:p>
-    <w:p>
-      <w:pPr>
-        <w:pStyle w:val="BodyText"/>
-      </w:pPr>
-      <w:r>
-        <w:t xml:space="preserve">Du mærker væskekroppens egenskaber nu aktive i det fælles felt. Simultan respons gennem flere forbundne systemer. The Neutral som fælles tilstand mellem behandler og klient. Automatic Shifting gennem det relationelle rum. Co-regulering som forstærker nervesystemets fleksibilitet. De embryologiske kræfter arbejder gennem relationen.</w:t>
-      </w:r>
-    </w:p>
-    <w:p>
-      <w:pPr>
-        <w:pStyle w:val="BodyText"/>
-      </w:pPr>
-      <w:r>
-        <w:rPr>
-          <w:bCs/>
-          <w:b/>
-        </w:rPr>
-        <w:t xml:space="preserve">Broen til det universelle</w:t>
-      </w:r>
-    </w:p>
-    <w:p>
-      <w:pPr>
-        <w:pStyle w:val="BodyText"/>
-      </w:pPr>
-      <w:r>
-        <w:t xml:space="preserve">Rum C’s relationelle felt peger naturligt mod noget større — mod det som rækker ud over det nære og kendte. Her forberedes overgangen til det universelle, til det som forbinder hele menneskeheden. Det instinktive og fælles-menneskelige begynder at vise sig gennem det relationelle.</w:t>
-      </w:r>
-    </w:p>
-    <w:p>
-      <w:pPr>
-        <w:pStyle w:val="BodyText"/>
-      </w:pPr>
-      <w:r>
-        <w:t xml:space="preserve">Dette er ikke længere kun familie og lokalt samfund, men forbindelsen til noget der transcenderer individuelle og lokale grænser. The Long Tide’s universelle bevægelse fornemmes i baggrunden — den kraft som forbinder alt levende på tværs af det individuelle og det nært relationelle. Rum D forberedes gennem erkendelsen af at vi er del af noget langt større.</w:t>
-      </w:r>
-    </w:p>
-    <w:p>
-      <w:pPr>
-        <w:pStyle w:val="BodyText"/>
-      </w:pPr>
-      <w:r>
-        <w:t xml:space="preserve">Du fornemmer det universelle der viser sig gennem det partikulære. Forbindelsen til menneskeheden som helhed. Det instinktive og arketypiske der lever i alle. The Long Tide’s tilstedeværelse i baggrunden. Det fælles på tværs af alle individuelle og relationelle grænser. Åbningen mod Rum D hvor det universelle felt dominerer.</w:t>
-      </w:r>
-    </w:p>
-    <w:p>
-      <w:pPr>
-        <w:pStyle w:val="BodyText"/>
-      </w:pPr>
-      <w:r>
-        <w:rPr>
-          <w:bCs/>
-          <w:b/>
-        </w:rPr>
-        <w:t xml:space="preserve">Som ét fælles rum</w:t>
-      </w:r>
-    </w:p>
-    <w:p>
-      <w:pPr>
-        <w:pStyle w:val="BodyText"/>
-      </w:pPr>
-      <w:r>
-        <w:t xml:space="preserve">Det relationelle felt er ét fælles rum der opstår når to systemer møder hinanden. Væskekroppens kvaliteter lever videre i co-reguleringens biologiske rytme, og åbningen mod det universelle peger naturligt videre — alt vibrerer samtidigt i hvert øjeblik af mødet, som tonaliteter af samme forbindelse snarere end lag der skal gennemleves. At vi er sociale væsener tilhører vores fysiologi — vores arv som pattedyr. Helingen sker ofte præcis her hvor to nervesystemer finder hinanden, og når vi hviler i det fælles rum, peger det af sig selv mod noget større — som en naturlig forlængelse af det nære, ikke som en flugt fra det.</w:t>
-      </w:r>
-    </w:p>
-    <w:p>
-      <w:pPr>
-        <w:pStyle w:val="BodyText"/>
-      </w:pPr>
-      <w:r>
-        <w:rPr>
-          <w:bCs/>
-          <w:b/>
-        </w:rPr>
-        <w:t xml:space="preserve">[REFLEKSIONSSPØRGSMÅL]</w:t>
-      </w:r>
-    </w:p>
-    <w:p>
-      <w:pPr>
-        <w:numPr>
-          <w:ilvl w:val="0"/>
-          <w:numId w:val="1059"/>
-        </w:numPr>
-      </w:pPr>
-      <w:r>
-        <w:t xml:space="preserve">Det fælles rum opstår — det laves ikke. Hvilke betingelser i dig selv inviterer det frem?</w:t>
-      </w:r>
-    </w:p>
-    <w:p>
-      <w:pPr>
-        <w:numPr>
-          <w:ilvl w:val="0"/>
-          <w:numId w:val="1059"/>
-        </w:numPr>
-      </w:pPr>
-      <w:r>
-        <w:t xml:space="preserve">Et andet menneskes regulering registreres ofte i kroppen før i hovedet. Hvor møder du den først?</w:t>
-      </w:r>
-    </w:p>
-    <w:p>
-      <w:pPr>
-        <w:numPr>
-          <w:ilvl w:val="0"/>
-          <w:numId w:val="1059"/>
-        </w:numPr>
-      </w:pPr>
-      <w:r>
-        <w:t xml:space="preserve">Når feltet selv heler — vidne, vært eller ledsager — hvilken position er sværest at hvile i?</w:t>
-      </w:r>
-    </w:p>
-    <w:p>
-      <w:pPr>
-        <w:pStyle w:val="FirstParagraph"/>
-      </w:pPr>
-      <w:r>
-        <w:rPr>
-          <w:bCs/>
-          <w:b/>
-        </w:rPr>
-        <w:t xml:space="preserve">[BRØDTEKST: Rum D — The Long Tide / Primary Respiration]</w:t>
-      </w:r>
-    </w:p>
-    <w:p>
-      <w:pPr>
-        <w:pStyle w:val="BodyText"/>
-      </w:pPr>
+        <w:t xml:space="preserve"> </w:t>
+      </w:r>
       <w:r>
         <w:rPr>
           <w:iCs/>
           <w:i/>
         </w:rPr>
-        <w:t xml:space="preserve">Nu træder du ind i det universelle felt — hvor The Long Tide bevæger sig fra horisonten med sin dybe, langsomme rytme, bærende livets matrix og skabelonen for optimal funktion.</w:t>
-      </w:r>
-    </w:p>
-    <w:p>
-      <w:pPr>
-        <w:pStyle w:val="BodyText"/>
-      </w:pPr>
-      <w:r>
-        <w:rPr>
-          <w:bCs/>
-          <w:b/>
-        </w:rPr>
-        <w:t xml:space="preserve">The Long Tide som universelt felt</w:t>
-      </w:r>
-    </w:p>
-    <w:p>
-      <w:pPr>
-        <w:pStyle w:val="BodyText"/>
-      </w:pPr>
-      <w:r>
-        <w:t xml:space="preserve">Dette er Primary Respiration’s energetiske udtryk — den universelle bevægelse der kommer fra horisonten mod kroppens midtlinje med sin 100 sekunders cyklus. Her transcenderer vi det individuelle og det nært relationelle for at møde det som forbinder alt levende. The Long Tide bærer livets blueprint, den perfekte skabelon som aldrig mistes.</w:t>
-      </w:r>
-    </w:p>
-    <w:p>
-      <w:pPr>
-        <w:pStyle w:val="BodyText"/>
-      </w:pPr>
-      <w:r>
-        <w:t xml:space="preserve">I Rum D opleves direkte hvordan vi er del af noget langt større — ikke som idé men som levende erfaring. Det instinktive niveau aktiveres, millioner af års evolutionær visdom bliver tilgængelig. Dette er ikke enhed i den absolutte forstand som i Dynamisk Stilhed, men oplevelsen af at være forbundet med hele livets væv på tværs af alle grænser.</w:t>
-      </w:r>
-    </w:p>
-    <w:p>
-      <w:pPr>
-        <w:pStyle w:val="BodyText"/>
-      </w:pPr>
-      <w:r>
-        <w:t xml:space="preserve">Du oplever 100 sekunders cyklus — 6 cyklusser hver 10. minut. Bevægelse fra horisonten til midtlinjen som bærer livets matrix. Det universelle der transcenderer det individuelle og relationelle. Instinktiv erkendelse og urgammel visdom bliver tilgængelig. Forbindelse med hele menneskeheden og alt levende. Primary Respiration som organiserende kraft for al heling.</w:t>
-      </w:r>
-    </w:p>
-    <w:p>
-      <w:pPr>
-        <w:pStyle w:val="BodyText"/>
-      </w:pPr>
-      <w:r>
-        <w:rPr>
-          <w:bCs/>
-          <w:b/>
-        </w:rPr>
-        <w:t xml:space="preserve">Det relationelle felt integreret</w:t>
-      </w:r>
-    </w:p>
-    <w:p>
-      <w:pPr>
-        <w:pStyle w:val="BodyText"/>
-      </w:pPr>
-      <w:r>
-        <w:t xml:space="preserve">Rum D inkluderer og transcenderer Rum C’s relationelle kvaliteter. Det terapeutiske rum mellem behandler og klient bliver nu del af et større felt. Co-reguleringen udvides fra det nære til det universelle — vi regulerer ikke kun med hinanden men med livets egen rytme.</w:t>
-      </w:r>
-    </w:p>
-    <w:p>
-      <w:pPr>
-        <w:pStyle w:val="BodyText"/>
-      </w:pPr>
-      <w:r>
-        <w:t xml:space="preserve">Familien, venskaberne, det nære samfund fra Rum C er stadig til stede men nu som aspekter af noget større. The Long Tide organiserer alle de relationelle felter, forbinder dem i én samlet bevægelse. De embryologiske kræfter arbejder nu ikke kun gennem individet eller relationen men gennem hele det universelle felt.</w:t>
-      </w:r>
-    </w:p>
-    <w:p>
-      <w:pPr>
-        <w:pStyle w:val="BodyText"/>
-      </w:pPr>
-      <w:r>
-        <w:t xml:space="preserve">Du mærker Rum C’s relationelle felt nu båret af The Long Tide. Co-regulering udvides til universel synkronisering. Det nære samfund som del af hele menneskeheden. Alle individuelle og relationelle processer organiseret af én rytme. De embryologiske kræfter arbejder gennem det universelle. Integration af alle tidligere zoner i én samlet bevægelse.</w:t>
-      </w:r>
-    </w:p>
-    <w:p>
-      <w:pPr>
-        <w:pStyle w:val="BodyText"/>
-      </w:pPr>
-      <w:r>
-        <w:rPr>
-          <w:bCs/>
-          <w:b/>
-        </w:rPr>
-        <w:t xml:space="preserve">Porten til Dynamisk Stilhed</w:t>
-      </w:r>
-    </w:p>
-    <w:p>
-      <w:pPr>
-        <w:pStyle w:val="BodyText"/>
-      </w:pPr>
-      <w:r>
-        <w:t xml:space="preserve">I Rum D forberedes det ultimative møde med livets oprindelse. The Long Tide’s bevægelse peger naturligt mod sin egen kilde — Dynamisk Stilhed. I øjeblikke af fuldstændig synkronisering og overgivelse kan grænsen mellem bevægelse og stilhed blive gennemsigtig.</w:t>
-      </w:r>
-    </w:p>
-    <w:p>
-      <w:pPr>
-        <w:pStyle w:val="BodyText"/>
-      </w:pPr>
-      <w:r>
-        <w:t xml:space="preserve">Her fornemmes at selv The Long Tide udspringer fra noget dybere — det umanifesterede potentiale, livets arnested. Rum E’s kvaliteter begynder at vise sig som mulighed — ikke som noget vi kan gribe men som nådens potentiale. Paradokset hvor al bevægelse udspringer fra stilhed bliver til levende erfaring.</w:t>
-      </w:r>
-    </w:p>
-    <w:p>
-      <w:pPr>
-        <w:pStyle w:val="BodyText"/>
-      </w:pPr>
-      <w:r>
-        <w:t xml:space="preserve">Du fornemmer Dynamisk Stilhed som The Long Tide’s oprindelse. Porten til det umanifesterede potentiale. Bevægelse og stilhed som to aspekter af samme virkelighed. Muligheden for øjeblikkelig transmutation. Nådens potentiale der venter uden for viljen. Forberedelsen til Rum E’s paradoksale virkelighed.</w:t>
-      </w:r>
-    </w:p>
-    <w:p>
-      <w:pPr>
-        <w:pStyle w:val="BodyText"/>
-      </w:pPr>
-      <w:r>
-        <w:rPr>
-          <w:bCs/>
-          <w:b/>
-        </w:rPr>
-        <w:t xml:space="preserve">Som ét universelt felt</w:t>
-      </w:r>
-    </w:p>
-    <w:p>
-      <w:pPr>
-        <w:pStyle w:val="BodyText"/>
-      </w:pPr>
-      <w:r>
-        <w:t xml:space="preserve">The Long Tide er ét universelt felt der bevæger sig fra horisonten gennem alt vi rører ved. Det relationelle bæres med ind i en dybere rytme, og porten mod Dynamisk Stilhed begynder at vise sig — én kraft der altid har været til stede, ikke et hierarki af lag men aspekter af samme bevægelse. Vi mærker den nu fordi betingelserne har samlet sig — fordi sansningen er blevet stille nok til at horisonten kan høres. Når vi bliver bevæget af den, opdager vi at vi aldrig var adskilt fra livets store rytme; vi har bare manglet den ro der skal til for at lade den nå os.</w:t>
-      </w:r>
-    </w:p>
-    <w:p>
-      <w:pPr>
-        <w:pStyle w:val="BodyText"/>
-      </w:pPr>
-      <w:r>
-        <w:rPr>
-          <w:bCs/>
-          <w:b/>
-        </w:rPr>
-        <w:t xml:space="preserve">[REFLEKSIONSSPØRGSMÅL]</w:t>
-      </w:r>
-    </w:p>
-    <w:p>
-      <w:pPr>
-        <w:numPr>
-          <w:ilvl w:val="0"/>
-          <w:numId w:val="1060"/>
-        </w:numPr>
-      </w:pPr>
-      <w:r>
-        <w:t xml:space="preserve">Hvad sker der i et arbejde når du holder op med at lede efter The Long Tide og lader den finde dig?</w:t>
-      </w:r>
-    </w:p>
-    <w:p>
-      <w:pPr>
-        <w:numPr>
-          <w:ilvl w:val="0"/>
-          <w:numId w:val="1060"/>
-        </w:numPr>
-      </w:pPr>
-      <w:r>
-        <w:t xml:space="preserve">Roen der gør Long Tide hørbar er ikke teknik. Hvad i dit liv lige nu hjælper den ro frem, og hvad afskærmer den?</w:t>
-      </w:r>
-    </w:p>
-    <w:p>
-      <w:pPr>
-        <w:numPr>
-          <w:ilvl w:val="0"/>
-          <w:numId w:val="1060"/>
-        </w:numPr>
-      </w:pPr>
-      <w:r>
-        <w:t xml:space="preserve">Mellem at observere og at blive bevæget findes en fin skift. Beskriv øjeblikket — eller dets fravær — fra dit seneste klient-arbejde.</w:t>
-      </w:r>
-    </w:p>
-    <w:p>
-      <w:pPr>
-        <w:pStyle w:val="FirstParagraph"/>
-      </w:pPr>
-      <w:r>
-        <w:rPr>
-          <w:bCs/>
-          <w:b/>
-        </w:rPr>
-        <w:t xml:space="preserve">[BRØDTEKST: Rum E — Dynamisk Stilhed]</w:t>
-      </w:r>
-    </w:p>
-    <w:p>
-      <w:pPr>
-        <w:pStyle w:val="BodyText"/>
-      </w:pPr>
+        <w:t xml:space="preserve">‘</w:t>
+      </w:r>
       <w:r>
         <w:rPr>
           <w:iCs/>
           <w:i/>
         </w:rPr>
+        <w:t xml:space="preserve">overfladiske</w:t>
+      </w:r>
+      <w:r>
+        <w:rPr>
+          <w:iCs/>
+          <w:i/>
+        </w:rPr>
+        <w:t xml:space="preserve">’</w:t>
+      </w:r>
+      <w:r>
+        <w:rPr>
+          <w:iCs/>
+          <w:i/>
+        </w:rPr>
+        <w:t xml:space="preserve"> </w:t>
+      </w:r>
+      <w:r>
+        <w:rPr>
+          <w:iCs/>
+          <w:i/>
+        </w:rPr>
+        <w:t xml:space="preserve">niveau, men det er en fejlforståelse. Den fysiske krop er ikke under de andre rum — den er det levende fundament hvorfra de andre rum udfolder sig. At ankre godt i Rum A er ikke begrænsning. Det er forudsætning.</w:t>
+      </w:r>
+    </w:p>
+    <w:p>
+      <w:pPr>
+        <w:pStyle w:val="BodyText"/>
+      </w:pPr>
+      <w:r>
+        <w:rPr>
+          <w:iCs/>
+          <w:i/>
+        </w:rPr>
+        <w:t xml:space="preserve">Nogle klienter når aldrig længere end Rum A i et behandlingsforløb. Det er ikke en mangel ved behandlingen. Det er hvad systemet kan rumme på det tidspunkt. Hvis vi presser videre, lukker vi det ned. Tålmodigheden ligger i at lade Rum A være nok når det er nok.</w:t>
+      </w:r>
+    </w:p>
+    <w:p>
+      <w:pPr>
+        <w:pStyle w:val="BodyText"/>
+      </w:pPr>
+      <w:r>
+        <w:rPr>
+          <w:iCs/>
+          <w:i/>
+        </w:rPr>
+        <w:t xml:space="preserve">Den hyppigste fejl i biodynamisk arbejde er at springe over Rum A på vej til</w:t>
+      </w:r>
+      <w:r>
+        <w:rPr>
+          <w:iCs/>
+          <w:i/>
+        </w:rPr>
+        <w:t xml:space="preserve"> </w:t>
+      </w:r>
+      <w:r>
+        <w:rPr>
+          <w:iCs/>
+          <w:i/>
+        </w:rPr>
+        <w:t xml:space="preserve">‘</w:t>
+      </w:r>
+      <w:r>
+        <w:rPr>
+          <w:iCs/>
+          <w:i/>
+        </w:rPr>
+        <w:t xml:space="preserve">noget dybere</w:t>
+      </w:r>
+      <w:r>
+        <w:rPr>
+          <w:iCs/>
+          <w:i/>
+        </w:rPr>
+        <w:t xml:space="preserve">’</w:t>
+      </w:r>
+      <w:r>
+        <w:rPr>
+          <w:iCs/>
+          <w:i/>
+        </w:rPr>
+        <w:t xml:space="preserve">. Klienten oplever det som distance — som om behandleren ikke er der hvor de er. Den dybeste behandling begynder altid med at hænderne hviler på den krop der faktisk er.</w:t>
+      </w:r>
+    </w:p>
+    <w:p>
+      <w:pPr>
+        <w:pStyle w:val="BodyText"/>
+      </w:pPr>
+      <w:r>
+        <w:rPr>
+          <w:bCs/>
+          <w:b/>
+        </w:rPr>
+        <w:t xml:space="preserve">[REFLEKSIONSSPØRGSMÅL]</w:t>
+      </w:r>
+    </w:p>
+    <w:p>
+      <w:pPr>
+        <w:numPr>
+          <w:ilvl w:val="0"/>
+          <w:numId w:val="1057"/>
+        </w:numPr>
+      </w:pPr>
+      <w:r>
+        <w:t xml:space="preserve">Tænk på et område i en klients krop der har båret en kompensation længe. Hvilken slags samtale opstår mellem dine hænder og dets historie?</w:t>
+      </w:r>
+    </w:p>
+    <w:p>
+      <w:pPr>
+        <w:numPr>
+          <w:ilvl w:val="0"/>
+          <w:numId w:val="1057"/>
+        </w:numPr>
+      </w:pPr>
+      <w:r>
+        <w:t xml:space="preserve">Stivhed og åbning lever i hinanden i samme væv. Mærk lige nu i din egen krop — hvor sidder den samtidighed for dig?</w:t>
+      </w:r>
+    </w:p>
+    <w:p>
+      <w:pPr>
+        <w:numPr>
+          <w:ilvl w:val="0"/>
+          <w:numId w:val="1057"/>
+        </w:numPr>
+      </w:pPr>
+      <w:r>
+        <w:t xml:space="preserve">Det vi kalder dysfunktion gav engang mening for systemet. Hvad gjorde det muligt at overleve dengang, og hvad har det kostet siden?</w:t>
+      </w:r>
+    </w:p>
+    <w:p>
+      <w:pPr>
+        <w:pStyle w:val="FirstParagraph"/>
+      </w:pPr>
+      <w:r>
+        <w:rPr>
+          <w:bCs/>
+          <w:b/>
+        </w:rPr>
+        <w:t xml:space="preserve">[BRØDTEKST: Rum B — Væskekroppen]</w:t>
+      </w:r>
+    </w:p>
+    <w:p>
+      <w:pPr>
+        <w:pStyle w:val="BodyText"/>
+      </w:pPr>
+      <w:r>
+        <w:rPr>
+          <w:iCs/>
+          <w:i/>
+        </w:rPr>
+        <w:t xml:space="preserve">Når tilliden etableres og kroppen begynder at slippe sin vagtsomhed, mærker du hvordan noget dybere vågner under dine hænder. Væskekroppen — millioner af år gammel og vis — begynder at røre på sig.</w:t>
+      </w:r>
+    </w:p>
+    <w:p>
+      <w:pPr>
+        <w:pStyle w:val="BodyText"/>
+      </w:pPr>
+      <w:r>
+        <w:rPr>
+          <w:bCs/>
+          <w:b/>
+        </w:rPr>
+        <w:t xml:space="preserve">Væskekroppens vågnende respons</w:t>
+      </w:r>
+    </w:p>
+    <w:p>
+      <w:pPr>
+        <w:pStyle w:val="BodyText"/>
+      </w:pPr>
+      <w:r>
+        <w:t xml:space="preserve">Her lever væskekroppen i sin naturlige tilstand — som ét levende kontinuum gennem hele organismen. Alle væsker fungerer som en funktionel enhed hvor respons sker simultant gennem hele matrixen, ikke sekvensielt som i nervesystemet. Dette er niveauet hvor kroppen kan gå til The Neutral, hvor det autonome nervesystem bliver fleksibelt og kan suspenderes, så de embryologiske kræfter kan overtage.</w:t>
+      </w:r>
+    </w:p>
+    <w:p>
+      <w:pPr>
+        <w:pStyle w:val="BodyText"/>
+      </w:pPr>
+      <w:r>
+        <w:t xml:space="preserve">Væskekroppen fungerer som bro mellem det energetiske blueprint og den fysiske krop. Den bærer protoplasma-kvaliteterne fra fosterstadiet videre gennem livet. Her findes kapaciteten til Automatic Shifting — hvor behandlingen springer fra sted til sted orkestreret af helhedens prioriteter. Den oprindelige midtlinje er det naturlige fulcrum som alt organiserer sig omkring.</w:t>
+      </w:r>
+    </w:p>
+    <w:p>
+      <w:pPr>
+        <w:pStyle w:val="BodyText"/>
+      </w:pPr>
+      <w:r>
+        <w:t xml:space="preserve">Du oplever et hav af væske der ånder under Primary Respiration. Simultan respons gennem hele væskekroppen som én samlet substans. Kapaciteten til at gå til The Neutral og kontakte de embryologiske kræfter. Det autonome nervesystems fleksibilitet og evne til suspension. Automatic Shifting som naturlig mulighed i væskemediet. Den oprindelige midtlinje som stabilt, organiserende fulcrum.</w:t>
+      </w:r>
+    </w:p>
+    <w:p>
+      <w:pPr>
+        <w:pStyle w:val="BodyText"/>
+      </w:pPr>
+      <w:r>
+        <w:rPr>
+          <w:bCs/>
+          <w:b/>
+        </w:rPr>
+        <w:t xml:space="preserve">Den medbragte tilstand</w:t>
+      </w:r>
+    </w:p>
+    <w:p>
+      <w:pPr>
+        <w:pStyle w:val="BodyText"/>
+      </w:pPr>
+      <w:r>
+        <w:t xml:space="preserve">Væskekroppen rummer hele Rum A — både den normale fysiske krop og alle dens dysfunktionelle områder. De traumatiske tilstande, arvævet, de låste mønstre fra den fysiske krop eksisterer stadig i væskens matrix, men nu i en anden kontekst. De rigide strukturer begynder at få væskekvalitet uden at være fuldt forløst.</w:t>
+      </w:r>
+    </w:p>
+    <w:p>
+      <w:pPr>
+        <w:pStyle w:val="BodyText"/>
+      </w:pPr>
+      <w:r>
+        <w:t xml:space="preserve">Det autonome nervesystems låsthed fra Rum A er stadig til stede men møder nu væskekroppens iboende fleksibilitet. De kompenserende midtlinjer og falske fulcrums eksisterer side om side med den oprindelige midtlinje. Adskillelsen mellem systemer begynder at opløses men er ikke fuldt integreret.</w:t>
+      </w:r>
+    </w:p>
+    <w:p>
+      <w:pPr>
+        <w:pStyle w:val="BodyText"/>
+      </w:pPr>
+      <w:r>
+        <w:t xml:space="preserve">Du mærker den fysiske krops normale funktion nu holdt i væskekontinuumet. Læsionsfelter og traumatiske aftryk der stadig ikke kan gå til neutral. Fast væv der begynder at få væskekvalitet men bevarer sin låsthed. Både normale og falske fulcrums rummet simultant i væsken. Det autonome nervesystems gradvise overgang mod fleksibilitet. Potentialet for heling der endnu ikke er aktiveret.</w:t>
+      </w:r>
+    </w:p>
+    <w:p>
+      <w:pPr>
+        <w:pStyle w:val="BodyText"/>
+      </w:pPr>
+      <w:r>
+        <w:rPr>
+          <w:bCs/>
+          <w:b/>
+        </w:rPr>
+        <w:t xml:space="preserve">Åbningen mod det relationelle</w:t>
+      </w:r>
+    </w:p>
+    <w:p>
+      <w:pPr>
+        <w:pStyle w:val="BodyText"/>
+      </w:pPr>
+      <w:r>
+        <w:t xml:space="preserve">Væskekroppen søger nu forbindelse til det større terapeutiske rum — det fælles felt mellem behandler og klient. Dette er ikke længere kun individuel proces men begyndelsen på erkendelsen af at heling sker i relation. Det relationelle aspekt er naturligt for os som pattedyr — vi er biologisk skabt til at co-regulere, til at finde balance gennem forbindelse.</w:t>
+      </w:r>
+    </w:p>
+    <w:p>
+      <w:pPr>
+        <w:pStyle w:val="BodyText"/>
+      </w:pPr>
+      <w:r>
+        <w:t xml:space="preserve">Her forberedes mødet mellem behandlerens og klientens væskekroppe. Grænsen ved huden viser sig at være mere flydende end antaget. Det terapeutiske rum bliver en container hvor dybere processer kan udfolde sig trygt. Denne zone peger mod vores naturlige behov for fællesskab — familie, venskaber, det nære samfund.</w:t>
+      </w:r>
+    </w:p>
+    <w:p>
+      <w:pPr>
+        <w:pStyle w:val="BodyText"/>
+      </w:pPr>
+      <w:r>
+        <w:t xml:space="preserve">Du fornemmer længslen efter det relationelle og fælles terapeutiske rum. Forberedelsen til mødet mellem to væskekroppe. Det biologiske behov for co-regulering og forbindelse. Grænsen mellem behandler og klient bliver mere gennemsigtig. Det terapeutiske rum som tryg container for dybere processer. Åbningen mod vores naturlige funktion som sociale væsener.</w:t>
+      </w:r>
+    </w:p>
+    <w:p>
+      <w:pPr>
+        <w:pStyle w:val="BodyText"/>
+      </w:pPr>
+      <w:r>
+        <w:rPr>
+          <w:bCs/>
+          <w:b/>
+        </w:rPr>
+        <w:t xml:space="preserve">Som ét levende kontinuum</w:t>
+      </w:r>
+    </w:p>
+    <w:p>
+      <w:pPr>
+        <w:pStyle w:val="BodyText"/>
+      </w:pPr>
+      <w:r>
+        <w:t xml:space="preserve">Væskekroppen er ét sammenhængende felt der ånder gennem alt det vi rører ved. Det medbragte fra det fysiske og den vågnende respons lever i samme matrix, og åbningen mod det relationelle ligger latent i selve væskens bevægelse. Hukommelsen om det fysiske er væskekroppens måde at bære helheden — og selve denne hukommelse gør forløsning mulig, fordi intet er forsvundet. Når vi følger væskens egen rytme, opdager vi at vores opgave ikke er at forene noget. Det er allerede forenet. Vi tillader bare at det viser sig.</w:t>
+      </w:r>
+    </w:p>
+    <w:p>
+      <w:pPr>
+        <w:pStyle w:val="BodyText"/>
+      </w:pPr>
+      <w:r>
+        <w:rPr>
+          <w:bCs/>
+          <w:b/>
+        </w:rPr>
+        <w:t xml:space="preserve">[INSPIRATION — nye vinkler at overveje]</w:t>
+      </w:r>
+    </w:p>
+    <w:p>
+      <w:pPr>
+        <w:pStyle w:val="BodyText"/>
+      </w:pPr>
+      <w:r>
+        <w:rPr>
+          <w:iCs/>
+          <w:i/>
+        </w:rPr>
+        <w:t xml:space="preserve">Væskekroppen i Rum B er ikke kun blod og lymfe — det er hele den fascielle interstitielle fluid-matrix. Det vi mærker når Rum B vågner er denne matrix der begynder at bevæge sig som en sammenhængende enhed snarere end som adskilte kompartments.</w:t>
+      </w:r>
+    </w:p>
+    <w:p>
+      <w:pPr>
+        <w:pStyle w:val="BodyText"/>
+      </w:pPr>
+      <w:r>
+        <w:rPr>
+          <w:iCs/>
+          <w:i/>
+        </w:rPr>
+        <w:t xml:space="preserve">Overgangen fra Rum A til Rum B mærkes ofte først som en kvalitetsændring i vævet. Det bliver</w:t>
+      </w:r>
+      <w:r>
+        <w:rPr>
+          <w:iCs/>
+          <w:i/>
+        </w:rPr>
+        <w:t xml:space="preserve"> </w:t>
+      </w:r>
+      <w:r>
+        <w:rPr>
+          <w:iCs/>
+          <w:i/>
+        </w:rPr>
+        <w:t xml:space="preserve">‘</w:t>
+      </w:r>
+      <w:r>
+        <w:rPr>
+          <w:iCs/>
+          <w:i/>
+        </w:rPr>
+        <w:t xml:space="preserve">vådere</w:t>
+      </w:r>
+      <w:r>
+        <w:rPr>
+          <w:iCs/>
+          <w:i/>
+        </w:rPr>
+        <w:t xml:space="preserve">’</w:t>
+      </w:r>
+      <w:r>
+        <w:rPr>
+          <w:iCs/>
+          <w:i/>
+        </w:rPr>
+        <w:t xml:space="preserve">, mere flydende. Klienten beskriver det nogle gange som om de bliver tunge eller lette samtidigt. Det er paradokset ved væskekroppen — den har vægt og letvægt på én gang.</w:t>
+      </w:r>
+    </w:p>
+    <w:p>
+      <w:pPr>
+        <w:pStyle w:val="BodyText"/>
+      </w:pPr>
+      <w:r>
+        <w:rPr>
+          <w:iCs/>
+          <w:i/>
+        </w:rPr>
+        <w:t xml:space="preserve">Når Rum B nægter at vågne, er det oftest fordi nervesystemet endnu ikke har givet sin tilladelse. Væskekroppen er afhængig af parasympatisk dominans for at flyde frit. Hvis behandlingen forhastes, blokerer sympatisk aktivering den proces vi venter på.</w:t>
+      </w:r>
+    </w:p>
+    <w:p>
+      <w:pPr>
+        <w:pStyle w:val="BodyText"/>
+      </w:pPr>
+      <w:r>
+        <w:rPr>
+          <w:bCs/>
+          <w:b/>
+        </w:rPr>
+        <w:t xml:space="preserve">[REFLEKSIONSSPØRGSMÅL]</w:t>
+      </w:r>
+    </w:p>
+    <w:p>
+      <w:pPr>
+        <w:numPr>
+          <w:ilvl w:val="0"/>
+          <w:numId w:val="1058"/>
+        </w:numPr>
+      </w:pPr>
+      <w:r>
+        <w:t xml:space="preserve">Hvis det allerede er forenet, hvad ændrer det så ved den helingshandling du tror du udfører?</w:t>
+      </w:r>
+    </w:p>
+    <w:p>
+      <w:pPr>
+        <w:numPr>
+          <w:ilvl w:val="0"/>
+          <w:numId w:val="1058"/>
+        </w:numPr>
+      </w:pPr>
+      <w:r>
+        <w:t xml:space="preserve">Væsken bærer hukommelse på en måde strukturen ikke gør. I dit seneste klient-arbejde — hvilken slags hukommelse mærkede du væsken bære?</w:t>
+      </w:r>
+    </w:p>
+    <w:p>
+      <w:pPr>
+        <w:numPr>
+          <w:ilvl w:val="0"/>
+          <w:numId w:val="1058"/>
+        </w:numPr>
+      </w:pPr>
+      <w:r>
+        <w:t xml:space="preserve">Lige før dine hænder slipper ledelsen, sker der noget i din egen krop. Beskriv den signal-bevægelse, hvis du kan finde ord for den.</w:t>
+      </w:r>
+    </w:p>
+    <w:p>
+      <w:pPr>
+        <w:pStyle w:val="FirstParagraph"/>
+      </w:pPr>
+      <w:r>
+        <w:rPr>
+          <w:bCs/>
+          <w:b/>
+        </w:rPr>
+        <w:t xml:space="preserve">[BRØDTEKST: Rum C — Det Relationelle Felt]</w:t>
+      </w:r>
+    </w:p>
+    <w:p>
+      <w:pPr>
+        <w:pStyle w:val="BodyText"/>
+      </w:pPr>
+      <w:r>
+        <w:rPr>
+          <w:iCs/>
+          <w:i/>
+        </w:rPr>
+        <w:t xml:space="preserve">Når væskekroppen har fundet sin rytme og grænsen mellem behandler og klient bliver mere flydende, opstår et fælles felt — et relationelt rum hvor vi møder vores naturlige biologiske arv som sociale væsener.</w:t>
+      </w:r>
+    </w:p>
+    <w:p>
+      <w:pPr>
+        <w:pStyle w:val="BodyText"/>
+      </w:pPr>
+      <w:r>
+        <w:rPr>
+          <w:bCs/>
+          <w:b/>
+        </w:rPr>
+        <w:t xml:space="preserve">Det relationelle som naturlig funktion</w:t>
+      </w:r>
+    </w:p>
+    <w:p>
+      <w:pPr>
+        <w:pStyle w:val="BodyText"/>
+      </w:pPr>
+      <w:r>
+        <w:t xml:space="preserve">Her udfolder Rum C sig som vores medfødte kapacitet til at fungere i relation. Som pattedyr er vi biologisk udviklet til at leve, udveksle og co-regulere med andre. Dette er ikke en tillært færdighed men en iboende del af vores natur — vi er skabt til at finde balance gennem forbindelse med familie, venskaber, kollegaer og det nære samfund.</w:t>
+      </w:r>
+    </w:p>
+    <w:p>
+      <w:pPr>
+        <w:pStyle w:val="BodyText"/>
+      </w:pPr>
+      <w:r>
+        <w:t xml:space="preserve">I behandlingssituationen manifesterer dette sig som det terapeutiske rum mellem behandler og klient — et fælles felt hvor begge systemer mødes og påvirker hinanden. Dette er et dybere niveau end det individuelle, hvor heling sker gennem selve relationen. Det nære samfund — vores by, region, arbejdsplads — udgør den naturlige kontekst hvor vores biologiske behov for tilhørsforhold og udveksling udfolder sig.</w:t>
+      </w:r>
+    </w:p>
+    <w:p>
+      <w:pPr>
+        <w:pStyle w:val="BodyText"/>
+      </w:pPr>
+      <w:r>
+        <w:t xml:space="preserve">Du oplever det fælles felt mellem behandler og klient som levende realitet. Co-regulering som naturlig biologisk funktion. Nervesystemernes gensidige påvirkning og stabilisering. Det relationelle rum som container for dybere processer. Forbindelse til familie, venskaber og nært samfund som helende kraft. Integration af det individuelle i den større sociale kontekst.</w:t>
+      </w:r>
+    </w:p>
+    <w:p>
+      <w:pPr>
+        <w:pStyle w:val="BodyText"/>
+      </w:pPr>
+      <w:r>
+        <w:rPr>
+          <w:bCs/>
+          <w:b/>
+        </w:rPr>
+        <w:t xml:space="preserve">Væskekroppens kvaliteter i det fælles</w:t>
+      </w:r>
+    </w:p>
+    <w:p>
+      <w:pPr>
+        <w:pStyle w:val="BodyText"/>
+      </w:pPr>
+      <w:r>
+        <w:t xml:space="preserve">Rum C inkluderer og udvider væskekroppens egenskaber fra Rum B ind i det relationelle felt. Den simultane respons gennem væskekroppen bliver nu til fælles respons mellem to eller flere systemer. Kapaciteten til The Neutral udvides til at omfatte det fælles rum. Automatic Shifting kan nu bevæge sig ikke kun gennem individet men gennem det relationelle felt.</w:t>
+      </w:r>
+    </w:p>
+    <w:p>
+      <w:pPr>
+        <w:pStyle w:val="BodyText"/>
+      </w:pPr>
+      <w:r>
+        <w:t xml:space="preserve">Den oprindelige midtlinje fra Rum B bliver reference ikke kun for individet men for hele det terapeutiske rum. Det autonome nervesystems fleksibilitet understøttes og forstærkes gennem mødet med andres regulerede systemer. De embryologiske kræfter arbejder nu gennem det relationelle interface.</w:t>
+      </w:r>
+    </w:p>
+    <w:p>
+      <w:pPr>
+        <w:pStyle w:val="BodyText"/>
+      </w:pPr>
+      <w:r>
+        <w:t xml:space="preserve">Du mærker væskekroppens egenskaber nu aktive i det fælles felt. Simultan respons gennem flere forbundne systemer. The Neutral som fælles tilstand mellem behandler og klient. Automatic Shifting gennem det relationelle rum. Co-regulering som forstærker nervesystemets fleksibilitet. De embryologiske kræfter arbejder gennem relationen.</w:t>
+      </w:r>
+    </w:p>
+    <w:p>
+      <w:pPr>
+        <w:pStyle w:val="BodyText"/>
+      </w:pPr>
+      <w:r>
+        <w:rPr>
+          <w:bCs/>
+          <w:b/>
+        </w:rPr>
+        <w:t xml:space="preserve">Broen til det universelle</w:t>
+      </w:r>
+    </w:p>
+    <w:p>
+      <w:pPr>
+        <w:pStyle w:val="BodyText"/>
+      </w:pPr>
+      <w:r>
+        <w:t xml:space="preserve">Rum C’s relationelle felt peger naturligt mod noget større — mod det som rækker ud over det nære og kendte. Her forberedes overgangen til det universelle, til det som forbinder hele menneskeheden. Det instinktive og fælles-menneskelige begynder at vise sig gennem det relationelle.</w:t>
+      </w:r>
+    </w:p>
+    <w:p>
+      <w:pPr>
+        <w:pStyle w:val="BodyText"/>
+      </w:pPr>
+      <w:r>
+        <w:t xml:space="preserve">Dette er ikke længere kun familie og lokalt samfund, men forbindelsen til noget der transcenderer individuelle og lokale grænser. The Long Tide’s universelle bevægelse fornemmes i baggrunden — den kraft som forbinder alt levende på tværs af det individuelle og det nært relationelle. Rum D forberedes gennem erkendelsen af at vi er del af noget langt større.</w:t>
+      </w:r>
+    </w:p>
+    <w:p>
+      <w:pPr>
+        <w:pStyle w:val="BodyText"/>
+      </w:pPr>
+      <w:r>
+        <w:t xml:space="preserve">Du fornemmer det universelle der viser sig gennem det partikulære. Forbindelsen til menneskeheden som helhed. Det instinktive og arketypiske der lever i alle. The Long Tide’s tilstedeværelse i baggrunden. Det fælles på tværs af alle individuelle og relationelle grænser. Åbningen mod Rum D hvor det universelle felt dominerer.</w:t>
+      </w:r>
+    </w:p>
+    <w:p>
+      <w:pPr>
+        <w:pStyle w:val="BodyText"/>
+      </w:pPr>
+      <w:r>
+        <w:rPr>
+          <w:bCs/>
+          <w:b/>
+        </w:rPr>
+        <w:t xml:space="preserve">Som ét fælles rum</w:t>
+      </w:r>
+    </w:p>
+    <w:p>
+      <w:pPr>
+        <w:pStyle w:val="BodyText"/>
+      </w:pPr>
+      <w:r>
+        <w:t xml:space="preserve">Det relationelle felt er ét fælles rum der opstår når to systemer møder hinanden. Væskekroppens kvaliteter lever videre i co-reguleringens biologiske rytme, og åbningen mod det universelle peger naturligt videre — alt vibrerer samtidigt i hvert øjeblik af mødet, som tonaliteter af samme forbindelse snarere end lag der skal gennemleves. At vi er sociale væsener tilhører vores fysiologi — vores arv som pattedyr. Helingen sker ofte præcis her hvor to nervesystemer finder hinanden, og når vi hviler i det fælles rum, peger det af sig selv mod noget større — som en naturlig forlængelse af det nære, ikke som en flugt fra det.</w:t>
+      </w:r>
+    </w:p>
+    <w:p>
+      <w:pPr>
+        <w:pStyle w:val="BodyText"/>
+      </w:pPr>
+      <w:r>
+        <w:rPr>
+          <w:bCs/>
+          <w:b/>
+        </w:rPr>
+        <w:t xml:space="preserve">[INSPIRATION — nye vinkler at overveje]</w:t>
+      </w:r>
+    </w:p>
+    <w:p>
+      <w:pPr>
+        <w:pStyle w:val="BodyText"/>
+      </w:pPr>
+      <w:r>
+        <w:rPr>
+          <w:iCs/>
+          <w:i/>
+        </w:rPr>
+        <w:t xml:space="preserve">Rum C svarer biologisk til den ventral-vagale tilstand i Porges’ polyvagal-teori — det system der opstår når vi sociale pattedyr mødes uden trussel. Det er ikke en metaforisk parallel; det er det samme system. Vi bygger på en eksisterende neurobiologisk arkitektur.</w:t>
+      </w:r>
+    </w:p>
+    <w:p>
+      <w:pPr>
+        <w:pStyle w:val="BodyText"/>
+      </w:pPr>
+      <w:r>
+        <w:rPr>
+          <w:iCs/>
+          <w:i/>
+        </w:rPr>
+        <w:t xml:space="preserve">I det relationelle felt bliver behandleren også ændret. Det er ikke en énvejsbevægelse fra os til klienten. Vi mærker noget i os selv vågne i takt med klientens åbning. At anerkende dette uden at lade vores eget materiale fylde feltet er en daglig disciplin.</w:t>
+      </w:r>
+    </w:p>
+    <w:p>
+      <w:pPr>
+        <w:pStyle w:val="BodyText"/>
+      </w:pPr>
+      <w:r>
+        <w:rPr>
+          <w:iCs/>
+          <w:i/>
+        </w:rPr>
+        <w:t xml:space="preserve">Når det relationelle felt overvælder klienten, er det ofte fordi det er længe siden de har været i et trygt felt. Selv det at føle sig set kan være krævende. Vores opgave er ikke at gå frem, men at give feltet plads og tid til at modne i sit eget tempo.</w:t>
+      </w:r>
+    </w:p>
+    <w:p>
+      <w:pPr>
+        <w:pStyle w:val="BodyText"/>
+      </w:pPr>
+      <w:r>
+        <w:rPr>
+          <w:bCs/>
+          <w:b/>
+        </w:rPr>
+        <w:t xml:space="preserve">[REFLEKSIONSSPØRGSMÅL]</w:t>
+      </w:r>
+    </w:p>
+    <w:p>
+      <w:pPr>
+        <w:numPr>
+          <w:ilvl w:val="0"/>
+          <w:numId w:val="1059"/>
+        </w:numPr>
+      </w:pPr>
+      <w:r>
+        <w:t xml:space="preserve">Det fælles rum opstår — det laves ikke. Hvilke betingelser i dig selv inviterer det frem?</w:t>
+      </w:r>
+    </w:p>
+    <w:p>
+      <w:pPr>
+        <w:numPr>
+          <w:ilvl w:val="0"/>
+          <w:numId w:val="1059"/>
+        </w:numPr>
+      </w:pPr>
+      <w:r>
+        <w:t xml:space="preserve">Et andet menneskes regulering registreres ofte i kroppen før i hovedet. Hvor møder du den først?</w:t>
+      </w:r>
+    </w:p>
+    <w:p>
+      <w:pPr>
+        <w:numPr>
+          <w:ilvl w:val="0"/>
+          <w:numId w:val="1059"/>
+        </w:numPr>
+      </w:pPr>
+      <w:r>
+        <w:t xml:space="preserve">Når feltet selv heler — vidne, vært eller ledsager — hvilken position er sværest at hvile i?</w:t>
+      </w:r>
+    </w:p>
+    <w:p>
+      <w:pPr>
+        <w:pStyle w:val="FirstParagraph"/>
+      </w:pPr>
+      <w:r>
+        <w:rPr>
+          <w:bCs/>
+          <w:b/>
+        </w:rPr>
+        <w:t xml:space="preserve">[BRØDTEKST: Rum D — The Long Tide / Primary Respiration]</w:t>
+      </w:r>
+    </w:p>
+    <w:p>
+      <w:pPr>
+        <w:pStyle w:val="BodyText"/>
+      </w:pPr>
+      <w:r>
+        <w:rPr>
+          <w:iCs/>
+          <w:i/>
+        </w:rPr>
+        <w:t xml:space="preserve">Nu træder du ind i det universelle felt — hvor The Long Tide bevæger sig fra horisonten med sin dybe, langsomme rytme, bærende livets matrix og skabelonen for optimal funktion.</w:t>
+      </w:r>
+    </w:p>
+    <w:p>
+      <w:pPr>
+        <w:pStyle w:val="BodyText"/>
+      </w:pPr>
+      <w:r>
+        <w:rPr>
+          <w:bCs/>
+          <w:b/>
+        </w:rPr>
+        <w:t xml:space="preserve">The Long Tide som universelt felt</w:t>
+      </w:r>
+    </w:p>
+    <w:p>
+      <w:pPr>
+        <w:pStyle w:val="BodyText"/>
+      </w:pPr>
+      <w:r>
+        <w:t xml:space="preserve">Dette er Primary Respiration’s energetiske udtryk — den universelle bevægelse der kommer fra horisonten mod kroppens midtlinje med sin 100 sekunders cyklus. Her transcenderer vi det individuelle og det nært relationelle for at møde det som forbinder alt levende. The Long Tide bærer livets blueprint, den perfekte skabelon som aldrig mistes.</w:t>
+      </w:r>
+    </w:p>
+    <w:p>
+      <w:pPr>
+        <w:pStyle w:val="BodyText"/>
+      </w:pPr>
+      <w:r>
+        <w:t xml:space="preserve">I Rum D opleves direkte hvordan vi er del af noget langt større — ikke som idé men som levende erfaring. Det instinktive niveau aktiveres, millioner af års evolutionær visdom bliver tilgængelig. Dette er ikke enhed i den absolutte forstand som i Dynamisk Stilhed, men oplevelsen af at være forbundet med hele livets væv på tværs af alle grænser.</w:t>
+      </w:r>
+    </w:p>
+    <w:p>
+      <w:pPr>
+        <w:pStyle w:val="BodyText"/>
+      </w:pPr>
+      <w:r>
+        <w:t xml:space="preserve">Du oplever 100 sekunders cyklus — 6 cyklusser hver 10. minut. Bevægelse fra horisonten til midtlinjen som bærer livets matrix. Det universelle der transcenderer det individuelle og relationelle. Instinktiv erkendelse og urgammel visdom bliver tilgængelig. Forbindelse med hele menneskeheden og alt levende. Primary Respiration som organiserende kraft for al heling.</w:t>
+      </w:r>
+    </w:p>
+    <w:p>
+      <w:pPr>
+        <w:pStyle w:val="BodyText"/>
+      </w:pPr>
+      <w:r>
+        <w:rPr>
+          <w:bCs/>
+          <w:b/>
+        </w:rPr>
+        <w:t xml:space="preserve">Det relationelle felt integreret</w:t>
+      </w:r>
+    </w:p>
+    <w:p>
+      <w:pPr>
+        <w:pStyle w:val="BodyText"/>
+      </w:pPr>
+      <w:r>
+        <w:t xml:space="preserve">Rum D inkluderer og transcenderer Rum C’s relationelle kvaliteter. Det terapeutiske rum mellem behandler og klient bliver nu del af et større felt. Co-reguleringen udvides fra det nære til det universelle — vi regulerer ikke kun med hinanden men med livets egen rytme.</w:t>
+      </w:r>
+    </w:p>
+    <w:p>
+      <w:pPr>
+        <w:pStyle w:val="BodyText"/>
+      </w:pPr>
+      <w:r>
+        <w:t xml:space="preserve">Familien, venskaberne, det nære samfund fra Rum C er stadig til stede men nu som aspekter af noget større. The Long Tide organiserer alle de relationelle felter, forbinder dem i én samlet bevægelse. De embryologiske kræfter arbejder nu ikke kun gennem individet eller relationen men gennem hele det universelle felt.</w:t>
+      </w:r>
+    </w:p>
+    <w:p>
+      <w:pPr>
+        <w:pStyle w:val="BodyText"/>
+      </w:pPr>
+      <w:r>
+        <w:t xml:space="preserve">Du mærker Rum C’s relationelle felt nu båret af The Long Tide. Co-regulering udvides til universel synkronisering. Det nære samfund som del af hele menneskeheden. Alle individuelle og relationelle processer organiseret af én rytme. De embryologiske kræfter arbejder gennem det universelle. Integration af alle tidligere zoner i én samlet bevægelse.</w:t>
+      </w:r>
+    </w:p>
+    <w:p>
+      <w:pPr>
+        <w:pStyle w:val="BodyText"/>
+      </w:pPr>
+      <w:r>
+        <w:rPr>
+          <w:bCs/>
+          <w:b/>
+        </w:rPr>
+        <w:t xml:space="preserve">Porten til Dynamisk Stilhed</w:t>
+      </w:r>
+    </w:p>
+    <w:p>
+      <w:pPr>
+        <w:pStyle w:val="BodyText"/>
+      </w:pPr>
+      <w:r>
+        <w:t xml:space="preserve">I Rum D forberedes det ultimative møde med livets oprindelse. The Long Tide’s bevægelse peger naturligt mod sin egen kilde — Dynamisk Stilhed. I øjeblikke af fuldstændig synkronisering og overgivelse kan grænsen mellem bevægelse og stilhed blive gennemsigtig.</w:t>
+      </w:r>
+    </w:p>
+    <w:p>
+      <w:pPr>
+        <w:pStyle w:val="BodyText"/>
+      </w:pPr>
+      <w:r>
+        <w:t xml:space="preserve">Her fornemmes at selv The Long Tide udspringer fra noget dybere — det umanifesterede potentiale, livets arnested. Rum E’s kvaliteter begynder at vise sig som mulighed — ikke som noget vi kan gribe men som nådens potentiale. Paradokset hvor al bevægelse udspringer fra stilhed bliver til levende erfaring.</w:t>
+      </w:r>
+    </w:p>
+    <w:p>
+      <w:pPr>
+        <w:pStyle w:val="BodyText"/>
+      </w:pPr>
+      <w:r>
+        <w:t xml:space="preserve">Du fornemmer Dynamisk Stilhed som The Long Tide’s oprindelse. Porten til det umanifesterede potentiale. Bevægelse og stilhed som to aspekter af samme virkelighed. Muligheden for øjeblikkelig transmutation. Nådens potentiale der venter uden for viljen. Forberedelsen til Rum E’s paradoksale virkelighed.</w:t>
+      </w:r>
+    </w:p>
+    <w:p>
+      <w:pPr>
+        <w:pStyle w:val="BodyText"/>
+      </w:pPr>
+      <w:r>
+        <w:rPr>
+          <w:bCs/>
+          <w:b/>
+        </w:rPr>
+        <w:t xml:space="preserve">Som ét universelt felt</w:t>
+      </w:r>
+    </w:p>
+    <w:p>
+      <w:pPr>
+        <w:pStyle w:val="BodyText"/>
+      </w:pPr>
+      <w:r>
+        <w:t xml:space="preserve">The Long Tide er ét universelt felt der bevæger sig fra horisonten gennem alt vi rører ved. Det relationelle bæres med ind i en dybere rytme, og porten mod Dynamisk Stilhed begynder at vise sig — én kraft der altid har været til stede, ikke et hierarki af lag men aspekter af samme bevægelse. Vi mærker den nu fordi betingelserne har samlet sig — fordi sansningen er blevet stille nok til at horisonten kan høres. Når vi bliver bevæget af den, opdager vi at vi aldrig var adskilt fra livets store rytme; vi har bare manglet den ro der skal til for at lade den nå os.</w:t>
+      </w:r>
+    </w:p>
+    <w:p>
+      <w:pPr>
+        <w:pStyle w:val="BodyText"/>
+      </w:pPr>
+      <w:r>
+        <w:rPr>
+          <w:bCs/>
+          <w:b/>
+        </w:rPr>
+        <w:t xml:space="preserve">[INSPIRATION — nye vinkler at overveje]</w:t>
+      </w:r>
+    </w:p>
+    <w:p>
+      <w:pPr>
+        <w:pStyle w:val="BodyText"/>
+      </w:pPr>
+      <w:r>
+        <w:rPr>
+          <w:iCs/>
+          <w:i/>
+        </w:rPr>
+        <w:t xml:space="preserve">De 100 sekunder er ikke en målbar konstant — Sutherland talte om 6-10 cyklusser pr 10 minut, Jealous formulerede 100 sekunder som vejledende. At håndtere denne variation kræver at vi holder tallet løst. Det er en pejling, ikke en definition.</w:t>
+      </w:r>
+    </w:p>
+    <w:p>
+      <w:pPr>
+        <w:pStyle w:val="BodyText"/>
+      </w:pPr>
+      <w:r>
+        <w:rPr>
+          <w:iCs/>
+          <w:i/>
+        </w:rPr>
+        <w:t xml:space="preserve">Læringen af at mærke Long Tide sker ikke gennem instruktion men gennem mentor-overlevering: en erfaren behandler holder hænderne med dig på en klient, og over tid genkender du det som han eller hun mærker. Det er en mundtlig tradition mere end en målbar færdighed.</w:t>
+      </w:r>
+    </w:p>
+    <w:p>
+      <w:pPr>
+        <w:pStyle w:val="BodyText"/>
+      </w:pPr>
+      <w:r>
+        <w:rPr>
+          <w:iCs/>
+          <w:i/>
+        </w:rPr>
+        <w:t xml:space="preserve">En vanskelig erkendelse: nogle gange tror vi at mærke Long Tide, men det er noget andet — en intern rytme i os selv, en forventning, en forestilling. At kunne skelne mellem det indre billede af Long Tide og den faktiske oplevelse er en del af modningen.</w:t>
+      </w:r>
+    </w:p>
+    <w:p>
+      <w:pPr>
+        <w:pStyle w:val="BodyText"/>
+      </w:pPr>
+      <w:r>
+        <w:rPr>
+          <w:bCs/>
+          <w:b/>
+        </w:rPr>
+        <w:t xml:space="preserve">[REFLEKSIONSSPØRGSMÅL]</w:t>
+      </w:r>
+    </w:p>
+    <w:p>
+      <w:pPr>
+        <w:numPr>
+          <w:ilvl w:val="0"/>
+          <w:numId w:val="1060"/>
+        </w:numPr>
+      </w:pPr>
+      <w:r>
+        <w:t xml:space="preserve">Hvad sker der i et arbejde når du holder op med at lede efter The Long Tide og lader den finde dig?</w:t>
+      </w:r>
+    </w:p>
+    <w:p>
+      <w:pPr>
+        <w:numPr>
+          <w:ilvl w:val="0"/>
+          <w:numId w:val="1060"/>
+        </w:numPr>
+      </w:pPr>
+      <w:r>
+        <w:t xml:space="preserve">Roen der gør Long Tide hørbar er ikke teknik. Hvad i dit liv lige nu hjælper den ro frem, og hvad afskærmer den?</w:t>
+      </w:r>
+    </w:p>
+    <w:p>
+      <w:pPr>
+        <w:numPr>
+          <w:ilvl w:val="0"/>
+          <w:numId w:val="1060"/>
+        </w:numPr>
+      </w:pPr>
+      <w:r>
+        <w:t xml:space="preserve">Mellem at observere og at blive bevæget findes en fin skift. Beskriv øjeblikket — eller dets fravær — fra dit seneste klient-arbejde.</w:t>
+      </w:r>
+    </w:p>
+    <w:p>
+      <w:pPr>
+        <w:pStyle w:val="FirstParagraph"/>
+      </w:pPr>
+      <w:r>
+        <w:rPr>
+          <w:bCs/>
+          <w:b/>
+        </w:rPr>
+        <w:t xml:space="preserve">[BRØDTEKST: Rum E — Dynamisk Stilhed]</w:t>
+      </w:r>
+    </w:p>
+    <w:p>
+      <w:pPr>
+        <w:pStyle w:val="BodyText"/>
+      </w:pPr>
+      <w:r>
+        <w:rPr>
+          <w:iCs/>
+          <w:i/>
+        </w:rPr>
         <w:t xml:space="preserve">I sjældne øjeblikke af nåde træder du ind i Dynamisk Stilhed — paradoksernes verden hvor fuldstændig stilstand indeholder al bevægelse, hvor du er syg det ene øjeblik og det næste er det væk.</w:t>
       </w:r>
     </w:p>
@@ -11311,6 +13263,89 @@
       </w:pPr>
       <w:r>
         <w:t xml:space="preserve">Dynamisk Stilhed er ét umanifesteret felt der hverken kan gribes eller forklares — kun mødes. The Long Tides oprindelse og det vi kalder kærlighed er samme virkelighed set fra forskellige vinkler, og når vores ord her begynder at blive upræcise, er det fordi mysteriet og nåden er det eneste sprog der er tilbage. Adskillelsen mellem behandler og klient opløses sammen med adskillelsen mellem stilstand og bevægelse — tilbage er den rene tilstedeværelse hvor heling ikke længere er noget der gøres, men noget der er. Hvis Rum A var hvor vores hænder først mødte kroppen, er Rum E hvor kroppen og hænderne aldrig var adskilt fra livets oprindelse.</w:t>
+      </w:r>
+    </w:p>
+    <w:p>
+      <w:pPr>
+        <w:pStyle w:val="BodyText"/>
+      </w:pPr>
+      <w:r>
+        <w:rPr>
+          <w:bCs/>
+          <w:b/>
+        </w:rPr>
+        <w:t xml:space="preserve">[INSPIRATION — nye vinkler at overveje]</w:t>
+      </w:r>
+    </w:p>
+    <w:p>
+      <w:pPr>
+        <w:pStyle w:val="BodyText"/>
+      </w:pPr>
+      <w:r>
+        <w:rPr>
+          <w:iCs/>
+          <w:i/>
+        </w:rPr>
+        <w:t xml:space="preserve">Dynamisk Stilhed er ikke en højere bevidsthedstilstand eller et behandlings-mål. Den dukker op nogle gange uden at vi har planlagt det, og den lader sig ikke trænes. Det meste arbejde sker i Rum A til D, og det er som det skal være.</w:t>
+      </w:r>
+    </w:p>
+    <w:p>
+      <w:pPr>
+        <w:pStyle w:val="BodyText"/>
+      </w:pPr>
+      <w:r>
+        <w:rPr>
+          <w:iCs/>
+          <w:i/>
+        </w:rPr>
+        <w:t xml:space="preserve">Når sproget rammer sin grænse i Rum E, bliver det fristende at gribe til store ord. Sutherland kaldte den den dynamiske stilhed bag al bevægelse; Becker talte om det dybeste fulcrum; Jealous om mødet med den oprindelige sundhed. Hver tradition har sit ord — fænomenet er det samme.</w:t>
+      </w:r>
+    </w:p>
+    <w:p>
+      <w:pPr>
+        <w:pStyle w:val="BodyText"/>
+      </w:pPr>
+      <w:r>
+        <w:rPr>
+          <w:iCs/>
+          <w:i/>
+        </w:rPr>
+        <w:t xml:space="preserve">Polyvagalt set er Rum E sandsynligvis en tilstand af dyb parasympatisk dominans med kohærent kardio-vaskulær respons. Det forklarer ikke fænomenet — men det forhindrer at vi forveksler dybde med transcendens. Klienten er ikke</w:t>
+      </w:r>
+      <w:r>
+        <w:rPr>
+          <w:iCs/>
+          <w:i/>
+        </w:rPr>
+        <w:t xml:space="preserve"> </w:t>
+      </w:r>
+      <w:r>
+        <w:rPr>
+          <w:iCs/>
+          <w:i/>
+        </w:rPr>
+        <w:t xml:space="preserve">‘</w:t>
+      </w:r>
+      <w:r>
+        <w:rPr>
+          <w:iCs/>
+          <w:i/>
+        </w:rPr>
+        <w:t xml:space="preserve">ude af kroppen</w:t>
+      </w:r>
+      <w:r>
+        <w:rPr>
+          <w:iCs/>
+          <w:i/>
+        </w:rPr>
+        <w:t xml:space="preserve">’</w:t>
+      </w:r>
+      <w:r>
+        <w:rPr>
+          <w:iCs/>
+          <w:i/>
+        </w:rPr>
+        <w:t xml:space="preserve">; nervesystemet hviler i sin grundtone.</w:t>
       </w:r>
     </w:p>
     <w:p>

--- a/tools/output/manuskript-redigerbar.docx
+++ b/tools/output/manuskript-redigerbar.docx
@@ -2373,31 +2373,143 @@
           <w:iCs/>
           <w:i/>
         </w:rPr>
-        <w:t xml:space="preserve">Når Dynamisk Stilhed viser sig i hænderne, er det ofte ikke som fravær men som en kvalitet af bæren — som om vævet hviler i noget der holder det. Mange behandlere beskriver det som at sidde over et dybt vand de ikke længere skal forstyrre.</w:t>
-      </w:r>
-    </w:p>
-    <w:p>
-      <w:pPr>
-        <w:pStyle w:val="BodyText"/>
-      </w:pPr>
+        <w:t xml:space="preserve">Charles Ridley kalder Dynamisk Stilhed for</w:t>
+      </w:r>
       <w:r>
         <w:rPr>
           <w:iCs/>
           <w:i/>
         </w:rPr>
-        <w:t xml:space="preserve">Stilheden lader sig genkende på tværs af traditioner — i zazen-meditation, i den apophatiske teologis gud-uden-egenskaber, i ørkenfædrenes hesychia. Det betyder ikke at de er det samme — kun at mennesket har erfaret denne kvalitet før, og at vi ikke står alene i den.</w:t>
-      </w:r>
-    </w:p>
-    <w:p>
-      <w:pPr>
-        <w:pStyle w:val="BodyText"/>
-      </w:pPr>
+        <w:t xml:space="preserve"> </w:t>
+      </w:r>
       <w:r>
         <w:rPr>
           <w:iCs/>
           <w:i/>
         </w:rPr>
-        <w:t xml:space="preserve">Den kommer ikke på vores invitation, og hyppigst slet ikke. De fleste behandlinger forløber uden at Dynamisk Stilhed viser sig direkte, og det er som det skal være. At vente på den er ofte den sikreste måde at lukke døren til den.</w:t>
+        <w:t xml:space="preserve">‘</w:t>
+      </w:r>
+      <w:r>
+        <w:rPr>
+          <w:iCs/>
+          <w:i/>
+        </w:rPr>
+        <w:t xml:space="preserve">the source field</w:t>
+      </w:r>
+      <w:r>
+        <w:rPr>
+          <w:iCs/>
+          <w:i/>
+        </w:rPr>
+        <w:t xml:space="preserve">’</w:t>
+      </w:r>
+      <w:r>
+        <w:rPr>
+          <w:iCs/>
+          <w:i/>
+        </w:rPr>
+        <w:t xml:space="preserve"> </w:t>
+      </w:r>
+      <w:r>
+        <w:rPr>
+          <w:iCs/>
+          <w:i/>
+        </w:rPr>
+        <w:t xml:space="preserve">— kilden hvorfra al rytme og form udspringer. Hans pointe: stilheden er ikke fravær af bevægelse, men det generative felt selv. Vi sigter ikke mod stilheden — vi opdager, at den allerede sigter mod os.</w:t>
+      </w:r>
+    </w:p>
+    <w:p>
+      <w:pPr>
+        <w:pStyle w:val="BodyText"/>
+      </w:pPr>
+      <w:r>
+        <w:rPr>
+          <w:iCs/>
+          <w:i/>
+        </w:rPr>
+        <w:t xml:space="preserve">Franklyn Sills sporer Dynamisk Stilhed tilbage til den embryonale præ-form-tilstand før den første celledeling. Tilstanden bærer hele organismens blueprint som ubrudt potentiale, og det samme felt forbliver tilgængeligt livet igennem som det dybeste fulcrum systemet kan hvile i — hans</w:t>
+      </w:r>
+      <w:r>
+        <w:rPr>
+          <w:iCs/>
+          <w:i/>
+        </w:rPr>
+        <w:t xml:space="preserve"> </w:t>
+      </w:r>
+      <w:r>
+        <w:rPr>
+          <w:iCs/>
+          <w:i/>
+        </w:rPr>
+        <w:t xml:space="preserve">‘</w:t>
+      </w:r>
+      <w:r>
+        <w:rPr>
+          <w:iCs/>
+          <w:i/>
+        </w:rPr>
+        <w:t xml:space="preserve">ground of being</w:t>
+      </w:r>
+      <w:r>
+        <w:rPr>
+          <w:iCs/>
+          <w:i/>
+        </w:rPr>
+        <w:t xml:space="preserve">’</w:t>
+      </w:r>
+      <w:r>
+        <w:rPr>
+          <w:iCs/>
+          <w:i/>
+        </w:rPr>
+        <w:t xml:space="preserve">.</w:t>
+      </w:r>
+    </w:p>
+    <w:p>
+      <w:pPr>
+        <w:pStyle w:val="BodyText"/>
+      </w:pPr>
+      <w:r>
+        <w:rPr>
+          <w:iCs/>
+          <w:i/>
+        </w:rPr>
+        <w:t xml:space="preserve">Når Dynamisk Stilhed viser sig, registrerer mange behandlere det</w:t>
+      </w:r>
+      <w:r>
+        <w:rPr>
+          <w:iCs/>
+          <w:i/>
+        </w:rPr>
+        <w:t xml:space="preserve"> </w:t>
+      </w:r>
+      <w:r>
+        <w:rPr>
+          <w:iCs/>
+          <w:i/>
+        </w:rPr>
+        <w:t xml:space="preserve">‘</w:t>
+      </w:r>
+      <w:r>
+        <w:rPr>
+          <w:iCs/>
+          <w:i/>
+        </w:rPr>
+        <w:t xml:space="preserve">Holistic Shift</w:t>
+      </w:r>
+      <w:r>
+        <w:rPr>
+          <w:iCs/>
+          <w:i/>
+        </w:rPr>
+        <w:t xml:space="preserve">’</w:t>
+      </w:r>
+      <w:r>
+        <w:rPr>
+          <w:iCs/>
+          <w:i/>
+        </w:rPr>
+        <w:t xml:space="preserve">, Sills og Kern beskriver: en målbar autonom skift mod dyb parasympatisk dominans. Vejrtrækningen aftager hos både klient og behandler, det relationelle felt smelter sammen, kroppen begynder at bevæge sig fra et helt andet sted.</w:t>
       </w:r>
     </w:p>
     <w:p>
@@ -2571,7 +2683,7 @@
           <w:iCs/>
           <w:i/>
         </w:rPr>
-        <w:t xml:space="preserve">Sutherland skelnede skarpt mellem det fysiske åndedrag og Breath of Life. De er ikke det samme, men de mødes — som om åndedrættet er en daglig påmindelse om noget langt dybere der bærer vores liv hvert øjeblik, ikke kun ved indånding.</w:t>
+        <w:t xml:space="preserve">Sutherland opdagede Breath of Life ved længe at observere kranielle pulseringer der ikke kunne forklares ved hjerte eller lunge. Han konkluderede, at en finere åndedragsproces gennemstrømmer hele organismen. Sills beskriver den som tilstedeværende fra unionens øjeblik — det organiserende åndedrag bag al embryologisk udvikling.</w:t>
       </w:r>
     </w:p>
     <w:p>
@@ -2583,61 +2695,61 @@
           <w:iCs/>
           <w:i/>
         </w:rPr>
-        <w:t xml:space="preserve">Klienter beskriver nogle gange en oplevelse af</w:t>
-      </w:r>
+        <w:t xml:space="preserve">Michael Kern udfolder Breath of Life gennem tre funktioner: den formative (organiserer fra første celle), den helende (mobiliserer ved sygdom og skade), og den ordnende (vedligeholder den daglige homeostase). I praksis ses ikke én af dem isoleret, men de tre vævet sammen i hver puls.</w:t>
+      </w:r>
+    </w:p>
+    <w:p>
+      <w:pPr>
+        <w:pStyle w:val="BodyText"/>
+      </w:pPr>
       <w:r>
         <w:rPr>
           <w:iCs/>
           <w:i/>
         </w:rPr>
-        <w:t xml:space="preserve"> </w:t>
+        <w:t xml:space="preserve">Roger Gilchrist og Scott Zamurut introducerer</w:t>
       </w:r>
       <w:r>
         <w:rPr>
           <w:iCs/>
           <w:i/>
         </w:rPr>
-        <w:t xml:space="preserve">‘</w:t>
+        <w:t xml:space="preserve"> </w:t>
       </w:r>
       <w:r>
         <w:rPr>
           <w:iCs/>
           <w:i/>
         </w:rPr>
-        <w:t xml:space="preserve">første åndedrag</w:t>
+        <w:t xml:space="preserve">‘</w:t>
       </w:r>
       <w:r>
         <w:rPr>
           <w:iCs/>
           <w:i/>
         </w:rPr>
-        <w:t xml:space="preserve">’</w:t>
+        <w:t xml:space="preserve">the embodiment tide</w:t>
       </w:r>
       <w:r>
         <w:rPr>
           <w:iCs/>
           <w:i/>
         </w:rPr>
-        <w:t xml:space="preserve"> </w:t>
+        <w:t xml:space="preserve">’</w:t>
       </w:r>
       <w:r>
         <w:rPr>
           <w:iCs/>
           <w:i/>
         </w:rPr>
-        <w:t xml:space="preserve">under en behandling — noget der trækker vejret i dem som de ikke selv styrer. Det er ofte i sådanne øjeblikke at heling, der har ventet, finder sin egen vej ind.</w:t>
-      </w:r>
-    </w:p>
-    <w:p>
-      <w:pPr>
-        <w:pStyle w:val="BodyText"/>
-      </w:pPr>
+        <w:t xml:space="preserve"> </w:t>
+      </w:r>
       <w:r>
         <w:rPr>
           <w:iCs/>
           <w:i/>
         </w:rPr>
-        <w:t xml:space="preserve">Når Breath of Life føles fjern, er det som regel ikke et tegn på at den er væk — kun at vi leder efter den med vores aktive opmærksomhed. Den findes oftest når vi holder op med at lede og bare bliver i det vi mærker.</w:t>
+        <w:t xml:space="preserve">som den dybeste manifestation af Breath of Life — den tide der bærer fuld kropslig forankring efter dissociation eller traume. Det er ikke en yderligere tide; det er Breath of Life når den lander helt i organismens fysisk-fluide-tidale-helhed.</w:t>
       </w:r>
     </w:p>
     <w:p>
@@ -2831,31 +2943,66 @@
           <w:iCs/>
           <w:i/>
         </w:rPr>
-        <w:t xml:space="preserve">Den 100-sekunders cyklus er ikke en målbar konstant — Sutherland talte om 6-10 cyklusser per 10. minut, Jealous formulerede 100 sekunder vejledende. Tallene er pejlemærker, ikke definitioner. Det egentlige er at en langsom rytme bærer livet på et niveau under den hurtige.</w:t>
-      </w:r>
-    </w:p>
-    <w:p>
-      <w:pPr>
-        <w:pStyle w:val="BodyText"/>
-      </w:pPr>
+        <w:t xml:space="preserve">Sutherland kaldte Primary Respiration</w:t>
+      </w:r>
       <w:r>
         <w:rPr>
           <w:iCs/>
           <w:i/>
         </w:rPr>
-        <w:t xml:space="preserve">Læringen af Primary Respiration sker ikke gennem måling men gennem mentor-overlevering: en erfaren behandler holder hænderne med dig på en klient, og over tid genkender du det han eller hun mærker. Det er en mundtlig tradition mere end en målbar færdighed.</w:t>
-      </w:r>
-    </w:p>
-    <w:p>
-      <w:pPr>
-        <w:pStyle w:val="BodyText"/>
-      </w:pPr>
+        <w:t xml:space="preserve"> </w:t>
+      </w:r>
       <w:r>
         <w:rPr>
           <w:iCs/>
           <w:i/>
         </w:rPr>
-        <w:t xml:space="preserve">Forskellen fra den kranielle rytme (CRI på 8-12 cyklusser per minut) er væsentlig — Primary Respiration er noget andet, langsommere, dybere. Begge findes, men de svarer ikke på de samme behandlings-greb. Bevidst at adskille dem skærper hænderne.</w:t>
+        <w:t xml:space="preserve">‘</w:t>
+      </w:r>
+      <w:r>
+        <w:rPr>
+          <w:iCs/>
+          <w:i/>
+        </w:rPr>
+        <w:t xml:space="preserve">the breath of life expressing itself in motion</w:t>
+      </w:r>
+      <w:r>
+        <w:rPr>
+          <w:iCs/>
+          <w:i/>
+        </w:rPr>
+        <w:t xml:space="preserve">’</w:t>
+      </w:r>
+      <w:r>
+        <w:rPr>
+          <w:iCs/>
+          <w:i/>
+        </w:rPr>
+        <w:t xml:space="preserve">. Becker udfoldede det videre: tre rytmer der manifesterer Breath of Life på forskellige niveauer — Long Tide, Mid Tide og Cranial Rhythmic Impulse — hver med sin egen funktion og sin egen tilgangsvej i klinikken.</w:t>
+      </w:r>
+    </w:p>
+    <w:p>
+      <w:pPr>
+        <w:pStyle w:val="BodyText"/>
+      </w:pPr>
+      <w:r>
+        <w:rPr>
+          <w:iCs/>
+          <w:i/>
+        </w:rPr>
+        <w:t xml:space="preserve">Sills’ inddeling af de tre tider giver klinisk præcision: Long Tide (~100 sekunder pr cyklus) som universel orientering, Mid Tide eller Fluid Tide (~2-3 cyklusser/minut) som vævenes fluide udfoldelse, og CRI (~8-12 cyklusser/minut) som det mest fysisk-mekaniske udtryk. Hver tide vækker et andet niveau.</w:t>
+      </w:r>
+    </w:p>
+    <w:p>
+      <w:pPr>
+        <w:pStyle w:val="BodyText"/>
+      </w:pPr>
+      <w:r>
+        <w:rPr>
+          <w:iCs/>
+          <w:i/>
+        </w:rPr>
+        <w:t xml:space="preserve">Embryologisk viser Primary Respiration sig allerede inden hjertet begynder at slå. Den primære rytmiske organisering forbereder den kommende kardio-vaskulære funktion og fortsætter parallelt hele livet — en arv fra det tidspunkt, hvor liv var bevægelse uden organer at bevæge sig i.</w:t>
       </w:r>
     </w:p>
     <w:p>
@@ -3029,7 +3176,7 @@
           <w:iCs/>
           <w:i/>
         </w:rPr>
-        <w:t xml:space="preserve">Sills’ typologi af midtlinjer — primal, quantum, fluid, notochordal — kan være nyttig: hver midtlinje opstår som svar på et bestemt udviklingsfald. At mærke flere på samme klient handler om at vide hvilken man arbejder med, ikke om at samle dem alle.</w:t>
+        <w:t xml:space="preserve">Sills skelner mellem fire midtlinjer: Primal Midline (Breath of Lifes første organiserende impuls fra unionens øjeblik), Quantum Midline (det forholdsmæssige rum mellem to fluid felter), Fluid Midline (notochordens fluide forløber) og den anatomiske notochordal midtlinje. Hver enkelt har sin egen behandlings-tilgang.</w:t>
       </w:r>
     </w:p>
     <w:p>
@@ -3041,7 +3188,7 @@
           <w:iCs/>
           <w:i/>
         </w:rPr>
-        <w:t xml:space="preserve">Embryologisk er midtlinjen ikke en linje men en proces. Notochorden, der dannes i tredje uge, organiserer alt omkring sig — og bliver siden til midten af mellemvirvelskiverne. Noget af denne organiserende impuls fortsætter i kroppen hele livet.</w:t>
+        <w:t xml:space="preserve">Notochorden, der dannes i embryonets tredje uge, er ikke kun en forløber for kroppens midte — den er den første struktur der organiserer al øvrig formation omkring sig. Sills beskriver, at samme organiserende impuls fortsat er aktiv i den voksne krop som dybeste organiserings-akse.</w:t>
       </w:r>
     </w:p>
     <w:p>
@@ -3053,7 +3200,7 @@
           <w:iCs/>
           <w:i/>
         </w:rPr>
-        <w:t xml:space="preserve">Den følte midtlinje matcher ikke altid den anatomiske. Klienter kan have funktionelle midtlinjer der er forskudt af gamle traumer — bækkenet et sted, hovedet et andet. At arbejde med disse parallelle akser kræver tålmodighed mere end korrektion.</w:t>
+        <w:t xml:space="preserve">I klinik manifesterer Primal Midline sig ofte som en mærkbar kraft-orientering fra perinæum til kraniets top. Den følte midtlinje matcher ikke altid den anatomiske — funktionelle midtlinjer kan være forskudt af tidlige traumer. Hvor de mødes eller divergerer, åbner et særligt klinisk landskab.</w:t>
       </w:r>
     </w:p>
     <w:p>
@@ -3227,277 +3374,282 @@
           <w:iCs/>
           <w:i/>
         </w:rPr>
-        <w:t xml:space="preserve">Becker insisterede på at sundheden altid er til stede — også hos den syge, også hos den døende. Det er en fagligt vigtig position: vi behandler ikke noget vi tilføjer, men noget der allerede er der, som har brug for plads til at udfolde sig.</w:t>
-      </w:r>
-    </w:p>
-    <w:p>
-      <w:pPr>
-        <w:pStyle w:val="BodyText"/>
-      </w:pPr>
+        <w:t xml:space="preserve">Andrew Taylor Stills grundsætning</w:t>
+      </w:r>
       <w:r>
         <w:rPr>
           <w:iCs/>
           <w:i/>
         </w:rPr>
-        <w:t xml:space="preserve">I kontrast til symptom-fokuseret medicin starter biodynamikken fra det modsatte sted: ikke</w:t>
+        <w:t xml:space="preserve"> </w:t>
       </w:r>
       <w:r>
         <w:rPr>
           <w:iCs/>
           <w:i/>
         </w:rPr>
-        <w:t xml:space="preserve"> </w:t>
+        <w:t xml:space="preserve">‘</w:t>
       </w:r>
       <w:r>
         <w:rPr>
           <w:iCs/>
           <w:i/>
         </w:rPr>
-        <w:t xml:space="preserve">‘</w:t>
+        <w:t xml:space="preserve">find the health, anyone can find disease</w:t>
       </w:r>
       <w:r>
         <w:rPr>
           <w:iCs/>
           <w:i/>
         </w:rPr>
-        <w:t xml:space="preserve">hvad er galt</w:t>
+        <w:t xml:space="preserve">’</w:t>
       </w:r>
       <w:r>
         <w:rPr>
           <w:iCs/>
           <w:i/>
         </w:rPr>
-        <w:t xml:space="preserve">’</w:t>
+        <w:t xml:space="preserve"> </w:t>
       </w:r>
       <w:r>
         <w:rPr>
           <w:iCs/>
           <w:i/>
         </w:rPr>
-        <w:t xml:space="preserve"> </w:t>
-      </w:r>
+        <w:t xml:space="preserve">er biodynamikkens kerneorientering. Becker udfoldede den: sundheden er aldrig fraværende, kun nogle gange tilsløret. Kern bygger videre — sundheden er ikke fravær af sygdom men en aktiv organiserende kraft til stede i ethvert øjeblik.</w:t>
+      </w:r>
+    </w:p>
+    <w:p>
+      <w:pPr>
+        <w:pStyle w:val="BodyText"/>
+      </w:pPr>
       <w:r>
         <w:rPr>
           <w:iCs/>
           <w:i/>
         </w:rPr>
-        <w:t xml:space="preserve">men</w:t>
-      </w:r>
+        <w:t xml:space="preserve">Sills knytter The Health til Breath of Lifes formative funktion: sundheden er det blueprint, organismen oprindeligt blev formet fra, og som forbliver tilstede som referencepunkt hele livet. Klinisk arbejder vi ikke FOR sundheden — vi arbejder FRA den, som vores faste udgangspunkt.</w:t>
+      </w:r>
+    </w:p>
+    <w:p>
+      <w:pPr>
+        <w:pStyle w:val="BodyText"/>
+      </w:pPr>
       <w:r>
         <w:rPr>
           <w:iCs/>
           <w:i/>
         </w:rPr>
-        <w:t xml:space="preserve"> </w:t>
-      </w:r>
+        <w:t xml:space="preserve">Når klienten oplever sig så syg at sundheden synes umulig, er Beckers råd at lade hænderne hvile et sted hvor sundheden stadig kan ses — selv et lille felt er nok. Derfra organiserer systemet sig selv mod helhed. Sundheden behøver kun et arbejdspunkt for at begynde.</w:t>
+      </w:r>
+    </w:p>
+    <w:p>
+      <w:pPr>
+        <w:pStyle w:val="BodyText"/>
+      </w:pPr>
+      <w:r>
+        <w:rPr>
+          <w:bCs/>
+          <w:b/>
+        </w:rPr>
+        <w:t xml:space="preserve">[REFLEKSIONSSPØRGSMÅL]</w:t>
+      </w:r>
+    </w:p>
+    <w:p>
+      <w:pPr>
+        <w:numPr>
+          <w:ilvl w:val="0"/>
+          <w:numId w:val="1014"/>
+        </w:numPr>
+      </w:pPr>
+      <w:r>
+        <w:t xml:space="preserve">Hvor finder du Sundheden selv i de mest dysfunktionelle områder — den umistelige skabelon som altid er til stede?</w:t>
+      </w:r>
+    </w:p>
+    <w:p>
+      <w:pPr>
+        <w:numPr>
+          <w:ilvl w:val="0"/>
+          <w:numId w:val="1014"/>
+        </w:numPr>
+      </w:pPr>
+      <w:r>
+        <w:t xml:space="preserve">Hvordan ændrer det behandlingen at starte med Sundheden frem for problemet?</w:t>
+      </w:r>
+    </w:p>
+    <w:bookmarkEnd w:id="29"/>
+    <w:bookmarkStart w:id="30" w:name="motion-present"/>
+    <w:p>
+      <w:pPr>
+        <w:pStyle w:val="Heading2"/>
+      </w:pPr>
+      <w:r>
+        <w:t xml:space="preserve">Motion Present</w:t>
+      </w:r>
+    </w:p>
+    <w:p>
+      <w:pPr>
+        <w:pStyle w:val="FirstParagraph"/>
+      </w:pPr>
+      <w:r>
+        <w:rPr>
+          <w:bCs/>
+          <w:b/>
+        </w:rPr>
+        <w:t xml:space="preserve">[UNDERTITEL]</w:t>
+      </w:r>
+      <w:r>
+        <w:t xml:space="preserve"> </w:t>
+      </w:r>
+      <w:r>
+        <w:t xml:space="preserve">øjeblikkets udtryk</w:t>
+      </w:r>
+    </w:p>
+    <w:p>
+      <w:pPr>
+        <w:pStyle w:val="BodyText"/>
+      </w:pPr>
+      <w:r>
+        <w:rPr>
+          <w:bCs/>
+          <w:b/>
+        </w:rPr>
+        <w:t xml:space="preserve">[BRØDTEKST: Intro]</w:t>
+      </w:r>
+    </w:p>
+    <w:p>
+      <w:pPr>
+        <w:pStyle w:val="BodyText"/>
+      </w:pPr>
+      <w:r>
+        <w:t xml:space="preserve">Alle de bevægelser, som klientens krop naturligt skaber. Alle bevægelser fra metabolske over autonome til de bevægelser, som Primary Respiration skaber gennem klientens krop.</w:t>
+      </w:r>
+    </w:p>
+    <w:p>
+      <w:pPr>
+        <w:pStyle w:val="BodyText"/>
+      </w:pPr>
+      <w:r>
+        <w:rPr>
+          <w:bCs/>
+          <w:b/>
+        </w:rPr>
+        <w:t xml:space="preserve">[BRØDTEKST: Det grundlæggende]</w:t>
+      </w:r>
+    </w:p>
+    <w:p>
+      <w:pPr>
+        <w:pStyle w:val="BodyText"/>
+      </w:pPr>
+      <w:r>
+        <w:t xml:space="preserve">Da kroppen er skabt ud fra biodynamiske principper, eksisterer alle bevægelser i et felt af indbyrdes udveksling — på tværs af tilsyneladende forskellige systemer i kroppen. Alt påvirker alt, og hvert øjeblik udtrykkes dette i klientens samlede bevægelser.</w:t>
+      </w:r>
+    </w:p>
+    <w:p>
+      <w:pPr>
+        <w:pStyle w:val="BodyText"/>
+      </w:pPr>
+      <w:r>
+        <w:t xml:space="preserve">Da et biodynamisk system er a-kausalt og cyklisk i sin oprindelse, betyder det, at et synkront møde med kroppens øjeblikkelige udtryk skaber samklang og resonans. Det er via disse kvaliteter, at systemets mulighed for at aktivere en terapeutisk proces støttes ved vores synkrone kontakt.</w:t>
+      </w:r>
+    </w:p>
+    <w:p>
+      <w:pPr>
+        <w:pStyle w:val="BodyText"/>
+      </w:pPr>
+      <w:r>
+        <w:rPr>
+          <w:bCs/>
+          <w:b/>
+        </w:rPr>
+        <w:t xml:space="preserve">[BRØDTEKST: Primary Respiration gennem alle lag]</w:t>
+      </w:r>
+    </w:p>
+    <w:p>
+      <w:pPr>
+        <w:pStyle w:val="BodyText"/>
+      </w:pPr>
+      <w:r>
+        <w:t xml:space="preserve">Motion Present er ikke nødvendigvis kompensatoriske væskemønstre — det er Primary Respiration selv som udtrykker sig gennem alle kroppens lag.</w:t>
+      </w:r>
+    </w:p>
+    <w:p>
+      <w:pPr>
+        <w:pStyle w:val="BodyText"/>
+      </w:pPr>
+      <w:r>
+        <w:rPr>
+          <w:bCs/>
+          <w:b/>
+        </w:rPr>
+        <w:t xml:space="preserve">[BRØDTEKST: Bevægelse i læsionsfeltet]</w:t>
+      </w:r>
+    </w:p>
+    <w:p>
+      <w:pPr>
+        <w:pStyle w:val="BodyText"/>
+      </w:pPr>
+      <w:r>
+        <w:t xml:space="preserve">I læsionsfeltet findes ufrivillig bevægelse som respons på både thorax respiration og Primary Respiration. Denne bevægelse er sund og forbundet til sundheden — den viser os at selv i det mest låste område lever bevægelsen stadig.</w:t>
+      </w:r>
+    </w:p>
+    <w:p>
+      <w:pPr>
+        <w:pStyle w:val="BodyText"/>
+      </w:pPr>
+      <w:r>
+        <w:rPr>
+          <w:bCs/>
+          <w:b/>
+        </w:rPr>
+        <w:t xml:space="preserve">[INSPIRATION — nye vinkler at overveje]</w:t>
+      </w:r>
+    </w:p>
+    <w:p>
+      <w:pPr>
+        <w:pStyle w:val="BodyText"/>
+      </w:pPr>
       <w:r>
         <w:rPr>
           <w:iCs/>
           <w:i/>
         </w:rPr>
-        <w:t xml:space="preserve">‘</w:t>
+        <w:t xml:space="preserve">Becker:</w:t>
       </w:r>
       <w:r>
         <w:rPr>
           <w:iCs/>
           <w:i/>
         </w:rPr>
-        <w:t xml:space="preserve">hvad er rigtigt</w:t>
+        <w:t xml:space="preserve"> </w:t>
       </w:r>
       <w:r>
         <w:rPr>
           <w:iCs/>
           <w:i/>
         </w:rPr>
-        <w:t xml:space="preserve">’</w:t>
+        <w:t xml:space="preserve">‘</w:t>
       </w:r>
       <w:r>
         <w:rPr>
           <w:iCs/>
           <w:i/>
         </w:rPr>
-        <w:t xml:space="preserve"> </w:t>
+        <w:t xml:space="preserve">liv er bevægelse</w:t>
       </w:r>
       <w:r>
         <w:rPr>
           <w:iCs/>
           <w:i/>
         </w:rPr>
-        <w:t xml:space="preserve">— også midt i krisen. Det er ikke optimisme. Det er en faglig disciplin der ændrer hvilke informationer vi mærker.</w:t>
-      </w:r>
-    </w:p>
-    <w:p>
-      <w:pPr>
-        <w:pStyle w:val="BodyText"/>
-      </w:pPr>
+        <w:t xml:space="preserve">’</w:t>
+      </w:r>
       <w:r>
         <w:rPr>
           <w:iCs/>
           <w:i/>
         </w:rPr>
-        <w:t xml:space="preserve">Hvad gør vi når klienten ikke kan mærke sundheden i sig selv? Vi venter ikke på at de finder den. Vi arbejder fra antagelsen om at den findes, og lader vores hænder hvile på det sted hvor den endnu kan ses.</w:t>
-      </w:r>
-    </w:p>
-    <w:p>
-      <w:pPr>
-        <w:pStyle w:val="BodyText"/>
-      </w:pPr>
-      <w:r>
-        <w:rPr>
-          <w:bCs/>
-          <w:b/>
-        </w:rPr>
-        <w:t xml:space="preserve">[REFLEKSIONSSPØRGSMÅL]</w:t>
-      </w:r>
-    </w:p>
-    <w:p>
-      <w:pPr>
-        <w:numPr>
-          <w:ilvl w:val="0"/>
-          <w:numId w:val="1014"/>
-        </w:numPr>
-      </w:pPr>
-      <w:r>
-        <w:t xml:space="preserve">Hvor finder du Sundheden selv i de mest dysfunktionelle områder — den umistelige skabelon som altid er til stede?</w:t>
-      </w:r>
-    </w:p>
-    <w:p>
-      <w:pPr>
-        <w:numPr>
-          <w:ilvl w:val="0"/>
-          <w:numId w:val="1014"/>
-        </w:numPr>
-      </w:pPr>
-      <w:r>
-        <w:t xml:space="preserve">Hvordan ændrer det behandlingen at starte med Sundheden frem for problemet?</w:t>
-      </w:r>
-    </w:p>
-    <w:bookmarkEnd w:id="29"/>
-    <w:bookmarkStart w:id="30" w:name="motion-present"/>
-    <w:p>
-      <w:pPr>
-        <w:pStyle w:val="Heading2"/>
-      </w:pPr>
-      <w:r>
-        <w:t xml:space="preserve">Motion Present</w:t>
-      </w:r>
-    </w:p>
-    <w:p>
-      <w:pPr>
-        <w:pStyle w:val="FirstParagraph"/>
-      </w:pPr>
-      <w:r>
-        <w:rPr>
-          <w:bCs/>
-          <w:b/>
-        </w:rPr>
-        <w:t xml:space="preserve">[UNDERTITEL]</w:t>
-      </w:r>
-      <w:r>
-        <w:t xml:space="preserve"> </w:t>
-      </w:r>
-      <w:r>
-        <w:t xml:space="preserve">øjeblikkets udtryk</w:t>
-      </w:r>
-    </w:p>
-    <w:p>
-      <w:pPr>
-        <w:pStyle w:val="BodyText"/>
-      </w:pPr>
-      <w:r>
-        <w:rPr>
-          <w:bCs/>
-          <w:b/>
-        </w:rPr>
-        <w:t xml:space="preserve">[BRØDTEKST: Intro]</w:t>
-      </w:r>
-    </w:p>
-    <w:p>
-      <w:pPr>
-        <w:pStyle w:val="BodyText"/>
-      </w:pPr>
-      <w:r>
-        <w:t xml:space="preserve">Alle de bevægelser, som klientens krop naturligt skaber. Alle bevægelser fra metabolske over autonome til de bevægelser, som Primary Respiration skaber gennem klientens krop.</w:t>
-      </w:r>
-    </w:p>
-    <w:p>
-      <w:pPr>
-        <w:pStyle w:val="BodyText"/>
-      </w:pPr>
-      <w:r>
-        <w:rPr>
-          <w:bCs/>
-          <w:b/>
-        </w:rPr>
-        <w:t xml:space="preserve">[BRØDTEKST: Det grundlæggende]</w:t>
-      </w:r>
-    </w:p>
-    <w:p>
-      <w:pPr>
-        <w:pStyle w:val="BodyText"/>
-      </w:pPr>
-      <w:r>
-        <w:t xml:space="preserve">Da kroppen er skabt ud fra biodynamiske principper, eksisterer alle bevægelser i et felt af indbyrdes udveksling — på tværs af tilsyneladende forskellige systemer i kroppen. Alt påvirker alt, og hvert øjeblik udtrykkes dette i klientens samlede bevægelser.</w:t>
-      </w:r>
-    </w:p>
-    <w:p>
-      <w:pPr>
-        <w:pStyle w:val="BodyText"/>
-      </w:pPr>
-      <w:r>
-        <w:t xml:space="preserve">Da et biodynamisk system er a-kausalt og cyklisk i sin oprindelse, betyder det, at et synkront møde med kroppens øjeblikkelige udtryk skaber samklang og resonans. Det er via disse kvaliteter, at systemets mulighed for at aktivere en terapeutisk proces støttes ved vores synkrone kontakt.</w:t>
-      </w:r>
-    </w:p>
-    <w:p>
-      <w:pPr>
-        <w:pStyle w:val="BodyText"/>
-      </w:pPr>
-      <w:r>
-        <w:rPr>
-          <w:bCs/>
-          <w:b/>
-        </w:rPr>
-        <w:t xml:space="preserve">[BRØDTEKST: Primary Respiration gennem alle lag]</w:t>
-      </w:r>
-    </w:p>
-    <w:p>
-      <w:pPr>
-        <w:pStyle w:val="BodyText"/>
-      </w:pPr>
-      <w:r>
-        <w:t xml:space="preserve">Motion Present er ikke nødvendigvis kompensatoriske væskemønstre — det er Primary Respiration selv som udtrykker sig gennem alle kroppens lag.</w:t>
-      </w:r>
-    </w:p>
-    <w:p>
-      <w:pPr>
-        <w:pStyle w:val="BodyText"/>
-      </w:pPr>
-      <w:r>
-        <w:rPr>
-          <w:bCs/>
-          <w:b/>
-        </w:rPr>
-        <w:t xml:space="preserve">[BRØDTEKST: Bevægelse i læsionsfeltet]</w:t>
-      </w:r>
-    </w:p>
-    <w:p>
-      <w:pPr>
-        <w:pStyle w:val="BodyText"/>
-      </w:pPr>
-      <w:r>
-        <w:t xml:space="preserve">I læsionsfeltet findes ufrivillig bevægelse som respons på både thorax respiration og Primary Respiration. Denne bevægelse er sund og forbundet til sundheden — den viser os at selv i det mest låste område lever bevægelsen stadig.</w:t>
-      </w:r>
-    </w:p>
-    <w:p>
-      <w:pPr>
-        <w:pStyle w:val="BodyText"/>
-      </w:pPr>
-      <w:r>
-        <w:rPr>
-          <w:bCs/>
-          <w:b/>
-        </w:rPr>
-        <w:t xml:space="preserve">[INSPIRATION — nye vinkler at overveje]</w:t>
+        <w:t xml:space="preserve">. Hver levende celle, hvert system, hvert vævslag udtrykker sig som bevægelse på sit eget niveau. Motion Present samler dem ikke som ét fænomen men som et væv af samtidige rytmer — fra cellulær mikrobevægelse til den langsomme tidale udfoldelse i hele organismen.</w:t>
       </w:r>
     </w:p>
     <w:p>
@@ -3509,7 +3661,7 @@
           <w:iCs/>
           <w:i/>
         </w:rPr>
-        <w:t xml:space="preserve">Motion Present er ikke én bevægelse men et væv af mange — fra cellulær mikrobevægelse til store fasciale ruller. At lære at lytte til dem alle uden at vælge er en disciplin: vi bliver ikke specialister i én rytme men generalister i bevægelsens fylde.</w:t>
+        <w:t xml:space="preserve">Sills understreger den kliniske vigtighed af at lytte til ALLE rytmer samtidigt uden at vælge én. Den behandler der hænger fast i én rytme (ofte CRI) mister information fra de dybere tider. Motion Present-perceptionen er derfor en disciplin i ikke-selektion.</w:t>
       </w:r>
     </w:p>
     <w:p>
@@ -3521,7 +3673,205 @@
           <w:iCs/>
           <w:i/>
         </w:rPr>
-        <w:t xml:space="preserve">Når Motion Present pludselig stiger i intensitet, er det ofte fordi systemet har fundet noget at arbejde med. Når den falder næsten til nul, er vi sjældent ude i et tomrum — oftest tæt på Stillpoint eller The Neutral. Begge tilstande er informative.</w:t>
+        <w:t xml:space="preserve">Når Motion Present pludselig stiger i intensitet, har systemet ofte fundet noget at arbejde med. Når den falder næsten til nul, er det sjældent tomrum — oftere er vi tæt på Stillpoint eller The Neutral. Kern beskriver disse skift som signaler fra den iboende behandlingsplan.</w:t>
+      </w:r>
+    </w:p>
+    <w:p>
+      <w:pPr>
+        <w:pStyle w:val="BodyText"/>
+      </w:pPr>
+      <w:r>
+        <w:rPr>
+          <w:bCs/>
+          <w:b/>
+        </w:rPr>
+        <w:t xml:space="preserve">[REFLEKSIONSSPØRGSMÅL]</w:t>
+      </w:r>
+    </w:p>
+    <w:p>
+      <w:pPr>
+        <w:numPr>
+          <w:ilvl w:val="0"/>
+          <w:numId w:val="1015"/>
+        </w:numPr>
+      </w:pPr>
+      <w:r>
+        <w:t xml:space="preserve">Kan du skelne mellem de forskellige bevægelser i klientens krop — metabolske, autonome og Primary Respiration?</w:t>
+      </w:r>
+    </w:p>
+    <w:p>
+      <w:pPr>
+        <w:numPr>
+          <w:ilvl w:val="0"/>
+          <w:numId w:val="1015"/>
+        </w:numPr>
+      </w:pPr>
+      <w:r>
+        <w:t xml:space="preserve">Hvordan følger du alle disse lag simultant uden at miste fokus?</w:t>
+      </w:r>
+    </w:p>
+    <w:bookmarkEnd w:id="30"/>
+    <w:bookmarkStart w:id="31" w:name="fulcrum"/>
+    <w:p>
+      <w:pPr>
+        <w:pStyle w:val="Heading2"/>
+      </w:pPr>
+      <w:r>
+        <w:t xml:space="preserve">Fulcrum</w:t>
+      </w:r>
+    </w:p>
+    <w:p>
+      <w:pPr>
+        <w:pStyle w:val="FirstParagraph"/>
+      </w:pPr>
+      <w:r>
+        <w:rPr>
+          <w:bCs/>
+          <w:b/>
+        </w:rPr>
+        <w:t xml:space="preserve">[UNDERTITEL]</w:t>
+      </w:r>
+      <w:r>
+        <w:t xml:space="preserve"> </w:t>
+      </w:r>
+      <w:r>
+        <w:t xml:space="preserve">det dynamiske omdrejningspunkt</w:t>
+      </w:r>
+    </w:p>
+    <w:p>
+      <w:pPr>
+        <w:pStyle w:val="BodyText"/>
+      </w:pPr>
+      <w:r>
+        <w:rPr>
+          <w:bCs/>
+          <w:b/>
+        </w:rPr>
+        <w:t xml:space="preserve">[BRØDTEKST: Intro]</w:t>
+      </w:r>
+    </w:p>
+    <w:p>
+      <w:pPr>
+        <w:pStyle w:val="BodyText"/>
+      </w:pPr>
+      <w:r>
+        <w:t xml:space="preserve">Et omdrejningspunkt, hvorom bevægelse sker. Al bevægelse sker i relation til et fulcrum — det er en slags bevægelsens midtlinje.</w:t>
+      </w:r>
+    </w:p>
+    <w:p>
+      <w:pPr>
+        <w:pStyle w:val="BodyText"/>
+      </w:pPr>
+      <w:r>
+        <w:rPr>
+          <w:bCs/>
+          <w:b/>
+        </w:rPr>
+        <w:t xml:space="preserve">[BRØDTEKST: Det grundlæggende]</w:t>
+      </w:r>
+    </w:p>
+    <w:p>
+      <w:pPr>
+        <w:pStyle w:val="BodyText"/>
+      </w:pPr>
+      <w:r>
+        <w:t xml:space="preserve">I den biodynamiske tradition betragtes et fulcrum som både skabende, orkestrerende og balancerende kroppens bevægelser. Det udgør derfor en unik og afgørende nøgle for kroppens funktion.</w:t>
+      </w:r>
+    </w:p>
+    <w:p>
+      <w:pPr>
+        <w:pStyle w:val="BodyText"/>
+      </w:pPr>
+      <w:r>
+        <w:t xml:space="preserve">Hele midtlinjen fungerer som et enkelt fulcrum — det ultimative omdrejningspunkt for al bevægelse i kroppen. I væskerne findes også fulcrums — stillepunkter som bliver kraftens punkt i mekanismens funktion.</w:t>
+      </w:r>
+    </w:p>
+    <w:p>
+      <w:pPr>
+        <w:pStyle w:val="BodyText"/>
+      </w:pPr>
+      <w:r>
+        <w:rPr>
+          <w:bCs/>
+          <w:b/>
+        </w:rPr>
+        <w:t xml:space="preserve">[BRØDTEKST: Sunde fulcrums]</w:t>
+      </w:r>
+    </w:p>
+    <w:p>
+      <w:pPr>
+        <w:pStyle w:val="BodyText"/>
+      </w:pPr>
+      <w:r>
+        <w:t xml:space="preserve">Sunde, naturlige fulcrums er bevægelige og dynamiske — de bevæges af livet fra øjeblik til øjeblik, og er ankerpunkter for den normale funktion.</w:t>
+      </w:r>
+    </w:p>
+    <w:p>
+      <w:pPr>
+        <w:pStyle w:val="BodyText"/>
+      </w:pPr>
+      <w:r>
+        <w:rPr>
+          <w:bCs/>
+          <w:b/>
+        </w:rPr>
+        <w:t xml:space="preserve">[BRØDTEKST: Dysfunktionelle fulcrums]</w:t>
+      </w:r>
+    </w:p>
+    <w:p>
+      <w:pPr>
+        <w:pStyle w:val="BodyText"/>
+      </w:pPr>
+      <w:r>
+        <w:t xml:space="preserve">Dysfunktionelle fulcrums bevæges ikke i relation til helheden, men eksisterer som rigide, separate tilstande, der tvinger helheden til at kompensere for deres tilstedeværelse.</w:t>
+      </w:r>
+    </w:p>
+    <w:p>
+      <w:pPr>
+        <w:pStyle w:val="BodyText"/>
+      </w:pPr>
+      <w:r>
+        <w:t xml:space="preserve">Ved læsionering skifter væv, væske og det elektromagnetiske felt til tre forskellige fulcrums, og denne opsplitning skaber den karakteristiske rigiditet vi møder i dysfunktionelle områder.</w:t>
+      </w:r>
+    </w:p>
+    <w:p>
+      <w:pPr>
+        <w:pStyle w:val="BodyText"/>
+      </w:pPr>
+      <w:r>
+        <w:rPr>
+          <w:bCs/>
+          <w:b/>
+        </w:rPr>
+        <w:t xml:space="preserve">[BRØDTEKST: Fulcrum i behandlingssituationen]</w:t>
+      </w:r>
+    </w:p>
+    <w:p>
+      <w:pPr>
+        <w:pStyle w:val="BodyText"/>
+      </w:pPr>
+      <w:r>
+        <w:t xml:space="preserve">Alt i behandlingen orkestreres gennem fulcrums — de vitale omdrejningspunkter hvorom al bevægelse organiserer sig. Sammen med Fluid Body, væskekroppens levende kontinuum som forbinder hver celle, udgør de den strukturerende ramme for den terapeutiske proces.</w:t>
+      </w:r>
+    </w:p>
+    <w:p>
+      <w:pPr>
+        <w:pStyle w:val="BodyText"/>
+      </w:pPr>
+      <w:r>
+        <w:t xml:space="preserve">I Rum A (den fysiske krop) fungerer midtlinjen som naturligt fulcrum, og strukturel integritet hviler på dette omdrejningspunkt. I Rum B (væskekroppen) er den oprindelige midtlinje det stabile fulcrum som alt organiserer sig omkring, og her kan normale og falske fulcrums rumme sig simultant i væsken.</w:t>
+      </w:r>
+    </w:p>
+    <w:p>
+      <w:pPr>
+        <w:pStyle w:val="BodyText"/>
+      </w:pPr>
+      <w:r>
+        <w:rPr>
+          <w:bCs/>
+          <w:b/>
+        </w:rPr>
+        <w:t xml:space="preserve">[INSPIRATION — nye vinkler at overveje]</w:t>
       </w:r>
     </w:p>
     <w:p>
@@ -3533,283 +3883,178 @@
           <w:iCs/>
           <w:i/>
         </w:rPr>
-        <w:t xml:space="preserve">At se efter motion præsent er ikke det samme som at lede efter den. Når vi leder, sender vi små signaler ind i feltet og forstyrrer det vi forsøger at observere. Lytten har en helt anden kvalitet — den modtager uden at sende.</w:t>
-      </w:r>
-    </w:p>
-    <w:p>
-      <w:pPr>
-        <w:pStyle w:val="BodyText"/>
-      </w:pPr>
-      <w:r>
-        <w:rPr>
-          <w:bCs/>
-          <w:b/>
-        </w:rPr>
-        <w:t xml:space="preserve">[REFLEKSIONSSPØRGSMÅL]</w:t>
-      </w:r>
-    </w:p>
-    <w:p>
-      <w:pPr>
-        <w:numPr>
-          <w:ilvl w:val="0"/>
-          <w:numId w:val="1015"/>
-        </w:numPr>
-      </w:pPr>
-      <w:r>
-        <w:t xml:space="preserve">Kan du skelne mellem de forskellige bevægelser i klientens krop — metabolske, autonome og Primary Respiration?</w:t>
-      </w:r>
-    </w:p>
-    <w:p>
-      <w:pPr>
-        <w:numPr>
-          <w:ilvl w:val="0"/>
-          <w:numId w:val="1015"/>
-        </w:numPr>
-      </w:pPr>
-      <w:r>
-        <w:t xml:space="preserve">Hvordan følger du alle disse lag simultant uden at miste fokus?</w:t>
-      </w:r>
-    </w:p>
-    <w:bookmarkEnd w:id="30"/>
-    <w:bookmarkStart w:id="31" w:name="fulcrum"/>
-    <w:p>
-      <w:pPr>
-        <w:pStyle w:val="Heading2"/>
-      </w:pPr>
-      <w:r>
-        <w:t xml:space="preserve">Fulcrum</w:t>
-      </w:r>
-    </w:p>
-    <w:p>
-      <w:pPr>
-        <w:pStyle w:val="FirstParagraph"/>
-      </w:pPr>
-      <w:r>
-        <w:rPr>
-          <w:bCs/>
-          <w:b/>
-        </w:rPr>
-        <w:t xml:space="preserve">[UNDERTITEL]</w:t>
-      </w:r>
-      <w:r>
-        <w:t xml:space="preserve"> </w:t>
-      </w:r>
-      <w:r>
-        <w:t xml:space="preserve">det dynamiske omdrejningspunkt</w:t>
-      </w:r>
-    </w:p>
-    <w:p>
-      <w:pPr>
-        <w:pStyle w:val="BodyText"/>
-      </w:pPr>
-      <w:r>
-        <w:rPr>
-          <w:bCs/>
-          <w:b/>
-        </w:rPr>
-        <w:t xml:space="preserve">[BRØDTEKST: Intro]</w:t>
-      </w:r>
-    </w:p>
-    <w:p>
-      <w:pPr>
-        <w:pStyle w:val="BodyText"/>
-      </w:pPr>
-      <w:r>
-        <w:t xml:space="preserve">Et omdrejningspunkt, hvorom bevægelse sker. Al bevægelse sker i relation til et fulcrum — det er en slags bevægelsens midtlinje.</w:t>
-      </w:r>
-    </w:p>
-    <w:p>
-      <w:pPr>
-        <w:pStyle w:val="BodyText"/>
-      </w:pPr>
-      <w:r>
-        <w:rPr>
-          <w:bCs/>
-          <w:b/>
-        </w:rPr>
-        <w:t xml:space="preserve">[BRØDTEKST: Det grundlæggende]</w:t>
-      </w:r>
-    </w:p>
-    <w:p>
-      <w:pPr>
-        <w:pStyle w:val="BodyText"/>
-      </w:pPr>
-      <w:r>
-        <w:t xml:space="preserve">I den biodynamiske tradition betragtes et fulcrum som både skabende, orkestrerende og balancerende kroppens bevægelser. Det udgør derfor en unik og afgørende nøgle for kroppens funktion.</w:t>
-      </w:r>
-    </w:p>
-    <w:p>
-      <w:pPr>
-        <w:pStyle w:val="BodyText"/>
-      </w:pPr>
-      <w:r>
-        <w:t xml:space="preserve">Hele midtlinjen fungerer som et enkelt fulcrum — det ultimative omdrejningspunkt for al bevægelse i kroppen. I væskerne findes også fulcrums — stillepunkter som bliver kraftens punkt i mekanismens funktion.</w:t>
-      </w:r>
-    </w:p>
-    <w:p>
-      <w:pPr>
-        <w:pStyle w:val="BodyText"/>
-      </w:pPr>
-      <w:r>
-        <w:rPr>
-          <w:bCs/>
-          <w:b/>
-        </w:rPr>
-        <w:t xml:space="preserve">[BRØDTEKST: Sunde fulcrums]</w:t>
-      </w:r>
-    </w:p>
-    <w:p>
-      <w:pPr>
-        <w:pStyle w:val="BodyText"/>
-      </w:pPr>
-      <w:r>
-        <w:t xml:space="preserve">Sunde, naturlige fulcrums er bevægelige og dynamiske — de bevæges af livet fra øjeblik til øjeblik, og er ankerpunkter for den normale funktion.</w:t>
-      </w:r>
-    </w:p>
-    <w:p>
-      <w:pPr>
-        <w:pStyle w:val="BodyText"/>
-      </w:pPr>
-      <w:r>
-        <w:rPr>
-          <w:bCs/>
-          <w:b/>
-        </w:rPr>
-        <w:t xml:space="preserve">[BRØDTEKST: Dysfunktionelle fulcrums]</w:t>
-      </w:r>
-    </w:p>
-    <w:p>
-      <w:pPr>
-        <w:pStyle w:val="BodyText"/>
-      </w:pPr>
-      <w:r>
-        <w:t xml:space="preserve">Dysfunktionelle fulcrums bevæges ikke i relation til helheden, men eksisterer som rigide, separate tilstande, der tvinger helheden til at kompensere for deres tilstedeværelse.</w:t>
-      </w:r>
-    </w:p>
-    <w:p>
-      <w:pPr>
-        <w:pStyle w:val="BodyText"/>
-      </w:pPr>
-      <w:r>
-        <w:t xml:space="preserve">Ved læsionering skifter væv, væske og det elektromagnetiske felt til tre forskellige fulcrums, og denne opsplitning skaber den karakteristiske rigiditet vi møder i dysfunktionelle områder.</w:t>
-      </w:r>
-    </w:p>
-    <w:p>
-      <w:pPr>
-        <w:pStyle w:val="BodyText"/>
-      </w:pPr>
-      <w:r>
-        <w:rPr>
-          <w:bCs/>
-          <w:b/>
-        </w:rPr>
-        <w:t xml:space="preserve">[BRØDTEKST: Fulcrum i behandlingssituationen]</w:t>
-      </w:r>
-    </w:p>
-    <w:p>
-      <w:pPr>
-        <w:pStyle w:val="BodyText"/>
-      </w:pPr>
-      <w:r>
-        <w:t xml:space="preserve">Alt i behandlingen orkestreres gennem fulcrums — de vitale omdrejningspunkter hvorom al bevægelse organiserer sig. Sammen med Fluid Body, væskekroppens levende kontinuum som forbinder hver celle, udgør de den strukturerende ramme for den terapeutiske proces.</w:t>
-      </w:r>
-    </w:p>
-    <w:p>
-      <w:pPr>
-        <w:pStyle w:val="BodyText"/>
-      </w:pPr>
-      <w:r>
-        <w:t xml:space="preserve">I Rum A (den fysiske krop) fungerer midtlinjen som naturligt fulcrum, og strukturel integritet hviler på dette omdrejningspunkt. I Rum B (væskekroppen) er den oprindelige midtlinje det stabile fulcrum som alt organiserer sig omkring, og her kan normale og falske fulcrums rumme sig simultant i væsken.</w:t>
-      </w:r>
-    </w:p>
-    <w:p>
-      <w:pPr>
-        <w:pStyle w:val="BodyText"/>
-      </w:pPr>
-      <w:r>
-        <w:rPr>
-          <w:bCs/>
-          <w:b/>
-        </w:rPr>
-        <w:t xml:space="preserve">[INSPIRATION — nye vinkler at overveje]</w:t>
-      </w:r>
-    </w:p>
-    <w:p>
-      <w:pPr>
-        <w:pStyle w:val="BodyText"/>
-      </w:pPr>
+        <w:t xml:space="preserve">Sutherland opdagede fulcrum-konceptet ved at observere, at kraniets membraner organiserede sig omkring et bevægeligt centrum — Sutherlands</w:t>
+      </w:r>
       <w:r>
         <w:rPr>
           <w:iCs/>
           <w:i/>
         </w:rPr>
-        <w:t xml:space="preserve">Fulcrums er ikke faste anatomiske punkter — de bevæger sig, opløses, dannes. En sund fulcrum er bevægelig; en dysfunktionel er rigid og isoleret. At skelne mellem dem er kerneobservationen i biodynamisk arbejde, og en daglig øvelse.</w:t>
-      </w:r>
-    </w:p>
-    <w:p>
-      <w:pPr>
-        <w:pStyle w:val="BodyText"/>
-      </w:pPr>
+        <w:t xml:space="preserve"> </w:t>
+      </w:r>
       <w:r>
         <w:rPr>
           <w:iCs/>
           <w:i/>
         </w:rPr>
-        <w:t xml:space="preserve">Beckers begreb</w:t>
+        <w:t xml:space="preserve">‘</w:t>
       </w:r>
       <w:r>
         <w:rPr>
           <w:iCs/>
           <w:i/>
         </w:rPr>
-        <w:t xml:space="preserve"> </w:t>
+        <w:t xml:space="preserve">fulcrum of the falx</w:t>
       </w:r>
       <w:r>
         <w:rPr>
           <w:iCs/>
           <w:i/>
         </w:rPr>
-        <w:t xml:space="preserve">‘</w:t>
+        <w:t xml:space="preserve">’</w:t>
       </w:r>
       <w:r>
         <w:rPr>
           <w:iCs/>
           <w:i/>
         </w:rPr>
-        <w:t xml:space="preserve">fulcrum of health</w:t>
+        <w:t xml:space="preserve">. Beckers udvikling: hvert system har et</w:t>
       </w:r>
       <w:r>
         <w:rPr>
           <w:iCs/>
           <w:i/>
         </w:rPr>
-        <w:t xml:space="preserve">’</w:t>
+        <w:t xml:space="preserve"> </w:t>
       </w:r>
       <w:r>
         <w:rPr>
           <w:iCs/>
           <w:i/>
         </w:rPr>
-        <w:t xml:space="preserve"> </w:t>
+        <w:t xml:space="preserve">‘</w:t>
       </w:r>
       <w:r>
         <w:rPr>
           <w:iCs/>
           <w:i/>
         </w:rPr>
-        <w:t xml:space="preserve">er en udvikling: det er det sted hvor systemets organisering er stærkest, ikke hvor det er mest belastet. At lokalisere det forskydende fulcrum tager bagsædet — vi sætter os i sundhedens fulcrum først.</w:t>
-      </w:r>
-    </w:p>
-    <w:p>
-      <w:pPr>
-        <w:pStyle w:val="BodyText"/>
-      </w:pPr>
+        <w:t xml:space="preserve">fulcrum of health</w:t>
+      </w:r>
       <w:r>
         <w:rPr>
           <w:iCs/>
           <w:i/>
         </w:rPr>
-        <w:t xml:space="preserve">Når et fulcrum spontant flytter sig under hænderne, har systemet selv valgt næste fokus. Vores opgave er ikke at følge med fysisk men at give plads i opmærksomheden. Den nye placering bringer ofte information som det gamle fulcrum havde holdt skjult.</w:t>
+        <w:t xml:space="preserve">’</w:t>
+      </w:r>
+      <w:r>
+        <w:rPr>
+          <w:iCs/>
+          <w:i/>
+        </w:rPr>
+        <w:t xml:space="preserve">, hvor organisering er stærkest, og et</w:t>
+      </w:r>
+      <w:r>
+        <w:rPr>
+          <w:iCs/>
+          <w:i/>
+        </w:rPr>
+        <w:t xml:space="preserve"> </w:t>
+      </w:r>
+      <w:r>
+        <w:rPr>
+          <w:iCs/>
+          <w:i/>
+        </w:rPr>
+        <w:t xml:space="preserve">‘</w:t>
+      </w:r>
+      <w:r>
+        <w:rPr>
+          <w:iCs/>
+          <w:i/>
+        </w:rPr>
+        <w:t xml:space="preserve">fulcrum of dysfunction</w:t>
+      </w:r>
+      <w:r>
+        <w:rPr>
+          <w:iCs/>
+          <w:i/>
+        </w:rPr>
+        <w:t xml:space="preserve">’</w:t>
+      </w:r>
+      <w:r>
+        <w:rPr>
+          <w:iCs/>
+          <w:i/>
+        </w:rPr>
+        <w:t xml:space="preserve">, hvor energien er bundet.</w:t>
+      </w:r>
+    </w:p>
+    <w:p>
+      <w:pPr>
+        <w:pStyle w:val="BodyText"/>
+      </w:pPr>
+      <w:r>
+        <w:rPr>
+          <w:iCs/>
+          <w:i/>
+        </w:rPr>
+        <w:t xml:space="preserve">Sills udvider med begrebet</w:t>
+      </w:r>
+      <w:r>
+        <w:rPr>
+          <w:iCs/>
+          <w:i/>
+        </w:rPr>
+        <w:t xml:space="preserve"> </w:t>
+      </w:r>
+      <w:r>
+        <w:rPr>
+          <w:iCs/>
+          <w:i/>
+        </w:rPr>
+        <w:t xml:space="preserve">‘</w:t>
+      </w:r>
+      <w:r>
+        <w:rPr>
+          <w:iCs/>
+          <w:i/>
+        </w:rPr>
+        <w:t xml:space="preserve">inherent fulcrum</w:t>
+      </w:r>
+      <w:r>
+        <w:rPr>
+          <w:iCs/>
+          <w:i/>
+        </w:rPr>
+        <w:t xml:space="preserve">’</w:t>
+      </w:r>
+      <w:r>
+        <w:rPr>
+          <w:iCs/>
+          <w:i/>
+        </w:rPr>
+        <w:t xml:space="preserve"> </w:t>
+      </w:r>
+      <w:r>
+        <w:rPr>
+          <w:iCs/>
+          <w:i/>
+        </w:rPr>
+        <w:t xml:space="preserve">— naturligt forekommende ankerpunkter i organismen som hele systemet refererer til. Disse er ikke fast anatomi; de er funktionelle ligevægtspunkter der dynamisk omorganiserer sig som svar på indre eller ydre belastning.</w:t>
+      </w:r>
+    </w:p>
+    <w:p>
+      <w:pPr>
+        <w:pStyle w:val="BodyText"/>
+      </w:pPr>
+      <w:r>
+        <w:rPr>
+          <w:iCs/>
+          <w:i/>
+        </w:rPr>
+        <w:t xml:space="preserve">Klinisk er forskydende fulcrums et tegn på dyb proces — systemet vælger nyt fokus, ofte uden vores intervention. Beckers anbefaling: bliv i fulcrum of health, ikke i det dysfunktionelle fulcrum. Derfra organiserer det belastede område sig spontant mod balance, ofte hurtigere end ved direkte intervention.</w:t>
       </w:r>
     </w:p>
     <w:p>
@@ -3983,7 +4228,7 @@
           <w:iCs/>
           <w:i/>
         </w:rPr>
-        <w:t xml:space="preserve">Klienter beskriver stillpoints meget forskelligt — nogle som fald, nogle som svæven, nogle som klarhed der pludselig kommer. Det fælles træk er at noget sker uden anstrengelse. Det fortæller os noget om hvilken slags handling helingen er: ofte handler det om ikke-handling.</w:t>
+        <w:t xml:space="preserve">Sutherlands originale stillpoint var CV4-teknikken — en induceret pause i den kranielle bevægelse. Senere blev det klart, at stillpoints opstår spontant under behandling, ofte som tegn på systemets eget skift mod dybere lag. Sills beskriver dem som naturlige hvilepladser mellem cyklusser snarere end induktioner.</w:t>
       </w:r>
     </w:p>
     <w:p>
@@ -3995,7 +4240,7 @@
           <w:iCs/>
           <w:i/>
         </w:rPr>
-        <w:t xml:space="preserve">Forskellen mellem en behandler-induceret stillpoint og en spontan er værd at mærke. Den inducerede er en indgang; den spontane er ofte en dybere proces. Begge har værdi — men kun hvis vi kan skelne dem og ikke prøver at fremtvinge det andet.</w:t>
+        <w:t xml:space="preserve">Becker pegede på, at stillpoints sker på alle tide-niveauer — ikke kun i CRI. Et Long Tide-stillpoint er kvalitativt anderledes: dybere, mere altomfattende, ofte ledsaget af Holistic Shift. Det fortæller os noget om hvilket niveau systemet aktuelt arbejder på.</w:t>
       </w:r>
     </w:p>
     <w:p>
@@ -4007,7 +4252,7 @@
           <w:iCs/>
           <w:i/>
         </w:rPr>
-        <w:t xml:space="preserve">Det der følger efter et stillpoint er lige så vigtigt som selve punktet. Mange terapeutiske ændringer sker ikke i stilheden men i den genoptagne bevægelse bagefter — som om systemet har genvejet sig selv og nu udfolder den nye balance.</w:t>
+        <w:t xml:space="preserve">Det der følger efter et stillpoint er lige så vigtigt som selve punktet. Kern: efter et autentisk stillpoint genoptages bevægelsen ofte med ny kvalitet — som om systemet har genvejet sig. Mange terapeutiske ændringer manifesterer sig først her, ikke i selve pausen.</w:t>
       </w:r>
     </w:p>
     <w:p>
@@ -4181,31 +4426,87 @@
           <w:iCs/>
           <w:i/>
         </w:rPr>
-        <w:t xml:space="preserve">Alkymisten ville sige: bly forvandles ikke til guld ved kraft, men ved eksponering for et felt. Transmutation i biodynamikken har den samme logik. Vi tilfører ikke noget — vi skaber et felt hvor vævets egne kvaliteter kan ændre form.</w:t>
-      </w:r>
-    </w:p>
-    <w:p>
-      <w:pPr>
-        <w:pStyle w:val="BodyText"/>
-      </w:pPr>
+        <w:t xml:space="preserve">Becker introducerede</w:t>
+      </w:r>
       <w:r>
         <w:rPr>
           <w:iCs/>
           <w:i/>
         </w:rPr>
-        <w:t xml:space="preserve">Den synlige transmutation går ofte gennem en mellemtilstand — fra rigid struktur til væskelignende kvalitet, og derfra til noget endnu mere flydende. Hvert lag tager den tid det tager. Vi kan ikke springe et lag over uden at handlingen mister sin substans.</w:t>
-      </w:r>
-    </w:p>
-    <w:p>
-      <w:pPr>
-        <w:pStyle w:val="BodyText"/>
-      </w:pPr>
+        <w:t xml:space="preserve"> </w:t>
+      </w:r>
       <w:r>
         <w:rPr>
           <w:iCs/>
           <w:i/>
         </w:rPr>
-        <w:t xml:space="preserve">Når transmutation er ufuldstændig, er det sjældent fordi den er stoppet — oftere fordi den er i et lag vi ikke kan mærke endnu. Vores tålmodighed er det enkelte stærkeste redskab. Helingen sker stadig, men i sit eget tempo.</w:t>
+        <w:t xml:space="preserve">‘</w:t>
+      </w:r>
+      <w:r>
+        <w:rPr>
+          <w:iCs/>
+          <w:i/>
+        </w:rPr>
+        <w:t xml:space="preserve">transmutation of fluid</w:t>
+      </w:r>
+      <w:r>
+        <w:rPr>
+          <w:iCs/>
+          <w:i/>
+        </w:rPr>
+        <w:t xml:space="preserve">’</w:t>
+      </w:r>
+      <w:r>
+        <w:rPr>
+          <w:iCs/>
+          <w:i/>
+        </w:rPr>
+        <w:t xml:space="preserve"> </w:t>
+      </w:r>
+      <w:r>
+        <w:rPr>
+          <w:iCs/>
+          <w:i/>
+        </w:rPr>
+        <w:t xml:space="preserve">— observationen af at vævet under behandling kan ændre kvalitet fra tæt og rigid til flydende og levende. Det er ikke metafor men en målbar fænomenologisk forandring i vævs-impedans, hydration og bevægelses</w:t>
+      </w:r>
+      <w:r>
+        <w:rPr>
+          <w:iCs/>
+          <w:i/>
+        </w:rPr>
+        <w:softHyphen/>
+      </w:r>
+      <w:r>
+        <w:rPr>
+          <w:iCs/>
+          <w:i/>
+        </w:rPr>
+        <w:t xml:space="preserve">karakter.</w:t>
+      </w:r>
+    </w:p>
+    <w:p>
+      <w:pPr>
+        <w:pStyle w:val="BodyText"/>
+      </w:pPr>
+      <w:r>
+        <w:rPr>
+          <w:iCs/>
+          <w:i/>
+        </w:rPr>
+        <w:t xml:space="preserve">Sills udfolder transmutation som overgangen mellem hans tre kroppe: Physical Body → Fluid Body → Tidal Body. Hver overgang har sin egen kvalitet og sit eget tempo. Klienten oplever ofte transmutation som indre opløsning eller flyden — terminologien er hvad de spontant rapporterer.</w:t>
+      </w:r>
+    </w:p>
+    <w:p>
+      <w:pPr>
+        <w:pStyle w:val="BodyText"/>
+      </w:pPr>
+      <w:r>
+        <w:rPr>
+          <w:iCs/>
+          <w:i/>
+        </w:rPr>
+        <w:t xml:space="preserve">Den alkymistiske metafor (bly til guld) bruges i flere biodynamiske skoler ikke som esoterisk tilføjelse, men som beskrivelse af det observerede: en lavere-organiseret struktur transformeres til en højere-organiseret tilstand, ikke ved kraft men ved at blive holdt i et felt af tilstedeværelse.</w:t>
       </w:r>
     </w:p>
     <w:p>
@@ -4415,7 +4716,7 @@
           <w:iCs/>
           <w:i/>
         </w:rPr>
-        <w:t xml:space="preserve">The Neutral forveksles let med afslapning, men er ikke det samme. Afslapning er en reduktion af spænding; The Neutral er en samling af alle systemers aktivitet i et fælles centrum. Klienten er ikke</w:t>
+        <w:t xml:space="preserve">I osteopatisk tradition betyder</w:t>
       </w:r>
       <w:r>
         <w:rPr>
@@ -4436,7 +4737,7 @@
           <w:iCs/>
           <w:i/>
         </w:rPr>
-        <w:t xml:space="preserve">slap</w:t>
+        <w:t xml:space="preserve">neutral</w:t>
       </w:r>
       <w:r>
         <w:rPr>
@@ -4457,7 +4758,7 @@
           <w:iCs/>
           <w:i/>
         </w:rPr>
-        <w:t xml:space="preserve">— de er fuldt til stede, bare uden distance.</w:t>
+        <w:t xml:space="preserve">et punkt af mekanisk balance hvorfra alle bevægelser er mulige. Sills har biodynamisk udvidet det til en tilstand af systemisk balance: alle aspekter af klienten — fysisk, fluid, autonomt — finder hvile i samme centrum, åbent mod transformation.</w:t>
       </w:r>
     </w:p>
     <w:p>
@@ -4469,7 +4770,7 @@
           <w:iCs/>
           <w:i/>
         </w:rPr>
-        <w:t xml:space="preserve">Polyvagalt set svarer The Neutral nok mest til en dyb ventral vagal aktivitet med tilstrækkelig sympatisk tone til at opretholde nærvær. Det er ikke en passiv tilstand — det er en aktiv-balanceret tilstand som systemet kun finder under særlige betingelser.</w:t>
+        <w:t xml:space="preserve">The Neutral er en præ-betingelse, ikke et mål. Becker pegede på, at de dybeste behandlingsprocesser kun begynder NÅR The Neutral er etableret. Uden den er vi i ANS-aktivitet, ikke i biodynamisk arbejde. Behandlingen før The Neutral er forberedelse; behandlingen efter er den reelle proces.</w:t>
       </w:r>
     </w:p>
     <w:p>
@@ -4481,7 +4782,7 @@
           <w:iCs/>
           <w:i/>
         </w:rPr>
-        <w:t xml:space="preserve">Mange behandlinger lykkes ikke med at nå The Neutral, og det er som det skal være. Den er ikke et behandlings-mål men en forudsætning, der nogle gange er der, nogle gange ikke. At kræve den er at lukke den ude.</w:t>
+        <w:t xml:space="preserve">Holistic Shift er det biologiske udtryk for The Neutral. Sills og Kern beskriver det som det øjeblik klientens autonome system bevæger sig fra arousal eller defense til parasympatisk dominans. Det er målbart i hjerterytme-variabilitet og åndedrag — det er ikke kun en oplevelse.</w:t>
       </w:r>
     </w:p>
     <w:p>
@@ -4655,54 +4956,49 @@
           <w:iCs/>
           <w:i/>
         </w:rPr>
-        <w:t xml:space="preserve">Automatic Shifting demonstrerer at systemet selv bestemmer rækkefølgen af heling. Hvad der ser kaotisk ud er sjældent kaos — det er en intelligens vi ikke kan forudsige. Vores job er ikke at organisere processen men at holde plads til den.</w:t>
-      </w:r>
-    </w:p>
-    <w:p>
-      <w:pPr>
-        <w:pStyle w:val="BodyText"/>
-      </w:pPr>
+        <w:t xml:space="preserve">Becker brugte termen</w:t>
+      </w:r>
       <w:r>
         <w:rPr>
           <w:iCs/>
           <w:i/>
         </w:rPr>
-        <w:t xml:space="preserve">Når shifting går hurtigt fra område til område, kan det føles som om der ikke</w:t>
+        <w:t xml:space="preserve"> </w:t>
       </w:r>
       <w:r>
         <w:rPr>
           <w:iCs/>
           <w:i/>
         </w:rPr>
-        <w:t xml:space="preserve"> </w:t>
+        <w:t xml:space="preserve">‘</w:t>
       </w:r>
       <w:r>
         <w:rPr>
           <w:iCs/>
           <w:i/>
         </w:rPr>
-        <w:t xml:space="preserve">‘</w:t>
+        <w:t xml:space="preserve">automatic shifting</w:t>
       </w:r>
       <w:r>
         <w:rPr>
           <w:iCs/>
           <w:i/>
         </w:rPr>
-        <w:t xml:space="preserve">sker noget</w:t>
+        <w:t xml:space="preserve">’</w:t>
       </w:r>
       <w:r>
         <w:rPr>
           <w:iCs/>
           <w:i/>
         </w:rPr>
-        <w:t xml:space="preserve">’</w:t>
+        <w:t xml:space="preserve"> </w:t>
       </w:r>
       <w:r>
         <w:rPr>
           <w:iCs/>
           <w:i/>
         </w:rPr>
-        <w:t xml:space="preserve">. Men noget af det dybeste arbejde sker netop her — systemet ordner relationer mellem dele snarere end at arbejde lokalt. At blive i åbenheden kræver disciplin.</w:t>
+        <w:t xml:space="preserve">om kroppens egen kapacitet til at flytte fokus mellem områder uden vores indgriben. Hans pointe: systemet ved bedst, hvor energien skal hen først. Vores opgave er ikke at organisere processen men at give plads til den valgte rækkefølge.</w:t>
       </w:r>
     </w:p>
     <w:p>
@@ -4714,7 +5010,61 @@
           <w:iCs/>
           <w:i/>
         </w:rPr>
-        <w:t xml:space="preserve">Behandlerens største fristelse i Automatic Shifting er at gribe ind med teknik. Vi vil hjælpe noget. Men oftest hjælper vi mest ved at trække vores intention tilbage og lade processen styre. Det er ofte først bagefter at meningen viser sig.</w:t>
+        <w:t xml:space="preserve">Sills knytter Automatic Shifting til Inherent Treatment Plan-konceptet: shifting er den synlige manifestation af den underliggende plan. Hvad der ser kaotisk ud er sjældent kaos — det er en intelligens vi ikke kan forudsige. At lade den udfolde sig kræver tillid til processen selv.</w:t>
+      </w:r>
+    </w:p>
+    <w:p>
+      <w:pPr>
+        <w:pStyle w:val="BodyText"/>
+      </w:pPr>
+      <w:r>
+        <w:rPr>
+          <w:iCs/>
+          <w:i/>
+        </w:rPr>
+        <w:t xml:space="preserve">Klinisk yder hurtig shifting fra område til område ofte den dybeste effekt. Kern beskriver dette som</w:t>
+      </w:r>
+      <w:r>
+        <w:rPr>
+          <w:iCs/>
+          <w:i/>
+        </w:rPr>
+        <w:t xml:space="preserve"> </w:t>
+      </w:r>
+      <w:r>
+        <w:rPr>
+          <w:iCs/>
+          <w:i/>
+        </w:rPr>
+        <w:t xml:space="preserve">‘</w:t>
+      </w:r>
+      <w:r>
+        <w:rPr>
+          <w:iCs/>
+          <w:i/>
+        </w:rPr>
+        <w:t xml:space="preserve">global behandling</w:t>
+      </w:r>
+      <w:r>
+        <w:rPr>
+          <w:iCs/>
+          <w:i/>
+        </w:rPr>
+        <w:t xml:space="preserve">’</w:t>
+      </w:r>
+      <w:r>
+        <w:rPr>
+          <w:iCs/>
+          <w:i/>
+        </w:rPr>
+        <w:t xml:space="preserve"> </w:t>
+      </w:r>
+      <w:r>
+        <w:rPr>
+          <w:iCs/>
+          <w:i/>
+        </w:rPr>
+        <w:t xml:space="preserve">— systemet ordner relationer mellem dele snarere end at arbejde lokalt. Behandlerens fristelse til at gribe ind med teknik er størst her, og oftest mest skadelig.</w:t>
       </w:r>
     </w:p>
     <w:p>
@@ -4888,54 +5238,49 @@
           <w:iCs/>
           <w:i/>
         </w:rPr>
-        <w:t xml:space="preserve">Disciplinen ved ikke at have en plan er sværere end den lyder. Vores uddannelse har trænet os i at observere, vurdere, vælge intervention. At slippe alt det er ikke at blive passiv — det er at flytte tilliden fra vores plan til systemets.</w:t>
-      </w:r>
-    </w:p>
-    <w:p>
-      <w:pPr>
-        <w:pStyle w:val="BodyText"/>
-      </w:pPr>
+        <w:t xml:space="preserve">Beckers</w:t>
+      </w:r>
       <w:r>
         <w:rPr>
           <w:iCs/>
           <w:i/>
         </w:rPr>
-        <w:t xml:space="preserve">Den iboende plan er ikke det samme som</w:t>
+        <w:t xml:space="preserve"> </w:t>
       </w:r>
       <w:r>
         <w:rPr>
           <w:iCs/>
           <w:i/>
         </w:rPr>
-        <w:t xml:space="preserve"> </w:t>
+        <w:t xml:space="preserve">‘</w:t>
       </w:r>
       <w:r>
         <w:rPr>
           <w:iCs/>
           <w:i/>
         </w:rPr>
-        <w:t xml:space="preserve">‘</w:t>
+        <w:t xml:space="preserve">inherent treatment plan</w:t>
       </w:r>
       <w:r>
         <w:rPr>
           <w:iCs/>
           <w:i/>
         </w:rPr>
-        <w:t xml:space="preserve">lade hvad som helst ske</w:t>
+        <w:t xml:space="preserve">’</w:t>
       </w:r>
       <w:r>
         <w:rPr>
           <w:iCs/>
           <w:i/>
         </w:rPr>
-        <w:t xml:space="preserve">’</w:t>
+        <w:t xml:space="preserve"> </w:t>
       </w:r>
       <w:r>
         <w:rPr>
           <w:iCs/>
           <w:i/>
         </w:rPr>
-        <w:t xml:space="preserve">. Vi mærker stadig, vi vurderer stadig, vi reagerer stadig på sikkerhedsspørgsmål. Forskellen er hvor vi henter retningen — fra protokollen eller fra det levende system.</w:t>
+        <w:t xml:space="preserve">er biodynamikkens måske mest radikale ide: kroppen kender sin egen vej til heling, og vores rolle er at lytte den frem. Det er ikke teknik men en attitude — et faktisk skift fra at være planlæggeren til at være vidnet.</w:t>
       </w:r>
     </w:p>
     <w:p>
@@ -4947,7 +5292,19 @@
           <w:iCs/>
           <w:i/>
         </w:rPr>
-        <w:t xml:space="preserve">Nogle gange er den iboende plan smerte. Klienten oplever ubehag, og vores trang til at lindre er stærk. At blive ved med at stole på planen kræver at vi kender forskellen mellem nyttig smerte (transmutation) og ikke-nyttig smerte (overvældelse).</w:t>
+        <w:t xml:space="preserve">Kern beskriver, at læsning af den iboende plan kræver dyb stilhed i behandleren. Når vi har en agenda, hører vi vores agenda; når vi er stille, hører vi planen. Sills tilføjer, at planen ofte først bliver tydelig efter The Neutral er etableret — ikke før.</w:t>
+      </w:r>
+    </w:p>
+    <w:p>
+      <w:pPr>
+        <w:pStyle w:val="BodyText"/>
+      </w:pPr>
+      <w:r>
+        <w:rPr>
+          <w:iCs/>
+          <w:i/>
+        </w:rPr>
+        <w:t xml:space="preserve">Den iboende plan kan inkludere ubehag — smerte, følelser, midlertidig dysregulering. Becker: vi må kende forskellen mellem nyttig smerte (transmutation, der hører til processen) og skadelig overvældelse. Når planen leder gennem ubehag, er behandlerens udfordring at holde plads uden at lindre væk.</w:t>
       </w:r>
     </w:p>
     <w:p>
@@ -5159,7 +5516,7 @@
           <w:iCs/>
           <w:i/>
         </w:rPr>
-        <w:t xml:space="preserve">Modern fascia-forskning (Schleip, Stecco) bekræfter at kroppens</w:t>
+        <w:t xml:space="preserve">Sutherland brugte termen</w:t>
       </w:r>
       <w:r>
         <w:rPr>
@@ -5180,7 +5537,7 @@
           <w:iCs/>
           <w:i/>
         </w:rPr>
-        <w:t xml:space="preserve">tørre</w:t>
+        <w:t xml:space="preserve">fluid body</w:t>
       </w:r>
       <w:r>
         <w:rPr>
@@ -5201,7 +5558,7 @@
           <w:iCs/>
           <w:i/>
         </w:rPr>
-        <w:t xml:space="preserve">væv slet ikke er tørt — fascia er gennemvædet af interstitielt fluid og bevæger sig som en sammenhængende fluid-matrix. Sutherlands intuition for over 100 år siden viser sig at have anatomisk substans.</w:t>
+        <w:t xml:space="preserve">om hele organismens samlede væskemiljø — blod, lymfe, cerebrospinalvæske, interstitielt fluid. Sills udfoldede det som én af tre kroppe i sin model: Physical, Fluid, Tidal. Fluid Body er overgangen mellem den tørre fysiske krop og det subtile tidale felt.</w:t>
       </w:r>
     </w:p>
     <w:p>
@@ -5213,54 +5570,96 @@
           <w:iCs/>
           <w:i/>
         </w:rPr>
-        <w:t xml:space="preserve">Fluid body opleves ofte først som en kvalitet i hænderne, ikke som en mekanisk bevægelse vi kan beskrive. Det er som om kroppen pludselig bliver</w:t>
-      </w:r>
+        <w:t xml:space="preserve">Embryologisk var vi primært væske før vi blev fast væv. Kern peger på, at denne primære væske-natur aldrig forsvinder — den bliver bare struktureret. I behandling kan vi vække denne primære væske-organisering igen, og det vi mærker i hænderne er denne genvågnen.</w:t>
+      </w:r>
+    </w:p>
+    <w:p>
+      <w:pPr>
+        <w:pStyle w:val="BodyText"/>
+      </w:pPr>
       <w:r>
         <w:rPr>
           <w:iCs/>
           <w:i/>
         </w:rPr>
-        <w:t xml:space="preserve"> </w:t>
+        <w:t xml:space="preserve">Roger Gilchrists</w:t>
       </w:r>
       <w:r>
         <w:rPr>
           <w:iCs/>
           <w:i/>
         </w:rPr>
-        <w:t xml:space="preserve">‘</w:t>
+        <w:t xml:space="preserve"> </w:t>
       </w:r>
       <w:r>
         <w:rPr>
           <w:iCs/>
           <w:i/>
         </w:rPr>
-        <w:t xml:space="preserve">vådere</w:t>
+        <w:t xml:space="preserve">‘</w:t>
       </w:r>
       <w:r>
         <w:rPr>
           <w:iCs/>
           <w:i/>
         </w:rPr>
-        <w:t xml:space="preserve">’</w:t>
+        <w:t xml:space="preserve">embodiment tide</w:t>
       </w:r>
       <w:r>
         <w:rPr>
           <w:iCs/>
           <w:i/>
         </w:rPr>
-        <w:t xml:space="preserve">. Den oplevelse er real og målbar — vævs-impedans og lokal hydration ændrer sig.</w:t>
-      </w:r>
-    </w:p>
-    <w:p>
-      <w:pPr>
-        <w:pStyle w:val="BodyText"/>
-      </w:pPr>
+        <w:t xml:space="preserve">’</w:t>
+      </w:r>
       <w:r>
         <w:rPr>
           <w:iCs/>
           <w:i/>
         </w:rPr>
-        <w:t xml:space="preserve">Når fluid body føles låst, er det sjældent at væsken er væk — den er bare ikke i bevægelse. Det vi lytter efter er det første tegn på at strømmen begynder igen. Det første tegn er ofte mindre end vi forventer.</w:t>
+        <w:t xml:space="preserve"> </w:t>
+      </w:r>
+      <w:r>
+        <w:rPr>
+          <w:iCs/>
+          <w:i/>
+        </w:rPr>
+        <w:t xml:space="preserve">opstår i Fluid Body-niveauet — det er den tide der bærer kroppen tilbage til fuld inkarnering efter dissociation eller traume. Klienter beskriver det ofte som</w:t>
+      </w:r>
+      <w:r>
+        <w:rPr>
+          <w:iCs/>
+          <w:i/>
+        </w:rPr>
+        <w:t xml:space="preserve"> </w:t>
+      </w:r>
+      <w:r>
+        <w:rPr>
+          <w:iCs/>
+          <w:i/>
+        </w:rPr>
+        <w:t xml:space="preserve">‘</w:t>
+      </w:r>
+      <w:r>
+        <w:rPr>
+          <w:iCs/>
+          <w:i/>
+        </w:rPr>
+        <w:t xml:space="preserve">at lande i sig selv igen</w:t>
+      </w:r>
+      <w:r>
+        <w:rPr>
+          <w:iCs/>
+          <w:i/>
+        </w:rPr>
+        <w:t xml:space="preserve">’</w:t>
+      </w:r>
+      <w:r>
+        <w:rPr>
+          <w:iCs/>
+          <w:i/>
+        </w:rPr>
+        <w:t xml:space="preserve">. Klinisk er det et af de stærkeste tegn på integration.</w:t>
       </w:r>
     </w:p>
     <w:p>
@@ -5446,108 +5845,285 @@
           <w:iCs/>
           <w:i/>
         </w:rPr>
-        <w:t xml:space="preserve">Læsionsfeltet ligner i sin struktur traume-kortet hos Levine, van der Kolk og Porges: et område der har trukket sig tilbage for at beskytte helheden. At se det som beskyttelse, ikke fejl, ændrer behandlingens grundtone fundamentalt.</w:t>
-      </w:r>
-    </w:p>
-    <w:p>
-      <w:pPr>
-        <w:pStyle w:val="BodyText"/>
-      </w:pPr>
+        <w:t xml:space="preserve">Sutherland brugte oprindeligt termen</w:t>
+      </w:r>
       <w:r>
         <w:rPr>
           <w:iCs/>
           <w:i/>
         </w:rPr>
-        <w:t xml:space="preserve">Læsionens visdom er ofte gemt i hvad den engang reddede. At spørge</w:t>
+        <w:t xml:space="preserve"> </w:t>
       </w:r>
       <w:r>
         <w:rPr>
           <w:iCs/>
           <w:i/>
         </w:rPr>
-        <w:t xml:space="preserve"> </w:t>
+        <w:t xml:space="preserve">‘</w:t>
       </w:r>
       <w:r>
         <w:rPr>
           <w:iCs/>
           <w:i/>
         </w:rPr>
-        <w:t xml:space="preserve">‘</w:t>
+        <w:t xml:space="preserve">lesion</w:t>
       </w:r>
       <w:r>
         <w:rPr>
           <w:iCs/>
           <w:i/>
         </w:rPr>
-        <w:t xml:space="preserve">hvad ville være sket uden denne tilbagetrækning</w:t>
+        <w:t xml:space="preserve">’</w:t>
       </w:r>
       <w:r>
         <w:rPr>
           <w:iCs/>
           <w:i/>
         </w:rPr>
-        <w:t xml:space="preserve">’</w:t>
+        <w:t xml:space="preserve"> </w:t>
       </w:r>
       <w:r>
         <w:rPr>
           <w:iCs/>
           <w:i/>
         </w:rPr>
-        <w:t xml:space="preserve"> </w:t>
-      </w:r>
+        <w:t xml:space="preserve">om en lokal restriktion i den kranielle bevægelse. Senere generationer (Sills, Kern, Shea) udvidede det: en læsion er ikke et sted men et felt af bundet potency, der har trukket sig fra den almene cirkulation for at beskytte helheden.</w:t>
+      </w:r>
+    </w:p>
+    <w:p>
+      <w:pPr>
+        <w:pStyle w:val="BodyText"/>
+      </w:pPr>
       <w:r>
         <w:rPr>
           <w:iCs/>
           <w:i/>
         </w:rPr>
-        <w:t xml:space="preserve">åbner et helt andet rum end</w:t>
-      </w:r>
+        <w:t xml:space="preserve">Sills beskriver lesional process snarere end lesional structure — feltet er en aktiv proces, ikke en fast struktur. Det vedligeholder sin egen organisering med energi, og det kræver vores anerkendelse, ikke vores intervention, for at slippe sin opgave og vende tilbage til feltet.</w:t>
+      </w:r>
+    </w:p>
+    <w:p>
+      <w:pPr>
+        <w:pStyle w:val="BodyText"/>
+      </w:pPr>
       <w:r>
         <w:rPr>
           <w:iCs/>
           <w:i/>
         </w:rPr>
-        <w:t xml:space="preserve"> </w:t>
-      </w:r>
+        <w:t xml:space="preserve">Klinisk åbner læsionsfeltet sig oftest ikke ved direkte arbejde med selve læsionen, men ved at etablere The Neutral i resten af systemet. Når organismen oplever sig sikker nok, slipper feltet sin opgave. Becker: vi behandler aldrig læsionen — vi behandler systemet omkring den.</w:t>
+      </w:r>
+    </w:p>
+    <w:p>
+      <w:pPr>
+        <w:pStyle w:val="BodyText"/>
+      </w:pPr>
+      <w:r>
+        <w:rPr>
+          <w:bCs/>
+          <w:b/>
+        </w:rPr>
+        <w:t xml:space="preserve">[REFLEKSIONSSPØRGSMÅL]</w:t>
+      </w:r>
+    </w:p>
+    <w:p>
+      <w:pPr>
+        <w:numPr>
+          <w:ilvl w:val="0"/>
+          <w:numId w:val="1023"/>
+        </w:numPr>
+      </w:pPr>
+      <w:r>
+        <w:t xml:space="preserve">Hvordan møder du områder der ikke vil gå til neutral — disse isolerede felter med egne regler?</w:t>
+      </w:r>
+    </w:p>
+    <w:p>
+      <w:pPr>
+        <w:numPr>
+          <w:ilvl w:val="0"/>
+          <w:numId w:val="1023"/>
+        </w:numPr>
+      </w:pPr>
+      <w:r>
+        <w:t xml:space="preserve">Kan du finde Sundheden selv inden i det mest låste læsionsfelt?</w:t>
+      </w:r>
+    </w:p>
+    <w:bookmarkEnd w:id="38"/>
+    <w:bookmarkStart w:id="39" w:name="potency"/>
+    <w:p>
+      <w:pPr>
+        <w:pStyle w:val="Heading2"/>
+      </w:pPr>
+      <w:r>
+        <w:t xml:space="preserve">Potency</w:t>
+      </w:r>
+    </w:p>
+    <w:p>
+      <w:pPr>
+        <w:pStyle w:val="FirstParagraph"/>
+      </w:pPr>
+      <w:r>
+        <w:rPr>
+          <w:bCs/>
+          <w:b/>
+        </w:rPr>
+        <w:t xml:space="preserve">[UNDERTITEL]</w:t>
+      </w:r>
+      <w:r>
+        <w:t xml:space="preserve"> </w:t>
+      </w:r>
+      <w:r>
+        <w:t xml:space="preserve">livets ild</w:t>
+      </w:r>
+    </w:p>
+    <w:p>
+      <w:pPr>
+        <w:pStyle w:val="BodyText"/>
+      </w:pPr>
+      <w:r>
+        <w:rPr>
+          <w:bCs/>
+          <w:b/>
+        </w:rPr>
+        <w:t xml:space="preserve">[BRØDTEKST: Intro]</w:t>
+      </w:r>
+    </w:p>
+    <w:p>
+      <w:pPr>
+        <w:pStyle w:val="BodyText"/>
+      </w:pPr>
+      <w:r>
+        <w:t xml:space="preserve">Livskraften selv — den kraft, der skaber form og funktion gennem hele livet. Det er den samme kraft, som Sutherland beskrev som</w:t>
+      </w:r>
+      <w:r>
+        <w:t xml:space="preserve"> </w:t>
+      </w:r>
+      <w:r>
+        <w:t xml:space="preserve">“</w:t>
+      </w:r>
+      <w:r>
+        <w:t xml:space="preserve">væsken inden i væsken</w:t>
+      </w:r>
+      <w:r>
+        <w:t xml:space="preserve">”</w:t>
+      </w:r>
+      <w:r>
+        <w:t xml:space="preserve"> </w:t>
+      </w:r>
+      <w:r>
+        <w:t xml:space="preserve">— en koncentreret essens af livets skabende potentiale.</w:t>
+      </w:r>
+    </w:p>
+    <w:p>
+      <w:pPr>
+        <w:pStyle w:val="BodyText"/>
+      </w:pPr>
+      <w:r>
+        <w:rPr>
+          <w:bCs/>
+          <w:b/>
+        </w:rPr>
+        <w:t xml:space="preserve">[BRØDTEKST: Det grundlæggende]</w:t>
+      </w:r>
+    </w:p>
+    <w:p>
+      <w:pPr>
+        <w:pStyle w:val="BodyText"/>
+      </w:pPr>
+      <w:r>
+        <w:t xml:space="preserve">Potencyen er som ild eller elektricitet i vandet — en meget koncentreret kraft, der ikke kan forøges eller formindskes. Den kan kun frigøres eller blive bundet. Der er lige så meget kraft i klienten nu, som der vil være, når de bliver raske — forskellen ligger i, hvordan denne kraft er organiseret og tilgængelig.</w:t>
+      </w:r>
+    </w:p>
+    <w:p>
+      <w:pPr>
+        <w:pStyle w:val="BodyText"/>
+      </w:pPr>
+      <w:r>
+        <w:rPr>
+          <w:bCs/>
+          <w:b/>
+        </w:rPr>
+        <w:t xml:space="preserve">[BRØDTEKST: Bundet og fri potency]</w:t>
+      </w:r>
+    </w:p>
+    <w:p>
+      <w:pPr>
+        <w:pStyle w:val="BodyText"/>
+      </w:pPr>
+      <w:r>
+        <w:t xml:space="preserve">I forskellige områder af kroppen findes potencyen i forskellige tilstande. I læsionsfeltet er den bundet — en indesluttet kraft, der ikke kan bevæge sig frit. Det er som en indadspiraling af den biodynamiske potency, hvor den dæmper sig selv for at beskytte helheden. Når denne binding løsner sig, frigøres potencyen tilbage til helheden — det kan mærkes som varme, kulde, ekspansion eller flow.</w:t>
+      </w:r>
+    </w:p>
+    <w:p>
+      <w:pPr>
+        <w:pStyle w:val="BodyText"/>
+      </w:pPr>
+      <w:r>
+        <w:rPr>
+          <w:bCs/>
+          <w:b/>
+        </w:rPr>
+        <w:t xml:space="preserve">[BRØDTEKST: Det bioelektriske felt]</w:t>
+      </w:r>
+    </w:p>
+    <w:p>
+      <w:pPr>
+        <w:pStyle w:val="BodyText"/>
+      </w:pPr>
+      <w:r>
+        <w:t xml:space="preserve">Omkring midtlinjens stilhed findes et bioelektrisk felt — en potency som er identisk med den elektromagnetiske kraft. Væskekroppen dirigerer sin egen potency — den er selvaktualiserende. Primary Respiration er selv en meget potent ild, der bærer essensen af transformation.</w:t>
+      </w:r>
+    </w:p>
+    <w:p>
+      <w:pPr>
+        <w:pStyle w:val="BodyText"/>
+      </w:pPr>
+      <w:r>
+        <w:rPr>
+          <w:bCs/>
+          <w:b/>
+        </w:rPr>
+        <w:t xml:space="preserve">[INSPIRATION — nye vinkler at overveje]</w:t>
+      </w:r>
+    </w:p>
+    <w:p>
+      <w:pPr>
+        <w:pStyle w:val="BodyText"/>
+      </w:pPr>
       <w:r>
         <w:rPr>
           <w:iCs/>
           <w:i/>
         </w:rPr>
-        <w:t xml:space="preserve">‘</w:t>
+        <w:t xml:space="preserve">Sutherland kaldte potency for</w:t>
       </w:r>
       <w:r>
         <w:rPr>
           <w:iCs/>
           <w:i/>
         </w:rPr>
-        <w:t xml:space="preserve">hvordan får vi den tilbage</w:t>
+        <w:t xml:space="preserve"> </w:t>
       </w:r>
       <w:r>
         <w:rPr>
           <w:iCs/>
           <w:i/>
         </w:rPr>
-        <w:t xml:space="preserve">’</w:t>
+        <w:t xml:space="preserve">‘</w:t>
       </w:r>
       <w:r>
         <w:rPr>
           <w:iCs/>
           <w:i/>
         </w:rPr>
-        <w:t xml:space="preserve">. Behandling bliver ikke korrektion men anerkendelse.</w:t>
-      </w:r>
-    </w:p>
-    <w:p>
-      <w:pPr>
-        <w:pStyle w:val="BodyText"/>
-      </w:pPr>
+        <w:t xml:space="preserve">liquid light</w:t>
+      </w:r>
       <w:r>
         <w:rPr>
           <w:iCs/>
           <w:i/>
         </w:rPr>
-        <w:t xml:space="preserve">Når feltet ikke vil løslade, er det oftest fordi grundpræmissen — sikkerhed nu — endnu ikke er etableret. Vi kan ikke springe det skridt over. Først nervesystemets dybe besked om</w:t>
+        <w:t xml:space="preserve">’</w:t>
       </w:r>
       <w:r>
         <w:rPr>
@@ -5561,224 +6137,47 @@
           <w:iCs/>
           <w:i/>
         </w:rPr>
-        <w:t xml:space="preserve">‘</w:t>
-      </w:r>
+        <w:t xml:space="preserve">— han observerede et felt af bioelektrisk energi der gennemstrømmer cerebrospinalvæsken og bærer den helbredende kraft. Senere blev det målbart som specifikke elektriske og elektromagnetiske mønstre i CSF og fascia. Det er ikke metafor — det er mærkbart.</w:t>
+      </w:r>
+    </w:p>
+    <w:p>
+      <w:pPr>
+        <w:pStyle w:val="BodyText"/>
+      </w:pPr>
       <w:r>
         <w:rPr>
           <w:iCs/>
           <w:i/>
         </w:rPr>
-        <w:t xml:space="preserve">her er sikkert</w:t>
+        <w:t xml:space="preserve">Becker skelnede mellem</w:t>
       </w:r>
       <w:r>
         <w:rPr>
           <w:iCs/>
           <w:i/>
         </w:rPr>
-        <w:t xml:space="preserve">’</w:t>
+        <w:t xml:space="preserve"> </w:t>
       </w:r>
       <w:r>
         <w:rPr>
           <w:iCs/>
           <w:i/>
         </w:rPr>
-        <w:t xml:space="preserve">, så kan læsionen begynde at slippe.</w:t>
-      </w:r>
-    </w:p>
-    <w:p>
-      <w:pPr>
-        <w:pStyle w:val="BodyText"/>
-      </w:pPr>
-      <w:r>
-        <w:rPr>
-          <w:bCs/>
-          <w:b/>
-        </w:rPr>
-        <w:t xml:space="preserve">[REFLEKSIONSSPØRGSMÅL]</w:t>
-      </w:r>
-    </w:p>
-    <w:p>
-      <w:pPr>
-        <w:numPr>
-          <w:ilvl w:val="0"/>
-          <w:numId w:val="1023"/>
-        </w:numPr>
-      </w:pPr>
-      <w:r>
-        <w:t xml:space="preserve">Hvordan møder du områder der ikke vil gå til neutral — disse isolerede felter med egne regler?</w:t>
-      </w:r>
-    </w:p>
-    <w:p>
-      <w:pPr>
-        <w:numPr>
-          <w:ilvl w:val="0"/>
-          <w:numId w:val="1023"/>
-        </w:numPr>
-      </w:pPr>
-      <w:r>
-        <w:t xml:space="preserve">Kan du finde Sundheden selv inden i det mest låste læsionsfelt?</w:t>
-      </w:r>
-    </w:p>
-    <w:bookmarkEnd w:id="38"/>
-    <w:bookmarkStart w:id="39" w:name="potency"/>
-    <w:p>
-      <w:pPr>
-        <w:pStyle w:val="Heading2"/>
-      </w:pPr>
-      <w:r>
-        <w:t xml:space="preserve">Potency</w:t>
-      </w:r>
-    </w:p>
-    <w:p>
-      <w:pPr>
-        <w:pStyle w:val="FirstParagraph"/>
-      </w:pPr>
-      <w:r>
-        <w:rPr>
-          <w:bCs/>
-          <w:b/>
-        </w:rPr>
-        <w:t xml:space="preserve">[UNDERTITEL]</w:t>
-      </w:r>
-      <w:r>
-        <w:t xml:space="preserve"> </w:t>
-      </w:r>
-      <w:r>
-        <w:t xml:space="preserve">livets ild</w:t>
-      </w:r>
-    </w:p>
-    <w:p>
-      <w:pPr>
-        <w:pStyle w:val="BodyText"/>
-      </w:pPr>
-      <w:r>
-        <w:rPr>
-          <w:bCs/>
-          <w:b/>
-        </w:rPr>
-        <w:t xml:space="preserve">[BRØDTEKST: Intro]</w:t>
-      </w:r>
-    </w:p>
-    <w:p>
-      <w:pPr>
-        <w:pStyle w:val="BodyText"/>
-      </w:pPr>
-      <w:r>
-        <w:t xml:space="preserve">Livskraften selv — den kraft, der skaber form og funktion gennem hele livet. Det er den samme kraft, som Sutherland beskrev som</w:t>
-      </w:r>
-      <w:r>
-        <w:t xml:space="preserve"> </w:t>
-      </w:r>
-      <w:r>
-        <w:t xml:space="preserve">“</w:t>
-      </w:r>
-      <w:r>
-        <w:t xml:space="preserve">væsken inden i væsken</w:t>
-      </w:r>
-      <w:r>
-        <w:t xml:space="preserve">”</w:t>
-      </w:r>
-      <w:r>
-        <w:t xml:space="preserve"> </w:t>
-      </w:r>
-      <w:r>
-        <w:t xml:space="preserve">— en koncentreret essens af livets skabende potentiale.</w:t>
-      </w:r>
-    </w:p>
-    <w:p>
-      <w:pPr>
-        <w:pStyle w:val="BodyText"/>
-      </w:pPr>
-      <w:r>
-        <w:rPr>
-          <w:bCs/>
-          <w:b/>
-        </w:rPr>
-        <w:t xml:space="preserve">[BRØDTEKST: Det grundlæggende]</w:t>
-      </w:r>
-    </w:p>
-    <w:p>
-      <w:pPr>
-        <w:pStyle w:val="BodyText"/>
-      </w:pPr>
-      <w:r>
-        <w:t xml:space="preserve">Potencyen er som ild eller elektricitet i vandet — en meget koncentreret kraft, der ikke kan forøges eller formindskes. Den kan kun frigøres eller blive bundet. Der er lige så meget kraft i klienten nu, som der vil være, når de bliver raske — forskellen ligger i, hvordan denne kraft er organiseret og tilgængelig.</w:t>
-      </w:r>
-    </w:p>
-    <w:p>
-      <w:pPr>
-        <w:pStyle w:val="BodyText"/>
-      </w:pPr>
-      <w:r>
-        <w:rPr>
-          <w:bCs/>
-          <w:b/>
-        </w:rPr>
-        <w:t xml:space="preserve">[BRØDTEKST: Bundet og fri potency]</w:t>
-      </w:r>
-    </w:p>
-    <w:p>
-      <w:pPr>
-        <w:pStyle w:val="BodyText"/>
-      </w:pPr>
-      <w:r>
-        <w:t xml:space="preserve">I forskellige områder af kroppen findes potencyen i forskellige tilstande. I læsionsfeltet er den bundet — en indesluttet kraft, der ikke kan bevæge sig frit. Det er som en indadspiraling af den biodynamiske potency, hvor den dæmper sig selv for at beskytte helheden. Når denne binding løsner sig, frigøres potencyen tilbage til helheden — det kan mærkes som varme, kulde, ekspansion eller flow.</w:t>
-      </w:r>
-    </w:p>
-    <w:p>
-      <w:pPr>
-        <w:pStyle w:val="BodyText"/>
-      </w:pPr>
-      <w:r>
-        <w:rPr>
-          <w:bCs/>
-          <w:b/>
-        </w:rPr>
-        <w:t xml:space="preserve">[BRØDTEKST: Det bioelektriske felt]</w:t>
-      </w:r>
-    </w:p>
-    <w:p>
-      <w:pPr>
-        <w:pStyle w:val="BodyText"/>
-      </w:pPr>
-      <w:r>
-        <w:t xml:space="preserve">Omkring midtlinjens stilhed findes et bioelektrisk felt — en potency som er identisk med den elektromagnetiske kraft. Væskekroppen dirigerer sin egen potency — den er selvaktualiserende. Primary Respiration er selv en meget potent ild, der bærer essensen af transformation.</w:t>
-      </w:r>
-    </w:p>
-    <w:p>
-      <w:pPr>
-        <w:pStyle w:val="BodyText"/>
-      </w:pPr>
-      <w:r>
-        <w:rPr>
-          <w:bCs/>
-          <w:b/>
-        </w:rPr>
-        <w:t xml:space="preserve">[INSPIRATION — nye vinkler at overveje]</w:t>
-      </w:r>
-    </w:p>
-    <w:p>
-      <w:pPr>
-        <w:pStyle w:val="BodyText"/>
-      </w:pPr>
+        <w:t xml:space="preserve">‘</w:t>
+      </w:r>
       <w:r>
         <w:rPr>
           <w:iCs/>
           <w:i/>
         </w:rPr>
-        <w:t xml:space="preserve">Potency forveksles let med energi-begreber fra andre traditioner (qi, prana, orgon). Forskellene er væsentlige: Potency er specifikt knyttet til sundheds- og helingsprocesser, ikke en almen livsenergi. At blande begreberne sammen mister noget af det biodynamiske.</w:t>
-      </w:r>
-    </w:p>
-    <w:p>
-      <w:pPr>
-        <w:pStyle w:val="BodyText"/>
-      </w:pPr>
+        <w:t xml:space="preserve">bound potency</w:t>
+      </w:r>
       <w:r>
         <w:rPr>
           <w:iCs/>
           <w:i/>
         </w:rPr>
-        <w:t xml:space="preserve">Bound potency findes overalt hvor systemet har skullet låse noget for at overleve. Når den frigives, er den ikke</w:t>
+        <w:t xml:space="preserve">’</w:t>
       </w:r>
       <w:r>
         <w:rPr>
@@ -5792,82 +6191,103 @@
           <w:iCs/>
           <w:i/>
         </w:rPr>
-        <w:t xml:space="preserve">‘</w:t>
+        <w:t xml:space="preserve">(kraft bundet i lokale læsionsfelter for at opretholde dem) og</w:t>
       </w:r>
       <w:r>
         <w:rPr>
           <w:iCs/>
           <w:i/>
         </w:rPr>
-        <w:t xml:space="preserve">mere kraft</w:t>
+        <w:t xml:space="preserve"> </w:t>
       </w:r>
       <w:r>
         <w:rPr>
           <w:iCs/>
           <w:i/>
         </w:rPr>
-        <w:t xml:space="preserve">’</w:t>
+        <w:t xml:space="preserve">‘</w:t>
       </w:r>
       <w:r>
         <w:rPr>
           <w:iCs/>
           <w:i/>
         </w:rPr>
-        <w:t xml:space="preserve"> </w:t>
+        <w:t xml:space="preserve">free potency</w:t>
       </w:r>
       <w:r>
         <w:rPr>
           <w:iCs/>
           <w:i/>
         </w:rPr>
-        <w:t xml:space="preserve">— det er den oprindelige kraft der ikke længere er bundet til en bestemt opgave. Den vender tilbage til helheden.</w:t>
-      </w:r>
-    </w:p>
-    <w:p>
-      <w:pPr>
-        <w:pStyle w:val="BodyText"/>
-      </w:pPr>
+        <w:t xml:space="preserve">’</w:t>
+      </w:r>
       <w:r>
         <w:rPr>
           <w:iCs/>
           <w:i/>
         </w:rPr>
-        <w:t xml:space="preserve">Potency bevæger sig ikke som en partikel — den manifesterer sig som ændringer i feltet. At mærke potency i hænderne er at mærke tilstandsskift snarere end at mærke</w:t>
+        <w:t xml:space="preserve"> </w:t>
       </w:r>
       <w:r>
         <w:rPr>
           <w:iCs/>
           <w:i/>
         </w:rPr>
-        <w:t xml:space="preserve"> </w:t>
-      </w:r>
+        <w:t xml:space="preserve">(kraft til rådighed for almen heling og vedligeholdelse). Frigørelse af bound potency forøger ikke systemets energi — det vender den tilbage til helheden hvor den startede.</w:t>
+      </w:r>
+    </w:p>
+    <w:p>
+      <w:pPr>
+        <w:pStyle w:val="BodyText"/>
+      </w:pPr>
       <w:r>
         <w:rPr>
           <w:iCs/>
           <w:i/>
         </w:rPr>
-        <w:t xml:space="preserve">‘</w:t>
+        <w:t xml:space="preserve">Sills udfolder potency som</w:t>
       </w:r>
       <w:r>
         <w:rPr>
           <w:iCs/>
           <w:i/>
         </w:rPr>
-        <w:t xml:space="preserve">noget der bevæger sig</w:t>
+        <w:t xml:space="preserve"> </w:t>
       </w:r>
       <w:r>
         <w:rPr>
           <w:iCs/>
           <w:i/>
         </w:rPr>
-        <w:t xml:space="preserve">’</w:t>
+        <w:t xml:space="preserve">‘</w:t>
       </w:r>
       <w:r>
         <w:rPr>
           <w:iCs/>
           <w:i/>
         </w:rPr>
-        <w:t xml:space="preserve">. Det skaber et andet sprog for det vi gør.</w:t>
+        <w:t xml:space="preserve">the active fluid principle</w:t>
+      </w:r>
+      <w:r>
+        <w:rPr>
+          <w:iCs/>
+          <w:i/>
+        </w:rPr>
+        <w:t xml:space="preserve">’</w:t>
+      </w:r>
+      <w:r>
+        <w:rPr>
+          <w:iCs/>
+          <w:i/>
+        </w:rPr>
+        <w:t xml:space="preserve"> </w:t>
+      </w:r>
+      <w:r>
+        <w:rPr>
+          <w:iCs/>
+          <w:i/>
+        </w:rPr>
+        <w:t xml:space="preserve">— den fluide ordens-bærende kraft. Den manifesterer sig ikke som energi-strøm men som ændringer i vævets organisering: noget bliver mere koherent, mere bevægeligt, mere åbent. Vi mærker potency som tilstandsskift, ikke som energi der bevæger sig.</w:t>
       </w:r>
     </w:p>
     <w:p>
@@ -6053,7 +6473,7 @@
           <w:iCs/>
           <w:i/>
         </w:rPr>
-        <w:t xml:space="preserve">Den første ignition skete ved unionens øjeblik, ved fødslen, ved første åndedræt. Det er ikke metafor — der er målbare tærskelfænomener i den embryonale udvikling der svarer til denne formulering. Hver tærskel er et</w:t>
+        <w:t xml:space="preserve">Sills identificerer tre primære ignition-events i menneskets udvikling: ved unionens øjeblik (zygote-formation), ved fødslen (det første åndedrag), og ved</w:t>
       </w:r>
       <w:r>
         <w:rPr>
@@ -6074,7 +6494,7 @@
           <w:iCs/>
           <w:i/>
         </w:rPr>
-        <w:t xml:space="preserve">lys-tændes</w:t>
+        <w:t xml:space="preserve">embodiment</w:t>
       </w:r>
       <w:r>
         <w:rPr>
@@ -6095,7 +6515,7 @@
           <w:iCs/>
           <w:i/>
         </w:rPr>
-        <w:t xml:space="preserve">øjeblik.</w:t>
+        <w:t xml:space="preserve">(den fulde landing i kroppen, der sker over de første år). Hver ignition er en tærskel-overskridelse til ny biologisk organisering.</w:t>
       </w:r>
     </w:p>
     <w:p>
@@ -6107,61 +6527,61 @@
           <w:iCs/>
           <w:i/>
         </w:rPr>
-        <w:t xml:space="preserve">Re-ignition efter sygdom eller traume er ikke en restauration af det gamle — det er en ny ignition. Klienten kommer ikke</w:t>
-      </w:r>
+        <w:t xml:space="preserve">Kern beskriver re-ignition som processen, hvor en organisme der har trukket sig tilbage (efter sygdom, traume eller overvældelse) genfinder kraften til at være fuldt til stede. Det er ikke en restauration af det gamle — det er en ny ignition mod en ny baseline.</w:t>
+      </w:r>
+    </w:p>
+    <w:p>
+      <w:pPr>
+        <w:pStyle w:val="BodyText"/>
+      </w:pPr>
       <w:r>
         <w:rPr>
           <w:iCs/>
           <w:i/>
         </w:rPr>
-        <w:t xml:space="preserve"> </w:t>
+        <w:t xml:space="preserve">Klinisk kan ignition mærkes i hænderne som en pludselig</w:t>
       </w:r>
       <w:r>
         <w:rPr>
           <w:iCs/>
           <w:i/>
         </w:rPr>
-        <w:t xml:space="preserve">‘</w:t>
+        <w:t xml:space="preserve"> </w:t>
       </w:r>
       <w:r>
         <w:rPr>
           <w:iCs/>
           <w:i/>
         </w:rPr>
-        <w:t xml:space="preserve">tilbage</w:t>
+        <w:t xml:space="preserve">‘</w:t>
       </w:r>
       <w:r>
         <w:rPr>
           <w:iCs/>
           <w:i/>
         </w:rPr>
-        <w:t xml:space="preserve">’</w:t>
+        <w:t xml:space="preserve">tænden</w:t>
       </w:r>
       <w:r>
         <w:rPr>
           <w:iCs/>
           <w:i/>
         </w:rPr>
-        <w:t xml:space="preserve"> </w:t>
+        <w:t xml:space="preserve">’</w:t>
       </w:r>
       <w:r>
         <w:rPr>
           <w:iCs/>
           <w:i/>
         </w:rPr>
-        <w:t xml:space="preserve">til som de var; de bevæger sig fremad til en ny baseline. Det er vigtigt ikke at forveksle de to.</w:t>
-      </w:r>
-    </w:p>
-    <w:p>
-      <w:pPr>
-        <w:pStyle w:val="BodyText"/>
-      </w:pPr>
+        <w:t xml:space="preserve"> </w:t>
+      </w:r>
       <w:r>
         <w:rPr>
           <w:iCs/>
           <w:i/>
         </w:rPr>
-        <w:t xml:space="preserve">Når ignition ikke vil ske, er det sjældent fordi der mangler kraft. Oftere mangler der den indre tærskelbetingelse — en tilstand af tilstrækkelig hvile, tilstrækkelig sikkerhed, tilstrækkelig orientering. Vi tænder ikke ilden; vi forbereder brændet.</w:t>
+        <w:t xml:space="preserve">i feltet — en kvalitativ forskel før og efter. Sills: ignition kommer ikke fra teknik, men fra at de underliggende tærskelbetingelser er på plads — tilstrækkelig hvile, tilstrækkelig sikkerhed, tilstrækkelig orientering.</w:t>
       </w:r>
     </w:p>
     <w:p>
@@ -6335,7 +6755,7 @@
           <w:iCs/>
           <w:i/>
         </w:rPr>
-        <w:t xml:space="preserve">Aksiale fluktuationer følger ikke altid samme retning. Nogle gange er de overvejende cephal-caudale; andre gange er de spiralerende. At mærke retningen og dens variation er en finmotorisk evne der udvikles over år, ikke uger.</w:t>
+        <w:t xml:space="preserve">Becker beskrev axial fluctuations som de fluide bevægelser der følger kroppens centrale akse — særligt langs notochord og columna fra coccyx til sphenoid. De er en specifik manifestation af Primary Respiration i fluid body, og deres tilstand fortæller om midtlinjens organiserings-kapacitet.</w:t>
       </w:r>
     </w:p>
     <w:p>
@@ -6347,7 +6767,7 @@
           <w:iCs/>
           <w:i/>
         </w:rPr>
-        <w:t xml:space="preserve">Klienten oplever fluktuationerne forskelligt afhængigt af hvor i kroppen de mærker dem. I bækkenet ofte som vugning; i kraniet som let pres-forandring; langs columna som bølgende fornemmelse. Disse beskrivelser hjælper med at konfirmere hvad hænderne mærker.</w:t>
+        <w:t xml:space="preserve">Sills udfolder axial fluctuations som direkte udtryk for Primal Midline-aktivitet. Når den centrale ordens-impuls er stærk, fluktuerer væsken tydeligt langs aksen. Når den er svag eller blokeret, mærkes fluktuationerne som tørre, klistrede eller helt fraværende — et klinisk tegn på dyb dysorganisering.</w:t>
       </w:r>
     </w:p>
     <w:p>
@@ -6359,371 +6779,343 @@
           <w:iCs/>
           <w:i/>
         </w:rPr>
-        <w:t xml:space="preserve">Når fluktuationerne er blokerede, mærkes de ofte som</w:t>
-      </w:r>
+        <w:t xml:space="preserve">Klienten kan opleve axial fluctuations forskelligt afhængigt af hvor i kroppen de mærker dem. I bækkenet ofte som vugning; i kraniet som let pres-forandring; langs columna som bølgende fornemmelse. Disse spontane beskrivelser hjælper med at konfirmere hvad behandlerens hænder mærker.</w:t>
+      </w:r>
+    </w:p>
+    <w:p>
+      <w:pPr>
+        <w:pStyle w:val="BodyText"/>
+      </w:pPr>
+      <w:r>
+        <w:rPr>
+          <w:bCs/>
+          <w:b/>
+        </w:rPr>
+        <w:t xml:space="preserve">[REFLEKSIONSSPØRGSMÅL]</w:t>
+      </w:r>
+    </w:p>
+    <w:p>
+      <w:pPr>
+        <w:numPr>
+          <w:ilvl w:val="0"/>
+          <w:numId w:val="1026"/>
+        </w:numPr>
+      </w:pPr>
+      <w:r>
+        <w:t xml:space="preserve">Kan du følge både de longitudinale og laterale fluktuationer — bølgerne langs midtlinjen og ud mod periferien?</w:t>
+      </w:r>
+    </w:p>
+    <w:p>
+      <w:pPr>
+        <w:numPr>
+          <w:ilvl w:val="0"/>
+          <w:numId w:val="1026"/>
+        </w:numPr>
+      </w:pPr>
+      <w:r>
+        <w:t xml:space="preserve">Hvordan arbejder disse to bevægelser sammen i din sansning?</w:t>
+      </w:r>
+    </w:p>
+    <w:bookmarkEnd w:id="41"/>
+    <w:bookmarkStart w:id="42" w:name="wholeness"/>
+    <w:p>
+      <w:pPr>
+        <w:pStyle w:val="Heading2"/>
+      </w:pPr>
+      <w:r>
+        <w:t xml:space="preserve">Wholeness</w:t>
+      </w:r>
+    </w:p>
+    <w:p>
+      <w:pPr>
+        <w:pStyle w:val="FirstParagraph"/>
+      </w:pPr>
+      <w:r>
+        <w:rPr>
+          <w:bCs/>
+          <w:b/>
+        </w:rPr>
+        <w:t xml:space="preserve">[UNDERTITEL]</w:t>
+      </w:r>
+      <w:r>
+        <w:t xml:space="preserve"> </w:t>
+      </w:r>
+      <w:r>
+        <w:t xml:space="preserve">livets helhed</w:t>
+      </w:r>
+    </w:p>
+    <w:p>
+      <w:pPr>
+        <w:pStyle w:val="BodyText"/>
+      </w:pPr>
+      <w:r>
+        <w:rPr>
+          <w:bCs/>
+          <w:b/>
+        </w:rPr>
+        <w:t xml:space="preserve">[BRØDTEKST: Intro]</w:t>
+      </w:r>
+    </w:p>
+    <w:p>
+      <w:pPr>
+        <w:pStyle w:val="BodyText"/>
+      </w:pPr>
+      <w:r>
+        <w:t xml:space="preserve">Den fundamentale enhed, som alt eksisterer inden for og i relation til. Sundhed er den tilstand, hvor alle kroppens rumlige dynamikker er orienteret og balanceret i forhold til denne helhed.</w:t>
+      </w:r>
+    </w:p>
+    <w:p>
+      <w:pPr>
+        <w:pStyle w:val="BodyText"/>
+      </w:pPr>
+      <w:r>
+        <w:rPr>
+          <w:bCs/>
+          <w:b/>
+        </w:rPr>
+        <w:t xml:space="preserve">[BRØDTEKST: Det grundlæggende]</w:t>
+      </w:r>
+    </w:p>
+    <w:p>
+      <w:pPr>
+        <w:pStyle w:val="BodyText"/>
+      </w:pPr>
+      <w:r>
+        <w:t xml:space="preserve">Helheden er ikke summen af dele — den er den primære virkelighed, hvorfra alle dele udspringer og hvortil de altid søger tilbage. Hver struktur, hver funktion, hver bevægelse i kroppen eksisterer kun i kraft af sin relation til denne større helhed. Det er gennem denne relation, at mening, formål og organisering opstår.</w:t>
+      </w:r>
+    </w:p>
+    <w:p>
+      <w:pPr>
+        <w:pStyle w:val="BodyText"/>
+      </w:pPr>
+      <w:r>
+        <w:rPr>
+          <w:bCs/>
+          <w:b/>
+        </w:rPr>
+        <w:t xml:space="preserve">[BRØDTEKST: Helhedens prioritering]</w:t>
+      </w:r>
+    </w:p>
+    <w:p>
+      <w:pPr>
+        <w:pStyle w:val="BodyText"/>
+      </w:pPr>
+      <w:r>
+        <w:t xml:space="preserve">De terapeutiske kræfter arbejder altid ud fra helhedens perspektiv. De kender systemets samlede prioriteter og dirigerer deres kræfter mod det, der tjener helheden bedst. Automatic Shifting er orkestreret af denne dybe viden — den springer fra sted til sted, ikke tilfældigt, men guidet af helhedens behov.</w:t>
+      </w:r>
+    </w:p>
+    <w:p>
+      <w:pPr>
+        <w:pStyle w:val="BodyText"/>
+      </w:pPr>
+      <w:r>
+        <w:rPr>
+          <w:bCs/>
+          <w:b/>
+        </w:rPr>
+        <w:t xml:space="preserve">[BRØDTEKST: Kompensationer i relation til helheden]</w:t>
+      </w:r>
+    </w:p>
+    <w:p>
+      <w:pPr>
+        <w:pStyle w:val="BodyText"/>
+      </w:pPr>
+      <w:r>
+        <w:t xml:space="preserve">Kroppens forskellige kompensationer eksisterer altid i direkte relation til helheden. Alle dele søger konstant tilbage mod deres naturlige plads i helheden. Vi skal lytte efter kroppens invitation frem for at følge en protokol.</w:t>
+      </w:r>
+    </w:p>
+    <w:p>
+      <w:pPr>
+        <w:pStyle w:val="BodyText"/>
+      </w:pPr>
+      <w:r>
+        <w:rPr>
+          <w:bCs/>
+          <w:b/>
+        </w:rPr>
+        <w:t xml:space="preserve">[BRØDTEKST: Helheden kender vejen]</w:t>
+      </w:r>
+    </w:p>
+    <w:p>
+      <w:pPr>
+        <w:pStyle w:val="BodyText"/>
+      </w:pPr>
+      <w:r>
+        <w:t xml:space="preserve">Helheden kender vejen — vores rolle er at støtte dens naturlige bevægelse mod integration. Når vi som behandlere starter med sundheden i delen, vil endepunktet naturligt være genforeningen med helheden.</w:t>
+      </w:r>
+    </w:p>
+    <w:p>
+      <w:pPr>
+        <w:pStyle w:val="BodyText"/>
+      </w:pPr>
+      <w:r>
+        <w:rPr>
+          <w:bCs/>
+          <w:b/>
+        </w:rPr>
+        <w:t xml:space="preserve">[INSPIRATION — nye vinkler at overveje]</w:t>
+      </w:r>
+    </w:p>
+    <w:p>
+      <w:pPr>
+        <w:pStyle w:val="BodyText"/>
+      </w:pPr>
       <w:r>
         <w:rPr>
           <w:iCs/>
           <w:i/>
         </w:rPr>
-        <w:t xml:space="preserve"> </w:t>
+        <w:t xml:space="preserve">Stills</w:t>
       </w:r>
       <w:r>
         <w:rPr>
           <w:iCs/>
           <w:i/>
         </w:rPr>
-        <w:t xml:space="preserve">‘</w:t>
+        <w:t xml:space="preserve"> </w:t>
       </w:r>
       <w:r>
         <w:rPr>
           <w:iCs/>
           <w:i/>
         </w:rPr>
-        <w:t xml:space="preserve">tør</w:t>
+        <w:t xml:space="preserve">‘</w:t>
       </w:r>
       <w:r>
         <w:rPr>
           <w:iCs/>
           <w:i/>
         </w:rPr>
-        <w:t xml:space="preserve">’</w:t>
+        <w:t xml:space="preserve">principle of wholeness</w:t>
       </w:r>
       <w:r>
         <w:rPr>
           <w:iCs/>
           <w:i/>
         </w:rPr>
-        <w:t xml:space="preserve"> </w:t>
+        <w:t xml:space="preserve">’</w:t>
       </w:r>
       <w:r>
         <w:rPr>
           <w:iCs/>
           <w:i/>
         </w:rPr>
-        <w:t xml:space="preserve">eller</w:t>
+        <w:t xml:space="preserve"> </w:t>
       </w:r>
       <w:r>
         <w:rPr>
           <w:iCs/>
           <w:i/>
         </w:rPr>
-        <w:t xml:space="preserve"> </w:t>
+        <w:t xml:space="preserve">er osteopatiens første princip og biodynamikkens fundament: organismen er en helhed, og hver del afspejler helheden. Sills udfolder det som</w:t>
       </w:r>
       <w:r>
         <w:rPr>
           <w:iCs/>
           <w:i/>
         </w:rPr>
-        <w:t xml:space="preserve">‘</w:t>
+        <w:t xml:space="preserve"> </w:t>
       </w:r>
       <w:r>
         <w:rPr>
           <w:iCs/>
           <w:i/>
         </w:rPr>
-        <w:t xml:space="preserve">klistret</w:t>
+        <w:t xml:space="preserve">‘</w:t>
       </w:r>
       <w:r>
         <w:rPr>
           <w:iCs/>
           <w:i/>
         </w:rPr>
-        <w:t xml:space="preserve">’</w:t>
+        <w:t xml:space="preserve">the whole is in every part</w:t>
       </w:r>
       <w:r>
         <w:rPr>
           <w:iCs/>
           <w:i/>
         </w:rPr>
-        <w:t xml:space="preserve"> </w:t>
+        <w:t xml:space="preserve">’</w:t>
       </w:r>
       <w:r>
         <w:rPr>
           <w:iCs/>
           <w:i/>
         </w:rPr>
-        <w:t xml:space="preserve">kvalitet i vævet. Det er ikke en fagligt korrekt beskrivelse, men det er den behandlerens hænder ofte rapporterer. At give plads til denne fagligt-upræcise observation er en del af håndværket.</w:t>
-      </w:r>
-    </w:p>
-    <w:p>
-      <w:pPr>
-        <w:pStyle w:val="BodyText"/>
-      </w:pPr>
-      <w:r>
-        <w:rPr>
-          <w:bCs/>
-          <w:b/>
-        </w:rPr>
-        <w:t xml:space="preserve">[REFLEKSIONSSPØRGSMÅL]</w:t>
-      </w:r>
-    </w:p>
-    <w:p>
-      <w:pPr>
-        <w:numPr>
-          <w:ilvl w:val="0"/>
-          <w:numId w:val="1026"/>
-        </w:numPr>
-      </w:pPr>
-      <w:r>
-        <w:t xml:space="preserve">Kan du følge både de longitudinale og laterale fluktuationer — bølgerne langs midtlinjen og ud mod periferien?</w:t>
-      </w:r>
-    </w:p>
-    <w:p>
-      <w:pPr>
-        <w:numPr>
-          <w:ilvl w:val="0"/>
-          <w:numId w:val="1026"/>
-        </w:numPr>
-      </w:pPr>
-      <w:r>
-        <w:t xml:space="preserve">Hvordan arbejder disse to bevægelser sammen i din sansning?</w:t>
-      </w:r>
-    </w:p>
-    <w:bookmarkEnd w:id="41"/>
-    <w:bookmarkStart w:id="42" w:name="wholeness"/>
-    <w:p>
-      <w:pPr>
-        <w:pStyle w:val="Heading2"/>
-      </w:pPr>
-      <w:r>
-        <w:t xml:space="preserve">Wholeness</w:t>
-      </w:r>
-    </w:p>
-    <w:p>
-      <w:pPr>
-        <w:pStyle w:val="FirstParagraph"/>
-      </w:pPr>
-      <w:r>
-        <w:rPr>
-          <w:bCs/>
-          <w:b/>
-        </w:rPr>
-        <w:t xml:space="preserve">[UNDERTITEL]</w:t>
-      </w:r>
-      <w:r>
-        <w:t xml:space="preserve"> </w:t>
-      </w:r>
-      <w:r>
-        <w:t xml:space="preserve">livets helhed</w:t>
-      </w:r>
-    </w:p>
-    <w:p>
-      <w:pPr>
-        <w:pStyle w:val="BodyText"/>
-      </w:pPr>
-      <w:r>
-        <w:rPr>
-          <w:bCs/>
-          <w:b/>
-        </w:rPr>
-        <w:t xml:space="preserve">[BRØDTEKST: Intro]</w:t>
-      </w:r>
-    </w:p>
-    <w:p>
-      <w:pPr>
-        <w:pStyle w:val="BodyText"/>
-      </w:pPr>
-      <w:r>
-        <w:t xml:space="preserve">Den fundamentale enhed, som alt eksisterer inden for og i relation til. Sundhed er den tilstand, hvor alle kroppens rumlige dynamikker er orienteret og balanceret i forhold til denne helhed.</w:t>
-      </w:r>
-    </w:p>
-    <w:p>
-      <w:pPr>
-        <w:pStyle w:val="BodyText"/>
-      </w:pPr>
-      <w:r>
-        <w:rPr>
-          <w:bCs/>
-          <w:b/>
-        </w:rPr>
-        <w:t xml:space="preserve">[BRØDTEKST: Det grundlæggende]</w:t>
-      </w:r>
-    </w:p>
-    <w:p>
-      <w:pPr>
-        <w:pStyle w:val="BodyText"/>
-      </w:pPr>
-      <w:r>
-        <w:t xml:space="preserve">Helheden er ikke summen af dele — den er den primære virkelighed, hvorfra alle dele udspringer og hvortil de altid søger tilbage. Hver struktur, hver funktion, hver bevægelse i kroppen eksisterer kun i kraft af sin relation til denne større helhed. Det er gennem denne relation, at mening, formål og organisering opstår.</w:t>
-      </w:r>
-    </w:p>
-    <w:p>
-      <w:pPr>
-        <w:pStyle w:val="BodyText"/>
-      </w:pPr>
-      <w:r>
-        <w:rPr>
-          <w:bCs/>
-          <w:b/>
-        </w:rPr>
-        <w:t xml:space="preserve">[BRØDTEKST: Helhedens prioritering]</w:t>
-      </w:r>
-    </w:p>
-    <w:p>
-      <w:pPr>
-        <w:pStyle w:val="BodyText"/>
-      </w:pPr>
-      <w:r>
-        <w:t xml:space="preserve">De terapeutiske kræfter arbejder altid ud fra helhedens perspektiv. De kender systemets samlede prioriteter og dirigerer deres kræfter mod det, der tjener helheden bedst. Automatic Shifting er orkestreret af denne dybe viden — den springer fra sted til sted, ikke tilfældigt, men guidet af helhedens behov.</w:t>
-      </w:r>
-    </w:p>
-    <w:p>
-      <w:pPr>
-        <w:pStyle w:val="BodyText"/>
-      </w:pPr>
-      <w:r>
-        <w:rPr>
-          <w:bCs/>
-          <w:b/>
-        </w:rPr>
-        <w:t xml:space="preserve">[BRØDTEKST: Kompensationer i relation til helheden]</w:t>
-      </w:r>
-    </w:p>
-    <w:p>
-      <w:pPr>
-        <w:pStyle w:val="BodyText"/>
-      </w:pPr>
-      <w:r>
-        <w:t xml:space="preserve">Kroppens forskellige kompensationer eksisterer altid i direkte relation til helheden. Alle dele søger konstant tilbage mod deres naturlige plads i helheden. Vi skal lytte efter kroppens invitation frem for at følge en protokol.</w:t>
-      </w:r>
-    </w:p>
-    <w:p>
-      <w:pPr>
-        <w:pStyle w:val="BodyText"/>
-      </w:pPr>
-      <w:r>
-        <w:rPr>
-          <w:bCs/>
-          <w:b/>
-        </w:rPr>
-        <w:t xml:space="preserve">[BRØDTEKST: Helheden kender vejen]</w:t>
-      </w:r>
-    </w:p>
-    <w:p>
-      <w:pPr>
-        <w:pStyle w:val="BodyText"/>
-      </w:pPr>
-      <w:r>
-        <w:t xml:space="preserve">Helheden kender vejen — vores rolle er at støtte dens naturlige bevægelse mod integration. Når vi som behandlere starter med sundheden i delen, vil endepunktet naturligt være genforeningen med helheden.</w:t>
-      </w:r>
-    </w:p>
-    <w:p>
-      <w:pPr>
-        <w:pStyle w:val="BodyText"/>
-      </w:pPr>
-      <w:r>
-        <w:rPr>
-          <w:bCs/>
-          <w:b/>
-        </w:rPr>
-        <w:t xml:space="preserve">[INSPIRATION — nye vinkler at overveje]</w:t>
-      </w:r>
-    </w:p>
-    <w:p>
-      <w:pPr>
-        <w:pStyle w:val="BodyText"/>
-      </w:pPr>
+        <w:t xml:space="preserve"> </w:t>
+      </w:r>
       <w:r>
         <w:rPr>
           <w:iCs/>
           <w:i/>
         </w:rPr>
-        <w:t xml:space="preserve">Wholeness er ikke et tilføjet begreb i biodynamikken — det er det første princip alle andre begreber forudsætter. Når Sutherland talte om</w:t>
-      </w:r>
+        <w:t xml:space="preserve">— vi behandler aldrig isolerede dele, vi adresserer altid helheden gennem den del vi har under hænderne.</w:t>
+      </w:r>
+    </w:p>
+    <w:p>
+      <w:pPr>
+        <w:pStyle w:val="BodyText"/>
+      </w:pPr>
       <w:r>
         <w:rPr>
           <w:iCs/>
           <w:i/>
         </w:rPr>
-        <w:t xml:space="preserve"> </w:t>
+        <w:t xml:space="preserve">Embryologisk er kroppen aldrig blevet</w:t>
       </w:r>
       <w:r>
         <w:rPr>
           <w:iCs/>
           <w:i/>
         </w:rPr>
-        <w:t xml:space="preserve">‘</w:t>
+        <w:t xml:space="preserve"> </w:t>
       </w:r>
       <w:r>
         <w:rPr>
           <w:iCs/>
           <w:i/>
         </w:rPr>
-        <w:t xml:space="preserve">helhedens orden</w:t>
+        <w:t xml:space="preserve">‘</w:t>
       </w:r>
       <w:r>
         <w:rPr>
           <w:iCs/>
           <w:i/>
         </w:rPr>
-        <w:t xml:space="preserve">’</w:t>
+        <w:t xml:space="preserve">sat sammen af dele</w:t>
       </w:r>
       <w:r>
         <w:rPr>
           <w:iCs/>
           <w:i/>
         </w:rPr>
-        <w:t xml:space="preserve">, var det ikke filosofi; det var observation: kroppen organiserer sig fra helhed mod del, ikke omvendt.</w:t>
-      </w:r>
-    </w:p>
-    <w:p>
-      <w:pPr>
-        <w:pStyle w:val="BodyText"/>
-      </w:pPr>
+        <w:t xml:space="preserve">’</w:t>
+      </w:r>
       <w:r>
         <w:rPr>
           <w:iCs/>
           <w:i/>
         </w:rPr>
-        <w:t xml:space="preserve">Når dele af kroppen</w:t>
+        <w:t xml:space="preserve"> </w:t>
       </w:r>
       <w:r>
         <w:rPr>
           <w:iCs/>
           <w:i/>
         </w:rPr>
-        <w:t xml:space="preserve"> </w:t>
-      </w:r>
+        <w:t xml:space="preserve">— vi var aldrig dele først. Vi var en helhed der differentierede sig. Sills peger på, at denne primære helhed forbliver til stede gennem hele livet som det organiserende princip vi kalder sundhed.</w:t>
+      </w:r>
+    </w:p>
+    <w:p>
+      <w:pPr>
+        <w:pStyle w:val="BodyText"/>
+      </w:pPr>
       <w:r>
         <w:rPr>
           <w:iCs/>
           <w:i/>
         </w:rPr>
-        <w:t xml:space="preserve">‘</w:t>
-      </w:r>
-      <w:r>
-        <w:rPr>
-          <w:iCs/>
-          <w:i/>
-        </w:rPr>
-        <w:t xml:space="preserve">føles separate</w:t>
-      </w:r>
-      <w:r>
-        <w:rPr>
-          <w:iCs/>
-          <w:i/>
-        </w:rPr>
-        <w:t xml:space="preserve">’</w:t>
-      </w:r>
-      <w:r>
-        <w:rPr>
-          <w:iCs/>
-          <w:i/>
-        </w:rPr>
-        <w:t xml:space="preserve">, er det altid en relativ adskillelse, ikke en absolut. Helheden er der stadig, men dens kommunikationskanaler er sløret. Vores arbejde er at gøre de kanaler mærkbare igen, ikke at samle delene.</w:t>
-      </w:r>
-    </w:p>
-    <w:p>
-      <w:pPr>
-        <w:pStyle w:val="BodyText"/>
-      </w:pPr>
-      <w:r>
-        <w:rPr>
-          <w:iCs/>
-          <w:i/>
-        </w:rPr>
-        <w:t xml:space="preserve">Praktisk wholeness er ikke filosofi — det er en målbar observation: når én del bevæger sig, bevæger andre dele sig samtidigt og koordineret. Når denne koordination ikke findes, lokalt eller globalt, er der noget at lytte til.</w:t>
+        <w:t xml:space="preserve">Klinisk wholeness er en målbar observation, ikke filosofi: når en del bevæger sig, bevæger andre dele sig samtidigt og koordineret. Når denne synkronicitet ikke findes, er der dys-organisering at lytte til. Kern beskriver det som det første vi læser når hænderne lander: er feltet helt eller fragmenteret.</w:t>
       </w:r>
     </w:p>
     <w:p>
@@ -12194,341 +12586,341 @@
           <w:iCs/>
           <w:i/>
         </w:rPr>
-        <w:t xml:space="preserve">Det er fristende at se Rum A som det</w:t>
-      </w:r>
+        <w:t xml:space="preserve">Sills beskriver Physical Body som første af tre kroppe — den vi alle er trænet til at arbejde med. Den biodynamiske udvidelse er ikke at forlade Physical Body, men at lytte til den fra et andet sted: den er ikke separat fra Fluid og Tidal Body, den er deres mest manifeste lag.</w:t>
+      </w:r>
+    </w:p>
+    <w:p>
+      <w:pPr>
+        <w:pStyle w:val="BodyText"/>
+      </w:pPr>
       <w:r>
         <w:rPr>
           <w:iCs/>
           <w:i/>
         </w:rPr>
-        <w:t xml:space="preserve"> </w:t>
-      </w:r>
+        <w:t xml:space="preserve">Embryologisk dannes Physical Body sidst — efter at fluid og tidal-organisering allerede har formet rummet. Kern udfolder dette: vævet bærer hukommelsen om sin fluid- og tidal-oprindelse, og det er denne hukommelse vi vækker, ikke en ny information vi tilfører.</w:t>
+      </w:r>
+    </w:p>
+    <w:p>
+      <w:pPr>
+        <w:pStyle w:val="BodyText"/>
+      </w:pPr>
       <w:r>
         <w:rPr>
           <w:iCs/>
           <w:i/>
         </w:rPr>
-        <w:t xml:space="preserve">‘</w:t>
-      </w:r>
+        <w:t xml:space="preserve">Klinisk lytning til Rum A er ikke at fokusere på struktur, men at lytte gennem strukturen til de dybere lag den hviler på. Becker: vi behandler aldrig kun vævet, men vævet er altid vores indgang. Den dybeste struktur-arbejde sker ofte uden at vi rører strukturen direkte.</w:t>
+      </w:r>
+    </w:p>
+    <w:p>
+      <w:pPr>
+        <w:pStyle w:val="BodyText"/>
+      </w:pPr>
+      <w:r>
+        <w:rPr>
+          <w:bCs/>
+          <w:b/>
+        </w:rPr>
+        <w:t xml:space="preserve">[REFLEKSIONSSPØRGSMÅL]</w:t>
+      </w:r>
+    </w:p>
+    <w:p>
+      <w:pPr>
+        <w:numPr>
+          <w:ilvl w:val="0"/>
+          <w:numId w:val="1057"/>
+        </w:numPr>
+      </w:pPr>
+      <w:r>
+        <w:t xml:space="preserve">Tænk på et område i en klients krop der har båret en kompensation længe. Hvilken slags samtale opstår mellem dine hænder og dets historie?</w:t>
+      </w:r>
+    </w:p>
+    <w:p>
+      <w:pPr>
+        <w:numPr>
+          <w:ilvl w:val="0"/>
+          <w:numId w:val="1057"/>
+        </w:numPr>
+      </w:pPr>
+      <w:r>
+        <w:t xml:space="preserve">Stivhed og åbning lever i hinanden i samme væv. Mærk lige nu i din egen krop — hvor sidder den samtidighed for dig?</w:t>
+      </w:r>
+    </w:p>
+    <w:p>
+      <w:pPr>
+        <w:numPr>
+          <w:ilvl w:val="0"/>
+          <w:numId w:val="1057"/>
+        </w:numPr>
+      </w:pPr>
+      <w:r>
+        <w:t xml:space="preserve">Det vi kalder dysfunktion gav engang mening for systemet. Hvad gjorde det muligt at overleve dengang, og hvad har det kostet siden?</w:t>
+      </w:r>
+    </w:p>
+    <w:p>
+      <w:pPr>
+        <w:pStyle w:val="FirstParagraph"/>
+      </w:pPr>
+      <w:r>
+        <w:rPr>
+          <w:bCs/>
+          <w:b/>
+        </w:rPr>
+        <w:t xml:space="preserve">[BRØDTEKST: Rum B — Væskekroppen]</w:t>
+      </w:r>
+    </w:p>
+    <w:p>
+      <w:pPr>
+        <w:pStyle w:val="BodyText"/>
+      </w:pPr>
       <w:r>
         <w:rPr>
           <w:iCs/>
           <w:i/>
         </w:rPr>
-        <w:t xml:space="preserve">overfladiske</w:t>
-      </w:r>
+        <w:t xml:space="preserve">Når tilliden etableres og kroppen begynder at slippe sin vagtsomhed, mærker du hvordan noget dybere vågner under dine hænder. Væskekroppen — millioner af år gammel og vis — begynder at røre på sig.</w:t>
+      </w:r>
+    </w:p>
+    <w:p>
+      <w:pPr>
+        <w:pStyle w:val="BodyText"/>
+      </w:pPr>
+      <w:r>
+        <w:rPr>
+          <w:bCs/>
+          <w:b/>
+        </w:rPr>
+        <w:t xml:space="preserve">Væskekroppens vågnende respons</w:t>
+      </w:r>
+    </w:p>
+    <w:p>
+      <w:pPr>
+        <w:pStyle w:val="BodyText"/>
+      </w:pPr>
+      <w:r>
+        <w:t xml:space="preserve">Her lever væskekroppen i sin naturlige tilstand — som ét levende kontinuum gennem hele organismen. Alle væsker fungerer som en funktionel enhed hvor respons sker simultant gennem hele matrixen, ikke sekvensielt som i nervesystemet. Dette er niveauet hvor kroppen kan gå til The Neutral, hvor det autonome nervesystem bliver fleksibelt og kan suspenderes, så de embryologiske kræfter kan overtage.</w:t>
+      </w:r>
+    </w:p>
+    <w:p>
+      <w:pPr>
+        <w:pStyle w:val="BodyText"/>
+      </w:pPr>
+      <w:r>
+        <w:t xml:space="preserve">Væskekroppen fungerer som bro mellem det energetiske blueprint og den fysiske krop. Den bærer protoplasma-kvaliteterne fra fosterstadiet videre gennem livet. Her findes kapaciteten til Automatic Shifting — hvor behandlingen springer fra sted til sted orkestreret af helhedens prioriteter. Den oprindelige midtlinje er det naturlige fulcrum som alt organiserer sig omkring.</w:t>
+      </w:r>
+    </w:p>
+    <w:p>
+      <w:pPr>
+        <w:pStyle w:val="BodyText"/>
+      </w:pPr>
+      <w:r>
+        <w:t xml:space="preserve">Du oplever et hav af væske der ånder under Primary Respiration. Simultan respons gennem hele væskekroppen som én samlet substans. Kapaciteten til at gå til The Neutral og kontakte de embryologiske kræfter. Det autonome nervesystems fleksibilitet og evne til suspension. Automatic Shifting som naturlig mulighed i væskemediet. Den oprindelige midtlinje som stabilt, organiserende fulcrum.</w:t>
+      </w:r>
+    </w:p>
+    <w:p>
+      <w:pPr>
+        <w:pStyle w:val="BodyText"/>
+      </w:pPr>
+      <w:r>
+        <w:rPr>
+          <w:bCs/>
+          <w:b/>
+        </w:rPr>
+        <w:t xml:space="preserve">Den medbragte tilstand</w:t>
+      </w:r>
+    </w:p>
+    <w:p>
+      <w:pPr>
+        <w:pStyle w:val="BodyText"/>
+      </w:pPr>
+      <w:r>
+        <w:t xml:space="preserve">Væskekroppen rummer hele Rum A — både den normale fysiske krop og alle dens dysfunktionelle områder. De traumatiske tilstande, arvævet, de låste mønstre fra den fysiske krop eksisterer stadig i væskens matrix, men nu i en anden kontekst. De rigide strukturer begynder at få væskekvalitet uden at være fuldt forløst.</w:t>
+      </w:r>
+    </w:p>
+    <w:p>
+      <w:pPr>
+        <w:pStyle w:val="BodyText"/>
+      </w:pPr>
+      <w:r>
+        <w:t xml:space="preserve">Det autonome nervesystems låsthed fra Rum A er stadig til stede men møder nu væskekroppens iboende fleksibilitet. De kompenserende midtlinjer og falske fulcrums eksisterer side om side med den oprindelige midtlinje. Adskillelsen mellem systemer begynder at opløses men er ikke fuldt integreret.</w:t>
+      </w:r>
+    </w:p>
+    <w:p>
+      <w:pPr>
+        <w:pStyle w:val="BodyText"/>
+      </w:pPr>
+      <w:r>
+        <w:t xml:space="preserve">Du mærker den fysiske krops normale funktion nu holdt i væskekontinuumet. Læsionsfelter og traumatiske aftryk der stadig ikke kan gå til neutral. Fast væv der begynder at få væskekvalitet men bevarer sin låsthed. Både normale og falske fulcrums rummet simultant i væsken. Det autonome nervesystems gradvise overgang mod fleksibilitet. Potentialet for heling der endnu ikke er aktiveret.</w:t>
+      </w:r>
+    </w:p>
+    <w:p>
+      <w:pPr>
+        <w:pStyle w:val="BodyText"/>
+      </w:pPr>
+      <w:r>
+        <w:rPr>
+          <w:bCs/>
+          <w:b/>
+        </w:rPr>
+        <w:t xml:space="preserve">Åbningen mod det relationelle</w:t>
+      </w:r>
+    </w:p>
+    <w:p>
+      <w:pPr>
+        <w:pStyle w:val="BodyText"/>
+      </w:pPr>
+      <w:r>
+        <w:t xml:space="preserve">Væskekroppen søger nu forbindelse til det større terapeutiske rum — det fælles felt mellem behandler og klient. Dette er ikke længere kun individuel proces men begyndelsen på erkendelsen af at heling sker i relation. Det relationelle aspekt er naturligt for os som pattedyr — vi er biologisk skabt til at co-regulere, til at finde balance gennem forbindelse.</w:t>
+      </w:r>
+    </w:p>
+    <w:p>
+      <w:pPr>
+        <w:pStyle w:val="BodyText"/>
+      </w:pPr>
+      <w:r>
+        <w:t xml:space="preserve">Her forberedes mødet mellem behandlerens og klientens væskekroppe. Grænsen ved huden viser sig at være mere flydende end antaget. Det terapeutiske rum bliver en container hvor dybere processer kan udfolde sig trygt. Denne zone peger mod vores naturlige behov for fællesskab — familie, venskaber, det nære samfund.</w:t>
+      </w:r>
+    </w:p>
+    <w:p>
+      <w:pPr>
+        <w:pStyle w:val="BodyText"/>
+      </w:pPr>
+      <w:r>
+        <w:t xml:space="preserve">Du fornemmer længslen efter det relationelle og fælles terapeutiske rum. Forberedelsen til mødet mellem to væskekroppe. Det biologiske behov for co-regulering og forbindelse. Grænsen mellem behandler og klient bliver mere gennemsigtig. Det terapeutiske rum som tryg container for dybere processer. Åbningen mod vores naturlige funktion som sociale væsener.</w:t>
+      </w:r>
+    </w:p>
+    <w:p>
+      <w:pPr>
+        <w:pStyle w:val="BodyText"/>
+      </w:pPr>
+      <w:r>
+        <w:rPr>
+          <w:bCs/>
+          <w:b/>
+        </w:rPr>
+        <w:t xml:space="preserve">Som ét levende kontinuum</w:t>
+      </w:r>
+    </w:p>
+    <w:p>
+      <w:pPr>
+        <w:pStyle w:val="BodyText"/>
+      </w:pPr>
+      <w:r>
+        <w:t xml:space="preserve">Væskekroppen er ét sammenhængende felt der ånder gennem alt det vi rører ved. Det medbragte fra det fysiske og den vågnende respons lever i samme matrix, og åbningen mod det relationelle ligger latent i selve væskens bevægelse. Hukommelsen om det fysiske er væskekroppens måde at bære helheden — og selve denne hukommelse gør forløsning mulig, fordi intet er forsvundet. Når vi følger væskens egen rytme, opdager vi at vores opgave ikke er at forene noget. Det er allerede forenet. Vi tillader bare at det viser sig.</w:t>
+      </w:r>
+    </w:p>
+    <w:p>
+      <w:pPr>
+        <w:pStyle w:val="BodyText"/>
+      </w:pPr>
+      <w:r>
+        <w:rPr>
+          <w:bCs/>
+          <w:b/>
+        </w:rPr>
+        <w:t xml:space="preserve">[INSPIRATION — nye vinkler at overveje]</w:t>
+      </w:r>
+    </w:p>
+    <w:p>
+      <w:pPr>
+        <w:pStyle w:val="BodyText"/>
+      </w:pPr>
       <w:r>
         <w:rPr>
           <w:iCs/>
           <w:i/>
         </w:rPr>
-        <w:t xml:space="preserve">’</w:t>
-      </w:r>
+        <w:t xml:space="preserve">Sutherlands oprindelige observation var, at hele organismens fluid-system bevæger sig som én sammenhængende enhed. Sills udfoldede det som Fluid Body — anden af tre kroppe — der inkluderer både cerebrospinalvæske, blod, lymfe og interstitielt fluid. Behandling af Fluid Body adresserer dem alle samtidigt.</w:t>
+      </w:r>
+    </w:p>
+    <w:p>
+      <w:pPr>
+        <w:pStyle w:val="BodyText"/>
+      </w:pPr>
       <w:r>
         <w:rPr>
           <w:iCs/>
           <w:i/>
         </w:rPr>
-        <w:t xml:space="preserve"> </w:t>
+        <w:t xml:space="preserve">Roger Gilchrists</w:t>
       </w:r>
       <w:r>
         <w:rPr>
           <w:iCs/>
           <w:i/>
         </w:rPr>
-        <w:t xml:space="preserve">niveau, men det er en fejlforståelse. Den fysiske krop er ikke under de andre rum — den er det levende fundament hvorfra de andre rum udfolder sig. At ankre godt i Rum A er ikke begrænsning. Det er forudsætning.</w:t>
-      </w:r>
-    </w:p>
-    <w:p>
-      <w:pPr>
-        <w:pStyle w:val="BodyText"/>
-      </w:pPr>
+        <w:t xml:space="preserve"> </w:t>
+      </w:r>
       <w:r>
         <w:rPr>
           <w:iCs/>
           <w:i/>
         </w:rPr>
-        <w:t xml:space="preserve">Nogle klienter når aldrig længere end Rum A i et behandlingsforløb. Det er ikke en mangel ved behandlingen. Det er hvad systemet kan rumme på det tidspunkt. Hvis vi presser videre, lukker vi det ned. Tålmodigheden ligger i at lade Rum A være nok når det er nok.</w:t>
-      </w:r>
-    </w:p>
-    <w:p>
-      <w:pPr>
-        <w:pStyle w:val="BodyText"/>
-      </w:pPr>
+        <w:t xml:space="preserve">‘</w:t>
+      </w:r>
       <w:r>
         <w:rPr>
           <w:iCs/>
           <w:i/>
         </w:rPr>
-        <w:t xml:space="preserve">Den hyppigste fejl i biodynamisk arbejde er at springe over Rum A på vej til</w:t>
+        <w:t xml:space="preserve">embodiment tide</w:t>
       </w:r>
       <w:r>
         <w:rPr>
           <w:iCs/>
           <w:i/>
         </w:rPr>
-        <w:t xml:space="preserve"> </w:t>
+        <w:t xml:space="preserve">’</w:t>
       </w:r>
       <w:r>
         <w:rPr>
           <w:iCs/>
           <w:i/>
         </w:rPr>
-        <w:t xml:space="preserve">‘</w:t>
+        <w:t xml:space="preserve"> </w:t>
       </w:r>
       <w:r>
         <w:rPr>
           <w:iCs/>
           <w:i/>
         </w:rPr>
-        <w:t xml:space="preserve">noget dybere</w:t>
+        <w:t xml:space="preserve">viser sig særligt tydeligt i Fluid Body-niveauet. Det er den tide der bærer fuld kropslig integration efter dissociation eller traume. Klienter beskriver oplevelsen som</w:t>
       </w:r>
       <w:r>
         <w:rPr>
           <w:iCs/>
           <w:i/>
         </w:rPr>
-        <w:t xml:space="preserve">’</w:t>
+        <w:t xml:space="preserve"> </w:t>
       </w:r>
       <w:r>
         <w:rPr>
           <w:iCs/>
           <w:i/>
         </w:rPr>
-        <w:t xml:space="preserve">. Klienten oplever det som distance — som om behandleren ikke er der hvor de er. Den dybeste behandling begynder altid med at hænderne hviler på den krop der faktisk er.</w:t>
-      </w:r>
-    </w:p>
-    <w:p>
-      <w:pPr>
-        <w:pStyle w:val="BodyText"/>
-      </w:pPr>
-      <w:r>
-        <w:rPr>
-          <w:bCs/>
-          <w:b/>
-        </w:rPr>
-        <w:t xml:space="preserve">[REFLEKSIONSSPØRGSMÅL]</w:t>
-      </w:r>
-    </w:p>
-    <w:p>
-      <w:pPr>
-        <w:numPr>
-          <w:ilvl w:val="0"/>
-          <w:numId w:val="1057"/>
-        </w:numPr>
-      </w:pPr>
-      <w:r>
-        <w:t xml:space="preserve">Tænk på et område i en klients krop der har båret en kompensation længe. Hvilken slags samtale opstår mellem dine hænder og dets historie?</w:t>
-      </w:r>
-    </w:p>
-    <w:p>
-      <w:pPr>
-        <w:numPr>
-          <w:ilvl w:val="0"/>
-          <w:numId w:val="1057"/>
-        </w:numPr>
-      </w:pPr>
-      <w:r>
-        <w:t xml:space="preserve">Stivhed og åbning lever i hinanden i samme væv. Mærk lige nu i din egen krop — hvor sidder den samtidighed for dig?</w:t>
-      </w:r>
-    </w:p>
-    <w:p>
-      <w:pPr>
-        <w:numPr>
-          <w:ilvl w:val="0"/>
-          <w:numId w:val="1057"/>
-        </w:numPr>
-      </w:pPr>
-      <w:r>
-        <w:t xml:space="preserve">Det vi kalder dysfunktion gav engang mening for systemet. Hvad gjorde det muligt at overleve dengang, og hvad har det kostet siden?</w:t>
-      </w:r>
-    </w:p>
-    <w:p>
-      <w:pPr>
-        <w:pStyle w:val="FirstParagraph"/>
-      </w:pPr>
-      <w:r>
-        <w:rPr>
-          <w:bCs/>
-          <w:b/>
-        </w:rPr>
-        <w:t xml:space="preserve">[BRØDTEKST: Rum B — Væskekroppen]</w:t>
-      </w:r>
-    </w:p>
-    <w:p>
-      <w:pPr>
-        <w:pStyle w:val="BodyText"/>
-      </w:pPr>
+        <w:t xml:space="preserve">‘</w:t>
+      </w:r>
       <w:r>
         <w:rPr>
           <w:iCs/>
           <w:i/>
         </w:rPr>
-        <w:t xml:space="preserve">Når tilliden etableres og kroppen begynder at slippe sin vagtsomhed, mærker du hvordan noget dybere vågner under dine hænder. Væskekroppen — millioner af år gammel og vis — begynder at røre på sig.</w:t>
-      </w:r>
-    </w:p>
-    <w:p>
-      <w:pPr>
-        <w:pStyle w:val="BodyText"/>
-      </w:pPr>
-      <w:r>
-        <w:rPr>
-          <w:bCs/>
-          <w:b/>
-        </w:rPr>
-        <w:t xml:space="preserve">Væskekroppens vågnende respons</w:t>
-      </w:r>
-    </w:p>
-    <w:p>
-      <w:pPr>
-        <w:pStyle w:val="BodyText"/>
-      </w:pPr>
-      <w:r>
-        <w:t xml:space="preserve">Her lever væskekroppen i sin naturlige tilstand — som ét levende kontinuum gennem hele organismen. Alle væsker fungerer som en funktionel enhed hvor respons sker simultant gennem hele matrixen, ikke sekvensielt som i nervesystemet. Dette er niveauet hvor kroppen kan gå til The Neutral, hvor det autonome nervesystem bliver fleksibelt og kan suspenderes, så de embryologiske kræfter kan overtage.</w:t>
-      </w:r>
-    </w:p>
-    <w:p>
-      <w:pPr>
-        <w:pStyle w:val="BodyText"/>
-      </w:pPr>
-      <w:r>
-        <w:t xml:space="preserve">Væskekroppen fungerer som bro mellem det energetiske blueprint og den fysiske krop. Den bærer protoplasma-kvaliteterne fra fosterstadiet videre gennem livet. Her findes kapaciteten til Automatic Shifting — hvor behandlingen springer fra sted til sted orkestreret af helhedens prioriteter. Den oprindelige midtlinje er det naturlige fulcrum som alt organiserer sig omkring.</w:t>
-      </w:r>
-    </w:p>
-    <w:p>
-      <w:pPr>
-        <w:pStyle w:val="BodyText"/>
-      </w:pPr>
-      <w:r>
-        <w:t xml:space="preserve">Du oplever et hav af væske der ånder under Primary Respiration. Simultan respons gennem hele væskekroppen som én samlet substans. Kapaciteten til at gå til The Neutral og kontakte de embryologiske kræfter. Det autonome nervesystems fleksibilitet og evne til suspension. Automatic Shifting som naturlig mulighed i væskemediet. Den oprindelige midtlinje som stabilt, organiserende fulcrum.</w:t>
-      </w:r>
-    </w:p>
-    <w:p>
-      <w:pPr>
-        <w:pStyle w:val="BodyText"/>
-      </w:pPr>
-      <w:r>
-        <w:rPr>
-          <w:bCs/>
-          <w:b/>
-        </w:rPr>
-        <w:t xml:space="preserve">Den medbragte tilstand</w:t>
-      </w:r>
-    </w:p>
-    <w:p>
-      <w:pPr>
-        <w:pStyle w:val="BodyText"/>
-      </w:pPr>
-      <w:r>
-        <w:t xml:space="preserve">Væskekroppen rummer hele Rum A — både den normale fysiske krop og alle dens dysfunktionelle områder. De traumatiske tilstande, arvævet, de låste mønstre fra den fysiske krop eksisterer stadig i væskens matrix, men nu i en anden kontekst. De rigide strukturer begynder at få væskekvalitet uden at være fuldt forløst.</w:t>
-      </w:r>
-    </w:p>
-    <w:p>
-      <w:pPr>
-        <w:pStyle w:val="BodyText"/>
-      </w:pPr>
-      <w:r>
-        <w:t xml:space="preserve">Det autonome nervesystems låsthed fra Rum A er stadig til stede men møder nu væskekroppens iboende fleksibilitet. De kompenserende midtlinjer og falske fulcrums eksisterer side om side med den oprindelige midtlinje. Adskillelsen mellem systemer begynder at opløses men er ikke fuldt integreret.</w:t>
-      </w:r>
-    </w:p>
-    <w:p>
-      <w:pPr>
-        <w:pStyle w:val="BodyText"/>
-      </w:pPr>
-      <w:r>
-        <w:t xml:space="preserve">Du mærker den fysiske krops normale funktion nu holdt i væskekontinuumet. Læsionsfelter og traumatiske aftryk der stadig ikke kan gå til neutral. Fast væv der begynder at få væskekvalitet men bevarer sin låsthed. Både normale og falske fulcrums rummet simultant i væsken. Det autonome nervesystems gradvise overgang mod fleksibilitet. Potentialet for heling der endnu ikke er aktiveret.</w:t>
-      </w:r>
-    </w:p>
-    <w:p>
-      <w:pPr>
-        <w:pStyle w:val="BodyText"/>
-      </w:pPr>
-      <w:r>
-        <w:rPr>
-          <w:bCs/>
-          <w:b/>
-        </w:rPr>
-        <w:t xml:space="preserve">Åbningen mod det relationelle</w:t>
-      </w:r>
-    </w:p>
-    <w:p>
-      <w:pPr>
-        <w:pStyle w:val="BodyText"/>
-      </w:pPr>
-      <w:r>
-        <w:t xml:space="preserve">Væskekroppen søger nu forbindelse til det større terapeutiske rum — det fælles felt mellem behandler og klient. Dette er ikke længere kun individuel proces men begyndelsen på erkendelsen af at heling sker i relation. Det relationelle aspekt er naturligt for os som pattedyr — vi er biologisk skabt til at co-regulere, til at finde balance gennem forbindelse.</w:t>
-      </w:r>
-    </w:p>
-    <w:p>
-      <w:pPr>
-        <w:pStyle w:val="BodyText"/>
-      </w:pPr>
-      <w:r>
-        <w:t xml:space="preserve">Her forberedes mødet mellem behandlerens og klientens væskekroppe. Grænsen ved huden viser sig at være mere flydende end antaget. Det terapeutiske rum bliver en container hvor dybere processer kan udfolde sig trygt. Denne zone peger mod vores naturlige behov for fællesskab — familie, venskaber, det nære samfund.</w:t>
-      </w:r>
-    </w:p>
-    <w:p>
-      <w:pPr>
-        <w:pStyle w:val="BodyText"/>
-      </w:pPr>
-      <w:r>
-        <w:t xml:space="preserve">Du fornemmer længslen efter det relationelle og fælles terapeutiske rum. Forberedelsen til mødet mellem to væskekroppe. Det biologiske behov for co-regulering og forbindelse. Grænsen mellem behandler og klient bliver mere gennemsigtig. Det terapeutiske rum som tryg container for dybere processer. Åbningen mod vores naturlige funktion som sociale væsener.</w:t>
-      </w:r>
-    </w:p>
-    <w:p>
-      <w:pPr>
-        <w:pStyle w:val="BodyText"/>
-      </w:pPr>
-      <w:r>
-        <w:rPr>
-          <w:bCs/>
-          <w:b/>
-        </w:rPr>
-        <w:t xml:space="preserve">Som ét levende kontinuum</w:t>
-      </w:r>
-    </w:p>
-    <w:p>
-      <w:pPr>
-        <w:pStyle w:val="BodyText"/>
-      </w:pPr>
-      <w:r>
-        <w:t xml:space="preserve">Væskekroppen er ét sammenhængende felt der ånder gennem alt det vi rører ved. Det medbragte fra det fysiske og den vågnende respons lever i samme matrix, og åbningen mod det relationelle ligger latent i selve væskens bevægelse. Hukommelsen om det fysiske er væskekroppens måde at bære helheden — og selve denne hukommelse gør forløsning mulig, fordi intet er forsvundet. Når vi følger væskens egen rytme, opdager vi at vores opgave ikke er at forene noget. Det er allerede forenet. Vi tillader bare at det viser sig.</w:t>
-      </w:r>
-    </w:p>
-    <w:p>
-      <w:pPr>
-        <w:pStyle w:val="BodyText"/>
-      </w:pPr>
-      <w:r>
-        <w:rPr>
-          <w:bCs/>
-          <w:b/>
-        </w:rPr>
-        <w:t xml:space="preserve">[INSPIRATION — nye vinkler at overveje]</w:t>
-      </w:r>
-    </w:p>
-    <w:p>
-      <w:pPr>
-        <w:pStyle w:val="BodyText"/>
-      </w:pPr>
+        <w:t xml:space="preserve">at lande i sig selv igen</w:t>
+      </w:r>
       <w:r>
         <w:rPr>
           <w:iCs/>
           <w:i/>
         </w:rPr>
-        <w:t xml:space="preserve">Væskekroppen i Rum B er ikke kun blod og lymfe — det er hele den fascielle interstitielle fluid-matrix. Det vi mærker når Rum B vågner er denne matrix der begynder at bevæge sig som en sammenhængende enhed snarere end som adskilte kompartments.</w:t>
-      </w:r>
-    </w:p>
-    <w:p>
-      <w:pPr>
-        <w:pStyle w:val="BodyText"/>
-      </w:pPr>
+        <w:t xml:space="preserve">’</w:t>
+      </w:r>
       <w:r>
         <w:rPr>
           <w:iCs/>
           <w:i/>
         </w:rPr>
-        <w:t xml:space="preserve">Overgangen fra Rum A til Rum B mærkes ofte først som en kvalitetsændring i vævet. Det bliver</w:t>
+        <w:t xml:space="preserve">,</w:t>
       </w:r>
       <w:r>
         <w:rPr>
@@ -12549,7 +12941,7 @@
           <w:iCs/>
           <w:i/>
         </w:rPr>
-        <w:t xml:space="preserve">vådere</w:t>
+        <w:t xml:space="preserve">at blive levende</w:t>
       </w:r>
       <w:r>
         <w:rPr>
@@ -12563,321 +12955,42 @@
           <w:iCs/>
           <w:i/>
         </w:rPr>
-        <w:t xml:space="preserve">, mere flydende. Klienten beskriver det nogle gange som om de bliver tunge eller lette samtidigt. Det er paradokset ved væskekroppen — den har vægt og letvægt på én gang.</w:t>
-      </w:r>
-    </w:p>
-    <w:p>
-      <w:pPr>
-        <w:pStyle w:val="BodyText"/>
-      </w:pPr>
+        <w:t xml:space="preserve">,</w:t>
+      </w:r>
       <w:r>
         <w:rPr>
           <w:iCs/>
           <w:i/>
         </w:rPr>
-        <w:t xml:space="preserve">Når Rum B nægter at vågne, er det oftest fordi nervesystemet endnu ikke har givet sin tilladelse. Væskekroppen er afhængig af parasympatisk dominans for at flyde frit. Hvis behandlingen forhastes, blokerer sympatisk aktivering den proces vi venter på.</w:t>
-      </w:r>
-    </w:p>
-    <w:p>
-      <w:pPr>
-        <w:pStyle w:val="BodyText"/>
-      </w:pPr>
-      <w:r>
-        <w:rPr>
-          <w:bCs/>
-          <w:b/>
-        </w:rPr>
-        <w:t xml:space="preserve">[REFLEKSIONSSPØRGSMÅL]</w:t>
-      </w:r>
-    </w:p>
-    <w:p>
-      <w:pPr>
-        <w:numPr>
-          <w:ilvl w:val="0"/>
-          <w:numId w:val="1058"/>
-        </w:numPr>
-      </w:pPr>
-      <w:r>
-        <w:t xml:space="preserve">Hvis det allerede er forenet, hvad ændrer det så ved den helingshandling du tror du udfører?</w:t>
-      </w:r>
-    </w:p>
-    <w:p>
-      <w:pPr>
-        <w:numPr>
-          <w:ilvl w:val="0"/>
-          <w:numId w:val="1058"/>
-        </w:numPr>
-      </w:pPr>
-      <w:r>
-        <w:t xml:space="preserve">Væsken bærer hukommelse på en måde strukturen ikke gør. I dit seneste klient-arbejde — hvilken slags hukommelse mærkede du væsken bære?</w:t>
-      </w:r>
-    </w:p>
-    <w:p>
-      <w:pPr>
-        <w:numPr>
-          <w:ilvl w:val="0"/>
-          <w:numId w:val="1058"/>
-        </w:numPr>
-      </w:pPr>
-      <w:r>
-        <w:t xml:space="preserve">Lige før dine hænder slipper ledelsen, sker der noget i din egen krop. Beskriv den signal-bevægelse, hvis du kan finde ord for den.</w:t>
-      </w:r>
-    </w:p>
-    <w:p>
-      <w:pPr>
-        <w:pStyle w:val="FirstParagraph"/>
-      </w:pPr>
-      <w:r>
-        <w:rPr>
-          <w:bCs/>
-          <w:b/>
-        </w:rPr>
-        <w:t xml:space="preserve">[BRØDTEKST: Rum C — Det Relationelle Felt]</w:t>
-      </w:r>
-    </w:p>
-    <w:p>
-      <w:pPr>
-        <w:pStyle w:val="BodyText"/>
-      </w:pPr>
+        <w:t xml:space="preserve"> </w:t>
+      </w:r>
       <w:r>
         <w:rPr>
           <w:iCs/>
           <w:i/>
         </w:rPr>
-        <w:t xml:space="preserve">Når væskekroppen har fundet sin rytme og grænsen mellem behandler og klient bliver mere flydende, opstår et fælles felt — et relationelt rum hvor vi møder vores naturlige biologiske arv som sociale væsener.</w:t>
-      </w:r>
-    </w:p>
-    <w:p>
-      <w:pPr>
-        <w:pStyle w:val="BodyText"/>
-      </w:pPr>
-      <w:r>
-        <w:rPr>
-          <w:bCs/>
-          <w:b/>
-        </w:rPr>
-        <w:t xml:space="preserve">Det relationelle som naturlig funktion</w:t>
-      </w:r>
-    </w:p>
-    <w:p>
-      <w:pPr>
-        <w:pStyle w:val="BodyText"/>
-      </w:pPr>
-      <w:r>
-        <w:t xml:space="preserve">Her udfolder Rum C sig som vores medfødte kapacitet til at fungere i relation. Som pattedyr er vi biologisk udviklet til at leve, udveksle og co-regulere med andre. Dette er ikke en tillært færdighed men en iboende del af vores natur — vi er skabt til at finde balance gennem forbindelse med familie, venskaber, kollegaer og det nære samfund.</w:t>
-      </w:r>
-    </w:p>
-    <w:p>
-      <w:pPr>
-        <w:pStyle w:val="BodyText"/>
-      </w:pPr>
-      <w:r>
-        <w:t xml:space="preserve">I behandlingssituationen manifesterer dette sig som det terapeutiske rum mellem behandler og klient — et fælles felt hvor begge systemer mødes og påvirker hinanden. Dette er et dybere niveau end det individuelle, hvor heling sker gennem selve relationen. Det nære samfund — vores by, region, arbejdsplads — udgør den naturlige kontekst hvor vores biologiske behov for tilhørsforhold og udveksling udfolder sig.</w:t>
-      </w:r>
-    </w:p>
-    <w:p>
-      <w:pPr>
-        <w:pStyle w:val="BodyText"/>
-      </w:pPr>
-      <w:r>
-        <w:t xml:space="preserve">Du oplever det fælles felt mellem behandler og klient som levende realitet. Co-regulering som naturlig biologisk funktion. Nervesystemernes gensidige påvirkning og stabilisering. Det relationelle rum som container for dybere processer. Forbindelse til familie, venskaber og nært samfund som helende kraft. Integration af det individuelle i den større sociale kontekst.</w:t>
-      </w:r>
-    </w:p>
-    <w:p>
-      <w:pPr>
-        <w:pStyle w:val="BodyText"/>
-      </w:pPr>
-      <w:r>
-        <w:rPr>
-          <w:bCs/>
-          <w:b/>
-        </w:rPr>
-        <w:t xml:space="preserve">Væskekroppens kvaliteter i det fælles</w:t>
-      </w:r>
-    </w:p>
-    <w:p>
-      <w:pPr>
-        <w:pStyle w:val="BodyText"/>
-      </w:pPr>
-      <w:r>
-        <w:t xml:space="preserve">Rum C inkluderer og udvider væskekroppens egenskaber fra Rum B ind i det relationelle felt. Den simultane respons gennem væskekroppen bliver nu til fælles respons mellem to eller flere systemer. Kapaciteten til The Neutral udvides til at omfatte det fælles rum. Automatic Shifting kan nu bevæge sig ikke kun gennem individet men gennem det relationelle felt.</w:t>
-      </w:r>
-    </w:p>
-    <w:p>
-      <w:pPr>
-        <w:pStyle w:val="BodyText"/>
-      </w:pPr>
-      <w:r>
-        <w:t xml:space="preserve">Den oprindelige midtlinje fra Rum B bliver reference ikke kun for individet men for hele det terapeutiske rum. Det autonome nervesystems fleksibilitet understøttes og forstærkes gennem mødet med andres regulerede systemer. De embryologiske kræfter arbejder nu gennem det relationelle interface.</w:t>
-      </w:r>
-    </w:p>
-    <w:p>
-      <w:pPr>
-        <w:pStyle w:val="BodyText"/>
-      </w:pPr>
-      <w:r>
-        <w:t xml:space="preserve">Du mærker væskekroppens egenskaber nu aktive i det fælles felt. Simultan respons gennem flere forbundne systemer. The Neutral som fælles tilstand mellem behandler og klient. Automatic Shifting gennem det relationelle rum. Co-regulering som forstærker nervesystemets fleksibilitet. De embryologiske kræfter arbejder gennem relationen.</w:t>
-      </w:r>
-    </w:p>
-    <w:p>
-      <w:pPr>
-        <w:pStyle w:val="BodyText"/>
-      </w:pPr>
-      <w:r>
-        <w:rPr>
-          <w:bCs/>
-          <w:b/>
-        </w:rPr>
-        <w:t xml:space="preserve">Broen til det universelle</w:t>
-      </w:r>
-    </w:p>
-    <w:p>
-      <w:pPr>
-        <w:pStyle w:val="BodyText"/>
-      </w:pPr>
-      <w:r>
-        <w:t xml:space="preserve">Rum C’s relationelle felt peger naturligt mod noget større — mod det som rækker ud over det nære og kendte. Her forberedes overgangen til det universelle, til det som forbinder hele menneskeheden. Det instinktive og fælles-menneskelige begynder at vise sig gennem det relationelle.</w:t>
-      </w:r>
-    </w:p>
-    <w:p>
-      <w:pPr>
-        <w:pStyle w:val="BodyText"/>
-      </w:pPr>
-      <w:r>
-        <w:t xml:space="preserve">Dette er ikke længere kun familie og lokalt samfund, men forbindelsen til noget der transcenderer individuelle og lokale grænser. The Long Tide’s universelle bevægelse fornemmes i baggrunden — den kraft som forbinder alt levende på tværs af det individuelle og det nært relationelle. Rum D forberedes gennem erkendelsen af at vi er del af noget langt større.</w:t>
-      </w:r>
-    </w:p>
-    <w:p>
-      <w:pPr>
-        <w:pStyle w:val="BodyText"/>
-      </w:pPr>
-      <w:r>
-        <w:t xml:space="preserve">Du fornemmer det universelle der viser sig gennem det partikulære. Forbindelsen til menneskeheden som helhed. Det instinktive og arketypiske der lever i alle. The Long Tide’s tilstedeværelse i baggrunden. Det fælles på tværs af alle individuelle og relationelle grænser. Åbningen mod Rum D hvor det universelle felt dominerer.</w:t>
-      </w:r>
-    </w:p>
-    <w:p>
-      <w:pPr>
-        <w:pStyle w:val="BodyText"/>
-      </w:pPr>
-      <w:r>
-        <w:rPr>
-          <w:bCs/>
-          <w:b/>
-        </w:rPr>
-        <w:t xml:space="preserve">Som ét fælles rum</w:t>
-      </w:r>
-    </w:p>
-    <w:p>
-      <w:pPr>
-        <w:pStyle w:val="BodyText"/>
-      </w:pPr>
-      <w:r>
-        <w:t xml:space="preserve">Det relationelle felt er ét fælles rum der opstår når to systemer møder hinanden. Væskekroppens kvaliteter lever videre i co-reguleringens biologiske rytme, og åbningen mod det universelle peger naturligt videre — alt vibrerer samtidigt i hvert øjeblik af mødet, som tonaliteter af samme forbindelse snarere end lag der skal gennemleves. At vi er sociale væsener tilhører vores fysiologi — vores arv som pattedyr. Helingen sker ofte præcis her hvor to nervesystemer finder hinanden, og når vi hviler i det fælles rum, peger det af sig selv mod noget større — som en naturlig forlængelse af det nære, ikke som en flugt fra det.</w:t>
-      </w:r>
-    </w:p>
-    <w:p>
-      <w:pPr>
-        <w:pStyle w:val="BodyText"/>
-      </w:pPr>
-      <w:r>
-        <w:rPr>
-          <w:bCs/>
-          <w:b/>
-        </w:rPr>
-        <w:t xml:space="preserve">[INSPIRATION — nye vinkler at overveje]</w:t>
-      </w:r>
-    </w:p>
-    <w:p>
-      <w:pPr>
-        <w:pStyle w:val="BodyText"/>
-      </w:pPr>
+        <w:t xml:space="preserve">‘</w:t>
+      </w:r>
       <w:r>
         <w:rPr>
           <w:iCs/>
           <w:i/>
         </w:rPr>
-        <w:t xml:space="preserve">Rum C svarer biologisk til den ventral-vagale tilstand i Porges’ polyvagal-teori — det system der opstår når vi sociale pattedyr mødes uden trussel. Det er ikke en metaforisk parallel; det er det samme system. Vi bygger på en eksisterende neurobiologisk arkitektur.</w:t>
-      </w:r>
-    </w:p>
-    <w:p>
-      <w:pPr>
-        <w:pStyle w:val="BodyText"/>
-      </w:pPr>
+        <w:t xml:space="preserve">at finde tilbage til sin krop</w:t>
+      </w:r>
       <w:r>
         <w:rPr>
           <w:iCs/>
           <w:i/>
         </w:rPr>
-        <w:t xml:space="preserve">I det relationelle felt bliver behandleren også ændret. Det er ikke en énvejsbevægelse fra os til klienten. Vi mærker noget i os selv vågne i takt med klientens åbning. At anerkende dette uden at lade vores eget materiale fylde feltet er en daglig disciplin.</w:t>
-      </w:r>
-    </w:p>
-    <w:p>
-      <w:pPr>
-        <w:pStyle w:val="BodyText"/>
-      </w:pPr>
+        <w:t xml:space="preserve">’</w:t>
+      </w:r>
       <w:r>
         <w:rPr>
           <w:iCs/>
           <w:i/>
         </w:rPr>
-        <w:t xml:space="preserve">Når det relationelle felt overvælder klienten, er det ofte fordi det er længe siden de har været i et trygt felt. Selv det at føle sig set kan være krævende. Vores opgave er ikke at gå frem, men at give feltet plads og tid til at modne i sit eget tempo.</w:t>
-      </w:r>
-    </w:p>
-    <w:p>
-      <w:pPr>
-        <w:pStyle w:val="BodyText"/>
-      </w:pPr>
-      <w:r>
-        <w:rPr>
-          <w:bCs/>
-          <w:b/>
-        </w:rPr>
-        <w:t xml:space="preserve">[REFLEKSIONSSPØRGSMÅL]</w:t>
-      </w:r>
-    </w:p>
-    <w:p>
-      <w:pPr>
-        <w:numPr>
-          <w:ilvl w:val="0"/>
-          <w:numId w:val="1059"/>
-        </w:numPr>
-      </w:pPr>
-      <w:r>
-        <w:t xml:space="preserve">Det fælles rum opstår — det laves ikke. Hvilke betingelser i dig selv inviterer det frem?</w:t>
-      </w:r>
-    </w:p>
-    <w:p>
-      <w:pPr>
-        <w:numPr>
-          <w:ilvl w:val="0"/>
-          <w:numId w:val="1059"/>
-        </w:numPr>
-      </w:pPr>
-      <w:r>
-        <w:t xml:space="preserve">Et andet menneskes regulering registreres ofte i kroppen før i hovedet. Hvor møder du den først?</w:t>
-      </w:r>
-    </w:p>
-    <w:p>
-      <w:pPr>
-        <w:numPr>
-          <w:ilvl w:val="0"/>
-          <w:numId w:val="1059"/>
-        </w:numPr>
-      </w:pPr>
-      <w:r>
-        <w:t xml:space="preserve">Når feltet selv heler — vidne, vært eller ledsager — hvilken position er sværest at hvile i?</w:t>
-      </w:r>
-    </w:p>
-    <w:p>
-      <w:pPr>
-        <w:pStyle w:val="FirstParagraph"/>
-      </w:pPr>
-      <w:r>
-        <w:rPr>
-          <w:bCs/>
-          <w:b/>
-        </w:rPr>
-        <w:t xml:space="preserve">[BRØDTEKST: Rum D — The Long Tide / Primary Respiration]</w:t>
+        <w:t xml:space="preserve">.</w:t>
       </w:r>
     </w:p>
     <w:p>
@@ -12889,404 +13002,99 @@
           <w:iCs/>
           <w:i/>
         </w:rPr>
-        <w:t xml:space="preserve">Nu træder du ind i det universelle felt — hvor The Long Tide bevæger sig fra horisonten med sin dybe, langsomme rytme, bærende livets matrix og skabelonen for optimal funktion.</w:t>
-      </w:r>
-    </w:p>
-    <w:p>
-      <w:pPr>
-        <w:pStyle w:val="BodyText"/>
-      </w:pPr>
-      <w:r>
-        <w:rPr>
-          <w:bCs/>
-          <w:b/>
-        </w:rPr>
-        <w:t xml:space="preserve">The Long Tide som universelt felt</w:t>
-      </w:r>
-    </w:p>
-    <w:p>
-      <w:pPr>
-        <w:pStyle w:val="BodyText"/>
-      </w:pPr>
-      <w:r>
-        <w:t xml:space="preserve">Dette er Primary Respiration’s energetiske udtryk — den universelle bevægelse der kommer fra horisonten mod kroppens midtlinje med sin 100 sekunders cyklus. Her transcenderer vi det individuelle og det nært relationelle for at møde det som forbinder alt levende. The Long Tide bærer livets blueprint, den perfekte skabelon som aldrig mistes.</w:t>
-      </w:r>
-    </w:p>
-    <w:p>
-      <w:pPr>
-        <w:pStyle w:val="BodyText"/>
-      </w:pPr>
-      <w:r>
-        <w:t xml:space="preserve">I Rum D opleves direkte hvordan vi er del af noget langt større — ikke som idé men som levende erfaring. Det instinktive niveau aktiveres, millioner af års evolutionær visdom bliver tilgængelig. Dette er ikke enhed i den absolutte forstand som i Dynamisk Stilhed, men oplevelsen af at være forbundet med hele livets væv på tværs af alle grænser.</w:t>
-      </w:r>
-    </w:p>
-    <w:p>
-      <w:pPr>
-        <w:pStyle w:val="BodyText"/>
-      </w:pPr>
-      <w:r>
-        <w:t xml:space="preserve">Du oplever 100 sekunders cyklus — 6 cyklusser hver 10. minut. Bevægelse fra horisonten til midtlinjen som bærer livets matrix. Det universelle der transcenderer det individuelle og relationelle. Instinktiv erkendelse og urgammel visdom bliver tilgængelig. Forbindelse med hele menneskeheden og alt levende. Primary Respiration som organiserende kraft for al heling.</w:t>
-      </w:r>
-    </w:p>
-    <w:p>
-      <w:pPr>
-        <w:pStyle w:val="BodyText"/>
-      </w:pPr>
-      <w:r>
-        <w:rPr>
-          <w:bCs/>
-          <w:b/>
-        </w:rPr>
-        <w:t xml:space="preserve">Det relationelle felt integreret</w:t>
-      </w:r>
-    </w:p>
-    <w:p>
-      <w:pPr>
-        <w:pStyle w:val="BodyText"/>
-      </w:pPr>
-      <w:r>
-        <w:t xml:space="preserve">Rum D inkluderer og transcenderer Rum C’s relationelle kvaliteter. Det terapeutiske rum mellem behandler og klient bliver nu del af et større felt. Co-reguleringen udvides fra det nære til det universelle — vi regulerer ikke kun med hinanden men med livets egen rytme.</w:t>
-      </w:r>
-    </w:p>
-    <w:p>
-      <w:pPr>
-        <w:pStyle w:val="BodyText"/>
-      </w:pPr>
-      <w:r>
-        <w:t xml:space="preserve">Familien, venskaberne, det nære samfund fra Rum C er stadig til stede men nu som aspekter af noget større. The Long Tide organiserer alle de relationelle felter, forbinder dem i én samlet bevægelse. De embryologiske kræfter arbejder nu ikke kun gennem individet eller relationen men gennem hele det universelle felt.</w:t>
-      </w:r>
-    </w:p>
-    <w:p>
-      <w:pPr>
-        <w:pStyle w:val="BodyText"/>
-      </w:pPr>
-      <w:r>
-        <w:t xml:space="preserve">Du mærker Rum C’s relationelle felt nu båret af The Long Tide. Co-regulering udvides til universel synkronisering. Det nære samfund som del af hele menneskeheden. Alle individuelle og relationelle processer organiseret af én rytme. De embryologiske kræfter arbejder gennem det universelle. Integration af alle tidligere zoner i én samlet bevægelse.</w:t>
-      </w:r>
-    </w:p>
-    <w:p>
-      <w:pPr>
-        <w:pStyle w:val="BodyText"/>
-      </w:pPr>
-      <w:r>
-        <w:rPr>
-          <w:bCs/>
-          <w:b/>
-        </w:rPr>
-        <w:t xml:space="preserve">Porten til Dynamisk Stilhed</w:t>
-      </w:r>
-    </w:p>
-    <w:p>
-      <w:pPr>
-        <w:pStyle w:val="BodyText"/>
-      </w:pPr>
-      <w:r>
-        <w:t xml:space="preserve">I Rum D forberedes det ultimative møde med livets oprindelse. The Long Tide’s bevægelse peger naturligt mod sin egen kilde — Dynamisk Stilhed. I øjeblikke af fuldstændig synkronisering og overgivelse kan grænsen mellem bevægelse og stilhed blive gennemsigtig.</w:t>
-      </w:r>
-    </w:p>
-    <w:p>
-      <w:pPr>
-        <w:pStyle w:val="BodyText"/>
-      </w:pPr>
-      <w:r>
-        <w:t xml:space="preserve">Her fornemmes at selv The Long Tide udspringer fra noget dybere — det umanifesterede potentiale, livets arnested. Rum E’s kvaliteter begynder at vise sig som mulighed — ikke som noget vi kan gribe men som nådens potentiale. Paradokset hvor al bevægelse udspringer fra stilhed bliver til levende erfaring.</w:t>
-      </w:r>
-    </w:p>
-    <w:p>
-      <w:pPr>
-        <w:pStyle w:val="BodyText"/>
-      </w:pPr>
-      <w:r>
-        <w:t xml:space="preserve">Du fornemmer Dynamisk Stilhed som The Long Tide’s oprindelse. Porten til det umanifesterede potentiale. Bevægelse og stilhed som to aspekter af samme virkelighed. Muligheden for øjeblikkelig transmutation. Nådens potentiale der venter uden for viljen. Forberedelsen til Rum E’s paradoksale virkelighed.</w:t>
-      </w:r>
-    </w:p>
-    <w:p>
-      <w:pPr>
-        <w:pStyle w:val="BodyText"/>
-      </w:pPr>
-      <w:r>
-        <w:rPr>
-          <w:bCs/>
-          <w:b/>
-        </w:rPr>
-        <w:t xml:space="preserve">Som ét universelt felt</w:t>
-      </w:r>
-    </w:p>
-    <w:p>
-      <w:pPr>
-        <w:pStyle w:val="BodyText"/>
-      </w:pPr>
-      <w:r>
-        <w:t xml:space="preserve">The Long Tide er ét universelt felt der bevæger sig fra horisonten gennem alt vi rører ved. Det relationelle bæres med ind i en dybere rytme, og porten mod Dynamisk Stilhed begynder at vise sig — én kraft der altid har været til stede, ikke et hierarki af lag men aspekter af samme bevægelse. Vi mærker den nu fordi betingelserne har samlet sig — fordi sansningen er blevet stille nok til at horisonten kan høres. Når vi bliver bevæget af den, opdager vi at vi aldrig var adskilt fra livets store rytme; vi har bare manglet den ro der skal til for at lade den nå os.</w:t>
-      </w:r>
-    </w:p>
-    <w:p>
-      <w:pPr>
-        <w:pStyle w:val="BodyText"/>
-      </w:pPr>
-      <w:r>
-        <w:rPr>
-          <w:bCs/>
-          <w:b/>
-        </w:rPr>
-        <w:t xml:space="preserve">[INSPIRATION — nye vinkler at overveje]</w:t>
-      </w:r>
-    </w:p>
-    <w:p>
-      <w:pPr>
-        <w:pStyle w:val="BodyText"/>
-      </w:pPr>
+        <w:t xml:space="preserve">Kern beskriver overgangen fra Rum A til Rum B som ofte mærkbar i en kvalitetsændring i hænderne — vævet bliver</w:t>
+      </w:r>
       <w:r>
         <w:rPr>
           <w:iCs/>
           <w:i/>
         </w:rPr>
-        <w:t xml:space="preserve">De 100 sekunder er ikke en målbar konstant — Sutherland talte om 6-10 cyklusser pr 10 minut, Jealous formulerede 100 sekunder som vejledende. At håndtere denne variation kræver at vi holder tallet løst. Det er en pejling, ikke en definition.</w:t>
-      </w:r>
-    </w:p>
-    <w:p>
-      <w:pPr>
-        <w:pStyle w:val="BodyText"/>
-      </w:pPr>
+        <w:t xml:space="preserve"> </w:t>
+      </w:r>
       <w:r>
         <w:rPr>
           <w:iCs/>
           <w:i/>
         </w:rPr>
-        <w:t xml:space="preserve">Læringen af at mærke Long Tide sker ikke gennem instruktion men gennem mentor-overlevering: en erfaren behandler holder hænderne med dig på en klient, og over tid genkender du det som han eller hun mærker. Det er en mundtlig tradition mere end en målbar færdighed.</w:t>
-      </w:r>
-    </w:p>
-    <w:p>
-      <w:pPr>
-        <w:pStyle w:val="BodyText"/>
-      </w:pPr>
+        <w:t xml:space="preserve">‘</w:t>
+      </w:r>
       <w:r>
         <w:rPr>
           <w:iCs/>
           <w:i/>
         </w:rPr>
-        <w:t xml:space="preserve">En vanskelig erkendelse: nogle gange tror vi at mærke Long Tide, men det er noget andet — en intern rytme i os selv, en forventning, en forestilling. At kunne skelne mellem det indre billede af Long Tide og den faktiske oplevelse er en del af modningen.</w:t>
-      </w:r>
-    </w:p>
-    <w:p>
-      <w:pPr>
-        <w:pStyle w:val="BodyText"/>
-      </w:pPr>
-      <w:r>
-        <w:rPr>
-          <w:bCs/>
-          <w:b/>
-        </w:rPr>
-        <w:t xml:space="preserve">[REFLEKSIONSSPØRGSMÅL]</w:t>
-      </w:r>
-    </w:p>
-    <w:p>
-      <w:pPr>
-        <w:numPr>
-          <w:ilvl w:val="0"/>
-          <w:numId w:val="1060"/>
-        </w:numPr>
-      </w:pPr>
-      <w:r>
-        <w:t xml:space="preserve">Hvad sker der i et arbejde når du holder op med at lede efter The Long Tide og lader den finde dig?</w:t>
-      </w:r>
-    </w:p>
-    <w:p>
-      <w:pPr>
-        <w:numPr>
-          <w:ilvl w:val="0"/>
-          <w:numId w:val="1060"/>
-        </w:numPr>
-      </w:pPr>
-      <w:r>
-        <w:t xml:space="preserve">Roen der gør Long Tide hørbar er ikke teknik. Hvad i dit liv lige nu hjælper den ro frem, og hvad afskærmer den?</w:t>
-      </w:r>
-    </w:p>
-    <w:p>
-      <w:pPr>
-        <w:numPr>
-          <w:ilvl w:val="0"/>
-          <w:numId w:val="1060"/>
-        </w:numPr>
-      </w:pPr>
-      <w:r>
-        <w:t xml:space="preserve">Mellem at observere og at blive bevæget findes en fin skift. Beskriv øjeblikket — eller dets fravær — fra dit seneste klient-arbejde.</w:t>
-      </w:r>
-    </w:p>
-    <w:p>
-      <w:pPr>
-        <w:pStyle w:val="FirstParagraph"/>
-      </w:pPr>
-      <w:r>
-        <w:rPr>
-          <w:bCs/>
-          <w:b/>
-        </w:rPr>
-        <w:t xml:space="preserve">[BRØDTEKST: Rum E — Dynamisk Stilhed]</w:t>
-      </w:r>
-    </w:p>
-    <w:p>
-      <w:pPr>
-        <w:pStyle w:val="BodyText"/>
-      </w:pPr>
+        <w:t xml:space="preserve">vådere</w:t>
+      </w:r>
       <w:r>
         <w:rPr>
           <w:iCs/>
           <w:i/>
         </w:rPr>
-        <w:t xml:space="preserve">I sjældne øjeblikke af nåde træder du ind i Dynamisk Stilhed — paradoksernes verden hvor fuldstændig stilstand indeholder al bevægelse, hvor du er syg det ene øjeblik og det næste er det væk.</w:t>
-      </w:r>
-    </w:p>
-    <w:p>
-      <w:pPr>
-        <w:pStyle w:val="BodyText"/>
-      </w:pPr>
-      <w:r>
-        <w:rPr>
-          <w:bCs/>
-          <w:b/>
-        </w:rPr>
-        <w:t xml:space="preserve">Dynamisk Stilhed som livets arnested</w:t>
-      </w:r>
-    </w:p>
-    <w:p>
-      <w:pPr>
-        <w:pStyle w:val="BodyText"/>
-      </w:pPr>
-      <w:r>
-        <w:t xml:space="preserve">Her er kilden hvorfra alt udspringer — det umanifesterede potentiale der indeholder skabelonen til selve livet. Ikke tom stilhed men et levende felt af rent potentiale. Dette er verdenen af transsubstantiation, hvor heling sker på måder der transcenderer vores forståelse. Midtlinjens essens viser sig at være dynamisk stilhed selv — punktet hvorfra al bevægelse udspringer og vender tilbage til.</w:t>
-      </w:r>
-    </w:p>
-    <w:p>
-      <w:pPr>
-        <w:pStyle w:val="BodyText"/>
-      </w:pPr>
-      <w:r>
-        <w:t xml:space="preserve">I Rum E opleves direkte at blive skabt af livet selv i det levende øjeblik. Breath of Life viser sig som den potente ild der bærer livskraften fra stilheden ud i manifestation. Her mødes paradokserne — adskillelse og enhed erfaret samtidigt, stilstand som indeholder al bevægelse, det øjeblikkelige som rummer evigheden.</w:t>
-      </w:r>
-    </w:p>
-    <w:p>
-      <w:pPr>
-        <w:pStyle w:val="BodyText"/>
-      </w:pPr>
-      <w:r>
-        <w:t xml:space="preserve">Du oplever livets arnested — kilden til alt manifesteret og umanifesteret. Blueprint for al sundhed i sin rene form. Paradokset hvor stilstand indeholder al bevægelse. Verdenen af øjeblikkelig transmutation. Oplevelsen af at blive skabt øjeblik for øjeblik. Midtlinjens essens som dynamisk stilhed.</w:t>
-      </w:r>
-    </w:p>
-    <w:p>
-      <w:pPr>
-        <w:pStyle w:val="BodyText"/>
-      </w:pPr>
-      <w:r>
-        <w:rPr>
-          <w:bCs/>
-          <w:b/>
-        </w:rPr>
-        <w:t xml:space="preserve">The Long Tide og Primary Respiration</w:t>
-      </w:r>
-    </w:p>
-    <w:p>
-      <w:pPr>
-        <w:pStyle w:val="BodyText"/>
-      </w:pPr>
-      <w:r>
-        <w:t xml:space="preserve">Dynamisk Stilhed manifesterer sig gennem Rum D’s The Long Tide. Dette er det første nedkog fra stilheden — hvor det umanifesterede begynder at udtrykke sig i bevægelse og rytme. The Long Tide viser sig at være Breath of Life’s første udtryk, den kaleidoskopiske energi der bærer livets potentiale ud i verden.</w:t>
-      </w:r>
-    </w:p>
-    <w:p>
-      <w:pPr>
-        <w:pStyle w:val="BodyText"/>
-      </w:pPr>
-      <w:r>
-        <w:t xml:space="preserve">Alle tidligere zoner — det fysiske, væskekroppen, det relationelle, det universelle — viser sig at udspringe fra denne ene kilde. Primary Respiration er stilhedens åndedræt, den bevægelse som opstår fra det ubevægelige. De embryologiske kræfters ultimative oprindelse åbenbares som denne dynamiske stilhed.</w:t>
-      </w:r>
-    </w:p>
-    <w:p>
-      <w:pPr>
-        <w:pStyle w:val="BodyText"/>
-      </w:pPr>
-      <w:r>
-        <w:t xml:space="preserve">Du mærker Breath of Life som første manifestation fra stilheden. The Long Tide som udtryk for stilhedens bevægelse. Primary Respiration’s oprindelse i det ubevægelige. Alle zoners ultimative kilde i én stilhed. Forbindelsen mellem stilhed og bevægelse som én realitet. De embryologiske kræfters udspring fra det umanifesterede.</w:t>
-      </w:r>
-    </w:p>
-    <w:p>
-      <w:pPr>
-        <w:pStyle w:val="BodyText"/>
-      </w:pPr>
-      <w:r>
-        <w:rPr>
-          <w:bCs/>
-          <w:b/>
-        </w:rPr>
-        <w:t xml:space="preserve">Kærlighed og mysteriet</w:t>
-      </w:r>
-    </w:p>
-    <w:p>
-      <w:pPr>
-        <w:pStyle w:val="BodyText"/>
-      </w:pPr>
-      <w:r>
-        <w:t xml:space="preserve">Fra Dynamisk Stilhed åbner sig det som ligger hinsides alle zoner — det vi ikke har ord for. Her møder vi havet af kærlighed, den ubetingede accept som livet har for alt skabt. Dette er ikke noget vi kan gribe eller forstå, kun modtage gennem nåde.</w:t>
-      </w:r>
-    </w:p>
-    <w:p>
-      <w:pPr>
-        <w:pStyle w:val="BodyText"/>
-      </w:pPr>
-      <w:r>
-        <w:t xml:space="preserve">Mysteriet viser sig ikke som noget der skal løses men som selve livets essens — det evigt ukendte som alligevel kender os fuldstændigt. Den kærlighed vi møder her er ikke følelse men selve den kraft der holder alt sammen, der tillader alt at eksistere præcis som det er. Her opleves at vi aldrig har været adskilt, at adskillelsen var illusionen.</w:t>
-      </w:r>
-    </w:p>
-    <w:p>
-      <w:pPr>
-        <w:pStyle w:val="BodyText"/>
-      </w:pPr>
-      <w:r>
-        <w:t xml:space="preserve">Du fornemmer havet af ubetinget kærlighed. Mysteriet som ikke kan gribes kun modtages. Erkendelsen af aldrig at have været adskilt. Kærligheden som selve livets sammenholdskraft. Det som ligger hinsides ord og forståelse. Nåden som den eneste vej ind.</w:t>
-      </w:r>
-    </w:p>
-    <w:p>
-      <w:pPr>
-        <w:pStyle w:val="BodyText"/>
-      </w:pPr>
-      <w:r>
-        <w:rPr>
-          <w:bCs/>
-          <w:b/>
-        </w:rPr>
-        <w:t xml:space="preserve">Som ét umanifesteret felt</w:t>
-      </w:r>
-    </w:p>
-    <w:p>
-      <w:pPr>
-        <w:pStyle w:val="BodyText"/>
-      </w:pPr>
-      <w:r>
-        <w:t xml:space="preserve">Dynamisk Stilhed er ét umanifesteret felt der hverken kan gribes eller forklares — kun mødes. The Long Tides oprindelse og det vi kalder kærlighed er samme virkelighed set fra forskellige vinkler, og når vores ord her begynder at blive upræcise, er det fordi mysteriet og nåden er det eneste sprog der er tilbage. Adskillelsen mellem behandler og klient opløses sammen med adskillelsen mellem stilstand og bevægelse — tilbage er den rene tilstedeværelse hvor heling ikke længere er noget der gøres, men noget der er. Hvis Rum A var hvor vores hænder først mødte kroppen, er Rum E hvor kroppen og hænderne aldrig var adskilt fra livets oprindelse.</w:t>
-      </w:r>
-    </w:p>
-    <w:p>
-      <w:pPr>
-        <w:pStyle w:val="BodyText"/>
-      </w:pPr>
-      <w:r>
-        <w:rPr>
-          <w:bCs/>
-          <w:b/>
-        </w:rPr>
-        <w:t xml:space="preserve">[INSPIRATION — nye vinkler at overveje]</w:t>
-      </w:r>
-    </w:p>
-    <w:p>
-      <w:pPr>
-        <w:pStyle w:val="BodyText"/>
-      </w:pPr>
+        <w:t xml:space="preserve">’</w:t>
+      </w:r>
       <w:r>
         <w:rPr>
           <w:iCs/>
           <w:i/>
         </w:rPr>
-        <w:t xml:space="preserve">Dynamisk Stilhed er ikke en højere bevidsthedstilstand eller et behandlings-mål. Den dukker op nogle gange uden at vi har planlagt det, og den lader sig ikke trænes. Det meste arbejde sker i Rum A til D, og det er som det skal være.</w:t>
+        <w:t xml:space="preserve">, mere flydende. Klinisk er denne overgang ikke noget vi tvinger frem; den sker når nervesystemet har givet sin tilladelse via The Neutral.</w:t>
+      </w:r>
+    </w:p>
+    <w:p>
+      <w:pPr>
+        <w:pStyle w:val="BodyText"/>
+      </w:pPr>
+      <w:r>
+        <w:rPr>
+          <w:bCs/>
+          <w:b/>
+        </w:rPr>
+        <w:t xml:space="preserve">[REFLEKSIONSSPØRGSMÅL]</w:t>
+      </w:r>
+    </w:p>
+    <w:p>
+      <w:pPr>
+        <w:numPr>
+          <w:ilvl w:val="0"/>
+          <w:numId w:val="1058"/>
+        </w:numPr>
+      </w:pPr>
+      <w:r>
+        <w:t xml:space="preserve">Hvis det allerede er forenet, hvad ændrer det så ved den helingshandling du tror du udfører?</w:t>
+      </w:r>
+    </w:p>
+    <w:p>
+      <w:pPr>
+        <w:numPr>
+          <w:ilvl w:val="0"/>
+          <w:numId w:val="1058"/>
+        </w:numPr>
+      </w:pPr>
+      <w:r>
+        <w:t xml:space="preserve">Væsken bærer hukommelse på en måde strukturen ikke gør. I dit seneste klient-arbejde — hvilken slags hukommelse mærkede du væsken bære?</w:t>
+      </w:r>
+    </w:p>
+    <w:p>
+      <w:pPr>
+        <w:numPr>
+          <w:ilvl w:val="0"/>
+          <w:numId w:val="1058"/>
+        </w:numPr>
+      </w:pPr>
+      <w:r>
+        <w:t xml:space="preserve">Lige før dine hænder slipper ledelsen, sker der noget i din egen krop. Beskriv den signal-bevægelse, hvis du kan finde ord for den.</w:t>
+      </w:r>
+    </w:p>
+    <w:p>
+      <w:pPr>
+        <w:pStyle w:val="FirstParagraph"/>
+      </w:pPr>
+      <w:r>
+        <w:rPr>
+          <w:bCs/>
+          <w:b/>
+        </w:rPr>
+        <w:t xml:space="preserve">[BRØDTEKST: Rum C — Det Relationelle Felt]</w:t>
       </w:r>
     </w:p>
     <w:p>
@@ -13298,7 +13106,147 @@
           <w:iCs/>
           <w:i/>
         </w:rPr>
-        <w:t xml:space="preserve">Når sproget rammer sin grænse i Rum E, bliver det fristende at gribe til store ord. Sutherland kaldte den den dynamiske stilhed bag al bevægelse; Becker talte om det dybeste fulcrum; Jealous om mødet med den oprindelige sundhed. Hver tradition har sit ord — fænomenet er det samme.</w:t>
+        <w:t xml:space="preserve">Når væskekroppen har fundet sin rytme og grænsen mellem behandler og klient bliver mere flydende, opstår et fælles felt — et relationelt rum hvor vi møder vores naturlige biologiske arv som sociale væsener.</w:t>
+      </w:r>
+    </w:p>
+    <w:p>
+      <w:pPr>
+        <w:pStyle w:val="BodyText"/>
+      </w:pPr>
+      <w:r>
+        <w:rPr>
+          <w:bCs/>
+          <w:b/>
+        </w:rPr>
+        <w:t xml:space="preserve">Det relationelle som naturlig funktion</w:t>
+      </w:r>
+    </w:p>
+    <w:p>
+      <w:pPr>
+        <w:pStyle w:val="BodyText"/>
+      </w:pPr>
+      <w:r>
+        <w:t xml:space="preserve">Her udfolder Rum C sig som vores medfødte kapacitet til at fungere i relation. Som pattedyr er vi biologisk udviklet til at leve, udveksle og co-regulere med andre. Dette er ikke en tillært færdighed men en iboende del af vores natur — vi er skabt til at finde balance gennem forbindelse med familie, venskaber, kollegaer og det nære samfund.</w:t>
+      </w:r>
+    </w:p>
+    <w:p>
+      <w:pPr>
+        <w:pStyle w:val="BodyText"/>
+      </w:pPr>
+      <w:r>
+        <w:t xml:space="preserve">I behandlingssituationen manifesterer dette sig som det terapeutiske rum mellem behandler og klient — et fælles felt hvor begge systemer mødes og påvirker hinanden. Dette er et dybere niveau end det individuelle, hvor heling sker gennem selve relationen. Det nære samfund — vores by, region, arbejdsplads — udgør den naturlige kontekst hvor vores biologiske behov for tilhørsforhold og udveksling udfolder sig.</w:t>
+      </w:r>
+    </w:p>
+    <w:p>
+      <w:pPr>
+        <w:pStyle w:val="BodyText"/>
+      </w:pPr>
+      <w:r>
+        <w:t xml:space="preserve">Du oplever det fælles felt mellem behandler og klient som levende realitet. Co-regulering som naturlig biologisk funktion. Nervesystemernes gensidige påvirkning og stabilisering. Det relationelle rum som container for dybere processer. Forbindelse til familie, venskaber og nært samfund som helende kraft. Integration af det individuelle i den større sociale kontekst.</w:t>
+      </w:r>
+    </w:p>
+    <w:p>
+      <w:pPr>
+        <w:pStyle w:val="BodyText"/>
+      </w:pPr>
+      <w:r>
+        <w:rPr>
+          <w:bCs/>
+          <w:b/>
+        </w:rPr>
+        <w:t xml:space="preserve">Væskekroppens kvaliteter i det fælles</w:t>
+      </w:r>
+    </w:p>
+    <w:p>
+      <w:pPr>
+        <w:pStyle w:val="BodyText"/>
+      </w:pPr>
+      <w:r>
+        <w:t xml:space="preserve">Rum C inkluderer og udvider væskekroppens egenskaber fra Rum B ind i det relationelle felt. Den simultane respons gennem væskekroppen bliver nu til fælles respons mellem to eller flere systemer. Kapaciteten til The Neutral udvides til at omfatte det fælles rum. Automatic Shifting kan nu bevæge sig ikke kun gennem individet men gennem det relationelle felt.</w:t>
+      </w:r>
+    </w:p>
+    <w:p>
+      <w:pPr>
+        <w:pStyle w:val="BodyText"/>
+      </w:pPr>
+      <w:r>
+        <w:t xml:space="preserve">Den oprindelige midtlinje fra Rum B bliver reference ikke kun for individet men for hele det terapeutiske rum. Det autonome nervesystems fleksibilitet understøttes og forstærkes gennem mødet med andres regulerede systemer. De embryologiske kræfter arbejder nu gennem det relationelle interface.</w:t>
+      </w:r>
+    </w:p>
+    <w:p>
+      <w:pPr>
+        <w:pStyle w:val="BodyText"/>
+      </w:pPr>
+      <w:r>
+        <w:t xml:space="preserve">Du mærker væskekroppens egenskaber nu aktive i det fælles felt. Simultan respons gennem flere forbundne systemer. The Neutral som fælles tilstand mellem behandler og klient. Automatic Shifting gennem det relationelle rum. Co-regulering som forstærker nervesystemets fleksibilitet. De embryologiske kræfter arbejder gennem relationen.</w:t>
+      </w:r>
+    </w:p>
+    <w:p>
+      <w:pPr>
+        <w:pStyle w:val="BodyText"/>
+      </w:pPr>
+      <w:r>
+        <w:rPr>
+          <w:bCs/>
+          <w:b/>
+        </w:rPr>
+        <w:t xml:space="preserve">Broen til det universelle</w:t>
+      </w:r>
+    </w:p>
+    <w:p>
+      <w:pPr>
+        <w:pStyle w:val="BodyText"/>
+      </w:pPr>
+      <w:r>
+        <w:t xml:space="preserve">Rum C’s relationelle felt peger naturligt mod noget større — mod det som rækker ud over det nære og kendte. Her forberedes overgangen til det universelle, til det som forbinder hele menneskeheden. Det instinktive og fælles-menneskelige begynder at vise sig gennem det relationelle.</w:t>
+      </w:r>
+    </w:p>
+    <w:p>
+      <w:pPr>
+        <w:pStyle w:val="BodyText"/>
+      </w:pPr>
+      <w:r>
+        <w:t xml:space="preserve">Dette er ikke længere kun familie og lokalt samfund, men forbindelsen til noget der transcenderer individuelle og lokale grænser. The Long Tide’s universelle bevægelse fornemmes i baggrunden — den kraft som forbinder alt levende på tværs af det individuelle og det nært relationelle. Rum D forberedes gennem erkendelsen af at vi er del af noget langt større.</w:t>
+      </w:r>
+    </w:p>
+    <w:p>
+      <w:pPr>
+        <w:pStyle w:val="BodyText"/>
+      </w:pPr>
+      <w:r>
+        <w:t xml:space="preserve">Du fornemmer det universelle der viser sig gennem det partikulære. Forbindelsen til menneskeheden som helhed. Det instinktive og arketypiske der lever i alle. The Long Tide’s tilstedeværelse i baggrunden. Det fælles på tværs af alle individuelle og relationelle grænser. Åbningen mod Rum D hvor det universelle felt dominerer.</w:t>
+      </w:r>
+    </w:p>
+    <w:p>
+      <w:pPr>
+        <w:pStyle w:val="BodyText"/>
+      </w:pPr>
+      <w:r>
+        <w:rPr>
+          <w:bCs/>
+          <w:b/>
+        </w:rPr>
+        <w:t xml:space="preserve">Som ét fælles rum</w:t>
+      </w:r>
+    </w:p>
+    <w:p>
+      <w:pPr>
+        <w:pStyle w:val="BodyText"/>
+      </w:pPr>
+      <w:r>
+        <w:t xml:space="preserve">Det relationelle felt er ét fælles rum der opstår når to systemer møder hinanden. Væskekroppens kvaliteter lever videre i co-reguleringens biologiske rytme, og åbningen mod det universelle peger naturligt videre — alt vibrerer samtidigt i hvert øjeblik af mødet, som tonaliteter af samme forbindelse snarere end lag der skal gennemleves. At vi er sociale væsener tilhører vores fysiologi — vores arv som pattedyr. Helingen sker ofte præcis her hvor to nervesystemer finder hinanden, og når vi hviler i det fælles rum, peger det af sig selv mod noget større — som en naturlig forlængelse af det nære, ikke som en flugt fra det.</w:t>
+      </w:r>
+    </w:p>
+    <w:p>
+      <w:pPr>
+        <w:pStyle w:val="BodyText"/>
+      </w:pPr>
+      <w:r>
+        <w:rPr>
+          <w:bCs/>
+          <w:b/>
+        </w:rPr>
+        <w:t xml:space="preserve">[INSPIRATION — nye vinkler at overveje]</w:t>
       </w:r>
     </w:p>
     <w:p>
@@ -13310,7 +13258,7 @@
           <w:iCs/>
           <w:i/>
         </w:rPr>
-        <w:t xml:space="preserve">Polyvagalt set er Rum E sandsynligvis en tilstand af dyb parasympatisk dominans med kohærent kardio-vaskulær respons. Det forklarer ikke fænomenet — men det forhindrer at vi forveksler dybde med transcendens. Klienten er ikke</w:t>
+        <w:t xml:space="preserve">Sills og Kern udfolder det relationelle felt som biologisk realitet, ikke metafor. Når to nervesystemer mødes uden trussel, opstår en målbar fælles regulering — det vi kalder</w:t>
       </w:r>
       <w:r>
         <w:rPr>
@@ -13331,7 +13279,7 @@
           <w:iCs/>
           <w:i/>
         </w:rPr>
-        <w:t xml:space="preserve">ude af kroppen</w:t>
+        <w:t xml:space="preserve">the field between</w:t>
       </w:r>
       <w:r>
         <w:rPr>
@@ -13345,7 +13293,731 @@
           <w:iCs/>
           <w:i/>
         </w:rPr>
-        <w:t xml:space="preserve">; nervesystemet hviler i sin grundtone.</w:t>
+        <w:t xml:space="preserve">. Det er denne fælles biologi terapien arbejder med, ikke kun den individuelle klients indre.</w:t>
+      </w:r>
+    </w:p>
+    <w:p>
+      <w:pPr>
+        <w:pStyle w:val="BodyText"/>
+      </w:pPr>
+      <w:r>
+        <w:rPr>
+          <w:iCs/>
+          <w:i/>
+        </w:rPr>
+        <w:t xml:space="preserve">Charles Ridley peger på, at det relationelle felt har sin egen autoritet og intelligens. Det</w:t>
+      </w:r>
+      <w:r>
+        <w:rPr>
+          <w:iCs/>
+          <w:i/>
+        </w:rPr>
+        <w:t xml:space="preserve"> </w:t>
+      </w:r>
+      <w:r>
+        <w:rPr>
+          <w:iCs/>
+          <w:i/>
+        </w:rPr>
+        <w:t xml:space="preserve">‘</w:t>
+      </w:r>
+      <w:r>
+        <w:rPr>
+          <w:iCs/>
+          <w:i/>
+        </w:rPr>
+        <w:t xml:space="preserve">behandler</w:t>
+      </w:r>
+      <w:r>
+        <w:rPr>
+          <w:iCs/>
+          <w:i/>
+        </w:rPr>
+        <w:t xml:space="preserve">’</w:t>
+      </w:r>
+      <w:r>
+        <w:rPr>
+          <w:iCs/>
+          <w:i/>
+        </w:rPr>
+        <w:t xml:space="preserve"> </w:t>
+      </w:r>
+      <w:r>
+        <w:rPr>
+          <w:iCs/>
+          <w:i/>
+        </w:rPr>
+        <w:t xml:space="preserve">os begge, ikke kun klienten. Når vi indgår fuldt, ophører rollerne midlertidigt — der er kun feltet, og det vi kalder heling sker spontant indenfor det.</w:t>
+      </w:r>
+    </w:p>
+    <w:p>
+      <w:pPr>
+        <w:pStyle w:val="BodyText"/>
+      </w:pPr>
+      <w:r>
+        <w:rPr>
+          <w:iCs/>
+          <w:i/>
+        </w:rPr>
+        <w:t xml:space="preserve">Klinisk udfordring i Rum C er at give plads uden at forsvinde. Kern: behandleren må forblive distinkt nok til at være ankret, og åben nok til at lade feltet etablere sig. For lidt anker, og vi mister os selv; for meget anker, og feltet kan ikke åbne.</w:t>
+      </w:r>
+    </w:p>
+    <w:p>
+      <w:pPr>
+        <w:pStyle w:val="BodyText"/>
+      </w:pPr>
+      <w:r>
+        <w:rPr>
+          <w:bCs/>
+          <w:b/>
+        </w:rPr>
+        <w:t xml:space="preserve">[REFLEKSIONSSPØRGSMÅL]</w:t>
+      </w:r>
+    </w:p>
+    <w:p>
+      <w:pPr>
+        <w:numPr>
+          <w:ilvl w:val="0"/>
+          <w:numId w:val="1059"/>
+        </w:numPr>
+      </w:pPr>
+      <w:r>
+        <w:t xml:space="preserve">Det fælles rum opstår — det laves ikke. Hvilke betingelser i dig selv inviterer det frem?</w:t>
+      </w:r>
+    </w:p>
+    <w:p>
+      <w:pPr>
+        <w:numPr>
+          <w:ilvl w:val="0"/>
+          <w:numId w:val="1059"/>
+        </w:numPr>
+      </w:pPr>
+      <w:r>
+        <w:t xml:space="preserve">Et andet menneskes regulering registreres ofte i kroppen før i hovedet. Hvor møder du den først?</w:t>
+      </w:r>
+    </w:p>
+    <w:p>
+      <w:pPr>
+        <w:numPr>
+          <w:ilvl w:val="0"/>
+          <w:numId w:val="1059"/>
+        </w:numPr>
+      </w:pPr>
+      <w:r>
+        <w:t xml:space="preserve">Når feltet selv heler — vidne, vært eller ledsager — hvilken position er sværest at hvile i?</w:t>
+      </w:r>
+    </w:p>
+    <w:p>
+      <w:pPr>
+        <w:pStyle w:val="FirstParagraph"/>
+      </w:pPr>
+      <w:r>
+        <w:rPr>
+          <w:bCs/>
+          <w:b/>
+        </w:rPr>
+        <w:t xml:space="preserve">[BRØDTEKST: Rum D — The Long Tide / Primary Respiration]</w:t>
+      </w:r>
+    </w:p>
+    <w:p>
+      <w:pPr>
+        <w:pStyle w:val="BodyText"/>
+      </w:pPr>
+      <w:r>
+        <w:rPr>
+          <w:iCs/>
+          <w:i/>
+        </w:rPr>
+        <w:t xml:space="preserve">Nu træder du ind i det universelle felt — hvor The Long Tide bevæger sig fra horisonten med sin dybe, langsomme rytme, bærende livets matrix og skabelonen for optimal funktion.</w:t>
+      </w:r>
+    </w:p>
+    <w:p>
+      <w:pPr>
+        <w:pStyle w:val="BodyText"/>
+      </w:pPr>
+      <w:r>
+        <w:rPr>
+          <w:bCs/>
+          <w:b/>
+        </w:rPr>
+        <w:t xml:space="preserve">The Long Tide som universelt felt</w:t>
+      </w:r>
+    </w:p>
+    <w:p>
+      <w:pPr>
+        <w:pStyle w:val="BodyText"/>
+      </w:pPr>
+      <w:r>
+        <w:t xml:space="preserve">Dette er Primary Respiration’s energetiske udtryk — den universelle bevægelse der kommer fra horisonten mod kroppens midtlinje med sin 100 sekunders cyklus. Her transcenderer vi det individuelle og det nært relationelle for at møde det som forbinder alt levende. The Long Tide bærer livets blueprint, den perfekte skabelon som aldrig mistes.</w:t>
+      </w:r>
+    </w:p>
+    <w:p>
+      <w:pPr>
+        <w:pStyle w:val="BodyText"/>
+      </w:pPr>
+      <w:r>
+        <w:t xml:space="preserve">I Rum D opleves direkte hvordan vi er del af noget langt større — ikke som idé men som levende erfaring. Det instinktive niveau aktiveres, millioner af års evolutionær visdom bliver tilgængelig. Dette er ikke enhed i den absolutte forstand som i Dynamisk Stilhed, men oplevelsen af at være forbundet med hele livets væv på tværs af alle grænser.</w:t>
+      </w:r>
+    </w:p>
+    <w:p>
+      <w:pPr>
+        <w:pStyle w:val="BodyText"/>
+      </w:pPr>
+      <w:r>
+        <w:t xml:space="preserve">Du oplever 100 sekunders cyklus — 6 cyklusser hver 10. minut. Bevægelse fra horisonten til midtlinjen som bærer livets matrix. Det universelle der transcenderer det individuelle og relationelle. Instinktiv erkendelse og urgammel visdom bliver tilgængelig. Forbindelse med hele menneskeheden og alt levende. Primary Respiration som organiserende kraft for al heling.</w:t>
+      </w:r>
+    </w:p>
+    <w:p>
+      <w:pPr>
+        <w:pStyle w:val="BodyText"/>
+      </w:pPr>
+      <w:r>
+        <w:rPr>
+          <w:bCs/>
+          <w:b/>
+        </w:rPr>
+        <w:t xml:space="preserve">Det relationelle felt integreret</w:t>
+      </w:r>
+    </w:p>
+    <w:p>
+      <w:pPr>
+        <w:pStyle w:val="BodyText"/>
+      </w:pPr>
+      <w:r>
+        <w:t xml:space="preserve">Rum D inkluderer og transcenderer Rum C’s relationelle kvaliteter. Det terapeutiske rum mellem behandler og klient bliver nu del af et større felt. Co-reguleringen udvides fra det nære til det universelle — vi regulerer ikke kun med hinanden men med livets egen rytme.</w:t>
+      </w:r>
+    </w:p>
+    <w:p>
+      <w:pPr>
+        <w:pStyle w:val="BodyText"/>
+      </w:pPr>
+      <w:r>
+        <w:t xml:space="preserve">Familien, venskaberne, det nære samfund fra Rum C er stadig til stede men nu som aspekter af noget større. The Long Tide organiserer alle de relationelle felter, forbinder dem i én samlet bevægelse. De embryologiske kræfter arbejder nu ikke kun gennem individet eller relationen men gennem hele det universelle felt.</w:t>
+      </w:r>
+    </w:p>
+    <w:p>
+      <w:pPr>
+        <w:pStyle w:val="BodyText"/>
+      </w:pPr>
+      <w:r>
+        <w:t xml:space="preserve">Du mærker Rum C’s relationelle felt nu båret af The Long Tide. Co-regulering udvides til universel synkronisering. Det nære samfund som del af hele menneskeheden. Alle individuelle og relationelle processer organiseret af én rytme. De embryologiske kræfter arbejder gennem det universelle. Integration af alle tidligere zoner i én samlet bevægelse.</w:t>
+      </w:r>
+    </w:p>
+    <w:p>
+      <w:pPr>
+        <w:pStyle w:val="BodyText"/>
+      </w:pPr>
+      <w:r>
+        <w:rPr>
+          <w:bCs/>
+          <w:b/>
+        </w:rPr>
+        <w:t xml:space="preserve">Porten til Dynamisk Stilhed</w:t>
+      </w:r>
+    </w:p>
+    <w:p>
+      <w:pPr>
+        <w:pStyle w:val="BodyText"/>
+      </w:pPr>
+      <w:r>
+        <w:t xml:space="preserve">I Rum D forberedes det ultimative møde med livets oprindelse. The Long Tide’s bevægelse peger naturligt mod sin egen kilde — Dynamisk Stilhed. I øjeblikke af fuldstændig synkronisering og overgivelse kan grænsen mellem bevægelse og stilhed blive gennemsigtig.</w:t>
+      </w:r>
+    </w:p>
+    <w:p>
+      <w:pPr>
+        <w:pStyle w:val="BodyText"/>
+      </w:pPr>
+      <w:r>
+        <w:t xml:space="preserve">Her fornemmes at selv The Long Tide udspringer fra noget dybere — det umanifesterede potentiale, livets arnested. Rum E’s kvaliteter begynder at vise sig som mulighed — ikke som noget vi kan gribe men som nådens potentiale. Paradokset hvor al bevægelse udspringer fra stilhed bliver til levende erfaring.</w:t>
+      </w:r>
+    </w:p>
+    <w:p>
+      <w:pPr>
+        <w:pStyle w:val="BodyText"/>
+      </w:pPr>
+      <w:r>
+        <w:t xml:space="preserve">Du fornemmer Dynamisk Stilhed som The Long Tide’s oprindelse. Porten til det umanifesterede potentiale. Bevægelse og stilhed som to aspekter af samme virkelighed. Muligheden for øjeblikkelig transmutation. Nådens potentiale der venter uden for viljen. Forberedelsen til Rum E’s paradoksale virkelighed.</w:t>
+      </w:r>
+    </w:p>
+    <w:p>
+      <w:pPr>
+        <w:pStyle w:val="BodyText"/>
+      </w:pPr>
+      <w:r>
+        <w:rPr>
+          <w:bCs/>
+          <w:b/>
+        </w:rPr>
+        <w:t xml:space="preserve">Som ét universelt felt</w:t>
+      </w:r>
+    </w:p>
+    <w:p>
+      <w:pPr>
+        <w:pStyle w:val="BodyText"/>
+      </w:pPr>
+      <w:r>
+        <w:t xml:space="preserve">The Long Tide er ét universelt felt der bevæger sig fra horisonten gennem alt vi rører ved. Det relationelle bæres med ind i en dybere rytme, og porten mod Dynamisk Stilhed begynder at vise sig — én kraft der altid har været til stede, ikke et hierarki af lag men aspekter af samme bevægelse. Vi mærker den nu fordi betingelserne har samlet sig — fordi sansningen er blevet stille nok til at horisonten kan høres. Når vi bliver bevæget af den, opdager vi at vi aldrig var adskilt fra livets store rytme; vi har bare manglet den ro der skal til for at lade den nå os.</w:t>
+      </w:r>
+    </w:p>
+    <w:p>
+      <w:pPr>
+        <w:pStyle w:val="BodyText"/>
+      </w:pPr>
+      <w:r>
+        <w:rPr>
+          <w:bCs/>
+          <w:b/>
+        </w:rPr>
+        <w:t xml:space="preserve">[INSPIRATION — nye vinkler at overveje]</w:t>
+      </w:r>
+    </w:p>
+    <w:p>
+      <w:pPr>
+        <w:pStyle w:val="BodyText"/>
+      </w:pPr>
+      <w:r>
+        <w:rPr>
+          <w:iCs/>
+          <w:i/>
+        </w:rPr>
+        <w:t xml:space="preserve">Sills’ Tidal Body — tredje af tre kroppe — er hjemstedet for Long Tide. Den bevæger sig fra horisonten ind mod kroppens midtlinje med en cyklus på cirka 100 sekunder, men intervallet varierer. Det er ikke en præcis konstant, men et felt vi orienterer os i.</w:t>
+      </w:r>
+    </w:p>
+    <w:p>
+      <w:pPr>
+        <w:pStyle w:val="BodyText"/>
+      </w:pPr>
+      <w:r>
+        <w:rPr>
+          <w:iCs/>
+          <w:i/>
+        </w:rPr>
+        <w:t xml:space="preserve">Becker beskrev Long Tide som</w:t>
+      </w:r>
+      <w:r>
+        <w:rPr>
+          <w:iCs/>
+          <w:i/>
+        </w:rPr>
+        <w:t xml:space="preserve"> </w:t>
+      </w:r>
+      <w:r>
+        <w:rPr>
+          <w:iCs/>
+          <w:i/>
+        </w:rPr>
+        <w:t xml:space="preserve">‘</w:t>
+      </w:r>
+      <w:r>
+        <w:rPr>
+          <w:iCs/>
+          <w:i/>
+        </w:rPr>
+        <w:t xml:space="preserve">den evige strøm</w:t>
+      </w:r>
+      <w:r>
+        <w:rPr>
+          <w:iCs/>
+          <w:i/>
+        </w:rPr>
+        <w:t xml:space="preserve">’</w:t>
+      </w:r>
+      <w:r>
+        <w:rPr>
+          <w:iCs/>
+          <w:i/>
+        </w:rPr>
+        <w:t xml:space="preserve"> </w:t>
+      </w:r>
+      <w:r>
+        <w:rPr>
+          <w:iCs/>
+          <w:i/>
+        </w:rPr>
+        <w:t xml:space="preserve">— ikke noget vi føler i vævet, men i det rum vi sidder i sammen med klienten. Det er en perception der kræver, at vores opmærksomhed udvider sig ud over kroppens grænser, mod horisonten og tilbage.</w:t>
+      </w:r>
+    </w:p>
+    <w:p>
+      <w:pPr>
+        <w:pStyle w:val="BodyText"/>
+      </w:pPr>
+      <w:r>
+        <w:rPr>
+          <w:iCs/>
+          <w:i/>
+        </w:rPr>
+        <w:t xml:space="preserve">Læringen af Long Tide sker ikke gennem instruktion. Sills og Kern lægger vægt på mentor-overlevering: en erfaren behandler holder hænderne sammen med dig på en klient, og over tid genkender du det de mærker. Det er en mundtlig tradition mere end en målbar færdighed.</w:t>
+      </w:r>
+    </w:p>
+    <w:p>
+      <w:pPr>
+        <w:pStyle w:val="BodyText"/>
+      </w:pPr>
+      <w:r>
+        <w:rPr>
+          <w:bCs/>
+          <w:b/>
+        </w:rPr>
+        <w:t xml:space="preserve">[REFLEKSIONSSPØRGSMÅL]</w:t>
+      </w:r>
+    </w:p>
+    <w:p>
+      <w:pPr>
+        <w:numPr>
+          <w:ilvl w:val="0"/>
+          <w:numId w:val="1060"/>
+        </w:numPr>
+      </w:pPr>
+      <w:r>
+        <w:t xml:space="preserve">Hvad sker der i et arbejde når du holder op med at lede efter The Long Tide og lader den finde dig?</w:t>
+      </w:r>
+    </w:p>
+    <w:p>
+      <w:pPr>
+        <w:numPr>
+          <w:ilvl w:val="0"/>
+          <w:numId w:val="1060"/>
+        </w:numPr>
+      </w:pPr>
+      <w:r>
+        <w:t xml:space="preserve">Roen der gør Long Tide hørbar er ikke teknik. Hvad i dit liv lige nu hjælper den ro frem, og hvad afskærmer den?</w:t>
+      </w:r>
+    </w:p>
+    <w:p>
+      <w:pPr>
+        <w:numPr>
+          <w:ilvl w:val="0"/>
+          <w:numId w:val="1060"/>
+        </w:numPr>
+      </w:pPr>
+      <w:r>
+        <w:t xml:space="preserve">Mellem at observere og at blive bevæget findes en fin skift. Beskriv øjeblikket — eller dets fravær — fra dit seneste klient-arbejde.</w:t>
+      </w:r>
+    </w:p>
+    <w:p>
+      <w:pPr>
+        <w:pStyle w:val="FirstParagraph"/>
+      </w:pPr>
+      <w:r>
+        <w:rPr>
+          <w:bCs/>
+          <w:b/>
+        </w:rPr>
+        <w:t xml:space="preserve">[BRØDTEKST: Rum E — Dynamisk Stilhed]</w:t>
+      </w:r>
+    </w:p>
+    <w:p>
+      <w:pPr>
+        <w:pStyle w:val="BodyText"/>
+      </w:pPr>
+      <w:r>
+        <w:rPr>
+          <w:iCs/>
+          <w:i/>
+        </w:rPr>
+        <w:t xml:space="preserve">I sjældne øjeblikke af nåde træder du ind i Dynamisk Stilhed — paradoksernes verden hvor fuldstændig stilstand indeholder al bevægelse, hvor du er syg det ene øjeblik og det næste er det væk.</w:t>
+      </w:r>
+    </w:p>
+    <w:p>
+      <w:pPr>
+        <w:pStyle w:val="BodyText"/>
+      </w:pPr>
+      <w:r>
+        <w:rPr>
+          <w:bCs/>
+          <w:b/>
+        </w:rPr>
+        <w:t xml:space="preserve">Dynamisk Stilhed som livets arnested</w:t>
+      </w:r>
+    </w:p>
+    <w:p>
+      <w:pPr>
+        <w:pStyle w:val="BodyText"/>
+      </w:pPr>
+      <w:r>
+        <w:t xml:space="preserve">Her er kilden hvorfra alt udspringer — det umanifesterede potentiale der indeholder skabelonen til selve livet. Ikke tom stilhed men et levende felt af rent potentiale. Dette er verdenen af transsubstantiation, hvor heling sker på måder der transcenderer vores forståelse. Midtlinjens essens viser sig at være dynamisk stilhed selv — punktet hvorfra al bevægelse udspringer og vender tilbage til.</w:t>
+      </w:r>
+    </w:p>
+    <w:p>
+      <w:pPr>
+        <w:pStyle w:val="BodyText"/>
+      </w:pPr>
+      <w:r>
+        <w:t xml:space="preserve">I Rum E opleves direkte at blive skabt af livet selv i det levende øjeblik. Breath of Life viser sig som den potente ild der bærer livskraften fra stilheden ud i manifestation. Her mødes paradokserne — adskillelse og enhed erfaret samtidigt, stilstand som indeholder al bevægelse, det øjeblikkelige som rummer evigheden.</w:t>
+      </w:r>
+    </w:p>
+    <w:p>
+      <w:pPr>
+        <w:pStyle w:val="BodyText"/>
+      </w:pPr>
+      <w:r>
+        <w:t xml:space="preserve">Du oplever livets arnested — kilden til alt manifesteret og umanifesteret. Blueprint for al sundhed i sin rene form. Paradokset hvor stilstand indeholder al bevægelse. Verdenen af øjeblikkelig transmutation. Oplevelsen af at blive skabt øjeblik for øjeblik. Midtlinjens essens som dynamisk stilhed.</w:t>
+      </w:r>
+    </w:p>
+    <w:p>
+      <w:pPr>
+        <w:pStyle w:val="BodyText"/>
+      </w:pPr>
+      <w:r>
+        <w:rPr>
+          <w:bCs/>
+          <w:b/>
+        </w:rPr>
+        <w:t xml:space="preserve">The Long Tide og Primary Respiration</w:t>
+      </w:r>
+    </w:p>
+    <w:p>
+      <w:pPr>
+        <w:pStyle w:val="BodyText"/>
+      </w:pPr>
+      <w:r>
+        <w:t xml:space="preserve">Dynamisk Stilhed manifesterer sig gennem Rum D’s The Long Tide. Dette er det første nedkog fra stilheden — hvor det umanifesterede begynder at udtrykke sig i bevægelse og rytme. The Long Tide viser sig at være Breath of Life’s første udtryk, den kaleidoskopiske energi der bærer livets potentiale ud i verden.</w:t>
+      </w:r>
+    </w:p>
+    <w:p>
+      <w:pPr>
+        <w:pStyle w:val="BodyText"/>
+      </w:pPr>
+      <w:r>
+        <w:t xml:space="preserve">Alle tidligere zoner — det fysiske, væskekroppen, det relationelle, det universelle — viser sig at udspringe fra denne ene kilde. Primary Respiration er stilhedens åndedræt, den bevægelse som opstår fra det ubevægelige. De embryologiske kræfters ultimative oprindelse åbenbares som denne dynamiske stilhed.</w:t>
+      </w:r>
+    </w:p>
+    <w:p>
+      <w:pPr>
+        <w:pStyle w:val="BodyText"/>
+      </w:pPr>
+      <w:r>
+        <w:t xml:space="preserve">Du mærker Breath of Life som første manifestation fra stilheden. The Long Tide som udtryk for stilhedens bevægelse. Primary Respiration’s oprindelse i det ubevægelige. Alle zoners ultimative kilde i én stilhed. Forbindelsen mellem stilhed og bevægelse som én realitet. De embryologiske kræfters udspring fra det umanifesterede.</w:t>
+      </w:r>
+    </w:p>
+    <w:p>
+      <w:pPr>
+        <w:pStyle w:val="BodyText"/>
+      </w:pPr>
+      <w:r>
+        <w:rPr>
+          <w:bCs/>
+          <w:b/>
+        </w:rPr>
+        <w:t xml:space="preserve">Kærlighed og mysteriet</w:t>
+      </w:r>
+    </w:p>
+    <w:p>
+      <w:pPr>
+        <w:pStyle w:val="BodyText"/>
+      </w:pPr>
+      <w:r>
+        <w:t xml:space="preserve">Fra Dynamisk Stilhed åbner sig det som ligger hinsides alle zoner — det vi ikke har ord for. Her møder vi havet af kærlighed, den ubetingede accept som livet har for alt skabt. Dette er ikke noget vi kan gribe eller forstå, kun modtage gennem nåde.</w:t>
+      </w:r>
+    </w:p>
+    <w:p>
+      <w:pPr>
+        <w:pStyle w:val="BodyText"/>
+      </w:pPr>
+      <w:r>
+        <w:t xml:space="preserve">Mysteriet viser sig ikke som noget der skal løses men som selve livets essens — det evigt ukendte som alligevel kender os fuldstændigt. Den kærlighed vi møder her er ikke følelse men selve den kraft der holder alt sammen, der tillader alt at eksistere præcis som det er. Her opleves at vi aldrig har været adskilt, at adskillelsen var illusionen.</w:t>
+      </w:r>
+    </w:p>
+    <w:p>
+      <w:pPr>
+        <w:pStyle w:val="BodyText"/>
+      </w:pPr>
+      <w:r>
+        <w:t xml:space="preserve">Du fornemmer havet af ubetinget kærlighed. Mysteriet som ikke kan gribes kun modtages. Erkendelsen af aldrig at have været adskilt. Kærligheden som selve livets sammenholdskraft. Det som ligger hinsides ord og forståelse. Nåden som den eneste vej ind.</w:t>
+      </w:r>
+    </w:p>
+    <w:p>
+      <w:pPr>
+        <w:pStyle w:val="BodyText"/>
+      </w:pPr>
+      <w:r>
+        <w:rPr>
+          <w:bCs/>
+          <w:b/>
+        </w:rPr>
+        <w:t xml:space="preserve">Som ét umanifesteret felt</w:t>
+      </w:r>
+    </w:p>
+    <w:p>
+      <w:pPr>
+        <w:pStyle w:val="BodyText"/>
+      </w:pPr>
+      <w:r>
+        <w:t xml:space="preserve">Dynamisk Stilhed er ét umanifesteret felt der hverken kan gribes eller forklares — kun mødes. The Long Tides oprindelse og det vi kalder kærlighed er samme virkelighed set fra forskellige vinkler, og når vores ord her begynder at blive upræcise, er det fordi mysteriet og nåden er det eneste sprog der er tilbage. Adskillelsen mellem behandler og klient opløses sammen med adskillelsen mellem stilstand og bevægelse — tilbage er den rene tilstedeværelse hvor heling ikke længere er noget der gøres, men noget der er. Hvis Rum A var hvor vores hænder først mødte kroppen, er Rum E hvor kroppen og hænderne aldrig var adskilt fra livets oprindelse.</w:t>
+      </w:r>
+    </w:p>
+    <w:p>
+      <w:pPr>
+        <w:pStyle w:val="BodyText"/>
+      </w:pPr>
+      <w:r>
+        <w:rPr>
+          <w:bCs/>
+          <w:b/>
+        </w:rPr>
+        <w:t xml:space="preserve">[INSPIRATION — nye vinkler at overveje]</w:t>
+      </w:r>
+    </w:p>
+    <w:p>
+      <w:pPr>
+        <w:pStyle w:val="BodyText"/>
+      </w:pPr>
+      <w:r>
+        <w:rPr>
+          <w:iCs/>
+          <w:i/>
+        </w:rPr>
+        <w:t xml:space="preserve">Charles Ridleys</w:t>
+      </w:r>
+      <w:r>
+        <w:rPr>
+          <w:iCs/>
+          <w:i/>
+        </w:rPr>
+        <w:t xml:space="preserve"> </w:t>
+      </w:r>
+      <w:r>
+        <w:rPr>
+          <w:iCs/>
+          <w:i/>
+        </w:rPr>
+        <w:t xml:space="preserve">‘</w:t>
+      </w:r>
+      <w:r>
+        <w:rPr>
+          <w:iCs/>
+          <w:i/>
+        </w:rPr>
+        <w:t xml:space="preserve">Stillness</w:t>
+      </w:r>
+      <w:r>
+        <w:rPr>
+          <w:iCs/>
+          <w:i/>
+        </w:rPr>
+        <w:t xml:space="preserve">’</w:t>
+      </w:r>
+      <w:r>
+        <w:rPr>
+          <w:iCs/>
+          <w:i/>
+        </w:rPr>
+        <w:t xml:space="preserve"> </w:t>
+      </w:r>
+      <w:r>
+        <w:rPr>
+          <w:iCs/>
+          <w:i/>
+        </w:rPr>
+        <w:t xml:space="preserve">beskriver Dynamisk Stilhed som det</w:t>
+      </w:r>
+      <w:r>
+        <w:rPr>
+          <w:iCs/>
+          <w:i/>
+        </w:rPr>
+        <w:t xml:space="preserve"> </w:t>
+      </w:r>
+      <w:r>
+        <w:rPr>
+          <w:iCs/>
+          <w:i/>
+        </w:rPr>
+        <w:t xml:space="preserve">‘</w:t>
+      </w:r>
+      <w:r>
+        <w:rPr>
+          <w:iCs/>
+          <w:i/>
+        </w:rPr>
+        <w:t xml:space="preserve">source field</w:t>
+      </w:r>
+      <w:r>
+        <w:rPr>
+          <w:iCs/>
+          <w:i/>
+        </w:rPr>
+        <w:t xml:space="preserve">’</w:t>
+      </w:r>
+      <w:r>
+        <w:rPr>
+          <w:iCs/>
+          <w:i/>
+        </w:rPr>
+        <w:t xml:space="preserve"> </w:t>
+      </w:r>
+      <w:r>
+        <w:rPr>
+          <w:iCs/>
+          <w:i/>
+        </w:rPr>
+        <w:t xml:space="preserve">alle praksisser fører hen mod, hvis de er rene. Hans bidrag er den kontemplative gren af biodynamikken — formuleringer der honorerer det ufattelige uden at forklare det væk. Stilheden er kilden, ikke fraværet.</w:t>
+      </w:r>
+    </w:p>
+    <w:p>
+      <w:pPr>
+        <w:pStyle w:val="BodyText"/>
+      </w:pPr>
+      <w:r>
+        <w:rPr>
+          <w:iCs/>
+          <w:i/>
+        </w:rPr>
+        <w:t xml:space="preserve">Sills knytter Dynamisk Stilhed til</w:t>
+      </w:r>
+      <w:r>
+        <w:rPr>
+          <w:iCs/>
+          <w:i/>
+        </w:rPr>
+        <w:t xml:space="preserve"> </w:t>
+      </w:r>
+      <w:r>
+        <w:rPr>
+          <w:iCs/>
+          <w:i/>
+        </w:rPr>
+        <w:t xml:space="preserve">‘</w:t>
+      </w:r>
+      <w:r>
+        <w:rPr>
+          <w:iCs/>
+          <w:i/>
+        </w:rPr>
+        <w:t xml:space="preserve">ground of being</w:t>
+      </w:r>
+      <w:r>
+        <w:rPr>
+          <w:iCs/>
+          <w:i/>
+        </w:rPr>
+        <w:t xml:space="preserve">’</w:t>
+      </w:r>
+      <w:r>
+        <w:rPr>
+          <w:iCs/>
+          <w:i/>
+        </w:rPr>
+        <w:t xml:space="preserve"> </w:t>
+      </w:r>
+      <w:r>
+        <w:rPr>
+          <w:iCs/>
+          <w:i/>
+        </w:rPr>
+        <w:t xml:space="preserve">— det dybeste fulcrum organismen kan hvile i. Embryonalt svarer det til præ-form-tilstanden før den første celledeling. Klinisk genkendes det ved Holistic Shift: vejrtrækningen aftager, det relationelle felt smelter, tiden mister sit tempo.</w:t>
+      </w:r>
+    </w:p>
+    <w:p>
+      <w:pPr>
+        <w:pStyle w:val="BodyText"/>
+      </w:pPr>
+      <w:r>
+        <w:rPr>
+          <w:iCs/>
+          <w:i/>
+        </w:rPr>
+        <w:t xml:space="preserve">Hverken Sutherland, Becker eller Jealous beskrev Dynamisk Stilhed som et behandlings-mål, men som det grundlag al behandling foregår på. Det er sjældent vi når den direkte; oftest viser den sig som det rum, hvori al anden behandling allerede har fundet sted, når vi opdager det.</w:t>
       </w:r>
     </w:p>
     <w:p>

--- a/tools/output/manuskript-redigerbar.docx
+++ b/tools/output/manuskript-redigerbar.docx
@@ -2406,6 +2406,30 @@
       </w:pPr>
       <w:r>
         <w:rPr>
+          <w:iCs/>
+          <w:i/>
+        </w:rPr>
+        <w:t xml:space="preserve">I Dynamisk Stilhed er der ikke længere én der behandler og en der bliver behandlet. Der er kun feltet, som ved hvad det skal. Behandling bliver et vidnesbyrd om livets egen skabende kraft, og det vi kalder heling sker uden at nogen har gjort noget.</w:t>
+      </w:r>
+    </w:p>
+    <w:p>
+      <w:pPr>
+        <w:pStyle w:val="BodyText"/>
+      </w:pPr>
+      <w:r>
+        <w:rPr>
+          <w:iCs/>
+          <w:i/>
+        </w:rPr>
+        <w:t xml:space="preserve">Stilheden er ikke noget vi finder — den finder os, når vi har holdt op med at lede. Den er det dybeste hvilepunkt for hele organismen, det sted hvor selv længslen opløses. Her hviler det skabende princip i sig selv, og hver celle ved sin oprindelse igen.</w:t>
+      </w:r>
+    </w:p>
+    <w:p>
+      <w:pPr>
+        <w:pStyle w:val="BodyText"/>
+      </w:pPr>
+      <w:r>
+        <w:rPr>
           <w:bCs/>
           <w:b/>
         </w:rPr>
@@ -2639,6 +2663,30 @@
       </w:pPr>
       <w:r>
         <w:rPr>
+          <w:iCs/>
+          <w:i/>
+        </w:rPr>
+        <w:t xml:space="preserve">Breath of Life er det åndedrag, der animerer alt levende — fra zygotens første pulsering til den sidste sky af vores liv. Den bærer den helhed vi engang var, og hvis du lytter længe nok, kan du genkende dens nærvær som intim kontakt med det, der gjorde dig levende.</w:t>
+      </w:r>
+    </w:p>
+    <w:p>
+      <w:pPr>
+        <w:pStyle w:val="BodyText"/>
+      </w:pPr>
+      <w:r>
+        <w:rPr>
+          <w:iCs/>
+          <w:i/>
+        </w:rPr>
+        <w:t xml:space="preserve">Hvor Breath of Life slipper sit åndedrag, opstår form. Hvor den trækker sig tilbage, opløses form. Vores organisme er ikke skabt en gang i fortiden — den skabes i hvert eneste nu af denne åndedrags-bevægelse, og det er denne uafladelige skabelse vi mærker, når vi mærker liv.</w:t>
+      </w:r>
+    </w:p>
+    <w:p>
+      <w:pPr>
+        <w:pStyle w:val="BodyText"/>
+      </w:pPr>
+      <w:r>
+        <w:rPr>
           <w:bCs/>
           <w:b/>
         </w:rPr>
@@ -2857,6 +2905,30 @@
       </w:pPr>
       <w:r>
         <w:rPr>
+          <w:iCs/>
+          <w:i/>
+        </w:rPr>
+        <w:t xml:space="preserve">Primary Respiration er det åndedrag, der trækker vejret bag alt vi gør. Den er der, mens vi sover, mens vi bedøver os, mens vi dør. Den er livets egen pulsering, ikke vores. At lytte til den er at høre noget der altid har været der, men som vi sjældent hører.</w:t>
+      </w:r>
+    </w:p>
+    <w:p>
+      <w:pPr>
+        <w:pStyle w:val="BodyText"/>
+      </w:pPr>
+      <w:r>
+        <w:rPr>
+          <w:iCs/>
+          <w:i/>
+        </w:rPr>
+        <w:t xml:space="preserve">I Primary Respirations rytme rummer hele organismen sig selv. Der er ikke noget der står uden for dens orden — selv læsionen og det fastlåste pulserer indenfor den. Hvis vi kan lytte til denne ene rytme, lytter vi til alt det andet samtidigt, fordi alt hviler i den.</w:t>
+      </w:r>
+    </w:p>
+    <w:p>
+      <w:pPr>
+        <w:pStyle w:val="BodyText"/>
+      </w:pPr>
+      <w:r>
+        <w:rPr>
           <w:bCs/>
           <w:b/>
         </w:rPr>
@@ -3090,6 +3162,30 @@
       </w:pPr>
       <w:r>
         <w:rPr>
+          <w:iCs/>
+          <w:i/>
+        </w:rPr>
+        <w:t xml:space="preserve">Midtlinjen er det første der opstod i dig. Før du havde organer, før du havde lemmer, før du havde et indre og et ydre — havde du en akse. Den akse er den oprindelige beslutning om at være, og den bevæger sig fortsat i hver celle som den oprindelige hvisken om identitet.</w:t>
+      </w:r>
+    </w:p>
+    <w:p>
+      <w:pPr>
+        <w:pStyle w:val="BodyText"/>
+      </w:pPr>
+      <w:r>
+        <w:rPr>
+          <w:iCs/>
+          <w:i/>
+        </w:rPr>
+        <w:t xml:space="preserve">Midtlinjen kan ikke læsionere. Det er den ene struktur i kroppen som ikke kan tabe sig selv, fordi den er det vi taber os ud fra. Når vi vender tilbage til den, vender vi tilbage til det organiserende princip — den ubrudte tråd som al vores form spinder sig om.</w:t>
+      </w:r>
+    </w:p>
+    <w:p>
+      <w:pPr>
+        <w:pStyle w:val="BodyText"/>
+      </w:pPr>
+      <w:r>
+        <w:rPr>
           <w:bCs/>
           <w:b/>
         </w:rPr>
@@ -3288,6 +3384,30 @@
       </w:pPr>
       <w:r>
         <w:rPr>
+          <w:iCs/>
+          <w:i/>
+        </w:rPr>
+        <w:t xml:space="preserve">Sundheden kan ikke mistes. Den kan tilsløres, glemmes, dækkes til, men aldrig rives ud. Det er det, der gør biodynamisk arbejde muligt — vi behandler aldrig fra et fravær, vi henter altid fra noget der er der. Selv den mest dødssyge bærer sundheden som sin oprindelige skabelon.</w:t>
+      </w:r>
+    </w:p>
+    <w:p>
+      <w:pPr>
+        <w:pStyle w:val="BodyText"/>
+      </w:pPr>
+      <w:r>
+        <w:rPr>
+          <w:iCs/>
+          <w:i/>
+        </w:rPr>
+        <w:t xml:space="preserve">Når vi sætter os ved sundhedens side, ikke ved sygdommens, ændrer feltet karakter. Klienten mærker det med det samme — som om noget er trukket tilbage til hvor det hører hjemme. At sætte sig ved sundheden er ikke en metode. Det er en anerkendelse af det der altid var sandt.</w:t>
+      </w:r>
+    </w:p>
+    <w:p>
+      <w:pPr>
+        <w:pStyle w:val="BodyText"/>
+      </w:pPr>
+      <w:r>
+        <w:rPr>
           <w:bCs/>
           <w:b/>
         </w:rPr>
@@ -3486,6 +3606,72 @@
       </w:pPr>
       <w:r>
         <w:rPr>
+          <w:iCs/>
+          <w:i/>
+        </w:rPr>
+        <w:t xml:space="preserve">Liv er bevægelse. Hver celle, hver væske, hvert organ, hvert tankefelt udtrykker sig som bevægelse. Når vi lytter til Motion Present, lytter vi ikke til</w:t>
+      </w:r>
+      <w:r>
+        <w:rPr>
+          <w:iCs/>
+          <w:i/>
+        </w:rPr>
+        <w:t xml:space="preserve"> </w:t>
+      </w:r>
+      <w:r>
+        <w:rPr>
+          <w:iCs/>
+          <w:i/>
+        </w:rPr>
+        <w:t xml:space="preserve">‘</w:t>
+      </w:r>
+      <w:r>
+        <w:rPr>
+          <w:iCs/>
+          <w:i/>
+        </w:rPr>
+        <w:t xml:space="preserve">noget der bevæger sig</w:t>
+      </w:r>
+      <w:r>
+        <w:rPr>
+          <w:iCs/>
+          <w:i/>
+        </w:rPr>
+        <w:t xml:space="preserve">’</w:t>
+      </w:r>
+      <w:r>
+        <w:rPr>
+          <w:iCs/>
+          <w:i/>
+        </w:rPr>
+        <w:t xml:space="preserve"> </w:t>
+      </w:r>
+      <w:r>
+        <w:rPr>
+          <w:iCs/>
+          <w:i/>
+        </w:rPr>
+        <w:t xml:space="preserve">— vi lytter til selve det, at noget overhovedet er. Bevægelsen er livets signatur.</w:t>
+      </w:r>
+    </w:p>
+    <w:p>
+      <w:pPr>
+        <w:pStyle w:val="BodyText"/>
+      </w:pPr>
+      <w:r>
+        <w:rPr>
+          <w:iCs/>
+          <w:i/>
+        </w:rPr>
+        <w:t xml:space="preserve">Motion Present er aldrig fortid eller fremtid — den er kun nu. Det er det vi har at arbejde med. Hver gang opmærksomheden vender tilbage til det aktuelle, vender vi tilbage til det sted hvor heling kan ske. Ikke i forestillingen om hvad der burde være, men i hvad der er.</w:t>
+      </w:r>
+    </w:p>
+    <w:p>
+      <w:pPr>
+        <w:pStyle w:val="BodyText"/>
+      </w:pPr>
+      <w:r>
+        <w:rPr>
           <w:bCs/>
           <w:b/>
         </w:rPr>
@@ -3720,6 +3906,30 @@
       </w:pPr>
       <w:r>
         <w:rPr>
+          <w:iCs/>
+          <w:i/>
+        </w:rPr>
+        <w:t xml:space="preserve">Et fulcrum er det stille punkt al bevægelse organiserer sig omkring. Det er paradokset i bevægelse: den hviler altid på noget der ikke bevæger sig. I kroppen findes utallige sådanne hvilepunkter, fra den finest celle til hele organismens samlede center.</w:t>
+      </w:r>
+    </w:p>
+    <w:p>
+      <w:pPr>
+        <w:pStyle w:val="BodyText"/>
+      </w:pPr>
+      <w:r>
+        <w:rPr>
+          <w:iCs/>
+          <w:i/>
+        </w:rPr>
+        <w:t xml:space="preserve">Kroppen ved hvor dens fulcrums skal være. Når et fulcrum mistes — gennem skade, traume, vaner — finder kroppen kompenserende fulcrums for at fortsætte. Behandlingen åbner ikke for at ændre fulcrum, men for at den oprindelige kan vende tilbage og arbejdet kan organisere sig korrekt igen.</w:t>
+      </w:r>
+    </w:p>
+    <w:p>
+      <w:pPr>
+        <w:pStyle w:val="BodyText"/>
+      </w:pPr>
+      <w:r>
+        <w:rPr>
           <w:bCs/>
           <w:b/>
         </w:rPr>
@@ -3918,6 +4128,30 @@
       </w:pPr>
       <w:r>
         <w:rPr>
+          <w:iCs/>
+          <w:i/>
+        </w:rPr>
+        <w:t xml:space="preserve">I et stillpoint mødes evighed og øjeblik. Tiden bliver ikke stoppet — den ophører som tempo og bliver til ren tilstedeværelse. Det er her transmutation kan ske, fordi al fortid og fremtid samles i det ene punkt af nu, hvor systemet er åbent for sin egen forvandling.</w:t>
+      </w:r>
+    </w:p>
+    <w:p>
+      <w:pPr>
+        <w:pStyle w:val="BodyText"/>
+      </w:pPr>
+      <w:r>
+        <w:rPr>
+          <w:iCs/>
+          <w:i/>
+        </w:rPr>
+        <w:t xml:space="preserve">Et stillpoint er livets eget kys på sig selv. I det øjeblik anerkender systemet hele sin egen historie og hele sin egen mulighed på samme tid. Heling sker ikke i tid — den sker uden tid, som om kroppen tager et åndedrag i evigheden og kommer tilbage forvandlet.</w:t>
+      </w:r>
+    </w:p>
+    <w:p>
+      <w:pPr>
+        <w:pStyle w:val="BodyText"/>
+      </w:pPr>
+      <w:r>
+        <w:rPr>
           <w:bCs/>
           <w:b/>
         </w:rPr>
@@ -4116,6 +4350,30 @@
       </w:pPr>
       <w:r>
         <w:rPr>
+          <w:iCs/>
+          <w:i/>
+        </w:rPr>
+        <w:t xml:space="preserve">Transmutation er det øjeblik, hvor det rigide pludselig ved, at det er fluid. Strukturen mister ikke sig selv — den genkender sig selv som noget mere. Vi mærker det som en ændret kvalitet i hænderne, men i klientens system er det en dybere genkendelse: livet ved hvad det er igen.</w:t>
+      </w:r>
+    </w:p>
+    <w:p>
+      <w:pPr>
+        <w:pStyle w:val="BodyText"/>
+      </w:pPr>
+      <w:r>
+        <w:rPr>
+          <w:iCs/>
+          <w:i/>
+        </w:rPr>
+        <w:t xml:space="preserve">Når vævet transmuterer, bliver det ikke svagere — det bliver mere sandt. En lavere organiserings-grad opløses, og noget højere kan tage form. Det er ikke en omdannelse fra dårligt til godt, men fra glemt til husket. Den oprindelige skabelon træder frem fra under det, der havde dækket den til.</w:t>
+      </w:r>
+    </w:p>
+    <w:p>
+      <w:pPr>
+        <w:pStyle w:val="BodyText"/>
+      </w:pPr>
+      <w:r>
+        <w:rPr>
           <w:bCs/>
           <w:b/>
         </w:rPr>
@@ -4392,6 +4650,30 @@
       </w:pPr>
       <w:r>
         <w:rPr>
+          <w:iCs/>
+          <w:i/>
+        </w:rPr>
+        <w:t xml:space="preserve">The Neutral er døren til det dybere arbejde. Når den åbner sig, er det fordi nervesystemet har givet sin tilladelse til, at noget kan ske. Før The Neutral er vi forberedere; efter The Neutral er vi vidner til den proces som klienten selv bærer med sin egen indre intelligens.</w:t>
+      </w:r>
+    </w:p>
+    <w:p>
+      <w:pPr>
+        <w:pStyle w:val="BodyText"/>
+      </w:pPr>
+      <w:r>
+        <w:rPr>
+          <w:iCs/>
+          <w:i/>
+        </w:rPr>
+        <w:t xml:space="preserve">I The Neutral hviler alle systemer i samme centrum. Det fysiske, det fluide, det relationelle, det tidale — alt finder sit fælles fulcrum samtidigt. Det er en sjælden tilstand, og den åbner for det, vi ikke kan opnå med teknik, men kun ved at have skabt det rette rum.</w:t>
+      </w:r>
+    </w:p>
+    <w:p>
+      <w:pPr>
+        <w:pStyle w:val="BodyText"/>
+      </w:pPr>
+      <w:r>
+        <w:rPr>
           <w:bCs/>
           <w:b/>
         </w:rPr>
@@ -4625,6 +4907,30 @@
       </w:pPr>
       <w:r>
         <w:rPr>
+          <w:iCs/>
+          <w:i/>
+        </w:rPr>
+        <w:t xml:space="preserve">Automatic Shifting demonstrerer en intelligens i kroppen som er klogere end vores. Systemet ved hvor energien skal hen først, hvad der skal vente, hvad der skal opløses. Når vi giver plads, organiserer denne intelligens hele behandlingen for os. Vores rolle bliver at være vidne til dens udfoldelse.</w:t>
+      </w:r>
+    </w:p>
+    <w:p>
+      <w:pPr>
+        <w:pStyle w:val="BodyText"/>
+      </w:pPr>
+      <w:r>
+        <w:rPr>
+          <w:iCs/>
+          <w:i/>
+        </w:rPr>
+        <w:t xml:space="preserve">At lade Automatic Shifting bære behandlingen er som at lade en bølge bære båden i stedet for at ro. Vi bliver ikke passive — vi forbliver vågne, men retningen kommer fra noget andet end vores plan. Det er et andet sted at handle fra, og det åbner muligheder vi ikke kunne forudse.</w:t>
+      </w:r>
+    </w:p>
+    <w:p>
+      <w:pPr>
+        <w:pStyle w:val="BodyText"/>
+      </w:pPr>
+      <w:r>
+        <w:rPr>
           <w:bCs/>
           <w:b/>
         </w:rPr>
@@ -4823,6 +5129,30 @@
       </w:pPr>
       <w:r>
         <w:rPr>
+          <w:iCs/>
+          <w:i/>
+        </w:rPr>
+        <w:t xml:space="preserve">Den iboende plan er allerede skrevet. Den indeholder den optimale dosering, den rigtige rækkefølge, det præcise tempo, det rette område at arbejde med. Vores opgave er ikke at skrive den — den er der allerede. Vores opgave er at lytte den frem og lade den arbejde gennem os.</w:t>
+      </w:r>
+    </w:p>
+    <w:p>
+      <w:pPr>
+        <w:pStyle w:val="BodyText"/>
+      </w:pPr>
+      <w:r>
+        <w:rPr>
+          <w:iCs/>
+          <w:i/>
+        </w:rPr>
+        <w:t xml:space="preserve">Når den iboende plan udfolder sig, opdager vi at hvert greb vi havde forberedt allerede er foretaget af kroppen selv. Vi behøver ikke vælge teknik — kroppen har valgt for os. Det vi kalder god behandling er ofte ikke andet end at vi fik lov at være med, mens kroppen helede sig selv.</w:t>
+      </w:r>
+    </w:p>
+    <w:p>
+      <w:pPr>
+        <w:pStyle w:val="BodyText"/>
+      </w:pPr>
+      <w:r>
+        <w:rPr>
           <w:bCs/>
           <w:b/>
         </w:rPr>
@@ -5094,6 +5424,72 @@
       </w:pPr>
       <w:r>
         <w:rPr>
+          <w:iCs/>
+          <w:i/>
+        </w:rPr>
+        <w:t xml:space="preserve">Fluid Body er et ubrudt hav. Der er ingen separate organer, ingen adskilte kompartments — alt er ét sammenhængende felt af væske. Når vi mærker Fluid Body, mærker vi ikke</w:t>
+      </w:r>
+      <w:r>
+        <w:rPr>
+          <w:iCs/>
+          <w:i/>
+        </w:rPr>
+        <w:t xml:space="preserve"> </w:t>
+      </w:r>
+      <w:r>
+        <w:rPr>
+          <w:iCs/>
+          <w:i/>
+        </w:rPr>
+        <w:t xml:space="preserve">‘</w:t>
+      </w:r>
+      <w:r>
+        <w:rPr>
+          <w:iCs/>
+          <w:i/>
+        </w:rPr>
+        <w:t xml:space="preserve">kroppens væsker</w:t>
+      </w:r>
+      <w:r>
+        <w:rPr>
+          <w:iCs/>
+          <w:i/>
+        </w:rPr>
+        <w:t xml:space="preserve">’</w:t>
+      </w:r>
+      <w:r>
+        <w:rPr>
+          <w:iCs/>
+          <w:i/>
+        </w:rPr>
+        <w:t xml:space="preserve"> </w:t>
+      </w:r>
+      <w:r>
+        <w:rPr>
+          <w:iCs/>
+          <w:i/>
+        </w:rPr>
+        <w:t xml:space="preserve">— vi mærker selve det, at organismen flyder, lever, organiserer sig som én bevægelse.</w:t>
+      </w:r>
+    </w:p>
+    <w:p>
+      <w:pPr>
+        <w:pStyle w:val="BodyText"/>
+      </w:pPr>
+      <w:r>
+        <w:rPr>
+          <w:iCs/>
+          <w:i/>
+        </w:rPr>
+        <w:t xml:space="preserve">Vævet husker sin fluid-oprindelse. Hver eneste celle, der nu sidder i en fast struktur, var engang fri svømmen i et oceanrum. At vække Fluid Body er at vække denne hukommelse, og når den vågner, ved kroppen igen hvad den var, og kan derfra organisere sig på ny.</w:t>
+      </w:r>
+    </w:p>
+    <w:p>
+      <w:pPr>
+        <w:pStyle w:val="BodyText"/>
+      </w:pPr>
+      <w:r>
+        <w:rPr>
           <w:bCs/>
           <w:b/>
         </w:rPr>
@@ -5339,6 +5735,30 @@
       </w:pPr>
       <w:r>
         <w:rPr>
+          <w:iCs/>
+          <w:i/>
+        </w:rPr>
+        <w:t xml:space="preserve">Læsionen er ikke en fejl, men en intelligent beslutning. På et tidspunkt, hvor helheden var truet, valgte systemet at lade en del trække sig tilbage for at redde resten. Den del bærer endnu beslutningen i sig. At anerkende det valg er det første skridt til, at det kan slippes igen.</w:t>
+      </w:r>
+    </w:p>
+    <w:p>
+      <w:pPr>
+        <w:pStyle w:val="BodyText"/>
+      </w:pPr>
+      <w:r>
+        <w:rPr>
+          <w:iCs/>
+          <w:i/>
+        </w:rPr>
+        <w:t xml:space="preserve">Et læsionsfelt er som et tilbageholdt åndedrag. Engang trak systemet vejret ind for at beskytte sig — og glemte at puste ud igen. Vores opgave er ikke at trække åndedraget ud af det. Det er at skabe det felt, hvor det selv vover at puste ud, når det er klar.</w:t>
+      </w:r>
+    </w:p>
+    <w:p>
+      <w:pPr>
+        <w:pStyle w:val="BodyText"/>
+      </w:pPr>
+      <w:r>
+        <w:rPr>
           <w:bCs/>
           <w:b/>
         </w:rPr>
@@ -5708,6 +6128,30 @@
       </w:pPr>
       <w:r>
         <w:rPr>
+          <w:iCs/>
+          <w:i/>
+        </w:rPr>
+        <w:t xml:space="preserve">Potency er livets egen kraft som den manifesterer sig i organismen. Den er hverken energi i fysisk forstand eller spirit i abstrakt — den er mellemtingen, det fluide lys der gennemstrømmer alt levende og bærer dets sundhed. Når den frigives, bliver organismen mere sig selv.</w:t>
+      </w:r>
+    </w:p>
+    <w:p>
+      <w:pPr>
+        <w:pStyle w:val="BodyText"/>
+      </w:pPr>
+      <w:r>
+        <w:rPr>
+          <w:iCs/>
+          <w:i/>
+        </w:rPr>
+        <w:t xml:space="preserve">Potency er det, der gør heling mulig. Uden den er der kun bevægelse uden retning, kun rytme uden mening. Med den ved kroppen hvad den skal — og hvor den skal hen. Det er den biokemiske intelligens, men også noget mere: kraften der ved hvad helhed betyder.</w:t>
+      </w:r>
+    </w:p>
+    <w:p>
+      <w:pPr>
+        <w:pStyle w:val="BodyText"/>
+      </w:pPr>
+      <w:r>
+        <w:rPr>
           <w:bCs/>
           <w:b/>
         </w:rPr>
@@ -5960,6 +6404,30 @@
       </w:pPr>
       <w:r>
         <w:rPr>
+          <w:iCs/>
+          <w:i/>
+        </w:rPr>
+        <w:t xml:space="preserve">I ignition tændes livet i et nyt rum. Det er det øjeblik hvor potens og form mødes og noget begynder at være. Hver ignition er en ny fødsel, en ny mulighed, en ny tærskel til hvad organismen kan udfolde sig som. Det er ikke teknik — det er livets eget skabende moment.</w:t>
+      </w:r>
+    </w:p>
+    <w:p>
+      <w:pPr>
+        <w:pStyle w:val="BodyText"/>
+      </w:pPr>
+      <w:r>
+        <w:rPr>
+          <w:iCs/>
+          <w:i/>
+        </w:rPr>
+        <w:t xml:space="preserve">Når ignition lykkes, kalder den klienten længere ind i sig selv — længere ind i kroppen, dybere ind i nu, mere fuldt til stede. Det er ikke en aktivering, men en invitation. Og når klienten tager imod, sker der noget ingen behandling kunne have produceret: livet vågner i et område hvor det havde sovet.</w:t>
+      </w:r>
+    </w:p>
+    <w:p>
+      <w:pPr>
+        <w:pStyle w:val="BodyText"/>
+      </w:pPr>
+      <w:r>
+        <w:rPr>
           <w:bCs/>
           <w:b/>
         </w:rPr>
@@ -6158,6 +6626,30 @@
       </w:pPr>
       <w:r>
         <w:rPr>
+          <w:iCs/>
+          <w:i/>
+        </w:rPr>
+        <w:t xml:space="preserve">Aksiale fluktuationer er den centrale flod i kroppen. Den løber langs midtlinjen og forbinder bækken med kraniet, fortidens organisering med fremtidens mulighed. Når den flyder klart, er hele organismen koblet sammen i én strøm. Når den blokeres, fragmenteres helheden i adskilte distrikter.</w:t>
+      </w:r>
+    </w:p>
+    <w:p>
+      <w:pPr>
+        <w:pStyle w:val="BodyText"/>
+      </w:pPr>
+      <w:r>
+        <w:rPr>
+          <w:iCs/>
+          <w:i/>
+        </w:rPr>
+        <w:t xml:space="preserve">Når vi lytter til aksiale fluktuationer, lytter vi til kroppens hovedakse — det sted hvor liv strømmer mest tæt. Det er ikke et anatomisk fænomen, men en levende strømning der har hjemme i den oprindelige notochord-impuls og fortsætter livet igennem som organismens organisering omkring sin egen midte.</w:t>
+      </w:r>
+    </w:p>
+    <w:p>
+      <w:pPr>
+        <w:pStyle w:val="BodyText"/>
+      </w:pPr>
+      <w:r>
+        <w:rPr>
           <w:bCs/>
           <w:b/>
         </w:rPr>
@@ -6437,6 +6929,30 @@
           <w:i/>
         </w:rPr>
         <w:t xml:space="preserve">, er det altid en relativ adskillelse, ikke en absolut. Helheden er der stadig, men dens kommunikationskanaler er sløret. Vores arbejde er at gøre de kanaler mærkbare igen — ikke at samle delene, for de var aldrig adskilt.</w:t>
+      </w:r>
+    </w:p>
+    <w:p>
+      <w:pPr>
+        <w:pStyle w:val="BodyText"/>
+      </w:pPr>
+      <w:r>
+        <w:rPr>
+          <w:iCs/>
+          <w:i/>
+        </w:rPr>
+        <w:t xml:space="preserve">Wholeness er ikke noget vi opnår — det er udgangspunktet. Vi var aldrig ikke-hele. Hvad vi kalder helbredelse er ikke at sammenstykke fragmenter til en helhed, men at huske den helhed vi altid har været. Sundheden er ikke en præstation; den er erindring.</w:t>
+      </w:r>
+    </w:p>
+    <w:p>
+      <w:pPr>
+        <w:pStyle w:val="BodyText"/>
+      </w:pPr>
+      <w:r>
+        <w:rPr>
+          <w:iCs/>
+          <w:i/>
+        </w:rPr>
+        <w:t xml:space="preserve">At behandle én del af kroppen er at behandle hele kroppen. At lytte ét sted er at lytte alle steder. Helheden er ikke en sum, men et væv hvor hver tråd kender alle andre. Når én tråd blødgøres, vibrerer hele vævet — fordi der ikke findes adskilte tråde, kun et sammenhængende felt.</w:t>
       </w:r>
     </w:p>
     <w:p>
@@ -12017,207 +12533,10 @@
       </w:pPr>
       <w:r>
         <w:rPr>
-          <w:bCs/>
-          <w:b/>
-        </w:rPr>
-        <w:t xml:space="preserve">[REFLEKSIONSSPØRGSMÅL]</w:t>
-      </w:r>
-    </w:p>
-    <w:p>
-      <w:pPr>
-        <w:numPr>
-          <w:ilvl w:val="0"/>
-          <w:numId w:val="1057"/>
-        </w:numPr>
-      </w:pPr>
-      <w:r>
-        <w:t xml:space="preserve">Tænk på et område i en klients krop der har båret en kompensation længe. Hvilken slags samtale opstår mellem dine hænder og dets historie?</w:t>
-      </w:r>
-    </w:p>
-    <w:p>
-      <w:pPr>
-        <w:numPr>
-          <w:ilvl w:val="0"/>
-          <w:numId w:val="1057"/>
-        </w:numPr>
-      </w:pPr>
-      <w:r>
-        <w:t xml:space="preserve">Stivhed og åbning lever i hinanden i samme væv. Mærk lige nu i din egen krop — hvor sidder den samtidighed for dig?</w:t>
-      </w:r>
-    </w:p>
-    <w:p>
-      <w:pPr>
-        <w:numPr>
-          <w:ilvl w:val="0"/>
-          <w:numId w:val="1057"/>
-        </w:numPr>
-      </w:pPr>
-      <w:r>
-        <w:t xml:space="preserve">Det vi kalder dysfunktion gav engang mening for systemet. Hvad gjorde det muligt at overleve dengang, og hvad har det kostet siden?</w:t>
-      </w:r>
-    </w:p>
-    <w:p>
-      <w:pPr>
-        <w:pStyle w:val="FirstParagraph"/>
-      </w:pPr>
-      <w:r>
-        <w:rPr>
-          <w:bCs/>
-          <w:b/>
-        </w:rPr>
-        <w:t xml:space="preserve">[BRØDTEKST: Rum B — Væskekroppen]</w:t>
-      </w:r>
-    </w:p>
-    <w:p>
-      <w:pPr>
-        <w:pStyle w:val="BodyText"/>
-      </w:pPr>
-      <w:r>
-        <w:rPr>
           <w:iCs/>
           <w:i/>
         </w:rPr>
-        <w:t xml:space="preserve">Når tilliden etableres og kroppen begynder at slippe sin vagtsomhed, mærker du hvordan noget dybere vågner under dine hænder. Væskekroppen — millioner af år gammel og vis — begynder at røre på sig.</w:t>
-      </w:r>
-    </w:p>
-    <w:p>
-      <w:pPr>
-        <w:pStyle w:val="BodyText"/>
-      </w:pPr>
-      <w:r>
-        <w:rPr>
-          <w:bCs/>
-          <w:b/>
-        </w:rPr>
-        <w:t xml:space="preserve">Væskekroppens vågnende respons</w:t>
-      </w:r>
-    </w:p>
-    <w:p>
-      <w:pPr>
-        <w:pStyle w:val="BodyText"/>
-      </w:pPr>
-      <w:r>
-        <w:t xml:space="preserve">Her lever væskekroppen i sin naturlige tilstand — som ét levende kontinuum gennem hele organismen. Alle væsker fungerer som en funktionel enhed hvor respons sker simultant gennem hele matrixen, ikke sekvensielt som i nervesystemet. Dette er niveauet hvor kroppen kan gå til The Neutral, hvor det autonome nervesystem bliver fleksibelt og kan suspenderes, så de embryologiske kræfter kan overtage.</w:t>
-      </w:r>
-    </w:p>
-    <w:p>
-      <w:pPr>
-        <w:pStyle w:val="BodyText"/>
-      </w:pPr>
-      <w:r>
-        <w:t xml:space="preserve">Væskekroppen fungerer som bro mellem det energetiske blueprint og den fysiske krop. Den bærer protoplasma-kvaliteterne fra fosterstadiet videre gennem livet. Her findes kapaciteten til Automatic Shifting — hvor behandlingen springer fra sted til sted orkestreret af helhedens prioriteter. Den oprindelige midtlinje er det naturlige fulcrum som alt organiserer sig omkring.</w:t>
-      </w:r>
-    </w:p>
-    <w:p>
-      <w:pPr>
-        <w:pStyle w:val="BodyText"/>
-      </w:pPr>
-      <w:r>
-        <w:t xml:space="preserve">Du oplever et hav af væske der ånder under Primary Respiration. Simultan respons gennem hele væskekroppen som én samlet substans. Kapaciteten til at gå til The Neutral og kontakte de embryologiske kræfter. Det autonome nervesystems fleksibilitet og evne til suspension. Automatic Shifting som naturlig mulighed i væskemediet. Den oprindelige midtlinje som stabilt, organiserende fulcrum.</w:t>
-      </w:r>
-    </w:p>
-    <w:p>
-      <w:pPr>
-        <w:pStyle w:val="BodyText"/>
-      </w:pPr>
-      <w:r>
-        <w:rPr>
-          <w:bCs/>
-          <w:b/>
-        </w:rPr>
-        <w:t xml:space="preserve">Den medbragte tilstand</w:t>
-      </w:r>
-    </w:p>
-    <w:p>
-      <w:pPr>
-        <w:pStyle w:val="BodyText"/>
-      </w:pPr>
-      <w:r>
-        <w:t xml:space="preserve">Væskekroppen rummer hele Rum A — både den normale fysiske krop og alle dens dysfunktionelle områder. De traumatiske tilstande, arvævet, de låste mønstre fra den fysiske krop eksisterer stadig i væskens matrix, men nu i en anden kontekst. De rigide strukturer begynder at få væskekvalitet uden at være fuldt forløst.</w:t>
-      </w:r>
-    </w:p>
-    <w:p>
-      <w:pPr>
-        <w:pStyle w:val="BodyText"/>
-      </w:pPr>
-      <w:r>
-        <w:t xml:space="preserve">Det autonome nervesystems låsthed fra Rum A er stadig til stede men møder nu væskekroppens iboende fleksibilitet. De kompenserende midtlinjer og falske fulcrums eksisterer side om side med den oprindelige midtlinje. Adskillelsen mellem systemer begynder at opløses men er ikke fuldt integreret.</w:t>
-      </w:r>
-    </w:p>
-    <w:p>
-      <w:pPr>
-        <w:pStyle w:val="BodyText"/>
-      </w:pPr>
-      <w:r>
-        <w:t xml:space="preserve">Du mærker den fysiske krops normale funktion nu holdt i væskekontinuumet. Læsionsfelter og traumatiske aftryk der stadig ikke kan gå til neutral. Fast væv der begynder at få væskekvalitet men bevarer sin låsthed. Både normale og falske fulcrums rummet simultant i væsken. Det autonome nervesystems gradvise overgang mod fleksibilitet. Potentialet for heling der endnu ikke er aktiveret.</w:t>
-      </w:r>
-    </w:p>
-    <w:p>
-      <w:pPr>
-        <w:pStyle w:val="BodyText"/>
-      </w:pPr>
-      <w:r>
-        <w:rPr>
-          <w:bCs/>
-          <w:b/>
-        </w:rPr>
-        <w:t xml:space="preserve">Åbningen mod det relationelle</w:t>
-      </w:r>
-    </w:p>
-    <w:p>
-      <w:pPr>
-        <w:pStyle w:val="BodyText"/>
-      </w:pPr>
-      <w:r>
-        <w:t xml:space="preserve">Væskekroppen søger nu forbindelse til det større terapeutiske rum — det fælles felt mellem behandler og klient. Dette er ikke længere kun individuel proces men begyndelsen på erkendelsen af at heling sker i relation. Det relationelle aspekt er naturligt for os som pattedyr — vi er biologisk skabt til at co-regulere, til at finde balance gennem forbindelse.</w:t>
-      </w:r>
-    </w:p>
-    <w:p>
-      <w:pPr>
-        <w:pStyle w:val="BodyText"/>
-      </w:pPr>
-      <w:r>
-        <w:t xml:space="preserve">Her forberedes mødet mellem behandlerens og klientens væskekroppe. Grænsen ved huden viser sig at være mere flydende end antaget. Det terapeutiske rum bliver en container hvor dybere processer kan udfolde sig trygt. Denne zone peger mod vores naturlige behov for fællesskab — familie, venskaber, det nære samfund.</w:t>
-      </w:r>
-    </w:p>
-    <w:p>
-      <w:pPr>
-        <w:pStyle w:val="BodyText"/>
-      </w:pPr>
-      <w:r>
-        <w:t xml:space="preserve">Du fornemmer længslen efter det relationelle og fælles terapeutiske rum. Forberedelsen til mødet mellem to væskekroppe. Det biologiske behov for co-regulering og forbindelse. Grænsen mellem behandler og klient bliver mere gennemsigtig. Det terapeutiske rum som tryg container for dybere processer. Åbningen mod vores naturlige funktion som sociale væsener.</w:t>
-      </w:r>
-    </w:p>
-    <w:p>
-      <w:pPr>
-        <w:pStyle w:val="BodyText"/>
-      </w:pPr>
-      <w:r>
-        <w:rPr>
-          <w:bCs/>
-          <w:b/>
-        </w:rPr>
-        <w:t xml:space="preserve">Som ét levende kontinuum</w:t>
-      </w:r>
-    </w:p>
-    <w:p>
-      <w:pPr>
-        <w:pStyle w:val="BodyText"/>
-      </w:pPr>
-      <w:r>
-        <w:t xml:space="preserve">Væskekroppen er ét sammenhængende felt der ånder gennem alt det vi rører ved. Det medbragte fra det fysiske og den vågnende respons lever i samme matrix, og åbningen mod det relationelle ligger latent i selve væskens bevægelse. Hukommelsen om det fysiske er væskekroppens måde at bære helheden — og selve denne hukommelse gør forløsning mulig, fordi intet er forsvundet. Når vi følger væskens egen rytme, opdager vi at vores opgave ikke er at forene noget. Det er allerede forenet. Vi tillader bare at det viser sig.</w:t>
-      </w:r>
-    </w:p>
-    <w:p>
-      <w:pPr>
-        <w:pStyle w:val="BodyText"/>
-      </w:pPr>
-      <w:r>
-        <w:rPr>
-          <w:bCs/>
-          <w:b/>
-        </w:rPr>
-        <w:t xml:space="preserve">[INSPIRATION — nye vinkler at overveje]</w:t>
+        <w:t xml:space="preserve">Den fysiske krop er livets første indlejring. Det er her vi blev velkommen ind i dette inkarnerede liv, og det er her al vores erfaring har hvilet sig. At ankre i Rum A er at hilse på det tempel hvor sjælen har boet. Behandlingen begynder med denne anerkendelse.</w:t>
       </w:r>
     </w:p>
     <w:p>
@@ -12229,7 +12548,64 @@
           <w:iCs/>
           <w:i/>
         </w:rPr>
-        <w:t xml:space="preserve">Væskekroppen i Rum B er ikke kun blod og lymfe — det er hele kroppens samlede væskemiljø der begynder at bevæge sig som én sammenhængende enhed. Det vi mærker når Rum B vågner er denne matrix der træder ud af adskilte kompartments og bliver ét felt.</w:t>
+        <w:t xml:space="preserve">Rum A er døren ind til alt det dybere. Vi går ikke uden om kroppen for at nå Rum E — vi går igennem den. Hver dybde i de andre rum hviler på, at vi har taget tid til at hilse på, at klienten faktisk har en krop, der ligger her, lige nu, og er villig til at være vidne for sig selv.</w:t>
+      </w:r>
+    </w:p>
+    <w:p>
+      <w:pPr>
+        <w:pStyle w:val="BodyText"/>
+      </w:pPr>
+      <w:r>
+        <w:rPr>
+          <w:bCs/>
+          <w:b/>
+        </w:rPr>
+        <w:t xml:space="preserve">[REFLEKSIONSSPØRGSMÅL]</w:t>
+      </w:r>
+    </w:p>
+    <w:p>
+      <w:pPr>
+        <w:numPr>
+          <w:ilvl w:val="0"/>
+          <w:numId w:val="1057"/>
+        </w:numPr>
+      </w:pPr>
+      <w:r>
+        <w:t xml:space="preserve">Tænk på et område i en klients krop der har båret en kompensation længe. Hvilken slags samtale opstår mellem dine hænder og dets historie?</w:t>
+      </w:r>
+    </w:p>
+    <w:p>
+      <w:pPr>
+        <w:numPr>
+          <w:ilvl w:val="0"/>
+          <w:numId w:val="1057"/>
+        </w:numPr>
+      </w:pPr>
+      <w:r>
+        <w:t xml:space="preserve">Stivhed og åbning lever i hinanden i samme væv. Mærk lige nu i din egen krop — hvor sidder den samtidighed for dig?</w:t>
+      </w:r>
+    </w:p>
+    <w:p>
+      <w:pPr>
+        <w:numPr>
+          <w:ilvl w:val="0"/>
+          <w:numId w:val="1057"/>
+        </w:numPr>
+      </w:pPr>
+      <w:r>
+        <w:t xml:space="preserve">Det vi kalder dysfunktion gav engang mening for systemet. Hvad gjorde det muligt at overleve dengang, og hvad har det kostet siden?</w:t>
+      </w:r>
+    </w:p>
+    <w:p>
+      <w:pPr>
+        <w:pStyle w:val="FirstParagraph"/>
+      </w:pPr>
+      <w:r>
+        <w:rPr>
+          <w:bCs/>
+          <w:b/>
+        </w:rPr>
+        <w:t xml:space="preserve">[BRØDTEKST: Rum B — Væskekroppen]</w:t>
       </w:r>
     </w:p>
     <w:p>
@@ -12241,263 +12617,206 @@
           <w:iCs/>
           <w:i/>
         </w:rPr>
-        <w:t xml:space="preserve">Overgangen fra Rum A til Rum B mærkes ofte først som en kvalitetsændring i vævet. Det bliver</w:t>
-      </w:r>
+        <w:t xml:space="preserve">Når tilliden etableres og kroppen begynder at slippe sin vagtsomhed, mærker du hvordan noget dybere vågner under dine hænder. Væskekroppen — millioner af år gammel og vis — begynder at røre på sig.</w:t>
+      </w:r>
+    </w:p>
+    <w:p>
+      <w:pPr>
+        <w:pStyle w:val="BodyText"/>
+      </w:pPr>
+      <w:r>
+        <w:rPr>
+          <w:bCs/>
+          <w:b/>
+        </w:rPr>
+        <w:t xml:space="preserve">Væskekroppens vågnende respons</w:t>
+      </w:r>
+    </w:p>
+    <w:p>
+      <w:pPr>
+        <w:pStyle w:val="BodyText"/>
+      </w:pPr>
+      <w:r>
+        <w:t xml:space="preserve">Her lever væskekroppen i sin naturlige tilstand — som ét levende kontinuum gennem hele organismen. Alle væsker fungerer som en funktionel enhed hvor respons sker simultant gennem hele matrixen, ikke sekvensielt som i nervesystemet. Dette er niveauet hvor kroppen kan gå til The Neutral, hvor det autonome nervesystem bliver fleksibelt og kan suspenderes, så de embryologiske kræfter kan overtage.</w:t>
+      </w:r>
+    </w:p>
+    <w:p>
+      <w:pPr>
+        <w:pStyle w:val="BodyText"/>
+      </w:pPr>
+      <w:r>
+        <w:t xml:space="preserve">Væskekroppen fungerer som bro mellem det energetiske blueprint og den fysiske krop. Den bærer protoplasma-kvaliteterne fra fosterstadiet videre gennem livet. Her findes kapaciteten til Automatic Shifting — hvor behandlingen springer fra sted til sted orkestreret af helhedens prioriteter. Den oprindelige midtlinje er det naturlige fulcrum som alt organiserer sig omkring.</w:t>
+      </w:r>
+    </w:p>
+    <w:p>
+      <w:pPr>
+        <w:pStyle w:val="BodyText"/>
+      </w:pPr>
+      <w:r>
+        <w:t xml:space="preserve">Du oplever et hav af væske der ånder under Primary Respiration. Simultan respons gennem hele væskekroppen som én samlet substans. Kapaciteten til at gå til The Neutral og kontakte de embryologiske kræfter. Det autonome nervesystems fleksibilitet og evne til suspension. Automatic Shifting som naturlig mulighed i væskemediet. Den oprindelige midtlinje som stabilt, organiserende fulcrum.</w:t>
+      </w:r>
+    </w:p>
+    <w:p>
+      <w:pPr>
+        <w:pStyle w:val="BodyText"/>
+      </w:pPr>
+      <w:r>
+        <w:rPr>
+          <w:bCs/>
+          <w:b/>
+        </w:rPr>
+        <w:t xml:space="preserve">Den medbragte tilstand</w:t>
+      </w:r>
+    </w:p>
+    <w:p>
+      <w:pPr>
+        <w:pStyle w:val="BodyText"/>
+      </w:pPr>
+      <w:r>
+        <w:t xml:space="preserve">Væskekroppen rummer hele Rum A — både den normale fysiske krop og alle dens dysfunktionelle områder. De traumatiske tilstande, arvævet, de låste mønstre fra den fysiske krop eksisterer stadig i væskens matrix, men nu i en anden kontekst. De rigide strukturer begynder at få væskekvalitet uden at være fuldt forløst.</w:t>
+      </w:r>
+    </w:p>
+    <w:p>
+      <w:pPr>
+        <w:pStyle w:val="BodyText"/>
+      </w:pPr>
+      <w:r>
+        <w:t xml:space="preserve">Det autonome nervesystems låsthed fra Rum A er stadig til stede men møder nu væskekroppens iboende fleksibilitet. De kompenserende midtlinjer og falske fulcrums eksisterer side om side med den oprindelige midtlinje. Adskillelsen mellem systemer begynder at opløses men er ikke fuldt integreret.</w:t>
+      </w:r>
+    </w:p>
+    <w:p>
+      <w:pPr>
+        <w:pStyle w:val="BodyText"/>
+      </w:pPr>
+      <w:r>
+        <w:t xml:space="preserve">Du mærker den fysiske krops normale funktion nu holdt i væskekontinuumet. Læsionsfelter og traumatiske aftryk der stadig ikke kan gå til neutral. Fast væv der begynder at få væskekvalitet men bevarer sin låsthed. Både normale og falske fulcrums rummet simultant i væsken. Det autonome nervesystems gradvise overgang mod fleksibilitet. Potentialet for heling der endnu ikke er aktiveret.</w:t>
+      </w:r>
+    </w:p>
+    <w:p>
+      <w:pPr>
+        <w:pStyle w:val="BodyText"/>
+      </w:pPr>
+      <w:r>
+        <w:rPr>
+          <w:bCs/>
+          <w:b/>
+        </w:rPr>
+        <w:t xml:space="preserve">Åbningen mod det relationelle</w:t>
+      </w:r>
+    </w:p>
+    <w:p>
+      <w:pPr>
+        <w:pStyle w:val="BodyText"/>
+      </w:pPr>
+      <w:r>
+        <w:t xml:space="preserve">Væskekroppen søger nu forbindelse til det større terapeutiske rum — det fælles felt mellem behandler og klient. Dette er ikke længere kun individuel proces men begyndelsen på erkendelsen af at heling sker i relation. Det relationelle aspekt er naturligt for os som pattedyr — vi er biologisk skabt til at co-regulere, til at finde balance gennem forbindelse.</w:t>
+      </w:r>
+    </w:p>
+    <w:p>
+      <w:pPr>
+        <w:pStyle w:val="BodyText"/>
+      </w:pPr>
+      <w:r>
+        <w:t xml:space="preserve">Her forberedes mødet mellem behandlerens og klientens væskekroppe. Grænsen ved huden viser sig at være mere flydende end antaget. Det terapeutiske rum bliver en container hvor dybere processer kan udfolde sig trygt. Denne zone peger mod vores naturlige behov for fællesskab — familie, venskaber, det nære samfund.</w:t>
+      </w:r>
+    </w:p>
+    <w:p>
+      <w:pPr>
+        <w:pStyle w:val="BodyText"/>
+      </w:pPr>
+      <w:r>
+        <w:t xml:space="preserve">Du fornemmer længslen efter det relationelle og fælles terapeutiske rum. Forberedelsen til mødet mellem to væskekroppe. Det biologiske behov for co-regulering og forbindelse. Grænsen mellem behandler og klient bliver mere gennemsigtig. Det terapeutiske rum som tryg container for dybere processer. Åbningen mod vores naturlige funktion som sociale væsener.</w:t>
+      </w:r>
+    </w:p>
+    <w:p>
+      <w:pPr>
+        <w:pStyle w:val="BodyText"/>
+      </w:pPr>
+      <w:r>
+        <w:rPr>
+          <w:bCs/>
+          <w:b/>
+        </w:rPr>
+        <w:t xml:space="preserve">Som ét levende kontinuum</w:t>
+      </w:r>
+    </w:p>
+    <w:p>
+      <w:pPr>
+        <w:pStyle w:val="BodyText"/>
+      </w:pPr>
+      <w:r>
+        <w:t xml:space="preserve">Væskekroppen er ét sammenhængende felt der ånder gennem alt det vi rører ved. Det medbragte fra det fysiske og den vågnende respons lever i samme matrix, og åbningen mod det relationelle ligger latent i selve væskens bevægelse. Hukommelsen om det fysiske er væskekroppens måde at bære helheden — og selve denne hukommelse gør forløsning mulig, fordi intet er forsvundet. Når vi følger væskens egen rytme, opdager vi at vores opgave ikke er at forene noget. Det er allerede forenet. Vi tillader bare at det viser sig.</w:t>
+      </w:r>
+    </w:p>
+    <w:p>
+      <w:pPr>
+        <w:pStyle w:val="BodyText"/>
+      </w:pPr>
+      <w:r>
+        <w:rPr>
+          <w:bCs/>
+          <w:b/>
+        </w:rPr>
+        <w:t xml:space="preserve">[INSPIRATION — nye vinkler at overveje]</w:t>
+      </w:r>
+    </w:p>
+    <w:p>
+      <w:pPr>
+        <w:pStyle w:val="BodyText"/>
+      </w:pPr>
       <w:r>
         <w:rPr>
           <w:iCs/>
           <w:i/>
         </w:rPr>
-        <w:t xml:space="preserve"> </w:t>
-      </w:r>
+        <w:t xml:space="preserve">Væskekroppen i Rum B er ikke kun blod og lymfe — det er hele kroppens samlede væskemiljø der begynder at bevæge sig som én sammenhængende enhed. Det vi mærker når Rum B vågner er denne matrix der træder ud af adskilte kompartments og bliver ét felt.</w:t>
+      </w:r>
+    </w:p>
+    <w:p>
+      <w:pPr>
+        <w:pStyle w:val="BodyText"/>
+      </w:pPr>
       <w:r>
         <w:rPr>
           <w:iCs/>
           <w:i/>
         </w:rPr>
-        <w:t xml:space="preserve">‘</w:t>
+        <w:t xml:space="preserve">Overgangen fra Rum A til Rum B mærkes ofte først som en kvalitetsændring i vævet. Det bliver</w:t>
       </w:r>
       <w:r>
         <w:rPr>
           <w:iCs/>
           <w:i/>
         </w:rPr>
-        <w:t xml:space="preserve">vådere</w:t>
+        <w:t xml:space="preserve"> </w:t>
       </w:r>
       <w:r>
         <w:rPr>
           <w:iCs/>
           <w:i/>
         </w:rPr>
-        <w:t xml:space="preserve">’</w:t>
+        <w:t xml:space="preserve">‘</w:t>
       </w:r>
       <w:r>
         <w:rPr>
           <w:iCs/>
           <w:i/>
         </w:rPr>
-        <w:t xml:space="preserve">, mere flydende. Klienten beskriver det nogle gange som om de bliver tunge eller lette samtidigt. Det er paradokset ved væskekroppen — den har vægt og letvægt på én gang.</w:t>
-      </w:r>
-    </w:p>
-    <w:p>
-      <w:pPr>
-        <w:pStyle w:val="BodyText"/>
-      </w:pPr>
+        <w:t xml:space="preserve">vådere</w:t>
+      </w:r>
       <w:r>
         <w:rPr>
           <w:iCs/>
           <w:i/>
         </w:rPr>
-        <w:t xml:space="preserve">Når Rum B nægter at vågne, er det oftest fordi nervesystemet endnu ikke har givet sin tilladelse. Væskekroppen er afhængig af parasympatisk dominans for at flyde frit. Hvis behandlingen forhastes, blokerer den sympatiske aktivering den proces vi venter på.</w:t>
-      </w:r>
-    </w:p>
-    <w:p>
-      <w:pPr>
-        <w:pStyle w:val="BodyText"/>
-      </w:pPr>
-      <w:r>
-        <w:rPr>
-          <w:bCs/>
-          <w:b/>
-        </w:rPr>
-        <w:t xml:space="preserve">[REFLEKSIONSSPØRGSMÅL]</w:t>
-      </w:r>
-    </w:p>
-    <w:p>
-      <w:pPr>
-        <w:numPr>
-          <w:ilvl w:val="0"/>
-          <w:numId w:val="1058"/>
-        </w:numPr>
-      </w:pPr>
-      <w:r>
-        <w:t xml:space="preserve">Hvis det allerede er forenet, hvad ændrer det så ved den helingshandling du tror du udfører?</w:t>
-      </w:r>
-    </w:p>
-    <w:p>
-      <w:pPr>
-        <w:numPr>
-          <w:ilvl w:val="0"/>
-          <w:numId w:val="1058"/>
-        </w:numPr>
-      </w:pPr>
-      <w:r>
-        <w:t xml:space="preserve">Væsken bærer hukommelse på en måde strukturen ikke gør. I dit seneste klient-arbejde — hvilken slags hukommelse mærkede du væsken bære?</w:t>
-      </w:r>
-    </w:p>
-    <w:p>
-      <w:pPr>
-        <w:numPr>
-          <w:ilvl w:val="0"/>
-          <w:numId w:val="1058"/>
-        </w:numPr>
-      </w:pPr>
-      <w:r>
-        <w:t xml:space="preserve">Lige før dine hænder slipper ledelsen, sker der noget i din egen krop. Beskriv den signal-bevægelse, hvis du kan finde ord for den.</w:t>
-      </w:r>
-    </w:p>
-    <w:p>
-      <w:pPr>
-        <w:pStyle w:val="FirstParagraph"/>
-      </w:pPr>
-      <w:r>
-        <w:rPr>
-          <w:bCs/>
-          <w:b/>
-        </w:rPr>
-        <w:t xml:space="preserve">[BRØDTEKST: Rum C — Det Relationelle Felt]</w:t>
-      </w:r>
-    </w:p>
-    <w:p>
-      <w:pPr>
-        <w:pStyle w:val="BodyText"/>
-      </w:pPr>
+        <w:t xml:space="preserve">’</w:t>
+      </w:r>
       <w:r>
         <w:rPr>
           <w:iCs/>
           <w:i/>
         </w:rPr>
-        <w:t xml:space="preserve">Når væskekroppen har fundet sin rytme og grænsen mellem behandler og klient bliver mere flydende, opstår et fælles felt — et relationelt rum hvor vi møder vores naturlige biologiske arv som sociale væsener.</w:t>
-      </w:r>
-    </w:p>
-    <w:p>
-      <w:pPr>
-        <w:pStyle w:val="BodyText"/>
-      </w:pPr>
-      <w:r>
-        <w:rPr>
-          <w:bCs/>
-          <w:b/>
-        </w:rPr>
-        <w:t xml:space="preserve">Det relationelle som naturlig funktion</w:t>
-      </w:r>
-    </w:p>
-    <w:p>
-      <w:pPr>
-        <w:pStyle w:val="BodyText"/>
-      </w:pPr>
-      <w:r>
-        <w:t xml:space="preserve">Her udfolder Rum C sig som vores medfødte kapacitet til at fungere i relation. Som pattedyr er vi biologisk udviklet til at leve, udveksle og co-regulere med andre. Dette er ikke en tillært færdighed men en iboende del af vores natur — vi er skabt til at finde balance gennem forbindelse med familie, venskaber, kollegaer og det nære samfund.</w:t>
-      </w:r>
-    </w:p>
-    <w:p>
-      <w:pPr>
-        <w:pStyle w:val="BodyText"/>
-      </w:pPr>
-      <w:r>
-        <w:t xml:space="preserve">I behandlingssituationen manifesterer dette sig som det terapeutiske rum mellem behandler og klient — et fælles felt hvor begge systemer mødes og påvirker hinanden. Dette er et dybere niveau end det individuelle, hvor heling sker gennem selve relationen. Det nære samfund — vores by, region, arbejdsplads — udgør den naturlige kontekst hvor vores biologiske behov for tilhørsforhold og udveksling udfolder sig.</w:t>
-      </w:r>
-    </w:p>
-    <w:p>
-      <w:pPr>
-        <w:pStyle w:val="BodyText"/>
-      </w:pPr>
-      <w:r>
-        <w:t xml:space="preserve">Du oplever det fælles felt mellem behandler og klient som levende realitet. Co-regulering som naturlig biologisk funktion. Nervesystemernes gensidige påvirkning og stabilisering. Det relationelle rum som container for dybere processer. Forbindelse til familie, venskaber og nært samfund som helende kraft. Integration af det individuelle i den større sociale kontekst.</w:t>
-      </w:r>
-    </w:p>
-    <w:p>
-      <w:pPr>
-        <w:pStyle w:val="BodyText"/>
-      </w:pPr>
-      <w:r>
-        <w:rPr>
-          <w:bCs/>
-          <w:b/>
-        </w:rPr>
-        <w:t xml:space="preserve">Væskekroppens kvaliteter i det fælles</w:t>
-      </w:r>
-    </w:p>
-    <w:p>
-      <w:pPr>
-        <w:pStyle w:val="BodyText"/>
-      </w:pPr>
-      <w:r>
-        <w:t xml:space="preserve">Rum C inkluderer og udvider væskekroppens egenskaber fra Rum B ind i det relationelle felt. Den simultane respons gennem væskekroppen bliver nu til fælles respons mellem to eller flere systemer. Kapaciteten til The Neutral udvides til at omfatte det fælles rum. Automatic Shifting kan nu bevæge sig ikke kun gennem individet men gennem det relationelle felt.</w:t>
-      </w:r>
-    </w:p>
-    <w:p>
-      <w:pPr>
-        <w:pStyle w:val="BodyText"/>
-      </w:pPr>
-      <w:r>
-        <w:t xml:space="preserve">Den oprindelige midtlinje fra Rum B bliver reference ikke kun for individet men for hele det terapeutiske rum. Det autonome nervesystems fleksibilitet understøttes og forstærkes gennem mødet med andres regulerede systemer. De embryologiske kræfter arbejder nu gennem det relationelle interface.</w:t>
-      </w:r>
-    </w:p>
-    <w:p>
-      <w:pPr>
-        <w:pStyle w:val="BodyText"/>
-      </w:pPr>
-      <w:r>
-        <w:t xml:space="preserve">Du mærker væskekroppens egenskaber nu aktive i det fælles felt. Simultan respons gennem flere forbundne systemer. The Neutral som fælles tilstand mellem behandler og klient. Automatic Shifting gennem det relationelle rum. Co-regulering som forstærker nervesystemets fleksibilitet. De embryologiske kræfter arbejder gennem relationen.</w:t>
-      </w:r>
-    </w:p>
-    <w:p>
-      <w:pPr>
-        <w:pStyle w:val="BodyText"/>
-      </w:pPr>
-      <w:r>
-        <w:rPr>
-          <w:bCs/>
-          <w:b/>
-        </w:rPr>
-        <w:t xml:space="preserve">Broen til det universelle</w:t>
-      </w:r>
-    </w:p>
-    <w:p>
-      <w:pPr>
-        <w:pStyle w:val="BodyText"/>
-      </w:pPr>
-      <w:r>
-        <w:t xml:space="preserve">Rum C’s relationelle felt peger naturligt mod noget større — mod det som rækker ud over det nære og kendte. Her forberedes overgangen til det universelle, til det som forbinder hele menneskeheden. Det instinktive og fælles-menneskelige begynder at vise sig gennem det relationelle.</w:t>
-      </w:r>
-    </w:p>
-    <w:p>
-      <w:pPr>
-        <w:pStyle w:val="BodyText"/>
-      </w:pPr>
-      <w:r>
-        <w:t xml:space="preserve">Dette er ikke længere kun familie og lokalt samfund, men forbindelsen til noget der transcenderer individuelle og lokale grænser. The Long Tide’s universelle bevægelse fornemmes i baggrunden — den kraft som forbinder alt levende på tværs af det individuelle og det nært relationelle. Rum D forberedes gennem erkendelsen af at vi er del af noget langt større.</w:t>
-      </w:r>
-    </w:p>
-    <w:p>
-      <w:pPr>
-        <w:pStyle w:val="BodyText"/>
-      </w:pPr>
-      <w:r>
-        <w:t xml:space="preserve">Du fornemmer det universelle der viser sig gennem det partikulære. Forbindelsen til menneskeheden som helhed. Det instinktive og arketypiske der lever i alle. The Long Tide’s tilstedeværelse i baggrunden. Det fælles på tværs af alle individuelle og relationelle grænser. Åbningen mod Rum D hvor det universelle felt dominerer.</w:t>
-      </w:r>
-    </w:p>
-    <w:p>
-      <w:pPr>
-        <w:pStyle w:val="BodyText"/>
-      </w:pPr>
-      <w:r>
-        <w:rPr>
-          <w:bCs/>
-          <w:b/>
-        </w:rPr>
-        <w:t xml:space="preserve">Som ét fælles rum</w:t>
-      </w:r>
-    </w:p>
-    <w:p>
-      <w:pPr>
-        <w:pStyle w:val="BodyText"/>
-      </w:pPr>
-      <w:r>
-        <w:t xml:space="preserve">Det relationelle felt er ét fælles rum der opstår når to systemer møder hinanden. Væskekroppens kvaliteter lever videre i co-reguleringens biologiske rytme, og åbningen mod det universelle peger naturligt videre — alt vibrerer samtidigt i hvert øjeblik af mødet, som tonaliteter af samme forbindelse snarere end lag der skal gennemleves. At vi er sociale væsener tilhører vores fysiologi — vores arv som pattedyr. Helingen sker ofte præcis her hvor to nervesystemer finder hinanden, og når vi hviler i det fælles rum, peger det af sig selv mod noget større — som en naturlig forlængelse af det nære, ikke som en flugt fra det.</w:t>
-      </w:r>
-    </w:p>
-    <w:p>
-      <w:pPr>
-        <w:pStyle w:val="BodyText"/>
-      </w:pPr>
-      <w:r>
-        <w:rPr>
-          <w:bCs/>
-          <w:b/>
-        </w:rPr>
-        <w:t xml:space="preserve">[INSPIRATION — nye vinkler at overveje]</w:t>
+        <w:t xml:space="preserve">, mere flydende. Klienten beskriver det nogle gange som om de bliver tunge eller lette samtidigt. Det er paradokset ved væskekroppen — den har vægt og letvægt på én gang.</w:t>
       </w:r>
     </w:p>
     <w:p>
@@ -12509,7 +12828,7 @@
           <w:iCs/>
           <w:i/>
         </w:rPr>
-        <w:t xml:space="preserve">Det relationelle felt er ikke metafor men biologi. Når to nervesystemer mødes uden trussel, opstår en målbar fælles regulering — det er det system der opstod blandt sociale pattedyr og som vi alle bærer. Vi bygger på en eksisterende neurobiologisk arkitektur, ikke på spirituel idé.</w:t>
+        <w:t xml:space="preserve">Når Rum B nægter at vågne, er det oftest fordi nervesystemet endnu ikke har givet sin tilladelse. Væskekroppen er afhængig af parasympatisk dominans for at flyde frit. Hvis behandlingen forhastes, blokerer den sympatiske aktivering den proces vi venter på.</w:t>
       </w:r>
     </w:p>
     <w:p>
@@ -12521,7 +12840,7 @@
           <w:iCs/>
           <w:i/>
         </w:rPr>
-        <w:t xml:space="preserve">I det relationelle felt bliver behandleren også ændret. Det er ikke en énvejsbevægelse fra os til klienten. Vi mærker noget i os selv vågne i takt med klientens åbning. At anerkende dette uden at lade vores eget materiale fylde feltet er en daglig disciplin.</w:t>
+        <w:t xml:space="preserve">Væskekroppen er det indre hav vi alle bærer i os. Det rummer livets oprindelige medium, det miljø vi blev til i, det miljø hver eneste celle stadig svømmer i. Når Rum B vågner, kommer vi i kontakt med vores egen primære natur — bevægelig, fluide, levende, organiserende sig selv.</w:t>
       </w:r>
     </w:p>
     <w:p>
@@ -12533,7 +12852,7 @@
           <w:iCs/>
           <w:i/>
         </w:rPr>
-        <w:t xml:space="preserve">Når det relationelle felt overvælder klienten, er det ofte fordi det er længe siden de har været i et trygt felt. Selv det at føle sig set kan være krævende. Vores opgave er ikke at gå frem, men at give feltet plads og tid til at modne i sit eget tempo.</w:t>
+        <w:t xml:space="preserve">Rum B er broen mellem den fysiske krop og det subtile felt. Her opløses tørheden, og noget begynder at flyde. Klienten oplever det ofte som lettelse — som om noget der var holdt fast slipper. I virkeligheden er det vævet der mindes om sin egen flydende natur og giver sig hen til den.</w:t>
       </w:r>
     </w:p>
     <w:p>
@@ -12552,33 +12871,33 @@
       <w:pPr>
         <w:numPr>
           <w:ilvl w:val="0"/>
-          <w:numId w:val="1059"/>
-        </w:numPr>
-      </w:pPr>
-      <w:r>
-        <w:t xml:space="preserve">Det fælles rum opstår — det laves ikke. Hvilke betingelser i dig selv inviterer det frem?</w:t>
-      </w:r>
-    </w:p>
-    <w:p>
-      <w:pPr>
-        <w:numPr>
-          <w:ilvl w:val="0"/>
-          <w:numId w:val="1059"/>
-        </w:numPr>
-      </w:pPr>
-      <w:r>
-        <w:t xml:space="preserve">Et andet menneskes regulering registreres ofte i kroppen før i hovedet. Hvor møder du den først?</w:t>
-      </w:r>
-    </w:p>
-    <w:p>
-      <w:pPr>
-        <w:numPr>
-          <w:ilvl w:val="0"/>
-          <w:numId w:val="1059"/>
-        </w:numPr>
-      </w:pPr>
-      <w:r>
-        <w:t xml:space="preserve">Når feltet selv heler — vidne, vært eller ledsager — hvilken position er sværest at hvile i?</w:t>
+          <w:numId w:val="1058"/>
+        </w:numPr>
+      </w:pPr>
+      <w:r>
+        <w:t xml:space="preserve">Hvis det allerede er forenet, hvad ændrer det så ved den helingshandling du tror du udfører?</w:t>
+      </w:r>
+    </w:p>
+    <w:p>
+      <w:pPr>
+        <w:numPr>
+          <w:ilvl w:val="0"/>
+          <w:numId w:val="1058"/>
+        </w:numPr>
+      </w:pPr>
+      <w:r>
+        <w:t xml:space="preserve">Væsken bærer hukommelse på en måde strukturen ikke gør. I dit seneste klient-arbejde — hvilken slags hukommelse mærkede du væsken bære?</w:t>
+      </w:r>
+    </w:p>
+    <w:p>
+      <w:pPr>
+        <w:numPr>
+          <w:ilvl w:val="0"/>
+          <w:numId w:val="1058"/>
+        </w:numPr>
+      </w:pPr>
+      <w:r>
+        <w:t xml:space="preserve">Lige før dine hænder slipper ledelsen, sker der noget i din egen krop. Beskriv den signal-bevægelse, hvis du kan finde ord for den.</w:t>
       </w:r>
     </w:p>
     <w:p>
@@ -12590,7 +12909,7 @@
           <w:bCs/>
           <w:b/>
         </w:rPr>
-        <w:t xml:space="preserve">[BRØDTEKST: Rum D — The Long Tide / Primary Respiration]</w:t>
+        <w:t xml:space="preserve">[BRØDTEKST: Rum C — Det Relationelle Felt]</w:t>
       </w:r>
     </w:p>
     <w:p>
@@ -12602,135 +12921,135 @@
           <w:iCs/>
           <w:i/>
         </w:rPr>
-        <w:t xml:space="preserve">Nu træder du ind i det universelle felt — hvor The Long Tide bevæger sig fra horisonten med sin dybe, langsomme rytme, bærende livets matrix og skabelonen for optimal funktion.</w:t>
-      </w:r>
-    </w:p>
-    <w:p>
-      <w:pPr>
-        <w:pStyle w:val="BodyText"/>
-      </w:pPr>
-      <w:r>
-        <w:rPr>
-          <w:bCs/>
-          <w:b/>
-        </w:rPr>
-        <w:t xml:space="preserve">The Long Tide som universelt felt</w:t>
-      </w:r>
-    </w:p>
-    <w:p>
-      <w:pPr>
-        <w:pStyle w:val="BodyText"/>
-      </w:pPr>
-      <w:r>
-        <w:t xml:space="preserve">Dette er Primary Respiration’s energetiske udtryk — den universelle bevægelse der kommer fra horisonten mod kroppens midtlinje med sin 100 sekunders cyklus. Her transcenderer vi det individuelle og det nært relationelle for at møde det som forbinder alt levende. The Long Tide bærer livets blueprint, den perfekte skabelon som aldrig mistes.</w:t>
-      </w:r>
-    </w:p>
-    <w:p>
-      <w:pPr>
-        <w:pStyle w:val="BodyText"/>
-      </w:pPr>
-      <w:r>
-        <w:t xml:space="preserve">I Rum D opleves direkte hvordan vi er del af noget langt større — ikke som idé men som levende erfaring. Det instinktive niveau aktiveres, millioner af års evolutionær visdom bliver tilgængelig. Dette er ikke enhed i den absolutte forstand som i Dynamisk Stilhed, men oplevelsen af at være forbundet med hele livets væv på tværs af alle grænser.</w:t>
-      </w:r>
-    </w:p>
-    <w:p>
-      <w:pPr>
-        <w:pStyle w:val="BodyText"/>
-      </w:pPr>
-      <w:r>
-        <w:t xml:space="preserve">Du oplever 100 sekunders cyklus — 6 cyklusser hver 10. minut. Bevægelse fra horisonten til midtlinjen som bærer livets matrix. Det universelle der transcenderer det individuelle og relationelle. Instinktiv erkendelse og urgammel visdom bliver tilgængelig. Forbindelse med hele menneskeheden og alt levende. Primary Respiration som organiserende kraft for al heling.</w:t>
-      </w:r>
-    </w:p>
-    <w:p>
-      <w:pPr>
-        <w:pStyle w:val="BodyText"/>
-      </w:pPr>
-      <w:r>
-        <w:rPr>
-          <w:bCs/>
-          <w:b/>
-        </w:rPr>
-        <w:t xml:space="preserve">Det relationelle felt integreret</w:t>
-      </w:r>
-    </w:p>
-    <w:p>
-      <w:pPr>
-        <w:pStyle w:val="BodyText"/>
-      </w:pPr>
-      <w:r>
-        <w:t xml:space="preserve">Rum D inkluderer og transcenderer Rum C’s relationelle kvaliteter. Det terapeutiske rum mellem behandler og klient bliver nu del af et større felt. Co-reguleringen udvides fra det nære til det universelle — vi regulerer ikke kun med hinanden men med livets egen rytme.</w:t>
-      </w:r>
-    </w:p>
-    <w:p>
-      <w:pPr>
-        <w:pStyle w:val="BodyText"/>
-      </w:pPr>
-      <w:r>
-        <w:t xml:space="preserve">Familien, venskaberne, det nære samfund fra Rum C er stadig til stede men nu som aspekter af noget større. The Long Tide organiserer alle de relationelle felter, forbinder dem i én samlet bevægelse. De embryologiske kræfter arbejder nu ikke kun gennem individet eller relationen men gennem hele det universelle felt.</w:t>
-      </w:r>
-    </w:p>
-    <w:p>
-      <w:pPr>
-        <w:pStyle w:val="BodyText"/>
-      </w:pPr>
-      <w:r>
-        <w:t xml:space="preserve">Du mærker Rum C’s relationelle felt nu båret af The Long Tide. Co-regulering udvides til universel synkronisering. Det nære samfund som del af hele menneskeheden. Alle individuelle og relationelle processer organiseret af én rytme. De embryologiske kræfter arbejder gennem det universelle. Integration af alle tidligere zoner i én samlet bevægelse.</w:t>
-      </w:r>
-    </w:p>
-    <w:p>
-      <w:pPr>
-        <w:pStyle w:val="BodyText"/>
-      </w:pPr>
-      <w:r>
-        <w:rPr>
-          <w:bCs/>
-          <w:b/>
-        </w:rPr>
-        <w:t xml:space="preserve">Porten til Dynamisk Stilhed</w:t>
-      </w:r>
-    </w:p>
-    <w:p>
-      <w:pPr>
-        <w:pStyle w:val="BodyText"/>
-      </w:pPr>
-      <w:r>
-        <w:t xml:space="preserve">I Rum D forberedes det ultimative møde med livets oprindelse. The Long Tide’s bevægelse peger naturligt mod sin egen kilde — Dynamisk Stilhed. I øjeblikke af fuldstændig synkronisering og overgivelse kan grænsen mellem bevægelse og stilhed blive gennemsigtig.</w:t>
-      </w:r>
-    </w:p>
-    <w:p>
-      <w:pPr>
-        <w:pStyle w:val="BodyText"/>
-      </w:pPr>
-      <w:r>
-        <w:t xml:space="preserve">Her fornemmes at selv The Long Tide udspringer fra noget dybere — det umanifesterede potentiale, livets arnested. Rum E’s kvaliteter begynder at vise sig som mulighed — ikke som noget vi kan gribe men som nådens potentiale. Paradokset hvor al bevægelse udspringer fra stilhed bliver til levende erfaring.</w:t>
-      </w:r>
-    </w:p>
-    <w:p>
-      <w:pPr>
-        <w:pStyle w:val="BodyText"/>
-      </w:pPr>
-      <w:r>
-        <w:t xml:space="preserve">Du fornemmer Dynamisk Stilhed som The Long Tide’s oprindelse. Porten til det umanifesterede potentiale. Bevægelse og stilhed som to aspekter af samme virkelighed. Muligheden for øjeblikkelig transmutation. Nådens potentiale der venter uden for viljen. Forberedelsen til Rum E’s paradoksale virkelighed.</w:t>
-      </w:r>
-    </w:p>
-    <w:p>
-      <w:pPr>
-        <w:pStyle w:val="BodyText"/>
-      </w:pPr>
-      <w:r>
-        <w:rPr>
-          <w:bCs/>
-          <w:b/>
-        </w:rPr>
-        <w:t xml:space="preserve">Som ét universelt felt</w:t>
-      </w:r>
-    </w:p>
-    <w:p>
-      <w:pPr>
-        <w:pStyle w:val="BodyText"/>
-      </w:pPr>
-      <w:r>
-        <w:t xml:space="preserve">The Long Tide er ét universelt felt der bevæger sig fra horisonten gennem alt vi rører ved. Det relationelle bæres med ind i en dybere rytme, og porten mod Dynamisk Stilhed begynder at vise sig — én kraft der altid har været til stede, ikke et hierarki af lag men aspekter af samme bevægelse. Vi mærker den nu fordi betingelserne har samlet sig — fordi sansningen er blevet stille nok til at horisonten kan høres. Når vi bliver bevæget af den, opdager vi at vi aldrig var adskilt fra livets store rytme; vi har bare manglet den ro der skal til for at lade den nå os.</w:t>
+        <w:t xml:space="preserve">Når væskekroppen har fundet sin rytme og grænsen mellem behandler og klient bliver mere flydende, opstår et fælles felt — et relationelt rum hvor vi møder vores naturlige biologiske arv som sociale væsener.</w:t>
+      </w:r>
+    </w:p>
+    <w:p>
+      <w:pPr>
+        <w:pStyle w:val="BodyText"/>
+      </w:pPr>
+      <w:r>
+        <w:rPr>
+          <w:bCs/>
+          <w:b/>
+        </w:rPr>
+        <w:t xml:space="preserve">Det relationelle som naturlig funktion</w:t>
+      </w:r>
+    </w:p>
+    <w:p>
+      <w:pPr>
+        <w:pStyle w:val="BodyText"/>
+      </w:pPr>
+      <w:r>
+        <w:t xml:space="preserve">Her udfolder Rum C sig som vores medfødte kapacitet til at fungere i relation. Som pattedyr er vi biologisk udviklet til at leve, udveksle og co-regulere med andre. Dette er ikke en tillært færdighed men en iboende del af vores natur — vi er skabt til at finde balance gennem forbindelse med familie, venskaber, kollegaer og det nære samfund.</w:t>
+      </w:r>
+    </w:p>
+    <w:p>
+      <w:pPr>
+        <w:pStyle w:val="BodyText"/>
+      </w:pPr>
+      <w:r>
+        <w:t xml:space="preserve">I behandlingssituationen manifesterer dette sig som det terapeutiske rum mellem behandler og klient — et fælles felt hvor begge systemer mødes og påvirker hinanden. Dette er et dybere niveau end det individuelle, hvor heling sker gennem selve relationen. Det nære samfund — vores by, region, arbejdsplads — udgør den naturlige kontekst hvor vores biologiske behov for tilhørsforhold og udveksling udfolder sig.</w:t>
+      </w:r>
+    </w:p>
+    <w:p>
+      <w:pPr>
+        <w:pStyle w:val="BodyText"/>
+      </w:pPr>
+      <w:r>
+        <w:t xml:space="preserve">Du oplever det fælles felt mellem behandler og klient som levende realitet. Co-regulering som naturlig biologisk funktion. Nervesystemernes gensidige påvirkning og stabilisering. Det relationelle rum som container for dybere processer. Forbindelse til familie, venskaber og nært samfund som helende kraft. Integration af det individuelle i den større sociale kontekst.</w:t>
+      </w:r>
+    </w:p>
+    <w:p>
+      <w:pPr>
+        <w:pStyle w:val="BodyText"/>
+      </w:pPr>
+      <w:r>
+        <w:rPr>
+          <w:bCs/>
+          <w:b/>
+        </w:rPr>
+        <w:t xml:space="preserve">Væskekroppens kvaliteter i det fælles</w:t>
+      </w:r>
+    </w:p>
+    <w:p>
+      <w:pPr>
+        <w:pStyle w:val="BodyText"/>
+      </w:pPr>
+      <w:r>
+        <w:t xml:space="preserve">Rum C inkluderer og udvider væskekroppens egenskaber fra Rum B ind i det relationelle felt. Den simultane respons gennem væskekroppen bliver nu til fælles respons mellem to eller flere systemer. Kapaciteten til The Neutral udvides til at omfatte det fælles rum. Automatic Shifting kan nu bevæge sig ikke kun gennem individet men gennem det relationelle felt.</w:t>
+      </w:r>
+    </w:p>
+    <w:p>
+      <w:pPr>
+        <w:pStyle w:val="BodyText"/>
+      </w:pPr>
+      <w:r>
+        <w:t xml:space="preserve">Den oprindelige midtlinje fra Rum B bliver reference ikke kun for individet men for hele det terapeutiske rum. Det autonome nervesystems fleksibilitet understøttes og forstærkes gennem mødet med andres regulerede systemer. De embryologiske kræfter arbejder nu gennem det relationelle interface.</w:t>
+      </w:r>
+    </w:p>
+    <w:p>
+      <w:pPr>
+        <w:pStyle w:val="BodyText"/>
+      </w:pPr>
+      <w:r>
+        <w:t xml:space="preserve">Du mærker væskekroppens egenskaber nu aktive i det fælles felt. Simultan respons gennem flere forbundne systemer. The Neutral som fælles tilstand mellem behandler og klient. Automatic Shifting gennem det relationelle rum. Co-regulering som forstærker nervesystemets fleksibilitet. De embryologiske kræfter arbejder gennem relationen.</w:t>
+      </w:r>
+    </w:p>
+    <w:p>
+      <w:pPr>
+        <w:pStyle w:val="BodyText"/>
+      </w:pPr>
+      <w:r>
+        <w:rPr>
+          <w:bCs/>
+          <w:b/>
+        </w:rPr>
+        <w:t xml:space="preserve">Broen til det universelle</w:t>
+      </w:r>
+    </w:p>
+    <w:p>
+      <w:pPr>
+        <w:pStyle w:val="BodyText"/>
+      </w:pPr>
+      <w:r>
+        <w:t xml:space="preserve">Rum C’s relationelle felt peger naturligt mod noget større — mod det som rækker ud over det nære og kendte. Her forberedes overgangen til det universelle, til det som forbinder hele menneskeheden. Det instinktive og fælles-menneskelige begynder at vise sig gennem det relationelle.</w:t>
+      </w:r>
+    </w:p>
+    <w:p>
+      <w:pPr>
+        <w:pStyle w:val="BodyText"/>
+      </w:pPr>
+      <w:r>
+        <w:t xml:space="preserve">Dette er ikke længere kun familie og lokalt samfund, men forbindelsen til noget der transcenderer individuelle og lokale grænser. The Long Tide’s universelle bevægelse fornemmes i baggrunden — den kraft som forbinder alt levende på tværs af det individuelle og det nært relationelle. Rum D forberedes gennem erkendelsen af at vi er del af noget langt større.</w:t>
+      </w:r>
+    </w:p>
+    <w:p>
+      <w:pPr>
+        <w:pStyle w:val="BodyText"/>
+      </w:pPr>
+      <w:r>
+        <w:t xml:space="preserve">Du fornemmer det universelle der viser sig gennem det partikulære. Forbindelsen til menneskeheden som helhed. Det instinktive og arketypiske der lever i alle. The Long Tide’s tilstedeværelse i baggrunden. Det fælles på tværs af alle individuelle og relationelle grænser. Åbningen mod Rum D hvor det universelle felt dominerer.</w:t>
+      </w:r>
+    </w:p>
+    <w:p>
+      <w:pPr>
+        <w:pStyle w:val="BodyText"/>
+      </w:pPr>
+      <w:r>
+        <w:rPr>
+          <w:bCs/>
+          <w:b/>
+        </w:rPr>
+        <w:t xml:space="preserve">Som ét fælles rum</w:t>
+      </w:r>
+    </w:p>
+    <w:p>
+      <w:pPr>
+        <w:pStyle w:val="BodyText"/>
+      </w:pPr>
+      <w:r>
+        <w:t xml:space="preserve">Det relationelle felt er ét fælles rum der opstår når to systemer møder hinanden. Væskekroppens kvaliteter lever videre i co-reguleringens biologiske rytme, og åbningen mod det universelle peger naturligt videre — alt vibrerer samtidigt i hvert øjeblik af mødet, som tonaliteter af samme forbindelse snarere end lag der skal gennemleves. At vi er sociale væsener tilhører vores fysiologi — vores arv som pattedyr. Helingen sker ofte præcis her hvor to nervesystemer finder hinanden, og når vi hviler i det fælles rum, peger det af sig selv mod noget større — som en naturlig forlængelse af det nære, ikke som en flugt fra det.</w:t>
       </w:r>
     </w:p>
     <w:p>
@@ -12754,7 +13073,7 @@
           <w:iCs/>
           <w:i/>
         </w:rPr>
-        <w:t xml:space="preserve">De 100 sekunder er ikke en målbar konstant. Cyklusserne kommer i et bredere spektrum — nogle gange 80, nogle gange 120 — og varierer fra klient til klient og fra øjeblik til øjeblik. Tallet er en pejling, ikke en definition. Hvad vi lytter til er rytmens natur, ikke dens præcision.</w:t>
+        <w:t xml:space="preserve">Det relationelle felt er ikke metafor men biologi. Når to nervesystemer mødes uden trussel, opstår en målbar fælles regulering — det er det system der opstod blandt sociale pattedyr og som vi alle bærer. Vi bygger på en eksisterende neurobiologisk arkitektur, ikke på spirituel idé.</w:t>
       </w:r>
     </w:p>
     <w:p>
@@ -12766,7 +13085,7 @@
           <w:iCs/>
           <w:i/>
         </w:rPr>
-        <w:t xml:space="preserve">Læringen af at mærke Long Tide sker ikke gennem instruktion. Det sker oftest ved at sidde sammen med en mere erfaren behandler ved den samme klient — over tid genkender hænderne det andre hænder allerede mærker. Det er en mundtlig tradition, ikke en målbar færdighed.</w:t>
+        <w:t xml:space="preserve">I det relationelle felt bliver behandleren også ændret. Det er ikke en énvejsbevægelse fra os til klienten. Vi mærker noget i os selv vågne i takt med klientens åbning. At anerkende dette uden at lade vores eget materiale fylde feltet er en daglig disciplin.</w:t>
       </w:r>
     </w:p>
     <w:p>
@@ -12778,64 +13097,7 @@
           <w:iCs/>
           <w:i/>
         </w:rPr>
-        <w:t xml:space="preserve">En vanskelig erkendelse: nogle gange tror vi at mærke Long Tide, men det er noget andet — en intern rytme i os selv, en forventning, en forestilling om hvordan det skal føles. At kunne skelne mellem det indre billede og den faktiske oplevelse er en del af modningen.</w:t>
-      </w:r>
-    </w:p>
-    <w:p>
-      <w:pPr>
-        <w:pStyle w:val="BodyText"/>
-      </w:pPr>
-      <w:r>
-        <w:rPr>
-          <w:bCs/>
-          <w:b/>
-        </w:rPr>
-        <w:t xml:space="preserve">[REFLEKSIONSSPØRGSMÅL]</w:t>
-      </w:r>
-    </w:p>
-    <w:p>
-      <w:pPr>
-        <w:numPr>
-          <w:ilvl w:val="0"/>
-          <w:numId w:val="1060"/>
-        </w:numPr>
-      </w:pPr>
-      <w:r>
-        <w:t xml:space="preserve">Hvad sker der i et arbejde når du holder op med at lede efter The Long Tide og lader den finde dig?</w:t>
-      </w:r>
-    </w:p>
-    <w:p>
-      <w:pPr>
-        <w:numPr>
-          <w:ilvl w:val="0"/>
-          <w:numId w:val="1060"/>
-        </w:numPr>
-      </w:pPr>
-      <w:r>
-        <w:t xml:space="preserve">Roen der gør Long Tide hørbar er ikke teknik. Hvad i dit liv lige nu hjælper den ro frem, og hvad afskærmer den?</w:t>
-      </w:r>
-    </w:p>
-    <w:p>
-      <w:pPr>
-        <w:numPr>
-          <w:ilvl w:val="0"/>
-          <w:numId w:val="1060"/>
-        </w:numPr>
-      </w:pPr>
-      <w:r>
-        <w:t xml:space="preserve">Mellem at observere og at blive bevæget findes en fin skift. Beskriv øjeblikket — eller dets fravær — fra dit seneste klient-arbejde.</w:t>
-      </w:r>
-    </w:p>
-    <w:p>
-      <w:pPr>
-        <w:pStyle w:val="FirstParagraph"/>
-      </w:pPr>
-      <w:r>
-        <w:rPr>
-          <w:bCs/>
-          <w:b/>
-        </w:rPr>
-        <w:t xml:space="preserve">[BRØDTEKST: Rum E — Dynamisk Stilhed]</w:t>
+        <w:t xml:space="preserve">Når det relationelle felt overvælder klienten, er det ofte fordi det er længe siden de har været i et trygt felt. Selv det at føle sig set kan være krævende. Vores opgave er ikke at gå frem, men at give feltet plads og tid til at modne i sit eget tempo.</w:t>
       </w:r>
     </w:p>
     <w:p>
@@ -12847,147 +13109,7 @@
           <w:iCs/>
           <w:i/>
         </w:rPr>
-        <w:t xml:space="preserve">I sjældne øjeblikke af nåde træder du ind i Dynamisk Stilhed — paradoksernes verden hvor fuldstændig stilstand indeholder al bevægelse, hvor du er syg det ene øjeblik og det næste er det væk.</w:t>
-      </w:r>
-    </w:p>
-    <w:p>
-      <w:pPr>
-        <w:pStyle w:val="BodyText"/>
-      </w:pPr>
-      <w:r>
-        <w:rPr>
-          <w:bCs/>
-          <w:b/>
-        </w:rPr>
-        <w:t xml:space="preserve">Dynamisk Stilhed som livets arnested</w:t>
-      </w:r>
-    </w:p>
-    <w:p>
-      <w:pPr>
-        <w:pStyle w:val="BodyText"/>
-      </w:pPr>
-      <w:r>
-        <w:t xml:space="preserve">Her er kilden hvorfra alt udspringer — det umanifesterede potentiale der indeholder skabelonen til selve livet. Ikke tom stilhed men et levende felt af rent potentiale. Dette er verdenen af transsubstantiation, hvor heling sker på måder der transcenderer vores forståelse. Midtlinjens essens viser sig at være dynamisk stilhed selv — punktet hvorfra al bevægelse udspringer og vender tilbage til.</w:t>
-      </w:r>
-    </w:p>
-    <w:p>
-      <w:pPr>
-        <w:pStyle w:val="BodyText"/>
-      </w:pPr>
-      <w:r>
-        <w:t xml:space="preserve">I Rum E opleves direkte at blive skabt af livet selv i det levende øjeblik. Breath of Life viser sig som den potente ild der bærer livskraften fra stilheden ud i manifestation. Her mødes paradokserne — adskillelse og enhed erfaret samtidigt, stilstand som indeholder al bevægelse, det øjeblikkelige som rummer evigheden.</w:t>
-      </w:r>
-    </w:p>
-    <w:p>
-      <w:pPr>
-        <w:pStyle w:val="BodyText"/>
-      </w:pPr>
-      <w:r>
-        <w:t xml:space="preserve">Du oplever livets arnested — kilden til alt manifesteret og umanifesteret. Blueprint for al sundhed i sin rene form. Paradokset hvor stilstand indeholder al bevægelse. Verdenen af øjeblikkelig transmutation. Oplevelsen af at blive skabt øjeblik for øjeblik. Midtlinjens essens som dynamisk stilhed.</w:t>
-      </w:r>
-    </w:p>
-    <w:p>
-      <w:pPr>
-        <w:pStyle w:val="BodyText"/>
-      </w:pPr>
-      <w:r>
-        <w:rPr>
-          <w:bCs/>
-          <w:b/>
-        </w:rPr>
-        <w:t xml:space="preserve">The Long Tide og Primary Respiration</w:t>
-      </w:r>
-    </w:p>
-    <w:p>
-      <w:pPr>
-        <w:pStyle w:val="BodyText"/>
-      </w:pPr>
-      <w:r>
-        <w:t xml:space="preserve">Dynamisk Stilhed manifesterer sig gennem Rum D’s The Long Tide. Dette er det første nedkog fra stilheden — hvor det umanifesterede begynder at udtrykke sig i bevægelse og rytme. The Long Tide viser sig at være Breath of Life’s første udtryk, den kaleidoskopiske energi der bærer livets potentiale ud i verden.</w:t>
-      </w:r>
-    </w:p>
-    <w:p>
-      <w:pPr>
-        <w:pStyle w:val="BodyText"/>
-      </w:pPr>
-      <w:r>
-        <w:t xml:space="preserve">Alle tidligere zoner — det fysiske, væskekroppen, det relationelle, det universelle — viser sig at udspringe fra denne ene kilde. Primary Respiration er stilhedens åndedræt, den bevægelse som opstår fra det ubevægelige. De embryologiske kræfters ultimative oprindelse åbenbares som denne dynamiske stilhed.</w:t>
-      </w:r>
-    </w:p>
-    <w:p>
-      <w:pPr>
-        <w:pStyle w:val="BodyText"/>
-      </w:pPr>
-      <w:r>
-        <w:t xml:space="preserve">Du mærker Breath of Life som første manifestation fra stilheden. The Long Tide som udtryk for stilhedens bevægelse. Primary Respiration’s oprindelse i det ubevægelige. Alle zoners ultimative kilde i én stilhed. Forbindelsen mellem stilhed og bevægelse som én realitet. De embryologiske kræfters udspring fra det umanifesterede.</w:t>
-      </w:r>
-    </w:p>
-    <w:p>
-      <w:pPr>
-        <w:pStyle w:val="BodyText"/>
-      </w:pPr>
-      <w:r>
-        <w:rPr>
-          <w:bCs/>
-          <w:b/>
-        </w:rPr>
-        <w:t xml:space="preserve">Kærlighed og mysteriet</w:t>
-      </w:r>
-    </w:p>
-    <w:p>
-      <w:pPr>
-        <w:pStyle w:val="BodyText"/>
-      </w:pPr>
-      <w:r>
-        <w:t xml:space="preserve">Fra Dynamisk Stilhed åbner sig det som ligger hinsides alle zoner — det vi ikke har ord for. Her møder vi havet af kærlighed, den ubetingede accept som livet har for alt skabt. Dette er ikke noget vi kan gribe eller forstå, kun modtage gennem nåde.</w:t>
-      </w:r>
-    </w:p>
-    <w:p>
-      <w:pPr>
-        <w:pStyle w:val="BodyText"/>
-      </w:pPr>
-      <w:r>
-        <w:t xml:space="preserve">Mysteriet viser sig ikke som noget der skal løses men som selve livets essens — det evigt ukendte som alligevel kender os fuldstændigt. Den kærlighed vi møder her er ikke følelse men selve den kraft der holder alt sammen, der tillader alt at eksistere præcis som det er. Her opleves at vi aldrig har været adskilt, at adskillelsen var illusionen.</w:t>
-      </w:r>
-    </w:p>
-    <w:p>
-      <w:pPr>
-        <w:pStyle w:val="BodyText"/>
-      </w:pPr>
-      <w:r>
-        <w:t xml:space="preserve">Du fornemmer havet af ubetinget kærlighed. Mysteriet som ikke kan gribes kun modtages. Erkendelsen af aldrig at have været adskilt. Kærligheden som selve livets sammenholdskraft. Det som ligger hinsides ord og forståelse. Nåden som den eneste vej ind.</w:t>
-      </w:r>
-    </w:p>
-    <w:p>
-      <w:pPr>
-        <w:pStyle w:val="BodyText"/>
-      </w:pPr>
-      <w:r>
-        <w:rPr>
-          <w:bCs/>
-          <w:b/>
-        </w:rPr>
-        <w:t xml:space="preserve">Som ét umanifesteret felt</w:t>
-      </w:r>
-    </w:p>
-    <w:p>
-      <w:pPr>
-        <w:pStyle w:val="BodyText"/>
-      </w:pPr>
-      <w:r>
-        <w:t xml:space="preserve">Dynamisk Stilhed er ét umanifesteret felt der hverken kan gribes eller forklares — kun mødes. The Long Tides oprindelse og det vi kalder kærlighed er samme virkelighed set fra forskellige vinkler, og når vores ord her begynder at blive upræcise, er det fordi mysteriet og nåden er det eneste sprog der er tilbage. Adskillelsen mellem behandler og klient opløses sammen med adskillelsen mellem stilstand og bevægelse — tilbage er den rene tilstedeværelse hvor heling ikke længere er noget der gøres, men noget der er. Hvis Rum A var hvor vores hænder først mødte kroppen, er Rum E hvor kroppen og hænderne aldrig var adskilt fra livets oprindelse.</w:t>
-      </w:r>
-    </w:p>
-    <w:p>
-      <w:pPr>
-        <w:pStyle w:val="BodyText"/>
-      </w:pPr>
-      <w:r>
-        <w:rPr>
-          <w:bCs/>
-          <w:b/>
-        </w:rPr>
-        <w:t xml:space="preserve">[INSPIRATION — nye vinkler at overveje]</w:t>
+        <w:t xml:space="preserve">I Rum C er det ikke længere behandleren der heler klienten. Det er feltet selv, der bærer helingen. Når to nervesystemer mødes i tryghed, opstår noget tredje — et felt der har sin egen intelligens, sin egen retning, sin egen healing-kapacitet. Vi indgår begge i det og bliver begge ændret.</w:t>
       </w:r>
     </w:p>
     <w:p>
@@ -12999,7 +13121,64 @@
           <w:iCs/>
           <w:i/>
         </w:rPr>
-        <w:t xml:space="preserve">Dynamisk Stilhed er ikke en højere bevidsthedstilstand eller et behandlings-mål. Den dukker op nogle gange uden at vi har planlagt det, og den lader sig ikke trænes. Det meste arbejde sker i Rum A til D, og det er som det skal være. Rum E er bonus, ikke mål.</w:t>
+        <w:t xml:space="preserve">At være holdt i et trygt relationelt felt er en af de dybeste oplevelser et menneske kan have. For mange klienter er det den første gang de mærker, at deres væsen kan rumme dem. I det møde åbner noget der har været lukket — ikke fordi vi gjorde noget, men fordi feltet var sikkert nok.</w:t>
+      </w:r>
+    </w:p>
+    <w:p>
+      <w:pPr>
+        <w:pStyle w:val="BodyText"/>
+      </w:pPr>
+      <w:r>
+        <w:rPr>
+          <w:bCs/>
+          <w:b/>
+        </w:rPr>
+        <w:t xml:space="preserve">[REFLEKSIONSSPØRGSMÅL]</w:t>
+      </w:r>
+    </w:p>
+    <w:p>
+      <w:pPr>
+        <w:numPr>
+          <w:ilvl w:val="0"/>
+          <w:numId w:val="1059"/>
+        </w:numPr>
+      </w:pPr>
+      <w:r>
+        <w:t xml:space="preserve">Det fælles rum opstår — det laves ikke. Hvilke betingelser i dig selv inviterer det frem?</w:t>
+      </w:r>
+    </w:p>
+    <w:p>
+      <w:pPr>
+        <w:numPr>
+          <w:ilvl w:val="0"/>
+          <w:numId w:val="1059"/>
+        </w:numPr>
+      </w:pPr>
+      <w:r>
+        <w:t xml:space="preserve">Et andet menneskes regulering registreres ofte i kroppen før i hovedet. Hvor møder du den først?</w:t>
+      </w:r>
+    </w:p>
+    <w:p>
+      <w:pPr>
+        <w:numPr>
+          <w:ilvl w:val="0"/>
+          <w:numId w:val="1059"/>
+        </w:numPr>
+      </w:pPr>
+      <w:r>
+        <w:t xml:space="preserve">Når feltet selv heler — vidne, vært eller ledsager — hvilken position er sværest at hvile i?</w:t>
+      </w:r>
+    </w:p>
+    <w:p>
+      <w:pPr>
+        <w:pStyle w:val="FirstParagraph"/>
+      </w:pPr>
+      <w:r>
+        <w:rPr>
+          <w:bCs/>
+          <w:b/>
+        </w:rPr>
+        <w:t xml:space="preserve">[BRØDTEKST: Rum D — The Long Tide / Primary Respiration]</w:t>
       </w:r>
     </w:p>
     <w:p>
@@ -13011,7 +13190,147 @@
           <w:iCs/>
           <w:i/>
         </w:rPr>
-        <w:t xml:space="preserve">Når sproget rammer sin grænse i Rum E, bliver det fristende at gribe til store ord. Men ord er ord. De peger og svigter. Det vigtigste er ikke ordet vi vælger — kærlighed, mysteriet, nåde, tilstedeværelse — men at vi ikke forveksler ordet med fænomenet.</w:t>
+        <w:t xml:space="preserve">Nu træder du ind i det universelle felt — hvor The Long Tide bevæger sig fra horisonten med sin dybe, langsomme rytme, bærende livets matrix og skabelonen for optimal funktion.</w:t>
+      </w:r>
+    </w:p>
+    <w:p>
+      <w:pPr>
+        <w:pStyle w:val="BodyText"/>
+      </w:pPr>
+      <w:r>
+        <w:rPr>
+          <w:bCs/>
+          <w:b/>
+        </w:rPr>
+        <w:t xml:space="preserve">The Long Tide som universelt felt</w:t>
+      </w:r>
+    </w:p>
+    <w:p>
+      <w:pPr>
+        <w:pStyle w:val="BodyText"/>
+      </w:pPr>
+      <w:r>
+        <w:t xml:space="preserve">Dette er Primary Respiration’s energetiske udtryk — den universelle bevægelse der kommer fra horisonten mod kroppens midtlinje med sin 100 sekunders cyklus. Her transcenderer vi det individuelle og det nært relationelle for at møde det som forbinder alt levende. The Long Tide bærer livets blueprint, den perfekte skabelon som aldrig mistes.</w:t>
+      </w:r>
+    </w:p>
+    <w:p>
+      <w:pPr>
+        <w:pStyle w:val="BodyText"/>
+      </w:pPr>
+      <w:r>
+        <w:t xml:space="preserve">I Rum D opleves direkte hvordan vi er del af noget langt større — ikke som idé men som levende erfaring. Det instinktive niveau aktiveres, millioner af års evolutionær visdom bliver tilgængelig. Dette er ikke enhed i den absolutte forstand som i Dynamisk Stilhed, men oplevelsen af at være forbundet med hele livets væv på tværs af alle grænser.</w:t>
+      </w:r>
+    </w:p>
+    <w:p>
+      <w:pPr>
+        <w:pStyle w:val="BodyText"/>
+      </w:pPr>
+      <w:r>
+        <w:t xml:space="preserve">Du oplever 100 sekunders cyklus — 6 cyklusser hver 10. minut. Bevægelse fra horisonten til midtlinjen som bærer livets matrix. Det universelle der transcenderer det individuelle og relationelle. Instinktiv erkendelse og urgammel visdom bliver tilgængelig. Forbindelse med hele menneskeheden og alt levende. Primary Respiration som organiserende kraft for al heling.</w:t>
+      </w:r>
+    </w:p>
+    <w:p>
+      <w:pPr>
+        <w:pStyle w:val="BodyText"/>
+      </w:pPr>
+      <w:r>
+        <w:rPr>
+          <w:bCs/>
+          <w:b/>
+        </w:rPr>
+        <w:t xml:space="preserve">Det relationelle felt integreret</w:t>
+      </w:r>
+    </w:p>
+    <w:p>
+      <w:pPr>
+        <w:pStyle w:val="BodyText"/>
+      </w:pPr>
+      <w:r>
+        <w:t xml:space="preserve">Rum D inkluderer og transcenderer Rum C’s relationelle kvaliteter. Det terapeutiske rum mellem behandler og klient bliver nu del af et større felt. Co-reguleringen udvides fra det nære til det universelle — vi regulerer ikke kun med hinanden men med livets egen rytme.</w:t>
+      </w:r>
+    </w:p>
+    <w:p>
+      <w:pPr>
+        <w:pStyle w:val="BodyText"/>
+      </w:pPr>
+      <w:r>
+        <w:t xml:space="preserve">Familien, venskaberne, det nære samfund fra Rum C er stadig til stede men nu som aspekter af noget større. The Long Tide organiserer alle de relationelle felter, forbinder dem i én samlet bevægelse. De embryologiske kræfter arbejder nu ikke kun gennem individet eller relationen men gennem hele det universelle felt.</w:t>
+      </w:r>
+    </w:p>
+    <w:p>
+      <w:pPr>
+        <w:pStyle w:val="BodyText"/>
+      </w:pPr>
+      <w:r>
+        <w:t xml:space="preserve">Du mærker Rum C’s relationelle felt nu båret af The Long Tide. Co-regulering udvides til universel synkronisering. Det nære samfund som del af hele menneskeheden. Alle individuelle og relationelle processer organiseret af én rytme. De embryologiske kræfter arbejder gennem det universelle. Integration af alle tidligere zoner i én samlet bevægelse.</w:t>
+      </w:r>
+    </w:p>
+    <w:p>
+      <w:pPr>
+        <w:pStyle w:val="BodyText"/>
+      </w:pPr>
+      <w:r>
+        <w:rPr>
+          <w:bCs/>
+          <w:b/>
+        </w:rPr>
+        <w:t xml:space="preserve">Porten til Dynamisk Stilhed</w:t>
+      </w:r>
+    </w:p>
+    <w:p>
+      <w:pPr>
+        <w:pStyle w:val="BodyText"/>
+      </w:pPr>
+      <w:r>
+        <w:t xml:space="preserve">I Rum D forberedes det ultimative møde med livets oprindelse. The Long Tide’s bevægelse peger naturligt mod sin egen kilde — Dynamisk Stilhed. I øjeblikke af fuldstændig synkronisering og overgivelse kan grænsen mellem bevægelse og stilhed blive gennemsigtig.</w:t>
+      </w:r>
+    </w:p>
+    <w:p>
+      <w:pPr>
+        <w:pStyle w:val="BodyText"/>
+      </w:pPr>
+      <w:r>
+        <w:t xml:space="preserve">Her fornemmes at selv The Long Tide udspringer fra noget dybere — det umanifesterede potentiale, livets arnested. Rum E’s kvaliteter begynder at vise sig som mulighed — ikke som noget vi kan gribe men som nådens potentiale. Paradokset hvor al bevægelse udspringer fra stilhed bliver til levende erfaring.</w:t>
+      </w:r>
+    </w:p>
+    <w:p>
+      <w:pPr>
+        <w:pStyle w:val="BodyText"/>
+      </w:pPr>
+      <w:r>
+        <w:t xml:space="preserve">Du fornemmer Dynamisk Stilhed som The Long Tide’s oprindelse. Porten til det umanifesterede potentiale. Bevægelse og stilhed som to aspekter af samme virkelighed. Muligheden for øjeblikkelig transmutation. Nådens potentiale der venter uden for viljen. Forberedelsen til Rum E’s paradoksale virkelighed.</w:t>
+      </w:r>
+    </w:p>
+    <w:p>
+      <w:pPr>
+        <w:pStyle w:val="BodyText"/>
+      </w:pPr>
+      <w:r>
+        <w:rPr>
+          <w:bCs/>
+          <w:b/>
+        </w:rPr>
+        <w:t xml:space="preserve">Som ét universelt felt</w:t>
+      </w:r>
+    </w:p>
+    <w:p>
+      <w:pPr>
+        <w:pStyle w:val="BodyText"/>
+      </w:pPr>
+      <w:r>
+        <w:t xml:space="preserve">The Long Tide er ét universelt felt der bevæger sig fra horisonten gennem alt vi rører ved. Det relationelle bæres med ind i en dybere rytme, og porten mod Dynamisk Stilhed begynder at vise sig — én kraft der altid har været til stede, ikke et hierarki af lag men aspekter af samme bevægelse. Vi mærker den nu fordi betingelserne har samlet sig — fordi sansningen er blevet stille nok til at horisonten kan høres. Når vi bliver bevæget af den, opdager vi at vi aldrig var adskilt fra livets store rytme; vi har bare manglet den ro der skal til for at lade den nå os.</w:t>
+      </w:r>
+    </w:p>
+    <w:p>
+      <w:pPr>
+        <w:pStyle w:val="BodyText"/>
+      </w:pPr>
+      <w:r>
+        <w:rPr>
+          <w:bCs/>
+          <w:b/>
+        </w:rPr>
+        <w:t xml:space="preserve">[INSPIRATION — nye vinkler at overveje]</w:t>
       </w:r>
     </w:p>
     <w:p>
@@ -13023,7 +13342,359 @@
           <w:iCs/>
           <w:i/>
         </w:rPr>
+        <w:t xml:space="preserve">De 100 sekunder er ikke en målbar konstant. Cyklusserne kommer i et bredere spektrum — nogle gange 80, nogle gange 120 — og varierer fra klient til klient og fra øjeblik til øjeblik. Tallet er en pejling, ikke en definition. Hvad vi lytter til er rytmens natur, ikke dens præcision.</w:t>
+      </w:r>
+    </w:p>
+    <w:p>
+      <w:pPr>
+        <w:pStyle w:val="BodyText"/>
+      </w:pPr>
+      <w:r>
+        <w:rPr>
+          <w:iCs/>
+          <w:i/>
+        </w:rPr>
+        <w:t xml:space="preserve">Læringen af at mærke Long Tide sker ikke gennem instruktion. Det sker oftest ved at sidde sammen med en mere erfaren behandler ved den samme klient — over tid genkender hænderne det andre hænder allerede mærker. Det er en mundtlig tradition, ikke en målbar færdighed.</w:t>
+      </w:r>
+    </w:p>
+    <w:p>
+      <w:pPr>
+        <w:pStyle w:val="BodyText"/>
+      </w:pPr>
+      <w:r>
+        <w:rPr>
+          <w:iCs/>
+          <w:i/>
+        </w:rPr>
+        <w:t xml:space="preserve">En vanskelig erkendelse: nogle gange tror vi at mærke Long Tide, men det er noget andet — en intern rytme i os selv, en forventning, en forestilling om hvordan det skal føles. At kunne skelne mellem det indre billede og den faktiske oplevelse er en del af modningen.</w:t>
+      </w:r>
+    </w:p>
+    <w:p>
+      <w:pPr>
+        <w:pStyle w:val="BodyText"/>
+      </w:pPr>
+      <w:r>
+        <w:rPr>
+          <w:iCs/>
+          <w:i/>
+        </w:rPr>
+        <w:t xml:space="preserve">Long Tide er kosmos, der bevæger sig gennem dig. Den kommer fra horisonten ind mod din midtlinje, og den fortsætter ud igen — som havets evige åndedrag. Når vi mærker den, mærker vi ikke</w:t>
+      </w:r>
+      <w:r>
+        <w:rPr>
+          <w:iCs/>
+          <w:i/>
+        </w:rPr>
+        <w:t xml:space="preserve"> </w:t>
+      </w:r>
+      <w:r>
+        <w:rPr>
+          <w:iCs/>
+          <w:i/>
+        </w:rPr>
+        <w:t xml:space="preserve">‘</w:t>
+      </w:r>
+      <w:r>
+        <w:rPr>
+          <w:iCs/>
+          <w:i/>
+        </w:rPr>
+        <w:t xml:space="preserve">kroppens rytme</w:t>
+      </w:r>
+      <w:r>
+        <w:rPr>
+          <w:iCs/>
+          <w:i/>
+        </w:rPr>
+        <w:t xml:space="preserve">’</w:t>
+      </w:r>
+      <w:r>
+        <w:rPr>
+          <w:iCs/>
+          <w:i/>
+        </w:rPr>
+        <w:t xml:space="preserve">, men det at livet selv ånder, og at vi er en del af dets ånde.</w:t>
+      </w:r>
+    </w:p>
+    <w:p>
+      <w:pPr>
+        <w:pStyle w:val="BodyText"/>
+      </w:pPr>
+      <w:r>
+        <w:rPr>
+          <w:iCs/>
+          <w:i/>
+        </w:rPr>
+        <w:t xml:space="preserve">I Long Tide hviler kroppen i et større felt af organisering. Det er ikke længere kun den enkelte organisme der ordner sig — den ordner sig i forhold til noget større, en universel matrix der har plads til alt. Behandling i Rum D er at synkronisere os med denne større matrix og lade dens orden formidle sig.</w:t>
+      </w:r>
+    </w:p>
+    <w:p>
+      <w:pPr>
+        <w:pStyle w:val="BodyText"/>
+      </w:pPr>
+      <w:r>
+        <w:rPr>
+          <w:bCs/>
+          <w:b/>
+        </w:rPr>
+        <w:t xml:space="preserve">[REFLEKSIONSSPØRGSMÅL]</w:t>
+      </w:r>
+    </w:p>
+    <w:p>
+      <w:pPr>
+        <w:numPr>
+          <w:ilvl w:val="0"/>
+          <w:numId w:val="1060"/>
+        </w:numPr>
+      </w:pPr>
+      <w:r>
+        <w:t xml:space="preserve">Hvad sker der i et arbejde når du holder op med at lede efter The Long Tide og lader den finde dig?</w:t>
+      </w:r>
+    </w:p>
+    <w:p>
+      <w:pPr>
+        <w:numPr>
+          <w:ilvl w:val="0"/>
+          <w:numId w:val="1060"/>
+        </w:numPr>
+      </w:pPr>
+      <w:r>
+        <w:t xml:space="preserve">Roen der gør Long Tide hørbar er ikke teknik. Hvad i dit liv lige nu hjælper den ro frem, og hvad afskærmer den?</w:t>
+      </w:r>
+    </w:p>
+    <w:p>
+      <w:pPr>
+        <w:numPr>
+          <w:ilvl w:val="0"/>
+          <w:numId w:val="1060"/>
+        </w:numPr>
+      </w:pPr>
+      <w:r>
+        <w:t xml:space="preserve">Mellem at observere og at blive bevæget findes en fin skift. Beskriv øjeblikket — eller dets fravær — fra dit seneste klient-arbejde.</w:t>
+      </w:r>
+    </w:p>
+    <w:p>
+      <w:pPr>
+        <w:pStyle w:val="FirstParagraph"/>
+      </w:pPr>
+      <w:r>
+        <w:rPr>
+          <w:bCs/>
+          <w:b/>
+        </w:rPr>
+        <w:t xml:space="preserve">[BRØDTEKST: Rum E — Dynamisk Stilhed]</w:t>
+      </w:r>
+    </w:p>
+    <w:p>
+      <w:pPr>
+        <w:pStyle w:val="BodyText"/>
+      </w:pPr>
+      <w:r>
+        <w:rPr>
+          <w:iCs/>
+          <w:i/>
+        </w:rPr>
+        <w:t xml:space="preserve">I sjældne øjeblikke af nåde træder du ind i Dynamisk Stilhed — paradoksernes verden hvor fuldstændig stilstand indeholder al bevægelse, hvor du er syg det ene øjeblik og det næste er det væk.</w:t>
+      </w:r>
+    </w:p>
+    <w:p>
+      <w:pPr>
+        <w:pStyle w:val="BodyText"/>
+      </w:pPr>
+      <w:r>
+        <w:rPr>
+          <w:bCs/>
+          <w:b/>
+        </w:rPr>
+        <w:t xml:space="preserve">Dynamisk Stilhed som livets arnested</w:t>
+      </w:r>
+    </w:p>
+    <w:p>
+      <w:pPr>
+        <w:pStyle w:val="BodyText"/>
+      </w:pPr>
+      <w:r>
+        <w:t xml:space="preserve">Her er kilden hvorfra alt udspringer — det umanifesterede potentiale der indeholder skabelonen til selve livet. Ikke tom stilhed men et levende felt af rent potentiale. Dette er verdenen af transsubstantiation, hvor heling sker på måder der transcenderer vores forståelse. Midtlinjens essens viser sig at være dynamisk stilhed selv — punktet hvorfra al bevægelse udspringer og vender tilbage til.</w:t>
+      </w:r>
+    </w:p>
+    <w:p>
+      <w:pPr>
+        <w:pStyle w:val="BodyText"/>
+      </w:pPr>
+      <w:r>
+        <w:t xml:space="preserve">I Rum E opleves direkte at blive skabt af livet selv i det levende øjeblik. Breath of Life viser sig som den potente ild der bærer livskraften fra stilheden ud i manifestation. Her mødes paradokserne — adskillelse og enhed erfaret samtidigt, stilstand som indeholder al bevægelse, det øjeblikkelige som rummer evigheden.</w:t>
+      </w:r>
+    </w:p>
+    <w:p>
+      <w:pPr>
+        <w:pStyle w:val="BodyText"/>
+      </w:pPr>
+      <w:r>
+        <w:t xml:space="preserve">Du oplever livets arnested — kilden til alt manifesteret og umanifesteret. Blueprint for al sundhed i sin rene form. Paradokset hvor stilstand indeholder al bevægelse. Verdenen af øjeblikkelig transmutation. Oplevelsen af at blive skabt øjeblik for øjeblik. Midtlinjens essens som dynamisk stilhed.</w:t>
+      </w:r>
+    </w:p>
+    <w:p>
+      <w:pPr>
+        <w:pStyle w:val="BodyText"/>
+      </w:pPr>
+      <w:r>
+        <w:rPr>
+          <w:bCs/>
+          <w:b/>
+        </w:rPr>
+        <w:t xml:space="preserve">The Long Tide og Primary Respiration</w:t>
+      </w:r>
+    </w:p>
+    <w:p>
+      <w:pPr>
+        <w:pStyle w:val="BodyText"/>
+      </w:pPr>
+      <w:r>
+        <w:t xml:space="preserve">Dynamisk Stilhed manifesterer sig gennem Rum D’s The Long Tide. Dette er det første nedkog fra stilheden — hvor det umanifesterede begynder at udtrykke sig i bevægelse og rytme. The Long Tide viser sig at være Breath of Life’s første udtryk, den kaleidoskopiske energi der bærer livets potentiale ud i verden.</w:t>
+      </w:r>
+    </w:p>
+    <w:p>
+      <w:pPr>
+        <w:pStyle w:val="BodyText"/>
+      </w:pPr>
+      <w:r>
+        <w:t xml:space="preserve">Alle tidligere zoner — det fysiske, væskekroppen, det relationelle, det universelle — viser sig at udspringe fra denne ene kilde. Primary Respiration er stilhedens åndedræt, den bevægelse som opstår fra det ubevægelige. De embryologiske kræfters ultimative oprindelse åbenbares som denne dynamiske stilhed.</w:t>
+      </w:r>
+    </w:p>
+    <w:p>
+      <w:pPr>
+        <w:pStyle w:val="BodyText"/>
+      </w:pPr>
+      <w:r>
+        <w:t xml:space="preserve">Du mærker Breath of Life som første manifestation fra stilheden. The Long Tide som udtryk for stilhedens bevægelse. Primary Respiration’s oprindelse i det ubevægelige. Alle zoners ultimative kilde i én stilhed. Forbindelsen mellem stilhed og bevægelse som én realitet. De embryologiske kræfters udspring fra det umanifesterede.</w:t>
+      </w:r>
+    </w:p>
+    <w:p>
+      <w:pPr>
+        <w:pStyle w:val="BodyText"/>
+      </w:pPr>
+      <w:r>
+        <w:rPr>
+          <w:bCs/>
+          <w:b/>
+        </w:rPr>
+        <w:t xml:space="preserve">Kærlighed og mysteriet</w:t>
+      </w:r>
+    </w:p>
+    <w:p>
+      <w:pPr>
+        <w:pStyle w:val="BodyText"/>
+      </w:pPr>
+      <w:r>
+        <w:t xml:space="preserve">Fra Dynamisk Stilhed åbner sig det som ligger hinsides alle zoner — det vi ikke har ord for. Her møder vi havet af kærlighed, den ubetingede accept som livet har for alt skabt. Dette er ikke noget vi kan gribe eller forstå, kun modtage gennem nåde.</w:t>
+      </w:r>
+    </w:p>
+    <w:p>
+      <w:pPr>
+        <w:pStyle w:val="BodyText"/>
+      </w:pPr>
+      <w:r>
+        <w:t xml:space="preserve">Mysteriet viser sig ikke som noget der skal løses men som selve livets essens — det evigt ukendte som alligevel kender os fuldstændigt. Den kærlighed vi møder her er ikke følelse men selve den kraft der holder alt sammen, der tillader alt at eksistere præcis som det er. Her opleves at vi aldrig har været adskilt, at adskillelsen var illusionen.</w:t>
+      </w:r>
+    </w:p>
+    <w:p>
+      <w:pPr>
+        <w:pStyle w:val="BodyText"/>
+      </w:pPr>
+      <w:r>
+        <w:t xml:space="preserve">Du fornemmer havet af ubetinget kærlighed. Mysteriet som ikke kan gribes kun modtages. Erkendelsen af aldrig at have været adskilt. Kærligheden som selve livets sammenholdskraft. Det som ligger hinsides ord og forståelse. Nåden som den eneste vej ind.</w:t>
+      </w:r>
+    </w:p>
+    <w:p>
+      <w:pPr>
+        <w:pStyle w:val="BodyText"/>
+      </w:pPr>
+      <w:r>
+        <w:rPr>
+          <w:bCs/>
+          <w:b/>
+        </w:rPr>
+        <w:t xml:space="preserve">Som ét umanifesteret felt</w:t>
+      </w:r>
+    </w:p>
+    <w:p>
+      <w:pPr>
+        <w:pStyle w:val="BodyText"/>
+      </w:pPr>
+      <w:r>
+        <w:t xml:space="preserve">Dynamisk Stilhed er ét umanifesteret felt der hverken kan gribes eller forklares — kun mødes. The Long Tides oprindelse og det vi kalder kærlighed er samme virkelighed set fra forskellige vinkler, og når vores ord her begynder at blive upræcise, er det fordi mysteriet og nåden er det eneste sprog der er tilbage. Adskillelsen mellem behandler og klient opløses sammen med adskillelsen mellem stilstand og bevægelse — tilbage er den rene tilstedeværelse hvor heling ikke længere er noget der gøres, men noget der er. Hvis Rum A var hvor vores hænder først mødte kroppen, er Rum E hvor kroppen og hænderne aldrig var adskilt fra livets oprindelse.</w:t>
+      </w:r>
+    </w:p>
+    <w:p>
+      <w:pPr>
+        <w:pStyle w:val="BodyText"/>
+      </w:pPr>
+      <w:r>
+        <w:rPr>
+          <w:bCs/>
+          <w:b/>
+        </w:rPr>
+        <w:t xml:space="preserve">[INSPIRATION — nye vinkler at overveje]</w:t>
+      </w:r>
+    </w:p>
+    <w:p>
+      <w:pPr>
+        <w:pStyle w:val="BodyText"/>
+      </w:pPr>
+      <w:r>
+        <w:rPr>
+          <w:iCs/>
+          <w:i/>
+        </w:rPr>
+        <w:t xml:space="preserve">Dynamisk Stilhed er ikke en højere bevidsthedstilstand eller et behandlings-mål. Den dukker op nogle gange uden at vi har planlagt det, og den lader sig ikke trænes. Det meste arbejde sker i Rum A til D, og det er som det skal være. Rum E er bonus, ikke mål.</w:t>
+      </w:r>
+    </w:p>
+    <w:p>
+      <w:pPr>
+        <w:pStyle w:val="BodyText"/>
+      </w:pPr>
+      <w:r>
+        <w:rPr>
+          <w:iCs/>
+          <w:i/>
+        </w:rPr>
+        <w:t xml:space="preserve">Når sproget rammer sin grænse i Rum E, bliver det fristende at gribe til store ord. Men ord er ord. De peger og svigter. Det vigtigste er ikke ordet vi vælger — kærlighed, mysteriet, nåde, tilstedeværelse — men at vi ikke forveksler ordet med fænomenet.</w:t>
+      </w:r>
+    </w:p>
+    <w:p>
+      <w:pPr>
+        <w:pStyle w:val="BodyText"/>
+      </w:pPr>
+      <w:r>
+        <w:rPr>
+          <w:iCs/>
+          <w:i/>
+        </w:rPr>
         <w:t xml:space="preserve">Rum E er det rum der har været til stede under alle de andre. Da vi i Rum A mærkede vævets historie, var stilheden allerede der. Den dukker bare ikke altid op i forgrunden. Når den gør, er det som om noget kort har ladet sig se af sig selv.</w:t>
+      </w:r>
+    </w:p>
+    <w:p>
+      <w:pPr>
+        <w:pStyle w:val="BodyText"/>
+      </w:pPr>
+      <w:r>
+        <w:rPr>
+          <w:iCs/>
+          <w:i/>
+        </w:rPr>
+        <w:t xml:space="preserve">Dynamisk Stilhed er kilde-feltet. Alt i organismen, alt levende, alt skabt, springer ud af denne stilhed og vender tilbage til den. Når vi i en behandling træder ind i feltet, træder vi ind i samme strøm der dannede stjernerne, samme kraft der skabte hver enkelt celle vi nu sidder med under hænderne.</w:t>
+      </w:r>
+    </w:p>
+    <w:p>
+      <w:pPr>
+        <w:pStyle w:val="BodyText"/>
+      </w:pPr>
+      <w:r>
+        <w:rPr>
+          <w:iCs/>
+          <w:i/>
+        </w:rPr>
+        <w:t xml:space="preserve">At nå Rum E er at komme hjem. Det er det sted klienten genkender uden at have været der, og som de altid har vidst eksisterede. I dette møde forsvinder distinktionerne — mellem behandler og klient, mellem syg og hel, mellem nu og evigheden — og noget hviler i sig selv som det altid har gjort.</w:t>
       </w:r>
     </w:p>
     <w:p>

--- a/tools/output/manuskript-redigerbar.docx
+++ b/tools/output/manuskript-redigerbar.docx
@@ -2409,7 +2409,7 @@
           <w:iCs/>
           <w:i/>
         </w:rPr>
-        <w:t xml:space="preserve">I Dynamisk Stilhed er der ikke længere én der behandler og en der bliver behandlet. Der er kun feltet, som ved hvad det skal. Behandling bliver et vidnesbyrd om livets egen skabende kraft, og det vi kalder heling sker uden at nogen har gjort noget.</w:t>
+        <w:t xml:space="preserve">I behandlingssituationen kommer stilheden ofte uden varsel — typisk efter at vævet har bevæget sig gennem flere lag og fundet et fælles rum. Klientens åndedrag falder, hænderne holder op med at registrere bevægelse, og noget i selve rummet forandrer kvalitet uden at man kan pege på hvad.</w:t>
       </w:r>
     </w:p>
     <w:p>
@@ -2421,7 +2421,31 @@
           <w:iCs/>
           <w:i/>
         </w:rPr>
-        <w:t xml:space="preserve">Stilheden er ikke noget vi finder — den finder os, når vi har holdt op med at lede. Den er det dybeste hvilepunkt for hele organismen, det sted hvor selv længslen opløses. Her hviler det skabende princip i sig selv, og hver celle ved sin oprindelse igen.</w:t>
+        <w:t xml:space="preserve">Stilheden viser sig forskelligt afhængigt af klientens system. Hos den traumatiserede mærkes den ofte først som tøvende tilstedeværelse. Hos den udmattede som dyb hvile. Hos den åbne som klar genkendelse. Det er samme stilhed — men dens måde at vise sig på følger klientens egen indre tilgængelighed.</w:t>
+      </w:r>
+    </w:p>
+    <w:p>
+      <w:pPr>
+        <w:pStyle w:val="BodyText"/>
+      </w:pPr>
+      <w:r>
+        <w:rPr>
+          <w:iCs/>
+          <w:i/>
+        </w:rPr>
+        <w:t xml:space="preserve">Stilheden er ikke det modsatte af aktivitet — den er den tilstand hvor aktivitet og hvile rummer hinanden. Det betyder, at vi godt kan møde stilheden midt i intens proces, midt i klientens stærke følelser eller fysiske ubehag. Den er ikke betinget af ydre ro.</w:t>
+      </w:r>
+    </w:p>
+    <w:p>
+      <w:pPr>
+        <w:pStyle w:val="BodyText"/>
+      </w:pPr>
+      <w:r>
+        <w:rPr>
+          <w:iCs/>
+          <w:i/>
+        </w:rPr>
+        <w:t xml:space="preserve">Når Dynamisk Stilhed har vist sig under en behandling, fortsætter dens virkning ofte mange timer eller dage efter. Klienter beskriver det som en bæren, en orientering, en undertone af ro. Det er ikke en effekt vi har skabt; det er en kvalitet som har genfundet sin plads.</w:t>
       </w:r>
     </w:p>
     <w:p>
@@ -2666,7 +2690,7 @@
           <w:iCs/>
           <w:i/>
         </w:rPr>
-        <w:t xml:space="preserve">Breath of Life er det åndedrag, der animerer alt levende — fra zygotens første pulsering til den sidste sky af vores liv. Den bærer den helhed vi engang var, og hvis du lytter længe nok, kan du genkende dens nærvær som intim kontakt med det, der gjorde dig levende.</w:t>
+        <w:t xml:space="preserve">I behandlingssituationen viser Breath of Life sig ofte som en stille iver i feltet — som om noget længe har ventet på at få plads. Hænderne mærker det først som en svag pulserende kvalitet, så som en bredere bevægelse, og til sidst som en gennemstrømning der har sin egen retning.</w:t>
       </w:r>
     </w:p>
     <w:p>
@@ -2678,7 +2702,31 @@
           <w:iCs/>
           <w:i/>
         </w:rPr>
-        <w:t xml:space="preserve">Hvor Breath of Life slipper sit åndedrag, opstår form. Hvor den trækker sig tilbage, opløses form. Vores organisme er ikke skabt en gang i fortiden — den skabes i hvert eneste nu af denne åndedrags-bevægelse, og det er denne uafladelige skabelse vi mærker, når vi mærker liv.</w:t>
+        <w:t xml:space="preserve">Breath of Life forveksles let med klientens almindelige åndedrag, men de bevæger sig på forskellige niveauer. Det fysiske åndedrag løber omkring 12-20 cyklusser i minuttet; Breath of Life manifesterer sig som langsommere bølger der ikke følger lungernes tempo og ikke ophører ved tilbageholdt åndedrag.</w:t>
+      </w:r>
+    </w:p>
+    <w:p>
+      <w:pPr>
+        <w:pStyle w:val="BodyText"/>
+      </w:pPr>
+      <w:r>
+        <w:rPr>
+          <w:iCs/>
+          <w:i/>
+        </w:rPr>
+        <w:t xml:space="preserve">Når vi forsøger at forklare Breath of Life for klienter, sker det ofte at de spontant genkender det — fra meditation, fra øjeblikke i naturen, fra dybe relationer. Det er ikke et fagligt fænomen alene; det er noget mange mennesker har mærket uden at have sprog for det.</w:t>
+      </w:r>
+    </w:p>
+    <w:p>
+      <w:pPr>
+        <w:pStyle w:val="BodyText"/>
+      </w:pPr>
+      <w:r>
+        <w:rPr>
+          <w:iCs/>
+          <w:i/>
+        </w:rPr>
+        <w:t xml:space="preserve">Breath of Life er aldrig fraværende, men den er ikke altid mærkbar for behandleren. Når vi ikke kan mærke den, er det sjældent fordi den er væk — oftere fordi vores eget system endnu ikke er stille nok til at registrere den. At lytte efter den er at gøre os modtagelige.</w:t>
       </w:r>
     </w:p>
     <w:p>
@@ -2908,7 +2956,7 @@
           <w:iCs/>
           <w:i/>
         </w:rPr>
-        <w:t xml:space="preserve">Primary Respiration er det åndedrag, der trækker vejret bag alt vi gør. Den er der, mens vi sover, mens vi bedøver os, mens vi dør. Den er livets egen pulsering, ikke vores. At lytte til den er at høre noget der altid har været der, men som vi sjældent hører.</w:t>
+        <w:t xml:space="preserve">I behandlingssituationen begynder Primary Respiration ofte at træde frem først efter klienten er faldet til ro. De hurtige rytmer (CRI) viser sig først; den mellemste fluide tide derefter; Long Tide tit kun mod slutningen af en behandling. Tålmodighed er en del af perceptionen.</w:t>
       </w:r>
     </w:p>
     <w:p>
@@ -2920,7 +2968,73 @@
           <w:iCs/>
           <w:i/>
         </w:rPr>
-        <w:t xml:space="preserve">I Primary Respirations rytme rummer hele organismen sig selv. Der er ikke noget der står uden for dens orden — selv læsionen og det fastlåste pulserer indenfor den. Hvis vi kan lytte til denne ene rytme, lytter vi til alt det andet samtidigt, fordi alt hviler i den.</w:t>
+        <w:t xml:space="preserve">Primary Respiration har en kvalitet af</w:t>
+      </w:r>
+      <w:r>
+        <w:rPr>
+          <w:iCs/>
+          <w:i/>
+        </w:rPr>
+        <w:t xml:space="preserve"> </w:t>
+      </w:r>
+      <w:r>
+        <w:rPr>
+          <w:iCs/>
+          <w:i/>
+        </w:rPr>
+        <w:t xml:space="preserve">‘</w:t>
+      </w:r>
+      <w:r>
+        <w:rPr>
+          <w:iCs/>
+          <w:i/>
+        </w:rPr>
+        <w:t xml:space="preserve">fyldighed</w:t>
+      </w:r>
+      <w:r>
+        <w:rPr>
+          <w:iCs/>
+          <w:i/>
+        </w:rPr>
+        <w:t xml:space="preserve">’</w:t>
+      </w:r>
+      <w:r>
+        <w:rPr>
+          <w:iCs/>
+          <w:i/>
+        </w:rPr>
+        <w:t xml:space="preserve"> </w:t>
+      </w:r>
+      <w:r>
+        <w:rPr>
+          <w:iCs/>
+          <w:i/>
+        </w:rPr>
+        <w:t xml:space="preserve">der adskiller den fra andre rytmer i kroppen. Hjerterytmen er kort og pulserende; åndedrættet er bredere men afgrænset; Primary Respiration har en bærende, gennemstrømmende karakter — som om hele organismen flytter sig let i takt med rytmen.</w:t>
+      </w:r>
+    </w:p>
+    <w:p>
+      <w:pPr>
+        <w:pStyle w:val="BodyText"/>
+      </w:pPr>
+      <w:r>
+        <w:rPr>
+          <w:iCs/>
+          <w:i/>
+        </w:rPr>
+        <w:t xml:space="preserve">Hos visse klienter er Primary Respiration vanskelig at mærke. Det er sjældent at den ikke er der — oftere at vævet er så bundet eller systemet så trækbart, at rytmen ikke har plads til at udfolde sig fuldt. At skabe det rum hvor den kan mærkes er ofte selve behandlingen.</w:t>
+      </w:r>
+    </w:p>
+    <w:p>
+      <w:pPr>
+        <w:pStyle w:val="BodyText"/>
+      </w:pPr>
+      <w:r>
+        <w:rPr>
+          <w:iCs/>
+          <w:i/>
+        </w:rPr>
+        <w:t xml:space="preserve">Når Primary Respiration ændrer karakter under en behandling — bliver bredere, dybere, mere koherent — er det et kliniske tegn på at noget integrerer sig. Det er ikke et resultat af vores intervention men en bekræftelse på, at det rum vi har holdt har givet plads til systemets egen organisering.</w:t>
       </w:r>
     </w:p>
     <w:p>
@@ -3165,7 +3279,7 @@
           <w:iCs/>
           <w:i/>
         </w:rPr>
-        <w:t xml:space="preserve">Midtlinjen er det første der opstod i dig. Før du havde organer, før du havde lemmer, før du havde et indre og et ydre — havde du en akse. Den akse er den oprindelige beslutning om at være, og den bevæger sig fortsat i hver celle som den oprindelige hvisken om identitet.</w:t>
+        <w:t xml:space="preserve">I behandlingssituationen viser midtlinjen sig ofte som det første hænderne stiller sig i forhold til, når de lander. Vi mærker hvor den løber, om den er sammenhængende, om den er sløret eller klar. Resten af behandlingen organiserer sig ofte omkring denne første registrering af midten.</w:t>
       </w:r>
     </w:p>
     <w:p>
@@ -3177,7 +3291,31 @@
           <w:iCs/>
           <w:i/>
         </w:rPr>
-        <w:t xml:space="preserve">Midtlinjen kan ikke læsionere. Det er den ene struktur i kroppen som ikke kan tabe sig selv, fordi den er det vi taber os ud fra. Når vi vender tilbage til den, vender vi tilbage til det organiserende princip — den ubrudte tråd som al vores form spinder sig om.</w:t>
+        <w:t xml:space="preserve">Midtlinjen har forskellige kvaliteter i forskellige områder af kroppen. I bækkenet er den ofte tæt og jordet; i thorax bredere og mere bevægelig; i kraniet finere og mere lysende. At kunne mærke disse kvalitative forskelle er en del af det differentierede arbejde med aksen.</w:t>
+      </w:r>
+    </w:p>
+    <w:p>
+      <w:pPr>
+        <w:pStyle w:val="BodyText"/>
+      </w:pPr>
+      <w:r>
+        <w:rPr>
+          <w:iCs/>
+          <w:i/>
+        </w:rPr>
+        <w:t xml:space="preserve">Hos klienter med kronisk skoliose eller anden strukturel asymmetri er det vigtigt at huske at midtlinjen ikke er den samme som ryggen. Den anatomiske ryg kan være krum mens den funktionelle midtlinje organisatorisk er klar. At skelne mellem disse to lag åbner andre behandlings-muligheder.</w:t>
+      </w:r>
+    </w:p>
+    <w:p>
+      <w:pPr>
+        <w:pStyle w:val="BodyText"/>
+      </w:pPr>
+      <w:r>
+        <w:rPr>
+          <w:iCs/>
+          <w:i/>
+        </w:rPr>
+        <w:t xml:space="preserve">Midtlinjen er det punkt hvor højre og venstre møder hinanden. I behandlingen er det ofte gennem dette møde at integration sker — ikke ved at arbejde med enkelte sider men ved at lytte til hvor de to halvdele finder hinanden. Midten er ikke en linje men et møde.</w:t>
       </w:r>
     </w:p>
     <w:p>
@@ -3387,7 +3525,7 @@
           <w:iCs/>
           <w:i/>
         </w:rPr>
-        <w:t xml:space="preserve">Sundheden kan ikke mistes. Den kan tilsløres, glemmes, dækkes til, men aldrig rives ud. Det er det, der gør biodynamisk arbejde muligt — vi behandler aldrig fra et fravær, vi henter altid fra noget der er der. Selv den mest dødssyge bærer sundheden som sin oprindelige skabelon.</w:t>
+        <w:t xml:space="preserve">I behandlingssituationen viser sundheden sig ofte først som en kvalitet i et område hvor klienten ikke har klager. Hænderne søger ikke det smertende sted først — de finder først det ubelastede, det levende, det organiserede. Derfra åbnes resten af systemet.</w:t>
       </w:r>
     </w:p>
     <w:p>
@@ -3399,7 +3537,31 @@
           <w:iCs/>
           <w:i/>
         </w:rPr>
-        <w:t xml:space="preserve">Når vi sætter os ved sundhedens side, ikke ved sygdommens, ændrer feltet karakter. Klienten mærker det med det samme — som om noget er trukket tilbage til hvor det hører hjemme. At sætte sig ved sundheden er ikke en metode. Det er en anerkendelse af det der altid var sandt.</w:t>
+        <w:t xml:space="preserve">Sundheden har en kvalitet der adskiller sig fra blot fravær af belastning. Hænderne mærker den som let, koherent, sammenhængende — vævet bevæger sig som ét felt snarere end som adskilte dele. Det er en specifik perception der udvikles over tid.</w:t>
+      </w:r>
+    </w:p>
+    <w:p>
+      <w:pPr>
+        <w:pStyle w:val="BodyText"/>
+      </w:pPr>
+      <w:r>
+        <w:rPr>
+          <w:iCs/>
+          <w:i/>
+        </w:rPr>
+        <w:t xml:space="preserve">Hos klienter med kronisk sygdom kan sundheden være tilsløret men ikke væk. Den findes ofte længere væk fra symptomet end vi forventer — i et område der virker uberørt, i en kvalitet af vejrtrækningen, i et roligt sted i feltet. Den ligger ikke skjult; den ligger uden for det vi normalt kigger.</w:t>
+      </w:r>
+    </w:p>
+    <w:p>
+      <w:pPr>
+        <w:pStyle w:val="BodyText"/>
+      </w:pPr>
+      <w:r>
+        <w:rPr>
+          <w:iCs/>
+          <w:i/>
+        </w:rPr>
+        <w:t xml:space="preserve">Når sundheden begynder at folde sig ud under en behandling, sker det ofte gradvist. Først som en lille ændring i vævs-tonen; så som bredere bevægelighed; så som en kvalitativt anderledes oplevelse for klienten. Vi følger denne udfoldelse mere end vi initierer den.</w:t>
       </w:r>
     </w:p>
     <w:p>
@@ -3609,49 +3771,439 @@
           <w:iCs/>
           <w:i/>
         </w:rPr>
-        <w:t xml:space="preserve">Liv er bevægelse. Hver celle, hver væske, hvert organ, hvert tankefelt udtrykker sig som bevægelse. Når vi lytter til Motion Present, lytter vi ikke til</w:t>
-      </w:r>
+        <w:t xml:space="preserve">I behandlingssituationen er Motion Present det første hænderne registrerer når de lander. Den fortæller med det samme om systemets aktuelle tilstand: om det er roligt eller aktiveret, om bevægelsen er fri eller bundet, om de forskellige lag bevæger sig sammen eller adskilt fra hinanden.</w:t>
+      </w:r>
+    </w:p>
+    <w:p>
+      <w:pPr>
+        <w:pStyle w:val="BodyText"/>
+      </w:pPr>
       <w:r>
         <w:rPr>
           <w:iCs/>
           <w:i/>
         </w:rPr>
-        <w:t xml:space="preserve"> </w:t>
-      </w:r>
+        <w:t xml:space="preserve">Motion Present har en signatur i hver enkelt klient. Nogle har en hurtig, let bevægelseskvalitet; andre en langsom, dyb. Nogle bevæger sig overvejende horisontalt; andre vertikalt. At lære en klients individuelle bevægelsessignatur er en del af det relationelle arbejde over tid.</w:t>
+      </w:r>
+    </w:p>
+    <w:p>
+      <w:pPr>
+        <w:pStyle w:val="BodyText"/>
+      </w:pPr>
       <w:r>
         <w:rPr>
           <w:iCs/>
           <w:i/>
         </w:rPr>
-        <w:t xml:space="preserve">‘</w:t>
-      </w:r>
+        <w:t xml:space="preserve">Når én del af kroppen pludselig holder op med at bevæge sig, mens resten fortsætter, er det et tegn på lokal organisation eller bunden potency. Det er sjældent en mangel på liv — det er liv der er bundet til en bestemt opgave. At lytte til denne lokale stilhed åbner ofte for det videre arbejde.</w:t>
+      </w:r>
+    </w:p>
+    <w:p>
+      <w:pPr>
+        <w:pStyle w:val="BodyText"/>
+      </w:pPr>
       <w:r>
         <w:rPr>
           <w:iCs/>
           <w:i/>
         </w:rPr>
-        <w:t xml:space="preserve">noget der bevæger sig</w:t>
-      </w:r>
+        <w:t xml:space="preserve">Motion Present skifter karakter i overgangene mellem de fem rum. I Rum A er den lokal og fysisk; i Rum B fluide og bredere; i Rum C deler den sig mellem klient og behandler; i Rum D bliver den universel; i Rum E hviler den i sig selv. At mærke disse skift orienterer os.</w:t>
+      </w:r>
+    </w:p>
+    <w:p>
+      <w:pPr>
+        <w:pStyle w:val="BodyText"/>
+      </w:pPr>
+      <w:r>
+        <w:rPr>
+          <w:bCs/>
+          <w:b/>
+        </w:rPr>
+        <w:t xml:space="preserve">[REFLEKSIONSSPØRGSMÅL]</w:t>
+      </w:r>
+    </w:p>
+    <w:p>
+      <w:pPr>
+        <w:numPr>
+          <w:ilvl w:val="0"/>
+          <w:numId w:val="1015"/>
+        </w:numPr>
+      </w:pPr>
+      <w:r>
+        <w:t xml:space="preserve">Kan du skelne mellem de forskellige bevægelser i klientens krop — metabolske, autonome og Primary Respiration?</w:t>
+      </w:r>
+    </w:p>
+    <w:p>
+      <w:pPr>
+        <w:numPr>
+          <w:ilvl w:val="0"/>
+          <w:numId w:val="1015"/>
+        </w:numPr>
+      </w:pPr>
+      <w:r>
+        <w:t xml:space="preserve">Hvordan følger du alle disse lag simultant uden at miste fokus?</w:t>
+      </w:r>
+    </w:p>
+    <w:bookmarkEnd w:id="30"/>
+    <w:bookmarkStart w:id="31" w:name="fulcrum"/>
+    <w:p>
+      <w:pPr>
+        <w:pStyle w:val="Heading2"/>
+      </w:pPr>
+      <w:r>
+        <w:t xml:space="preserve">Fulcrum</w:t>
+      </w:r>
+    </w:p>
+    <w:p>
+      <w:pPr>
+        <w:pStyle w:val="FirstParagraph"/>
+      </w:pPr>
+      <w:r>
+        <w:rPr>
+          <w:bCs/>
+          <w:b/>
+        </w:rPr>
+        <w:t xml:space="preserve">[UNDERTITEL]</w:t>
+      </w:r>
+      <w:r>
+        <w:t xml:space="preserve"> </w:t>
+      </w:r>
+      <w:r>
+        <w:t xml:space="preserve">det dynamiske omdrejningspunkt</w:t>
+      </w:r>
+    </w:p>
+    <w:p>
+      <w:pPr>
+        <w:pStyle w:val="BodyText"/>
+      </w:pPr>
+      <w:r>
+        <w:rPr>
+          <w:bCs/>
+          <w:b/>
+        </w:rPr>
+        <w:t xml:space="preserve">[BRØDTEKST: Intro]</w:t>
+      </w:r>
+    </w:p>
+    <w:p>
+      <w:pPr>
+        <w:pStyle w:val="BodyText"/>
+      </w:pPr>
+      <w:r>
+        <w:t xml:space="preserve">Et omdrejningspunkt, hvorom bevægelse sker. Al bevægelse sker i relation til et fulcrum — det er en slags bevægelsens midtlinje.</w:t>
+      </w:r>
+    </w:p>
+    <w:p>
+      <w:pPr>
+        <w:pStyle w:val="BodyText"/>
+      </w:pPr>
+      <w:r>
+        <w:rPr>
+          <w:bCs/>
+          <w:b/>
+        </w:rPr>
+        <w:t xml:space="preserve">[BRØDTEKST: Det grundlæggende]</w:t>
+      </w:r>
+    </w:p>
+    <w:p>
+      <w:pPr>
+        <w:pStyle w:val="BodyText"/>
+      </w:pPr>
+      <w:r>
+        <w:t xml:space="preserve">I den biodynamiske tradition betragtes et fulcrum som både skabende, orkestrerende og balancerende kroppens bevægelser. Det udgør derfor en unik og afgørende nøgle for kroppens funktion.</w:t>
+      </w:r>
+    </w:p>
+    <w:p>
+      <w:pPr>
+        <w:pStyle w:val="BodyText"/>
+      </w:pPr>
+      <w:r>
+        <w:t xml:space="preserve">Hele midtlinjen fungerer som et enkelt fulcrum — det ultimative omdrejningspunkt for al bevægelse i kroppen. I væskerne findes også fulcrums — stillepunkter som bliver kraftens punkt i mekanismens funktion.</w:t>
+      </w:r>
+    </w:p>
+    <w:p>
+      <w:pPr>
+        <w:pStyle w:val="BodyText"/>
+      </w:pPr>
+      <w:r>
+        <w:rPr>
+          <w:bCs/>
+          <w:b/>
+        </w:rPr>
+        <w:t xml:space="preserve">[BRØDTEKST: Sunde fulcrums]</w:t>
+      </w:r>
+    </w:p>
+    <w:p>
+      <w:pPr>
+        <w:pStyle w:val="BodyText"/>
+      </w:pPr>
+      <w:r>
+        <w:t xml:space="preserve">Sunde, naturlige fulcrums er bevægelige og dynamiske — de bevæges af livet fra øjeblik til øjeblik, og er ankerpunkter for den normale funktion.</w:t>
+      </w:r>
+    </w:p>
+    <w:p>
+      <w:pPr>
+        <w:pStyle w:val="BodyText"/>
+      </w:pPr>
+      <w:r>
+        <w:rPr>
+          <w:bCs/>
+          <w:b/>
+        </w:rPr>
+        <w:t xml:space="preserve">[BRØDTEKST: Dysfunktionelle fulcrums]</w:t>
+      </w:r>
+    </w:p>
+    <w:p>
+      <w:pPr>
+        <w:pStyle w:val="BodyText"/>
+      </w:pPr>
+      <w:r>
+        <w:t xml:space="preserve">Dysfunktionelle fulcrums bevæges ikke i relation til helheden, men eksisterer som rigide, separate tilstande, der tvinger helheden til at kompensere for deres tilstedeværelse.</w:t>
+      </w:r>
+    </w:p>
+    <w:p>
+      <w:pPr>
+        <w:pStyle w:val="BodyText"/>
+      </w:pPr>
+      <w:r>
+        <w:t xml:space="preserve">Ved læsionering skifter væv, væske og det elektromagnetiske felt til tre forskellige fulcrums, og denne opsplitning skaber den karakteristiske rigiditet vi møder i dysfunktionelle områder.</w:t>
+      </w:r>
+    </w:p>
+    <w:p>
+      <w:pPr>
+        <w:pStyle w:val="BodyText"/>
+      </w:pPr>
+      <w:r>
+        <w:rPr>
+          <w:bCs/>
+          <w:b/>
+        </w:rPr>
+        <w:t xml:space="preserve">[BRØDTEKST: Fulcrum i behandlingssituationen]</w:t>
+      </w:r>
+    </w:p>
+    <w:p>
+      <w:pPr>
+        <w:pStyle w:val="BodyText"/>
+      </w:pPr>
+      <w:r>
+        <w:t xml:space="preserve">Alt i behandlingen orkestreres gennem fulcrums — de vitale omdrejningspunkter hvorom al bevægelse organiserer sig. Sammen med Fluid Body, væskekroppens levende kontinuum som forbinder hver celle, udgør de den strukturerende ramme for den terapeutiske proces.</w:t>
+      </w:r>
+    </w:p>
+    <w:p>
+      <w:pPr>
+        <w:pStyle w:val="BodyText"/>
+      </w:pPr>
+      <w:r>
+        <w:t xml:space="preserve">I Rum A (den fysiske krop) fungerer midtlinjen som naturligt fulcrum, og strukturel integritet hviler på dette omdrejningspunkt. I Rum B (væskekroppen) er den oprindelige midtlinje det stabile fulcrum som alt organiserer sig omkring, og her kan normale og falske fulcrums rumme sig simultant i væsken.</w:t>
+      </w:r>
+    </w:p>
+    <w:p>
+      <w:pPr>
+        <w:pStyle w:val="BodyText"/>
+      </w:pPr>
+      <w:r>
+        <w:rPr>
+          <w:bCs/>
+          <w:b/>
+        </w:rPr>
+        <w:t xml:space="preserve">[INSPIRATION — nye vinkler at overveje]</w:t>
+      </w:r>
+    </w:p>
+    <w:p>
+      <w:pPr>
+        <w:pStyle w:val="BodyText"/>
+      </w:pPr>
       <w:r>
         <w:rPr>
           <w:iCs/>
           <w:i/>
         </w:rPr>
-        <w:t xml:space="preserve">’</w:t>
-      </w:r>
+        <w:t xml:space="preserve">Fulcrums er ikke faste anatomiske punkter — de bevæger sig, opløses, dannes nye. Når et fulcrum spontant flytter sig under hænderne, har systemet selv valgt næste fokus. Vores opgave er ikke at følge med fysisk men at give plads i opmærksomheden.</w:t>
+      </w:r>
+    </w:p>
+    <w:p>
+      <w:pPr>
+        <w:pStyle w:val="BodyText"/>
+      </w:pPr>
       <w:r>
         <w:rPr>
           <w:iCs/>
           <w:i/>
         </w:rPr>
-        <w:t xml:space="preserve"> </w:t>
-      </w:r>
+        <w:t xml:space="preserve">Når vi sætter os ved et dysfunktionelt fulcrum og arbejder med det, sker der ofte mindre end vi forventer. Når vi i stedet sætter os ved sundhedens fulcrum og bliver der, organiserer det belastede område sig spontant mod balance. Det er ofte hurtigere end direkte intervention.</w:t>
+      </w:r>
+    </w:p>
+    <w:p>
+      <w:pPr>
+        <w:pStyle w:val="BodyText"/>
+      </w:pPr>
       <w:r>
         <w:rPr>
           <w:iCs/>
           <w:i/>
         </w:rPr>
-        <w:t xml:space="preserve">— vi lytter til selve det, at noget overhovedet er. Bevægelsen er livets signatur.</w:t>
+        <w:t xml:space="preserve">Behandleren er også et fulcrum i feltet. Den måde vi sidder, den måde vi lytter, den ro vi har — alt det bliver et omdrejningspunkt klientens system kan organisere sig omkring. At blive et stille, stabilt fulcrum er måske vores vigtigste tekniske bidrag.</w:t>
+      </w:r>
+    </w:p>
+    <w:p>
+      <w:pPr>
+        <w:pStyle w:val="BodyText"/>
+      </w:pPr>
+      <w:r>
+        <w:rPr>
+          <w:bCs/>
+          <w:b/>
+        </w:rPr>
+        <w:t xml:space="preserve">[REFLEKSIONSSPØRGSMÅL]</w:t>
+      </w:r>
+    </w:p>
+    <w:p>
+      <w:pPr>
+        <w:numPr>
+          <w:ilvl w:val="0"/>
+          <w:numId w:val="1016"/>
+        </w:numPr>
+      </w:pPr>
+      <w:r>
+        <w:t xml:space="preserve">Hvordan genkender du forskellen mellem sunde bevægelige fulcrums og rigide dysfunktionelle — de falske omdrejningspunkter kroppen har etableret?</w:t>
+      </w:r>
+    </w:p>
+    <w:p>
+      <w:pPr>
+        <w:numPr>
+          <w:ilvl w:val="0"/>
+          <w:numId w:val="1016"/>
+        </w:numPr>
+      </w:pPr>
+      <w:r>
+        <w:t xml:space="preserve">Hvad sker der når et falskt fulcrum opløses?</w:t>
+      </w:r>
+    </w:p>
+    <w:bookmarkEnd w:id="31"/>
+    <w:bookmarkStart w:id="32" w:name="stillpoints"/>
+    <w:p>
+      <w:pPr>
+        <w:pStyle w:val="Heading2"/>
+      </w:pPr>
+      <w:r>
+        <w:t xml:space="preserve">Stillpoints</w:t>
+      </w:r>
+    </w:p>
+    <w:p>
+      <w:pPr>
+        <w:pStyle w:val="FirstParagraph"/>
+      </w:pPr>
+      <w:r>
+        <w:rPr>
+          <w:bCs/>
+          <w:b/>
+        </w:rPr>
+        <w:t xml:space="preserve">[UNDERTITEL]</w:t>
+      </w:r>
+      <w:r>
+        <w:t xml:space="preserve"> </w:t>
+      </w:r>
+      <w:r>
+        <w:t xml:space="preserve">forvandlingens nåleøje</w:t>
+      </w:r>
+    </w:p>
+    <w:p>
+      <w:pPr>
+        <w:pStyle w:val="BodyText"/>
+      </w:pPr>
+      <w:r>
+        <w:rPr>
+          <w:bCs/>
+          <w:b/>
+        </w:rPr>
+        <w:t xml:space="preserve">[BRØDTEKST: Intro]</w:t>
+      </w:r>
+    </w:p>
+    <w:p>
+      <w:pPr>
+        <w:pStyle w:val="BodyText"/>
+      </w:pPr>
+      <w:r>
+        <w:t xml:space="preserve">Et stillepunkt er en terapeutisk og dynamisk proces, hvor en given problematik går gennem en reguleringsfase, og ad den vej hjælper det lokale tilbage til det globale.</w:t>
+      </w:r>
+    </w:p>
+    <w:p>
+      <w:pPr>
+        <w:pStyle w:val="BodyText"/>
+      </w:pPr>
+      <w:r>
+        <w:rPr>
+          <w:bCs/>
+          <w:b/>
+        </w:rPr>
+        <w:t xml:space="preserve">[BRØDTEKST: Det grundlæggende]</w:t>
+      </w:r>
+    </w:p>
+    <w:p>
+      <w:pPr>
+        <w:pStyle w:val="BodyText"/>
+      </w:pPr>
+      <w:r>
+        <w:t xml:space="preserve">Et stillepunkt opstår, når der indfinder sig en relativ balance i en bestemt zone af kroppen. I den balancerede tilstand i zonen skabes mulighed for at aktivere en terapeutisk proces, der involverer alle aspekter af zonen. Deres indbyrdes balance er forudsætningen for stillepunktets opståen.</w:t>
+      </w:r>
+    </w:p>
+    <w:p>
+      <w:pPr>
+        <w:pStyle w:val="BodyText"/>
+      </w:pPr>
+      <w:r>
+        <w:t xml:space="preserve">Stillepunkter opstår spontant som en naturlig følge af kroppens vedvarende bevægelse mod bedst mulig balance og funktion. Som behandlere kan vi støtte klientens evne til at manifestere et stillepunkt ved opmærksomt og neutralt at følge alle kroppens bevægelser synkront.</w:t>
+      </w:r>
+    </w:p>
+    <w:p>
+      <w:pPr>
+        <w:pStyle w:val="BodyText"/>
+      </w:pPr>
+      <w:r>
+        <w:rPr>
+          <w:bCs/>
+          <w:b/>
+        </w:rPr>
+        <w:t xml:space="preserve">[BRØDTEKST: Augmentation af de embryologiske kræfter]</w:t>
+      </w:r>
+    </w:p>
+    <w:p>
+      <w:pPr>
+        <w:pStyle w:val="BodyText"/>
+      </w:pPr>
+      <w:r>
+        <w:t xml:space="preserve">I stillepunktet sker der en vældig augmentation af de embryologiske kræfter inden i og uden for kroppen. Et Stillpoint er et punkt hvor man opfatter ingen bevægelse, men tilstedeværelsen af Primary Respiration er intenst mærkbar.</w:t>
+      </w:r>
+    </w:p>
+    <w:p>
+      <w:pPr>
+        <w:pStyle w:val="BodyText"/>
+      </w:pPr>
+      <w:r>
+        <w:rPr>
+          <w:bCs/>
+          <w:b/>
+        </w:rPr>
+        <w:t xml:space="preserve">[BRØDTEKST: Pauser, Stillpoints og Serenity]</w:t>
+      </w:r>
+    </w:p>
+    <w:p>
+      <w:pPr>
+        <w:pStyle w:val="BodyText"/>
+      </w:pPr>
+      <w:r>
+        <w:t xml:space="preserve">Der er forskel på pauser, stillpoints og den dybere kvalitet vi kalder Serenity — hver har sin unikke signatur og terapeutiske potentiale.</w:t>
+      </w:r>
+    </w:p>
+    <w:p>
+      <w:pPr>
+        <w:pStyle w:val="BodyText"/>
+      </w:pPr>
+      <w:r>
+        <w:rPr>
+          <w:bCs/>
+          <w:b/>
+        </w:rPr>
+        <w:t xml:space="preserve">[INSPIRATION — nye vinkler at overveje]</w:t>
       </w:r>
     </w:p>
     <w:p>
@@ -3663,205 +4215,7 @@
           <w:iCs/>
           <w:i/>
         </w:rPr>
-        <w:t xml:space="preserve">Motion Present er aldrig fortid eller fremtid — den er kun nu. Det er det vi har at arbejde med. Hver gang opmærksomheden vender tilbage til det aktuelle, vender vi tilbage til det sted hvor heling kan ske. Ikke i forestillingen om hvad der burde være, men i hvad der er.</w:t>
-      </w:r>
-    </w:p>
-    <w:p>
-      <w:pPr>
-        <w:pStyle w:val="BodyText"/>
-      </w:pPr>
-      <w:r>
-        <w:rPr>
-          <w:bCs/>
-          <w:b/>
-        </w:rPr>
-        <w:t xml:space="preserve">[REFLEKSIONSSPØRGSMÅL]</w:t>
-      </w:r>
-    </w:p>
-    <w:p>
-      <w:pPr>
-        <w:numPr>
-          <w:ilvl w:val="0"/>
-          <w:numId w:val="1015"/>
-        </w:numPr>
-      </w:pPr>
-      <w:r>
-        <w:t xml:space="preserve">Kan du skelne mellem de forskellige bevægelser i klientens krop — metabolske, autonome og Primary Respiration?</w:t>
-      </w:r>
-    </w:p>
-    <w:p>
-      <w:pPr>
-        <w:numPr>
-          <w:ilvl w:val="0"/>
-          <w:numId w:val="1015"/>
-        </w:numPr>
-      </w:pPr>
-      <w:r>
-        <w:t xml:space="preserve">Hvordan følger du alle disse lag simultant uden at miste fokus?</w:t>
-      </w:r>
-    </w:p>
-    <w:bookmarkEnd w:id="30"/>
-    <w:bookmarkStart w:id="31" w:name="fulcrum"/>
-    <w:p>
-      <w:pPr>
-        <w:pStyle w:val="Heading2"/>
-      </w:pPr>
-      <w:r>
-        <w:t xml:space="preserve">Fulcrum</w:t>
-      </w:r>
-    </w:p>
-    <w:p>
-      <w:pPr>
-        <w:pStyle w:val="FirstParagraph"/>
-      </w:pPr>
-      <w:r>
-        <w:rPr>
-          <w:bCs/>
-          <w:b/>
-        </w:rPr>
-        <w:t xml:space="preserve">[UNDERTITEL]</w:t>
-      </w:r>
-      <w:r>
-        <w:t xml:space="preserve"> </w:t>
-      </w:r>
-      <w:r>
-        <w:t xml:space="preserve">det dynamiske omdrejningspunkt</w:t>
-      </w:r>
-    </w:p>
-    <w:p>
-      <w:pPr>
-        <w:pStyle w:val="BodyText"/>
-      </w:pPr>
-      <w:r>
-        <w:rPr>
-          <w:bCs/>
-          <w:b/>
-        </w:rPr>
-        <w:t xml:space="preserve">[BRØDTEKST: Intro]</w:t>
-      </w:r>
-    </w:p>
-    <w:p>
-      <w:pPr>
-        <w:pStyle w:val="BodyText"/>
-      </w:pPr>
-      <w:r>
-        <w:t xml:space="preserve">Et omdrejningspunkt, hvorom bevægelse sker. Al bevægelse sker i relation til et fulcrum — det er en slags bevægelsens midtlinje.</w:t>
-      </w:r>
-    </w:p>
-    <w:p>
-      <w:pPr>
-        <w:pStyle w:val="BodyText"/>
-      </w:pPr>
-      <w:r>
-        <w:rPr>
-          <w:bCs/>
-          <w:b/>
-        </w:rPr>
-        <w:t xml:space="preserve">[BRØDTEKST: Det grundlæggende]</w:t>
-      </w:r>
-    </w:p>
-    <w:p>
-      <w:pPr>
-        <w:pStyle w:val="BodyText"/>
-      </w:pPr>
-      <w:r>
-        <w:t xml:space="preserve">I den biodynamiske tradition betragtes et fulcrum som både skabende, orkestrerende og balancerende kroppens bevægelser. Det udgør derfor en unik og afgørende nøgle for kroppens funktion.</w:t>
-      </w:r>
-    </w:p>
-    <w:p>
-      <w:pPr>
-        <w:pStyle w:val="BodyText"/>
-      </w:pPr>
-      <w:r>
-        <w:t xml:space="preserve">Hele midtlinjen fungerer som et enkelt fulcrum — det ultimative omdrejningspunkt for al bevægelse i kroppen. I væskerne findes også fulcrums — stillepunkter som bliver kraftens punkt i mekanismens funktion.</w:t>
-      </w:r>
-    </w:p>
-    <w:p>
-      <w:pPr>
-        <w:pStyle w:val="BodyText"/>
-      </w:pPr>
-      <w:r>
-        <w:rPr>
-          <w:bCs/>
-          <w:b/>
-        </w:rPr>
-        <w:t xml:space="preserve">[BRØDTEKST: Sunde fulcrums]</w:t>
-      </w:r>
-    </w:p>
-    <w:p>
-      <w:pPr>
-        <w:pStyle w:val="BodyText"/>
-      </w:pPr>
-      <w:r>
-        <w:t xml:space="preserve">Sunde, naturlige fulcrums er bevægelige og dynamiske — de bevæges af livet fra øjeblik til øjeblik, og er ankerpunkter for den normale funktion.</w:t>
-      </w:r>
-    </w:p>
-    <w:p>
-      <w:pPr>
-        <w:pStyle w:val="BodyText"/>
-      </w:pPr>
-      <w:r>
-        <w:rPr>
-          <w:bCs/>
-          <w:b/>
-        </w:rPr>
-        <w:t xml:space="preserve">[BRØDTEKST: Dysfunktionelle fulcrums]</w:t>
-      </w:r>
-    </w:p>
-    <w:p>
-      <w:pPr>
-        <w:pStyle w:val="BodyText"/>
-      </w:pPr>
-      <w:r>
-        <w:t xml:space="preserve">Dysfunktionelle fulcrums bevæges ikke i relation til helheden, men eksisterer som rigide, separate tilstande, der tvinger helheden til at kompensere for deres tilstedeværelse.</w:t>
-      </w:r>
-    </w:p>
-    <w:p>
-      <w:pPr>
-        <w:pStyle w:val="BodyText"/>
-      </w:pPr>
-      <w:r>
-        <w:t xml:space="preserve">Ved læsionering skifter væv, væske og det elektromagnetiske felt til tre forskellige fulcrums, og denne opsplitning skaber den karakteristiske rigiditet vi møder i dysfunktionelle områder.</w:t>
-      </w:r>
-    </w:p>
-    <w:p>
-      <w:pPr>
-        <w:pStyle w:val="BodyText"/>
-      </w:pPr>
-      <w:r>
-        <w:rPr>
-          <w:bCs/>
-          <w:b/>
-        </w:rPr>
-        <w:t xml:space="preserve">[BRØDTEKST: Fulcrum i behandlingssituationen]</w:t>
-      </w:r>
-    </w:p>
-    <w:p>
-      <w:pPr>
-        <w:pStyle w:val="BodyText"/>
-      </w:pPr>
-      <w:r>
-        <w:t xml:space="preserve">Alt i behandlingen orkestreres gennem fulcrums — de vitale omdrejningspunkter hvorom al bevægelse organiserer sig. Sammen med Fluid Body, væskekroppens levende kontinuum som forbinder hver celle, udgør de den strukturerende ramme for den terapeutiske proces.</w:t>
-      </w:r>
-    </w:p>
-    <w:p>
-      <w:pPr>
-        <w:pStyle w:val="BodyText"/>
-      </w:pPr>
-      <w:r>
-        <w:t xml:space="preserve">I Rum A (den fysiske krop) fungerer midtlinjen som naturligt fulcrum, og strukturel integritet hviler på dette omdrejningspunkt. I Rum B (væskekroppen) er den oprindelige midtlinje det stabile fulcrum som alt organiserer sig omkring, og her kan normale og falske fulcrums rumme sig simultant i væsken.</w:t>
-      </w:r>
-    </w:p>
-    <w:p>
-      <w:pPr>
-        <w:pStyle w:val="BodyText"/>
-      </w:pPr>
-      <w:r>
-        <w:rPr>
-          <w:bCs/>
-          <w:b/>
-        </w:rPr>
-        <w:t xml:space="preserve">[INSPIRATION — nye vinkler at overveje]</w:t>
+        <w:t xml:space="preserve">Stillpoints sker på alle niveauer af systemet — i et lille fascialag, i hele den fluide krop, i Long Tide. Et stillpoint i Long Tide er kvalitativt anderledes end et i den hurtige rytme: dybere, mere altomfattende, ofte ledsaget af et autonomt skift.</w:t>
       </w:r>
     </w:p>
     <w:p>
@@ -3873,7 +4227,7 @@
           <w:iCs/>
           <w:i/>
         </w:rPr>
-        <w:t xml:space="preserve">Fulcrums er ikke faste anatomiske punkter — de bevæger sig, opløses, dannes nye. Når et fulcrum spontant flytter sig under hænderne, har systemet selv valgt næste fokus. Vores opgave er ikke at følge med fysisk men at give plads i opmærksomheden.</w:t>
+        <w:t xml:space="preserve">Det der følger efter et stillpoint er lige så vigtigt som selve punktet. Bevægelsen genoptages ofte med ny kvalitet — som om systemet har genvejet sig selv. Mange terapeutiske ændringer manifesterer sig først her, ikke i selve pausen. Lyttetid efter er ikke spildt tid.</w:t>
       </w:r>
     </w:p>
     <w:p>
@@ -3885,7 +4239,169 @@
           <w:iCs/>
           <w:i/>
         </w:rPr>
-        <w:t xml:space="preserve">Når vi sætter os ved et dysfunktionelt fulcrum og arbejder med det, sker der ofte mindre end vi forventer. Når vi i stedet sætter os ved sundhedens fulcrum og bliver der, organiserer det belastede område sig spontant mod balance. Det er ofte hurtigere end direkte intervention.</w:t>
+        <w:t xml:space="preserve">Klienter beskriver stillpoints meget forskelligt — som fald, som svæven, som klarhed der pludselig kommer. Det fælles træk er at noget sker uden anstrengelse. Klientens beskrivelse hjælper os med at konfirmere hvad hænderne mærker — det er en del af lytningen.</w:t>
+      </w:r>
+    </w:p>
+    <w:p>
+      <w:pPr>
+        <w:pStyle w:val="BodyText"/>
+      </w:pPr>
+      <w:r>
+        <w:rPr>
+          <w:bCs/>
+          <w:b/>
+        </w:rPr>
+        <w:t xml:space="preserve">[REFLEKSIONSSPØRGSMÅL]</w:t>
+      </w:r>
+    </w:p>
+    <w:p>
+      <w:pPr>
+        <w:numPr>
+          <w:ilvl w:val="0"/>
+          <w:numId w:val="1017"/>
+        </w:numPr>
+      </w:pPr>
+      <w:r>
+        <w:t xml:space="preserve">Kan du mærke forskellen mellem almindelige pauser og egentlige stillpoints — hvor augmentation af de embryologiske kræfter sker?</w:t>
+      </w:r>
+    </w:p>
+    <w:p>
+      <w:pPr>
+        <w:numPr>
+          <w:ilvl w:val="0"/>
+          <w:numId w:val="1017"/>
+        </w:numPr>
+      </w:pPr>
+      <w:r>
+        <w:t xml:space="preserve">Hvordan støtter du klientens evne til at manifestere et stillpoint?</w:t>
+      </w:r>
+    </w:p>
+    <w:bookmarkEnd w:id="32"/>
+    <w:bookmarkStart w:id="33" w:name="transmutation"/>
+    <w:p>
+      <w:pPr>
+        <w:pStyle w:val="Heading2"/>
+      </w:pPr>
+      <w:r>
+        <w:t xml:space="preserve">Transmutation</w:t>
+      </w:r>
+    </w:p>
+    <w:p>
+      <w:pPr>
+        <w:pStyle w:val="FirstParagraph"/>
+      </w:pPr>
+      <w:r>
+        <w:rPr>
+          <w:bCs/>
+          <w:b/>
+        </w:rPr>
+        <w:t xml:space="preserve">[UNDERTITEL]</w:t>
+      </w:r>
+      <w:r>
+        <w:t xml:space="preserve"> </w:t>
+      </w:r>
+      <w:r>
+        <w:t xml:space="preserve">livets alkymi</w:t>
+      </w:r>
+    </w:p>
+    <w:p>
+      <w:pPr>
+        <w:pStyle w:val="BodyText"/>
+      </w:pPr>
+      <w:r>
+        <w:rPr>
+          <w:bCs/>
+          <w:b/>
+        </w:rPr>
+        <w:t xml:space="preserve">[BRØDTEKST: Intro]</w:t>
+      </w:r>
+    </w:p>
+    <w:p>
+      <w:pPr>
+        <w:pStyle w:val="BodyText"/>
+      </w:pPr>
+      <w:r>
+        <w:t xml:space="preserve">Processen, hvor en given tilstand undergår en radikal forvandling. Det er en art alkymistisk proces, hvor selve tilstanden transformeres på et systemisk niveau.</w:t>
+      </w:r>
+    </w:p>
+    <w:p>
+      <w:pPr>
+        <w:pStyle w:val="BodyText"/>
+      </w:pPr>
+      <w:r>
+        <w:rPr>
+          <w:bCs/>
+          <w:b/>
+        </w:rPr>
+        <w:t xml:space="preserve">[BRØDTEKST: Det grundlæggende]</w:t>
+      </w:r>
+    </w:p>
+    <w:p>
+      <w:pPr>
+        <w:pStyle w:val="BodyText"/>
+      </w:pPr>
+      <w:r>
+        <w:t xml:space="preserve">Transmutation sker, når den terapeutiske ild fra de embryologiske kræfter aktiveres i en dysfunktionel zone. Denne ild formår at arbejde med mønstret i dets helhed og er derved i stand til at skabe en egentlig og dybtgående re-konfiguration af mønstrets struktur.</w:t>
+      </w:r>
+    </w:p>
+    <w:p>
+      <w:pPr>
+        <w:pStyle w:val="BodyText"/>
+      </w:pPr>
+      <w:r>
+        <w:t xml:space="preserve">Transmutation sker simultant gennem alle lag i det givne område, og som en naturlig konsekvens af de embryologiske kræfters natur bringes det forvandlede område atter i balanceret relation med helheden. Transmutation er med andre ord essensen af den terapeutiske dynamik og kapaciteten til at opstarte denne proces ligger immanent i de embryologiske kræfter.</w:t>
+      </w:r>
+    </w:p>
+    <w:p>
+      <w:pPr>
+        <w:pStyle w:val="BodyText"/>
+      </w:pPr>
+      <w:r>
+        <w:rPr>
+          <w:bCs/>
+          <w:b/>
+        </w:rPr>
+        <w:t xml:space="preserve">[BRØDTEKST: Fra bly til guld]</w:t>
+      </w:r>
+    </w:p>
+    <w:p>
+      <w:pPr>
+        <w:pStyle w:val="BodyText"/>
+      </w:pPr>
+      <w:r>
+        <w:t xml:space="preserve">Transmutation kan ske øjeblikkeligt — kroppen kan gå fra bly til guld uden mellemstadier. Under transmutation ser vi ændring i form, tone, tekstur og transparens.</w:t>
+      </w:r>
+    </w:p>
+    <w:p>
+      <w:pPr>
+        <w:pStyle w:val="BodyText"/>
+      </w:pPr>
+      <w:r>
+        <w:rPr>
+          <w:bCs/>
+          <w:b/>
+        </w:rPr>
+        <w:t xml:space="preserve">[BRØDTEKST: Væv til væske]</w:t>
+      </w:r>
+    </w:p>
+    <w:p>
+      <w:pPr>
+        <w:pStyle w:val="BodyText"/>
+      </w:pPr>
+      <w:r>
+        <w:t xml:space="preserve">Vi kan opleve transmutation af væv til væske — hele den fysiologiske tilstand ændrer sig på et fundamentalt niveau. Ignition er den alkymistiske ild der transmuterer alt til ny form.</w:t>
+      </w:r>
+    </w:p>
+    <w:p>
+      <w:pPr>
+        <w:pStyle w:val="BodyText"/>
+      </w:pPr>
+      <w:r>
+        <w:rPr>
+          <w:bCs/>
+          <w:b/>
+        </w:rPr>
+        <w:t xml:space="preserve">[INSPIRATION — nye vinkler at overveje]</w:t>
       </w:r>
     </w:p>
     <w:p>
@@ -3897,7 +4413,7 @@
           <w:iCs/>
           <w:i/>
         </w:rPr>
-        <w:t xml:space="preserve">Behandleren er også et fulcrum i feltet. Den måde vi sidder, den måde vi lytter, den ro vi har — alt det bliver et omdrejningspunkt klientens system kan organisere sig omkring. At blive et stille, stabilt fulcrum er måske vores vigtigste tekniske bidrag.</w:t>
+        <w:t xml:space="preserve">Transmutation er ikke metafor men en mærkbar ændring i vævets kvalitet. Det der var tæt og rigid bliver flydende og levende. Hænderne registrerer det ofte først som en ændret modstand, så som en ny bevægelighed, og til sidst som en helt anden tonalitet i feltet.</w:t>
       </w:r>
     </w:p>
     <w:p>
@@ -3909,7 +4425,7 @@
           <w:iCs/>
           <w:i/>
         </w:rPr>
-        <w:t xml:space="preserve">Et fulcrum er det stille punkt al bevægelse organiserer sig omkring. Det er paradokset i bevægelse: den hviler altid på noget der ikke bevæger sig. I kroppen findes utallige sådanne hvilepunkter, fra den finest celle til hele organismens samlede center.</w:t>
+        <w:t xml:space="preserve">Den synlige transmutation går ofte gennem en mellemtilstand — fra rigid struktur til væskelignende kvalitet, og derfra til noget endnu mere flydende. Hvert lag tager den tid det tager. At springe et lag over forvandler ikke; det dækker bare over.</w:t>
       </w:r>
     </w:p>
     <w:p>
@@ -3921,7 +4437,7 @@
           <w:iCs/>
           <w:i/>
         </w:rPr>
-        <w:t xml:space="preserve">Kroppen ved hvor dens fulcrums skal være. Når et fulcrum mistes — gennem skade, traume, vaner — finder kroppen kompenserende fulcrums for at fortsætte. Behandlingen åbner ikke for at ændre fulcrum, men for at den oprindelige kan vende tilbage og arbejdet kan organisere sig korrekt igen.</w:t>
+        <w:t xml:space="preserve">Når transmutation er ufuldstændig, er det sjældent at processen er stoppet — oftere at den arbejder i et lag vi ikke kan mærke endnu. Helingen sker stadig, men i sit eget tempo og i sit eget rum. Vores tålmodighed er det stærkeste redskab vi har her.</w:t>
       </w:r>
     </w:p>
     <w:p>
@@ -3940,32 +4456,32 @@
       <w:pPr>
         <w:numPr>
           <w:ilvl w:val="0"/>
-          <w:numId w:val="1016"/>
-        </w:numPr>
-      </w:pPr>
-      <w:r>
-        <w:t xml:space="preserve">Hvordan genkender du forskellen mellem sunde bevægelige fulcrums og rigide dysfunktionelle — de falske omdrejningspunkter kroppen har etableret?</w:t>
-      </w:r>
-    </w:p>
-    <w:p>
-      <w:pPr>
-        <w:numPr>
-          <w:ilvl w:val="0"/>
-          <w:numId w:val="1016"/>
-        </w:numPr>
-      </w:pPr>
-      <w:r>
-        <w:t xml:space="preserve">Hvad sker der når et falskt fulcrum opløses?</w:t>
-      </w:r>
-    </w:p>
-    <w:bookmarkEnd w:id="31"/>
-    <w:bookmarkStart w:id="32" w:name="stillpoints"/>
+          <w:numId w:val="1018"/>
+        </w:numPr>
+      </w:pPr>
+      <w:r>
+        <w:t xml:space="preserve">Har du oplevet øjeblikke hvor væv transformerede til væske eller omvendt — ikke gradvis men som alkymistisk forvandling?</w:t>
+      </w:r>
+    </w:p>
+    <w:p>
+      <w:pPr>
+        <w:numPr>
+          <w:ilvl w:val="0"/>
+          <w:numId w:val="1018"/>
+        </w:numPr>
+      </w:pPr>
+      <w:r>
+        <w:t xml:space="preserve">Hvad karakteriserede disse øjeblikke af radikal transformation?</w:t>
+      </w:r>
+    </w:p>
+    <w:bookmarkEnd w:id="33"/>
+    <w:bookmarkStart w:id="34" w:name="the-neutral"/>
     <w:p>
       <w:pPr>
         <w:pStyle w:val="Heading2"/>
       </w:pPr>
       <w:r>
-        <w:t xml:space="preserve">Stillpoints</w:t>
+        <w:t xml:space="preserve">The Neutral</w:t>
       </w:r>
     </w:p>
     <w:p>
@@ -3983,7 +4499,7 @@
         <w:t xml:space="preserve"> </w:t>
       </w:r>
       <w:r>
-        <w:t xml:space="preserve">forvandlingens nåleøje</w:t>
+        <w:t xml:space="preserve">alting forenet</w:t>
       </w:r>
     </w:p>
     <w:p>
@@ -4003,7 +4519,7 @@
         <w:pStyle w:val="BodyText"/>
       </w:pPr>
       <w:r>
-        <w:t xml:space="preserve">Et stillepunkt er en terapeutisk og dynamisk proces, hvor en given problematik går gennem en reguleringsfase, og ad den vej hjælper det lokale tilbage til det globale.</w:t>
+        <w:t xml:space="preserve">Den tilstand i klienten, hvor de ikke længere styres af det autonome nervesystem — hvor klientens system er så trygt og mødt, at det autonome nervesystem suspenderes for en stund.</w:t>
       </w:r>
     </w:p>
     <w:p>
@@ -4023,55 +4539,91 @@
         <w:pStyle w:val="BodyText"/>
       </w:pPr>
       <w:r>
-        <w:t xml:space="preserve">Et stillepunkt opstår, når der indfinder sig en relativ balance i en bestemt zone af kroppen. I den balancerede tilstand i zonen skabes mulighed for at aktivere en terapeutisk proces, der involverer alle aspekter af zonen. Deres indbyrdes balance er forudsætningen for stillepunktets opståen.</w:t>
-      </w:r>
-    </w:p>
-    <w:p>
-      <w:pPr>
-        <w:pStyle w:val="BodyText"/>
-      </w:pPr>
-      <w:r>
-        <w:t xml:space="preserve">Stillepunkter opstår spontant som en naturlig følge af kroppens vedvarende bevægelse mod bedst mulig balance og funktion. Som behandlere kan vi støtte klientens evne til at manifestere et stillepunkt ved opmærksomt og neutralt at følge alle kroppens bevægelser synkront.</w:t>
-      </w:r>
-    </w:p>
-    <w:p>
-      <w:pPr>
-        <w:pStyle w:val="BodyText"/>
-      </w:pPr>
-      <w:r>
-        <w:rPr>
-          <w:bCs/>
-          <w:b/>
-        </w:rPr>
-        <w:t xml:space="preserve">[BRØDTEKST: Augmentation af de embryologiske kræfter]</w:t>
-      </w:r>
-    </w:p>
-    <w:p>
-      <w:pPr>
-        <w:pStyle w:val="BodyText"/>
-      </w:pPr>
-      <w:r>
-        <w:t xml:space="preserve">I stillepunktet sker der en vældig augmentation af de embryologiske kræfter inden i og uden for kroppen. Et Stillpoint er et punkt hvor man opfatter ingen bevægelse, men tilstedeværelsen af Primary Respiration er intenst mærkbar.</w:t>
-      </w:r>
-    </w:p>
-    <w:p>
-      <w:pPr>
-        <w:pStyle w:val="BodyText"/>
-      </w:pPr>
-      <w:r>
-        <w:rPr>
-          <w:bCs/>
-          <w:b/>
-        </w:rPr>
-        <w:t xml:space="preserve">[BRØDTEKST: Pauser, Stillpoints og Serenity]</w:t>
-      </w:r>
-    </w:p>
-    <w:p>
-      <w:pPr>
-        <w:pStyle w:val="BodyText"/>
-      </w:pPr>
-      <w:r>
-        <w:t xml:space="preserve">Der er forskel på pauser, stillpoints og den dybere kvalitet vi kalder Serenity — hver har sin unikke signatur og terapeutiske potentiale.</w:t>
+        <w:t xml:space="preserve">Når The Neutral indfinder sig, sker der en radikal ændring af klientens tilstand. Deres krop skifter til en kohærent og homogen substans, hvor væv, væske og energi udgør en samlet, ensartet substans. Der er ikke længere en adskillelse mellem forskellige strukturer, og alt fungerer som en ubrudt helhed.</w:t>
+      </w:r>
+    </w:p>
+    <w:p>
+      <w:pPr>
+        <w:pStyle w:val="BodyText"/>
+      </w:pPr>
+      <w:r>
+        <w:t xml:space="preserve">The Neutral er forudsætningen for, at de embryologiske kræfter kan</w:t>
+      </w:r>
+      <w:r>
+        <w:t xml:space="preserve"> </w:t>
+      </w:r>
+      <w:r>
+        <w:t xml:space="preserve">“</w:t>
+      </w:r>
+      <w:r>
+        <w:t xml:space="preserve">overtage</w:t>
+      </w:r>
+      <w:r>
+        <w:t xml:space="preserve">”</w:t>
+      </w:r>
+      <w:r>
+        <w:t xml:space="preserve"> </w:t>
+      </w:r>
+      <w:r>
+        <w:t xml:space="preserve">behandlingen. Når kroppen skifter til denne unikke, homogene tilstand, vågner de embryologiske, helende kræfter spontant og opstarter den terapeutiske proces — en proces, hvor instrukserne for behandlingen udspringer direkte fra den</w:t>
+      </w:r>
+      <w:r>
+        <w:t xml:space="preserve"> </w:t>
+      </w:r>
+      <w:r>
+        <w:t xml:space="preserve">“</w:t>
+      </w:r>
+      <w:r>
+        <w:t xml:space="preserve">perfekte</w:t>
+      </w:r>
+      <w:r>
+        <w:t xml:space="preserve">”</w:t>
+      </w:r>
+      <w:r>
+        <w:t xml:space="preserve"> </w:t>
+      </w:r>
+      <w:r>
+        <w:t xml:space="preserve">skabelon for den enkelte.</w:t>
+      </w:r>
+    </w:p>
+    <w:p>
+      <w:pPr>
+        <w:pStyle w:val="BodyText"/>
+      </w:pPr>
+      <w:r>
+        <w:rPr>
+          <w:bCs/>
+          <w:b/>
+        </w:rPr>
+        <w:t xml:space="preserve">[BRØDTEKST: Dybden af The Neutral]</w:t>
+      </w:r>
+    </w:p>
+    <w:p>
+      <w:pPr>
+        <w:pStyle w:val="BodyText"/>
+      </w:pPr>
+      <w:r>
+        <w:t xml:space="preserve">Jo dybere vi tillader The Neutral at sætte sig, jo dybere vil den terapeutiske proces gå. Neutralitet i fysiologien tillader delens sensitivitet at generhverve sit udtryk af helheden.</w:t>
+      </w:r>
+    </w:p>
+    <w:p>
+      <w:pPr>
+        <w:pStyle w:val="BodyText"/>
+      </w:pPr>
+      <w:r>
+        <w:rPr>
+          <w:bCs/>
+          <w:b/>
+        </w:rPr>
+        <w:t xml:space="preserve">[BRØDTEKST: Læsionsfeltet og The Neutral]</w:t>
+      </w:r>
+    </w:p>
+    <w:p>
+      <w:pPr>
+        <w:pStyle w:val="BodyText"/>
+      </w:pPr>
+      <w:r>
+        <w:t xml:space="preserve">Det væsentlige i et læsionsfelt er netop at det ikke vil gå til neutral — det fastholder sin isolation som beskyttelse. Potencyen arbejder gennem The Neutral med mindst mulig modstand — det er derfor denne tilstand er så afgørende for de dybe transformationer.</w:t>
       </w:r>
     </w:p>
     <w:p>
@@ -4095,241 +4647,49 @@
           <w:iCs/>
           <w:i/>
         </w:rPr>
-        <w:t xml:space="preserve">Stillpoints sker på alle niveauer af systemet — i et lille fascialag, i hele den fluide krop, i Long Tide. Et stillpoint i Long Tide er kvalitativt anderledes end et i den hurtige rytme: dybere, mere altomfattende, ofte ledsaget af et autonomt skift.</w:t>
-      </w:r>
-    </w:p>
-    <w:p>
-      <w:pPr>
-        <w:pStyle w:val="BodyText"/>
-      </w:pPr>
+        <w:t xml:space="preserve">The Neutral forveksles let med afslapning, men er noget andet. Afslapning er en reduktion af spænding; The Neutral er en samling af alle systemers aktivitet i et fælles centrum. Klienten er ikke</w:t>
+      </w:r>
       <w:r>
         <w:rPr>
           <w:iCs/>
           <w:i/>
         </w:rPr>
-        <w:t xml:space="preserve">Det der følger efter et stillpoint er lige så vigtigt som selve punktet. Bevægelsen genoptages ofte med ny kvalitet — som om systemet har genvejet sig selv. Mange terapeutiske ændringer manifesterer sig først her, ikke i selve pausen. Lyttetid efter er ikke spildt tid.</w:t>
-      </w:r>
-    </w:p>
-    <w:p>
-      <w:pPr>
-        <w:pStyle w:val="BodyText"/>
-      </w:pPr>
+        <w:t xml:space="preserve"> </w:t>
+      </w:r>
       <w:r>
         <w:rPr>
           <w:iCs/>
           <w:i/>
         </w:rPr>
-        <w:t xml:space="preserve">Klienter beskriver stillpoints meget forskelligt — som fald, som svæven, som klarhed der pludselig kommer. Det fælles træk er at noget sker uden anstrengelse. Klientens beskrivelse hjælper os med at konfirmere hvad hænderne mærker — det er en del af lytningen.</w:t>
-      </w:r>
-    </w:p>
-    <w:p>
-      <w:pPr>
-        <w:pStyle w:val="BodyText"/>
-      </w:pPr>
+        <w:t xml:space="preserve">‘</w:t>
+      </w:r>
       <w:r>
         <w:rPr>
           <w:iCs/>
           <w:i/>
         </w:rPr>
-        <w:t xml:space="preserve">I et stillpoint mødes evighed og øjeblik. Tiden bliver ikke stoppet — den ophører som tempo og bliver til ren tilstedeværelse. Det er her transmutation kan ske, fordi al fortid og fremtid samles i det ene punkt af nu, hvor systemet er åbent for sin egen forvandling.</w:t>
-      </w:r>
-    </w:p>
-    <w:p>
-      <w:pPr>
-        <w:pStyle w:val="BodyText"/>
-      </w:pPr>
+        <w:t xml:space="preserve">slap</w:t>
+      </w:r>
       <w:r>
         <w:rPr>
           <w:iCs/>
           <w:i/>
         </w:rPr>
-        <w:t xml:space="preserve">Et stillpoint er livets eget kys på sig selv. I det øjeblik anerkender systemet hele sin egen historie og hele sin egen mulighed på samme tid. Heling sker ikke i tid — den sker uden tid, som om kroppen tager et åndedrag i evigheden og kommer tilbage forvandlet.</w:t>
-      </w:r>
-    </w:p>
-    <w:p>
-      <w:pPr>
-        <w:pStyle w:val="BodyText"/>
-      </w:pPr>
-      <w:r>
-        <w:rPr>
-          <w:bCs/>
-          <w:b/>
-        </w:rPr>
-        <w:t xml:space="preserve">[REFLEKSIONSSPØRGSMÅL]</w:t>
-      </w:r>
-    </w:p>
-    <w:p>
-      <w:pPr>
-        <w:numPr>
-          <w:ilvl w:val="0"/>
-          <w:numId w:val="1017"/>
-        </w:numPr>
-      </w:pPr>
-      <w:r>
-        <w:t xml:space="preserve">Kan du mærke forskellen mellem almindelige pauser og egentlige stillpoints — hvor augmentation af de embryologiske kræfter sker?</w:t>
-      </w:r>
-    </w:p>
-    <w:p>
-      <w:pPr>
-        <w:numPr>
-          <w:ilvl w:val="0"/>
-          <w:numId w:val="1017"/>
-        </w:numPr>
-      </w:pPr>
-      <w:r>
-        <w:t xml:space="preserve">Hvordan støtter du klientens evne til at manifestere et stillpoint?</w:t>
-      </w:r>
-    </w:p>
-    <w:bookmarkEnd w:id="32"/>
-    <w:bookmarkStart w:id="33" w:name="transmutation"/>
-    <w:p>
-      <w:pPr>
-        <w:pStyle w:val="Heading2"/>
-      </w:pPr>
-      <w:r>
-        <w:t xml:space="preserve">Transmutation</w:t>
-      </w:r>
-    </w:p>
-    <w:p>
-      <w:pPr>
-        <w:pStyle w:val="FirstParagraph"/>
-      </w:pPr>
-      <w:r>
-        <w:rPr>
-          <w:bCs/>
-          <w:b/>
-        </w:rPr>
-        <w:t xml:space="preserve">[UNDERTITEL]</w:t>
-      </w:r>
-      <w:r>
-        <w:t xml:space="preserve"> </w:t>
-      </w:r>
-      <w:r>
-        <w:t xml:space="preserve">livets alkymi</w:t>
-      </w:r>
-    </w:p>
-    <w:p>
-      <w:pPr>
-        <w:pStyle w:val="BodyText"/>
-      </w:pPr>
-      <w:r>
-        <w:rPr>
-          <w:bCs/>
-          <w:b/>
-        </w:rPr>
-        <w:t xml:space="preserve">[BRØDTEKST: Intro]</w:t>
-      </w:r>
-    </w:p>
-    <w:p>
-      <w:pPr>
-        <w:pStyle w:val="BodyText"/>
-      </w:pPr>
-      <w:r>
-        <w:t xml:space="preserve">Processen, hvor en given tilstand undergår en radikal forvandling. Det er en art alkymistisk proces, hvor selve tilstanden transformeres på et systemisk niveau.</w:t>
-      </w:r>
-    </w:p>
-    <w:p>
-      <w:pPr>
-        <w:pStyle w:val="BodyText"/>
-      </w:pPr>
-      <w:r>
-        <w:rPr>
-          <w:bCs/>
-          <w:b/>
-        </w:rPr>
-        <w:t xml:space="preserve">[BRØDTEKST: Det grundlæggende]</w:t>
-      </w:r>
-    </w:p>
-    <w:p>
-      <w:pPr>
-        <w:pStyle w:val="BodyText"/>
-      </w:pPr>
-      <w:r>
-        <w:t xml:space="preserve">Transmutation sker, når den terapeutiske ild fra de embryologiske kræfter aktiveres i en dysfunktionel zone. Denne ild formår at arbejde med mønstret i dets helhed og er derved i stand til at skabe en egentlig og dybtgående re-konfiguration af mønstrets struktur.</w:t>
-      </w:r>
-    </w:p>
-    <w:p>
-      <w:pPr>
-        <w:pStyle w:val="BodyText"/>
-      </w:pPr>
-      <w:r>
-        <w:t xml:space="preserve">Transmutation sker simultant gennem alle lag i det givne område, og som en naturlig konsekvens af de embryologiske kræfters natur bringes det forvandlede område atter i balanceret relation med helheden. Transmutation er med andre ord essensen af den terapeutiske dynamik og kapaciteten til at opstarte denne proces ligger immanent i de embryologiske kræfter.</w:t>
-      </w:r>
-    </w:p>
-    <w:p>
-      <w:pPr>
-        <w:pStyle w:val="BodyText"/>
-      </w:pPr>
-      <w:r>
-        <w:rPr>
-          <w:bCs/>
-          <w:b/>
-        </w:rPr>
-        <w:t xml:space="preserve">[BRØDTEKST: Fra bly til guld]</w:t>
-      </w:r>
-    </w:p>
-    <w:p>
-      <w:pPr>
-        <w:pStyle w:val="BodyText"/>
-      </w:pPr>
-      <w:r>
-        <w:t xml:space="preserve">Transmutation kan ske øjeblikkeligt — kroppen kan gå fra bly til guld uden mellemstadier. Under transmutation ser vi ændring i form, tone, tekstur og transparens.</w:t>
-      </w:r>
-    </w:p>
-    <w:p>
-      <w:pPr>
-        <w:pStyle w:val="BodyText"/>
-      </w:pPr>
-      <w:r>
-        <w:rPr>
-          <w:bCs/>
-          <w:b/>
-        </w:rPr>
-        <w:t xml:space="preserve">[BRØDTEKST: Væv til væske]</w:t>
-      </w:r>
-    </w:p>
-    <w:p>
-      <w:pPr>
-        <w:pStyle w:val="BodyText"/>
-      </w:pPr>
-      <w:r>
-        <w:t xml:space="preserve">Vi kan opleve transmutation af væv til væske — hele den fysiologiske tilstand ændrer sig på et fundamentalt niveau. Ignition er den alkymistiske ild der transmuterer alt til ny form.</w:t>
-      </w:r>
-    </w:p>
-    <w:p>
-      <w:pPr>
-        <w:pStyle w:val="BodyText"/>
-      </w:pPr>
-      <w:r>
-        <w:rPr>
-          <w:bCs/>
-          <w:b/>
-        </w:rPr>
-        <w:t xml:space="preserve">[INSPIRATION — nye vinkler at overveje]</w:t>
-      </w:r>
-    </w:p>
-    <w:p>
-      <w:pPr>
-        <w:pStyle w:val="BodyText"/>
-      </w:pPr>
+        <w:t xml:space="preserve">’</w:t>
+      </w:r>
       <w:r>
         <w:rPr>
           <w:iCs/>
           <w:i/>
         </w:rPr>
-        <w:t xml:space="preserve">Transmutation er ikke metafor men en mærkbar ændring i vævets kvalitet. Det der var tæt og rigid bliver flydende og levende. Hænderne registrerer det ofte først som en ændret modstand, så som en ny bevægelighed, og til sidst som en helt anden tonalitet i feltet.</w:t>
-      </w:r>
-    </w:p>
-    <w:p>
-      <w:pPr>
-        <w:pStyle w:val="BodyText"/>
-      </w:pPr>
+        <w:t xml:space="preserve"> </w:t>
+      </w:r>
       <w:r>
         <w:rPr>
           <w:iCs/>
           <w:i/>
         </w:rPr>
-        <w:t xml:space="preserve">Den synlige transmutation går ofte gennem en mellemtilstand — fra rigid struktur til væskelignende kvalitet, og derfra til noget endnu mere flydende. Hvert lag tager den tid det tager. At springe et lag over forvandler ikke; det dækker bare over.</w:t>
+        <w:t xml:space="preserve">— de er fuldt til stede, bare uden distance til sig selv.</w:t>
       </w:r>
     </w:p>
     <w:p>
@@ -4341,7 +4701,7 @@
           <w:iCs/>
           <w:i/>
         </w:rPr>
-        <w:t xml:space="preserve">Når transmutation er ufuldstændig, er det sjældent at processen er stoppet — oftere at den arbejder i et lag vi ikke kan mærke endnu. Helingen sker stadig, men i sit eget tempo og i sit eget rum. Vores tålmodighed er det stærkeste redskab vi har her.</w:t>
+        <w:t xml:space="preserve">The Neutral er en præ-betingelse, ikke et mål. De dybeste behandlingsprocesser begynder først NÅR The Neutral er etableret. Behandlingen før den er forberedelse; behandlingen efter er det reelle arbejde. At gennemskue forskellen er en del af klinisk modenhed.</w:t>
       </w:r>
     </w:p>
     <w:p>
@@ -4353,7 +4713,169 @@
           <w:iCs/>
           <w:i/>
         </w:rPr>
-        <w:t xml:space="preserve">Transmutation er det øjeblik, hvor det rigide pludselig ved, at det er fluid. Strukturen mister ikke sig selv — den genkender sig selv som noget mere. Vi mærker det som en ændret kvalitet i hænderne, men i klientens system er det en dybere genkendelse: livet ved hvad det er igen.</w:t>
+        <w:t xml:space="preserve">Mange behandlinger lykkes ikke med at nå The Neutral, og det er som det skal være. Den er ikke noget vi kan fremtvinge; den dukker op når betingelserne er der. At kræve den er at lukke den ude. At vente på den er ofte det mest virksomme.</w:t>
+      </w:r>
+    </w:p>
+    <w:p>
+      <w:pPr>
+        <w:pStyle w:val="BodyText"/>
+      </w:pPr>
+      <w:r>
+        <w:rPr>
+          <w:bCs/>
+          <w:b/>
+        </w:rPr>
+        <w:t xml:space="preserve">[REFLEKSIONSSPØRGSMÅL]</w:t>
+      </w:r>
+    </w:p>
+    <w:p>
+      <w:pPr>
+        <w:numPr>
+          <w:ilvl w:val="0"/>
+          <w:numId w:val="1019"/>
+        </w:numPr>
+      </w:pPr>
+      <w:r>
+        <w:t xml:space="preserve">Hvordan genkender du når klienten virkelig går til neutral — hvor det autonome nervesystem suspenderes?</w:t>
+      </w:r>
+    </w:p>
+    <w:p>
+      <w:pPr>
+        <w:numPr>
+          <w:ilvl w:val="0"/>
+          <w:numId w:val="1019"/>
+        </w:numPr>
+      </w:pPr>
+      <w:r>
+        <w:t xml:space="preserve">Kan du skelne mellem overfladisk afslapning og denne dybe homogene tilstand?</w:t>
+      </w:r>
+    </w:p>
+    <w:bookmarkEnd w:id="34"/>
+    <w:bookmarkStart w:id="35" w:name="automatic-shifting"/>
+    <w:p>
+      <w:pPr>
+        <w:pStyle w:val="Heading2"/>
+      </w:pPr>
+      <w:r>
+        <w:t xml:space="preserve">Automatic Shifting</w:t>
+      </w:r>
+    </w:p>
+    <w:p>
+      <w:pPr>
+        <w:pStyle w:val="FirstParagraph"/>
+      </w:pPr>
+      <w:r>
+        <w:rPr>
+          <w:bCs/>
+          <w:b/>
+        </w:rPr>
+        <w:t xml:space="preserve">[UNDERTITEL]</w:t>
+      </w:r>
+      <w:r>
+        <w:t xml:space="preserve"> </w:t>
+      </w:r>
+      <w:r>
+        <w:t xml:space="preserve">livets prioritering</w:t>
+      </w:r>
+    </w:p>
+    <w:p>
+      <w:pPr>
+        <w:pStyle w:val="BodyText"/>
+      </w:pPr>
+      <w:r>
+        <w:rPr>
+          <w:bCs/>
+          <w:b/>
+        </w:rPr>
+        <w:t xml:space="preserve">[BRØDTEKST: Intro]</w:t>
+      </w:r>
+    </w:p>
+    <w:p>
+      <w:pPr>
+        <w:pStyle w:val="BodyText"/>
+      </w:pPr>
+      <w:r>
+        <w:t xml:space="preserve">En dynamisk og systemisk terapeutisk proces, hvor behandlingen springer fra sted til sted i klientens krop — orkestreret af den indre prioritering, som tjener helheden bedst.</w:t>
+      </w:r>
+    </w:p>
+    <w:p>
+      <w:pPr>
+        <w:pStyle w:val="BodyText"/>
+      </w:pPr>
+      <w:r>
+        <w:rPr>
+          <w:bCs/>
+          <w:b/>
+        </w:rPr>
+        <w:t xml:space="preserve">[BRØDTEKST: Det grundlæggende]</w:t>
+      </w:r>
+    </w:p>
+    <w:p>
+      <w:pPr>
+        <w:pStyle w:val="BodyText"/>
+      </w:pPr>
+      <w:r>
+        <w:t xml:space="preserve">Dette fænomen kan opstå spontant i direkte forlængelse af The Neutral — altså på det tidspunkt, hvor hele klientens system er skiftet til en homogen, ensartet substans. Alt vedrørende denne proces dirigeres fra de embryologiske kræfter, der kender den enkeltes livshistorie og aktuelle ressourcer.</w:t>
+      </w:r>
+    </w:p>
+    <w:p>
+      <w:pPr>
+        <w:pStyle w:val="BodyText"/>
+      </w:pPr>
+      <w:r>
+        <w:t xml:space="preserve">Behandlerens rolle er fra øjeblik til øjeblik at skabe den kontekst, hvori Automatic Shifting kan udfolde sig frit og uhindret. Det er behandlerens evne til at følge alle bevægelser synkront, der udgør denne støtte — samklangen mellem behandlerens hænder og klientens krop skaber et interface, hvor kroppen støttes neutralt og uforbeholdent.</w:t>
+      </w:r>
+    </w:p>
+    <w:p>
+      <w:pPr>
+        <w:pStyle w:val="BodyText"/>
+      </w:pPr>
+      <w:r>
+        <w:rPr>
+          <w:bCs/>
+          <w:b/>
+        </w:rPr>
+        <w:t xml:space="preserve">[BRØDTEKST: Forudsætningen: The Neutral]</w:t>
+      </w:r>
+    </w:p>
+    <w:p>
+      <w:pPr>
+        <w:pStyle w:val="BodyText"/>
+      </w:pPr>
+      <w:r>
+        <w:t xml:space="preserve">Automatic Shifting kan kun opstå efter The Neutral. Den terapeutiske proces har en meget direkte kvalitet — den er under kontrol af en specifik bevidsthed som kender hver detalje af patienten.</w:t>
+      </w:r>
+    </w:p>
+    <w:p>
+      <w:pPr>
+        <w:pStyle w:val="BodyText"/>
+      </w:pPr>
+      <w:r>
+        <w:rPr>
+          <w:bCs/>
+          <w:b/>
+        </w:rPr>
+        <w:t xml:space="preserve">[BRØDTEKST: Den akutte afslutning]</w:t>
+      </w:r>
+    </w:p>
+    <w:p>
+      <w:pPr>
+        <w:pStyle w:val="BodyText"/>
+      </w:pPr>
+      <w:r>
+        <w:t xml:space="preserve">Processen slutter akut — den afslutter simpelthen sit arbejde og er færdig. Dette er ikke noget vi kan forcere eller forlænge — kroppen ved præcis hvornår nok er nok.</w:t>
+      </w:r>
+    </w:p>
+    <w:p>
+      <w:pPr>
+        <w:pStyle w:val="BodyText"/>
+      </w:pPr>
+      <w:r>
+        <w:rPr>
+          <w:bCs/>
+          <w:b/>
+        </w:rPr>
+        <w:t xml:space="preserve">[INSPIRATION — nye vinkler at overveje]</w:t>
       </w:r>
     </w:p>
     <w:p>
@@ -4365,205 +4887,7 @@
           <w:iCs/>
           <w:i/>
         </w:rPr>
-        <w:t xml:space="preserve">Når vævet transmuterer, bliver det ikke svagere — det bliver mere sandt. En lavere organiserings-grad opløses, og noget højere kan tage form. Det er ikke en omdannelse fra dårligt til godt, men fra glemt til husket. Den oprindelige skabelon træder frem fra under det, der havde dækket den til.</w:t>
-      </w:r>
-    </w:p>
-    <w:p>
-      <w:pPr>
-        <w:pStyle w:val="BodyText"/>
-      </w:pPr>
-      <w:r>
-        <w:rPr>
-          <w:bCs/>
-          <w:b/>
-        </w:rPr>
-        <w:t xml:space="preserve">[REFLEKSIONSSPØRGSMÅL]</w:t>
-      </w:r>
-    </w:p>
-    <w:p>
-      <w:pPr>
-        <w:numPr>
-          <w:ilvl w:val="0"/>
-          <w:numId w:val="1018"/>
-        </w:numPr>
-      </w:pPr>
-      <w:r>
-        <w:t xml:space="preserve">Har du oplevet øjeblikke hvor væv transformerede til væske eller omvendt — ikke gradvis men som alkymistisk forvandling?</w:t>
-      </w:r>
-    </w:p>
-    <w:p>
-      <w:pPr>
-        <w:numPr>
-          <w:ilvl w:val="0"/>
-          <w:numId w:val="1018"/>
-        </w:numPr>
-      </w:pPr>
-      <w:r>
-        <w:t xml:space="preserve">Hvad karakteriserede disse øjeblikke af radikal transformation?</w:t>
-      </w:r>
-    </w:p>
-    <w:bookmarkEnd w:id="33"/>
-    <w:bookmarkStart w:id="34" w:name="the-neutral"/>
-    <w:p>
-      <w:pPr>
-        <w:pStyle w:val="Heading2"/>
-      </w:pPr>
-      <w:r>
-        <w:t xml:space="preserve">The Neutral</w:t>
-      </w:r>
-    </w:p>
-    <w:p>
-      <w:pPr>
-        <w:pStyle w:val="FirstParagraph"/>
-      </w:pPr>
-      <w:r>
-        <w:rPr>
-          <w:bCs/>
-          <w:b/>
-        </w:rPr>
-        <w:t xml:space="preserve">[UNDERTITEL]</w:t>
-      </w:r>
-      <w:r>
-        <w:t xml:space="preserve"> </w:t>
-      </w:r>
-      <w:r>
-        <w:t xml:space="preserve">alting forenet</w:t>
-      </w:r>
-    </w:p>
-    <w:p>
-      <w:pPr>
-        <w:pStyle w:val="BodyText"/>
-      </w:pPr>
-      <w:r>
-        <w:rPr>
-          <w:bCs/>
-          <w:b/>
-        </w:rPr>
-        <w:t xml:space="preserve">[BRØDTEKST: Intro]</w:t>
-      </w:r>
-    </w:p>
-    <w:p>
-      <w:pPr>
-        <w:pStyle w:val="BodyText"/>
-      </w:pPr>
-      <w:r>
-        <w:t xml:space="preserve">Den tilstand i klienten, hvor de ikke længere styres af det autonome nervesystem — hvor klientens system er så trygt og mødt, at det autonome nervesystem suspenderes for en stund.</w:t>
-      </w:r>
-    </w:p>
-    <w:p>
-      <w:pPr>
-        <w:pStyle w:val="BodyText"/>
-      </w:pPr>
-      <w:r>
-        <w:rPr>
-          <w:bCs/>
-          <w:b/>
-        </w:rPr>
-        <w:t xml:space="preserve">[BRØDTEKST: Det grundlæggende]</w:t>
-      </w:r>
-    </w:p>
-    <w:p>
-      <w:pPr>
-        <w:pStyle w:val="BodyText"/>
-      </w:pPr>
-      <w:r>
-        <w:t xml:space="preserve">Når The Neutral indfinder sig, sker der en radikal ændring af klientens tilstand. Deres krop skifter til en kohærent og homogen substans, hvor væv, væske og energi udgør en samlet, ensartet substans. Der er ikke længere en adskillelse mellem forskellige strukturer, og alt fungerer som en ubrudt helhed.</w:t>
-      </w:r>
-    </w:p>
-    <w:p>
-      <w:pPr>
-        <w:pStyle w:val="BodyText"/>
-      </w:pPr>
-      <w:r>
-        <w:t xml:space="preserve">The Neutral er forudsætningen for, at de embryologiske kræfter kan</w:t>
-      </w:r>
-      <w:r>
-        <w:t xml:space="preserve"> </w:t>
-      </w:r>
-      <w:r>
-        <w:t xml:space="preserve">“</w:t>
-      </w:r>
-      <w:r>
-        <w:t xml:space="preserve">overtage</w:t>
-      </w:r>
-      <w:r>
-        <w:t xml:space="preserve">”</w:t>
-      </w:r>
-      <w:r>
-        <w:t xml:space="preserve"> </w:t>
-      </w:r>
-      <w:r>
-        <w:t xml:space="preserve">behandlingen. Når kroppen skifter til denne unikke, homogene tilstand, vågner de embryologiske, helende kræfter spontant og opstarter den terapeutiske proces — en proces, hvor instrukserne for behandlingen udspringer direkte fra den</w:t>
-      </w:r>
-      <w:r>
-        <w:t xml:space="preserve"> </w:t>
-      </w:r>
-      <w:r>
-        <w:t xml:space="preserve">“</w:t>
-      </w:r>
-      <w:r>
-        <w:t xml:space="preserve">perfekte</w:t>
-      </w:r>
-      <w:r>
-        <w:t xml:space="preserve">”</w:t>
-      </w:r>
-      <w:r>
-        <w:t xml:space="preserve"> </w:t>
-      </w:r>
-      <w:r>
-        <w:t xml:space="preserve">skabelon for den enkelte.</w:t>
-      </w:r>
-    </w:p>
-    <w:p>
-      <w:pPr>
-        <w:pStyle w:val="BodyText"/>
-      </w:pPr>
-      <w:r>
-        <w:rPr>
-          <w:bCs/>
-          <w:b/>
-        </w:rPr>
-        <w:t xml:space="preserve">[BRØDTEKST: Dybden af The Neutral]</w:t>
-      </w:r>
-    </w:p>
-    <w:p>
-      <w:pPr>
-        <w:pStyle w:val="BodyText"/>
-      </w:pPr>
-      <w:r>
-        <w:t xml:space="preserve">Jo dybere vi tillader The Neutral at sætte sig, jo dybere vil den terapeutiske proces gå. Neutralitet i fysiologien tillader delens sensitivitet at generhverve sit udtryk af helheden.</w:t>
-      </w:r>
-    </w:p>
-    <w:p>
-      <w:pPr>
-        <w:pStyle w:val="BodyText"/>
-      </w:pPr>
-      <w:r>
-        <w:rPr>
-          <w:bCs/>
-          <w:b/>
-        </w:rPr>
-        <w:t xml:space="preserve">[BRØDTEKST: Læsionsfeltet og The Neutral]</w:t>
-      </w:r>
-    </w:p>
-    <w:p>
-      <w:pPr>
-        <w:pStyle w:val="BodyText"/>
-      </w:pPr>
-      <w:r>
-        <w:t xml:space="preserve">Det væsentlige i et læsionsfelt er netop at det ikke vil gå til neutral — det fastholder sin isolation som beskyttelse. Potencyen arbejder gennem The Neutral med mindst mulig modstand — det er derfor denne tilstand er så afgørende for de dybe transformationer.</w:t>
-      </w:r>
-    </w:p>
-    <w:p>
-      <w:pPr>
-        <w:pStyle w:val="BodyText"/>
-      </w:pPr>
-      <w:r>
-        <w:rPr>
-          <w:bCs/>
-          <w:b/>
-        </w:rPr>
-        <w:t xml:space="preserve">[INSPIRATION — nye vinkler at overveje]</w:t>
+        <w:t xml:space="preserve">Automatic Shifting demonstrerer at systemet selv bestemmer rækkefølgen af heling. Hvad der ser kaotisk ud er sjældent kaos — det er en intelligens vi ikke kan forudsige. Vores rolle er ikke at organisere processen men at holde plads til den valgte rækkefølge.</w:t>
       </w:r>
     </w:p>
     <w:p>
@@ -4575,7 +4899,7 @@
           <w:iCs/>
           <w:i/>
         </w:rPr>
-        <w:t xml:space="preserve">The Neutral forveksles let med afslapning, men er noget andet. Afslapning er en reduktion af spænding; The Neutral er en samling af alle systemers aktivitet i et fælles centrum. Klienten er ikke</w:t>
+        <w:t xml:space="preserve">Når shifting går hurtigt fra område til område, kan det føles som om der ikke</w:t>
       </w:r>
       <w:r>
         <w:rPr>
@@ -4596,7 +4920,7 @@
           <w:iCs/>
           <w:i/>
         </w:rPr>
-        <w:t xml:space="preserve">slap</w:t>
+        <w:t xml:space="preserve">sker noget</w:t>
       </w:r>
       <w:r>
         <w:rPr>
@@ -4610,14 +4934,181 @@
           <w:iCs/>
           <w:i/>
         </w:rPr>
-        <w:t xml:space="preserve"> </w:t>
-      </w:r>
+        <w:t xml:space="preserve">. Men noget af det dybeste arbejde sker netop her — systemet ordner relationer mellem dele snarere end at arbejde lokalt. At blive i åbenheden kræver disciplin.</w:t>
+      </w:r>
+    </w:p>
+    <w:p>
+      <w:pPr>
+        <w:pStyle w:val="BodyText"/>
+      </w:pPr>
       <w:r>
         <w:rPr>
           <w:iCs/>
           <w:i/>
         </w:rPr>
-        <w:t xml:space="preserve">— de er fuldt til stede, bare uden distance til sig selv.</w:t>
+        <w:t xml:space="preserve">Behandlerens største fristelse i Automatic Shifting er at gribe ind med teknik. Vi vil hjælpe noget. Men oftest hjælper vi mest ved at trække vores intention tilbage og lade processen styre. Det er ofte først bagefter at meningen viser sig.</w:t>
+      </w:r>
+    </w:p>
+    <w:p>
+      <w:pPr>
+        <w:pStyle w:val="BodyText"/>
+      </w:pPr>
+      <w:r>
+        <w:rPr>
+          <w:bCs/>
+          <w:b/>
+        </w:rPr>
+        <w:t xml:space="preserve">[REFLEKSIONSSPØRGSMÅL]</w:t>
+      </w:r>
+    </w:p>
+    <w:p>
+      <w:pPr>
+        <w:numPr>
+          <w:ilvl w:val="0"/>
+          <w:numId w:val="1020"/>
+        </w:numPr>
+      </w:pPr>
+      <w:r>
+        <w:t xml:space="preserve">Har du oplevet behandlinger der sprang fra sted til sted uden din styring — orkestreret af en dybere intelligens?</w:t>
+      </w:r>
+    </w:p>
+    <w:p>
+      <w:pPr>
+        <w:numPr>
+          <w:ilvl w:val="0"/>
+          <w:numId w:val="1020"/>
+        </w:numPr>
+      </w:pPr>
+      <w:r>
+        <w:t xml:space="preserve">Hvordan støttede du denne proces uden at interferere?</w:t>
+      </w:r>
+    </w:p>
+    <w:bookmarkEnd w:id="35"/>
+    <w:bookmarkStart w:id="36" w:name="den-iboende-behandlingsplan"/>
+    <w:p>
+      <w:pPr>
+        <w:pStyle w:val="Heading2"/>
+      </w:pPr>
+      <w:r>
+        <w:t xml:space="preserve">Den Iboende Behandlingsplan</w:t>
+      </w:r>
+    </w:p>
+    <w:p>
+      <w:pPr>
+        <w:pStyle w:val="FirstParagraph"/>
+      </w:pPr>
+      <w:r>
+        <w:rPr>
+          <w:bCs/>
+          <w:b/>
+        </w:rPr>
+        <w:t xml:space="preserve">[UNDERTITEL]</w:t>
+      </w:r>
+      <w:r>
+        <w:t xml:space="preserve"> </w:t>
+      </w:r>
+      <w:r>
+        <w:t xml:space="preserve">den perfekte proces</w:t>
+      </w:r>
+    </w:p>
+    <w:p>
+      <w:pPr>
+        <w:pStyle w:val="BodyText"/>
+      </w:pPr>
+      <w:r>
+        <w:rPr>
+          <w:bCs/>
+          <w:b/>
+        </w:rPr>
+        <w:t xml:space="preserve">[BRØDTEKST: Intro]</w:t>
+      </w:r>
+    </w:p>
+    <w:p>
+      <w:pPr>
+        <w:pStyle w:val="BodyText"/>
+      </w:pPr>
+      <w:r>
+        <w:t xml:space="preserve">De embryologiske kræfters kapacitet til at skabe den optimale behandling. Skabelonen til at dosere og udfolde den perfekt afstemte behandling ligger allerede latent til stede i klientens krop.</w:t>
+      </w:r>
+    </w:p>
+    <w:p>
+      <w:pPr>
+        <w:pStyle w:val="BodyText"/>
+      </w:pPr>
+      <w:r>
+        <w:rPr>
+          <w:bCs/>
+          <w:b/>
+        </w:rPr>
+        <w:t xml:space="preserve">[BRØDTEKST: Det grundlæggende]</w:t>
+      </w:r>
+    </w:p>
+    <w:p>
+      <w:pPr>
+        <w:pStyle w:val="BodyText"/>
+      </w:pPr>
+      <w:r>
+        <w:t xml:space="preserve">Når kroppen støttes til at gå gennem The Neutral og på den måde blive tilgængelig for de embryologiske kræfter, vågner og aktiveres den iboende behandlingsplan naturligt. Bevægelsen mod bedst mulig funktion skal ikke skabes — den er altid allerede den højeste prioritet i kroppen.</w:t>
+      </w:r>
+    </w:p>
+    <w:p>
+      <w:pPr>
+        <w:pStyle w:val="BodyText"/>
+      </w:pPr>
+      <w:r>
+        <w:t xml:space="preserve">Den iboende behandlingsplan følger mønstre, som ikke forud kan bestemmes eller kendes fra det rationelle perspektiv. Kroppens forskellige kompensationer eksisterer altid i direkte relation til helheden, og den rækkefølge, som disse kompensationer skal forløses igennem, kan kun følges, hvis der er præcis og detaljeret kendskab til deres indbyrdes dynamik og balance.</w:t>
+      </w:r>
+    </w:p>
+    <w:p>
+      <w:pPr>
+        <w:pStyle w:val="BodyText"/>
+      </w:pPr>
+      <w:r>
+        <w:rPr>
+          <w:bCs/>
+          <w:b/>
+        </w:rPr>
+        <w:t xml:space="preserve">[BRØDTEKST: Kræfternes indsigt]</w:t>
+      </w:r>
+    </w:p>
+    <w:p>
+      <w:pPr>
+        <w:pStyle w:val="BodyText"/>
+      </w:pPr>
+      <w:r>
+        <w:t xml:space="preserve">Disse kræfter ved præcis hvad de vil gøre i patienten, hvordan de vil gøre det, og hvornår det er overstået. De kender systemets prioriteter og dirigerer deres terapeutiske kræfter mod det største behov.</w:t>
+      </w:r>
+    </w:p>
+    <w:p>
+      <w:pPr>
+        <w:pStyle w:val="BodyText"/>
+      </w:pPr>
+      <w:r>
+        <w:rPr>
+          <w:bCs/>
+          <w:b/>
+        </w:rPr>
+        <w:t xml:space="preserve">[BRØDTEKST: Doseringen er allerede valgt]</w:t>
+      </w:r>
+    </w:p>
+    <w:p>
+      <w:pPr>
+        <w:pStyle w:val="BodyText"/>
+      </w:pPr>
+      <w:r>
+        <w:t xml:space="preserve">Behandlingsplanen følger en intelligens som er tilfredsstillende korrigeret ved væskens egen dømmekraft. Den terapeutiske kraft er allerede foreskrevet — doseringen, potensen, naturen er allerede valgt af en intelligens som transcenderer vores forståelse.</w:t>
+      </w:r>
+    </w:p>
+    <w:p>
+      <w:pPr>
+        <w:pStyle w:val="BodyText"/>
+      </w:pPr>
+      <w:r>
+        <w:rPr>
+          <w:bCs/>
+          <w:b/>
+        </w:rPr>
+        <w:t xml:space="preserve">[INSPIRATION — nye vinkler at overveje]</w:t>
       </w:r>
     </w:p>
     <w:p>
@@ -4629,7 +5120,7 @@
           <w:iCs/>
           <w:i/>
         </w:rPr>
-        <w:t xml:space="preserve">The Neutral er en præ-betingelse, ikke et mål. De dybeste behandlingsprocesser begynder først NÅR The Neutral er etableret. Behandlingen før den er forberedelse; behandlingen efter er det reelle arbejde. At gennemskue forskellen er en del af klinisk modenhed.</w:t>
+        <w:t xml:space="preserve">Disciplinen ved ikke at have en plan er sværere end den lyder. Vores uddannelse har trænet os i at observere, vurdere, vælge intervention. At slippe alt det er ikke at blive passiv — det er at flytte tilliden fra vores plan til systemets egen.</w:t>
       </w:r>
     </w:p>
     <w:p>
@@ -4641,7 +5132,7 @@
           <w:iCs/>
           <w:i/>
         </w:rPr>
-        <w:t xml:space="preserve">Mange behandlinger lykkes ikke med at nå The Neutral, og det er som det skal være. Den er ikke noget vi kan fremtvinge; den dukker op når betingelserne er der. At kræve den er at lukke den ude. At vente på den er ofte det mest virksomme.</w:t>
+        <w:t xml:space="preserve">At læse den iboende plan kræver dyb stilhed i behandleren. Når vi har en agenda, hører vi vores agenda; når vi er stille, hører vi planen. Den bliver ofte først tydelig efter at vi har sluppet vores eget greb om hvor det skal hen.</w:t>
       </w:r>
     </w:p>
     <w:p>
@@ -4653,7 +5144,207 @@
           <w:iCs/>
           <w:i/>
         </w:rPr>
-        <w:t xml:space="preserve">The Neutral er døren til det dybere arbejde. Når den åbner sig, er det fordi nervesystemet har givet sin tilladelse til, at noget kan ske. Før The Neutral er vi forberedere; efter The Neutral er vi vidner til den proces som klienten selv bærer med sin egen indre intelligens.</w:t>
+        <w:t xml:space="preserve">Den iboende plan kan inkludere ubehag — smerte, følelser, midlertidig dysregulering. Vi må kende forskellen mellem nyttig smerte (transmutation, der hører til processen) og overvældelse (der ikke gør). Når planen leder gennem ubehag, er udfordringen at holde plads uden at lindre væk.</w:t>
+      </w:r>
+    </w:p>
+    <w:p>
+      <w:pPr>
+        <w:pStyle w:val="BodyText"/>
+      </w:pPr>
+      <w:r>
+        <w:rPr>
+          <w:bCs/>
+          <w:b/>
+        </w:rPr>
+        <w:t xml:space="preserve">[REFLEKSIONSSPØRGSMÅL]</w:t>
+      </w:r>
+    </w:p>
+    <w:p>
+      <w:pPr>
+        <w:numPr>
+          <w:ilvl w:val="0"/>
+          <w:numId w:val="1021"/>
+        </w:numPr>
+      </w:pPr>
+      <w:r>
+        <w:t xml:space="preserve">Kan du slippe din egen plan og stole på at kroppen allerede ved — doseringen, rækkefølgen, timingen?</w:t>
+      </w:r>
+    </w:p>
+    <w:p>
+      <w:pPr>
+        <w:numPr>
+          <w:ilvl w:val="0"/>
+          <w:numId w:val="1021"/>
+        </w:numPr>
+      </w:pPr>
+      <w:r>
+        <w:t xml:space="preserve">Hvad udfordrer dig mest ved at overlade behandlingen til de embryologiske kræfter?</w:t>
+      </w:r>
+    </w:p>
+    <w:bookmarkEnd w:id="36"/>
+    <w:bookmarkStart w:id="37" w:name="fluid-body"/>
+    <w:p>
+      <w:pPr>
+        <w:pStyle w:val="Heading2"/>
+      </w:pPr>
+      <w:r>
+        <w:t xml:space="preserve">Fluid Body</w:t>
+      </w:r>
+    </w:p>
+    <w:p>
+      <w:pPr>
+        <w:pStyle w:val="FirstParagraph"/>
+      </w:pPr>
+      <w:r>
+        <w:rPr>
+          <w:bCs/>
+          <w:b/>
+        </w:rPr>
+        <w:t xml:space="preserve">[UNDERTITEL]</w:t>
+      </w:r>
+      <w:r>
+        <w:t xml:space="preserve"> </w:t>
+      </w:r>
+      <w:r>
+        <w:t xml:space="preserve">den levende væskekrop</w:t>
+      </w:r>
+    </w:p>
+    <w:p>
+      <w:pPr>
+        <w:pStyle w:val="BodyText"/>
+      </w:pPr>
+      <w:r>
+        <w:rPr>
+          <w:bCs/>
+          <w:b/>
+        </w:rPr>
+        <w:t xml:space="preserve">[BRØDTEKST: Intro]</w:t>
+      </w:r>
+    </w:p>
+    <w:p>
+      <w:pPr>
+        <w:pStyle w:val="BodyText"/>
+      </w:pPr>
+      <w:r>
+        <w:t xml:space="preserve">Væskekroppen eksisterer som et levende kontinuum gennem hele organismen. Den består af alle væsker inden for kroppen, og fungerer som en funktionel enhed.</w:t>
+      </w:r>
+    </w:p>
+    <w:p>
+      <w:pPr>
+        <w:pStyle w:val="BodyText"/>
+      </w:pPr>
+      <w:r>
+        <w:rPr>
+          <w:bCs/>
+          <w:b/>
+        </w:rPr>
+        <w:t xml:space="preserve">[BRØDTEKST: Det grundlæggende]</w:t>
+      </w:r>
+    </w:p>
+    <w:p>
+      <w:pPr>
+        <w:pStyle w:val="BodyText"/>
+      </w:pPr>
+      <w:r>
+        <w:t xml:space="preserve">Efter The Neutral vågner væskekroppen — kroppen skifter til en tilstand, hvor protoplasma-kvaliteterne fra fosterstadiet træder i forgrunden. I modsætning til nervesystemet, der fungerer og kommunikerer via sekvenser, responderer væskekroppen simultant gennem hele dens udstrækning.</w:t>
+      </w:r>
+    </w:p>
+    <w:p>
+      <w:pPr>
+        <w:pStyle w:val="BodyText"/>
+      </w:pPr>
+      <w:r>
+        <w:t xml:space="preserve">Væskekroppen udgør en slags bro mellem det energetiske blueprint og dens skabelon, og vores fysiske krop, der i fosterstadiet blev skabt netop gennem væske-elementet. Når væskekroppen er dominerende efter The Neutral,</w:t>
+      </w:r>
+      <w:r>
+        <w:t xml:space="preserve"> </w:t>
+      </w:r>
+      <w:r>
+        <w:t xml:space="preserve">“</w:t>
+      </w:r>
+      <w:r>
+        <w:t xml:space="preserve">smelter</w:t>
+      </w:r>
+      <w:r>
+        <w:t xml:space="preserve">”</w:t>
+      </w:r>
+      <w:r>
+        <w:t xml:space="preserve"> </w:t>
+      </w:r>
+      <w:r>
+        <w:t xml:space="preserve">vores fysiske krop tilbage ind i væskekroppen. Det er i denne tilstand, at den terapeutiske kraft er på sit højeste.</w:t>
+      </w:r>
+    </w:p>
+    <w:p>
+      <w:pPr>
+        <w:pStyle w:val="BodyText"/>
+      </w:pPr>
+      <w:r>
+        <w:rPr>
+          <w:bCs/>
+          <w:b/>
+        </w:rPr>
+        <w:t xml:space="preserve">[BRØDTEKST: Et hav af væske]</w:t>
+      </w:r>
+    </w:p>
+    <w:p>
+      <w:pPr>
+        <w:pStyle w:val="BodyText"/>
+      </w:pPr>
+      <w:r>
+        <w:t xml:space="preserve">Væskekroppen er et hav af væske som ånder under Primary Respiration. Den responderer simultant i hele sin matrix — ikke sekvens for sekvens som nervesystemet.</w:t>
+      </w:r>
+    </w:p>
+    <w:p>
+      <w:pPr>
+        <w:pStyle w:val="BodyText"/>
+      </w:pPr>
+      <w:r>
+        <w:rPr>
+          <w:bCs/>
+          <w:b/>
+        </w:rPr>
+        <w:t xml:space="preserve">[BRØDTEKST: Det vildeste dyr i skoven]</w:t>
+      </w:r>
+    </w:p>
+    <w:p>
+      <w:pPr>
+        <w:pStyle w:val="BodyText"/>
+      </w:pPr>
+      <w:r>
+        <w:t xml:space="preserve">Væskekroppen er sky som det vildeste dyr i skoven — den kræver den blødeste tilgang, den dybeste respekt.</w:t>
+      </w:r>
+    </w:p>
+    <w:p>
+      <w:pPr>
+        <w:pStyle w:val="BodyText"/>
+      </w:pPr>
+      <w:r>
+        <w:rPr>
+          <w:bCs/>
+          <w:b/>
+        </w:rPr>
+        <w:t xml:space="preserve">[BRØDTEKST: Når væskerne læsionerer]</w:t>
+      </w:r>
+    </w:p>
+    <w:p>
+      <w:pPr>
+        <w:pStyle w:val="BodyText"/>
+      </w:pPr>
+      <w:r>
+        <w:t xml:space="preserve">Væskerne kan også læsionere — hvis væsken læsionerer, kan den låse knoglernes bevægelse og skabe rigiditet gennem hele systemet.</w:t>
+      </w:r>
+    </w:p>
+    <w:p>
+      <w:pPr>
+        <w:pStyle w:val="BodyText"/>
+      </w:pPr>
+      <w:r>
+        <w:rPr>
+          <w:bCs/>
+          <w:b/>
+        </w:rPr>
+        <w:t xml:space="preserve">[INSPIRATION — nye vinkler at overveje]</w:t>
       </w:r>
     </w:p>
     <w:p>
@@ -4665,169 +5356,7 @@
           <w:iCs/>
           <w:i/>
         </w:rPr>
-        <w:t xml:space="preserve">I The Neutral hviler alle systemer i samme centrum. Det fysiske, det fluide, det relationelle, det tidale — alt finder sit fælles fulcrum samtidigt. Det er en sjælden tilstand, og den åbner for det, vi ikke kan opnå med teknik, men kun ved at have skabt det rette rum.</w:t>
-      </w:r>
-    </w:p>
-    <w:p>
-      <w:pPr>
-        <w:pStyle w:val="BodyText"/>
-      </w:pPr>
-      <w:r>
-        <w:rPr>
-          <w:bCs/>
-          <w:b/>
-        </w:rPr>
-        <w:t xml:space="preserve">[REFLEKSIONSSPØRGSMÅL]</w:t>
-      </w:r>
-    </w:p>
-    <w:p>
-      <w:pPr>
-        <w:numPr>
-          <w:ilvl w:val="0"/>
-          <w:numId w:val="1019"/>
-        </w:numPr>
-      </w:pPr>
-      <w:r>
-        <w:t xml:space="preserve">Hvordan genkender du når klienten virkelig går til neutral — hvor det autonome nervesystem suspenderes?</w:t>
-      </w:r>
-    </w:p>
-    <w:p>
-      <w:pPr>
-        <w:numPr>
-          <w:ilvl w:val="0"/>
-          <w:numId w:val="1019"/>
-        </w:numPr>
-      </w:pPr>
-      <w:r>
-        <w:t xml:space="preserve">Kan du skelne mellem overfladisk afslapning og denne dybe homogene tilstand?</w:t>
-      </w:r>
-    </w:p>
-    <w:bookmarkEnd w:id="34"/>
-    <w:bookmarkStart w:id="35" w:name="automatic-shifting"/>
-    <w:p>
-      <w:pPr>
-        <w:pStyle w:val="Heading2"/>
-      </w:pPr>
-      <w:r>
-        <w:t xml:space="preserve">Automatic Shifting</w:t>
-      </w:r>
-    </w:p>
-    <w:p>
-      <w:pPr>
-        <w:pStyle w:val="FirstParagraph"/>
-      </w:pPr>
-      <w:r>
-        <w:rPr>
-          <w:bCs/>
-          <w:b/>
-        </w:rPr>
-        <w:t xml:space="preserve">[UNDERTITEL]</w:t>
-      </w:r>
-      <w:r>
-        <w:t xml:space="preserve"> </w:t>
-      </w:r>
-      <w:r>
-        <w:t xml:space="preserve">livets prioritering</w:t>
-      </w:r>
-    </w:p>
-    <w:p>
-      <w:pPr>
-        <w:pStyle w:val="BodyText"/>
-      </w:pPr>
-      <w:r>
-        <w:rPr>
-          <w:bCs/>
-          <w:b/>
-        </w:rPr>
-        <w:t xml:space="preserve">[BRØDTEKST: Intro]</w:t>
-      </w:r>
-    </w:p>
-    <w:p>
-      <w:pPr>
-        <w:pStyle w:val="BodyText"/>
-      </w:pPr>
-      <w:r>
-        <w:t xml:space="preserve">En dynamisk og systemisk terapeutisk proces, hvor behandlingen springer fra sted til sted i klientens krop — orkestreret af den indre prioritering, som tjener helheden bedst.</w:t>
-      </w:r>
-    </w:p>
-    <w:p>
-      <w:pPr>
-        <w:pStyle w:val="BodyText"/>
-      </w:pPr>
-      <w:r>
-        <w:rPr>
-          <w:bCs/>
-          <w:b/>
-        </w:rPr>
-        <w:t xml:space="preserve">[BRØDTEKST: Det grundlæggende]</w:t>
-      </w:r>
-    </w:p>
-    <w:p>
-      <w:pPr>
-        <w:pStyle w:val="BodyText"/>
-      </w:pPr>
-      <w:r>
-        <w:t xml:space="preserve">Dette fænomen kan opstå spontant i direkte forlængelse af The Neutral — altså på det tidspunkt, hvor hele klientens system er skiftet til en homogen, ensartet substans. Alt vedrørende denne proces dirigeres fra de embryologiske kræfter, der kender den enkeltes livshistorie og aktuelle ressourcer.</w:t>
-      </w:r>
-    </w:p>
-    <w:p>
-      <w:pPr>
-        <w:pStyle w:val="BodyText"/>
-      </w:pPr>
-      <w:r>
-        <w:t xml:space="preserve">Behandlerens rolle er fra øjeblik til øjeblik at skabe den kontekst, hvori Automatic Shifting kan udfolde sig frit og uhindret. Det er behandlerens evne til at følge alle bevægelser synkront, der udgør denne støtte — samklangen mellem behandlerens hænder og klientens krop skaber et interface, hvor kroppen støttes neutralt og uforbeholdent.</w:t>
-      </w:r>
-    </w:p>
-    <w:p>
-      <w:pPr>
-        <w:pStyle w:val="BodyText"/>
-      </w:pPr>
-      <w:r>
-        <w:rPr>
-          <w:bCs/>
-          <w:b/>
-        </w:rPr>
-        <w:t xml:space="preserve">[BRØDTEKST: Forudsætningen: The Neutral]</w:t>
-      </w:r>
-    </w:p>
-    <w:p>
-      <w:pPr>
-        <w:pStyle w:val="BodyText"/>
-      </w:pPr>
-      <w:r>
-        <w:t xml:space="preserve">Automatic Shifting kan kun opstå efter The Neutral. Den terapeutiske proces har en meget direkte kvalitet — den er under kontrol af en specifik bevidsthed som kender hver detalje af patienten.</w:t>
-      </w:r>
-    </w:p>
-    <w:p>
-      <w:pPr>
-        <w:pStyle w:val="BodyText"/>
-      </w:pPr>
-      <w:r>
-        <w:rPr>
-          <w:bCs/>
-          <w:b/>
-        </w:rPr>
-        <w:t xml:space="preserve">[BRØDTEKST: Den akutte afslutning]</w:t>
-      </w:r>
-    </w:p>
-    <w:p>
-      <w:pPr>
-        <w:pStyle w:val="BodyText"/>
-      </w:pPr>
-      <w:r>
-        <w:t xml:space="preserve">Processen slutter akut — den afslutter simpelthen sit arbejde og er færdig. Dette er ikke noget vi kan forcere eller forlænge — kroppen ved præcis hvornår nok er nok.</w:t>
-      </w:r>
-    </w:p>
-    <w:p>
-      <w:pPr>
-        <w:pStyle w:val="BodyText"/>
-      </w:pPr>
-      <w:r>
-        <w:rPr>
-          <w:bCs/>
-          <w:b/>
-        </w:rPr>
-        <w:t xml:space="preserve">[INSPIRATION — nye vinkler at overveje]</w:t>
+        <w:t xml:space="preserve">Vi var primært væske før vi blev fast væv. I de første uger efter unionen er kroppen ren væske — celler der svømmer i fluid medium, der gradvist organiseres. Den primære væske-natur forsvinder aldrig; den bliver bare struktureret. Den kan vækkes igen.</w:t>
       </w:r>
     </w:p>
     <w:p>
@@ -4839,54 +5368,228 @@
           <w:iCs/>
           <w:i/>
         </w:rPr>
-        <w:t xml:space="preserve">Automatic Shifting demonstrerer at systemet selv bestemmer rækkefølgen af heling. Hvad der ser kaotisk ud er sjældent kaos — det er en intelligens vi ikke kan forudsige. Vores rolle er ikke at organisere processen men at holde plads til den valgte rækkefølge.</w:t>
-      </w:r>
-    </w:p>
-    <w:p>
-      <w:pPr>
-        <w:pStyle w:val="BodyText"/>
-      </w:pPr>
+        <w:t xml:space="preserve">Når Fluid Body vågner, mærker hænderne det ofte først som en kvalitetsændring i vævet — det bliver</w:t>
+      </w:r>
       <w:r>
         <w:rPr>
           <w:iCs/>
           <w:i/>
         </w:rPr>
-        <w:t xml:space="preserve">Når shifting går hurtigt fra område til område, kan det føles som om der ikke</w:t>
+        <w:t xml:space="preserve"> </w:t>
       </w:r>
       <w:r>
         <w:rPr>
           <w:iCs/>
           <w:i/>
         </w:rPr>
-        <w:t xml:space="preserve"> </w:t>
+        <w:t xml:space="preserve">‘</w:t>
       </w:r>
       <w:r>
         <w:rPr>
           <w:iCs/>
           <w:i/>
         </w:rPr>
-        <w:t xml:space="preserve">‘</w:t>
+        <w:t xml:space="preserve">vådere</w:t>
       </w:r>
       <w:r>
         <w:rPr>
           <w:iCs/>
           <w:i/>
         </w:rPr>
-        <w:t xml:space="preserve">sker noget</w:t>
+        <w:t xml:space="preserve">’</w:t>
       </w:r>
       <w:r>
         <w:rPr>
           <w:iCs/>
           <w:i/>
         </w:rPr>
-        <w:t xml:space="preserve">’</w:t>
-      </w:r>
+        <w:t xml:space="preserve">, mere flydende. Klienten beskriver det som om de bliver tunge og lette samtidigt. Det er væskens paradoks: den har vægt og letvægt på én gang.</w:t>
+      </w:r>
+    </w:p>
+    <w:p>
+      <w:pPr>
+        <w:pStyle w:val="BodyText"/>
+      </w:pPr>
       <w:r>
         <w:rPr>
           <w:iCs/>
           <w:i/>
         </w:rPr>
-        <w:t xml:space="preserve">. Men noget af det dybeste arbejde sker netop her — systemet ordner relationer mellem dele snarere end at arbejde lokalt. At blive i åbenheden kræver disciplin.</w:t>
+        <w:t xml:space="preserve">Når Fluid Body føles låst, er det sjældent at væsken er væk — den er bare ikke i bevægelse. Det vi lytter efter er det første tegn på at strømmen begynder igen. Det første tegn er ofte mindre end vi forventer; en lille kvalitetsændring er nok at følge.</w:t>
+      </w:r>
+    </w:p>
+    <w:p>
+      <w:pPr>
+        <w:pStyle w:val="BodyText"/>
+      </w:pPr>
+      <w:r>
+        <w:rPr>
+          <w:bCs/>
+          <w:b/>
+        </w:rPr>
+        <w:t xml:space="preserve">[REFLEKSIONSSPØRGSMÅL]</w:t>
+      </w:r>
+    </w:p>
+    <w:p>
+      <w:pPr>
+        <w:numPr>
+          <w:ilvl w:val="0"/>
+          <w:numId w:val="1022"/>
+        </w:numPr>
+      </w:pPr>
+      <w:r>
+        <w:t xml:space="preserve">Hvordan mærker du når væskekroppen vågner efter The Neutral — denne simultane respons gennem hele matrixen?</w:t>
+      </w:r>
+    </w:p>
+    <w:p>
+      <w:pPr>
+        <w:numPr>
+          <w:ilvl w:val="0"/>
+          <w:numId w:val="1022"/>
+        </w:numPr>
+      </w:pPr>
+      <w:r>
+        <w:t xml:space="preserve">Kan du skelne væskekroppens bevægelser fra vævets bevægelser?</w:t>
+      </w:r>
+    </w:p>
+    <w:bookmarkEnd w:id="37"/>
+    <w:bookmarkStart w:id="38" w:name="the-lesion-field"/>
+    <w:p>
+      <w:pPr>
+        <w:pStyle w:val="Heading2"/>
+      </w:pPr>
+      <w:r>
+        <w:t xml:space="preserve">The Lesion Field</w:t>
+      </w:r>
+    </w:p>
+    <w:p>
+      <w:pPr>
+        <w:pStyle w:val="FirstParagraph"/>
+      </w:pPr>
+      <w:r>
+        <w:rPr>
+          <w:bCs/>
+          <w:b/>
+        </w:rPr>
+        <w:t xml:space="preserve">[UNDERTITEL]</w:t>
+      </w:r>
+      <w:r>
+        <w:t xml:space="preserve"> </w:t>
+      </w:r>
+      <w:r>
+        <w:t xml:space="preserve">de låste tilstande</w:t>
+      </w:r>
+    </w:p>
+    <w:p>
+      <w:pPr>
+        <w:pStyle w:val="BodyText"/>
+      </w:pPr>
+      <w:r>
+        <w:rPr>
+          <w:bCs/>
+          <w:b/>
+        </w:rPr>
+        <w:t xml:space="preserve">[BRØDTEKST: Intro]</w:t>
+      </w:r>
+    </w:p>
+    <w:p>
+      <w:pPr>
+        <w:pStyle w:val="BodyText"/>
+      </w:pPr>
+      <w:r>
+        <w:t xml:space="preserve">Et område i kroppen, der har mistet sin naturlige forbindelse til helheden. Det er mere end blot spænding eller begrænsning — det er et felt, som har isoleret sig for at beskytte resten af organismen.</w:t>
+      </w:r>
+    </w:p>
+    <w:p>
+      <w:pPr>
+        <w:pStyle w:val="BodyText"/>
+      </w:pPr>
+      <w:r>
+        <w:rPr>
+          <w:bCs/>
+          <w:b/>
+        </w:rPr>
+        <w:t xml:space="preserve">[BRØDTEKST: Det grundlæggende]</w:t>
+      </w:r>
+    </w:p>
+    <w:p>
+      <w:pPr>
+        <w:pStyle w:val="BodyText"/>
+      </w:pPr>
+      <w:r>
+        <w:t xml:space="preserve">Læsionsfeltet har skabt en grænse omkring sig selv og fungerer nu efter sine egne regler. Det har etableret falske fulcrums og en falsk midtlinje, som det organiserer sig omkring i stedet for kroppens sande midtlinje. Denne isolation betyder, at feltet ikke længere deltager i kroppens naturlige rytmer og bevægelser — det vil ikke gå til neutral.</w:t>
+      </w:r>
+    </w:p>
+    <w:p>
+      <w:pPr>
+        <w:pStyle w:val="BodyText"/>
+      </w:pPr>
+      <w:r>
+        <w:rPr>
+          <w:bCs/>
+          <w:b/>
+        </w:rPr>
+        <w:t xml:space="preserve">[BRØDTEKST: Sundheden findes altid]</w:t>
+      </w:r>
+    </w:p>
+    <w:p>
+      <w:pPr>
+        <w:pStyle w:val="BodyText"/>
+      </w:pPr>
+      <w:r>
+        <w:t xml:space="preserve">Selv inden i det mest dysfunktionelle læsionsfelt findes der dog altid aspekter af sundhed. Der er bevægelse til stede — Motion Present — som stadig responderer på Primary Respiration. Som behandlere må vi lytte dybere for at finde denne levende kvalitet, der altid eksisterer selv i de mest fastlåste områder.</w:t>
+      </w:r>
+    </w:p>
+    <w:p>
+      <w:pPr>
+        <w:pStyle w:val="BodyText"/>
+      </w:pPr>
+      <w:r>
+        <w:rPr>
+          <w:bCs/>
+          <w:b/>
+        </w:rPr>
+        <w:t xml:space="preserve">[BRØDTEKST: Det visnende felt]</w:t>
+      </w:r>
+    </w:p>
+    <w:p>
+      <w:pPr>
+        <w:pStyle w:val="BodyText"/>
+      </w:pPr>
+      <w:r>
+        <w:t xml:space="preserve">Læsionsfeltet er et visnende felt — det mangler gennemstrømning og flow. Sundheden forsøger at isolere sygdommen fra helheden, så den ikke kan udvide sin påvirknings rækkevidde.</w:t>
+      </w:r>
+    </w:p>
+    <w:p>
+      <w:pPr>
+        <w:pStyle w:val="BodyText"/>
+      </w:pPr>
+      <w:r>
+        <w:rPr>
+          <w:bCs/>
+          <w:b/>
+        </w:rPr>
+        <w:t xml:space="preserve">[BRØDTEKST: Læsionens paradoksale formål]</w:t>
+      </w:r>
+    </w:p>
+    <w:p>
+      <w:pPr>
+        <w:pStyle w:val="BodyText"/>
+      </w:pPr>
+      <w:r>
+        <w:t xml:space="preserve">Paradoksalt nok er formålet med læsioner at hjælpe organismen til at vokse og udvikle sig — de tvinger os til at finde nye veje, nye ressourcer, nye måder at organisere os på.</w:t>
+      </w:r>
+    </w:p>
+    <w:p>
+      <w:pPr>
+        <w:pStyle w:val="BodyText"/>
+      </w:pPr>
+      <w:r>
+        <w:rPr>
+          <w:bCs/>
+          <w:b/>
+        </w:rPr>
+        <w:t xml:space="preserve">[INSPIRATION — nye vinkler at overveje]</w:t>
       </w:r>
     </w:p>
     <w:p>
@@ -4898,7 +5601,7 @@
           <w:iCs/>
           <w:i/>
         </w:rPr>
-        <w:t xml:space="preserve">Behandlerens største fristelse i Automatic Shifting er at gribe ind med teknik. Vi vil hjælpe noget. Men oftest hjælper vi mest ved at trække vores intention tilbage og lade processen styre. Det er ofte først bagefter at meningen viser sig.</w:t>
+        <w:t xml:space="preserve">Læsionsfeltet er ikke en fejl. Det er livskraft der har gjort det bedste den kunne under de vilkår der var. At se det som beskyttelse, ikke fejl, ændrer behandlingens grundtone fundamentalt — fra at ville fjerne noget til at anerkende det der allerede er.</w:t>
       </w:r>
     </w:p>
     <w:p>
@@ -4910,7 +5613,7 @@
           <w:iCs/>
           <w:i/>
         </w:rPr>
-        <w:t xml:space="preserve">Automatic Shifting demonstrerer en intelligens i kroppen som er klogere end vores. Systemet ved hvor energien skal hen først, hvad der skal vente, hvad der skal opløses. Når vi giver plads, organiserer denne intelligens hele behandlingen for os. Vores rolle bliver at være vidne til dens udfoldelse.</w:t>
+        <w:t xml:space="preserve">Læsionen er ikke et sted men en proces. Feltet vedligeholder sin egen organisering med energi, og det kræver vores anerkendelse, ikke vores intervention, for at slippe sin opgave. Når det opdager at det ikke længere skal beskytte, vender potency tilbage til helheden.</w:t>
       </w:r>
     </w:p>
     <w:p>
@@ -4922,229 +5625,42 @@
           <w:iCs/>
           <w:i/>
         </w:rPr>
-        <w:t xml:space="preserve">At lade Automatic Shifting bære behandlingen er som at lade en bølge bære båden i stedet for at ro. Vi bliver ikke passive — vi forbliver vågne, men retningen kommer fra noget andet end vores plan. Det er et andet sted at handle fra, og det åbner muligheder vi ikke kunne forudse.</w:t>
-      </w:r>
-    </w:p>
-    <w:p>
-      <w:pPr>
-        <w:pStyle w:val="BodyText"/>
-      </w:pPr>
-      <w:r>
-        <w:rPr>
-          <w:bCs/>
-          <w:b/>
-        </w:rPr>
-        <w:t xml:space="preserve">[REFLEKSIONSSPØRGSMÅL]</w:t>
-      </w:r>
-    </w:p>
-    <w:p>
-      <w:pPr>
-        <w:numPr>
-          <w:ilvl w:val="0"/>
-          <w:numId w:val="1020"/>
-        </w:numPr>
-      </w:pPr>
-      <w:r>
-        <w:t xml:space="preserve">Har du oplevet behandlinger der sprang fra sted til sted uden din styring — orkestreret af en dybere intelligens?</w:t>
-      </w:r>
-    </w:p>
-    <w:p>
-      <w:pPr>
-        <w:numPr>
-          <w:ilvl w:val="0"/>
-          <w:numId w:val="1020"/>
-        </w:numPr>
-      </w:pPr>
-      <w:r>
-        <w:t xml:space="preserve">Hvordan støttede du denne proces uden at interferere?</w:t>
-      </w:r>
-    </w:p>
-    <w:bookmarkEnd w:id="35"/>
-    <w:bookmarkStart w:id="36" w:name="den-iboende-behandlingsplan"/>
-    <w:p>
-      <w:pPr>
-        <w:pStyle w:val="Heading2"/>
-      </w:pPr>
-      <w:r>
-        <w:t xml:space="preserve">Den Iboende Behandlingsplan</w:t>
-      </w:r>
-    </w:p>
-    <w:p>
-      <w:pPr>
-        <w:pStyle w:val="FirstParagraph"/>
-      </w:pPr>
-      <w:r>
-        <w:rPr>
-          <w:bCs/>
-          <w:b/>
-        </w:rPr>
-        <w:t xml:space="preserve">[UNDERTITEL]</w:t>
-      </w:r>
-      <w:r>
-        <w:t xml:space="preserve"> </w:t>
-      </w:r>
-      <w:r>
-        <w:t xml:space="preserve">den perfekte proces</w:t>
-      </w:r>
-    </w:p>
-    <w:p>
-      <w:pPr>
-        <w:pStyle w:val="BodyText"/>
-      </w:pPr>
-      <w:r>
-        <w:rPr>
-          <w:bCs/>
-          <w:b/>
-        </w:rPr>
-        <w:t xml:space="preserve">[BRØDTEKST: Intro]</w:t>
-      </w:r>
-    </w:p>
-    <w:p>
-      <w:pPr>
-        <w:pStyle w:val="BodyText"/>
-      </w:pPr>
-      <w:r>
-        <w:t xml:space="preserve">De embryologiske kræfters kapacitet til at skabe den optimale behandling. Skabelonen til at dosere og udfolde den perfekt afstemte behandling ligger allerede latent til stede i klientens krop.</w:t>
-      </w:r>
-    </w:p>
-    <w:p>
-      <w:pPr>
-        <w:pStyle w:val="BodyText"/>
-      </w:pPr>
-      <w:r>
-        <w:rPr>
-          <w:bCs/>
-          <w:b/>
-        </w:rPr>
-        <w:t xml:space="preserve">[BRØDTEKST: Det grundlæggende]</w:t>
-      </w:r>
-    </w:p>
-    <w:p>
-      <w:pPr>
-        <w:pStyle w:val="BodyText"/>
-      </w:pPr>
-      <w:r>
-        <w:t xml:space="preserve">Når kroppen støttes til at gå gennem The Neutral og på den måde blive tilgængelig for de embryologiske kræfter, vågner og aktiveres den iboende behandlingsplan naturligt. Bevægelsen mod bedst mulig funktion skal ikke skabes — den er altid allerede den højeste prioritet i kroppen.</w:t>
-      </w:r>
-    </w:p>
-    <w:p>
-      <w:pPr>
-        <w:pStyle w:val="BodyText"/>
-      </w:pPr>
-      <w:r>
-        <w:t xml:space="preserve">Den iboende behandlingsplan følger mønstre, som ikke forud kan bestemmes eller kendes fra det rationelle perspektiv. Kroppens forskellige kompensationer eksisterer altid i direkte relation til helheden, og den rækkefølge, som disse kompensationer skal forløses igennem, kan kun følges, hvis der er præcis og detaljeret kendskab til deres indbyrdes dynamik og balance.</w:t>
-      </w:r>
-    </w:p>
-    <w:p>
-      <w:pPr>
-        <w:pStyle w:val="BodyText"/>
-      </w:pPr>
-      <w:r>
-        <w:rPr>
-          <w:bCs/>
-          <w:b/>
-        </w:rPr>
-        <w:t xml:space="preserve">[BRØDTEKST: Kræfternes indsigt]</w:t>
-      </w:r>
-    </w:p>
-    <w:p>
-      <w:pPr>
-        <w:pStyle w:val="BodyText"/>
-      </w:pPr>
-      <w:r>
-        <w:t xml:space="preserve">Disse kræfter ved præcis hvad de vil gøre i patienten, hvordan de vil gøre det, og hvornår det er overstået. De kender systemets prioriteter og dirigerer deres terapeutiske kræfter mod det største behov.</w:t>
-      </w:r>
-    </w:p>
-    <w:p>
-      <w:pPr>
-        <w:pStyle w:val="BodyText"/>
-      </w:pPr>
-      <w:r>
-        <w:rPr>
-          <w:bCs/>
-          <w:b/>
-        </w:rPr>
-        <w:t xml:space="preserve">[BRØDTEKST: Doseringen er allerede valgt]</w:t>
-      </w:r>
-    </w:p>
-    <w:p>
-      <w:pPr>
-        <w:pStyle w:val="BodyText"/>
-      </w:pPr>
-      <w:r>
-        <w:t xml:space="preserve">Behandlingsplanen følger en intelligens som er tilfredsstillende korrigeret ved væskens egen dømmekraft. Den terapeutiske kraft er allerede foreskrevet — doseringen, potensen, naturen er allerede valgt af en intelligens som transcenderer vores forståelse.</w:t>
-      </w:r>
-    </w:p>
-    <w:p>
-      <w:pPr>
-        <w:pStyle w:val="BodyText"/>
-      </w:pPr>
-      <w:r>
-        <w:rPr>
-          <w:bCs/>
-          <w:b/>
-        </w:rPr>
-        <w:t xml:space="preserve">[INSPIRATION — nye vinkler at overveje]</w:t>
-      </w:r>
-    </w:p>
-    <w:p>
-      <w:pPr>
-        <w:pStyle w:val="BodyText"/>
-      </w:pPr>
+        <w:t xml:space="preserve">Når feltet ikke vil løslade, er det oftest fordi grundpræmissen — sikkerhed nu — endnu ikke er etableret. Det skridt kan vi ikke springe over. Først nervesystemets dybe besked om</w:t>
+      </w:r>
       <w:r>
         <w:rPr>
           <w:iCs/>
           <w:i/>
         </w:rPr>
-        <w:t xml:space="preserve">Disciplinen ved ikke at have en plan er sværere end den lyder. Vores uddannelse har trænet os i at observere, vurdere, vælge intervention. At slippe alt det er ikke at blive passiv — det er at flytte tilliden fra vores plan til systemets egen.</w:t>
-      </w:r>
-    </w:p>
-    <w:p>
-      <w:pPr>
-        <w:pStyle w:val="BodyText"/>
-      </w:pPr>
+        <w:t xml:space="preserve"> </w:t>
+      </w:r>
       <w:r>
         <w:rPr>
           <w:iCs/>
           <w:i/>
         </w:rPr>
-        <w:t xml:space="preserve">At læse den iboende plan kræver dyb stilhed i behandleren. Når vi har en agenda, hører vi vores agenda; når vi er stille, hører vi planen. Den bliver ofte først tydelig efter at vi har sluppet vores eget greb om hvor det skal hen.</w:t>
-      </w:r>
-    </w:p>
-    <w:p>
-      <w:pPr>
-        <w:pStyle w:val="BodyText"/>
-      </w:pPr>
+        <w:t xml:space="preserve">‘</w:t>
+      </w:r>
       <w:r>
         <w:rPr>
           <w:iCs/>
           <w:i/>
         </w:rPr>
-        <w:t xml:space="preserve">Den iboende plan kan inkludere ubehag — smerte, følelser, midlertidig dysregulering. Vi må kende forskellen mellem nyttig smerte (transmutation, der hører til processen) og overvældelse (der ikke gør). Når planen leder gennem ubehag, er udfordringen at holde plads uden at lindre væk.</w:t>
-      </w:r>
-    </w:p>
-    <w:p>
-      <w:pPr>
-        <w:pStyle w:val="BodyText"/>
-      </w:pPr>
+        <w:t xml:space="preserve">her er sikkert</w:t>
+      </w:r>
       <w:r>
         <w:rPr>
           <w:iCs/>
           <w:i/>
         </w:rPr>
-        <w:t xml:space="preserve">Den iboende plan er allerede skrevet. Den indeholder den optimale dosering, den rigtige rækkefølge, det præcise tempo, det rette område at arbejde med. Vores opgave er ikke at skrive den — den er der allerede. Vores opgave er at lytte den frem og lade den arbejde gennem os.</w:t>
-      </w:r>
-    </w:p>
-    <w:p>
-      <w:pPr>
-        <w:pStyle w:val="BodyText"/>
-      </w:pPr>
+        <w:t xml:space="preserve">’</w:t>
+      </w:r>
       <w:r>
         <w:rPr>
           <w:iCs/>
           <w:i/>
         </w:rPr>
-        <w:t xml:space="preserve">Når den iboende plan udfolder sig, opdager vi at hvert greb vi havde forberedt allerede er foretaget af kroppen selv. Vi behøver ikke vælge teknik — kroppen har valgt for os. Det vi kalder god behandling er ofte ikke andet end at vi fik lov at være med, mens kroppen helede sig selv.</w:t>
+        <w:t xml:space="preserve">, så kan læsionen begynde at slippe sin beskyttelses-opgave.</w:t>
       </w:r>
     </w:p>
     <w:p>
@@ -5163,32 +5679,32 @@
       <w:pPr>
         <w:numPr>
           <w:ilvl w:val="0"/>
-          <w:numId w:val="1021"/>
-        </w:numPr>
-      </w:pPr>
-      <w:r>
-        <w:t xml:space="preserve">Kan du slippe din egen plan og stole på at kroppen allerede ved — doseringen, rækkefølgen, timingen?</w:t>
-      </w:r>
-    </w:p>
-    <w:p>
-      <w:pPr>
-        <w:numPr>
-          <w:ilvl w:val="0"/>
-          <w:numId w:val="1021"/>
-        </w:numPr>
-      </w:pPr>
-      <w:r>
-        <w:t xml:space="preserve">Hvad udfordrer dig mest ved at overlade behandlingen til de embryologiske kræfter?</w:t>
-      </w:r>
-    </w:p>
-    <w:bookmarkEnd w:id="36"/>
-    <w:bookmarkStart w:id="37" w:name="fluid-body"/>
+          <w:numId w:val="1023"/>
+        </w:numPr>
+      </w:pPr>
+      <w:r>
+        <w:t xml:space="preserve">Hvordan møder du områder der ikke vil gå til neutral — disse isolerede felter med egne regler?</w:t>
+      </w:r>
+    </w:p>
+    <w:p>
+      <w:pPr>
+        <w:numPr>
+          <w:ilvl w:val="0"/>
+          <w:numId w:val="1023"/>
+        </w:numPr>
+      </w:pPr>
+      <w:r>
+        <w:t xml:space="preserve">Kan du finde Sundheden selv inden i det mest låste læsionsfelt?</w:t>
+      </w:r>
+    </w:p>
+    <w:bookmarkEnd w:id="38"/>
+    <w:bookmarkStart w:id="39" w:name="potency"/>
     <w:p>
       <w:pPr>
         <w:pStyle w:val="Heading2"/>
       </w:pPr>
       <w:r>
-        <w:t xml:space="preserve">Fluid Body</w:t>
+        <w:t xml:space="preserve">Potency</w:t>
       </w:r>
     </w:p>
     <w:p>
@@ -5206,7 +5722,7 @@
         <w:t xml:space="preserve"> </w:t>
       </w:r>
       <w:r>
-        <w:t xml:space="preserve">den levende væskekrop</w:t>
+        <w:t xml:space="preserve">livets ild</w:t>
       </w:r>
     </w:p>
     <w:p>
@@ -5226,7 +5742,25 @@
         <w:pStyle w:val="BodyText"/>
       </w:pPr>
       <w:r>
-        <w:t xml:space="preserve">Væskekroppen eksisterer som et levende kontinuum gennem hele organismen. Den består af alle væsker inden for kroppen, og fungerer som en funktionel enhed.</w:t>
+        <w:t xml:space="preserve">Livskraften selv — den kraft, der skaber form og funktion gennem hele livet. Det er den samme kraft, som Sutherland beskrev som</w:t>
+      </w:r>
+      <w:r>
+        <w:t xml:space="preserve"> </w:t>
+      </w:r>
+      <w:r>
+        <w:t xml:space="preserve">“</w:t>
+      </w:r>
+      <w:r>
+        <w:t xml:space="preserve">væsken inden i væsken</w:t>
+      </w:r>
+      <w:r>
+        <w:t xml:space="preserve">”</w:t>
+      </w:r>
+      <w:r>
+        <w:t xml:space="preserve"> </w:t>
+      </w:r>
+      <w:r>
+        <w:t xml:space="preserve">— en koncentreret essens af livets skabende potentiale.</w:t>
       </w:r>
     </w:p>
     <w:p>
@@ -5246,93 +5780,47 @@
         <w:pStyle w:val="BodyText"/>
       </w:pPr>
       <w:r>
-        <w:t xml:space="preserve">Efter The Neutral vågner væskekroppen — kroppen skifter til en tilstand, hvor protoplasma-kvaliteterne fra fosterstadiet træder i forgrunden. I modsætning til nervesystemet, der fungerer og kommunikerer via sekvenser, responderer væskekroppen simultant gennem hele dens udstrækning.</w:t>
-      </w:r>
-    </w:p>
-    <w:p>
-      <w:pPr>
-        <w:pStyle w:val="BodyText"/>
-      </w:pPr>
-      <w:r>
-        <w:t xml:space="preserve">Væskekroppen udgør en slags bro mellem det energetiske blueprint og dens skabelon, og vores fysiske krop, der i fosterstadiet blev skabt netop gennem væske-elementet. Når væskekroppen er dominerende efter The Neutral,</w:t>
-      </w:r>
-      <w:r>
-        <w:t xml:space="preserve"> </w:t>
-      </w:r>
-      <w:r>
-        <w:t xml:space="preserve">“</w:t>
-      </w:r>
-      <w:r>
-        <w:t xml:space="preserve">smelter</w:t>
-      </w:r>
-      <w:r>
-        <w:t xml:space="preserve">”</w:t>
-      </w:r>
-      <w:r>
-        <w:t xml:space="preserve"> </w:t>
-      </w:r>
-      <w:r>
-        <w:t xml:space="preserve">vores fysiske krop tilbage ind i væskekroppen. Det er i denne tilstand, at den terapeutiske kraft er på sit højeste.</w:t>
-      </w:r>
-    </w:p>
-    <w:p>
-      <w:pPr>
-        <w:pStyle w:val="BodyText"/>
-      </w:pPr>
-      <w:r>
-        <w:rPr>
-          <w:bCs/>
-          <w:b/>
-        </w:rPr>
-        <w:t xml:space="preserve">[BRØDTEKST: Et hav af væske]</w:t>
-      </w:r>
-    </w:p>
-    <w:p>
-      <w:pPr>
-        <w:pStyle w:val="BodyText"/>
-      </w:pPr>
-      <w:r>
-        <w:t xml:space="preserve">Væskekroppen er et hav af væske som ånder under Primary Respiration. Den responderer simultant i hele sin matrix — ikke sekvens for sekvens som nervesystemet.</w:t>
-      </w:r>
-    </w:p>
-    <w:p>
-      <w:pPr>
-        <w:pStyle w:val="BodyText"/>
-      </w:pPr>
-      <w:r>
-        <w:rPr>
-          <w:bCs/>
-          <w:b/>
-        </w:rPr>
-        <w:t xml:space="preserve">[BRØDTEKST: Det vildeste dyr i skoven]</w:t>
-      </w:r>
-    </w:p>
-    <w:p>
-      <w:pPr>
-        <w:pStyle w:val="BodyText"/>
-      </w:pPr>
-      <w:r>
-        <w:t xml:space="preserve">Væskekroppen er sky som det vildeste dyr i skoven — den kræver den blødeste tilgang, den dybeste respekt.</w:t>
-      </w:r>
-    </w:p>
-    <w:p>
-      <w:pPr>
-        <w:pStyle w:val="BodyText"/>
-      </w:pPr>
-      <w:r>
-        <w:rPr>
-          <w:bCs/>
-          <w:b/>
-        </w:rPr>
-        <w:t xml:space="preserve">[BRØDTEKST: Når væskerne læsionerer]</w:t>
-      </w:r>
-    </w:p>
-    <w:p>
-      <w:pPr>
-        <w:pStyle w:val="BodyText"/>
-      </w:pPr>
-      <w:r>
-        <w:t xml:space="preserve">Væskerne kan også læsionere — hvis væsken læsionerer, kan den låse knoglernes bevægelse og skabe rigiditet gennem hele systemet.</w:t>
+        <w:t xml:space="preserve">Potencyen er som ild eller elektricitet i vandet — en meget koncentreret kraft, der ikke kan forøges eller formindskes. Den kan kun frigøres eller blive bundet. Der er lige så meget kraft i klienten nu, som der vil være, når de bliver raske — forskellen ligger i, hvordan denne kraft er organiseret og tilgængelig.</w:t>
+      </w:r>
+    </w:p>
+    <w:p>
+      <w:pPr>
+        <w:pStyle w:val="BodyText"/>
+      </w:pPr>
+      <w:r>
+        <w:rPr>
+          <w:bCs/>
+          <w:b/>
+        </w:rPr>
+        <w:t xml:space="preserve">[BRØDTEKST: Bundet og fri potency]</w:t>
+      </w:r>
+    </w:p>
+    <w:p>
+      <w:pPr>
+        <w:pStyle w:val="BodyText"/>
+      </w:pPr>
+      <w:r>
+        <w:t xml:space="preserve">I forskellige områder af kroppen findes potencyen i forskellige tilstande. I læsionsfeltet er den bundet — en indesluttet kraft, der ikke kan bevæge sig frit. Det er som en indadspiraling af den biodynamiske potency, hvor den dæmper sig selv for at beskytte helheden. Når denne binding løsner sig, frigøres potencyen tilbage til helheden — det kan mærkes som varme, kulde, ekspansion eller flow.</w:t>
+      </w:r>
+    </w:p>
+    <w:p>
+      <w:pPr>
+        <w:pStyle w:val="BodyText"/>
+      </w:pPr>
+      <w:r>
+        <w:rPr>
+          <w:bCs/>
+          <w:b/>
+        </w:rPr>
+        <w:t xml:space="preserve">[BRØDTEKST: Det bioelektriske felt]</w:t>
+      </w:r>
+    </w:p>
+    <w:p>
+      <w:pPr>
+        <w:pStyle w:val="BodyText"/>
+      </w:pPr>
+      <w:r>
+        <w:t xml:space="preserve">Omkring midtlinjens stilhed findes et bioelektrisk felt — en potency som er identisk med den elektromagnetiske kraft. Væskekroppen dirigerer sin egen potency — den er selvaktualiserende. Primary Respiration er selv en meget potent ild, der bærer essensen af transformation.</w:t>
       </w:r>
     </w:p>
     <w:p>
@@ -5356,54 +5844,49 @@
           <w:iCs/>
           <w:i/>
         </w:rPr>
-        <w:t xml:space="preserve">Vi var primært væske før vi blev fast væv. I de første uger efter unionen er kroppen ren væske — celler der svømmer i fluid medium, der gradvist organiseres. Den primære væske-natur forsvinder aldrig; den bliver bare struktureret. Den kan vækkes igen.</w:t>
-      </w:r>
-    </w:p>
-    <w:p>
-      <w:pPr>
-        <w:pStyle w:val="BodyText"/>
-      </w:pPr>
+        <w:t xml:space="preserve">Bound potency findes overalt hvor systemet har skullet låse noget for at overleve. Free potency er det der er tilgængeligt for almen heling og vedligeholdelse. Når bound potency frigives, er det ikke</w:t>
+      </w:r>
       <w:r>
         <w:rPr>
           <w:iCs/>
           <w:i/>
         </w:rPr>
-        <w:t xml:space="preserve">Når Fluid Body vågner, mærker hænderne det ofte først som en kvalitetsændring i vævet — det bliver</w:t>
+        <w:t xml:space="preserve"> </w:t>
       </w:r>
       <w:r>
         <w:rPr>
           <w:iCs/>
           <w:i/>
         </w:rPr>
-        <w:t xml:space="preserve"> </w:t>
+        <w:t xml:space="preserve">‘</w:t>
       </w:r>
       <w:r>
         <w:rPr>
           <w:iCs/>
           <w:i/>
         </w:rPr>
-        <w:t xml:space="preserve">‘</w:t>
+        <w:t xml:space="preserve">mere kraft</w:t>
       </w:r>
       <w:r>
         <w:rPr>
           <w:iCs/>
           <w:i/>
         </w:rPr>
-        <w:t xml:space="preserve">vådere</w:t>
+        <w:t xml:space="preserve">’</w:t>
       </w:r>
       <w:r>
         <w:rPr>
           <w:iCs/>
           <w:i/>
         </w:rPr>
-        <w:t xml:space="preserve">’</w:t>
+        <w:t xml:space="preserve"> </w:t>
       </w:r>
       <w:r>
         <w:rPr>
           <w:iCs/>
           <w:i/>
         </w:rPr>
-        <w:t xml:space="preserve">, mere flydende. Klienten beskriver det som om de bliver tunge og lette samtidigt. Det er væskens paradoks: den har vægt og letvægt på én gang.</w:t>
+        <w:t xml:space="preserve">— det er den oprindelige kraft der ikke længere er bundet til en opgave.</w:t>
       </w:r>
     </w:p>
     <w:p>
@@ -5415,342 +5898,138 @@
           <w:iCs/>
           <w:i/>
         </w:rPr>
-        <w:t xml:space="preserve">Når Fluid Body føles låst, er det sjældent at væsken er væk — den er bare ikke i bevægelse. Det vi lytter efter er det første tegn på at strømmen begynder igen. Det første tegn er ofte mindre end vi forventer; en lille kvalitetsændring er nok at følge.</w:t>
-      </w:r>
-    </w:p>
-    <w:p>
-      <w:pPr>
-        <w:pStyle w:val="BodyText"/>
-      </w:pPr>
+        <w:t xml:space="preserve">Potency bevæger sig ikke som en partikel — den manifesterer sig som ændringer i feltet. At mærke potency i hænderne er at mærke tilstandsskift snarere end at mærke</w:t>
+      </w:r>
       <w:r>
         <w:rPr>
           <w:iCs/>
           <w:i/>
         </w:rPr>
-        <w:t xml:space="preserve">Fluid Body er et ubrudt hav. Der er ingen separate organer, ingen adskilte kompartments — alt er ét sammenhængende felt af væske. Når vi mærker Fluid Body, mærker vi ikke</w:t>
+        <w:t xml:space="preserve"> </w:t>
       </w:r>
       <w:r>
         <w:rPr>
           <w:iCs/>
           <w:i/>
         </w:rPr>
-        <w:t xml:space="preserve"> </w:t>
+        <w:t xml:space="preserve">‘</w:t>
       </w:r>
       <w:r>
         <w:rPr>
           <w:iCs/>
           <w:i/>
         </w:rPr>
-        <w:t xml:space="preserve">‘</w:t>
+        <w:t xml:space="preserve">noget der bevæger sig</w:t>
       </w:r>
       <w:r>
         <w:rPr>
           <w:iCs/>
           <w:i/>
         </w:rPr>
-        <w:t xml:space="preserve">kroppens væsker</w:t>
+        <w:t xml:space="preserve">’</w:t>
       </w:r>
       <w:r>
         <w:rPr>
           <w:iCs/>
           <w:i/>
         </w:rPr>
-        <w:t xml:space="preserve">’</w:t>
-      </w:r>
+        <w:t xml:space="preserve">. Det skaber et andet sprog for det vi gør.</w:t>
+      </w:r>
+    </w:p>
+    <w:p>
+      <w:pPr>
+        <w:pStyle w:val="BodyText"/>
+      </w:pPr>
       <w:r>
         <w:rPr>
           <w:iCs/>
           <w:i/>
         </w:rPr>
-        <w:t xml:space="preserve"> </w:t>
+        <w:t xml:space="preserve">Når bound potency slipper sin opgave, vender den ikke</w:t>
       </w:r>
       <w:r>
         <w:rPr>
           <w:iCs/>
           <w:i/>
         </w:rPr>
-        <w:t xml:space="preserve">— vi mærker selve det, at organismen flyder, lever, organiserer sig som én bevægelse.</w:t>
-      </w:r>
-    </w:p>
-    <w:p>
-      <w:pPr>
-        <w:pStyle w:val="BodyText"/>
-      </w:pPr>
+        <w:t xml:space="preserve"> </w:t>
+      </w:r>
       <w:r>
         <w:rPr>
           <w:iCs/>
           <w:i/>
         </w:rPr>
-        <w:t xml:space="preserve">Vævet husker sin fluid-oprindelse. Hver eneste celle, der nu sidder i en fast struktur, var engang fri svømmen i et oceanrum. At vække Fluid Body er at vække denne hukommelse, og når den vågner, ved kroppen igen hvad den var, og kan derfra organisere sig på ny.</w:t>
-      </w:r>
-    </w:p>
-    <w:p>
-      <w:pPr>
-        <w:pStyle w:val="BodyText"/>
-      </w:pPr>
-      <w:r>
-        <w:rPr>
-          <w:bCs/>
-          <w:b/>
-        </w:rPr>
-        <w:t xml:space="preserve">[REFLEKSIONSSPØRGSMÅL]</w:t>
-      </w:r>
-    </w:p>
-    <w:p>
-      <w:pPr>
-        <w:numPr>
-          <w:ilvl w:val="0"/>
-          <w:numId w:val="1022"/>
-        </w:numPr>
-      </w:pPr>
-      <w:r>
-        <w:t xml:space="preserve">Hvordan mærker du når væskekroppen vågner efter The Neutral — denne simultane respons gennem hele matrixen?</w:t>
-      </w:r>
-    </w:p>
-    <w:p>
-      <w:pPr>
-        <w:numPr>
-          <w:ilvl w:val="0"/>
-          <w:numId w:val="1022"/>
-        </w:numPr>
-      </w:pPr>
-      <w:r>
-        <w:t xml:space="preserve">Kan du skelne væskekroppens bevægelser fra vævets bevægelser?</w:t>
-      </w:r>
-    </w:p>
-    <w:bookmarkEnd w:id="37"/>
-    <w:bookmarkStart w:id="38" w:name="the-lesion-field"/>
-    <w:p>
-      <w:pPr>
-        <w:pStyle w:val="Heading2"/>
-      </w:pPr>
-      <w:r>
-        <w:t xml:space="preserve">The Lesion Field</w:t>
-      </w:r>
-    </w:p>
-    <w:p>
-      <w:pPr>
-        <w:pStyle w:val="FirstParagraph"/>
-      </w:pPr>
-      <w:r>
-        <w:rPr>
-          <w:bCs/>
-          <w:b/>
-        </w:rPr>
-        <w:t xml:space="preserve">[UNDERTITEL]</w:t>
-      </w:r>
-      <w:r>
-        <w:t xml:space="preserve"> </w:t>
-      </w:r>
-      <w:r>
-        <w:t xml:space="preserve">de låste tilstande</w:t>
-      </w:r>
-    </w:p>
-    <w:p>
-      <w:pPr>
-        <w:pStyle w:val="BodyText"/>
-      </w:pPr>
-      <w:r>
-        <w:rPr>
-          <w:bCs/>
-          <w:b/>
-        </w:rPr>
-        <w:t xml:space="preserve">[BRØDTEKST: Intro]</w:t>
-      </w:r>
-    </w:p>
-    <w:p>
-      <w:pPr>
-        <w:pStyle w:val="BodyText"/>
-      </w:pPr>
-      <w:r>
-        <w:t xml:space="preserve">Et område i kroppen, der har mistet sin naturlige forbindelse til helheden. Det er mere end blot spænding eller begrænsning — det er et felt, som har isoleret sig for at beskytte resten af organismen.</w:t>
-      </w:r>
-    </w:p>
-    <w:p>
-      <w:pPr>
-        <w:pStyle w:val="BodyText"/>
-      </w:pPr>
-      <w:r>
-        <w:rPr>
-          <w:bCs/>
-          <w:b/>
-        </w:rPr>
-        <w:t xml:space="preserve">[BRØDTEKST: Det grundlæggende]</w:t>
-      </w:r>
-    </w:p>
-    <w:p>
-      <w:pPr>
-        <w:pStyle w:val="BodyText"/>
-      </w:pPr>
-      <w:r>
-        <w:t xml:space="preserve">Læsionsfeltet har skabt en grænse omkring sig selv og fungerer nu efter sine egne regler. Det har etableret falske fulcrums og en falsk midtlinje, som det organiserer sig omkring i stedet for kroppens sande midtlinje. Denne isolation betyder, at feltet ikke længere deltager i kroppens naturlige rytmer og bevægelser — det vil ikke gå til neutral.</w:t>
-      </w:r>
-    </w:p>
-    <w:p>
-      <w:pPr>
-        <w:pStyle w:val="BodyText"/>
-      </w:pPr>
-      <w:r>
-        <w:rPr>
-          <w:bCs/>
-          <w:b/>
-        </w:rPr>
-        <w:t xml:space="preserve">[BRØDTEKST: Sundheden findes altid]</w:t>
-      </w:r>
-    </w:p>
-    <w:p>
-      <w:pPr>
-        <w:pStyle w:val="BodyText"/>
-      </w:pPr>
-      <w:r>
-        <w:t xml:space="preserve">Selv inden i det mest dysfunktionelle læsionsfelt findes der dog altid aspekter af sundhed. Der er bevægelse til stede — Motion Present — som stadig responderer på Primary Respiration. Som behandlere må vi lytte dybere for at finde denne levende kvalitet, der altid eksisterer selv i de mest fastlåste områder.</w:t>
-      </w:r>
-    </w:p>
-    <w:p>
-      <w:pPr>
-        <w:pStyle w:val="BodyText"/>
-      </w:pPr>
-      <w:r>
-        <w:rPr>
-          <w:bCs/>
-          <w:b/>
-        </w:rPr>
-        <w:t xml:space="preserve">[BRØDTEKST: Det visnende felt]</w:t>
-      </w:r>
-    </w:p>
-    <w:p>
-      <w:pPr>
-        <w:pStyle w:val="BodyText"/>
-      </w:pPr>
-      <w:r>
-        <w:t xml:space="preserve">Læsionsfeltet er et visnende felt — det mangler gennemstrømning og flow. Sundheden forsøger at isolere sygdommen fra helheden, så den ikke kan udvide sin påvirknings rækkevidde.</w:t>
-      </w:r>
-    </w:p>
-    <w:p>
-      <w:pPr>
-        <w:pStyle w:val="BodyText"/>
-      </w:pPr>
-      <w:r>
-        <w:rPr>
-          <w:bCs/>
-          <w:b/>
-        </w:rPr>
-        <w:t xml:space="preserve">[BRØDTEKST: Læsionens paradoksale formål]</w:t>
-      </w:r>
-    </w:p>
-    <w:p>
-      <w:pPr>
-        <w:pStyle w:val="BodyText"/>
-      </w:pPr>
-      <w:r>
-        <w:t xml:space="preserve">Paradoksalt nok er formålet med læsioner at hjælpe organismen til at vokse og udvikle sig — de tvinger os til at finde nye veje, nye ressourcer, nye måder at organisere os på.</w:t>
-      </w:r>
-    </w:p>
-    <w:p>
-      <w:pPr>
-        <w:pStyle w:val="BodyText"/>
-      </w:pPr>
-      <w:r>
-        <w:rPr>
-          <w:bCs/>
-          <w:b/>
-        </w:rPr>
-        <w:t xml:space="preserve">[INSPIRATION — nye vinkler at overveje]</w:t>
-      </w:r>
-    </w:p>
-    <w:p>
-      <w:pPr>
-        <w:pStyle w:val="BodyText"/>
-      </w:pPr>
+        <w:t xml:space="preserve">‘</w:t>
+      </w:r>
       <w:r>
         <w:rPr>
           <w:iCs/>
           <w:i/>
         </w:rPr>
-        <w:t xml:space="preserve">Læsionsfeltet er ikke en fejl. Det er livskraft der har gjort det bedste den kunne under de vilkår der var. At se det som beskyttelse, ikke fejl, ændrer behandlingens grundtone fundamentalt — fra at ville fjerne noget til at anerkende det der allerede er.</w:t>
-      </w:r>
-    </w:p>
-    <w:p>
-      <w:pPr>
-        <w:pStyle w:val="BodyText"/>
-      </w:pPr>
+        <w:t xml:space="preserve">frem</w:t>
+      </w:r>
       <w:r>
         <w:rPr>
           <w:iCs/>
           <w:i/>
         </w:rPr>
-        <w:t xml:space="preserve">Læsionen er ikke et sted men en proces. Feltet vedligeholder sin egen organisering med energi, og det kræver vores anerkendelse, ikke vores intervention, for at slippe sin opgave. Når det opdager at det ikke længere skal beskytte, vender potency tilbage til helheden.</w:t>
-      </w:r>
-    </w:p>
-    <w:p>
-      <w:pPr>
-        <w:pStyle w:val="BodyText"/>
-      </w:pPr>
+        <w:t xml:space="preserve">’</w:t>
+      </w:r>
       <w:r>
         <w:rPr>
           <w:iCs/>
           <w:i/>
         </w:rPr>
-        <w:t xml:space="preserve">Når feltet ikke vil løslade, er det oftest fordi grundpræmissen — sikkerhed nu — endnu ikke er etableret. Det skridt kan vi ikke springe over. Først nervesystemets dybe besked om</w:t>
+        <w:t xml:space="preserve"> </w:t>
       </w:r>
       <w:r>
         <w:rPr>
           <w:iCs/>
           <w:i/>
         </w:rPr>
-        <w:t xml:space="preserve"> </w:t>
+        <w:t xml:space="preserve">til behandleren eller</w:t>
       </w:r>
       <w:r>
         <w:rPr>
           <w:iCs/>
           <w:i/>
         </w:rPr>
-        <w:t xml:space="preserve">‘</w:t>
+        <w:t xml:space="preserve"> </w:t>
       </w:r>
       <w:r>
         <w:rPr>
           <w:iCs/>
           <w:i/>
         </w:rPr>
-        <w:t xml:space="preserve">her er sikkert</w:t>
+        <w:t xml:space="preserve">‘</w:t>
       </w:r>
       <w:r>
         <w:rPr>
           <w:iCs/>
           <w:i/>
         </w:rPr>
-        <w:t xml:space="preserve">’</w:t>
+        <w:t xml:space="preserve">ud</w:t>
       </w:r>
       <w:r>
         <w:rPr>
           <w:iCs/>
           <w:i/>
         </w:rPr>
-        <w:t xml:space="preserve">, så kan læsionen begynde at slippe sin beskyttelses-opgave.</w:t>
-      </w:r>
-    </w:p>
-    <w:p>
-      <w:pPr>
-        <w:pStyle w:val="BodyText"/>
-      </w:pPr>
+        <w:t xml:space="preserve">’</w:t>
+      </w:r>
       <w:r>
         <w:rPr>
           <w:iCs/>
           <w:i/>
         </w:rPr>
-        <w:t xml:space="preserve">Læsionen er ikke en fejl, men en intelligent beslutning. På et tidspunkt, hvor helheden var truet, valgte systemet at lade en del trække sig tilbage for at redde resten. Den del bærer endnu beslutningen i sig. At anerkende det valg er det første skridt til, at det kan slippes igen.</w:t>
-      </w:r>
-    </w:p>
-    <w:p>
-      <w:pPr>
-        <w:pStyle w:val="BodyText"/>
-      </w:pPr>
+        <w:t xml:space="preserve"> </w:t>
+      </w:r>
       <w:r>
         <w:rPr>
           <w:iCs/>
           <w:i/>
         </w:rPr>
-        <w:t xml:space="preserve">Et læsionsfelt er som et tilbageholdt åndedrag. Engang trak systemet vejret ind for at beskytte sig — og glemte at puste ud igen. Vores opgave er ikke at trække åndedraget ud af det. Det er at skabe det felt, hvor det selv vover at puste ud, når det er klar.</w:t>
+        <w:t xml:space="preserve">af kroppen — den vender tilbage til helheden hvor den startede. Vi mærker ikke en strøm fra A til B. Vi mærker en omfordeling i feltet, en genfordeling af kraften.</w:t>
       </w:r>
     </w:p>
     <w:p>
@@ -5769,32 +6048,32 @@
       <w:pPr>
         <w:numPr>
           <w:ilvl w:val="0"/>
-          <w:numId w:val="1023"/>
-        </w:numPr>
-      </w:pPr>
-      <w:r>
-        <w:t xml:space="preserve">Hvordan møder du områder der ikke vil gå til neutral — disse isolerede felter med egne regler?</w:t>
-      </w:r>
-    </w:p>
-    <w:p>
-      <w:pPr>
-        <w:numPr>
-          <w:ilvl w:val="0"/>
-          <w:numId w:val="1023"/>
-        </w:numPr>
-      </w:pPr>
-      <w:r>
-        <w:t xml:space="preserve">Kan du finde Sundheden selv inden i det mest låste læsionsfelt?</w:t>
-      </w:r>
-    </w:p>
-    <w:bookmarkEnd w:id="38"/>
-    <w:bookmarkStart w:id="39" w:name="potency"/>
+          <w:numId w:val="1024"/>
+        </w:numPr>
+      </w:pPr>
+      <w:r>
+        <w:t xml:space="preserve">Kan du mærke forskellen mellem bundet og fri potency — kraften som en sammenpresset fjeder versus frit flydende?</w:t>
+      </w:r>
+    </w:p>
+    <w:p>
+      <w:pPr>
+        <w:numPr>
+          <w:ilvl w:val="0"/>
+          <w:numId w:val="1024"/>
+        </w:numPr>
+      </w:pPr>
+      <w:r>
+        <w:t xml:space="preserve">Hvordan arbejder du med at frigøre den bundne livskraft?</w:t>
+      </w:r>
+    </w:p>
+    <w:bookmarkEnd w:id="39"/>
+    <w:bookmarkStart w:id="40" w:name="ignition"/>
     <w:p>
       <w:pPr>
         <w:pStyle w:val="Heading2"/>
       </w:pPr>
       <w:r>
-        <w:t xml:space="preserve">Potency</w:t>
+        <w:t xml:space="preserve">Ignition</w:t>
       </w:r>
     </w:p>
     <w:p>
@@ -5812,7 +6091,7 @@
         <w:t xml:space="preserve"> </w:t>
       </w:r>
       <w:r>
-        <w:t xml:space="preserve">livets ild</w:t>
+        <w:t xml:space="preserve">livets spark</w:t>
       </w:r>
     </w:p>
     <w:p>
@@ -5832,25 +6111,7 @@
         <w:pStyle w:val="BodyText"/>
       </w:pPr>
       <w:r>
-        <w:t xml:space="preserve">Livskraften selv — den kraft, der skaber form og funktion gennem hele livet. Det er den samme kraft, som Sutherland beskrev som</w:t>
-      </w:r>
-      <w:r>
-        <w:t xml:space="preserve"> </w:t>
-      </w:r>
-      <w:r>
-        <w:t xml:space="preserve">“</w:t>
-      </w:r>
-      <w:r>
-        <w:t xml:space="preserve">væsken inden i væsken</w:t>
-      </w:r>
-      <w:r>
-        <w:t xml:space="preserve">”</w:t>
-      </w:r>
-      <w:r>
-        <w:t xml:space="preserve"> </w:t>
-      </w:r>
-      <w:r>
-        <w:t xml:space="preserve">— en koncentreret essens af livets skabende potentiale.</w:t>
+        <w:t xml:space="preserve">Det øjeblik, hvor livets ild tændes gennem stilhedens enkle dør i midtlinjen. En pludselig aktivering af de terapeutiske kræfter, der genopretter sundhedens mønster gennem hele systemet.</w:t>
       </w:r>
     </w:p>
     <w:p>
@@ -5870,47 +6131,67 @@
         <w:pStyle w:val="BodyText"/>
       </w:pPr>
       <w:r>
-        <w:t xml:space="preserve">Potencyen er som ild eller elektricitet i vandet — en meget koncentreret kraft, der ikke kan forøges eller formindskes. Den kan kun frigøres eller blive bundet. Der er lige så meget kraft i klienten nu, som der vil være, når de bliver raske — forskellen ligger i, hvordan denne kraft er organiseret og tilgængelig.</w:t>
-      </w:r>
-    </w:p>
-    <w:p>
-      <w:pPr>
-        <w:pStyle w:val="BodyText"/>
-      </w:pPr>
-      <w:r>
-        <w:rPr>
-          <w:bCs/>
-          <w:b/>
-        </w:rPr>
-        <w:t xml:space="preserve">[BRØDTEKST: Bundet og fri potency]</w:t>
-      </w:r>
-    </w:p>
-    <w:p>
-      <w:pPr>
-        <w:pStyle w:val="BodyText"/>
-      </w:pPr>
-      <w:r>
-        <w:t xml:space="preserve">I forskellige områder af kroppen findes potencyen i forskellige tilstande. I læsionsfeltet er den bundet — en indesluttet kraft, der ikke kan bevæge sig frit. Det er som en indadspiraling af den biodynamiske potency, hvor den dæmper sig selv for at beskytte helheden. Når denne binding løsner sig, frigøres potencyen tilbage til helheden — det kan mærkes som varme, kulde, ekspansion eller flow.</w:t>
-      </w:r>
-    </w:p>
-    <w:p>
-      <w:pPr>
-        <w:pStyle w:val="BodyText"/>
-      </w:pPr>
-      <w:r>
-        <w:rPr>
-          <w:bCs/>
-          <w:b/>
-        </w:rPr>
-        <w:t xml:space="preserve">[BRØDTEKST: Det bioelektriske felt]</w:t>
-      </w:r>
-    </w:p>
-    <w:p>
-      <w:pPr>
-        <w:pStyle w:val="BodyText"/>
-      </w:pPr>
-      <w:r>
-        <w:t xml:space="preserve">Omkring midtlinjens stilhed findes et bioelektrisk felt — en potency som er identisk med den elektromagnetiske kraft. Væskekroppen dirigerer sin egen potency — den er selvaktualiserende. Primary Respiration er selv en meget potent ild, der bærer essensen af transformation.</w:t>
+        <w:t xml:space="preserve">Antændelsen sker i The Neutral — hele væskekroppen responderer simultant, som om hver dråbe af væske i hele klienten pludselig antændes med liv. Det er ikke en bevægelse, der starter et sted og spreder sig — det er en samtidig tænding gennem hele matrixen, orkestreret fra midtlinjens dynamiske stilhed.</w:t>
+      </w:r>
+    </w:p>
+    <w:p>
+      <w:pPr>
+        <w:pStyle w:val="BodyText"/>
+      </w:pPr>
+      <w:r>
+        <w:rPr>
+          <w:bCs/>
+          <w:b/>
+        </w:rPr>
+        <w:t xml:space="preserve">[BRØDTEKST: Den bioelektriske ild]</w:t>
+      </w:r>
+    </w:p>
+    <w:p>
+      <w:pPr>
+        <w:pStyle w:val="BodyText"/>
+      </w:pPr>
+      <w:r>
+        <w:t xml:space="preserve">Den mærkes lettest ved sakrum — ved bunden af det elektriske lynafledersystem. Det er en bioelektrisk ild, jordet i jordens energi, som får væskerne til at bevæge sig gennem vævsfeltets landskaber. Hele feltet kan siges at være i brand — ikke destruktivt men transformerende.</w:t>
+      </w:r>
+    </w:p>
+    <w:p>
+      <w:pPr>
+        <w:pStyle w:val="BodyText"/>
+      </w:pPr>
+      <w:r>
+        <w:rPr>
+          <w:bCs/>
+          <w:b/>
+        </w:rPr>
+        <w:t xml:space="preserve">[BRØDTEKST: Antændelsen sker i pauserne]</w:t>
+      </w:r>
+    </w:p>
+    <w:p>
+      <w:pPr>
+        <w:pStyle w:val="BodyText"/>
+      </w:pPr>
+      <w:r>
+        <w:t xml:space="preserve">Antændelsen sker i pauserne — når vi venter i stilheden mellem åndedragene. Den kommer ikke fra os selv, men fra Primary Respiration.</w:t>
+      </w:r>
+    </w:p>
+    <w:p>
+      <w:pPr>
+        <w:pStyle w:val="BodyText"/>
+      </w:pPr>
+      <w:r>
+        <w:rPr>
+          <w:bCs/>
+          <w:b/>
+        </w:rPr>
+        <w:t xml:space="preserve">[BRØDTEKST: Tre niveauer af antændelse]</w:t>
+      </w:r>
+    </w:p>
+    <w:p>
+      <w:pPr>
+        <w:pStyle w:val="BodyText"/>
+      </w:pPr>
+      <w:r>
+        <w:t xml:space="preserve">Der er forskellige niveauer af antændelse: lokal, i hele væskekroppen, og den dybeste fra Breath of Life. Vi kan kun skabe de rette betingelser for at antændelsen kan ske — selve gnisten kommer når øjeblikket er modent.</w:t>
       </w:r>
     </w:p>
     <w:p>
@@ -5934,1025 +6215,558 @@
           <w:iCs/>
           <w:i/>
         </w:rPr>
-        <w:t xml:space="preserve">Bound potency findes overalt hvor systemet har skullet låse noget for at overleve. Free potency er det der er tilgængeligt for almen heling og vedligeholdelse. Når bound potency frigives, er det ikke</w:t>
-      </w:r>
+        <w:t xml:space="preserve">Vi har alle gennemlevet flere ignition-øjeblikke — ved unionens øjeblik, ved fødslen, ved første åndedrag, ved den fulde landing i kroppen i de første år. Hver ignition er en tærskel-overskridelse til ny biologisk organisering. Tærsklerne er aktive påmindelser om hvad kroppen kan.</w:t>
+      </w:r>
+    </w:p>
+    <w:p>
+      <w:pPr>
+        <w:pStyle w:val="BodyText"/>
+      </w:pPr>
       <w:r>
         <w:rPr>
           <w:iCs/>
           <w:i/>
         </w:rPr>
-        <w:t xml:space="preserve"> </w:t>
+        <w:t xml:space="preserve">Re-ignition efter sygdom eller traume er ikke en restauration af det gamle — det er en ny ignition. Klienten kommer ikke</w:t>
       </w:r>
       <w:r>
         <w:rPr>
           <w:iCs/>
           <w:i/>
         </w:rPr>
-        <w:t xml:space="preserve">‘</w:t>
+        <w:t xml:space="preserve"> </w:t>
       </w:r>
       <w:r>
         <w:rPr>
           <w:iCs/>
           <w:i/>
         </w:rPr>
-        <w:t xml:space="preserve">mere kraft</w:t>
+        <w:t xml:space="preserve">‘</w:t>
       </w:r>
       <w:r>
         <w:rPr>
           <w:iCs/>
           <w:i/>
         </w:rPr>
-        <w:t xml:space="preserve">’</w:t>
+        <w:t xml:space="preserve">tilbage</w:t>
       </w:r>
       <w:r>
         <w:rPr>
           <w:iCs/>
           <w:i/>
         </w:rPr>
-        <w:t xml:space="preserve"> </w:t>
+        <w:t xml:space="preserve">’</w:t>
       </w:r>
       <w:r>
         <w:rPr>
           <w:iCs/>
           <w:i/>
         </w:rPr>
-        <w:t xml:space="preserve">— det er den oprindelige kraft der ikke længere er bundet til en opgave.</w:t>
-      </w:r>
-    </w:p>
-    <w:p>
-      <w:pPr>
-        <w:pStyle w:val="BodyText"/>
-      </w:pPr>
+        <w:t xml:space="preserve"> </w:t>
+      </w:r>
       <w:r>
         <w:rPr>
           <w:iCs/>
           <w:i/>
         </w:rPr>
-        <w:t xml:space="preserve">Potency bevæger sig ikke som en partikel — den manifesterer sig som ændringer i feltet. At mærke potency i hænderne er at mærke tilstandsskift snarere end at mærke</w:t>
-      </w:r>
+        <w:t xml:space="preserve">til som de var; de bevæger sig fremad til en ny baseline. Det er en vigtig skelnen for både behandler og klient.</w:t>
+      </w:r>
+    </w:p>
+    <w:p>
+      <w:pPr>
+        <w:pStyle w:val="BodyText"/>
+      </w:pPr>
       <w:r>
         <w:rPr>
           <w:iCs/>
           <w:i/>
         </w:rPr>
-        <w:t xml:space="preserve"> </w:t>
-      </w:r>
+        <w:t xml:space="preserve">Når ignition ikke vil ske, er det sjældent fordi der mangler kraft. Oftere mangler tærskelbetingelserne — tilstrækkelig hvile, tilstrækkelig sikkerhed, tilstrækkelig orientering. Vi tænder ikke ilden; vi forbereder brændet. Når brændet er klart, kommer flammen af sig selv.</w:t>
+      </w:r>
+    </w:p>
+    <w:p>
+      <w:pPr>
+        <w:pStyle w:val="BodyText"/>
+      </w:pPr>
+      <w:r>
+        <w:rPr>
+          <w:bCs/>
+          <w:b/>
+        </w:rPr>
+        <w:t xml:space="preserve">[REFLEKSIONSSPØRGSMÅL]</w:t>
+      </w:r>
+    </w:p>
+    <w:p>
+      <w:pPr>
+        <w:numPr>
+          <w:ilvl w:val="0"/>
+          <w:numId w:val="1025"/>
+        </w:numPr>
+      </w:pPr>
+      <w:r>
+        <w:t xml:space="preserve">Har du oplevet øjeblikket hvor hele væskekroppen simultant antændes — ikke som bevægelse der spreder sig men øjeblikkelig tænding?</w:t>
+      </w:r>
+    </w:p>
+    <w:p>
+      <w:pPr>
+        <w:numPr>
+          <w:ilvl w:val="0"/>
+          <w:numId w:val="1025"/>
+        </w:numPr>
+      </w:pPr>
+      <w:r>
+        <w:t xml:space="preserve">Hvad skaber betingelserne for denne antændelse?</w:t>
+      </w:r>
+    </w:p>
+    <w:bookmarkEnd w:id="40"/>
+    <w:bookmarkStart w:id="41" w:name="axial-fluctuations"/>
+    <w:p>
+      <w:pPr>
+        <w:pStyle w:val="Heading2"/>
+      </w:pPr>
+      <w:r>
+        <w:t xml:space="preserve">Axial Fluctuations</w:t>
+      </w:r>
+    </w:p>
+    <w:p>
+      <w:pPr>
+        <w:pStyle w:val="FirstParagraph"/>
+      </w:pPr>
+      <w:r>
+        <w:rPr>
+          <w:bCs/>
+          <w:b/>
+        </w:rPr>
+        <w:t xml:space="preserve">[UNDERTITEL]</w:t>
+      </w:r>
+      <w:r>
+        <w:t xml:space="preserve"> </w:t>
+      </w:r>
+      <w:r>
+        <w:t xml:space="preserve">livets floder</w:t>
+      </w:r>
+    </w:p>
+    <w:p>
+      <w:pPr>
+        <w:pStyle w:val="BodyText"/>
+      </w:pPr>
+      <w:r>
+        <w:rPr>
+          <w:bCs/>
+          <w:b/>
+        </w:rPr>
+        <w:t xml:space="preserve">[BRØDTEKST: Intro]</w:t>
+      </w:r>
+    </w:p>
+    <w:p>
+      <w:pPr>
+        <w:pStyle w:val="BodyText"/>
+      </w:pPr>
+      <w:r>
+        <w:t xml:space="preserve">Væskekroppens bevægelser langs kroppens centrale akse — bølger, der følger midtlinjens orientering fra coccyx til sphenoid.</w:t>
+      </w:r>
+    </w:p>
+    <w:p>
+      <w:pPr>
+        <w:pStyle w:val="BodyText"/>
+      </w:pPr>
+      <w:r>
+        <w:rPr>
+          <w:bCs/>
+          <w:b/>
+        </w:rPr>
+        <w:t xml:space="preserve">[BRØDTEKST: Det grundlæggende]</w:t>
+      </w:r>
+    </w:p>
+    <w:p>
+      <w:pPr>
+        <w:pStyle w:val="BodyText"/>
+      </w:pPr>
+      <w:r>
+        <w:t xml:space="preserve">Den longitudinale fluktuation stiger langsomt op ved inhalationens begyndelse og kaskaderer gennem kraniet i en rytmisk, bølgende bevægelse.</w:t>
+      </w:r>
+    </w:p>
+    <w:p>
+      <w:pPr>
+        <w:pStyle w:val="BodyText"/>
+      </w:pPr>
+      <w:r>
+        <w:t xml:space="preserve">Disse aksiale bevægelser er ikke isolerede, men arbejder sammen med laterale fluktuationer, der udgår fra midtlinjen mod periferien. Fra de embryologiske fulcrums langs midtlinjen transmitteres livskraften fra centrum til kroppens yderste grænser i laterale bølger, der forbinder det centrale med det perifere.</w:t>
+      </w:r>
+    </w:p>
+    <w:p>
+      <w:pPr>
+        <w:pStyle w:val="BodyText"/>
+      </w:pPr>
+      <w:r>
+        <w:rPr>
+          <w:bCs/>
+          <w:b/>
+        </w:rPr>
+        <w:t xml:space="preserve">[BRØDTEKST: Helhedens samlede respons]</w:t>
+      </w:r>
+    </w:p>
+    <w:p>
+      <w:pPr>
+        <w:pStyle w:val="BodyText"/>
+      </w:pPr>
+      <w:r>
+        <w:t xml:space="preserve">Væskekroppen responderer som en helhed — ikke som fragmenterede bevægelser, men som en samlet respons gennem hele sin matrix. Under Primary Respiration sker der formændringer i både longitudinale og laterale dimensioner — kroppen ånder i alle retninger samtidigt, orkestreret omkring midtlinjens akse.</w:t>
+      </w:r>
+    </w:p>
+    <w:p>
+      <w:pPr>
+        <w:pStyle w:val="BodyText"/>
+      </w:pPr>
+      <w:r>
+        <w:rPr>
+          <w:bCs/>
+          <w:b/>
+        </w:rPr>
+        <w:t xml:space="preserve">[BRØDTEKST: Skælvningen langs midtlinjen]</w:t>
+      </w:r>
+    </w:p>
+    <w:p>
+      <w:pPr>
+        <w:pStyle w:val="BodyText"/>
+      </w:pPr>
+      <w:r>
+        <w:t xml:space="preserve">Der findes en skælven eller vibration langs midtlinjen — en subtil kvalitet som minder os om den første bevægelse i protoplasmaet. The Long Tide kommer mod os fra horisonten og møder kroppens vertikale akse i en forening som skaber de karakteristiske fluktuationer vi kan følge gennem hele systemet.</w:t>
+      </w:r>
+    </w:p>
+    <w:p>
+      <w:pPr>
+        <w:pStyle w:val="BodyText"/>
+      </w:pPr>
+      <w:r>
+        <w:rPr>
+          <w:bCs/>
+          <w:b/>
+        </w:rPr>
+        <w:t xml:space="preserve">[INSPIRATION — nye vinkler at overveje]</w:t>
+      </w:r>
+    </w:p>
+    <w:p>
+      <w:pPr>
+        <w:pStyle w:val="BodyText"/>
+      </w:pPr>
       <w:r>
         <w:rPr>
           <w:iCs/>
           <w:i/>
         </w:rPr>
-        <w:t xml:space="preserve">‘</w:t>
-      </w:r>
+        <w:t xml:space="preserve">Aksiale fluktuationer følger ikke altid samme retning. Nogle gange er de overvejende fra coccyx mod kraniet, andre gange fra kraniet mod coccyx, andre gange spiralerende. At mærke retningen og dens variation er en finmotorisk evne der udvikles over år, ikke uger.</w:t>
+      </w:r>
+    </w:p>
+    <w:p>
+      <w:pPr>
+        <w:pStyle w:val="BodyText"/>
+      </w:pPr>
       <w:r>
         <w:rPr>
           <w:iCs/>
           <w:i/>
         </w:rPr>
-        <w:t xml:space="preserve">noget der bevæger sig</w:t>
-      </w:r>
+        <w:t xml:space="preserve">Klienten oplever fluktuationerne forskelligt afhængigt af hvor i kroppen de mærker dem. I bækkenet ofte som vugning; i kraniet som let pres-forandring; langs columna som bølgende fornemmelse. Disse spontane beskrivelser hjælper med at konfirmere hvad behandlerens hænder allerede mærker.</w:t>
+      </w:r>
+    </w:p>
+    <w:p>
+      <w:pPr>
+        <w:pStyle w:val="BodyText"/>
+      </w:pPr>
       <w:r>
         <w:rPr>
           <w:iCs/>
           <w:i/>
         </w:rPr>
-        <w:t xml:space="preserve">’</w:t>
-      </w:r>
+        <w:t xml:space="preserve">Når fluktuationerne er blokerede, mærkes de ofte som en tør eller klistret kvalitet i vævet. Det er ikke en fagligt korrekt beskrivelse, men det er den hænderne ofte rapporterer. At give plads til denne fagligt-upræcise observation er en del af håndværket — ikke en mangel.</w:t>
+      </w:r>
+    </w:p>
+    <w:p>
+      <w:pPr>
+        <w:pStyle w:val="BodyText"/>
+      </w:pPr>
+      <w:r>
+        <w:rPr>
+          <w:bCs/>
+          <w:b/>
+        </w:rPr>
+        <w:t xml:space="preserve">[REFLEKSIONSSPØRGSMÅL]</w:t>
+      </w:r>
+    </w:p>
+    <w:p>
+      <w:pPr>
+        <w:numPr>
+          <w:ilvl w:val="0"/>
+          <w:numId w:val="1026"/>
+        </w:numPr>
+      </w:pPr>
+      <w:r>
+        <w:t xml:space="preserve">Kan du følge både de longitudinale og laterale fluktuationer — bølgerne langs midtlinjen og ud mod periferien?</w:t>
+      </w:r>
+    </w:p>
+    <w:p>
+      <w:pPr>
+        <w:numPr>
+          <w:ilvl w:val="0"/>
+          <w:numId w:val="1026"/>
+        </w:numPr>
+      </w:pPr>
+      <w:r>
+        <w:t xml:space="preserve">Hvordan arbejder disse to bevægelser sammen i din sansning?</w:t>
+      </w:r>
+    </w:p>
+    <w:bookmarkEnd w:id="41"/>
+    <w:bookmarkStart w:id="42" w:name="wholeness"/>
+    <w:p>
+      <w:pPr>
+        <w:pStyle w:val="Heading2"/>
+      </w:pPr>
+      <w:r>
+        <w:t xml:space="preserve">Wholeness</w:t>
+      </w:r>
+    </w:p>
+    <w:p>
+      <w:pPr>
+        <w:pStyle w:val="FirstParagraph"/>
+      </w:pPr>
+      <w:r>
+        <w:rPr>
+          <w:bCs/>
+          <w:b/>
+        </w:rPr>
+        <w:t xml:space="preserve">[UNDERTITEL]</w:t>
+      </w:r>
+      <w:r>
+        <w:t xml:space="preserve"> </w:t>
+      </w:r>
+      <w:r>
+        <w:t xml:space="preserve">livets helhed</w:t>
+      </w:r>
+    </w:p>
+    <w:p>
+      <w:pPr>
+        <w:pStyle w:val="BodyText"/>
+      </w:pPr>
+      <w:r>
+        <w:rPr>
+          <w:bCs/>
+          <w:b/>
+        </w:rPr>
+        <w:t xml:space="preserve">[BRØDTEKST: Intro]</w:t>
+      </w:r>
+    </w:p>
+    <w:p>
+      <w:pPr>
+        <w:pStyle w:val="BodyText"/>
+      </w:pPr>
+      <w:r>
+        <w:t xml:space="preserve">Den fundamentale enhed, som alt eksisterer inden for og i relation til. Sundhed er den tilstand, hvor alle kroppens rumlige dynamikker er orienteret og balanceret i forhold til denne helhed.</w:t>
+      </w:r>
+    </w:p>
+    <w:p>
+      <w:pPr>
+        <w:pStyle w:val="BodyText"/>
+      </w:pPr>
+      <w:r>
+        <w:rPr>
+          <w:bCs/>
+          <w:b/>
+        </w:rPr>
+        <w:t xml:space="preserve">[BRØDTEKST: Det grundlæggende]</w:t>
+      </w:r>
+    </w:p>
+    <w:p>
+      <w:pPr>
+        <w:pStyle w:val="BodyText"/>
+      </w:pPr>
+      <w:r>
+        <w:t xml:space="preserve">Helheden er ikke summen af dele — den er den primære virkelighed, hvorfra alle dele udspringer og hvortil de altid søger tilbage. Hver struktur, hver funktion, hver bevægelse i kroppen eksisterer kun i kraft af sin relation til denne større helhed. Det er gennem denne relation, at mening, formål og organisering opstår.</w:t>
+      </w:r>
+    </w:p>
+    <w:p>
+      <w:pPr>
+        <w:pStyle w:val="BodyText"/>
+      </w:pPr>
+      <w:r>
+        <w:rPr>
+          <w:bCs/>
+          <w:b/>
+        </w:rPr>
+        <w:t xml:space="preserve">[BRØDTEKST: Helhedens prioritering]</w:t>
+      </w:r>
+    </w:p>
+    <w:p>
+      <w:pPr>
+        <w:pStyle w:val="BodyText"/>
+      </w:pPr>
+      <w:r>
+        <w:t xml:space="preserve">De terapeutiske kræfter arbejder altid ud fra helhedens perspektiv. De kender systemets samlede prioriteter og dirigerer deres kræfter mod det, der tjener helheden bedst. Automatic Shifting er orkestreret af denne dybe viden — den springer fra sted til sted, ikke tilfældigt, men guidet af helhedens behov.</w:t>
+      </w:r>
+    </w:p>
+    <w:p>
+      <w:pPr>
+        <w:pStyle w:val="BodyText"/>
+      </w:pPr>
+      <w:r>
+        <w:rPr>
+          <w:bCs/>
+          <w:b/>
+        </w:rPr>
+        <w:t xml:space="preserve">[BRØDTEKST: Kompensationer i relation til helheden]</w:t>
+      </w:r>
+    </w:p>
+    <w:p>
+      <w:pPr>
+        <w:pStyle w:val="BodyText"/>
+      </w:pPr>
+      <w:r>
+        <w:t xml:space="preserve">Kroppens forskellige kompensationer eksisterer altid i direkte relation til helheden. Alle dele søger konstant tilbage mod deres naturlige plads i helheden. Vi skal lytte efter kroppens invitation frem for at følge en protokol.</w:t>
+      </w:r>
+    </w:p>
+    <w:p>
+      <w:pPr>
+        <w:pStyle w:val="BodyText"/>
+      </w:pPr>
+      <w:r>
+        <w:rPr>
+          <w:bCs/>
+          <w:b/>
+        </w:rPr>
+        <w:t xml:space="preserve">[BRØDTEKST: Helheden kender vejen]</w:t>
+      </w:r>
+    </w:p>
+    <w:p>
+      <w:pPr>
+        <w:pStyle w:val="BodyText"/>
+      </w:pPr>
+      <w:r>
+        <w:t xml:space="preserve">Helheden kender vejen — vores rolle er at støtte dens naturlige bevægelse mod integration. Når vi som behandlere starter med sundheden i delen, vil endepunktet naturligt være genforeningen med helheden.</w:t>
+      </w:r>
+    </w:p>
+    <w:p>
+      <w:pPr>
+        <w:pStyle w:val="BodyText"/>
+      </w:pPr>
+      <w:r>
+        <w:rPr>
+          <w:bCs/>
+          <w:b/>
+        </w:rPr>
+        <w:t xml:space="preserve">[INSPIRATION — nye vinkler at overveje]</w:t>
+      </w:r>
+    </w:p>
+    <w:p>
+      <w:pPr>
+        <w:pStyle w:val="BodyText"/>
+      </w:pPr>
       <w:r>
         <w:rPr>
           <w:iCs/>
           <w:i/>
         </w:rPr>
-        <w:t xml:space="preserve">. Det skaber et andet sprog for det vi gør.</w:t>
-      </w:r>
-    </w:p>
-    <w:p>
-      <w:pPr>
-        <w:pStyle w:val="BodyText"/>
-      </w:pPr>
+        <w:t xml:space="preserve">Embryologisk er kroppen aldrig blevet</w:t>
+      </w:r>
       <w:r>
         <w:rPr>
           <w:iCs/>
           <w:i/>
         </w:rPr>
-        <w:t xml:space="preserve">Når bound potency slipper sin opgave, vender den ikke</w:t>
+        <w:t xml:space="preserve"> </w:t>
       </w:r>
       <w:r>
         <w:rPr>
           <w:iCs/>
           <w:i/>
         </w:rPr>
-        <w:t xml:space="preserve"> </w:t>
+        <w:t xml:space="preserve">‘</w:t>
       </w:r>
       <w:r>
         <w:rPr>
           <w:iCs/>
           <w:i/>
         </w:rPr>
-        <w:t xml:space="preserve">‘</w:t>
+        <w:t xml:space="preserve">sat sammen af dele</w:t>
       </w:r>
       <w:r>
         <w:rPr>
           <w:iCs/>
           <w:i/>
         </w:rPr>
-        <w:t xml:space="preserve">frem</w:t>
+        <w:t xml:space="preserve">’</w:t>
       </w:r>
       <w:r>
         <w:rPr>
           <w:iCs/>
           <w:i/>
         </w:rPr>
-        <w:t xml:space="preserve">’</w:t>
+        <w:t xml:space="preserve"> </w:t>
       </w:r>
       <w:r>
         <w:rPr>
           <w:iCs/>
           <w:i/>
         </w:rPr>
-        <w:t xml:space="preserve"> </w:t>
-      </w:r>
+        <w:t xml:space="preserve">— vi var aldrig dele først. Vi var en helhed der differentierede sig. Den primære helhed forbliver tilstede gennem hele livet som det organiserende princip vi kalder sundhed. Helhed er ikke en præstation; den er udgangspunkt.</w:t>
+      </w:r>
+    </w:p>
+    <w:p>
+      <w:pPr>
+        <w:pStyle w:val="BodyText"/>
+      </w:pPr>
       <w:r>
         <w:rPr>
           <w:iCs/>
           <w:i/>
         </w:rPr>
-        <w:t xml:space="preserve">til behandleren eller</w:t>
-      </w:r>
+        <w:t xml:space="preserve">Praktisk wholeness er ikke filosofi — det er en målbar observation: når én del bevæger sig, bevæger andre dele sig samtidigt og koordineret. Når denne synkronicitet ikke findes, lokalt eller globalt, er der noget at lytte til. Det er ofte det første hænderne læser når de lander.</w:t>
+      </w:r>
+    </w:p>
+    <w:p>
+      <w:pPr>
+        <w:pStyle w:val="BodyText"/>
+      </w:pPr>
       <w:r>
         <w:rPr>
           <w:iCs/>
           <w:i/>
         </w:rPr>
-        <w:t xml:space="preserve"> </w:t>
+        <w:t xml:space="preserve">Når dele af kroppen</w:t>
       </w:r>
       <w:r>
         <w:rPr>
           <w:iCs/>
           <w:i/>
         </w:rPr>
-        <w:t xml:space="preserve">‘</w:t>
+        <w:t xml:space="preserve"> </w:t>
       </w:r>
       <w:r>
         <w:rPr>
           <w:iCs/>
           <w:i/>
         </w:rPr>
-        <w:t xml:space="preserve">ud</w:t>
+        <w:t xml:space="preserve">‘</w:t>
       </w:r>
       <w:r>
         <w:rPr>
           <w:iCs/>
           <w:i/>
         </w:rPr>
-        <w:t xml:space="preserve">’</w:t>
+        <w:t xml:space="preserve">føles separate</w:t>
       </w:r>
       <w:r>
         <w:rPr>
           <w:iCs/>
           <w:i/>
         </w:rPr>
-        <w:t xml:space="preserve"> </w:t>
+        <w:t xml:space="preserve">’</w:t>
       </w:r>
       <w:r>
         <w:rPr>
           <w:iCs/>
           <w:i/>
         </w:rPr>
-        <w:t xml:space="preserve">af kroppen — den vender tilbage til helheden hvor den startede. Vi mærker ikke en strøm fra A til B. Vi mærker en omfordeling i feltet, en genfordeling af kraften.</w:t>
-      </w:r>
-    </w:p>
-    <w:p>
-      <w:pPr>
-        <w:pStyle w:val="BodyText"/>
-      </w:pPr>
-      <w:r>
-        <w:rPr>
-          <w:iCs/>
-          <w:i/>
-        </w:rPr>
-        <w:t xml:space="preserve">Potency er livets egen kraft som den manifesterer sig i organismen. Den er hverken energi i fysisk forstand eller spirit i abstrakt — den er mellemtingen, det fluide lys der gennemstrømmer alt levende og bærer dets sundhed. Når den frigives, bliver organismen mere sig selv.</w:t>
-      </w:r>
-    </w:p>
-    <w:p>
-      <w:pPr>
-        <w:pStyle w:val="BodyText"/>
-      </w:pPr>
-      <w:r>
-        <w:rPr>
-          <w:iCs/>
-          <w:i/>
-        </w:rPr>
-        <w:t xml:space="preserve">Potency er det, der gør heling mulig. Uden den er der kun bevægelse uden retning, kun rytme uden mening. Med den ved kroppen hvad den skal — og hvor den skal hen. Det er den biokemiske intelligens, men også noget mere: kraften der ved hvad helhed betyder.</w:t>
-      </w:r>
-    </w:p>
-    <w:p>
-      <w:pPr>
-        <w:pStyle w:val="BodyText"/>
-      </w:pPr>
-      <w:r>
-        <w:rPr>
-          <w:bCs/>
-          <w:b/>
-        </w:rPr>
-        <w:t xml:space="preserve">[REFLEKSIONSSPØRGSMÅL]</w:t>
-      </w:r>
-    </w:p>
-    <w:p>
-      <w:pPr>
-        <w:numPr>
-          <w:ilvl w:val="0"/>
-          <w:numId w:val="1024"/>
-        </w:numPr>
-      </w:pPr>
-      <w:r>
-        <w:t xml:space="preserve">Kan du mærke forskellen mellem bundet og fri potency — kraften som en sammenpresset fjeder versus frit flydende?</w:t>
-      </w:r>
-    </w:p>
-    <w:p>
-      <w:pPr>
-        <w:numPr>
-          <w:ilvl w:val="0"/>
-          <w:numId w:val="1024"/>
-        </w:numPr>
-      </w:pPr>
-      <w:r>
-        <w:t xml:space="preserve">Hvordan arbejder du med at frigøre den bundne livskraft?</w:t>
-      </w:r>
-    </w:p>
-    <w:bookmarkEnd w:id="39"/>
-    <w:bookmarkStart w:id="40" w:name="ignition"/>
-    <w:p>
-      <w:pPr>
-        <w:pStyle w:val="Heading2"/>
-      </w:pPr>
-      <w:r>
-        <w:t xml:space="preserve">Ignition</w:t>
-      </w:r>
-    </w:p>
-    <w:p>
-      <w:pPr>
-        <w:pStyle w:val="FirstParagraph"/>
-      </w:pPr>
-      <w:r>
-        <w:rPr>
-          <w:bCs/>
-          <w:b/>
-        </w:rPr>
-        <w:t xml:space="preserve">[UNDERTITEL]</w:t>
-      </w:r>
-      <w:r>
-        <w:t xml:space="preserve"> </w:t>
-      </w:r>
-      <w:r>
-        <w:t xml:space="preserve">livets spark</w:t>
-      </w:r>
-    </w:p>
-    <w:p>
-      <w:pPr>
-        <w:pStyle w:val="BodyText"/>
-      </w:pPr>
-      <w:r>
-        <w:rPr>
-          <w:bCs/>
-          <w:b/>
-        </w:rPr>
-        <w:t xml:space="preserve">[BRØDTEKST: Intro]</w:t>
-      </w:r>
-    </w:p>
-    <w:p>
-      <w:pPr>
-        <w:pStyle w:val="BodyText"/>
-      </w:pPr>
-      <w:r>
-        <w:t xml:space="preserve">Det øjeblik, hvor livets ild tændes gennem stilhedens enkle dør i midtlinjen. En pludselig aktivering af de terapeutiske kræfter, der genopretter sundhedens mønster gennem hele systemet.</w:t>
-      </w:r>
-    </w:p>
-    <w:p>
-      <w:pPr>
-        <w:pStyle w:val="BodyText"/>
-      </w:pPr>
-      <w:r>
-        <w:rPr>
-          <w:bCs/>
-          <w:b/>
-        </w:rPr>
-        <w:t xml:space="preserve">[BRØDTEKST: Det grundlæggende]</w:t>
-      </w:r>
-    </w:p>
-    <w:p>
-      <w:pPr>
-        <w:pStyle w:val="BodyText"/>
-      </w:pPr>
-      <w:r>
-        <w:t xml:space="preserve">Antændelsen sker i The Neutral — hele væskekroppen responderer simultant, som om hver dråbe af væske i hele klienten pludselig antændes med liv. Det er ikke en bevægelse, der starter et sted og spreder sig — det er en samtidig tænding gennem hele matrixen, orkestreret fra midtlinjens dynamiske stilhed.</w:t>
-      </w:r>
-    </w:p>
-    <w:p>
-      <w:pPr>
-        <w:pStyle w:val="BodyText"/>
-      </w:pPr>
-      <w:r>
-        <w:rPr>
-          <w:bCs/>
-          <w:b/>
-        </w:rPr>
-        <w:t xml:space="preserve">[BRØDTEKST: Den bioelektriske ild]</w:t>
-      </w:r>
-    </w:p>
-    <w:p>
-      <w:pPr>
-        <w:pStyle w:val="BodyText"/>
-      </w:pPr>
-      <w:r>
-        <w:t xml:space="preserve">Den mærkes lettest ved sakrum — ved bunden af det elektriske lynafledersystem. Det er en bioelektrisk ild, jordet i jordens energi, som får væskerne til at bevæge sig gennem vævsfeltets landskaber. Hele feltet kan siges at være i brand — ikke destruktivt men transformerende.</w:t>
-      </w:r>
-    </w:p>
-    <w:p>
-      <w:pPr>
-        <w:pStyle w:val="BodyText"/>
-      </w:pPr>
-      <w:r>
-        <w:rPr>
-          <w:bCs/>
-          <w:b/>
-        </w:rPr>
-        <w:t xml:space="preserve">[BRØDTEKST: Antændelsen sker i pauserne]</w:t>
-      </w:r>
-    </w:p>
-    <w:p>
-      <w:pPr>
-        <w:pStyle w:val="BodyText"/>
-      </w:pPr>
-      <w:r>
-        <w:t xml:space="preserve">Antændelsen sker i pauserne — når vi venter i stilheden mellem åndedragene. Den kommer ikke fra os selv, men fra Primary Respiration.</w:t>
-      </w:r>
-    </w:p>
-    <w:p>
-      <w:pPr>
-        <w:pStyle w:val="BodyText"/>
-      </w:pPr>
-      <w:r>
-        <w:rPr>
-          <w:bCs/>
-          <w:b/>
-        </w:rPr>
-        <w:t xml:space="preserve">[BRØDTEKST: Tre niveauer af antændelse]</w:t>
-      </w:r>
-    </w:p>
-    <w:p>
-      <w:pPr>
-        <w:pStyle w:val="BodyText"/>
-      </w:pPr>
-      <w:r>
-        <w:t xml:space="preserve">Der er forskellige niveauer af antændelse: lokal, i hele væskekroppen, og den dybeste fra Breath of Life. Vi kan kun skabe de rette betingelser for at antændelsen kan ske — selve gnisten kommer når øjeblikket er modent.</w:t>
-      </w:r>
-    </w:p>
-    <w:p>
-      <w:pPr>
-        <w:pStyle w:val="BodyText"/>
-      </w:pPr>
-      <w:r>
-        <w:rPr>
-          <w:bCs/>
-          <w:b/>
-        </w:rPr>
-        <w:t xml:space="preserve">[INSPIRATION — nye vinkler at overveje]</w:t>
-      </w:r>
-    </w:p>
-    <w:p>
-      <w:pPr>
-        <w:pStyle w:val="BodyText"/>
-      </w:pPr>
-      <w:r>
-        <w:rPr>
-          <w:iCs/>
-          <w:i/>
-        </w:rPr>
-        <w:t xml:space="preserve">Vi har alle gennemlevet flere ignition-øjeblikke — ved unionens øjeblik, ved fødslen, ved første åndedrag, ved den fulde landing i kroppen i de første år. Hver ignition er en tærskel-overskridelse til ny biologisk organisering. Tærsklerne er aktive påmindelser om hvad kroppen kan.</w:t>
-      </w:r>
-    </w:p>
-    <w:p>
-      <w:pPr>
-        <w:pStyle w:val="BodyText"/>
-      </w:pPr>
-      <w:r>
-        <w:rPr>
-          <w:iCs/>
-          <w:i/>
-        </w:rPr>
-        <w:t xml:space="preserve">Re-ignition efter sygdom eller traume er ikke en restauration af det gamle — det er en ny ignition. Klienten kommer ikke</w:t>
-      </w:r>
-      <w:r>
-        <w:rPr>
-          <w:iCs/>
-          <w:i/>
-        </w:rPr>
-        <w:t xml:space="preserve"> </w:t>
-      </w:r>
-      <w:r>
-        <w:rPr>
-          <w:iCs/>
-          <w:i/>
-        </w:rPr>
-        <w:t xml:space="preserve">‘</w:t>
-      </w:r>
-      <w:r>
-        <w:rPr>
-          <w:iCs/>
-          <w:i/>
-        </w:rPr>
-        <w:t xml:space="preserve">tilbage</w:t>
-      </w:r>
-      <w:r>
-        <w:rPr>
-          <w:iCs/>
-          <w:i/>
-        </w:rPr>
-        <w:t xml:space="preserve">’</w:t>
-      </w:r>
-      <w:r>
-        <w:rPr>
-          <w:iCs/>
-          <w:i/>
-        </w:rPr>
-        <w:t xml:space="preserve"> </w:t>
-      </w:r>
-      <w:r>
-        <w:rPr>
-          <w:iCs/>
-          <w:i/>
-        </w:rPr>
-        <w:t xml:space="preserve">til som de var; de bevæger sig fremad til en ny baseline. Det er en vigtig skelnen for både behandler og klient.</w:t>
-      </w:r>
-    </w:p>
-    <w:p>
-      <w:pPr>
-        <w:pStyle w:val="BodyText"/>
-      </w:pPr>
-      <w:r>
-        <w:rPr>
-          <w:iCs/>
-          <w:i/>
-        </w:rPr>
-        <w:t xml:space="preserve">Når ignition ikke vil ske, er det sjældent fordi der mangler kraft. Oftere mangler tærskelbetingelserne — tilstrækkelig hvile, tilstrækkelig sikkerhed, tilstrækkelig orientering. Vi tænder ikke ilden; vi forbereder brændet. Når brændet er klart, kommer flammen af sig selv.</w:t>
-      </w:r>
-    </w:p>
-    <w:p>
-      <w:pPr>
-        <w:pStyle w:val="BodyText"/>
-      </w:pPr>
-      <w:r>
-        <w:rPr>
-          <w:iCs/>
-          <w:i/>
-        </w:rPr>
-        <w:t xml:space="preserve">I ignition tændes livet i et nyt rum. Det er det øjeblik hvor potens og form mødes og noget begynder at være. Hver ignition er en ny fødsel, en ny mulighed, en ny tærskel til hvad organismen kan udfolde sig som. Det er ikke teknik — det er livets eget skabende moment.</w:t>
-      </w:r>
-    </w:p>
-    <w:p>
-      <w:pPr>
-        <w:pStyle w:val="BodyText"/>
-      </w:pPr>
-      <w:r>
-        <w:rPr>
-          <w:iCs/>
-          <w:i/>
-        </w:rPr>
-        <w:t xml:space="preserve">Når ignition lykkes, kalder den klienten længere ind i sig selv — længere ind i kroppen, dybere ind i nu, mere fuldt til stede. Det er ikke en aktivering, men en invitation. Og når klienten tager imod, sker der noget ingen behandling kunne have produceret: livet vågner i et område hvor det havde sovet.</w:t>
-      </w:r>
-    </w:p>
-    <w:p>
-      <w:pPr>
-        <w:pStyle w:val="BodyText"/>
-      </w:pPr>
-      <w:r>
-        <w:rPr>
-          <w:bCs/>
-          <w:b/>
-        </w:rPr>
-        <w:t xml:space="preserve">[REFLEKSIONSSPØRGSMÅL]</w:t>
-      </w:r>
-    </w:p>
-    <w:p>
-      <w:pPr>
-        <w:numPr>
-          <w:ilvl w:val="0"/>
-          <w:numId w:val="1025"/>
-        </w:numPr>
-      </w:pPr>
-      <w:r>
-        <w:t xml:space="preserve">Har du oplevet øjeblikket hvor hele væskekroppen simultant antændes — ikke som bevægelse der spreder sig men øjeblikkelig tænding?</w:t>
-      </w:r>
-    </w:p>
-    <w:p>
-      <w:pPr>
-        <w:numPr>
-          <w:ilvl w:val="0"/>
-          <w:numId w:val="1025"/>
-        </w:numPr>
-      </w:pPr>
-      <w:r>
-        <w:t xml:space="preserve">Hvad skaber betingelserne for denne antændelse?</w:t>
-      </w:r>
-    </w:p>
-    <w:bookmarkEnd w:id="40"/>
-    <w:bookmarkStart w:id="41" w:name="axial-fluctuations"/>
-    <w:p>
-      <w:pPr>
-        <w:pStyle w:val="Heading2"/>
-      </w:pPr>
-      <w:r>
-        <w:t xml:space="preserve">Axial Fluctuations</w:t>
-      </w:r>
-    </w:p>
-    <w:p>
-      <w:pPr>
-        <w:pStyle w:val="FirstParagraph"/>
-      </w:pPr>
-      <w:r>
-        <w:rPr>
-          <w:bCs/>
-          <w:b/>
-        </w:rPr>
-        <w:t xml:space="preserve">[UNDERTITEL]</w:t>
-      </w:r>
-      <w:r>
-        <w:t xml:space="preserve"> </w:t>
-      </w:r>
-      <w:r>
-        <w:t xml:space="preserve">livets floder</w:t>
-      </w:r>
-    </w:p>
-    <w:p>
-      <w:pPr>
-        <w:pStyle w:val="BodyText"/>
-      </w:pPr>
-      <w:r>
-        <w:rPr>
-          <w:bCs/>
-          <w:b/>
-        </w:rPr>
-        <w:t xml:space="preserve">[BRØDTEKST: Intro]</w:t>
-      </w:r>
-    </w:p>
-    <w:p>
-      <w:pPr>
-        <w:pStyle w:val="BodyText"/>
-      </w:pPr>
-      <w:r>
-        <w:t xml:space="preserve">Væskekroppens bevægelser langs kroppens centrale akse — bølger, der følger midtlinjens orientering fra coccyx til sphenoid.</w:t>
-      </w:r>
-    </w:p>
-    <w:p>
-      <w:pPr>
-        <w:pStyle w:val="BodyText"/>
-      </w:pPr>
-      <w:r>
-        <w:rPr>
-          <w:bCs/>
-          <w:b/>
-        </w:rPr>
-        <w:t xml:space="preserve">[BRØDTEKST: Det grundlæggende]</w:t>
-      </w:r>
-    </w:p>
-    <w:p>
-      <w:pPr>
-        <w:pStyle w:val="BodyText"/>
-      </w:pPr>
-      <w:r>
-        <w:t xml:space="preserve">Den longitudinale fluktuation stiger langsomt op ved inhalationens begyndelse og kaskaderer gennem kraniet i en rytmisk, bølgende bevægelse.</w:t>
-      </w:r>
-    </w:p>
-    <w:p>
-      <w:pPr>
-        <w:pStyle w:val="BodyText"/>
-      </w:pPr>
-      <w:r>
-        <w:t xml:space="preserve">Disse aksiale bevægelser er ikke isolerede, men arbejder sammen med laterale fluktuationer, der udgår fra midtlinjen mod periferien. Fra de embryologiske fulcrums langs midtlinjen transmitteres livskraften fra centrum til kroppens yderste grænser i laterale bølger, der forbinder det centrale med det perifere.</w:t>
-      </w:r>
-    </w:p>
-    <w:p>
-      <w:pPr>
-        <w:pStyle w:val="BodyText"/>
-      </w:pPr>
-      <w:r>
-        <w:rPr>
-          <w:bCs/>
-          <w:b/>
-        </w:rPr>
-        <w:t xml:space="preserve">[BRØDTEKST: Helhedens samlede respons]</w:t>
-      </w:r>
-    </w:p>
-    <w:p>
-      <w:pPr>
-        <w:pStyle w:val="BodyText"/>
-      </w:pPr>
-      <w:r>
-        <w:t xml:space="preserve">Væskekroppen responderer som en helhed — ikke som fragmenterede bevægelser, men som en samlet respons gennem hele sin matrix. Under Primary Respiration sker der formændringer i både longitudinale og laterale dimensioner — kroppen ånder i alle retninger samtidigt, orkestreret omkring midtlinjens akse.</w:t>
-      </w:r>
-    </w:p>
-    <w:p>
-      <w:pPr>
-        <w:pStyle w:val="BodyText"/>
-      </w:pPr>
-      <w:r>
-        <w:rPr>
-          <w:bCs/>
-          <w:b/>
-        </w:rPr>
-        <w:t xml:space="preserve">[BRØDTEKST: Skælvningen langs midtlinjen]</w:t>
-      </w:r>
-    </w:p>
-    <w:p>
-      <w:pPr>
-        <w:pStyle w:val="BodyText"/>
-      </w:pPr>
-      <w:r>
-        <w:t xml:space="preserve">Der findes en skælven eller vibration langs midtlinjen — en subtil kvalitet som minder os om den første bevægelse i protoplasmaet. The Long Tide kommer mod os fra horisonten og møder kroppens vertikale akse i en forening som skaber de karakteristiske fluktuationer vi kan følge gennem hele systemet.</w:t>
-      </w:r>
-    </w:p>
-    <w:p>
-      <w:pPr>
-        <w:pStyle w:val="BodyText"/>
-      </w:pPr>
-      <w:r>
-        <w:rPr>
-          <w:bCs/>
-          <w:b/>
-        </w:rPr>
-        <w:t xml:space="preserve">[INSPIRATION — nye vinkler at overveje]</w:t>
-      </w:r>
-    </w:p>
-    <w:p>
-      <w:pPr>
-        <w:pStyle w:val="BodyText"/>
-      </w:pPr>
-      <w:r>
-        <w:rPr>
-          <w:iCs/>
-          <w:i/>
-        </w:rPr>
-        <w:t xml:space="preserve">Aksiale fluktuationer følger ikke altid samme retning. Nogle gange er de overvejende fra coccyx mod kraniet, andre gange fra kraniet mod coccyx, andre gange spiralerende. At mærke retningen og dens variation er en finmotorisk evne der udvikles over år, ikke uger.</w:t>
-      </w:r>
-    </w:p>
-    <w:p>
-      <w:pPr>
-        <w:pStyle w:val="BodyText"/>
-      </w:pPr>
-      <w:r>
-        <w:rPr>
-          <w:iCs/>
-          <w:i/>
-        </w:rPr>
-        <w:t xml:space="preserve">Klienten oplever fluktuationerne forskelligt afhængigt af hvor i kroppen de mærker dem. I bækkenet ofte som vugning; i kraniet som let pres-forandring; langs columna som bølgende fornemmelse. Disse spontane beskrivelser hjælper med at konfirmere hvad behandlerens hænder allerede mærker.</w:t>
-      </w:r>
-    </w:p>
-    <w:p>
-      <w:pPr>
-        <w:pStyle w:val="BodyText"/>
-      </w:pPr>
-      <w:r>
-        <w:rPr>
-          <w:iCs/>
-          <w:i/>
-        </w:rPr>
-        <w:t xml:space="preserve">Når fluktuationerne er blokerede, mærkes de ofte som en tør eller klistret kvalitet i vævet. Det er ikke en fagligt korrekt beskrivelse, men det er den hænderne ofte rapporterer. At give plads til denne fagligt-upræcise observation er en del af håndværket — ikke en mangel.</w:t>
-      </w:r>
-    </w:p>
-    <w:p>
-      <w:pPr>
-        <w:pStyle w:val="BodyText"/>
-      </w:pPr>
-      <w:r>
-        <w:rPr>
-          <w:iCs/>
-          <w:i/>
-        </w:rPr>
-        <w:t xml:space="preserve">Aksiale fluktuationer er den centrale flod i kroppen. Den løber langs midtlinjen og forbinder bækken med kraniet, fortidens organisering med fremtidens mulighed. Når den flyder klart, er hele organismen koblet sammen i én strøm. Når den blokeres, fragmenteres helheden i adskilte distrikter.</w:t>
-      </w:r>
-    </w:p>
-    <w:p>
-      <w:pPr>
-        <w:pStyle w:val="BodyText"/>
-      </w:pPr>
-      <w:r>
-        <w:rPr>
-          <w:iCs/>
-          <w:i/>
-        </w:rPr>
-        <w:t xml:space="preserve">Når vi lytter til aksiale fluktuationer, lytter vi til kroppens hovedakse — det sted hvor liv strømmer mest tæt. Det er ikke et anatomisk fænomen, men en levende strømning der har hjemme i den oprindelige notochord-impuls og fortsætter livet igennem som organismens organisering omkring sin egen midte.</w:t>
-      </w:r>
-    </w:p>
-    <w:p>
-      <w:pPr>
-        <w:pStyle w:val="BodyText"/>
-      </w:pPr>
-      <w:r>
-        <w:rPr>
-          <w:bCs/>
-          <w:b/>
-        </w:rPr>
-        <w:t xml:space="preserve">[REFLEKSIONSSPØRGSMÅL]</w:t>
-      </w:r>
-    </w:p>
-    <w:p>
-      <w:pPr>
-        <w:numPr>
-          <w:ilvl w:val="0"/>
-          <w:numId w:val="1026"/>
-        </w:numPr>
-      </w:pPr>
-      <w:r>
-        <w:t xml:space="preserve">Kan du følge både de longitudinale og laterale fluktuationer — bølgerne langs midtlinjen og ud mod periferien?</w:t>
-      </w:r>
-    </w:p>
-    <w:p>
-      <w:pPr>
-        <w:numPr>
-          <w:ilvl w:val="0"/>
-          <w:numId w:val="1026"/>
-        </w:numPr>
-      </w:pPr>
-      <w:r>
-        <w:t xml:space="preserve">Hvordan arbejder disse to bevægelser sammen i din sansning?</w:t>
-      </w:r>
-    </w:p>
-    <w:bookmarkEnd w:id="41"/>
-    <w:bookmarkStart w:id="42" w:name="wholeness"/>
-    <w:p>
-      <w:pPr>
-        <w:pStyle w:val="Heading2"/>
-      </w:pPr>
-      <w:r>
-        <w:t xml:space="preserve">Wholeness</w:t>
-      </w:r>
-    </w:p>
-    <w:p>
-      <w:pPr>
-        <w:pStyle w:val="FirstParagraph"/>
-      </w:pPr>
-      <w:r>
-        <w:rPr>
-          <w:bCs/>
-          <w:b/>
-        </w:rPr>
-        <w:t xml:space="preserve">[UNDERTITEL]</w:t>
-      </w:r>
-      <w:r>
-        <w:t xml:space="preserve"> </w:t>
-      </w:r>
-      <w:r>
-        <w:t xml:space="preserve">livets helhed</w:t>
-      </w:r>
-    </w:p>
-    <w:p>
-      <w:pPr>
-        <w:pStyle w:val="BodyText"/>
-      </w:pPr>
-      <w:r>
-        <w:rPr>
-          <w:bCs/>
-          <w:b/>
-        </w:rPr>
-        <w:t xml:space="preserve">[BRØDTEKST: Intro]</w:t>
-      </w:r>
-    </w:p>
-    <w:p>
-      <w:pPr>
-        <w:pStyle w:val="BodyText"/>
-      </w:pPr>
-      <w:r>
-        <w:t xml:space="preserve">Den fundamentale enhed, som alt eksisterer inden for og i relation til. Sundhed er den tilstand, hvor alle kroppens rumlige dynamikker er orienteret og balanceret i forhold til denne helhed.</w:t>
-      </w:r>
-    </w:p>
-    <w:p>
-      <w:pPr>
-        <w:pStyle w:val="BodyText"/>
-      </w:pPr>
-      <w:r>
-        <w:rPr>
-          <w:bCs/>
-          <w:b/>
-        </w:rPr>
-        <w:t xml:space="preserve">[BRØDTEKST: Det grundlæggende]</w:t>
-      </w:r>
-    </w:p>
-    <w:p>
-      <w:pPr>
-        <w:pStyle w:val="BodyText"/>
-      </w:pPr>
-      <w:r>
-        <w:t xml:space="preserve">Helheden er ikke summen af dele — den er den primære virkelighed, hvorfra alle dele udspringer og hvortil de altid søger tilbage. Hver struktur, hver funktion, hver bevægelse i kroppen eksisterer kun i kraft af sin relation til denne større helhed. Det er gennem denne relation, at mening, formål og organisering opstår.</w:t>
-      </w:r>
-    </w:p>
-    <w:p>
-      <w:pPr>
-        <w:pStyle w:val="BodyText"/>
-      </w:pPr>
-      <w:r>
-        <w:rPr>
-          <w:bCs/>
-          <w:b/>
-        </w:rPr>
-        <w:t xml:space="preserve">[BRØDTEKST: Helhedens prioritering]</w:t>
-      </w:r>
-    </w:p>
-    <w:p>
-      <w:pPr>
-        <w:pStyle w:val="BodyText"/>
-      </w:pPr>
-      <w:r>
-        <w:t xml:space="preserve">De terapeutiske kræfter arbejder altid ud fra helhedens perspektiv. De kender systemets samlede prioriteter og dirigerer deres kræfter mod det, der tjener helheden bedst. Automatic Shifting er orkestreret af denne dybe viden — den springer fra sted til sted, ikke tilfældigt, men guidet af helhedens behov.</w:t>
-      </w:r>
-    </w:p>
-    <w:p>
-      <w:pPr>
-        <w:pStyle w:val="BodyText"/>
-      </w:pPr>
-      <w:r>
-        <w:rPr>
-          <w:bCs/>
-          <w:b/>
-        </w:rPr>
-        <w:t xml:space="preserve">[BRØDTEKST: Kompensationer i relation til helheden]</w:t>
-      </w:r>
-    </w:p>
-    <w:p>
-      <w:pPr>
-        <w:pStyle w:val="BodyText"/>
-      </w:pPr>
-      <w:r>
-        <w:t xml:space="preserve">Kroppens forskellige kompensationer eksisterer altid i direkte relation til helheden. Alle dele søger konstant tilbage mod deres naturlige plads i helheden. Vi skal lytte efter kroppens invitation frem for at følge en protokol.</w:t>
-      </w:r>
-    </w:p>
-    <w:p>
-      <w:pPr>
-        <w:pStyle w:val="BodyText"/>
-      </w:pPr>
-      <w:r>
-        <w:rPr>
-          <w:bCs/>
-          <w:b/>
-        </w:rPr>
-        <w:t xml:space="preserve">[BRØDTEKST: Helheden kender vejen]</w:t>
-      </w:r>
-    </w:p>
-    <w:p>
-      <w:pPr>
-        <w:pStyle w:val="BodyText"/>
-      </w:pPr>
-      <w:r>
-        <w:t xml:space="preserve">Helheden kender vejen — vores rolle er at støtte dens naturlige bevægelse mod integration. Når vi som behandlere starter med sundheden i delen, vil endepunktet naturligt være genforeningen med helheden.</w:t>
-      </w:r>
-    </w:p>
-    <w:p>
-      <w:pPr>
-        <w:pStyle w:val="BodyText"/>
-      </w:pPr>
-      <w:r>
-        <w:rPr>
-          <w:bCs/>
-          <w:b/>
-        </w:rPr>
-        <w:t xml:space="preserve">[INSPIRATION — nye vinkler at overveje]</w:t>
-      </w:r>
-    </w:p>
-    <w:p>
-      <w:pPr>
-        <w:pStyle w:val="BodyText"/>
-      </w:pPr>
-      <w:r>
-        <w:rPr>
-          <w:iCs/>
-          <w:i/>
-        </w:rPr>
-        <w:t xml:space="preserve">Embryologisk er kroppen aldrig blevet</w:t>
-      </w:r>
-      <w:r>
-        <w:rPr>
-          <w:iCs/>
-          <w:i/>
-        </w:rPr>
-        <w:t xml:space="preserve"> </w:t>
-      </w:r>
-      <w:r>
-        <w:rPr>
-          <w:iCs/>
-          <w:i/>
-        </w:rPr>
-        <w:t xml:space="preserve">‘</w:t>
-      </w:r>
-      <w:r>
-        <w:rPr>
-          <w:iCs/>
-          <w:i/>
-        </w:rPr>
-        <w:t xml:space="preserve">sat sammen af dele</w:t>
-      </w:r>
-      <w:r>
-        <w:rPr>
-          <w:iCs/>
-          <w:i/>
-        </w:rPr>
-        <w:t xml:space="preserve">’</w:t>
-      </w:r>
-      <w:r>
-        <w:rPr>
-          <w:iCs/>
-          <w:i/>
-        </w:rPr>
-        <w:t xml:space="preserve"> </w:t>
-      </w:r>
-      <w:r>
-        <w:rPr>
-          <w:iCs/>
-          <w:i/>
-        </w:rPr>
-        <w:t xml:space="preserve">— vi var aldrig dele først. Vi var en helhed der differentierede sig. Den primære helhed forbliver tilstede gennem hele livet som det organiserende princip vi kalder sundhed. Helhed er ikke en præstation; den er udgangspunkt.</w:t>
-      </w:r>
-    </w:p>
-    <w:p>
-      <w:pPr>
-        <w:pStyle w:val="BodyText"/>
-      </w:pPr>
-      <w:r>
-        <w:rPr>
-          <w:iCs/>
-          <w:i/>
-        </w:rPr>
-        <w:t xml:space="preserve">Praktisk wholeness er ikke filosofi — det er en målbar observation: når én del bevæger sig, bevæger andre dele sig samtidigt og koordineret. Når denne synkronicitet ikke findes, lokalt eller globalt, er der noget at lytte til. Det er ofte det første hænderne læser når de lander.</w:t>
-      </w:r>
-    </w:p>
-    <w:p>
-      <w:pPr>
-        <w:pStyle w:val="BodyText"/>
-      </w:pPr>
-      <w:r>
-        <w:rPr>
-          <w:iCs/>
-          <w:i/>
-        </w:rPr>
-        <w:t xml:space="preserve">Når dele af kroppen</w:t>
-      </w:r>
-      <w:r>
-        <w:rPr>
-          <w:iCs/>
-          <w:i/>
-        </w:rPr>
-        <w:t xml:space="preserve"> </w:t>
-      </w:r>
-      <w:r>
-        <w:rPr>
-          <w:iCs/>
-          <w:i/>
-        </w:rPr>
-        <w:t xml:space="preserve">‘</w:t>
-      </w:r>
-      <w:r>
-        <w:rPr>
-          <w:iCs/>
-          <w:i/>
-        </w:rPr>
-        <w:t xml:space="preserve">føles separate</w:t>
-      </w:r>
-      <w:r>
-        <w:rPr>
-          <w:iCs/>
-          <w:i/>
-        </w:rPr>
-        <w:t xml:space="preserve">’</w:t>
-      </w:r>
-      <w:r>
-        <w:rPr>
-          <w:iCs/>
-          <w:i/>
-        </w:rPr>
         <w:t xml:space="preserve">, er det altid en relativ adskillelse, ikke en absolut. Helheden er der stadig, men dens kommunikationskanaler er sløret. Vores arbejde er at gøre de kanaler mærkbare igen — ikke at samle delene, for de var aldrig adskilt.</w:t>
-      </w:r>
-    </w:p>
-    <w:p>
-      <w:pPr>
-        <w:pStyle w:val="BodyText"/>
-      </w:pPr>
-      <w:r>
-        <w:rPr>
-          <w:iCs/>
-          <w:i/>
-        </w:rPr>
-        <w:t xml:space="preserve">Wholeness er ikke noget vi opnår — det er udgangspunktet. Vi var aldrig ikke-hele. Hvad vi kalder helbredelse er ikke at sammenstykke fragmenter til en helhed, men at huske den helhed vi altid har været. Sundheden er ikke en præstation; den er erindring.</w:t>
-      </w:r>
-    </w:p>
-    <w:p>
-      <w:pPr>
-        <w:pStyle w:val="BodyText"/>
-      </w:pPr>
-      <w:r>
-        <w:rPr>
-          <w:iCs/>
-          <w:i/>
-        </w:rPr>
-        <w:t xml:space="preserve">At behandle én del af kroppen er at behandle hele kroppen. At lytte ét sted er at lytte alle steder. Helheden er ikke en sum, men et væv hvor hver tråd kender alle andre. Når én tråd blødgøres, vibrerer hele vævet — fordi der ikke findes adskilte tråde, kun et sammenhængende felt.</w:t>
       </w:r>
     </w:p>
     <w:p>
@@ -12533,10 +12347,207 @@
       </w:pPr>
       <w:r>
         <w:rPr>
+          <w:bCs/>
+          <w:b/>
+        </w:rPr>
+        <w:t xml:space="preserve">[REFLEKSIONSSPØRGSMÅL]</w:t>
+      </w:r>
+    </w:p>
+    <w:p>
+      <w:pPr>
+        <w:numPr>
+          <w:ilvl w:val="0"/>
+          <w:numId w:val="1057"/>
+        </w:numPr>
+      </w:pPr>
+      <w:r>
+        <w:t xml:space="preserve">Tænk på et område i en klients krop der har båret en kompensation længe. Hvilken slags samtale opstår mellem dine hænder og dets historie?</w:t>
+      </w:r>
+    </w:p>
+    <w:p>
+      <w:pPr>
+        <w:numPr>
+          <w:ilvl w:val="0"/>
+          <w:numId w:val="1057"/>
+        </w:numPr>
+      </w:pPr>
+      <w:r>
+        <w:t xml:space="preserve">Stivhed og åbning lever i hinanden i samme væv. Mærk lige nu i din egen krop — hvor sidder den samtidighed for dig?</w:t>
+      </w:r>
+    </w:p>
+    <w:p>
+      <w:pPr>
+        <w:numPr>
+          <w:ilvl w:val="0"/>
+          <w:numId w:val="1057"/>
+        </w:numPr>
+      </w:pPr>
+      <w:r>
+        <w:t xml:space="preserve">Det vi kalder dysfunktion gav engang mening for systemet. Hvad gjorde det muligt at overleve dengang, og hvad har det kostet siden?</w:t>
+      </w:r>
+    </w:p>
+    <w:p>
+      <w:pPr>
+        <w:pStyle w:val="FirstParagraph"/>
+      </w:pPr>
+      <w:r>
+        <w:rPr>
+          <w:bCs/>
+          <w:b/>
+        </w:rPr>
+        <w:t xml:space="preserve">[BRØDTEKST: Rum B — Væskekroppen]</w:t>
+      </w:r>
+    </w:p>
+    <w:p>
+      <w:pPr>
+        <w:pStyle w:val="BodyText"/>
+      </w:pPr>
+      <w:r>
+        <w:rPr>
           <w:iCs/>
           <w:i/>
         </w:rPr>
-        <w:t xml:space="preserve">Den fysiske krop er livets første indlejring. Det er her vi blev velkommen ind i dette inkarnerede liv, og det er her al vores erfaring har hvilet sig. At ankre i Rum A er at hilse på det tempel hvor sjælen har boet. Behandlingen begynder med denne anerkendelse.</w:t>
+        <w:t xml:space="preserve">Når tilliden etableres og kroppen begynder at slippe sin vagtsomhed, mærker du hvordan noget dybere vågner under dine hænder. Væskekroppen — millioner af år gammel og vis — begynder at røre på sig.</w:t>
+      </w:r>
+    </w:p>
+    <w:p>
+      <w:pPr>
+        <w:pStyle w:val="BodyText"/>
+      </w:pPr>
+      <w:r>
+        <w:rPr>
+          <w:bCs/>
+          <w:b/>
+        </w:rPr>
+        <w:t xml:space="preserve">Væskekroppens vågnende respons</w:t>
+      </w:r>
+    </w:p>
+    <w:p>
+      <w:pPr>
+        <w:pStyle w:val="BodyText"/>
+      </w:pPr>
+      <w:r>
+        <w:t xml:space="preserve">Her lever væskekroppen i sin naturlige tilstand — som ét levende kontinuum gennem hele organismen. Alle væsker fungerer som en funktionel enhed hvor respons sker simultant gennem hele matrixen, ikke sekvensielt som i nervesystemet. Dette er niveauet hvor kroppen kan gå til The Neutral, hvor det autonome nervesystem bliver fleksibelt og kan suspenderes, så de embryologiske kræfter kan overtage.</w:t>
+      </w:r>
+    </w:p>
+    <w:p>
+      <w:pPr>
+        <w:pStyle w:val="BodyText"/>
+      </w:pPr>
+      <w:r>
+        <w:t xml:space="preserve">Væskekroppen fungerer som bro mellem det energetiske blueprint og den fysiske krop. Den bærer protoplasma-kvaliteterne fra fosterstadiet videre gennem livet. Her findes kapaciteten til Automatic Shifting — hvor behandlingen springer fra sted til sted orkestreret af helhedens prioriteter. Den oprindelige midtlinje er det naturlige fulcrum som alt organiserer sig omkring.</w:t>
+      </w:r>
+    </w:p>
+    <w:p>
+      <w:pPr>
+        <w:pStyle w:val="BodyText"/>
+      </w:pPr>
+      <w:r>
+        <w:t xml:space="preserve">Du oplever et hav af væske der ånder under Primary Respiration. Simultan respons gennem hele væskekroppen som én samlet substans. Kapaciteten til at gå til The Neutral og kontakte de embryologiske kræfter. Det autonome nervesystems fleksibilitet og evne til suspension. Automatic Shifting som naturlig mulighed i væskemediet. Den oprindelige midtlinje som stabilt, organiserende fulcrum.</w:t>
+      </w:r>
+    </w:p>
+    <w:p>
+      <w:pPr>
+        <w:pStyle w:val="BodyText"/>
+      </w:pPr>
+      <w:r>
+        <w:rPr>
+          <w:bCs/>
+          <w:b/>
+        </w:rPr>
+        <w:t xml:space="preserve">Den medbragte tilstand</w:t>
+      </w:r>
+    </w:p>
+    <w:p>
+      <w:pPr>
+        <w:pStyle w:val="BodyText"/>
+      </w:pPr>
+      <w:r>
+        <w:t xml:space="preserve">Væskekroppen rummer hele Rum A — både den normale fysiske krop og alle dens dysfunktionelle områder. De traumatiske tilstande, arvævet, de låste mønstre fra den fysiske krop eksisterer stadig i væskens matrix, men nu i en anden kontekst. De rigide strukturer begynder at få væskekvalitet uden at være fuldt forløst.</w:t>
+      </w:r>
+    </w:p>
+    <w:p>
+      <w:pPr>
+        <w:pStyle w:val="BodyText"/>
+      </w:pPr>
+      <w:r>
+        <w:t xml:space="preserve">Det autonome nervesystems låsthed fra Rum A er stadig til stede men møder nu væskekroppens iboende fleksibilitet. De kompenserende midtlinjer og falske fulcrums eksisterer side om side med den oprindelige midtlinje. Adskillelsen mellem systemer begynder at opløses men er ikke fuldt integreret.</w:t>
+      </w:r>
+    </w:p>
+    <w:p>
+      <w:pPr>
+        <w:pStyle w:val="BodyText"/>
+      </w:pPr>
+      <w:r>
+        <w:t xml:space="preserve">Du mærker den fysiske krops normale funktion nu holdt i væskekontinuumet. Læsionsfelter og traumatiske aftryk der stadig ikke kan gå til neutral. Fast væv der begynder at få væskekvalitet men bevarer sin låsthed. Både normale og falske fulcrums rummet simultant i væsken. Det autonome nervesystems gradvise overgang mod fleksibilitet. Potentialet for heling der endnu ikke er aktiveret.</w:t>
+      </w:r>
+    </w:p>
+    <w:p>
+      <w:pPr>
+        <w:pStyle w:val="BodyText"/>
+      </w:pPr>
+      <w:r>
+        <w:rPr>
+          <w:bCs/>
+          <w:b/>
+        </w:rPr>
+        <w:t xml:space="preserve">Åbningen mod det relationelle</w:t>
+      </w:r>
+    </w:p>
+    <w:p>
+      <w:pPr>
+        <w:pStyle w:val="BodyText"/>
+      </w:pPr>
+      <w:r>
+        <w:t xml:space="preserve">Væskekroppen søger nu forbindelse til det større terapeutiske rum — det fælles felt mellem behandler og klient. Dette er ikke længere kun individuel proces men begyndelsen på erkendelsen af at heling sker i relation. Det relationelle aspekt er naturligt for os som pattedyr — vi er biologisk skabt til at co-regulere, til at finde balance gennem forbindelse.</w:t>
+      </w:r>
+    </w:p>
+    <w:p>
+      <w:pPr>
+        <w:pStyle w:val="BodyText"/>
+      </w:pPr>
+      <w:r>
+        <w:t xml:space="preserve">Her forberedes mødet mellem behandlerens og klientens væskekroppe. Grænsen ved huden viser sig at være mere flydende end antaget. Det terapeutiske rum bliver en container hvor dybere processer kan udfolde sig trygt. Denne zone peger mod vores naturlige behov for fællesskab — familie, venskaber, det nære samfund.</w:t>
+      </w:r>
+    </w:p>
+    <w:p>
+      <w:pPr>
+        <w:pStyle w:val="BodyText"/>
+      </w:pPr>
+      <w:r>
+        <w:t xml:space="preserve">Du fornemmer længslen efter det relationelle og fælles terapeutiske rum. Forberedelsen til mødet mellem to væskekroppe. Det biologiske behov for co-regulering og forbindelse. Grænsen mellem behandler og klient bliver mere gennemsigtig. Det terapeutiske rum som tryg container for dybere processer. Åbningen mod vores naturlige funktion som sociale væsener.</w:t>
+      </w:r>
+    </w:p>
+    <w:p>
+      <w:pPr>
+        <w:pStyle w:val="BodyText"/>
+      </w:pPr>
+      <w:r>
+        <w:rPr>
+          <w:bCs/>
+          <w:b/>
+        </w:rPr>
+        <w:t xml:space="preserve">Som ét levende kontinuum</w:t>
+      </w:r>
+    </w:p>
+    <w:p>
+      <w:pPr>
+        <w:pStyle w:val="BodyText"/>
+      </w:pPr>
+      <w:r>
+        <w:t xml:space="preserve">Væskekroppen er ét sammenhængende felt der ånder gennem alt det vi rører ved. Det medbragte fra det fysiske og den vågnende respons lever i samme matrix, og åbningen mod det relationelle ligger latent i selve væskens bevægelse. Hukommelsen om det fysiske er væskekroppens måde at bære helheden — og selve denne hukommelse gør forløsning mulig, fordi intet er forsvundet. Når vi følger væskens egen rytme, opdager vi at vores opgave ikke er at forene noget. Det er allerede forenet. Vi tillader bare at det viser sig.</w:t>
+      </w:r>
+    </w:p>
+    <w:p>
+      <w:pPr>
+        <w:pStyle w:val="BodyText"/>
+      </w:pPr>
+      <w:r>
+        <w:rPr>
+          <w:bCs/>
+          <w:b/>
+        </w:rPr>
+        <w:t xml:space="preserve">[INSPIRATION — nye vinkler at overveje]</w:t>
       </w:r>
     </w:p>
     <w:p>
@@ -12548,64 +12559,7 @@
           <w:iCs/>
           <w:i/>
         </w:rPr>
-        <w:t xml:space="preserve">Rum A er døren ind til alt det dybere. Vi går ikke uden om kroppen for at nå Rum E — vi går igennem den. Hver dybde i de andre rum hviler på, at vi har taget tid til at hilse på, at klienten faktisk har en krop, der ligger her, lige nu, og er villig til at være vidne for sig selv.</w:t>
-      </w:r>
-    </w:p>
-    <w:p>
-      <w:pPr>
-        <w:pStyle w:val="BodyText"/>
-      </w:pPr>
-      <w:r>
-        <w:rPr>
-          <w:bCs/>
-          <w:b/>
-        </w:rPr>
-        <w:t xml:space="preserve">[REFLEKSIONSSPØRGSMÅL]</w:t>
-      </w:r>
-    </w:p>
-    <w:p>
-      <w:pPr>
-        <w:numPr>
-          <w:ilvl w:val="0"/>
-          <w:numId w:val="1057"/>
-        </w:numPr>
-      </w:pPr>
-      <w:r>
-        <w:t xml:space="preserve">Tænk på et område i en klients krop der har båret en kompensation længe. Hvilken slags samtale opstår mellem dine hænder og dets historie?</w:t>
-      </w:r>
-    </w:p>
-    <w:p>
-      <w:pPr>
-        <w:numPr>
-          <w:ilvl w:val="0"/>
-          <w:numId w:val="1057"/>
-        </w:numPr>
-      </w:pPr>
-      <w:r>
-        <w:t xml:space="preserve">Stivhed og åbning lever i hinanden i samme væv. Mærk lige nu i din egen krop — hvor sidder den samtidighed for dig?</w:t>
-      </w:r>
-    </w:p>
-    <w:p>
-      <w:pPr>
-        <w:numPr>
-          <w:ilvl w:val="0"/>
-          <w:numId w:val="1057"/>
-        </w:numPr>
-      </w:pPr>
-      <w:r>
-        <w:t xml:space="preserve">Det vi kalder dysfunktion gav engang mening for systemet. Hvad gjorde det muligt at overleve dengang, og hvad har det kostet siden?</w:t>
-      </w:r>
-    </w:p>
-    <w:p>
-      <w:pPr>
-        <w:pStyle w:val="FirstParagraph"/>
-      </w:pPr>
-      <w:r>
-        <w:rPr>
-          <w:bCs/>
-          <w:b/>
-        </w:rPr>
-        <w:t xml:space="preserve">[BRØDTEKST: Rum B — Væskekroppen]</w:t>
+        <w:t xml:space="preserve">Væskekroppen i Rum B er ikke kun blod og lymfe — det er hele kroppens samlede væskemiljø der begynder at bevæge sig som én sammenhængende enhed. Det vi mærker når Rum B vågner er denne matrix der træder ud af adskilte kompartments og bliver ét felt.</w:t>
       </w:r>
     </w:p>
     <w:p>
@@ -12617,206 +12571,263 @@
           <w:iCs/>
           <w:i/>
         </w:rPr>
-        <w:t xml:space="preserve">Når tilliden etableres og kroppen begynder at slippe sin vagtsomhed, mærker du hvordan noget dybere vågner under dine hænder. Væskekroppen — millioner af år gammel og vis — begynder at røre på sig.</w:t>
-      </w:r>
-    </w:p>
-    <w:p>
-      <w:pPr>
-        <w:pStyle w:val="BodyText"/>
-      </w:pPr>
-      <w:r>
-        <w:rPr>
-          <w:bCs/>
-          <w:b/>
-        </w:rPr>
-        <w:t xml:space="preserve">Væskekroppens vågnende respons</w:t>
-      </w:r>
-    </w:p>
-    <w:p>
-      <w:pPr>
-        <w:pStyle w:val="BodyText"/>
-      </w:pPr>
-      <w:r>
-        <w:t xml:space="preserve">Her lever væskekroppen i sin naturlige tilstand — som ét levende kontinuum gennem hele organismen. Alle væsker fungerer som en funktionel enhed hvor respons sker simultant gennem hele matrixen, ikke sekvensielt som i nervesystemet. Dette er niveauet hvor kroppen kan gå til The Neutral, hvor det autonome nervesystem bliver fleksibelt og kan suspenderes, så de embryologiske kræfter kan overtage.</w:t>
-      </w:r>
-    </w:p>
-    <w:p>
-      <w:pPr>
-        <w:pStyle w:val="BodyText"/>
-      </w:pPr>
-      <w:r>
-        <w:t xml:space="preserve">Væskekroppen fungerer som bro mellem det energetiske blueprint og den fysiske krop. Den bærer protoplasma-kvaliteterne fra fosterstadiet videre gennem livet. Her findes kapaciteten til Automatic Shifting — hvor behandlingen springer fra sted til sted orkestreret af helhedens prioriteter. Den oprindelige midtlinje er det naturlige fulcrum som alt organiserer sig omkring.</w:t>
-      </w:r>
-    </w:p>
-    <w:p>
-      <w:pPr>
-        <w:pStyle w:val="BodyText"/>
-      </w:pPr>
-      <w:r>
-        <w:t xml:space="preserve">Du oplever et hav af væske der ånder under Primary Respiration. Simultan respons gennem hele væskekroppen som én samlet substans. Kapaciteten til at gå til The Neutral og kontakte de embryologiske kræfter. Det autonome nervesystems fleksibilitet og evne til suspension. Automatic Shifting som naturlig mulighed i væskemediet. Den oprindelige midtlinje som stabilt, organiserende fulcrum.</w:t>
-      </w:r>
-    </w:p>
-    <w:p>
-      <w:pPr>
-        <w:pStyle w:val="BodyText"/>
-      </w:pPr>
-      <w:r>
-        <w:rPr>
-          <w:bCs/>
-          <w:b/>
-        </w:rPr>
-        <w:t xml:space="preserve">Den medbragte tilstand</w:t>
-      </w:r>
-    </w:p>
-    <w:p>
-      <w:pPr>
-        <w:pStyle w:val="BodyText"/>
-      </w:pPr>
-      <w:r>
-        <w:t xml:space="preserve">Væskekroppen rummer hele Rum A — både den normale fysiske krop og alle dens dysfunktionelle områder. De traumatiske tilstande, arvævet, de låste mønstre fra den fysiske krop eksisterer stadig i væskens matrix, men nu i en anden kontekst. De rigide strukturer begynder at få væskekvalitet uden at være fuldt forløst.</w:t>
-      </w:r>
-    </w:p>
-    <w:p>
-      <w:pPr>
-        <w:pStyle w:val="BodyText"/>
-      </w:pPr>
-      <w:r>
-        <w:t xml:space="preserve">Det autonome nervesystems låsthed fra Rum A er stadig til stede men møder nu væskekroppens iboende fleksibilitet. De kompenserende midtlinjer og falske fulcrums eksisterer side om side med den oprindelige midtlinje. Adskillelsen mellem systemer begynder at opløses men er ikke fuldt integreret.</w:t>
-      </w:r>
-    </w:p>
-    <w:p>
-      <w:pPr>
-        <w:pStyle w:val="BodyText"/>
-      </w:pPr>
-      <w:r>
-        <w:t xml:space="preserve">Du mærker den fysiske krops normale funktion nu holdt i væskekontinuumet. Læsionsfelter og traumatiske aftryk der stadig ikke kan gå til neutral. Fast væv der begynder at få væskekvalitet men bevarer sin låsthed. Både normale og falske fulcrums rummet simultant i væsken. Det autonome nervesystems gradvise overgang mod fleksibilitet. Potentialet for heling der endnu ikke er aktiveret.</w:t>
-      </w:r>
-    </w:p>
-    <w:p>
-      <w:pPr>
-        <w:pStyle w:val="BodyText"/>
-      </w:pPr>
-      <w:r>
-        <w:rPr>
-          <w:bCs/>
-          <w:b/>
-        </w:rPr>
-        <w:t xml:space="preserve">Åbningen mod det relationelle</w:t>
-      </w:r>
-    </w:p>
-    <w:p>
-      <w:pPr>
-        <w:pStyle w:val="BodyText"/>
-      </w:pPr>
-      <w:r>
-        <w:t xml:space="preserve">Væskekroppen søger nu forbindelse til det større terapeutiske rum — det fælles felt mellem behandler og klient. Dette er ikke længere kun individuel proces men begyndelsen på erkendelsen af at heling sker i relation. Det relationelle aspekt er naturligt for os som pattedyr — vi er biologisk skabt til at co-regulere, til at finde balance gennem forbindelse.</w:t>
-      </w:r>
-    </w:p>
-    <w:p>
-      <w:pPr>
-        <w:pStyle w:val="BodyText"/>
-      </w:pPr>
-      <w:r>
-        <w:t xml:space="preserve">Her forberedes mødet mellem behandlerens og klientens væskekroppe. Grænsen ved huden viser sig at være mere flydende end antaget. Det terapeutiske rum bliver en container hvor dybere processer kan udfolde sig trygt. Denne zone peger mod vores naturlige behov for fællesskab — familie, venskaber, det nære samfund.</w:t>
-      </w:r>
-    </w:p>
-    <w:p>
-      <w:pPr>
-        <w:pStyle w:val="BodyText"/>
-      </w:pPr>
-      <w:r>
-        <w:t xml:space="preserve">Du fornemmer længslen efter det relationelle og fælles terapeutiske rum. Forberedelsen til mødet mellem to væskekroppe. Det biologiske behov for co-regulering og forbindelse. Grænsen mellem behandler og klient bliver mere gennemsigtig. Det terapeutiske rum som tryg container for dybere processer. Åbningen mod vores naturlige funktion som sociale væsener.</w:t>
-      </w:r>
-    </w:p>
-    <w:p>
-      <w:pPr>
-        <w:pStyle w:val="BodyText"/>
-      </w:pPr>
-      <w:r>
-        <w:rPr>
-          <w:bCs/>
-          <w:b/>
-        </w:rPr>
-        <w:t xml:space="preserve">Som ét levende kontinuum</w:t>
-      </w:r>
-    </w:p>
-    <w:p>
-      <w:pPr>
-        <w:pStyle w:val="BodyText"/>
-      </w:pPr>
-      <w:r>
-        <w:t xml:space="preserve">Væskekroppen er ét sammenhængende felt der ånder gennem alt det vi rører ved. Det medbragte fra det fysiske og den vågnende respons lever i samme matrix, og åbningen mod det relationelle ligger latent i selve væskens bevægelse. Hukommelsen om det fysiske er væskekroppens måde at bære helheden — og selve denne hukommelse gør forløsning mulig, fordi intet er forsvundet. Når vi følger væskens egen rytme, opdager vi at vores opgave ikke er at forene noget. Det er allerede forenet. Vi tillader bare at det viser sig.</w:t>
-      </w:r>
-    </w:p>
-    <w:p>
-      <w:pPr>
-        <w:pStyle w:val="BodyText"/>
-      </w:pPr>
-      <w:r>
-        <w:rPr>
-          <w:bCs/>
-          <w:b/>
-        </w:rPr>
-        <w:t xml:space="preserve">[INSPIRATION — nye vinkler at overveje]</w:t>
-      </w:r>
-    </w:p>
-    <w:p>
-      <w:pPr>
-        <w:pStyle w:val="BodyText"/>
-      </w:pPr>
+        <w:t xml:space="preserve">Overgangen fra Rum A til Rum B mærkes ofte først som en kvalitetsændring i vævet. Det bliver</w:t>
+      </w:r>
       <w:r>
         <w:rPr>
           <w:iCs/>
           <w:i/>
         </w:rPr>
-        <w:t xml:space="preserve">Væskekroppen i Rum B er ikke kun blod og lymfe — det er hele kroppens samlede væskemiljø der begynder at bevæge sig som én sammenhængende enhed. Det vi mærker når Rum B vågner er denne matrix der træder ud af adskilte kompartments og bliver ét felt.</w:t>
-      </w:r>
-    </w:p>
-    <w:p>
-      <w:pPr>
-        <w:pStyle w:val="BodyText"/>
-      </w:pPr>
+        <w:t xml:space="preserve"> </w:t>
+      </w:r>
       <w:r>
         <w:rPr>
           <w:iCs/>
           <w:i/>
         </w:rPr>
-        <w:t xml:space="preserve">Overgangen fra Rum A til Rum B mærkes ofte først som en kvalitetsændring i vævet. Det bliver</w:t>
+        <w:t xml:space="preserve">‘</w:t>
       </w:r>
       <w:r>
         <w:rPr>
           <w:iCs/>
           <w:i/>
         </w:rPr>
-        <w:t xml:space="preserve"> </w:t>
+        <w:t xml:space="preserve">vådere</w:t>
       </w:r>
       <w:r>
         <w:rPr>
           <w:iCs/>
           <w:i/>
         </w:rPr>
-        <w:t xml:space="preserve">‘</w:t>
+        <w:t xml:space="preserve">’</w:t>
       </w:r>
       <w:r>
         <w:rPr>
           <w:iCs/>
           <w:i/>
         </w:rPr>
-        <w:t xml:space="preserve">vådere</w:t>
-      </w:r>
+        <w:t xml:space="preserve">, mere flydende. Klienten beskriver det nogle gange som om de bliver tunge eller lette samtidigt. Det er paradokset ved væskekroppen — den har vægt og letvægt på én gang.</w:t>
+      </w:r>
+    </w:p>
+    <w:p>
+      <w:pPr>
+        <w:pStyle w:val="BodyText"/>
+      </w:pPr>
       <w:r>
         <w:rPr>
           <w:iCs/>
           <w:i/>
         </w:rPr>
-        <w:t xml:space="preserve">’</w:t>
-      </w:r>
+        <w:t xml:space="preserve">Når Rum B nægter at vågne, er det oftest fordi nervesystemet endnu ikke har givet sin tilladelse. Væskekroppen er afhængig af parasympatisk dominans for at flyde frit. Hvis behandlingen forhastes, blokerer den sympatiske aktivering den proces vi venter på.</w:t>
+      </w:r>
+    </w:p>
+    <w:p>
+      <w:pPr>
+        <w:pStyle w:val="BodyText"/>
+      </w:pPr>
+      <w:r>
+        <w:rPr>
+          <w:bCs/>
+          <w:b/>
+        </w:rPr>
+        <w:t xml:space="preserve">[REFLEKSIONSSPØRGSMÅL]</w:t>
+      </w:r>
+    </w:p>
+    <w:p>
+      <w:pPr>
+        <w:numPr>
+          <w:ilvl w:val="0"/>
+          <w:numId w:val="1058"/>
+        </w:numPr>
+      </w:pPr>
+      <w:r>
+        <w:t xml:space="preserve">Hvis det allerede er forenet, hvad ændrer det så ved den helingshandling du tror du udfører?</w:t>
+      </w:r>
+    </w:p>
+    <w:p>
+      <w:pPr>
+        <w:numPr>
+          <w:ilvl w:val="0"/>
+          <w:numId w:val="1058"/>
+        </w:numPr>
+      </w:pPr>
+      <w:r>
+        <w:t xml:space="preserve">Væsken bærer hukommelse på en måde strukturen ikke gør. I dit seneste klient-arbejde — hvilken slags hukommelse mærkede du væsken bære?</w:t>
+      </w:r>
+    </w:p>
+    <w:p>
+      <w:pPr>
+        <w:numPr>
+          <w:ilvl w:val="0"/>
+          <w:numId w:val="1058"/>
+        </w:numPr>
+      </w:pPr>
+      <w:r>
+        <w:t xml:space="preserve">Lige før dine hænder slipper ledelsen, sker der noget i din egen krop. Beskriv den signal-bevægelse, hvis du kan finde ord for den.</w:t>
+      </w:r>
+    </w:p>
+    <w:p>
+      <w:pPr>
+        <w:pStyle w:val="FirstParagraph"/>
+      </w:pPr>
+      <w:r>
+        <w:rPr>
+          <w:bCs/>
+          <w:b/>
+        </w:rPr>
+        <w:t xml:space="preserve">[BRØDTEKST: Rum C — Det Relationelle Felt]</w:t>
+      </w:r>
+    </w:p>
+    <w:p>
+      <w:pPr>
+        <w:pStyle w:val="BodyText"/>
+      </w:pPr>
       <w:r>
         <w:rPr>
           <w:iCs/>
           <w:i/>
         </w:rPr>
-        <w:t xml:space="preserve">, mere flydende. Klienten beskriver det nogle gange som om de bliver tunge eller lette samtidigt. Det er paradokset ved væskekroppen — den har vægt og letvægt på én gang.</w:t>
+        <w:t xml:space="preserve">Når væskekroppen har fundet sin rytme og grænsen mellem behandler og klient bliver mere flydende, opstår et fælles felt — et relationelt rum hvor vi møder vores naturlige biologiske arv som sociale væsener.</w:t>
+      </w:r>
+    </w:p>
+    <w:p>
+      <w:pPr>
+        <w:pStyle w:val="BodyText"/>
+      </w:pPr>
+      <w:r>
+        <w:rPr>
+          <w:bCs/>
+          <w:b/>
+        </w:rPr>
+        <w:t xml:space="preserve">Det relationelle som naturlig funktion</w:t>
+      </w:r>
+    </w:p>
+    <w:p>
+      <w:pPr>
+        <w:pStyle w:val="BodyText"/>
+      </w:pPr>
+      <w:r>
+        <w:t xml:space="preserve">Her udfolder Rum C sig som vores medfødte kapacitet til at fungere i relation. Som pattedyr er vi biologisk udviklet til at leve, udveksle og co-regulere med andre. Dette er ikke en tillært færdighed men en iboende del af vores natur — vi er skabt til at finde balance gennem forbindelse med familie, venskaber, kollegaer og det nære samfund.</w:t>
+      </w:r>
+    </w:p>
+    <w:p>
+      <w:pPr>
+        <w:pStyle w:val="BodyText"/>
+      </w:pPr>
+      <w:r>
+        <w:t xml:space="preserve">I behandlingssituationen manifesterer dette sig som det terapeutiske rum mellem behandler og klient — et fælles felt hvor begge systemer mødes og påvirker hinanden. Dette er et dybere niveau end det individuelle, hvor heling sker gennem selve relationen. Det nære samfund — vores by, region, arbejdsplads — udgør den naturlige kontekst hvor vores biologiske behov for tilhørsforhold og udveksling udfolder sig.</w:t>
+      </w:r>
+    </w:p>
+    <w:p>
+      <w:pPr>
+        <w:pStyle w:val="BodyText"/>
+      </w:pPr>
+      <w:r>
+        <w:t xml:space="preserve">Du oplever det fælles felt mellem behandler og klient som levende realitet. Co-regulering som naturlig biologisk funktion. Nervesystemernes gensidige påvirkning og stabilisering. Det relationelle rum som container for dybere processer. Forbindelse til familie, venskaber og nært samfund som helende kraft. Integration af det individuelle i den større sociale kontekst.</w:t>
+      </w:r>
+    </w:p>
+    <w:p>
+      <w:pPr>
+        <w:pStyle w:val="BodyText"/>
+      </w:pPr>
+      <w:r>
+        <w:rPr>
+          <w:bCs/>
+          <w:b/>
+        </w:rPr>
+        <w:t xml:space="preserve">Væskekroppens kvaliteter i det fælles</w:t>
+      </w:r>
+    </w:p>
+    <w:p>
+      <w:pPr>
+        <w:pStyle w:val="BodyText"/>
+      </w:pPr>
+      <w:r>
+        <w:t xml:space="preserve">Rum C inkluderer og udvider væskekroppens egenskaber fra Rum B ind i det relationelle felt. Den simultane respons gennem væskekroppen bliver nu til fælles respons mellem to eller flere systemer. Kapaciteten til The Neutral udvides til at omfatte det fælles rum. Automatic Shifting kan nu bevæge sig ikke kun gennem individet men gennem det relationelle felt.</w:t>
+      </w:r>
+    </w:p>
+    <w:p>
+      <w:pPr>
+        <w:pStyle w:val="BodyText"/>
+      </w:pPr>
+      <w:r>
+        <w:t xml:space="preserve">Den oprindelige midtlinje fra Rum B bliver reference ikke kun for individet men for hele det terapeutiske rum. Det autonome nervesystems fleksibilitet understøttes og forstærkes gennem mødet med andres regulerede systemer. De embryologiske kræfter arbejder nu gennem det relationelle interface.</w:t>
+      </w:r>
+    </w:p>
+    <w:p>
+      <w:pPr>
+        <w:pStyle w:val="BodyText"/>
+      </w:pPr>
+      <w:r>
+        <w:t xml:space="preserve">Du mærker væskekroppens egenskaber nu aktive i det fælles felt. Simultan respons gennem flere forbundne systemer. The Neutral som fælles tilstand mellem behandler og klient. Automatic Shifting gennem det relationelle rum. Co-regulering som forstærker nervesystemets fleksibilitet. De embryologiske kræfter arbejder gennem relationen.</w:t>
+      </w:r>
+    </w:p>
+    <w:p>
+      <w:pPr>
+        <w:pStyle w:val="BodyText"/>
+      </w:pPr>
+      <w:r>
+        <w:rPr>
+          <w:bCs/>
+          <w:b/>
+        </w:rPr>
+        <w:t xml:space="preserve">Broen til det universelle</w:t>
+      </w:r>
+    </w:p>
+    <w:p>
+      <w:pPr>
+        <w:pStyle w:val="BodyText"/>
+      </w:pPr>
+      <w:r>
+        <w:t xml:space="preserve">Rum C’s relationelle felt peger naturligt mod noget større — mod det som rækker ud over det nære og kendte. Her forberedes overgangen til det universelle, til det som forbinder hele menneskeheden. Det instinktive og fælles-menneskelige begynder at vise sig gennem det relationelle.</w:t>
+      </w:r>
+    </w:p>
+    <w:p>
+      <w:pPr>
+        <w:pStyle w:val="BodyText"/>
+      </w:pPr>
+      <w:r>
+        <w:t xml:space="preserve">Dette er ikke længere kun familie og lokalt samfund, men forbindelsen til noget der transcenderer individuelle og lokale grænser. The Long Tide’s universelle bevægelse fornemmes i baggrunden — den kraft som forbinder alt levende på tværs af det individuelle og det nært relationelle. Rum D forberedes gennem erkendelsen af at vi er del af noget langt større.</w:t>
+      </w:r>
+    </w:p>
+    <w:p>
+      <w:pPr>
+        <w:pStyle w:val="BodyText"/>
+      </w:pPr>
+      <w:r>
+        <w:t xml:space="preserve">Du fornemmer det universelle der viser sig gennem det partikulære. Forbindelsen til menneskeheden som helhed. Det instinktive og arketypiske der lever i alle. The Long Tide’s tilstedeværelse i baggrunden. Det fælles på tværs af alle individuelle og relationelle grænser. Åbningen mod Rum D hvor det universelle felt dominerer.</w:t>
+      </w:r>
+    </w:p>
+    <w:p>
+      <w:pPr>
+        <w:pStyle w:val="BodyText"/>
+      </w:pPr>
+      <w:r>
+        <w:rPr>
+          <w:bCs/>
+          <w:b/>
+        </w:rPr>
+        <w:t xml:space="preserve">Som ét fælles rum</w:t>
+      </w:r>
+    </w:p>
+    <w:p>
+      <w:pPr>
+        <w:pStyle w:val="BodyText"/>
+      </w:pPr>
+      <w:r>
+        <w:t xml:space="preserve">Det relationelle felt er ét fælles rum der opstår når to systemer møder hinanden. Væskekroppens kvaliteter lever videre i co-reguleringens biologiske rytme, og åbningen mod det universelle peger naturligt videre — alt vibrerer samtidigt i hvert øjeblik af mødet, som tonaliteter af samme forbindelse snarere end lag der skal gennemleves. At vi er sociale væsener tilhører vores fysiologi — vores arv som pattedyr. Helingen sker ofte præcis her hvor to nervesystemer finder hinanden, og når vi hviler i det fælles rum, peger det af sig selv mod noget større — som en naturlig forlængelse af det nære, ikke som en flugt fra det.</w:t>
+      </w:r>
+    </w:p>
+    <w:p>
+      <w:pPr>
+        <w:pStyle w:val="BodyText"/>
+      </w:pPr>
+      <w:r>
+        <w:rPr>
+          <w:bCs/>
+          <w:b/>
+        </w:rPr>
+        <w:t xml:space="preserve">[INSPIRATION — nye vinkler at overveje]</w:t>
       </w:r>
     </w:p>
     <w:p>
@@ -12828,7 +12839,7 @@
           <w:iCs/>
           <w:i/>
         </w:rPr>
-        <w:t xml:space="preserve">Når Rum B nægter at vågne, er det oftest fordi nervesystemet endnu ikke har givet sin tilladelse. Væskekroppen er afhængig af parasympatisk dominans for at flyde frit. Hvis behandlingen forhastes, blokerer den sympatiske aktivering den proces vi venter på.</w:t>
+        <w:t xml:space="preserve">Det relationelle felt er ikke metafor men biologi. Når to nervesystemer mødes uden trussel, opstår en målbar fælles regulering — det er det system der opstod blandt sociale pattedyr og som vi alle bærer. Vi bygger på en eksisterende neurobiologisk arkitektur, ikke på spirituel idé.</w:t>
       </w:r>
     </w:p>
     <w:p>
@@ -12840,7 +12851,7 @@
           <w:iCs/>
           <w:i/>
         </w:rPr>
-        <w:t xml:space="preserve">Væskekroppen er det indre hav vi alle bærer i os. Det rummer livets oprindelige medium, det miljø vi blev til i, det miljø hver eneste celle stadig svømmer i. Når Rum B vågner, kommer vi i kontakt med vores egen primære natur — bevægelig, fluide, levende, organiserende sig selv.</w:t>
+        <w:t xml:space="preserve">I det relationelle felt bliver behandleren også ændret. Det er ikke en énvejsbevægelse fra os til klienten. Vi mærker noget i os selv vågne i takt med klientens åbning. At anerkende dette uden at lade vores eget materiale fylde feltet er en daglig disciplin.</w:t>
       </w:r>
     </w:p>
     <w:p>
@@ -12852,7 +12863,7 @@
           <w:iCs/>
           <w:i/>
         </w:rPr>
-        <w:t xml:space="preserve">Rum B er broen mellem den fysiske krop og det subtile felt. Her opløses tørheden, og noget begynder at flyde. Klienten oplever det ofte som lettelse — som om noget der var holdt fast slipper. I virkeligheden er det vævet der mindes om sin egen flydende natur og giver sig hen til den.</w:t>
+        <w:t xml:space="preserve">Når det relationelle felt overvælder klienten, er det ofte fordi det er længe siden de har været i et trygt felt. Selv det at føle sig set kan være krævende. Vores opgave er ikke at gå frem, men at give feltet plads og tid til at modne i sit eget tempo.</w:t>
       </w:r>
     </w:p>
     <w:p>
@@ -12871,33 +12882,33 @@
       <w:pPr>
         <w:numPr>
           <w:ilvl w:val="0"/>
-          <w:numId w:val="1058"/>
-        </w:numPr>
-      </w:pPr>
-      <w:r>
-        <w:t xml:space="preserve">Hvis det allerede er forenet, hvad ændrer det så ved den helingshandling du tror du udfører?</w:t>
-      </w:r>
-    </w:p>
-    <w:p>
-      <w:pPr>
-        <w:numPr>
-          <w:ilvl w:val="0"/>
-          <w:numId w:val="1058"/>
-        </w:numPr>
-      </w:pPr>
-      <w:r>
-        <w:t xml:space="preserve">Væsken bærer hukommelse på en måde strukturen ikke gør. I dit seneste klient-arbejde — hvilken slags hukommelse mærkede du væsken bære?</w:t>
-      </w:r>
-    </w:p>
-    <w:p>
-      <w:pPr>
-        <w:numPr>
-          <w:ilvl w:val="0"/>
-          <w:numId w:val="1058"/>
-        </w:numPr>
-      </w:pPr>
-      <w:r>
-        <w:t xml:space="preserve">Lige før dine hænder slipper ledelsen, sker der noget i din egen krop. Beskriv den signal-bevægelse, hvis du kan finde ord for den.</w:t>
+          <w:numId w:val="1059"/>
+        </w:numPr>
+      </w:pPr>
+      <w:r>
+        <w:t xml:space="preserve">Det fælles rum opstår — det laves ikke. Hvilke betingelser i dig selv inviterer det frem?</w:t>
+      </w:r>
+    </w:p>
+    <w:p>
+      <w:pPr>
+        <w:numPr>
+          <w:ilvl w:val="0"/>
+          <w:numId w:val="1059"/>
+        </w:numPr>
+      </w:pPr>
+      <w:r>
+        <w:t xml:space="preserve">Et andet menneskes regulering registreres ofte i kroppen før i hovedet. Hvor møder du den først?</w:t>
+      </w:r>
+    </w:p>
+    <w:p>
+      <w:pPr>
+        <w:numPr>
+          <w:ilvl w:val="0"/>
+          <w:numId w:val="1059"/>
+        </w:numPr>
+      </w:pPr>
+      <w:r>
+        <w:t xml:space="preserve">Når feltet selv heler — vidne, vært eller ledsager — hvilken position er sværest at hvile i?</w:t>
       </w:r>
     </w:p>
     <w:p>
@@ -12909,7 +12920,7 @@
           <w:bCs/>
           <w:b/>
         </w:rPr>
-        <w:t xml:space="preserve">[BRØDTEKST: Rum C — Det Relationelle Felt]</w:t>
+        <w:t xml:space="preserve">[BRØDTEKST: Rum D — The Long Tide / Primary Respiration]</w:t>
       </w:r>
     </w:p>
     <w:p>
@@ -12921,135 +12932,135 @@
           <w:iCs/>
           <w:i/>
         </w:rPr>
-        <w:t xml:space="preserve">Når væskekroppen har fundet sin rytme og grænsen mellem behandler og klient bliver mere flydende, opstår et fælles felt — et relationelt rum hvor vi møder vores naturlige biologiske arv som sociale væsener.</w:t>
-      </w:r>
-    </w:p>
-    <w:p>
-      <w:pPr>
-        <w:pStyle w:val="BodyText"/>
-      </w:pPr>
-      <w:r>
-        <w:rPr>
-          <w:bCs/>
-          <w:b/>
-        </w:rPr>
-        <w:t xml:space="preserve">Det relationelle som naturlig funktion</w:t>
-      </w:r>
-    </w:p>
-    <w:p>
-      <w:pPr>
-        <w:pStyle w:val="BodyText"/>
-      </w:pPr>
-      <w:r>
-        <w:t xml:space="preserve">Her udfolder Rum C sig som vores medfødte kapacitet til at fungere i relation. Som pattedyr er vi biologisk udviklet til at leve, udveksle og co-regulere med andre. Dette er ikke en tillært færdighed men en iboende del af vores natur — vi er skabt til at finde balance gennem forbindelse med familie, venskaber, kollegaer og det nære samfund.</w:t>
-      </w:r>
-    </w:p>
-    <w:p>
-      <w:pPr>
-        <w:pStyle w:val="BodyText"/>
-      </w:pPr>
-      <w:r>
-        <w:t xml:space="preserve">I behandlingssituationen manifesterer dette sig som det terapeutiske rum mellem behandler og klient — et fælles felt hvor begge systemer mødes og påvirker hinanden. Dette er et dybere niveau end det individuelle, hvor heling sker gennem selve relationen. Det nære samfund — vores by, region, arbejdsplads — udgør den naturlige kontekst hvor vores biologiske behov for tilhørsforhold og udveksling udfolder sig.</w:t>
-      </w:r>
-    </w:p>
-    <w:p>
-      <w:pPr>
-        <w:pStyle w:val="BodyText"/>
-      </w:pPr>
-      <w:r>
-        <w:t xml:space="preserve">Du oplever det fælles felt mellem behandler og klient som levende realitet. Co-regulering som naturlig biologisk funktion. Nervesystemernes gensidige påvirkning og stabilisering. Det relationelle rum som container for dybere processer. Forbindelse til familie, venskaber og nært samfund som helende kraft. Integration af det individuelle i den større sociale kontekst.</w:t>
-      </w:r>
-    </w:p>
-    <w:p>
-      <w:pPr>
-        <w:pStyle w:val="BodyText"/>
-      </w:pPr>
-      <w:r>
-        <w:rPr>
-          <w:bCs/>
-          <w:b/>
-        </w:rPr>
-        <w:t xml:space="preserve">Væskekroppens kvaliteter i det fælles</w:t>
-      </w:r>
-    </w:p>
-    <w:p>
-      <w:pPr>
-        <w:pStyle w:val="BodyText"/>
-      </w:pPr>
-      <w:r>
-        <w:t xml:space="preserve">Rum C inkluderer og udvider væskekroppens egenskaber fra Rum B ind i det relationelle felt. Den simultane respons gennem væskekroppen bliver nu til fælles respons mellem to eller flere systemer. Kapaciteten til The Neutral udvides til at omfatte det fælles rum. Automatic Shifting kan nu bevæge sig ikke kun gennem individet men gennem det relationelle felt.</w:t>
-      </w:r>
-    </w:p>
-    <w:p>
-      <w:pPr>
-        <w:pStyle w:val="BodyText"/>
-      </w:pPr>
-      <w:r>
-        <w:t xml:space="preserve">Den oprindelige midtlinje fra Rum B bliver reference ikke kun for individet men for hele det terapeutiske rum. Det autonome nervesystems fleksibilitet understøttes og forstærkes gennem mødet med andres regulerede systemer. De embryologiske kræfter arbejder nu gennem det relationelle interface.</w:t>
-      </w:r>
-    </w:p>
-    <w:p>
-      <w:pPr>
-        <w:pStyle w:val="BodyText"/>
-      </w:pPr>
-      <w:r>
-        <w:t xml:space="preserve">Du mærker væskekroppens egenskaber nu aktive i det fælles felt. Simultan respons gennem flere forbundne systemer. The Neutral som fælles tilstand mellem behandler og klient. Automatic Shifting gennem det relationelle rum. Co-regulering som forstærker nervesystemets fleksibilitet. De embryologiske kræfter arbejder gennem relationen.</w:t>
-      </w:r>
-    </w:p>
-    <w:p>
-      <w:pPr>
-        <w:pStyle w:val="BodyText"/>
-      </w:pPr>
-      <w:r>
-        <w:rPr>
-          <w:bCs/>
-          <w:b/>
-        </w:rPr>
-        <w:t xml:space="preserve">Broen til det universelle</w:t>
-      </w:r>
-    </w:p>
-    <w:p>
-      <w:pPr>
-        <w:pStyle w:val="BodyText"/>
-      </w:pPr>
-      <w:r>
-        <w:t xml:space="preserve">Rum C’s relationelle felt peger naturligt mod noget større — mod det som rækker ud over det nære og kendte. Her forberedes overgangen til det universelle, til det som forbinder hele menneskeheden. Det instinktive og fælles-menneskelige begynder at vise sig gennem det relationelle.</w:t>
-      </w:r>
-    </w:p>
-    <w:p>
-      <w:pPr>
-        <w:pStyle w:val="BodyText"/>
-      </w:pPr>
-      <w:r>
-        <w:t xml:space="preserve">Dette er ikke længere kun familie og lokalt samfund, men forbindelsen til noget der transcenderer individuelle og lokale grænser. The Long Tide’s universelle bevægelse fornemmes i baggrunden — den kraft som forbinder alt levende på tværs af det individuelle og det nært relationelle. Rum D forberedes gennem erkendelsen af at vi er del af noget langt større.</w:t>
-      </w:r>
-    </w:p>
-    <w:p>
-      <w:pPr>
-        <w:pStyle w:val="BodyText"/>
-      </w:pPr>
-      <w:r>
-        <w:t xml:space="preserve">Du fornemmer det universelle der viser sig gennem det partikulære. Forbindelsen til menneskeheden som helhed. Det instinktive og arketypiske der lever i alle. The Long Tide’s tilstedeværelse i baggrunden. Det fælles på tværs af alle individuelle og relationelle grænser. Åbningen mod Rum D hvor det universelle felt dominerer.</w:t>
-      </w:r>
-    </w:p>
-    <w:p>
-      <w:pPr>
-        <w:pStyle w:val="BodyText"/>
-      </w:pPr>
-      <w:r>
-        <w:rPr>
-          <w:bCs/>
-          <w:b/>
-        </w:rPr>
-        <w:t xml:space="preserve">Som ét fælles rum</w:t>
-      </w:r>
-    </w:p>
-    <w:p>
-      <w:pPr>
-        <w:pStyle w:val="BodyText"/>
-      </w:pPr>
-      <w:r>
-        <w:t xml:space="preserve">Det relationelle felt er ét fælles rum der opstår når to systemer møder hinanden. Væskekroppens kvaliteter lever videre i co-reguleringens biologiske rytme, og åbningen mod det universelle peger naturligt videre — alt vibrerer samtidigt i hvert øjeblik af mødet, som tonaliteter af samme forbindelse snarere end lag der skal gennemleves. At vi er sociale væsener tilhører vores fysiologi — vores arv som pattedyr. Helingen sker ofte præcis her hvor to nervesystemer finder hinanden, og når vi hviler i det fælles rum, peger det af sig selv mod noget større — som en naturlig forlængelse af det nære, ikke som en flugt fra det.</w:t>
+        <w:t xml:space="preserve">Nu træder du ind i det universelle felt — hvor The Long Tide bevæger sig fra horisonten med sin dybe, langsomme rytme, bærende livets matrix og skabelonen for optimal funktion.</w:t>
+      </w:r>
+    </w:p>
+    <w:p>
+      <w:pPr>
+        <w:pStyle w:val="BodyText"/>
+      </w:pPr>
+      <w:r>
+        <w:rPr>
+          <w:bCs/>
+          <w:b/>
+        </w:rPr>
+        <w:t xml:space="preserve">The Long Tide som universelt felt</w:t>
+      </w:r>
+    </w:p>
+    <w:p>
+      <w:pPr>
+        <w:pStyle w:val="BodyText"/>
+      </w:pPr>
+      <w:r>
+        <w:t xml:space="preserve">Dette er Primary Respiration’s energetiske udtryk — den universelle bevægelse der kommer fra horisonten mod kroppens midtlinje med sin 100 sekunders cyklus. Her transcenderer vi det individuelle og det nært relationelle for at møde det som forbinder alt levende. The Long Tide bærer livets blueprint, den perfekte skabelon som aldrig mistes.</w:t>
+      </w:r>
+    </w:p>
+    <w:p>
+      <w:pPr>
+        <w:pStyle w:val="BodyText"/>
+      </w:pPr>
+      <w:r>
+        <w:t xml:space="preserve">I Rum D opleves direkte hvordan vi er del af noget langt større — ikke som idé men som levende erfaring. Det instinktive niveau aktiveres, millioner af års evolutionær visdom bliver tilgængelig. Dette er ikke enhed i den absolutte forstand som i Dynamisk Stilhed, men oplevelsen af at være forbundet med hele livets væv på tværs af alle grænser.</w:t>
+      </w:r>
+    </w:p>
+    <w:p>
+      <w:pPr>
+        <w:pStyle w:val="BodyText"/>
+      </w:pPr>
+      <w:r>
+        <w:t xml:space="preserve">Du oplever 100 sekunders cyklus — 6 cyklusser hver 10. minut. Bevægelse fra horisonten til midtlinjen som bærer livets matrix. Det universelle der transcenderer det individuelle og relationelle. Instinktiv erkendelse og urgammel visdom bliver tilgængelig. Forbindelse med hele menneskeheden og alt levende. Primary Respiration som organiserende kraft for al heling.</w:t>
+      </w:r>
+    </w:p>
+    <w:p>
+      <w:pPr>
+        <w:pStyle w:val="BodyText"/>
+      </w:pPr>
+      <w:r>
+        <w:rPr>
+          <w:bCs/>
+          <w:b/>
+        </w:rPr>
+        <w:t xml:space="preserve">Det relationelle felt integreret</w:t>
+      </w:r>
+    </w:p>
+    <w:p>
+      <w:pPr>
+        <w:pStyle w:val="BodyText"/>
+      </w:pPr>
+      <w:r>
+        <w:t xml:space="preserve">Rum D inkluderer og transcenderer Rum C’s relationelle kvaliteter. Det terapeutiske rum mellem behandler og klient bliver nu del af et større felt. Co-reguleringen udvides fra det nære til det universelle — vi regulerer ikke kun med hinanden men med livets egen rytme.</w:t>
+      </w:r>
+    </w:p>
+    <w:p>
+      <w:pPr>
+        <w:pStyle w:val="BodyText"/>
+      </w:pPr>
+      <w:r>
+        <w:t xml:space="preserve">Familien, venskaberne, det nære samfund fra Rum C er stadig til stede men nu som aspekter af noget større. The Long Tide organiserer alle de relationelle felter, forbinder dem i én samlet bevægelse. De embryologiske kræfter arbejder nu ikke kun gennem individet eller relationen men gennem hele det universelle felt.</w:t>
+      </w:r>
+    </w:p>
+    <w:p>
+      <w:pPr>
+        <w:pStyle w:val="BodyText"/>
+      </w:pPr>
+      <w:r>
+        <w:t xml:space="preserve">Du mærker Rum C’s relationelle felt nu båret af The Long Tide. Co-regulering udvides til universel synkronisering. Det nære samfund som del af hele menneskeheden. Alle individuelle og relationelle processer organiseret af én rytme. De embryologiske kræfter arbejder gennem det universelle. Integration af alle tidligere zoner i én samlet bevægelse.</w:t>
+      </w:r>
+    </w:p>
+    <w:p>
+      <w:pPr>
+        <w:pStyle w:val="BodyText"/>
+      </w:pPr>
+      <w:r>
+        <w:rPr>
+          <w:bCs/>
+          <w:b/>
+        </w:rPr>
+        <w:t xml:space="preserve">Porten til Dynamisk Stilhed</w:t>
+      </w:r>
+    </w:p>
+    <w:p>
+      <w:pPr>
+        <w:pStyle w:val="BodyText"/>
+      </w:pPr>
+      <w:r>
+        <w:t xml:space="preserve">I Rum D forberedes det ultimative møde med livets oprindelse. The Long Tide’s bevægelse peger naturligt mod sin egen kilde — Dynamisk Stilhed. I øjeblikke af fuldstændig synkronisering og overgivelse kan grænsen mellem bevægelse og stilhed blive gennemsigtig.</w:t>
+      </w:r>
+    </w:p>
+    <w:p>
+      <w:pPr>
+        <w:pStyle w:val="BodyText"/>
+      </w:pPr>
+      <w:r>
+        <w:t xml:space="preserve">Her fornemmes at selv The Long Tide udspringer fra noget dybere — det umanifesterede potentiale, livets arnested. Rum E’s kvaliteter begynder at vise sig som mulighed — ikke som noget vi kan gribe men som nådens potentiale. Paradokset hvor al bevægelse udspringer fra stilhed bliver til levende erfaring.</w:t>
+      </w:r>
+    </w:p>
+    <w:p>
+      <w:pPr>
+        <w:pStyle w:val="BodyText"/>
+      </w:pPr>
+      <w:r>
+        <w:t xml:space="preserve">Du fornemmer Dynamisk Stilhed som The Long Tide’s oprindelse. Porten til det umanifesterede potentiale. Bevægelse og stilhed som to aspekter af samme virkelighed. Muligheden for øjeblikkelig transmutation. Nådens potentiale der venter uden for viljen. Forberedelsen til Rum E’s paradoksale virkelighed.</w:t>
+      </w:r>
+    </w:p>
+    <w:p>
+      <w:pPr>
+        <w:pStyle w:val="BodyText"/>
+      </w:pPr>
+      <w:r>
+        <w:rPr>
+          <w:bCs/>
+          <w:b/>
+        </w:rPr>
+        <w:t xml:space="preserve">Som ét universelt felt</w:t>
+      </w:r>
+    </w:p>
+    <w:p>
+      <w:pPr>
+        <w:pStyle w:val="BodyText"/>
+      </w:pPr>
+      <w:r>
+        <w:t xml:space="preserve">The Long Tide er ét universelt felt der bevæger sig fra horisonten gennem alt vi rører ved. Det relationelle bæres med ind i en dybere rytme, og porten mod Dynamisk Stilhed begynder at vise sig — én kraft der altid har været til stede, ikke et hierarki af lag men aspekter af samme bevægelse. Vi mærker den nu fordi betingelserne har samlet sig — fordi sansningen er blevet stille nok til at horisonten kan høres. Når vi bliver bevæget af den, opdager vi at vi aldrig var adskilt fra livets store rytme; vi har bare manglet den ro der skal til for at lade den nå os.</w:t>
       </w:r>
     </w:p>
     <w:p>
@@ -13073,7 +13084,7 @@
           <w:iCs/>
           <w:i/>
         </w:rPr>
-        <w:t xml:space="preserve">Det relationelle felt er ikke metafor men biologi. Når to nervesystemer mødes uden trussel, opstår en målbar fælles regulering — det er det system der opstod blandt sociale pattedyr og som vi alle bærer. Vi bygger på en eksisterende neurobiologisk arkitektur, ikke på spirituel idé.</w:t>
+        <w:t xml:space="preserve">De 100 sekunder er ikke en målbar konstant. Cyklusserne kommer i et bredere spektrum — nogle gange 80, nogle gange 120 — og varierer fra klient til klient og fra øjeblik til øjeblik. Tallet er en pejling, ikke en definition. Hvad vi lytter til er rytmens natur, ikke dens præcision.</w:t>
       </w:r>
     </w:p>
     <w:p>
@@ -13085,7 +13096,7 @@
           <w:iCs/>
           <w:i/>
         </w:rPr>
-        <w:t xml:space="preserve">I det relationelle felt bliver behandleren også ændret. Det er ikke en énvejsbevægelse fra os til klienten. Vi mærker noget i os selv vågne i takt med klientens åbning. At anerkende dette uden at lade vores eget materiale fylde feltet er en daglig disciplin.</w:t>
+        <w:t xml:space="preserve">Læringen af at mærke Long Tide sker ikke gennem instruktion. Det sker oftest ved at sidde sammen med en mere erfaren behandler ved den samme klient — over tid genkender hænderne det andre hænder allerede mærker. Det er en mundtlig tradition, ikke en målbar færdighed.</w:t>
       </w:r>
     </w:p>
     <w:p>
@@ -13097,7 +13108,64 @@
           <w:iCs/>
           <w:i/>
         </w:rPr>
-        <w:t xml:space="preserve">Når det relationelle felt overvælder klienten, er det ofte fordi det er længe siden de har været i et trygt felt. Selv det at føle sig set kan være krævende. Vores opgave er ikke at gå frem, men at give feltet plads og tid til at modne i sit eget tempo.</w:t>
+        <w:t xml:space="preserve">En vanskelig erkendelse: nogle gange tror vi at mærke Long Tide, men det er noget andet — en intern rytme i os selv, en forventning, en forestilling om hvordan det skal føles. At kunne skelne mellem det indre billede og den faktiske oplevelse er en del af modningen.</w:t>
+      </w:r>
+    </w:p>
+    <w:p>
+      <w:pPr>
+        <w:pStyle w:val="BodyText"/>
+      </w:pPr>
+      <w:r>
+        <w:rPr>
+          <w:bCs/>
+          <w:b/>
+        </w:rPr>
+        <w:t xml:space="preserve">[REFLEKSIONSSPØRGSMÅL]</w:t>
+      </w:r>
+    </w:p>
+    <w:p>
+      <w:pPr>
+        <w:numPr>
+          <w:ilvl w:val="0"/>
+          <w:numId w:val="1060"/>
+        </w:numPr>
+      </w:pPr>
+      <w:r>
+        <w:t xml:space="preserve">Hvad sker der i et arbejde når du holder op med at lede efter The Long Tide og lader den finde dig?</w:t>
+      </w:r>
+    </w:p>
+    <w:p>
+      <w:pPr>
+        <w:numPr>
+          <w:ilvl w:val="0"/>
+          <w:numId w:val="1060"/>
+        </w:numPr>
+      </w:pPr>
+      <w:r>
+        <w:t xml:space="preserve">Roen der gør Long Tide hørbar er ikke teknik. Hvad i dit liv lige nu hjælper den ro frem, og hvad afskærmer den?</w:t>
+      </w:r>
+    </w:p>
+    <w:p>
+      <w:pPr>
+        <w:numPr>
+          <w:ilvl w:val="0"/>
+          <w:numId w:val="1060"/>
+        </w:numPr>
+      </w:pPr>
+      <w:r>
+        <w:t xml:space="preserve">Mellem at observere og at blive bevæget findes en fin skift. Beskriv øjeblikket — eller dets fravær — fra dit seneste klient-arbejde.</w:t>
+      </w:r>
+    </w:p>
+    <w:p>
+      <w:pPr>
+        <w:pStyle w:val="FirstParagraph"/>
+      </w:pPr>
+      <w:r>
+        <w:rPr>
+          <w:bCs/>
+          <w:b/>
+        </w:rPr>
+        <w:t xml:space="preserve">[BRØDTEKST: Rum E — Dynamisk Stilhed]</w:t>
       </w:r>
     </w:p>
     <w:p>
@@ -13109,7 +13177,147 @@
           <w:iCs/>
           <w:i/>
         </w:rPr>
-        <w:t xml:space="preserve">I Rum C er det ikke længere behandleren der heler klienten. Det er feltet selv, der bærer helingen. Når to nervesystemer mødes i tryghed, opstår noget tredje — et felt der har sin egen intelligens, sin egen retning, sin egen healing-kapacitet. Vi indgår begge i det og bliver begge ændret.</w:t>
+        <w:t xml:space="preserve">I sjældne øjeblikke af nåde træder du ind i Dynamisk Stilhed — paradoksernes verden hvor fuldstændig stilstand indeholder al bevægelse, hvor du er syg det ene øjeblik og det næste er det væk.</w:t>
+      </w:r>
+    </w:p>
+    <w:p>
+      <w:pPr>
+        <w:pStyle w:val="BodyText"/>
+      </w:pPr>
+      <w:r>
+        <w:rPr>
+          <w:bCs/>
+          <w:b/>
+        </w:rPr>
+        <w:t xml:space="preserve">Dynamisk Stilhed som livets arnested</w:t>
+      </w:r>
+    </w:p>
+    <w:p>
+      <w:pPr>
+        <w:pStyle w:val="BodyText"/>
+      </w:pPr>
+      <w:r>
+        <w:t xml:space="preserve">Her er kilden hvorfra alt udspringer — det umanifesterede potentiale der indeholder skabelonen til selve livet. Ikke tom stilhed men et levende felt af rent potentiale. Dette er verdenen af transsubstantiation, hvor heling sker på måder der transcenderer vores forståelse. Midtlinjens essens viser sig at være dynamisk stilhed selv — punktet hvorfra al bevægelse udspringer og vender tilbage til.</w:t>
+      </w:r>
+    </w:p>
+    <w:p>
+      <w:pPr>
+        <w:pStyle w:val="BodyText"/>
+      </w:pPr>
+      <w:r>
+        <w:t xml:space="preserve">I Rum E opleves direkte at blive skabt af livet selv i det levende øjeblik. Breath of Life viser sig som den potente ild der bærer livskraften fra stilheden ud i manifestation. Her mødes paradokserne — adskillelse og enhed erfaret samtidigt, stilstand som indeholder al bevægelse, det øjeblikkelige som rummer evigheden.</w:t>
+      </w:r>
+    </w:p>
+    <w:p>
+      <w:pPr>
+        <w:pStyle w:val="BodyText"/>
+      </w:pPr>
+      <w:r>
+        <w:t xml:space="preserve">Du oplever livets arnested — kilden til alt manifesteret og umanifesteret. Blueprint for al sundhed i sin rene form. Paradokset hvor stilstand indeholder al bevægelse. Verdenen af øjeblikkelig transmutation. Oplevelsen af at blive skabt øjeblik for øjeblik. Midtlinjens essens som dynamisk stilhed.</w:t>
+      </w:r>
+    </w:p>
+    <w:p>
+      <w:pPr>
+        <w:pStyle w:val="BodyText"/>
+      </w:pPr>
+      <w:r>
+        <w:rPr>
+          <w:bCs/>
+          <w:b/>
+        </w:rPr>
+        <w:t xml:space="preserve">The Long Tide og Primary Respiration</w:t>
+      </w:r>
+    </w:p>
+    <w:p>
+      <w:pPr>
+        <w:pStyle w:val="BodyText"/>
+      </w:pPr>
+      <w:r>
+        <w:t xml:space="preserve">Dynamisk Stilhed manifesterer sig gennem Rum D’s The Long Tide. Dette er det første nedkog fra stilheden — hvor det umanifesterede begynder at udtrykke sig i bevægelse og rytme. The Long Tide viser sig at være Breath of Life’s første udtryk, den kaleidoskopiske energi der bærer livets potentiale ud i verden.</w:t>
+      </w:r>
+    </w:p>
+    <w:p>
+      <w:pPr>
+        <w:pStyle w:val="BodyText"/>
+      </w:pPr>
+      <w:r>
+        <w:t xml:space="preserve">Alle tidligere zoner — det fysiske, væskekroppen, det relationelle, det universelle — viser sig at udspringe fra denne ene kilde. Primary Respiration er stilhedens åndedræt, den bevægelse som opstår fra det ubevægelige. De embryologiske kræfters ultimative oprindelse åbenbares som denne dynamiske stilhed.</w:t>
+      </w:r>
+    </w:p>
+    <w:p>
+      <w:pPr>
+        <w:pStyle w:val="BodyText"/>
+      </w:pPr>
+      <w:r>
+        <w:t xml:space="preserve">Du mærker Breath of Life som første manifestation fra stilheden. The Long Tide som udtryk for stilhedens bevægelse. Primary Respiration’s oprindelse i det ubevægelige. Alle zoners ultimative kilde i én stilhed. Forbindelsen mellem stilhed og bevægelse som én realitet. De embryologiske kræfters udspring fra det umanifesterede.</w:t>
+      </w:r>
+    </w:p>
+    <w:p>
+      <w:pPr>
+        <w:pStyle w:val="BodyText"/>
+      </w:pPr>
+      <w:r>
+        <w:rPr>
+          <w:bCs/>
+          <w:b/>
+        </w:rPr>
+        <w:t xml:space="preserve">Kærlighed og mysteriet</w:t>
+      </w:r>
+    </w:p>
+    <w:p>
+      <w:pPr>
+        <w:pStyle w:val="BodyText"/>
+      </w:pPr>
+      <w:r>
+        <w:t xml:space="preserve">Fra Dynamisk Stilhed åbner sig det som ligger hinsides alle zoner — det vi ikke har ord for. Her møder vi havet af kærlighed, den ubetingede accept som livet har for alt skabt. Dette er ikke noget vi kan gribe eller forstå, kun modtage gennem nåde.</w:t>
+      </w:r>
+    </w:p>
+    <w:p>
+      <w:pPr>
+        <w:pStyle w:val="BodyText"/>
+      </w:pPr>
+      <w:r>
+        <w:t xml:space="preserve">Mysteriet viser sig ikke som noget der skal løses men som selve livets essens — det evigt ukendte som alligevel kender os fuldstændigt. Den kærlighed vi møder her er ikke følelse men selve den kraft der holder alt sammen, der tillader alt at eksistere præcis som det er. Her opleves at vi aldrig har været adskilt, at adskillelsen var illusionen.</w:t>
+      </w:r>
+    </w:p>
+    <w:p>
+      <w:pPr>
+        <w:pStyle w:val="BodyText"/>
+      </w:pPr>
+      <w:r>
+        <w:t xml:space="preserve">Du fornemmer havet af ubetinget kærlighed. Mysteriet som ikke kan gribes kun modtages. Erkendelsen af aldrig at have været adskilt. Kærligheden som selve livets sammenholdskraft. Det som ligger hinsides ord og forståelse. Nåden som den eneste vej ind.</w:t>
+      </w:r>
+    </w:p>
+    <w:p>
+      <w:pPr>
+        <w:pStyle w:val="BodyText"/>
+      </w:pPr>
+      <w:r>
+        <w:rPr>
+          <w:bCs/>
+          <w:b/>
+        </w:rPr>
+        <w:t xml:space="preserve">Som ét umanifesteret felt</w:t>
+      </w:r>
+    </w:p>
+    <w:p>
+      <w:pPr>
+        <w:pStyle w:val="BodyText"/>
+      </w:pPr>
+      <w:r>
+        <w:t xml:space="preserve">Dynamisk Stilhed er ét umanifesteret felt der hverken kan gribes eller forklares — kun mødes. The Long Tides oprindelse og det vi kalder kærlighed er samme virkelighed set fra forskellige vinkler, og når vores ord her begynder at blive upræcise, er det fordi mysteriet og nåden er det eneste sprog der er tilbage. Adskillelsen mellem behandler og klient opløses sammen med adskillelsen mellem stilstand og bevægelse — tilbage er den rene tilstedeværelse hvor heling ikke længere er noget der gøres, men noget der er. Hvis Rum A var hvor vores hænder først mødte kroppen, er Rum E hvor kroppen og hænderne aldrig var adskilt fra livets oprindelse.</w:t>
+      </w:r>
+    </w:p>
+    <w:p>
+      <w:pPr>
+        <w:pStyle w:val="BodyText"/>
+      </w:pPr>
+      <w:r>
+        <w:rPr>
+          <w:bCs/>
+          <w:b/>
+        </w:rPr>
+        <w:t xml:space="preserve">[INSPIRATION — nye vinkler at overveje]</w:t>
       </w:r>
     </w:p>
     <w:p>
@@ -13121,64 +13329,7 @@
           <w:iCs/>
           <w:i/>
         </w:rPr>
-        <w:t xml:space="preserve">At være holdt i et trygt relationelt felt er en af de dybeste oplevelser et menneske kan have. For mange klienter er det den første gang de mærker, at deres væsen kan rumme dem. I det møde åbner noget der har været lukket — ikke fordi vi gjorde noget, men fordi feltet var sikkert nok.</w:t>
-      </w:r>
-    </w:p>
-    <w:p>
-      <w:pPr>
-        <w:pStyle w:val="BodyText"/>
-      </w:pPr>
-      <w:r>
-        <w:rPr>
-          <w:bCs/>
-          <w:b/>
-        </w:rPr>
-        <w:t xml:space="preserve">[REFLEKSIONSSPØRGSMÅL]</w:t>
-      </w:r>
-    </w:p>
-    <w:p>
-      <w:pPr>
-        <w:numPr>
-          <w:ilvl w:val="0"/>
-          <w:numId w:val="1059"/>
-        </w:numPr>
-      </w:pPr>
-      <w:r>
-        <w:t xml:space="preserve">Det fælles rum opstår — det laves ikke. Hvilke betingelser i dig selv inviterer det frem?</w:t>
-      </w:r>
-    </w:p>
-    <w:p>
-      <w:pPr>
-        <w:numPr>
-          <w:ilvl w:val="0"/>
-          <w:numId w:val="1059"/>
-        </w:numPr>
-      </w:pPr>
-      <w:r>
-        <w:t xml:space="preserve">Et andet menneskes regulering registreres ofte i kroppen før i hovedet. Hvor møder du den først?</w:t>
-      </w:r>
-    </w:p>
-    <w:p>
-      <w:pPr>
-        <w:numPr>
-          <w:ilvl w:val="0"/>
-          <w:numId w:val="1059"/>
-        </w:numPr>
-      </w:pPr>
-      <w:r>
-        <w:t xml:space="preserve">Når feltet selv heler — vidne, vært eller ledsager — hvilken position er sværest at hvile i?</w:t>
-      </w:r>
-    </w:p>
-    <w:p>
-      <w:pPr>
-        <w:pStyle w:val="FirstParagraph"/>
-      </w:pPr>
-      <w:r>
-        <w:rPr>
-          <w:bCs/>
-          <w:b/>
-        </w:rPr>
-        <w:t xml:space="preserve">[BRØDTEKST: Rum D — The Long Tide / Primary Respiration]</w:t>
+        <w:t xml:space="preserve">Dynamisk Stilhed er ikke en højere bevidsthedstilstand eller et behandlings-mål. Den dukker op nogle gange uden at vi har planlagt det, og den lader sig ikke trænes. Det meste arbejde sker i Rum A til D, og det er som det skal være. Rum E er bonus, ikke mål.</w:t>
       </w:r>
     </w:p>
     <w:p>
@@ -13190,147 +13341,7 @@
           <w:iCs/>
           <w:i/>
         </w:rPr>
-        <w:t xml:space="preserve">Nu træder du ind i det universelle felt — hvor The Long Tide bevæger sig fra horisonten med sin dybe, langsomme rytme, bærende livets matrix og skabelonen for optimal funktion.</w:t>
-      </w:r>
-    </w:p>
-    <w:p>
-      <w:pPr>
-        <w:pStyle w:val="BodyText"/>
-      </w:pPr>
-      <w:r>
-        <w:rPr>
-          <w:bCs/>
-          <w:b/>
-        </w:rPr>
-        <w:t xml:space="preserve">The Long Tide som universelt felt</w:t>
-      </w:r>
-    </w:p>
-    <w:p>
-      <w:pPr>
-        <w:pStyle w:val="BodyText"/>
-      </w:pPr>
-      <w:r>
-        <w:t xml:space="preserve">Dette er Primary Respiration’s energetiske udtryk — den universelle bevægelse der kommer fra horisonten mod kroppens midtlinje med sin 100 sekunders cyklus. Her transcenderer vi det individuelle og det nært relationelle for at møde det som forbinder alt levende. The Long Tide bærer livets blueprint, den perfekte skabelon som aldrig mistes.</w:t>
-      </w:r>
-    </w:p>
-    <w:p>
-      <w:pPr>
-        <w:pStyle w:val="BodyText"/>
-      </w:pPr>
-      <w:r>
-        <w:t xml:space="preserve">I Rum D opleves direkte hvordan vi er del af noget langt større — ikke som idé men som levende erfaring. Det instinktive niveau aktiveres, millioner af års evolutionær visdom bliver tilgængelig. Dette er ikke enhed i den absolutte forstand som i Dynamisk Stilhed, men oplevelsen af at være forbundet med hele livets væv på tværs af alle grænser.</w:t>
-      </w:r>
-    </w:p>
-    <w:p>
-      <w:pPr>
-        <w:pStyle w:val="BodyText"/>
-      </w:pPr>
-      <w:r>
-        <w:t xml:space="preserve">Du oplever 100 sekunders cyklus — 6 cyklusser hver 10. minut. Bevægelse fra horisonten til midtlinjen som bærer livets matrix. Det universelle der transcenderer det individuelle og relationelle. Instinktiv erkendelse og urgammel visdom bliver tilgængelig. Forbindelse med hele menneskeheden og alt levende. Primary Respiration som organiserende kraft for al heling.</w:t>
-      </w:r>
-    </w:p>
-    <w:p>
-      <w:pPr>
-        <w:pStyle w:val="BodyText"/>
-      </w:pPr>
-      <w:r>
-        <w:rPr>
-          <w:bCs/>
-          <w:b/>
-        </w:rPr>
-        <w:t xml:space="preserve">Det relationelle felt integreret</w:t>
-      </w:r>
-    </w:p>
-    <w:p>
-      <w:pPr>
-        <w:pStyle w:val="BodyText"/>
-      </w:pPr>
-      <w:r>
-        <w:t xml:space="preserve">Rum D inkluderer og transcenderer Rum C’s relationelle kvaliteter. Det terapeutiske rum mellem behandler og klient bliver nu del af et større felt. Co-reguleringen udvides fra det nære til det universelle — vi regulerer ikke kun med hinanden men med livets egen rytme.</w:t>
-      </w:r>
-    </w:p>
-    <w:p>
-      <w:pPr>
-        <w:pStyle w:val="BodyText"/>
-      </w:pPr>
-      <w:r>
-        <w:t xml:space="preserve">Familien, venskaberne, det nære samfund fra Rum C er stadig til stede men nu som aspekter af noget større. The Long Tide organiserer alle de relationelle felter, forbinder dem i én samlet bevægelse. De embryologiske kræfter arbejder nu ikke kun gennem individet eller relationen men gennem hele det universelle felt.</w:t>
-      </w:r>
-    </w:p>
-    <w:p>
-      <w:pPr>
-        <w:pStyle w:val="BodyText"/>
-      </w:pPr>
-      <w:r>
-        <w:t xml:space="preserve">Du mærker Rum C’s relationelle felt nu båret af The Long Tide. Co-regulering udvides til universel synkronisering. Det nære samfund som del af hele menneskeheden. Alle individuelle og relationelle processer organiseret af én rytme. De embryologiske kræfter arbejder gennem det universelle. Integration af alle tidligere zoner i én samlet bevægelse.</w:t>
-      </w:r>
-    </w:p>
-    <w:p>
-      <w:pPr>
-        <w:pStyle w:val="BodyText"/>
-      </w:pPr>
-      <w:r>
-        <w:rPr>
-          <w:bCs/>
-          <w:b/>
-        </w:rPr>
-        <w:t xml:space="preserve">Porten til Dynamisk Stilhed</w:t>
-      </w:r>
-    </w:p>
-    <w:p>
-      <w:pPr>
-        <w:pStyle w:val="BodyText"/>
-      </w:pPr>
-      <w:r>
-        <w:t xml:space="preserve">I Rum D forberedes det ultimative møde med livets oprindelse. The Long Tide’s bevægelse peger naturligt mod sin egen kilde — Dynamisk Stilhed. I øjeblikke af fuldstændig synkronisering og overgivelse kan grænsen mellem bevægelse og stilhed blive gennemsigtig.</w:t>
-      </w:r>
-    </w:p>
-    <w:p>
-      <w:pPr>
-        <w:pStyle w:val="BodyText"/>
-      </w:pPr>
-      <w:r>
-        <w:t xml:space="preserve">Her fornemmes at selv The Long Tide udspringer fra noget dybere — det umanifesterede potentiale, livets arnested. Rum E’s kvaliteter begynder at vise sig som mulighed — ikke som noget vi kan gribe men som nådens potentiale. Paradokset hvor al bevægelse udspringer fra stilhed bliver til levende erfaring.</w:t>
-      </w:r>
-    </w:p>
-    <w:p>
-      <w:pPr>
-        <w:pStyle w:val="BodyText"/>
-      </w:pPr>
-      <w:r>
-        <w:t xml:space="preserve">Du fornemmer Dynamisk Stilhed som The Long Tide’s oprindelse. Porten til det umanifesterede potentiale. Bevægelse og stilhed som to aspekter af samme virkelighed. Muligheden for øjeblikkelig transmutation. Nådens potentiale der venter uden for viljen. Forberedelsen til Rum E’s paradoksale virkelighed.</w:t>
-      </w:r>
-    </w:p>
-    <w:p>
-      <w:pPr>
-        <w:pStyle w:val="BodyText"/>
-      </w:pPr>
-      <w:r>
-        <w:rPr>
-          <w:bCs/>
-          <w:b/>
-        </w:rPr>
-        <w:t xml:space="preserve">Som ét universelt felt</w:t>
-      </w:r>
-    </w:p>
-    <w:p>
-      <w:pPr>
-        <w:pStyle w:val="BodyText"/>
-      </w:pPr>
-      <w:r>
-        <w:t xml:space="preserve">The Long Tide er ét universelt felt der bevæger sig fra horisonten gennem alt vi rører ved. Det relationelle bæres med ind i en dybere rytme, og porten mod Dynamisk Stilhed begynder at vise sig — én kraft der altid har været til stede, ikke et hierarki af lag men aspekter af samme bevægelse. Vi mærker den nu fordi betingelserne har samlet sig — fordi sansningen er blevet stille nok til at horisonten kan høres. Når vi bliver bevæget af den, opdager vi at vi aldrig var adskilt fra livets store rytme; vi har bare manglet den ro der skal til for at lade den nå os.</w:t>
-      </w:r>
-    </w:p>
-    <w:p>
-      <w:pPr>
-        <w:pStyle w:val="BodyText"/>
-      </w:pPr>
-      <w:r>
-        <w:rPr>
-          <w:bCs/>
-          <w:b/>
-        </w:rPr>
-        <w:t xml:space="preserve">[INSPIRATION — nye vinkler at overveje]</w:t>
+        <w:t xml:space="preserve">Når sproget rammer sin grænse i Rum E, bliver det fristende at gribe til store ord. Men ord er ord. De peger og svigter. Det vigtigste er ikke ordet vi vælger — kærlighed, mysteriet, nåde, tilstedeværelse — men at vi ikke forveksler ordet med fænomenet.</w:t>
       </w:r>
     </w:p>
     <w:p>
@@ -13342,359 +13353,7 @@
           <w:iCs/>
           <w:i/>
         </w:rPr>
-        <w:t xml:space="preserve">De 100 sekunder er ikke en målbar konstant. Cyklusserne kommer i et bredere spektrum — nogle gange 80, nogle gange 120 — og varierer fra klient til klient og fra øjeblik til øjeblik. Tallet er en pejling, ikke en definition. Hvad vi lytter til er rytmens natur, ikke dens præcision.</w:t>
-      </w:r>
-    </w:p>
-    <w:p>
-      <w:pPr>
-        <w:pStyle w:val="BodyText"/>
-      </w:pPr>
-      <w:r>
-        <w:rPr>
-          <w:iCs/>
-          <w:i/>
-        </w:rPr>
-        <w:t xml:space="preserve">Læringen af at mærke Long Tide sker ikke gennem instruktion. Det sker oftest ved at sidde sammen med en mere erfaren behandler ved den samme klient — over tid genkender hænderne det andre hænder allerede mærker. Det er en mundtlig tradition, ikke en målbar færdighed.</w:t>
-      </w:r>
-    </w:p>
-    <w:p>
-      <w:pPr>
-        <w:pStyle w:val="BodyText"/>
-      </w:pPr>
-      <w:r>
-        <w:rPr>
-          <w:iCs/>
-          <w:i/>
-        </w:rPr>
-        <w:t xml:space="preserve">En vanskelig erkendelse: nogle gange tror vi at mærke Long Tide, men det er noget andet — en intern rytme i os selv, en forventning, en forestilling om hvordan det skal føles. At kunne skelne mellem det indre billede og den faktiske oplevelse er en del af modningen.</w:t>
-      </w:r>
-    </w:p>
-    <w:p>
-      <w:pPr>
-        <w:pStyle w:val="BodyText"/>
-      </w:pPr>
-      <w:r>
-        <w:rPr>
-          <w:iCs/>
-          <w:i/>
-        </w:rPr>
-        <w:t xml:space="preserve">Long Tide er kosmos, der bevæger sig gennem dig. Den kommer fra horisonten ind mod din midtlinje, og den fortsætter ud igen — som havets evige åndedrag. Når vi mærker den, mærker vi ikke</w:t>
-      </w:r>
-      <w:r>
-        <w:rPr>
-          <w:iCs/>
-          <w:i/>
-        </w:rPr>
-        <w:t xml:space="preserve"> </w:t>
-      </w:r>
-      <w:r>
-        <w:rPr>
-          <w:iCs/>
-          <w:i/>
-        </w:rPr>
-        <w:t xml:space="preserve">‘</w:t>
-      </w:r>
-      <w:r>
-        <w:rPr>
-          <w:iCs/>
-          <w:i/>
-        </w:rPr>
-        <w:t xml:space="preserve">kroppens rytme</w:t>
-      </w:r>
-      <w:r>
-        <w:rPr>
-          <w:iCs/>
-          <w:i/>
-        </w:rPr>
-        <w:t xml:space="preserve">’</w:t>
-      </w:r>
-      <w:r>
-        <w:rPr>
-          <w:iCs/>
-          <w:i/>
-        </w:rPr>
-        <w:t xml:space="preserve">, men det at livet selv ånder, og at vi er en del af dets ånde.</w:t>
-      </w:r>
-    </w:p>
-    <w:p>
-      <w:pPr>
-        <w:pStyle w:val="BodyText"/>
-      </w:pPr>
-      <w:r>
-        <w:rPr>
-          <w:iCs/>
-          <w:i/>
-        </w:rPr>
-        <w:t xml:space="preserve">I Long Tide hviler kroppen i et større felt af organisering. Det er ikke længere kun den enkelte organisme der ordner sig — den ordner sig i forhold til noget større, en universel matrix der har plads til alt. Behandling i Rum D er at synkronisere os med denne større matrix og lade dens orden formidle sig.</w:t>
-      </w:r>
-    </w:p>
-    <w:p>
-      <w:pPr>
-        <w:pStyle w:val="BodyText"/>
-      </w:pPr>
-      <w:r>
-        <w:rPr>
-          <w:bCs/>
-          <w:b/>
-        </w:rPr>
-        <w:t xml:space="preserve">[REFLEKSIONSSPØRGSMÅL]</w:t>
-      </w:r>
-    </w:p>
-    <w:p>
-      <w:pPr>
-        <w:numPr>
-          <w:ilvl w:val="0"/>
-          <w:numId w:val="1060"/>
-        </w:numPr>
-      </w:pPr>
-      <w:r>
-        <w:t xml:space="preserve">Hvad sker der i et arbejde når du holder op med at lede efter The Long Tide og lader den finde dig?</w:t>
-      </w:r>
-    </w:p>
-    <w:p>
-      <w:pPr>
-        <w:numPr>
-          <w:ilvl w:val="0"/>
-          <w:numId w:val="1060"/>
-        </w:numPr>
-      </w:pPr>
-      <w:r>
-        <w:t xml:space="preserve">Roen der gør Long Tide hørbar er ikke teknik. Hvad i dit liv lige nu hjælper den ro frem, og hvad afskærmer den?</w:t>
-      </w:r>
-    </w:p>
-    <w:p>
-      <w:pPr>
-        <w:numPr>
-          <w:ilvl w:val="0"/>
-          <w:numId w:val="1060"/>
-        </w:numPr>
-      </w:pPr>
-      <w:r>
-        <w:t xml:space="preserve">Mellem at observere og at blive bevæget findes en fin skift. Beskriv øjeblikket — eller dets fravær — fra dit seneste klient-arbejde.</w:t>
-      </w:r>
-    </w:p>
-    <w:p>
-      <w:pPr>
-        <w:pStyle w:val="FirstParagraph"/>
-      </w:pPr>
-      <w:r>
-        <w:rPr>
-          <w:bCs/>
-          <w:b/>
-        </w:rPr>
-        <w:t xml:space="preserve">[BRØDTEKST: Rum E — Dynamisk Stilhed]</w:t>
-      </w:r>
-    </w:p>
-    <w:p>
-      <w:pPr>
-        <w:pStyle w:val="BodyText"/>
-      </w:pPr>
-      <w:r>
-        <w:rPr>
-          <w:iCs/>
-          <w:i/>
-        </w:rPr>
-        <w:t xml:space="preserve">I sjældne øjeblikke af nåde træder du ind i Dynamisk Stilhed — paradoksernes verden hvor fuldstændig stilstand indeholder al bevægelse, hvor du er syg det ene øjeblik og det næste er det væk.</w:t>
-      </w:r>
-    </w:p>
-    <w:p>
-      <w:pPr>
-        <w:pStyle w:val="BodyText"/>
-      </w:pPr>
-      <w:r>
-        <w:rPr>
-          <w:bCs/>
-          <w:b/>
-        </w:rPr>
-        <w:t xml:space="preserve">Dynamisk Stilhed som livets arnested</w:t>
-      </w:r>
-    </w:p>
-    <w:p>
-      <w:pPr>
-        <w:pStyle w:val="BodyText"/>
-      </w:pPr>
-      <w:r>
-        <w:t xml:space="preserve">Her er kilden hvorfra alt udspringer — det umanifesterede potentiale der indeholder skabelonen til selve livet. Ikke tom stilhed men et levende felt af rent potentiale. Dette er verdenen af transsubstantiation, hvor heling sker på måder der transcenderer vores forståelse. Midtlinjens essens viser sig at være dynamisk stilhed selv — punktet hvorfra al bevægelse udspringer og vender tilbage til.</w:t>
-      </w:r>
-    </w:p>
-    <w:p>
-      <w:pPr>
-        <w:pStyle w:val="BodyText"/>
-      </w:pPr>
-      <w:r>
-        <w:t xml:space="preserve">I Rum E opleves direkte at blive skabt af livet selv i det levende øjeblik. Breath of Life viser sig som den potente ild der bærer livskraften fra stilheden ud i manifestation. Her mødes paradokserne — adskillelse og enhed erfaret samtidigt, stilstand som indeholder al bevægelse, det øjeblikkelige som rummer evigheden.</w:t>
-      </w:r>
-    </w:p>
-    <w:p>
-      <w:pPr>
-        <w:pStyle w:val="BodyText"/>
-      </w:pPr>
-      <w:r>
-        <w:t xml:space="preserve">Du oplever livets arnested — kilden til alt manifesteret og umanifesteret. Blueprint for al sundhed i sin rene form. Paradokset hvor stilstand indeholder al bevægelse. Verdenen af øjeblikkelig transmutation. Oplevelsen af at blive skabt øjeblik for øjeblik. Midtlinjens essens som dynamisk stilhed.</w:t>
-      </w:r>
-    </w:p>
-    <w:p>
-      <w:pPr>
-        <w:pStyle w:val="BodyText"/>
-      </w:pPr>
-      <w:r>
-        <w:rPr>
-          <w:bCs/>
-          <w:b/>
-        </w:rPr>
-        <w:t xml:space="preserve">The Long Tide og Primary Respiration</w:t>
-      </w:r>
-    </w:p>
-    <w:p>
-      <w:pPr>
-        <w:pStyle w:val="BodyText"/>
-      </w:pPr>
-      <w:r>
-        <w:t xml:space="preserve">Dynamisk Stilhed manifesterer sig gennem Rum D’s The Long Tide. Dette er det første nedkog fra stilheden — hvor det umanifesterede begynder at udtrykke sig i bevægelse og rytme. The Long Tide viser sig at være Breath of Life’s første udtryk, den kaleidoskopiske energi der bærer livets potentiale ud i verden.</w:t>
-      </w:r>
-    </w:p>
-    <w:p>
-      <w:pPr>
-        <w:pStyle w:val="BodyText"/>
-      </w:pPr>
-      <w:r>
-        <w:t xml:space="preserve">Alle tidligere zoner — det fysiske, væskekroppen, det relationelle, det universelle — viser sig at udspringe fra denne ene kilde. Primary Respiration er stilhedens åndedræt, den bevægelse som opstår fra det ubevægelige. De embryologiske kræfters ultimative oprindelse åbenbares som denne dynamiske stilhed.</w:t>
-      </w:r>
-    </w:p>
-    <w:p>
-      <w:pPr>
-        <w:pStyle w:val="BodyText"/>
-      </w:pPr>
-      <w:r>
-        <w:t xml:space="preserve">Du mærker Breath of Life som første manifestation fra stilheden. The Long Tide som udtryk for stilhedens bevægelse. Primary Respiration’s oprindelse i det ubevægelige. Alle zoners ultimative kilde i én stilhed. Forbindelsen mellem stilhed og bevægelse som én realitet. De embryologiske kræfters udspring fra det umanifesterede.</w:t>
-      </w:r>
-    </w:p>
-    <w:p>
-      <w:pPr>
-        <w:pStyle w:val="BodyText"/>
-      </w:pPr>
-      <w:r>
-        <w:rPr>
-          <w:bCs/>
-          <w:b/>
-        </w:rPr>
-        <w:t xml:space="preserve">Kærlighed og mysteriet</w:t>
-      </w:r>
-    </w:p>
-    <w:p>
-      <w:pPr>
-        <w:pStyle w:val="BodyText"/>
-      </w:pPr>
-      <w:r>
-        <w:t xml:space="preserve">Fra Dynamisk Stilhed åbner sig det som ligger hinsides alle zoner — det vi ikke har ord for. Her møder vi havet af kærlighed, den ubetingede accept som livet har for alt skabt. Dette er ikke noget vi kan gribe eller forstå, kun modtage gennem nåde.</w:t>
-      </w:r>
-    </w:p>
-    <w:p>
-      <w:pPr>
-        <w:pStyle w:val="BodyText"/>
-      </w:pPr>
-      <w:r>
-        <w:t xml:space="preserve">Mysteriet viser sig ikke som noget der skal løses men som selve livets essens — det evigt ukendte som alligevel kender os fuldstændigt. Den kærlighed vi møder her er ikke følelse men selve den kraft der holder alt sammen, der tillader alt at eksistere præcis som det er. Her opleves at vi aldrig har været adskilt, at adskillelsen var illusionen.</w:t>
-      </w:r>
-    </w:p>
-    <w:p>
-      <w:pPr>
-        <w:pStyle w:val="BodyText"/>
-      </w:pPr>
-      <w:r>
-        <w:t xml:space="preserve">Du fornemmer havet af ubetinget kærlighed. Mysteriet som ikke kan gribes kun modtages. Erkendelsen af aldrig at have været adskilt. Kærligheden som selve livets sammenholdskraft. Det som ligger hinsides ord og forståelse. Nåden som den eneste vej ind.</w:t>
-      </w:r>
-    </w:p>
-    <w:p>
-      <w:pPr>
-        <w:pStyle w:val="BodyText"/>
-      </w:pPr>
-      <w:r>
-        <w:rPr>
-          <w:bCs/>
-          <w:b/>
-        </w:rPr>
-        <w:t xml:space="preserve">Som ét umanifesteret felt</w:t>
-      </w:r>
-    </w:p>
-    <w:p>
-      <w:pPr>
-        <w:pStyle w:val="BodyText"/>
-      </w:pPr>
-      <w:r>
-        <w:t xml:space="preserve">Dynamisk Stilhed er ét umanifesteret felt der hverken kan gribes eller forklares — kun mødes. The Long Tides oprindelse og det vi kalder kærlighed er samme virkelighed set fra forskellige vinkler, og når vores ord her begynder at blive upræcise, er det fordi mysteriet og nåden er det eneste sprog der er tilbage. Adskillelsen mellem behandler og klient opløses sammen med adskillelsen mellem stilstand og bevægelse — tilbage er den rene tilstedeværelse hvor heling ikke længere er noget der gøres, men noget der er. Hvis Rum A var hvor vores hænder først mødte kroppen, er Rum E hvor kroppen og hænderne aldrig var adskilt fra livets oprindelse.</w:t>
-      </w:r>
-    </w:p>
-    <w:p>
-      <w:pPr>
-        <w:pStyle w:val="BodyText"/>
-      </w:pPr>
-      <w:r>
-        <w:rPr>
-          <w:bCs/>
-          <w:b/>
-        </w:rPr>
-        <w:t xml:space="preserve">[INSPIRATION — nye vinkler at overveje]</w:t>
-      </w:r>
-    </w:p>
-    <w:p>
-      <w:pPr>
-        <w:pStyle w:val="BodyText"/>
-      </w:pPr>
-      <w:r>
-        <w:rPr>
-          <w:iCs/>
-          <w:i/>
-        </w:rPr>
-        <w:t xml:space="preserve">Dynamisk Stilhed er ikke en højere bevidsthedstilstand eller et behandlings-mål. Den dukker op nogle gange uden at vi har planlagt det, og den lader sig ikke trænes. Det meste arbejde sker i Rum A til D, og det er som det skal være. Rum E er bonus, ikke mål.</w:t>
-      </w:r>
-    </w:p>
-    <w:p>
-      <w:pPr>
-        <w:pStyle w:val="BodyText"/>
-      </w:pPr>
-      <w:r>
-        <w:rPr>
-          <w:iCs/>
-          <w:i/>
-        </w:rPr>
-        <w:t xml:space="preserve">Når sproget rammer sin grænse i Rum E, bliver det fristende at gribe til store ord. Men ord er ord. De peger og svigter. Det vigtigste er ikke ordet vi vælger — kærlighed, mysteriet, nåde, tilstedeværelse — men at vi ikke forveksler ordet med fænomenet.</w:t>
-      </w:r>
-    </w:p>
-    <w:p>
-      <w:pPr>
-        <w:pStyle w:val="BodyText"/>
-      </w:pPr>
-      <w:r>
-        <w:rPr>
-          <w:iCs/>
-          <w:i/>
-        </w:rPr>
         <w:t xml:space="preserve">Rum E er det rum der har været til stede under alle de andre. Da vi i Rum A mærkede vævets historie, var stilheden allerede der. Den dukker bare ikke altid op i forgrunden. Når den gør, er det som om noget kort har ladet sig se af sig selv.</w:t>
-      </w:r>
-    </w:p>
-    <w:p>
-      <w:pPr>
-        <w:pStyle w:val="BodyText"/>
-      </w:pPr>
-      <w:r>
-        <w:rPr>
-          <w:iCs/>
-          <w:i/>
-        </w:rPr>
-        <w:t xml:space="preserve">Dynamisk Stilhed er kilde-feltet. Alt i organismen, alt levende, alt skabt, springer ud af denne stilhed og vender tilbage til den. Når vi i en behandling træder ind i feltet, træder vi ind i samme strøm der dannede stjernerne, samme kraft der skabte hver enkelt celle vi nu sidder med under hænderne.</w:t>
-      </w:r>
-    </w:p>
-    <w:p>
-      <w:pPr>
-        <w:pStyle w:val="BodyText"/>
-      </w:pPr>
-      <w:r>
-        <w:rPr>
-          <w:iCs/>
-          <w:i/>
-        </w:rPr>
-        <w:t xml:space="preserve">At nå Rum E er at komme hjem. Det er det sted klienten genkender uden at have været der, og som de altid har vidst eksisterede. I dette møde forsvinder distinktionerne — mellem behandler og klient, mellem syg og hel, mellem nu og evigheden — og noget hviler i sig selv som det altid har gjort.</w:t>
       </w:r>
     </w:p>
     <w:p>

--- a/tools/output/manuskript-redigerbar.docx
+++ b/tools/output/manuskript-redigerbar.docx
@@ -4050,6 +4050,124 @@
       </w:pPr>
       <w:r>
         <w:rPr>
+          <w:iCs/>
+          <w:i/>
+        </w:rPr>
+        <w:t xml:space="preserve">I behandlingssituationen finder hænderne ofte et primært fulcrum først — et sted hvor systemet selv organiserer sig. Det kan være et helt andet sted end klagepunktet. Resten af behandlingen organiserer sig ofte rundt om dette første fulcrum, og det er værd at blive der længe.</w:t>
+      </w:r>
+    </w:p>
+    <w:p>
+      <w:pPr>
+        <w:pStyle w:val="BodyText"/>
+      </w:pPr>
+      <w:r>
+        <w:rPr>
+          <w:iCs/>
+          <w:i/>
+        </w:rPr>
+        <w:t xml:space="preserve">Fulcrums har forskellig karakter hos forskellige klienter. Hos den hyperaktive er de ofte for mange og for bevægelige; hos den nedlukkede er de få og rigide. Hos den balancerede er der få men dybt forankrede fulcrums omkring midtlinjen. Klientens fulcrum-mønster fortæller om systemets aktuelle organisering.</w:t>
+      </w:r>
+    </w:p>
+    <w:p>
+      <w:pPr>
+        <w:pStyle w:val="BodyText"/>
+      </w:pPr>
+      <w:r>
+        <w:rPr>
+          <w:iCs/>
+          <w:i/>
+        </w:rPr>
+        <w:t xml:space="preserve">Når et dysfunktionelt fulcrum slipper, er det ofte mærkbart i hele kroppen samtidig. Klienten kan opleve det som et</w:t>
+      </w:r>
+      <w:r>
+        <w:rPr>
+          <w:iCs/>
+          <w:i/>
+        </w:rPr>
+        <w:t xml:space="preserve"> </w:t>
+      </w:r>
+      <w:r>
+        <w:rPr>
+          <w:iCs/>
+          <w:i/>
+        </w:rPr>
+        <w:t xml:space="preserve">‘</w:t>
+      </w:r>
+      <w:r>
+        <w:rPr>
+          <w:iCs/>
+          <w:i/>
+        </w:rPr>
+        <w:t xml:space="preserve">fald</w:t>
+      </w:r>
+      <w:r>
+        <w:rPr>
+          <w:iCs/>
+          <w:i/>
+        </w:rPr>
+        <w:t xml:space="preserve">’</w:t>
+      </w:r>
+      <w:r>
+        <w:rPr>
+          <w:iCs/>
+          <w:i/>
+        </w:rPr>
+        <w:t xml:space="preserve">, en</w:t>
+      </w:r>
+      <w:r>
+        <w:rPr>
+          <w:iCs/>
+          <w:i/>
+        </w:rPr>
+        <w:t xml:space="preserve"> </w:t>
+      </w:r>
+      <w:r>
+        <w:rPr>
+          <w:iCs/>
+          <w:i/>
+        </w:rPr>
+        <w:t xml:space="preserve">‘</w:t>
+      </w:r>
+      <w:r>
+        <w:rPr>
+          <w:iCs/>
+          <w:i/>
+        </w:rPr>
+        <w:t xml:space="preserve">lettelse</w:t>
+      </w:r>
+      <w:r>
+        <w:rPr>
+          <w:iCs/>
+          <w:i/>
+        </w:rPr>
+        <w:t xml:space="preserve">’</w:t>
+      </w:r>
+      <w:r>
+        <w:rPr>
+          <w:iCs/>
+          <w:i/>
+        </w:rPr>
+        <w:t xml:space="preserve">, en pludselig udglatning af spændinger der ikke nødvendigvis var lokaliseret til det område. Det er en bekræftelse på at fulcrums ordner mere end deres umiddelbare område.</w:t>
+      </w:r>
+    </w:p>
+    <w:p>
+      <w:pPr>
+        <w:pStyle w:val="BodyText"/>
+      </w:pPr>
+      <w:r>
+        <w:rPr>
+          <w:iCs/>
+          <w:i/>
+        </w:rPr>
+        <w:t xml:space="preserve">Fulcrums findes på flere skalaer samtidigt. På cellulært niveau organiserer hver celle sig omkring et fulcrum; på lokalt niveau finder ledforbindelser deres dynamiske centrum; på global skala bevæger hele kroppen sig omkring sit samlede tyngdepunkt. At lytte på flere niveauer giver et rigere billede.</w:t>
+      </w:r>
+    </w:p>
+    <w:p>
+      <w:pPr>
+        <w:pStyle w:val="BodyText"/>
+      </w:pPr>
+      <w:r>
+        <w:rPr>
           <w:bCs/>
           <w:b/>
         </w:rPr>
@@ -4248,6 +4366,54 @@
       </w:pPr>
       <w:r>
         <w:rPr>
+          <w:iCs/>
+          <w:i/>
+        </w:rPr>
+        <w:t xml:space="preserve">I behandlingssituationen kommer stillpoints ofte i en bestemt rækkefølge — først lokale, så bredere, så hele systemet. Mod slutningen af en god behandling kan der opstå en serie stillpoints i Long Tide som synes at organisere alt det foregående. Det er ikke tilfældigt; det er rytmisk.</w:t>
+      </w:r>
+    </w:p>
+    <w:p>
+      <w:pPr>
+        <w:pStyle w:val="BodyText"/>
+      </w:pPr>
+      <w:r>
+        <w:rPr>
+          <w:iCs/>
+          <w:i/>
+        </w:rPr>
+        <w:t xml:space="preserve">Forskellen mellem en induceret og en spontan stillpoint mærkes tydeligt i hænderne. Den inducerede har en bestemt karakter — vi har skabt en pause. Den spontane føles som om systemet selv har valgt det. Klinisk er den spontane oftest mere transformativ, fordi systemets eget timing er respekteret.</w:t>
+      </w:r>
+    </w:p>
+    <w:p>
+      <w:pPr>
+        <w:pStyle w:val="BodyText"/>
+      </w:pPr>
+      <w:r>
+        <w:rPr>
+          <w:iCs/>
+          <w:i/>
+        </w:rPr>
+        <w:t xml:space="preserve">Stillpointens dybde mærkes på hvor stille hænderne bliver. Et overfladisk stillpoint efterlader stadig nogle pulseringer mærkbare. Et dybere fjerner næsten al rytme. Det dybeste — i Long Tide — opleves som om alt vævet holder vejret samtidigt. Hver dybde har sin egen karakter.</w:t>
+      </w:r>
+    </w:p>
+    <w:p>
+      <w:pPr>
+        <w:pStyle w:val="BodyText"/>
+      </w:pPr>
+      <w:r>
+        <w:rPr>
+          <w:iCs/>
+          <w:i/>
+        </w:rPr>
+        <w:t xml:space="preserve">Hos klienter der har gennemlevet meget, kan stillpoints være ledsaget af følelser eller minder der pludselig løsnes. Hos andre er de stille i sig selv — bare en pause. Det er ikke et tegn på dybde at meget kommer op; det er bare en forskel i hvordan systemet afgiver det det har båret.</w:t>
+      </w:r>
+    </w:p>
+    <w:p>
+      <w:pPr>
+        <w:pStyle w:val="BodyText"/>
+      </w:pPr>
+      <w:r>
+        <w:rPr>
           <w:bCs/>
           <w:b/>
         </w:rPr>
@@ -4446,6 +4612,131 @@
       </w:pPr>
       <w:r>
         <w:rPr>
+          <w:iCs/>
+          <w:i/>
+        </w:rPr>
+        <w:t xml:space="preserve">I behandlingssituationen mærker hænderne transmutation som flere lag der løsner sig efter hinanden. Først kan der være modstand der opløses; så en anden kvalitet der træder frem; så en tredje. Hvert lag tager den tid det tager. At lade hver fase være færdig før den næste begynder er essentielt.</w:t>
+      </w:r>
+    </w:p>
+    <w:p>
+      <w:pPr>
+        <w:pStyle w:val="BodyText"/>
+      </w:pPr>
+      <w:r>
+        <w:rPr>
+          <w:iCs/>
+          <w:i/>
+        </w:rPr>
+        <w:t xml:space="preserve">Transmutation har forskellig karakter i forskellige vævs-typer. I muskel-fascia mærkes den som blødgøring og udvidelse; i ledforbindelser som ny bevægelighed; i organer som fornyet rytmisk pulsering; i nervesystem som dybere ro. Hver vævstype taler sit eget sprog i transmutationsprocessen.</w:t>
+      </w:r>
+    </w:p>
+    <w:p>
+      <w:pPr>
+        <w:pStyle w:val="BodyText"/>
+      </w:pPr>
+      <w:r>
+        <w:rPr>
+          <w:iCs/>
+          <w:i/>
+        </w:rPr>
+        <w:t xml:space="preserve">Transmutation kan både mærkes og</w:t>
+      </w:r>
+      <w:r>
+        <w:rPr>
+          <w:iCs/>
+          <w:i/>
+        </w:rPr>
+        <w:t xml:space="preserve"> </w:t>
+      </w:r>
+      <w:r>
+        <w:rPr>
+          <w:iCs/>
+          <w:i/>
+        </w:rPr>
+        <w:t xml:space="preserve">‘</w:t>
+      </w:r>
+      <w:r>
+        <w:rPr>
+          <w:iCs/>
+          <w:i/>
+        </w:rPr>
+        <w:t xml:space="preserve">vides</w:t>
+      </w:r>
+      <w:r>
+        <w:rPr>
+          <w:iCs/>
+          <w:i/>
+        </w:rPr>
+        <w:t xml:space="preserve">’</w:t>
+      </w:r>
+      <w:r>
+        <w:rPr>
+          <w:iCs/>
+          <w:i/>
+        </w:rPr>
+        <w:t xml:space="preserve"> </w:t>
+      </w:r>
+      <w:r>
+        <w:rPr>
+          <w:iCs/>
+          <w:i/>
+        </w:rPr>
+        <w:t xml:space="preserve">uden at man helt kan beskrive det. Hænderne registrerer noget, og samtidig opstår en indre genkendelse hos behandleren — en uudtalt sikkerhed på, at noget er ændret. Begge informationer er gyldige og ofte nødvendige sammen.</w:t>
+      </w:r>
+    </w:p>
+    <w:p>
+      <w:pPr>
+        <w:pStyle w:val="BodyText"/>
+      </w:pPr>
+      <w:r>
+        <w:rPr>
+          <w:iCs/>
+          <w:i/>
+        </w:rPr>
+        <w:t xml:space="preserve">Transmutation kommer ofte i kølvandet på frigivelse af bound potency. Når kraften slipper sin lokale opgave, er der pludselig</w:t>
+      </w:r>
+      <w:r>
+        <w:rPr>
+          <w:iCs/>
+          <w:i/>
+        </w:rPr>
+        <w:t xml:space="preserve"> </w:t>
+      </w:r>
+      <w:r>
+        <w:rPr>
+          <w:iCs/>
+          <w:i/>
+        </w:rPr>
+        <w:t xml:space="preserve">‘</w:t>
+      </w:r>
+      <w:r>
+        <w:rPr>
+          <w:iCs/>
+          <w:i/>
+        </w:rPr>
+        <w:t xml:space="preserve">noget at arbejde med</w:t>
+      </w:r>
+      <w:r>
+        <w:rPr>
+          <w:iCs/>
+          <w:i/>
+        </w:rPr>
+        <w:t xml:space="preserve">’</w:t>
+      </w:r>
+      <w:r>
+        <w:rPr>
+          <w:iCs/>
+          <w:i/>
+        </w:rPr>
+        <w:t xml:space="preserve">, og vævet får mulighed for at omorganisere sig. De to fænomener er knyttet sammen — frigjort potency er det der gør transmutation mulig.</w:t>
+      </w:r>
+    </w:p>
+    <w:p>
+      <w:pPr>
+        <w:pStyle w:val="BodyText"/>
+      </w:pPr>
+      <w:r>
+        <w:rPr>
           <w:bCs/>
           <w:b/>
         </w:rPr>
@@ -4722,6 +5013,54 @@
       </w:pPr>
       <w:r>
         <w:rPr>
+          <w:iCs/>
+          <w:i/>
+        </w:rPr>
+        <w:t xml:space="preserve">Vi genkender indgangen til The Neutral ved en samlet kvalitetsændring. Hænderne mærker en bredere koherens, klientens åndedrag bliver dybere men roligere, det relationelle felt bliver klarere. Det er ikke ét tegn — det er flere små signaler der lægger sig sammen i et samlet billede.</w:t>
+      </w:r>
+    </w:p>
+    <w:p>
+      <w:pPr>
+        <w:pStyle w:val="BodyText"/>
+      </w:pPr>
+      <w:r>
+        <w:rPr>
+          <w:iCs/>
+          <w:i/>
+        </w:rPr>
+        <w:t xml:space="preserve">Forskellige klienter kommer til The Neutral via forskellige veje. Nogle gennem afslapning af nervesystemet; nogle gennem fluide skift; nogle gennem relationel tryghed; nogle pludselig som om noget falder på plads. At kende klientens vej hjælper med ikke at tvinge en bestemt route der ikke passer.</w:t>
+      </w:r>
+    </w:p>
+    <w:p>
+      <w:pPr>
+        <w:pStyle w:val="BodyText"/>
+      </w:pPr>
+      <w:r>
+        <w:rPr>
+          <w:iCs/>
+          <w:i/>
+        </w:rPr>
+        <w:t xml:space="preserve">Når The Neutral er etableret, mærker hænderne en stabilitet i feltet der ikke før var der. Klientens system bevæger sig som ét snarere end som dele. Behandlerens egne hænder bliver mere stille af sig selv. Tiden bliver mindre presserende. Disse er ikke tilfældige sammenfald.</w:t>
+      </w:r>
+    </w:p>
+    <w:p>
+      <w:pPr>
+        <w:pStyle w:val="BodyText"/>
+      </w:pPr>
+      <w:r>
+        <w:rPr>
+          <w:iCs/>
+          <w:i/>
+        </w:rPr>
+        <w:t xml:space="preserve">The Neutral og det fænomen der kaldes Holistic Shift er to sider af samme sag. Holistic Shift er det biologiske udtryk — autonome skift, åndedrags-ændring, hjerterytme-koherens. The Neutral er den oplevede kvalitet — det stille rum hvor alt finder sammen. De forekommer altid sammen.</w:t>
+      </w:r>
+    </w:p>
+    <w:p>
+      <w:pPr>
+        <w:pStyle w:val="BodyText"/>
+      </w:pPr>
+      <w:r>
+        <w:rPr>
           <w:bCs/>
           <w:b/>
         </w:rPr>
@@ -4955,6 +5294,173 @@
       </w:pPr>
       <w:r>
         <w:rPr>
+          <w:iCs/>
+          <w:i/>
+        </w:rPr>
+        <w:t xml:space="preserve">I behandlingssituationen ses Automatic Shifting ofte som hænderne der pludselig bliver opmærksomme på et nyt sted. Det område vi var ved føles</w:t>
+      </w:r>
+      <w:r>
+        <w:rPr>
+          <w:iCs/>
+          <w:i/>
+        </w:rPr>
+        <w:t xml:space="preserve"> </w:t>
+      </w:r>
+      <w:r>
+        <w:rPr>
+          <w:iCs/>
+          <w:i/>
+        </w:rPr>
+        <w:t xml:space="preserve">‘</w:t>
+      </w:r>
+      <w:r>
+        <w:rPr>
+          <w:iCs/>
+          <w:i/>
+        </w:rPr>
+        <w:t xml:space="preserve">mæt</w:t>
+      </w:r>
+      <w:r>
+        <w:rPr>
+          <w:iCs/>
+          <w:i/>
+        </w:rPr>
+        <w:t xml:space="preserve">’</w:t>
+      </w:r>
+      <w:r>
+        <w:rPr>
+          <w:iCs/>
+          <w:i/>
+        </w:rPr>
+        <w:t xml:space="preserve"> </w:t>
+      </w:r>
+      <w:r>
+        <w:rPr>
+          <w:iCs/>
+          <w:i/>
+        </w:rPr>
+        <w:t xml:space="preserve">eller</w:t>
+      </w:r>
+      <w:r>
+        <w:rPr>
+          <w:iCs/>
+          <w:i/>
+        </w:rPr>
+        <w:t xml:space="preserve"> </w:t>
+      </w:r>
+      <w:r>
+        <w:rPr>
+          <w:iCs/>
+          <w:i/>
+        </w:rPr>
+        <w:t xml:space="preserve">‘</w:t>
+      </w:r>
+      <w:r>
+        <w:rPr>
+          <w:iCs/>
+          <w:i/>
+        </w:rPr>
+        <w:t xml:space="preserve">færdigt</w:t>
+      </w:r>
+      <w:r>
+        <w:rPr>
+          <w:iCs/>
+          <w:i/>
+        </w:rPr>
+        <w:t xml:space="preserve">’</w:t>
+      </w:r>
+      <w:r>
+        <w:rPr>
+          <w:iCs/>
+          <w:i/>
+        </w:rPr>
+        <w:t xml:space="preserve">; et andet område kalder. Det er ikke vores valg — det er systemets valg, som vi følger snarere end leder.</w:t>
+      </w:r>
+    </w:p>
+    <w:p>
+      <w:pPr>
+        <w:pStyle w:val="BodyText"/>
+      </w:pPr>
+      <w:r>
+        <w:rPr>
+          <w:iCs/>
+          <w:i/>
+        </w:rPr>
+        <w:t xml:space="preserve">Shifting-mønstre varierer mellem klienter. Nogle skifter hurtigt og let mellem mange områder; andre har lange perioder ved samme sted før et skift kommer. Der er ikke ét rigtigt mønster — hvert system har sit eget tempo, og det er informativt om hvor klienten aktuelt arbejder fra.</w:t>
+      </w:r>
+    </w:p>
+    <w:p>
+      <w:pPr>
+        <w:pStyle w:val="BodyText"/>
+      </w:pPr>
+      <w:r>
+        <w:rPr>
+          <w:iCs/>
+          <w:i/>
+        </w:rPr>
+        <w:t xml:space="preserve">Når shifting går i ring og vender tilbage til samme områder igen og igen, er det ofte fordi noget endnu ikke er klar til at slippe. Vi lader processen vende tilbage; ofte sker der noget på det femte besøg som ikke skete på det første. Tålmodighed har sin egen virkning.</w:t>
+      </w:r>
+    </w:p>
+    <w:p>
+      <w:pPr>
+        <w:pStyle w:val="BodyText"/>
+      </w:pPr>
+      <w:r>
+        <w:rPr>
+          <w:iCs/>
+          <w:i/>
+        </w:rPr>
+        <w:t xml:space="preserve">Når Automatic Shifting holder op midt i en behandling og hænderne</w:t>
+      </w:r>
+      <w:r>
+        <w:rPr>
+          <w:iCs/>
+          <w:i/>
+        </w:rPr>
+        <w:t xml:space="preserve"> </w:t>
+      </w:r>
+      <w:r>
+        <w:rPr>
+          <w:iCs/>
+          <w:i/>
+        </w:rPr>
+        <w:t xml:space="preserve">‘</w:t>
+      </w:r>
+      <w:r>
+        <w:rPr>
+          <w:iCs/>
+          <w:i/>
+        </w:rPr>
+        <w:t xml:space="preserve">sidder fast</w:t>
+      </w:r>
+      <w:r>
+        <w:rPr>
+          <w:iCs/>
+          <w:i/>
+        </w:rPr>
+        <w:t xml:space="preserve">’</w:t>
+      </w:r>
+      <w:r>
+        <w:rPr>
+          <w:iCs/>
+          <w:i/>
+        </w:rPr>
+        <w:t xml:space="preserve"> </w:t>
+      </w:r>
+      <w:r>
+        <w:rPr>
+          <w:iCs/>
+          <w:i/>
+        </w:rPr>
+        <w:t xml:space="preserve">et bestemt sted, er det værd at lytte længere her. Ofte er der ikke et nyt skift fordi noget dybt er ved at organisere sig på det aktuelle sted. At blive er en del af processen, ikke en fejl.</w:t>
+      </w:r>
+    </w:p>
+    <w:p>
+      <w:pPr>
+        <w:pStyle w:val="BodyText"/>
+      </w:pPr>
+      <w:r>
+        <w:rPr>
           <w:bCs/>
           <w:b/>
         </w:rPr>
@@ -5145,6 +5651,138 @@
           <w:i/>
         </w:rPr>
         <w:t xml:space="preserve">Den iboende plan kan inkludere ubehag — smerte, følelser, midlertidig dysregulering. Vi må kende forskellen mellem nyttig smerte (transmutation, der hører til processen) og overvældelse (der ikke gør). Når planen leder gennem ubehag, er udfordringen at holde plads uden at lindre væk.</w:t>
+      </w:r>
+    </w:p>
+    <w:p>
+      <w:pPr>
+        <w:pStyle w:val="BodyText"/>
+      </w:pPr>
+      <w:r>
+        <w:rPr>
+          <w:iCs/>
+          <w:i/>
+        </w:rPr>
+        <w:t xml:space="preserve">Den iboende plan viser sig sjældent i begyndelsen af en behandling. Først efter klienten er faldet til ro, efter de første lag er mødt, begynder retningen at træde frem. At vente på den uden at presse er en del af det at lade planen styre. Den kommer når den kommer.</w:t>
+      </w:r>
+    </w:p>
+    <w:p>
+      <w:pPr>
+        <w:pStyle w:val="BodyText"/>
+      </w:pPr>
+      <w:r>
+        <w:rPr>
+          <w:iCs/>
+          <w:i/>
+        </w:rPr>
+        <w:t xml:space="preserve">Hos nogle klienter er den iboende plan tydelig fra første berøring; hos andre er den sløret af mange års kompensation eller traumer. Når planen er sløret, bliver vores opgave først at hjælpe systemet med at lytte til sig selv igen. Det er ofte den længste del af arbejdet.</w:t>
+      </w:r>
+    </w:p>
+    <w:p>
+      <w:pPr>
+        <w:pStyle w:val="BodyText"/>
+      </w:pPr>
+      <w:r>
+        <w:rPr>
+          <w:iCs/>
+          <w:i/>
+        </w:rPr>
+        <w:t xml:space="preserve">Når vi følger den iboende plan, er der en kvalitet af</w:t>
+      </w:r>
+      <w:r>
+        <w:rPr>
+          <w:iCs/>
+          <w:i/>
+        </w:rPr>
+        <w:t xml:space="preserve"> </w:t>
+      </w:r>
+      <w:r>
+        <w:rPr>
+          <w:iCs/>
+          <w:i/>
+        </w:rPr>
+        <w:t xml:space="preserve">‘</w:t>
+      </w:r>
+      <w:r>
+        <w:rPr>
+          <w:iCs/>
+          <w:i/>
+        </w:rPr>
+        <w:t xml:space="preserve">lethed</w:t>
+      </w:r>
+      <w:r>
+        <w:rPr>
+          <w:iCs/>
+          <w:i/>
+        </w:rPr>
+        <w:t xml:space="preserve">’</w:t>
+      </w:r>
+      <w:r>
+        <w:rPr>
+          <w:iCs/>
+          <w:i/>
+        </w:rPr>
+        <w:t xml:space="preserve"> </w:t>
+      </w:r>
+      <w:r>
+        <w:rPr>
+          <w:iCs/>
+          <w:i/>
+        </w:rPr>
+        <w:t xml:space="preserve">i behandlingen — vi behøver ikke skubbe, vi behøver ikke vælge. Når vi i stedet er begyndt at indføre vores egen plan, mærkes det som modstand: vævet svarer ikke, klienten bliver mere distanceret, hænderne</w:t>
+      </w:r>
+      <w:r>
+        <w:rPr>
+          <w:iCs/>
+          <w:i/>
+        </w:rPr>
+        <w:t xml:space="preserve"> </w:t>
+      </w:r>
+      <w:r>
+        <w:rPr>
+          <w:iCs/>
+          <w:i/>
+        </w:rPr>
+        <w:t xml:space="preserve">‘</w:t>
+      </w:r>
+      <w:r>
+        <w:rPr>
+          <w:iCs/>
+          <w:i/>
+        </w:rPr>
+        <w:t xml:space="preserve">kæmper</w:t>
+      </w:r>
+      <w:r>
+        <w:rPr>
+          <w:iCs/>
+          <w:i/>
+        </w:rPr>
+        <w:t xml:space="preserve">’</w:t>
+      </w:r>
+      <w:r>
+        <w:rPr>
+          <w:iCs/>
+          <w:i/>
+        </w:rPr>
+        <w:t xml:space="preserve"> </w:t>
+      </w:r>
+      <w:r>
+        <w:rPr>
+          <w:iCs/>
+          <w:i/>
+        </w:rPr>
+        <w:t xml:space="preserve">med at finde retning.</w:t>
+      </w:r>
+    </w:p>
+    <w:p>
+      <w:pPr>
+        <w:pStyle w:val="BodyText"/>
+      </w:pPr>
+      <w:r>
+        <w:rPr>
+          <w:iCs/>
+          <w:i/>
+        </w:rPr>
+        <w:t xml:space="preserve">Når vi kortvarigt overhører den iboende plan og indfører vores egen retning, kan vi mærke det med det samme — feltet bliver fladere, mindre koherent. Korrektionen er ikke at gøre noget anderledes, men at trække opmærksomheden tilbage til at lytte. Planen er stadig der.</w:t>
       </w:r>
     </w:p>
     <w:p>

--- a/tools/output/manuskript-redigerbar.docx
+++ b/tools/output/manuskript-redigerbar.docx
@@ -6062,6 +6062,159 @@
       </w:pPr>
       <w:r>
         <w:rPr>
+          <w:iCs/>
+          <w:i/>
+        </w:rPr>
+        <w:t xml:space="preserve">I behandlingssituationen mærkes Fluid Body ofte først som en ændret hånd-fornemmelse. Vævet under fingrene bliver mindre</w:t>
+      </w:r>
+      <w:r>
+        <w:rPr>
+          <w:iCs/>
+          <w:i/>
+        </w:rPr>
+        <w:t xml:space="preserve"> </w:t>
+      </w:r>
+      <w:r>
+        <w:rPr>
+          <w:iCs/>
+          <w:i/>
+        </w:rPr>
+        <w:t xml:space="preserve">‘</w:t>
+      </w:r>
+      <w:r>
+        <w:rPr>
+          <w:iCs/>
+          <w:i/>
+        </w:rPr>
+        <w:t xml:space="preserve">tørt</w:t>
+      </w:r>
+      <w:r>
+        <w:rPr>
+          <w:iCs/>
+          <w:i/>
+        </w:rPr>
+        <w:t xml:space="preserve">’</w:t>
+      </w:r>
+      <w:r>
+        <w:rPr>
+          <w:iCs/>
+          <w:i/>
+        </w:rPr>
+        <w:t xml:space="preserve">, mere</w:t>
+      </w:r>
+      <w:r>
+        <w:rPr>
+          <w:iCs/>
+          <w:i/>
+        </w:rPr>
+        <w:t xml:space="preserve"> </w:t>
+      </w:r>
+      <w:r>
+        <w:rPr>
+          <w:iCs/>
+          <w:i/>
+        </w:rPr>
+        <w:t xml:space="preserve">‘</w:t>
+      </w:r>
+      <w:r>
+        <w:rPr>
+          <w:iCs/>
+          <w:i/>
+        </w:rPr>
+        <w:t xml:space="preserve">levende</w:t>
+      </w:r>
+      <w:r>
+        <w:rPr>
+          <w:iCs/>
+          <w:i/>
+        </w:rPr>
+        <w:t xml:space="preserve">’</w:t>
+      </w:r>
+      <w:r>
+        <w:rPr>
+          <w:iCs/>
+          <w:i/>
+        </w:rPr>
+        <w:t xml:space="preserve">. Det er ikke noget vi kan fremtvinge — det viser sig når klientens system har givet sin tilladelse, ofte gennem etablering af The Neutral.</w:t>
+      </w:r>
+    </w:p>
+    <w:p>
+      <w:pPr>
+        <w:pStyle w:val="BodyText"/>
+      </w:pPr>
+      <w:r>
+        <w:rPr>
+          <w:iCs/>
+          <w:i/>
+        </w:rPr>
+        <w:t xml:space="preserve">Hos sportsudøvere og kropsvante klienter er Fluid Body ofte hurtigt tilgængelig — vævet er allerede vant til at bevæge sig som ét felt. Hos klienter der har levet i meget hovedfokuseret tilstand, kan det tage længere tid for væsken at samle sig. Det er ikke et tegn på dybde, kun på vej.</w:t>
+      </w:r>
+    </w:p>
+    <w:p>
+      <w:pPr>
+        <w:pStyle w:val="BodyText"/>
+      </w:pPr>
+      <w:r>
+        <w:rPr>
+          <w:iCs/>
+          <w:i/>
+        </w:rPr>
+        <w:t xml:space="preserve">Når Fluid Body træder ind, ændrer hænderne ofte deres positionering af sig selv. Det vi før mærkede lokalt — en spænding her, en tæthed der — bliver pludselig dele af et større fluid felt. Vores fokus udvider sig fra punktet til feltet, fordi det er det som klienten nu er.</w:t>
+      </w:r>
+    </w:p>
+    <w:p>
+      <w:pPr>
+        <w:pStyle w:val="BodyText"/>
+      </w:pPr>
+      <w:r>
+        <w:rPr>
+          <w:iCs/>
+          <w:i/>
+        </w:rPr>
+        <w:t xml:space="preserve">Vævet husker sin fluid-oprindelse selv mange år efter, det er blevet</w:t>
+      </w:r>
+      <w:r>
+        <w:rPr>
+          <w:iCs/>
+          <w:i/>
+        </w:rPr>
+        <w:t xml:space="preserve"> </w:t>
+      </w:r>
+      <w:r>
+        <w:rPr>
+          <w:iCs/>
+          <w:i/>
+        </w:rPr>
+        <w:t xml:space="preserve">‘</w:t>
+      </w:r>
+      <w:r>
+        <w:rPr>
+          <w:iCs/>
+          <w:i/>
+        </w:rPr>
+        <w:t xml:space="preserve">tørt</w:t>
+      </w:r>
+      <w:r>
+        <w:rPr>
+          <w:iCs/>
+          <w:i/>
+        </w:rPr>
+        <w:t xml:space="preserve">’</w:t>
+      </w:r>
+      <w:r>
+        <w:rPr>
+          <w:iCs/>
+          <w:i/>
+        </w:rPr>
+        <w:t xml:space="preserve">. Når Fluid Body vågner, er det ikke en ny tilstand — det er en gammel tilstand der genfindes. Hænderne mærker det som noget der allerede vidste det skulle være sådan; klienten beskriver det ofte som genkendelse.</w:t>
+      </w:r>
+    </w:p>
+    <w:p>
+      <w:pPr>
+        <w:pStyle w:val="BodyText"/>
+      </w:pPr>
+      <w:r>
+        <w:rPr>
           <w:bCs/>
           <w:b/>
         </w:rPr>
@@ -6307,6 +6460,89 @@
       </w:pPr>
       <w:r>
         <w:rPr>
+          <w:iCs/>
+          <w:i/>
+        </w:rPr>
+        <w:t xml:space="preserve">I behandlingssituationen mærkes læsionsfeltet ofte som et område hvor hænderne ikke</w:t>
+      </w:r>
+      <w:r>
+        <w:rPr>
+          <w:iCs/>
+          <w:i/>
+        </w:rPr>
+        <w:t xml:space="preserve"> </w:t>
+      </w:r>
+      <w:r>
+        <w:rPr>
+          <w:iCs/>
+          <w:i/>
+        </w:rPr>
+        <w:t xml:space="preserve">‘</w:t>
+      </w:r>
+      <w:r>
+        <w:rPr>
+          <w:iCs/>
+          <w:i/>
+        </w:rPr>
+        <w:t xml:space="preserve">kommer ind</w:t>
+      </w:r>
+      <w:r>
+        <w:rPr>
+          <w:iCs/>
+          <w:i/>
+        </w:rPr>
+        <w:t xml:space="preserve">’</w:t>
+      </w:r>
+      <w:r>
+        <w:rPr>
+          <w:iCs/>
+          <w:i/>
+        </w:rPr>
+        <w:t xml:space="preserve">. Der er en stilhed eller tæthed der adskiller sig fra resten af vævet. At blive ved feltets kant uden at presse er ofte den mest virksomme tilgang — feltet åbner sig når det selv er klar.</w:t>
+      </w:r>
+    </w:p>
+    <w:p>
+      <w:pPr>
+        <w:pStyle w:val="BodyText"/>
+      </w:pPr>
+      <w:r>
+        <w:rPr>
+          <w:iCs/>
+          <w:i/>
+        </w:rPr>
+        <w:t xml:space="preserve">Læsionsfelter har forskellig karakter. Nogle er små og dybt fokuserede; andre er store og diffuse. Nogle er akutte og levende; andre kroniske og stillestående. Klientens samlede mønster af læsionsfelter fortæller om systemets historie — hvad det har båret, hvor det har trukket sig tilbage.</w:t>
+      </w:r>
+    </w:p>
+    <w:p>
+      <w:pPr>
+        <w:pStyle w:val="BodyText"/>
+      </w:pPr>
+      <w:r>
+        <w:rPr>
+          <w:iCs/>
+          <w:i/>
+        </w:rPr>
+        <w:t xml:space="preserve">Når et læsionsfelt begynder at slippe, er der ofte en gradvis åbning af feltets kanter. Hænderne mærker først en blødgøring i kantområdet; så en udvidelse af feltet selv; så en tilbagevenden af bevægelse i området. Det sker sjældent pludseligt — oftere som en langsom omfordeling.</w:t>
+      </w:r>
+    </w:p>
+    <w:p>
+      <w:pPr>
+        <w:pStyle w:val="BodyText"/>
+      </w:pPr>
+      <w:r>
+        <w:rPr>
+          <w:iCs/>
+          <w:i/>
+        </w:rPr>
+        <w:t xml:space="preserve">Læsionsfeltet er stedet hvor potency er bundet. Når feltet slipper, er det fordi den bundne potency ikke længere er nødvendig at holde lokalt. Den vender tilbage til den almene cirkulation, og området får adgang til feltets samlede ressourcer igen. De to fænomener er det samme set fra to vinkler.</w:t>
+      </w:r>
+    </w:p>
+    <w:p>
+      <w:pPr>
+        <w:pStyle w:val="BodyText"/>
+      </w:pPr>
+      <w:r>
+        <w:rPr>
           <w:bCs/>
           <w:b/>
         </w:rPr>
@@ -6676,6 +6912,89 @@
       </w:pPr>
       <w:r>
         <w:rPr>
+          <w:iCs/>
+          <w:i/>
+        </w:rPr>
+        <w:t xml:space="preserve">I behandlingssituationen mærker hænderne potency som en kvalitativ kraft i feltet snarere end som lokaliseret bevægelse. Det er som en intensitet eller koncentration der enten er åbent flydende eller bundet til et bestemt sted. Forskellen er en del af det første hænderne læser i en behandling.</w:t>
+      </w:r>
+    </w:p>
+    <w:p>
+      <w:pPr>
+        <w:pStyle w:val="BodyText"/>
+      </w:pPr>
+      <w:r>
+        <w:rPr>
+          <w:iCs/>
+          <w:i/>
+        </w:rPr>
+        <w:t xml:space="preserve">Potency har forskellig karakter afhængigt af hvor i organismen den er. I cerebrospinalvæsken mærkes den ofte som let og fluide; i fascia som tættere og strømmende; i organer som mere indeholdt. Klinisk lytter vi til disse kvalitative forskelle som information om systemets aktuelle organisering.</w:t>
+      </w:r>
+    </w:p>
+    <w:p>
+      <w:pPr>
+        <w:pStyle w:val="BodyText"/>
+      </w:pPr>
+      <w:r>
+        <w:rPr>
+          <w:iCs/>
+          <w:i/>
+        </w:rPr>
+        <w:t xml:space="preserve">Når potency mobiliseres fra en bunden tilstand, mærkes det ofte som en indre</w:t>
+      </w:r>
+      <w:r>
+        <w:rPr>
+          <w:iCs/>
+          <w:i/>
+        </w:rPr>
+        <w:t xml:space="preserve"> </w:t>
+      </w:r>
+      <w:r>
+        <w:rPr>
+          <w:iCs/>
+          <w:i/>
+        </w:rPr>
+        <w:t xml:space="preserve">‘</w:t>
+      </w:r>
+      <w:r>
+        <w:rPr>
+          <w:iCs/>
+          <w:i/>
+        </w:rPr>
+        <w:t xml:space="preserve">genåbning</w:t>
+      </w:r>
+      <w:r>
+        <w:rPr>
+          <w:iCs/>
+          <w:i/>
+        </w:rPr>
+        <w:t xml:space="preserve">’</w:t>
+      </w:r>
+      <w:r>
+        <w:rPr>
+          <w:iCs/>
+          <w:i/>
+        </w:rPr>
+        <w:t xml:space="preserve">. Hænderne registrerer en ændring i feltets kraft og retning. Klienten oplever det undertiden som varme, kuldegysninger, eller en svag elektrisk fornemmelse — det er feltet der genfordeler sin kraft.</w:t>
+      </w:r>
+    </w:p>
+    <w:p>
+      <w:pPr>
+        <w:pStyle w:val="BodyText"/>
+      </w:pPr>
+      <w:r>
+        <w:rPr>
+          <w:iCs/>
+          <w:i/>
+        </w:rPr>
+        <w:t xml:space="preserve">Potency manifesterer sig gennem Primary Respiration — den er det der bærer rytmen og giver den dens helbredende kraft. Når Primary Respiration er stærk og koherent, er potency tilgængelig; når rytmen er svag eller fragmenteret, er potency ofte bundet i lokale opgaver. De to fænomener er knyttet sammen.</w:t>
+      </w:r>
+    </w:p>
+    <w:p>
+      <w:pPr>
+        <w:pStyle w:val="BodyText"/>
+      </w:pPr>
+      <w:r>
+        <w:rPr>
           <w:bCs/>
           <w:b/>
         </w:rPr>
@@ -6928,6 +7247,96 @@
       </w:pPr>
       <w:r>
         <w:rPr>
+          <w:iCs/>
+          <w:i/>
+        </w:rPr>
+        <w:t xml:space="preserve">I behandlingssituationen kommer ignition sjældent som planlagt — den dukker op når betingelserne er rette. Hænderne mærker en pludselig kvalitetsændring i feltet: noget tænder, noget begynder at gløde af sig selv. Det er et af de øjeblikke vi ikke kan forudbestille, men kun forberede.</w:t>
+      </w:r>
+    </w:p>
+    <w:p>
+      <w:pPr>
+        <w:pStyle w:val="BodyText"/>
+      </w:pPr>
+      <w:r>
+        <w:rPr>
+          <w:iCs/>
+          <w:i/>
+        </w:rPr>
+        <w:t xml:space="preserve">Ignition viser sig forskelligt afhængigt af, hvor i organismen den sker. I bækkenet mærkes den som en grundforankring; i hjertet som en udvidelse; i kraniet som en lyshed. Klientens egen oplevelse afspejler ofte præcis hvor i kroppen ignition har fundet sit sted, og det giver os en indikation.</w:t>
+      </w:r>
+    </w:p>
+    <w:p>
+      <w:pPr>
+        <w:pStyle w:val="BodyText"/>
+      </w:pPr>
+      <w:r>
+        <w:rPr>
+          <w:iCs/>
+          <w:i/>
+        </w:rPr>
+        <w:t xml:space="preserve">Når ignition lykkes, mærker hænderne ofte en</w:t>
+      </w:r>
+      <w:r>
+        <w:rPr>
+          <w:iCs/>
+          <w:i/>
+        </w:rPr>
+        <w:t xml:space="preserve"> </w:t>
+      </w:r>
+      <w:r>
+        <w:rPr>
+          <w:iCs/>
+          <w:i/>
+        </w:rPr>
+        <w:t xml:space="preserve">‘</w:t>
+      </w:r>
+      <w:r>
+        <w:rPr>
+          <w:iCs/>
+          <w:i/>
+        </w:rPr>
+        <w:t xml:space="preserve">opadgående</w:t>
+      </w:r>
+      <w:r>
+        <w:rPr>
+          <w:iCs/>
+          <w:i/>
+        </w:rPr>
+        <w:t xml:space="preserve">’</w:t>
+      </w:r>
+      <w:r>
+        <w:rPr>
+          <w:iCs/>
+          <w:i/>
+        </w:rPr>
+        <w:t xml:space="preserve"> </w:t>
+      </w:r>
+      <w:r>
+        <w:rPr>
+          <w:iCs/>
+          <w:i/>
+        </w:rPr>
+        <w:t xml:space="preserve">kvalitet i feltet — som om noget har genfundet sin orientering. Klienten beskriver det undertiden som lethed, klarhed, eller en mærkbar tilstedeværelse i et område der før følte sig fjern. Forandringen er typisk varig.</w:t>
+      </w:r>
+    </w:p>
+    <w:p>
+      <w:pPr>
+        <w:pStyle w:val="BodyText"/>
+      </w:pPr>
+      <w:r>
+        <w:rPr>
+          <w:iCs/>
+          <w:i/>
+        </w:rPr>
+        <w:t xml:space="preserve">Ignition og potency er knyttede fænomener. Ignition er det øjeblik, hvor bunden potency frigives og finder sit nye anvendelses-felt; potency er den substans, der gør ignition mulig. Vi kan ikke skille de to — uden potency ingen ignition; uden ignition ingen ny anvendelse af potency.</w:t>
+      </w:r>
+    </w:p>
+    <w:p>
+      <w:pPr>
+        <w:pStyle w:val="BodyText"/>
+      </w:pPr>
+      <w:r>
+        <w:rPr>
           <w:bCs/>
           <w:b/>
         </w:rPr>
@@ -7126,6 +7535,96 @@
       </w:pPr>
       <w:r>
         <w:rPr>
+          <w:iCs/>
+          <w:i/>
+        </w:rPr>
+        <w:t xml:space="preserve">I behandlingssituationen mærkes axial fluctuations ofte tydeligst når klienten er i Rum B — i den fluide tilstand. Hænderne registrerer dem som en bølgende bevægelse langs aksen, og rytmen kan variere fra langsom og dyb til hurtigere og mere overfladisk afhængigt af klientens aktuelle organisering.</w:t>
+      </w:r>
+    </w:p>
+    <w:p>
+      <w:pPr>
+        <w:pStyle w:val="BodyText"/>
+      </w:pPr>
+      <w:r>
+        <w:rPr>
+          <w:iCs/>
+          <w:i/>
+        </w:rPr>
+        <w:t xml:space="preserve">Hos klienter med god midt-organisering er fluctuationerne ofte ensartede og rolige. Hos klienter med traumer eller fragmentering kan fluctuationerne være afbrudte, sprungne, eller helt manglende i visse zoner. Det fragmenterede mønster er ikke en fejl at rette — det er informativt om hvor vi skal lytte længere.</w:t>
+      </w:r>
+    </w:p>
+    <w:p>
+      <w:pPr>
+        <w:pStyle w:val="BodyText"/>
+      </w:pPr>
+      <w:r>
+        <w:rPr>
+          <w:iCs/>
+          <w:i/>
+        </w:rPr>
+        <w:t xml:space="preserve">Sunde axial fluctuations har en kvalitet af</w:t>
+      </w:r>
+      <w:r>
+        <w:rPr>
+          <w:iCs/>
+          <w:i/>
+        </w:rPr>
+        <w:t xml:space="preserve"> </w:t>
+      </w:r>
+      <w:r>
+        <w:rPr>
+          <w:iCs/>
+          <w:i/>
+        </w:rPr>
+        <w:t xml:space="preserve">‘</w:t>
+      </w:r>
+      <w:r>
+        <w:rPr>
+          <w:iCs/>
+          <w:i/>
+        </w:rPr>
+        <w:t xml:space="preserve">fyldighed</w:t>
+      </w:r>
+      <w:r>
+        <w:rPr>
+          <w:iCs/>
+          <w:i/>
+        </w:rPr>
+        <w:t xml:space="preserve">’</w:t>
+      </w:r>
+      <w:r>
+        <w:rPr>
+          <w:iCs/>
+          <w:i/>
+        </w:rPr>
+        <w:t xml:space="preserve"> </w:t>
+      </w:r>
+      <w:r>
+        <w:rPr>
+          <w:iCs/>
+          <w:i/>
+        </w:rPr>
+        <w:t xml:space="preserve">— bølgen bærer hele kropsbredden samtidigt og forbinder bækken med kraniet i én bevægelse. Når fluctuationerne er svage, er det ikke nødvendigvis et tegn på sygdom — bare på at systemet aktuelt arbejder på et andet niveau.</w:t>
+      </w:r>
+    </w:p>
+    <w:p>
+      <w:pPr>
+        <w:pStyle w:val="BodyText"/>
+      </w:pPr>
+      <w:r>
+        <w:rPr>
+          <w:iCs/>
+          <w:i/>
+        </w:rPr>
+        <w:t xml:space="preserve">Axial fluctuations og midtlinjen er afhængige af hinanden. Uden klar midtlinje fragmenteres fluctuationerne; uden fluctuationer mangler midtlinjen sin bevægelses-kvalitet. Når begge er til stede sammen, opleves kroppen som ét organiseret felt der både har form (midtlinje) og bevægelse (fluctuationer).</w:t>
+      </w:r>
+    </w:p>
+    <w:p>
+      <w:pPr>
+        <w:pStyle w:val="BodyText"/>
+      </w:pPr>
+      <w:r>
+        <w:rPr>
           <w:bCs/>
           <w:b/>
         </w:rPr>
@@ -7405,6 +7904,54 @@
           <w:i/>
         </w:rPr>
         <w:t xml:space="preserve">, er det altid en relativ adskillelse, ikke en absolut. Helheden er der stadig, men dens kommunikationskanaler er sløret. Vores arbejde er at gøre de kanaler mærkbare igen — ikke at samle delene, for de var aldrig adskilt.</w:t>
+      </w:r>
+    </w:p>
+    <w:p>
+      <w:pPr>
+        <w:pStyle w:val="BodyText"/>
+      </w:pPr>
+      <w:r>
+        <w:rPr>
+          <w:iCs/>
+          <w:i/>
+        </w:rPr>
+        <w:t xml:space="preserve">I behandlingssituationen er wholeness ofte det første hænderne registrerer når de lander — er feltet helt eller fragmenteret. Det fortæller med det samme om systemets aktuelle organisering. Resten af behandlingen organiserer sig ofte efter denne første registrering: hvor er helheden klar, hvor er den sløret.</w:t>
+      </w:r>
+    </w:p>
+    <w:p>
+      <w:pPr>
+        <w:pStyle w:val="BodyText"/>
+      </w:pPr>
+      <w:r>
+        <w:rPr>
+          <w:iCs/>
+          <w:i/>
+        </w:rPr>
+        <w:t xml:space="preserve">Klienter har forskellige profiler af wholeness. Nogle er fragmenterede i specifikke områder (typisk hvor traumer eller skader har skabt isolation); andre har generel diffus fragmentering; andre igen har god wholeness i kroppen men ikke i nervesystemet eller omvendt. Mønstret er ikke binært — det er nuanceret.</w:t>
+      </w:r>
+    </w:p>
+    <w:p>
+      <w:pPr>
+        <w:pStyle w:val="BodyText"/>
+      </w:pPr>
+      <w:r>
+        <w:rPr>
+          <w:iCs/>
+          <w:i/>
+        </w:rPr>
+        <w:t xml:space="preserve">Når wholeness reorganiserer sig under behandling, sker det ofte i bølger. Et område samler sig, så et andet, så et tredje. Til sidst er der en samlet kvalitet, hvor alle dele bevæger sig som ét. Det er et af de stærkeste signaler på, at den iboende behandlingsplan har gjort sit arbejde.</w:t>
+      </w:r>
+    </w:p>
+    <w:p>
+      <w:pPr>
+        <w:pStyle w:val="BodyText"/>
+      </w:pPr>
+      <w:r>
+        <w:rPr>
+          <w:iCs/>
+          <w:i/>
+        </w:rPr>
+        <w:t xml:space="preserve">Wholeness er forudsætningen for alle de andre begreber. Uden wholeness er der ikke noget felt at bevæge sig i; uden den er Primary Respiration, potency, midtlinjen alt sammen lokale fragmenter. Wholeness er ikke ét begreb blandt flere — det er den baggrund hvorpå alle de andre tegner sig.</w:t>
       </w:r>
     </w:p>
     <w:p>

--- a/tools/output/manuskript-redigerbar.docx
+++ b/tools/output/manuskript-redigerbar.docx
@@ -13532,207 +13532,10 @@
       </w:pPr>
       <w:r>
         <w:rPr>
-          <w:bCs/>
-          <w:b/>
-        </w:rPr>
-        <w:t xml:space="preserve">[REFLEKSIONSSPØRGSMÅL]</w:t>
-      </w:r>
-    </w:p>
-    <w:p>
-      <w:pPr>
-        <w:numPr>
-          <w:ilvl w:val="0"/>
-          <w:numId w:val="1057"/>
-        </w:numPr>
-      </w:pPr>
-      <w:r>
-        <w:t xml:space="preserve">Tænk på et område i en klients krop der har båret en kompensation længe. Hvilken slags samtale opstår mellem dine hænder og dets historie?</w:t>
-      </w:r>
-    </w:p>
-    <w:p>
-      <w:pPr>
-        <w:numPr>
-          <w:ilvl w:val="0"/>
-          <w:numId w:val="1057"/>
-        </w:numPr>
-      </w:pPr>
-      <w:r>
-        <w:t xml:space="preserve">Stivhed og åbning lever i hinanden i samme væv. Mærk lige nu i din egen krop — hvor sidder den samtidighed for dig?</w:t>
-      </w:r>
-    </w:p>
-    <w:p>
-      <w:pPr>
-        <w:numPr>
-          <w:ilvl w:val="0"/>
-          <w:numId w:val="1057"/>
-        </w:numPr>
-      </w:pPr>
-      <w:r>
-        <w:t xml:space="preserve">Det vi kalder dysfunktion gav engang mening for systemet. Hvad gjorde det muligt at overleve dengang, og hvad har det kostet siden?</w:t>
-      </w:r>
-    </w:p>
-    <w:p>
-      <w:pPr>
-        <w:pStyle w:val="FirstParagraph"/>
-      </w:pPr>
-      <w:r>
-        <w:rPr>
-          <w:bCs/>
-          <w:b/>
-        </w:rPr>
-        <w:t xml:space="preserve">[BRØDTEKST: Rum B — Væskekroppen]</w:t>
-      </w:r>
-    </w:p>
-    <w:p>
-      <w:pPr>
-        <w:pStyle w:val="BodyText"/>
-      </w:pPr>
-      <w:r>
-        <w:rPr>
           <w:iCs/>
           <w:i/>
         </w:rPr>
-        <w:t xml:space="preserve">Når tilliden etableres og kroppen begynder at slippe sin vagtsomhed, mærker du hvordan noget dybere vågner under dine hænder. Væskekroppen — millioner af år gammel og vis — begynder at røre på sig.</w:t>
-      </w:r>
-    </w:p>
-    <w:p>
-      <w:pPr>
-        <w:pStyle w:val="BodyText"/>
-      </w:pPr>
-      <w:r>
-        <w:rPr>
-          <w:bCs/>
-          <w:b/>
-        </w:rPr>
-        <w:t xml:space="preserve">Væskekroppens vågnende respons</w:t>
-      </w:r>
-    </w:p>
-    <w:p>
-      <w:pPr>
-        <w:pStyle w:val="BodyText"/>
-      </w:pPr>
-      <w:r>
-        <w:t xml:space="preserve">Her lever væskekroppen i sin naturlige tilstand — som ét levende kontinuum gennem hele organismen. Alle væsker fungerer som en funktionel enhed hvor respons sker simultant gennem hele matrixen, ikke sekvensielt som i nervesystemet. Dette er niveauet hvor kroppen kan gå til The Neutral, hvor det autonome nervesystem bliver fleksibelt og kan suspenderes, så de embryologiske kræfter kan overtage.</w:t>
-      </w:r>
-    </w:p>
-    <w:p>
-      <w:pPr>
-        <w:pStyle w:val="BodyText"/>
-      </w:pPr>
-      <w:r>
-        <w:t xml:space="preserve">Væskekroppen fungerer som bro mellem det energetiske blueprint og den fysiske krop. Den bærer protoplasma-kvaliteterne fra fosterstadiet videre gennem livet. Her findes kapaciteten til Automatic Shifting — hvor behandlingen springer fra sted til sted orkestreret af helhedens prioriteter. Den oprindelige midtlinje er det naturlige fulcrum som alt organiserer sig omkring.</w:t>
-      </w:r>
-    </w:p>
-    <w:p>
-      <w:pPr>
-        <w:pStyle w:val="BodyText"/>
-      </w:pPr>
-      <w:r>
-        <w:t xml:space="preserve">Du oplever et hav af væske der ånder under Primary Respiration. Simultan respons gennem hele væskekroppen som én samlet substans. Kapaciteten til at gå til The Neutral og kontakte de embryologiske kræfter. Det autonome nervesystems fleksibilitet og evne til suspension. Automatic Shifting som naturlig mulighed i væskemediet. Den oprindelige midtlinje som stabilt, organiserende fulcrum.</w:t>
-      </w:r>
-    </w:p>
-    <w:p>
-      <w:pPr>
-        <w:pStyle w:val="BodyText"/>
-      </w:pPr>
-      <w:r>
-        <w:rPr>
-          <w:bCs/>
-          <w:b/>
-        </w:rPr>
-        <w:t xml:space="preserve">Den medbragte tilstand</w:t>
-      </w:r>
-    </w:p>
-    <w:p>
-      <w:pPr>
-        <w:pStyle w:val="BodyText"/>
-      </w:pPr>
-      <w:r>
-        <w:t xml:space="preserve">Væskekroppen rummer hele Rum A — både den normale fysiske krop og alle dens dysfunktionelle områder. De traumatiske tilstande, arvævet, de låste mønstre fra den fysiske krop eksisterer stadig i væskens matrix, men nu i en anden kontekst. De rigide strukturer begynder at få væskekvalitet uden at være fuldt forløst.</w:t>
-      </w:r>
-    </w:p>
-    <w:p>
-      <w:pPr>
-        <w:pStyle w:val="BodyText"/>
-      </w:pPr>
-      <w:r>
-        <w:t xml:space="preserve">Det autonome nervesystems låsthed fra Rum A er stadig til stede men møder nu væskekroppens iboende fleksibilitet. De kompenserende midtlinjer og falske fulcrums eksisterer side om side med den oprindelige midtlinje. Adskillelsen mellem systemer begynder at opløses men er ikke fuldt integreret.</w:t>
-      </w:r>
-    </w:p>
-    <w:p>
-      <w:pPr>
-        <w:pStyle w:val="BodyText"/>
-      </w:pPr>
-      <w:r>
-        <w:t xml:space="preserve">Du mærker den fysiske krops normale funktion nu holdt i væskekontinuumet. Læsionsfelter og traumatiske aftryk der stadig ikke kan gå til neutral. Fast væv der begynder at få væskekvalitet men bevarer sin låsthed. Både normale og falske fulcrums rummet simultant i væsken. Det autonome nervesystems gradvise overgang mod fleksibilitet. Potentialet for heling der endnu ikke er aktiveret.</w:t>
-      </w:r>
-    </w:p>
-    <w:p>
-      <w:pPr>
-        <w:pStyle w:val="BodyText"/>
-      </w:pPr>
-      <w:r>
-        <w:rPr>
-          <w:bCs/>
-          <w:b/>
-        </w:rPr>
-        <w:t xml:space="preserve">Åbningen mod det relationelle</w:t>
-      </w:r>
-    </w:p>
-    <w:p>
-      <w:pPr>
-        <w:pStyle w:val="BodyText"/>
-      </w:pPr>
-      <w:r>
-        <w:t xml:space="preserve">Væskekroppen søger nu forbindelse til det større terapeutiske rum — det fælles felt mellem behandler og klient. Dette er ikke længere kun individuel proces men begyndelsen på erkendelsen af at heling sker i relation. Det relationelle aspekt er naturligt for os som pattedyr — vi er biologisk skabt til at co-regulere, til at finde balance gennem forbindelse.</w:t>
-      </w:r>
-    </w:p>
-    <w:p>
-      <w:pPr>
-        <w:pStyle w:val="BodyText"/>
-      </w:pPr>
-      <w:r>
-        <w:t xml:space="preserve">Her forberedes mødet mellem behandlerens og klientens væskekroppe. Grænsen ved huden viser sig at være mere flydende end antaget. Det terapeutiske rum bliver en container hvor dybere processer kan udfolde sig trygt. Denne zone peger mod vores naturlige behov for fællesskab — familie, venskaber, det nære samfund.</w:t>
-      </w:r>
-    </w:p>
-    <w:p>
-      <w:pPr>
-        <w:pStyle w:val="BodyText"/>
-      </w:pPr>
-      <w:r>
-        <w:t xml:space="preserve">Du fornemmer længslen efter det relationelle og fælles terapeutiske rum. Forberedelsen til mødet mellem to væskekroppe. Det biologiske behov for co-regulering og forbindelse. Grænsen mellem behandler og klient bliver mere gennemsigtig. Det terapeutiske rum som tryg container for dybere processer. Åbningen mod vores naturlige funktion som sociale væsener.</w:t>
-      </w:r>
-    </w:p>
-    <w:p>
-      <w:pPr>
-        <w:pStyle w:val="BodyText"/>
-      </w:pPr>
-      <w:r>
-        <w:rPr>
-          <w:bCs/>
-          <w:b/>
-        </w:rPr>
-        <w:t xml:space="preserve">Som ét levende kontinuum</w:t>
-      </w:r>
-    </w:p>
-    <w:p>
-      <w:pPr>
-        <w:pStyle w:val="BodyText"/>
-      </w:pPr>
-      <w:r>
-        <w:t xml:space="preserve">Væskekroppen er ét sammenhængende felt der ånder gennem alt det vi rører ved. Det medbragte fra det fysiske og den vågnende respons lever i samme matrix, og åbningen mod det relationelle ligger latent i selve væskens bevægelse. Hukommelsen om det fysiske er væskekroppens måde at bære helheden — og selve denne hukommelse gør forløsning mulig, fordi intet er forsvundet. Når vi følger væskens egen rytme, opdager vi at vores opgave ikke er at forene noget. Det er allerede forenet. Vi tillader bare at det viser sig.</w:t>
-      </w:r>
-    </w:p>
-    <w:p>
-      <w:pPr>
-        <w:pStyle w:val="BodyText"/>
-      </w:pPr>
-      <w:r>
-        <w:rPr>
-          <w:bCs/>
-          <w:b/>
-        </w:rPr>
-        <w:t xml:space="preserve">[INSPIRATION — nye vinkler at overveje]</w:t>
+        <w:t xml:space="preserve">I behandlingssituationen er Rum A oftest indgangen — den krop hænderne lander på. Vi mærker først vævets faste struktur, dets historie, dets kompensationer. Først når denne indgang er fuldt anerkendt, åbner systemet sig for de dybere lag. Rum A er ikke et trin der skal forlades, men en kvalitet der bliver.</w:t>
       </w:r>
     </w:p>
     <w:p>
@@ -13744,7 +13547,7 @@
           <w:iCs/>
           <w:i/>
         </w:rPr>
-        <w:t xml:space="preserve">Væskekroppen i Rum B er ikke kun blod og lymfe — det er hele kroppens samlede væskemiljø der begynder at bevæge sig som én sammenhængende enhed. Det vi mærker når Rum B vågner er denne matrix der træder ud af adskilte kompartments og bliver ét felt.</w:t>
+        <w:t xml:space="preserve">Forskellige klienter har forskellige profiler i Rum A. Atleten har et tonet, organiseret væv; den langtidssyge har tæt, beskyttende struktur; den traumatiserede har områder af adskilt væv. Profilen er informativ — den fortæller om systemets aktuelle organiseringsmønster og hvor lytten skal gå hen først.</w:t>
       </w:r>
     </w:p>
     <w:p>
@@ -13756,287 +13559,287 @@
           <w:iCs/>
           <w:i/>
         </w:rPr>
-        <w:t xml:space="preserve">Overgangen fra Rum A til Rum B mærkes ofte først som en kvalitetsændring i vævet. Det bliver</w:t>
-      </w:r>
+        <w:t xml:space="preserve">Når Rum A er fuldt mødt, ændrer vævet kvalitet. Hænderne mærker en større tilgængelighed — det fastsiddende blødgøres, det adskilte begynder at kommunikere. Klienten oplever det som en ankring i kroppen, en samling. Det er forudsætningen for at de andre rum kan åbne sig på en bæredygtig måde.</w:t>
+      </w:r>
+    </w:p>
+    <w:p>
+      <w:pPr>
+        <w:pStyle w:val="BodyText"/>
+      </w:pPr>
       <w:r>
         <w:rPr>
           <w:iCs/>
           <w:i/>
         </w:rPr>
-        <w:t xml:space="preserve"> </w:t>
-      </w:r>
+        <w:t xml:space="preserve">Rum A er ikke det samme som overflade-anatomien. Den anatomiske skelet er udgangspunktet, men Rum A inkluderer hele den fysiske krops levende kvalitet — tone, vævs-tæthed, organisering, struktur, holdning. At lytte til Rum A er at lytte til det levende, ikke til formen.</w:t>
+      </w:r>
+    </w:p>
+    <w:p>
+      <w:pPr>
+        <w:pStyle w:val="BodyText"/>
+      </w:pPr>
+      <w:r>
+        <w:rPr>
+          <w:bCs/>
+          <w:b/>
+        </w:rPr>
+        <w:t xml:space="preserve">[REFLEKSIONSSPØRGSMÅL]</w:t>
+      </w:r>
+    </w:p>
+    <w:p>
+      <w:pPr>
+        <w:numPr>
+          <w:ilvl w:val="0"/>
+          <w:numId w:val="1057"/>
+        </w:numPr>
+      </w:pPr>
+      <w:r>
+        <w:t xml:space="preserve">Tænk på et område i en klients krop der har båret en kompensation længe. Hvilken slags samtale opstår mellem dine hænder og dets historie?</w:t>
+      </w:r>
+    </w:p>
+    <w:p>
+      <w:pPr>
+        <w:numPr>
+          <w:ilvl w:val="0"/>
+          <w:numId w:val="1057"/>
+        </w:numPr>
+      </w:pPr>
+      <w:r>
+        <w:t xml:space="preserve">Stivhed og åbning lever i hinanden i samme væv. Mærk lige nu i din egen krop — hvor sidder den samtidighed for dig?</w:t>
+      </w:r>
+    </w:p>
+    <w:p>
+      <w:pPr>
+        <w:numPr>
+          <w:ilvl w:val="0"/>
+          <w:numId w:val="1057"/>
+        </w:numPr>
+      </w:pPr>
+      <w:r>
+        <w:t xml:space="preserve">Det vi kalder dysfunktion gav engang mening for systemet. Hvad gjorde det muligt at overleve dengang, og hvad har det kostet siden?</w:t>
+      </w:r>
+    </w:p>
+    <w:p>
+      <w:pPr>
+        <w:pStyle w:val="FirstParagraph"/>
+      </w:pPr>
+      <w:r>
+        <w:rPr>
+          <w:bCs/>
+          <w:b/>
+        </w:rPr>
+        <w:t xml:space="preserve">[BRØDTEKST: Rum B — Væskekroppen]</w:t>
+      </w:r>
+    </w:p>
+    <w:p>
+      <w:pPr>
+        <w:pStyle w:val="BodyText"/>
+      </w:pPr>
       <w:r>
         <w:rPr>
           <w:iCs/>
           <w:i/>
         </w:rPr>
-        <w:t xml:space="preserve">‘</w:t>
-      </w:r>
+        <w:t xml:space="preserve">Når tilliden etableres og kroppen begynder at slippe sin vagtsomhed, mærker du hvordan noget dybere vågner under dine hænder. Væskekroppen — millioner af år gammel og vis — begynder at røre på sig.</w:t>
+      </w:r>
+    </w:p>
+    <w:p>
+      <w:pPr>
+        <w:pStyle w:val="BodyText"/>
+      </w:pPr>
+      <w:r>
+        <w:rPr>
+          <w:bCs/>
+          <w:b/>
+        </w:rPr>
+        <w:t xml:space="preserve">Væskekroppens vågnende respons</w:t>
+      </w:r>
+    </w:p>
+    <w:p>
+      <w:pPr>
+        <w:pStyle w:val="BodyText"/>
+      </w:pPr>
+      <w:r>
+        <w:t xml:space="preserve">Her lever væskekroppen i sin naturlige tilstand — som ét levende kontinuum gennem hele organismen. Alle væsker fungerer som en funktionel enhed hvor respons sker simultant gennem hele matrixen, ikke sekvensielt som i nervesystemet. Dette er niveauet hvor kroppen kan gå til The Neutral, hvor det autonome nervesystem bliver fleksibelt og kan suspenderes, så de embryologiske kræfter kan overtage.</w:t>
+      </w:r>
+    </w:p>
+    <w:p>
+      <w:pPr>
+        <w:pStyle w:val="BodyText"/>
+      </w:pPr>
+      <w:r>
+        <w:t xml:space="preserve">Væskekroppen fungerer som bro mellem det energetiske blueprint og den fysiske krop. Den bærer protoplasma-kvaliteterne fra fosterstadiet videre gennem livet. Her findes kapaciteten til Automatic Shifting — hvor behandlingen springer fra sted til sted orkestreret af helhedens prioriteter. Den oprindelige midtlinje er det naturlige fulcrum som alt organiserer sig omkring.</w:t>
+      </w:r>
+    </w:p>
+    <w:p>
+      <w:pPr>
+        <w:pStyle w:val="BodyText"/>
+      </w:pPr>
+      <w:r>
+        <w:t xml:space="preserve">Du oplever et hav af væske der ånder under Primary Respiration. Simultan respons gennem hele væskekroppen som én samlet substans. Kapaciteten til at gå til The Neutral og kontakte de embryologiske kræfter. Det autonome nervesystems fleksibilitet og evne til suspension. Automatic Shifting som naturlig mulighed i væskemediet. Den oprindelige midtlinje som stabilt, organiserende fulcrum.</w:t>
+      </w:r>
+    </w:p>
+    <w:p>
+      <w:pPr>
+        <w:pStyle w:val="BodyText"/>
+      </w:pPr>
+      <w:r>
+        <w:rPr>
+          <w:bCs/>
+          <w:b/>
+        </w:rPr>
+        <w:t xml:space="preserve">Den medbragte tilstand</w:t>
+      </w:r>
+    </w:p>
+    <w:p>
+      <w:pPr>
+        <w:pStyle w:val="BodyText"/>
+      </w:pPr>
+      <w:r>
+        <w:t xml:space="preserve">Væskekroppen rummer hele Rum A — både den normale fysiske krop og alle dens dysfunktionelle områder. De traumatiske tilstande, arvævet, de låste mønstre fra den fysiske krop eksisterer stadig i væskens matrix, men nu i en anden kontekst. De rigide strukturer begynder at få væskekvalitet uden at være fuldt forløst.</w:t>
+      </w:r>
+    </w:p>
+    <w:p>
+      <w:pPr>
+        <w:pStyle w:val="BodyText"/>
+      </w:pPr>
+      <w:r>
+        <w:t xml:space="preserve">Det autonome nervesystems låsthed fra Rum A er stadig til stede men møder nu væskekroppens iboende fleksibilitet. De kompenserende midtlinjer og falske fulcrums eksisterer side om side med den oprindelige midtlinje. Adskillelsen mellem systemer begynder at opløses men er ikke fuldt integreret.</w:t>
+      </w:r>
+    </w:p>
+    <w:p>
+      <w:pPr>
+        <w:pStyle w:val="BodyText"/>
+      </w:pPr>
+      <w:r>
+        <w:t xml:space="preserve">Du mærker den fysiske krops normale funktion nu holdt i væskekontinuumet. Læsionsfelter og traumatiske aftryk der stadig ikke kan gå til neutral. Fast væv der begynder at få væskekvalitet men bevarer sin låsthed. Både normale og falske fulcrums rummet simultant i væsken. Det autonome nervesystems gradvise overgang mod fleksibilitet. Potentialet for heling der endnu ikke er aktiveret.</w:t>
+      </w:r>
+    </w:p>
+    <w:p>
+      <w:pPr>
+        <w:pStyle w:val="BodyText"/>
+      </w:pPr>
+      <w:r>
+        <w:rPr>
+          <w:bCs/>
+          <w:b/>
+        </w:rPr>
+        <w:t xml:space="preserve">Åbningen mod det relationelle</w:t>
+      </w:r>
+    </w:p>
+    <w:p>
+      <w:pPr>
+        <w:pStyle w:val="BodyText"/>
+      </w:pPr>
+      <w:r>
+        <w:t xml:space="preserve">Væskekroppen søger nu forbindelse til det større terapeutiske rum — det fælles felt mellem behandler og klient. Dette er ikke længere kun individuel proces men begyndelsen på erkendelsen af at heling sker i relation. Det relationelle aspekt er naturligt for os som pattedyr — vi er biologisk skabt til at co-regulere, til at finde balance gennem forbindelse.</w:t>
+      </w:r>
+    </w:p>
+    <w:p>
+      <w:pPr>
+        <w:pStyle w:val="BodyText"/>
+      </w:pPr>
+      <w:r>
+        <w:t xml:space="preserve">Her forberedes mødet mellem behandlerens og klientens væskekroppe. Grænsen ved huden viser sig at være mere flydende end antaget. Det terapeutiske rum bliver en container hvor dybere processer kan udfolde sig trygt. Denne zone peger mod vores naturlige behov for fællesskab — familie, venskaber, det nære samfund.</w:t>
+      </w:r>
+    </w:p>
+    <w:p>
+      <w:pPr>
+        <w:pStyle w:val="BodyText"/>
+      </w:pPr>
+      <w:r>
+        <w:t xml:space="preserve">Du fornemmer længslen efter det relationelle og fælles terapeutiske rum. Forberedelsen til mødet mellem to væskekroppe. Det biologiske behov for co-regulering og forbindelse. Grænsen mellem behandler og klient bliver mere gennemsigtig. Det terapeutiske rum som tryg container for dybere processer. Åbningen mod vores naturlige funktion som sociale væsener.</w:t>
+      </w:r>
+    </w:p>
+    <w:p>
+      <w:pPr>
+        <w:pStyle w:val="BodyText"/>
+      </w:pPr>
+      <w:r>
+        <w:rPr>
+          <w:bCs/>
+          <w:b/>
+        </w:rPr>
+        <w:t xml:space="preserve">Som ét levende kontinuum</w:t>
+      </w:r>
+    </w:p>
+    <w:p>
+      <w:pPr>
+        <w:pStyle w:val="BodyText"/>
+      </w:pPr>
+      <w:r>
+        <w:t xml:space="preserve">Væskekroppen er ét sammenhængende felt der ånder gennem alt det vi rører ved. Det medbragte fra det fysiske og den vågnende respons lever i samme matrix, og åbningen mod det relationelle ligger latent i selve væskens bevægelse. Hukommelsen om det fysiske er væskekroppens måde at bære helheden — og selve denne hukommelse gør forløsning mulig, fordi intet er forsvundet. Når vi følger væskens egen rytme, opdager vi at vores opgave ikke er at forene noget. Det er allerede forenet. Vi tillader bare at det viser sig.</w:t>
+      </w:r>
+    </w:p>
+    <w:p>
+      <w:pPr>
+        <w:pStyle w:val="BodyText"/>
+      </w:pPr>
+      <w:r>
+        <w:rPr>
+          <w:bCs/>
+          <w:b/>
+        </w:rPr>
+        <w:t xml:space="preserve">[INSPIRATION — nye vinkler at overveje]</w:t>
+      </w:r>
+    </w:p>
+    <w:p>
+      <w:pPr>
+        <w:pStyle w:val="BodyText"/>
+      </w:pPr>
       <w:r>
         <w:rPr>
           <w:iCs/>
           <w:i/>
         </w:rPr>
-        <w:t xml:space="preserve">vådere</w:t>
-      </w:r>
+        <w:t xml:space="preserve">Væskekroppen i Rum B er ikke kun blod og lymfe — det er hele kroppens samlede væskemiljø der begynder at bevæge sig som én sammenhængende enhed. Det vi mærker når Rum B vågner er denne matrix der træder ud af adskilte kompartments og bliver ét felt.</w:t>
+      </w:r>
+    </w:p>
+    <w:p>
+      <w:pPr>
+        <w:pStyle w:val="BodyText"/>
+      </w:pPr>
       <w:r>
         <w:rPr>
           <w:iCs/>
           <w:i/>
         </w:rPr>
-        <w:t xml:space="preserve">’</w:t>
+        <w:t xml:space="preserve">Overgangen fra Rum A til Rum B mærkes ofte først som en kvalitetsændring i vævet. Det bliver</w:t>
       </w:r>
       <w:r>
         <w:rPr>
           <w:iCs/>
           <w:i/>
         </w:rPr>
-        <w:t xml:space="preserve">, mere flydende. Klienten beskriver det nogle gange som om de bliver tunge eller lette samtidigt. Det er paradokset ved væskekroppen — den har vægt og letvægt på én gang.</w:t>
-      </w:r>
-    </w:p>
-    <w:p>
-      <w:pPr>
-        <w:pStyle w:val="BodyText"/>
-      </w:pPr>
+        <w:t xml:space="preserve"> </w:t>
+      </w:r>
       <w:r>
         <w:rPr>
           <w:iCs/>
           <w:i/>
         </w:rPr>
-        <w:t xml:space="preserve">Når Rum B nægter at vågne, er det oftest fordi nervesystemet endnu ikke har givet sin tilladelse. Væskekroppen er afhængig af parasympatisk dominans for at flyde frit. Hvis behandlingen forhastes, blokerer den sympatiske aktivering den proces vi venter på.</w:t>
-      </w:r>
-    </w:p>
-    <w:p>
-      <w:pPr>
-        <w:pStyle w:val="BodyText"/>
-      </w:pPr>
-      <w:r>
-        <w:rPr>
-          <w:bCs/>
-          <w:b/>
-        </w:rPr>
-        <w:t xml:space="preserve">[REFLEKSIONSSPØRGSMÅL]</w:t>
-      </w:r>
-    </w:p>
-    <w:p>
-      <w:pPr>
-        <w:numPr>
-          <w:ilvl w:val="0"/>
-          <w:numId w:val="1058"/>
-        </w:numPr>
-      </w:pPr>
-      <w:r>
-        <w:t xml:space="preserve">Hvis det allerede er forenet, hvad ændrer det så ved den helingshandling du tror du udfører?</w:t>
-      </w:r>
-    </w:p>
-    <w:p>
-      <w:pPr>
-        <w:numPr>
-          <w:ilvl w:val="0"/>
-          <w:numId w:val="1058"/>
-        </w:numPr>
-      </w:pPr>
-      <w:r>
-        <w:t xml:space="preserve">Væsken bærer hukommelse på en måde strukturen ikke gør. I dit seneste klient-arbejde — hvilken slags hukommelse mærkede du væsken bære?</w:t>
-      </w:r>
-    </w:p>
-    <w:p>
-      <w:pPr>
-        <w:numPr>
-          <w:ilvl w:val="0"/>
-          <w:numId w:val="1058"/>
-        </w:numPr>
-      </w:pPr>
-      <w:r>
-        <w:t xml:space="preserve">Lige før dine hænder slipper ledelsen, sker der noget i din egen krop. Beskriv den signal-bevægelse, hvis du kan finde ord for den.</w:t>
-      </w:r>
-    </w:p>
-    <w:p>
-      <w:pPr>
-        <w:pStyle w:val="FirstParagraph"/>
-      </w:pPr>
-      <w:r>
-        <w:rPr>
-          <w:bCs/>
-          <w:b/>
-        </w:rPr>
-        <w:t xml:space="preserve">[BRØDTEKST: Rum C — Det Relationelle Felt]</w:t>
-      </w:r>
-    </w:p>
-    <w:p>
-      <w:pPr>
-        <w:pStyle w:val="BodyText"/>
-      </w:pPr>
+        <w:t xml:space="preserve">‘</w:t>
+      </w:r>
       <w:r>
         <w:rPr>
           <w:iCs/>
           <w:i/>
         </w:rPr>
-        <w:t xml:space="preserve">Når væskekroppen har fundet sin rytme og grænsen mellem behandler og klient bliver mere flydende, opstår et fælles felt — et relationelt rum hvor vi møder vores naturlige biologiske arv som sociale væsener.</w:t>
-      </w:r>
-    </w:p>
-    <w:p>
-      <w:pPr>
-        <w:pStyle w:val="BodyText"/>
-      </w:pPr>
-      <w:r>
-        <w:rPr>
-          <w:bCs/>
-          <w:b/>
-        </w:rPr>
-        <w:t xml:space="preserve">Det relationelle som naturlig funktion</w:t>
-      </w:r>
-    </w:p>
-    <w:p>
-      <w:pPr>
-        <w:pStyle w:val="BodyText"/>
-      </w:pPr>
-      <w:r>
-        <w:t xml:space="preserve">Her udfolder Rum C sig som vores medfødte kapacitet til at fungere i relation. Som pattedyr er vi biologisk udviklet til at leve, udveksle og co-regulere med andre. Dette er ikke en tillært færdighed men en iboende del af vores natur — vi er skabt til at finde balance gennem forbindelse med familie, venskaber, kollegaer og det nære samfund.</w:t>
-      </w:r>
-    </w:p>
-    <w:p>
-      <w:pPr>
-        <w:pStyle w:val="BodyText"/>
-      </w:pPr>
-      <w:r>
-        <w:t xml:space="preserve">I behandlingssituationen manifesterer dette sig som det terapeutiske rum mellem behandler og klient — et fælles felt hvor begge systemer mødes og påvirker hinanden. Dette er et dybere niveau end det individuelle, hvor heling sker gennem selve relationen. Det nære samfund — vores by, region, arbejdsplads — udgør den naturlige kontekst hvor vores biologiske behov for tilhørsforhold og udveksling udfolder sig.</w:t>
-      </w:r>
-    </w:p>
-    <w:p>
-      <w:pPr>
-        <w:pStyle w:val="BodyText"/>
-      </w:pPr>
-      <w:r>
-        <w:t xml:space="preserve">Du oplever det fælles felt mellem behandler og klient som levende realitet. Co-regulering som naturlig biologisk funktion. Nervesystemernes gensidige påvirkning og stabilisering. Det relationelle rum som container for dybere processer. Forbindelse til familie, venskaber og nært samfund som helende kraft. Integration af det individuelle i den større sociale kontekst.</w:t>
-      </w:r>
-    </w:p>
-    <w:p>
-      <w:pPr>
-        <w:pStyle w:val="BodyText"/>
-      </w:pPr>
-      <w:r>
-        <w:rPr>
-          <w:bCs/>
-          <w:b/>
-        </w:rPr>
-        <w:t xml:space="preserve">Væskekroppens kvaliteter i det fælles</w:t>
-      </w:r>
-    </w:p>
-    <w:p>
-      <w:pPr>
-        <w:pStyle w:val="BodyText"/>
-      </w:pPr>
-      <w:r>
-        <w:t xml:space="preserve">Rum C inkluderer og udvider væskekroppens egenskaber fra Rum B ind i det relationelle felt. Den simultane respons gennem væskekroppen bliver nu til fælles respons mellem to eller flere systemer. Kapaciteten til The Neutral udvides til at omfatte det fælles rum. Automatic Shifting kan nu bevæge sig ikke kun gennem individet men gennem det relationelle felt.</w:t>
-      </w:r>
-    </w:p>
-    <w:p>
-      <w:pPr>
-        <w:pStyle w:val="BodyText"/>
-      </w:pPr>
-      <w:r>
-        <w:t xml:space="preserve">Den oprindelige midtlinje fra Rum B bliver reference ikke kun for individet men for hele det terapeutiske rum. Det autonome nervesystems fleksibilitet understøttes og forstærkes gennem mødet med andres regulerede systemer. De embryologiske kræfter arbejder nu gennem det relationelle interface.</w:t>
-      </w:r>
-    </w:p>
-    <w:p>
-      <w:pPr>
-        <w:pStyle w:val="BodyText"/>
-      </w:pPr>
-      <w:r>
-        <w:t xml:space="preserve">Du mærker væskekroppens egenskaber nu aktive i det fælles felt. Simultan respons gennem flere forbundne systemer. The Neutral som fælles tilstand mellem behandler og klient. Automatic Shifting gennem det relationelle rum. Co-regulering som forstærker nervesystemets fleksibilitet. De embryologiske kræfter arbejder gennem relationen.</w:t>
-      </w:r>
-    </w:p>
-    <w:p>
-      <w:pPr>
-        <w:pStyle w:val="BodyText"/>
-      </w:pPr>
-      <w:r>
-        <w:rPr>
-          <w:bCs/>
-          <w:b/>
-        </w:rPr>
-        <w:t xml:space="preserve">Broen til det universelle</w:t>
-      </w:r>
-    </w:p>
-    <w:p>
-      <w:pPr>
-        <w:pStyle w:val="BodyText"/>
-      </w:pPr>
-      <w:r>
-        <w:t xml:space="preserve">Rum C’s relationelle felt peger naturligt mod noget større — mod det som rækker ud over det nære og kendte. Her forberedes overgangen til det universelle, til det som forbinder hele menneskeheden. Det instinktive og fælles-menneskelige begynder at vise sig gennem det relationelle.</w:t>
-      </w:r>
-    </w:p>
-    <w:p>
-      <w:pPr>
-        <w:pStyle w:val="BodyText"/>
-      </w:pPr>
-      <w:r>
-        <w:t xml:space="preserve">Dette er ikke længere kun familie og lokalt samfund, men forbindelsen til noget der transcenderer individuelle og lokale grænser. The Long Tide’s universelle bevægelse fornemmes i baggrunden — den kraft som forbinder alt levende på tværs af det individuelle og det nært relationelle. Rum D forberedes gennem erkendelsen af at vi er del af noget langt større.</w:t>
-      </w:r>
-    </w:p>
-    <w:p>
-      <w:pPr>
-        <w:pStyle w:val="BodyText"/>
-      </w:pPr>
-      <w:r>
-        <w:t xml:space="preserve">Du fornemmer det universelle der viser sig gennem det partikulære. Forbindelsen til menneskeheden som helhed. Det instinktive og arketypiske der lever i alle. The Long Tide’s tilstedeværelse i baggrunden. Det fælles på tværs af alle individuelle og relationelle grænser. Åbningen mod Rum D hvor det universelle felt dominerer.</w:t>
-      </w:r>
-    </w:p>
-    <w:p>
-      <w:pPr>
-        <w:pStyle w:val="BodyText"/>
-      </w:pPr>
-      <w:r>
-        <w:rPr>
-          <w:bCs/>
-          <w:b/>
-        </w:rPr>
-        <w:t xml:space="preserve">Som ét fælles rum</w:t>
-      </w:r>
-    </w:p>
-    <w:p>
-      <w:pPr>
-        <w:pStyle w:val="BodyText"/>
-      </w:pPr>
-      <w:r>
-        <w:t xml:space="preserve">Det relationelle felt er ét fælles rum der opstår når to systemer møder hinanden. Væskekroppens kvaliteter lever videre i co-reguleringens biologiske rytme, og åbningen mod det universelle peger naturligt videre — alt vibrerer samtidigt i hvert øjeblik af mødet, som tonaliteter af samme forbindelse snarere end lag der skal gennemleves. At vi er sociale væsener tilhører vores fysiologi — vores arv som pattedyr. Helingen sker ofte præcis her hvor to nervesystemer finder hinanden, og når vi hviler i det fælles rum, peger det af sig selv mod noget større — som en naturlig forlængelse af det nære, ikke som en flugt fra det.</w:t>
-      </w:r>
-    </w:p>
-    <w:p>
-      <w:pPr>
-        <w:pStyle w:val="BodyText"/>
-      </w:pPr>
-      <w:r>
-        <w:rPr>
-          <w:bCs/>
-          <w:b/>
-        </w:rPr>
-        <w:t xml:space="preserve">[INSPIRATION — nye vinkler at overveje]</w:t>
-      </w:r>
-    </w:p>
-    <w:p>
-      <w:pPr>
-        <w:pStyle w:val="BodyText"/>
-      </w:pPr>
+        <w:t xml:space="preserve">vådere</w:t>
+      </w:r>
       <w:r>
         <w:rPr>
           <w:iCs/>
           <w:i/>
         </w:rPr>
-        <w:t xml:space="preserve">Det relationelle felt er ikke metafor men biologi. Når to nervesystemer mødes uden trussel, opstår en målbar fælles regulering — det er det system der opstod blandt sociale pattedyr og som vi alle bærer. Vi bygger på en eksisterende neurobiologisk arkitektur, ikke på spirituel idé.</w:t>
-      </w:r>
-    </w:p>
-    <w:p>
-      <w:pPr>
-        <w:pStyle w:val="BodyText"/>
-      </w:pPr>
+        <w:t xml:space="preserve">’</w:t>
+      </w:r>
       <w:r>
         <w:rPr>
           <w:iCs/>
           <w:i/>
         </w:rPr>
-        <w:t xml:space="preserve">I det relationelle felt bliver behandleren også ændret. Det er ikke en énvejsbevægelse fra os til klienten. Vi mærker noget i os selv vågne i takt med klientens åbning. At anerkende dette uden at lade vores eget materiale fylde feltet er en daglig disciplin.</w:t>
+        <w:t xml:space="preserve">, mere flydende. Klienten beskriver det nogle gange som om de bliver tunge eller lette samtidigt. Det er paradokset ved væskekroppen — den har vægt og letvægt på én gang.</w:t>
       </w:r>
     </w:p>
     <w:p>
@@ -14048,64 +13851,7 @@
           <w:iCs/>
           <w:i/>
         </w:rPr>
-        <w:t xml:space="preserve">Når det relationelle felt overvælder klienten, er det ofte fordi det er længe siden de har været i et trygt felt. Selv det at føle sig set kan være krævende. Vores opgave er ikke at gå frem, men at give feltet plads og tid til at modne i sit eget tempo.</w:t>
-      </w:r>
-    </w:p>
-    <w:p>
-      <w:pPr>
-        <w:pStyle w:val="BodyText"/>
-      </w:pPr>
-      <w:r>
-        <w:rPr>
-          <w:bCs/>
-          <w:b/>
-        </w:rPr>
-        <w:t xml:space="preserve">[REFLEKSIONSSPØRGSMÅL]</w:t>
-      </w:r>
-    </w:p>
-    <w:p>
-      <w:pPr>
-        <w:numPr>
-          <w:ilvl w:val="0"/>
-          <w:numId w:val="1059"/>
-        </w:numPr>
-      </w:pPr>
-      <w:r>
-        <w:t xml:space="preserve">Det fælles rum opstår — det laves ikke. Hvilke betingelser i dig selv inviterer det frem?</w:t>
-      </w:r>
-    </w:p>
-    <w:p>
-      <w:pPr>
-        <w:numPr>
-          <w:ilvl w:val="0"/>
-          <w:numId w:val="1059"/>
-        </w:numPr>
-      </w:pPr>
-      <w:r>
-        <w:t xml:space="preserve">Et andet menneskes regulering registreres ofte i kroppen før i hovedet. Hvor møder du den først?</w:t>
-      </w:r>
-    </w:p>
-    <w:p>
-      <w:pPr>
-        <w:numPr>
-          <w:ilvl w:val="0"/>
-          <w:numId w:val="1059"/>
-        </w:numPr>
-      </w:pPr>
-      <w:r>
-        <w:t xml:space="preserve">Når feltet selv heler — vidne, vært eller ledsager — hvilken position er sværest at hvile i?</w:t>
-      </w:r>
-    </w:p>
-    <w:p>
-      <w:pPr>
-        <w:pStyle w:val="FirstParagraph"/>
-      </w:pPr>
-      <w:r>
-        <w:rPr>
-          <w:bCs/>
-          <w:b/>
-        </w:rPr>
-        <w:t xml:space="preserve">[BRØDTEKST: Rum D — The Long Tide / Primary Respiration]</w:t>
+        <w:t xml:space="preserve">Når Rum B nægter at vågne, er det oftest fordi nervesystemet endnu ikke har givet sin tilladelse. Væskekroppen er afhængig af parasympatisk dominans for at flyde frit. Hvis behandlingen forhastes, blokerer den sympatiske aktivering den proces vi venter på.</w:t>
       </w:r>
     </w:p>
     <w:p>
@@ -14117,147 +13863,7 @@
           <w:iCs/>
           <w:i/>
         </w:rPr>
-        <w:t xml:space="preserve">Nu træder du ind i det universelle felt — hvor The Long Tide bevæger sig fra horisonten med sin dybe, langsomme rytme, bærende livets matrix og skabelonen for optimal funktion.</w:t>
-      </w:r>
-    </w:p>
-    <w:p>
-      <w:pPr>
-        <w:pStyle w:val="BodyText"/>
-      </w:pPr>
-      <w:r>
-        <w:rPr>
-          <w:bCs/>
-          <w:b/>
-        </w:rPr>
-        <w:t xml:space="preserve">The Long Tide som universelt felt</w:t>
-      </w:r>
-    </w:p>
-    <w:p>
-      <w:pPr>
-        <w:pStyle w:val="BodyText"/>
-      </w:pPr>
-      <w:r>
-        <w:t xml:space="preserve">Dette er Primary Respiration’s energetiske udtryk — den universelle bevægelse der kommer fra horisonten mod kroppens midtlinje med sin 100 sekunders cyklus. Her transcenderer vi det individuelle og det nært relationelle for at møde det som forbinder alt levende. The Long Tide bærer livets blueprint, den perfekte skabelon som aldrig mistes.</w:t>
-      </w:r>
-    </w:p>
-    <w:p>
-      <w:pPr>
-        <w:pStyle w:val="BodyText"/>
-      </w:pPr>
-      <w:r>
-        <w:t xml:space="preserve">I Rum D opleves direkte hvordan vi er del af noget langt større — ikke som idé men som levende erfaring. Det instinktive niveau aktiveres, millioner af års evolutionær visdom bliver tilgængelig. Dette er ikke enhed i den absolutte forstand som i Dynamisk Stilhed, men oplevelsen af at være forbundet med hele livets væv på tværs af alle grænser.</w:t>
-      </w:r>
-    </w:p>
-    <w:p>
-      <w:pPr>
-        <w:pStyle w:val="BodyText"/>
-      </w:pPr>
-      <w:r>
-        <w:t xml:space="preserve">Du oplever 100 sekunders cyklus — 6 cyklusser hver 10. minut. Bevægelse fra horisonten til midtlinjen som bærer livets matrix. Det universelle der transcenderer det individuelle og relationelle. Instinktiv erkendelse og urgammel visdom bliver tilgængelig. Forbindelse med hele menneskeheden og alt levende. Primary Respiration som organiserende kraft for al heling.</w:t>
-      </w:r>
-    </w:p>
-    <w:p>
-      <w:pPr>
-        <w:pStyle w:val="BodyText"/>
-      </w:pPr>
-      <w:r>
-        <w:rPr>
-          <w:bCs/>
-          <w:b/>
-        </w:rPr>
-        <w:t xml:space="preserve">Det relationelle felt integreret</w:t>
-      </w:r>
-    </w:p>
-    <w:p>
-      <w:pPr>
-        <w:pStyle w:val="BodyText"/>
-      </w:pPr>
-      <w:r>
-        <w:t xml:space="preserve">Rum D inkluderer og transcenderer Rum C’s relationelle kvaliteter. Det terapeutiske rum mellem behandler og klient bliver nu del af et større felt. Co-reguleringen udvides fra det nære til det universelle — vi regulerer ikke kun med hinanden men med livets egen rytme.</w:t>
-      </w:r>
-    </w:p>
-    <w:p>
-      <w:pPr>
-        <w:pStyle w:val="BodyText"/>
-      </w:pPr>
-      <w:r>
-        <w:t xml:space="preserve">Familien, venskaberne, det nære samfund fra Rum C er stadig til stede men nu som aspekter af noget større. The Long Tide organiserer alle de relationelle felter, forbinder dem i én samlet bevægelse. De embryologiske kræfter arbejder nu ikke kun gennem individet eller relationen men gennem hele det universelle felt.</w:t>
-      </w:r>
-    </w:p>
-    <w:p>
-      <w:pPr>
-        <w:pStyle w:val="BodyText"/>
-      </w:pPr>
-      <w:r>
-        <w:t xml:space="preserve">Du mærker Rum C’s relationelle felt nu båret af The Long Tide. Co-regulering udvides til universel synkronisering. Det nære samfund som del af hele menneskeheden. Alle individuelle og relationelle processer organiseret af én rytme. De embryologiske kræfter arbejder gennem det universelle. Integration af alle tidligere zoner i én samlet bevægelse.</w:t>
-      </w:r>
-    </w:p>
-    <w:p>
-      <w:pPr>
-        <w:pStyle w:val="BodyText"/>
-      </w:pPr>
-      <w:r>
-        <w:rPr>
-          <w:bCs/>
-          <w:b/>
-        </w:rPr>
-        <w:t xml:space="preserve">Porten til Dynamisk Stilhed</w:t>
-      </w:r>
-    </w:p>
-    <w:p>
-      <w:pPr>
-        <w:pStyle w:val="BodyText"/>
-      </w:pPr>
-      <w:r>
-        <w:t xml:space="preserve">I Rum D forberedes det ultimative møde med livets oprindelse. The Long Tide’s bevægelse peger naturligt mod sin egen kilde — Dynamisk Stilhed. I øjeblikke af fuldstændig synkronisering og overgivelse kan grænsen mellem bevægelse og stilhed blive gennemsigtig.</w:t>
-      </w:r>
-    </w:p>
-    <w:p>
-      <w:pPr>
-        <w:pStyle w:val="BodyText"/>
-      </w:pPr>
-      <w:r>
-        <w:t xml:space="preserve">Her fornemmes at selv The Long Tide udspringer fra noget dybere — det umanifesterede potentiale, livets arnested. Rum E’s kvaliteter begynder at vise sig som mulighed — ikke som noget vi kan gribe men som nådens potentiale. Paradokset hvor al bevægelse udspringer fra stilhed bliver til levende erfaring.</w:t>
-      </w:r>
-    </w:p>
-    <w:p>
-      <w:pPr>
-        <w:pStyle w:val="BodyText"/>
-      </w:pPr>
-      <w:r>
-        <w:t xml:space="preserve">Du fornemmer Dynamisk Stilhed som The Long Tide’s oprindelse. Porten til det umanifesterede potentiale. Bevægelse og stilhed som to aspekter af samme virkelighed. Muligheden for øjeblikkelig transmutation. Nådens potentiale der venter uden for viljen. Forberedelsen til Rum E’s paradoksale virkelighed.</w:t>
-      </w:r>
-    </w:p>
-    <w:p>
-      <w:pPr>
-        <w:pStyle w:val="BodyText"/>
-      </w:pPr>
-      <w:r>
-        <w:rPr>
-          <w:bCs/>
-          <w:b/>
-        </w:rPr>
-        <w:t xml:space="preserve">Som ét universelt felt</w:t>
-      </w:r>
-    </w:p>
-    <w:p>
-      <w:pPr>
-        <w:pStyle w:val="BodyText"/>
-      </w:pPr>
-      <w:r>
-        <w:t xml:space="preserve">The Long Tide er ét universelt felt der bevæger sig fra horisonten gennem alt vi rører ved. Det relationelle bæres med ind i en dybere rytme, og porten mod Dynamisk Stilhed begynder at vise sig — én kraft der altid har været til stede, ikke et hierarki af lag men aspekter af samme bevægelse. Vi mærker den nu fordi betingelserne har samlet sig — fordi sansningen er blevet stille nok til at horisonten kan høres. Når vi bliver bevæget af den, opdager vi at vi aldrig var adskilt fra livets store rytme; vi har bare manglet den ro der skal til for at lade den nå os.</w:t>
-      </w:r>
-    </w:p>
-    <w:p>
-      <w:pPr>
-        <w:pStyle w:val="BodyText"/>
-      </w:pPr>
-      <w:r>
-        <w:rPr>
-          <w:bCs/>
-          <w:b/>
-        </w:rPr>
-        <w:t xml:space="preserve">[INSPIRATION — nye vinkler at overveje]</w:t>
+        <w:t xml:space="preserve">I behandlingssituationen kommer overgangen til Rum B ofte gradvist. Først blødgøres vævet lokalt; så bredere; så bevæger hele organismen sig som ét fluid felt. Hænderne kan ikke fremtvinge denne overgang — de kan kun give plads til den. Klienten mærker det ofte før behandleren kan beskrive det.</w:t>
       </w:r>
     </w:p>
     <w:p>
@@ -14269,7 +13875,7 @@
           <w:iCs/>
           <w:i/>
         </w:rPr>
-        <w:t xml:space="preserve">De 100 sekunder er ikke en målbar konstant. Cyklusserne kommer i et bredere spektrum — nogle gange 80, nogle gange 120 — og varierer fra klient til klient og fra øjeblik til øjeblik. Tallet er en pejling, ikke en definition. Hvad vi lytter til er rytmens natur, ikke dens præcision.</w:t>
+        <w:t xml:space="preserve">Hos klienter der lever meget i hovedet, kan Rum B være tilgængelig først efter længere arbejde. Hos klienter med god kropsforankring åbner den sig næsten automatisk når The Neutral er etableret. Hos klienter med lange traumer kan Rum B være beskyttet — adgangen til væsken er en tærskel der skal mødes med tålmodighed.</w:t>
       </w:r>
     </w:p>
     <w:p>
@@ -14281,7 +13887,7 @@
           <w:iCs/>
           <w:i/>
         </w:rPr>
-        <w:t xml:space="preserve">Læringen af at mærke Long Tide sker ikke gennem instruktion. Det sker oftest ved at sidde sammen med en mere erfaren behandler ved den samme klient — over tid genkender hænderne det andre hænder allerede mærker. Det er en mundtlig tradition, ikke en målbar færdighed.</w:t>
+        <w:t xml:space="preserve">Når Rum B er fuldt etableret, mærker hænderne en bredere koherens. Det er ikke længere kun lokale strukturer der bevæger sig, men hele organismen som én fluid enhed. Klientens åndedrag bliver dybere og mere langsomt; deres ansigt får ofte en blødere kvalitet. Disse er ikke tilfældige sammenfald.</w:t>
       </w:r>
     </w:p>
     <w:p>
@@ -14293,7 +13899,7 @@
           <w:iCs/>
           <w:i/>
         </w:rPr>
-        <w:t xml:space="preserve">En vanskelig erkendelse: nogle gange tror vi at mærke Long Tide, men det er noget andet — en intern rytme i os selv, en forventning, en forestilling om hvordan det skal føles. At kunne skelne mellem det indre billede og den faktiske oplevelse er en del af modningen.</w:t>
+        <w:t xml:space="preserve">Rum B er forbindelsen mellem den faste krop (Rum A) og de subtile rum (Rum C-E). Uden Rum B kan vi ikke nå Long Tide-rummet — væskens åbning er den nødvendige passage. Det er en af de grunde, vi ikke springer rummene over: hver indeholder den foregående og forbereder den næste.</w:t>
       </w:r>
     </w:p>
     <w:p>
@@ -14312,33 +13918,33 @@
       <w:pPr>
         <w:numPr>
           <w:ilvl w:val="0"/>
-          <w:numId w:val="1060"/>
-        </w:numPr>
-      </w:pPr>
-      <w:r>
-        <w:t xml:space="preserve">Hvad sker der i et arbejde når du holder op med at lede efter The Long Tide og lader den finde dig?</w:t>
-      </w:r>
-    </w:p>
-    <w:p>
-      <w:pPr>
-        <w:numPr>
-          <w:ilvl w:val="0"/>
-          <w:numId w:val="1060"/>
-        </w:numPr>
-      </w:pPr>
-      <w:r>
-        <w:t xml:space="preserve">Roen der gør Long Tide hørbar er ikke teknik. Hvad i dit liv lige nu hjælper den ro frem, og hvad afskærmer den?</w:t>
-      </w:r>
-    </w:p>
-    <w:p>
-      <w:pPr>
-        <w:numPr>
-          <w:ilvl w:val="0"/>
-          <w:numId w:val="1060"/>
-        </w:numPr>
-      </w:pPr>
-      <w:r>
-        <w:t xml:space="preserve">Mellem at observere og at blive bevæget findes en fin skift. Beskriv øjeblikket — eller dets fravær — fra dit seneste klient-arbejde.</w:t>
+          <w:numId w:val="1058"/>
+        </w:numPr>
+      </w:pPr>
+      <w:r>
+        <w:t xml:space="preserve">Hvis det allerede er forenet, hvad ændrer det så ved den helingshandling du tror du udfører?</w:t>
+      </w:r>
+    </w:p>
+    <w:p>
+      <w:pPr>
+        <w:numPr>
+          <w:ilvl w:val="0"/>
+          <w:numId w:val="1058"/>
+        </w:numPr>
+      </w:pPr>
+      <w:r>
+        <w:t xml:space="preserve">Væsken bærer hukommelse på en måde strukturen ikke gør. I dit seneste klient-arbejde — hvilken slags hukommelse mærkede du væsken bære?</w:t>
+      </w:r>
+    </w:p>
+    <w:p>
+      <w:pPr>
+        <w:numPr>
+          <w:ilvl w:val="0"/>
+          <w:numId w:val="1058"/>
+        </w:numPr>
+      </w:pPr>
+      <w:r>
+        <w:t xml:space="preserve">Lige før dine hænder slipper ledelsen, sker der noget i din egen krop. Beskriv den signal-bevægelse, hvis du kan finde ord for den.</w:t>
       </w:r>
     </w:p>
     <w:p>
@@ -14350,7 +13956,7 @@
           <w:bCs/>
           <w:b/>
         </w:rPr>
-        <w:t xml:space="preserve">[BRØDTEKST: Rum E — Dynamisk Stilhed]</w:t>
+        <w:t xml:space="preserve">[BRØDTEKST: Rum C — Det Relationelle Felt]</w:t>
       </w:r>
     </w:p>
     <w:p>
@@ -14362,135 +13968,135 @@
           <w:iCs/>
           <w:i/>
         </w:rPr>
-        <w:t xml:space="preserve">I sjældne øjeblikke af nåde træder du ind i Dynamisk Stilhed — paradoksernes verden hvor fuldstændig stilstand indeholder al bevægelse, hvor du er syg det ene øjeblik og det næste er det væk.</w:t>
-      </w:r>
-    </w:p>
-    <w:p>
-      <w:pPr>
-        <w:pStyle w:val="BodyText"/>
-      </w:pPr>
-      <w:r>
-        <w:rPr>
-          <w:bCs/>
-          <w:b/>
-        </w:rPr>
-        <w:t xml:space="preserve">Dynamisk Stilhed som livets arnested</w:t>
-      </w:r>
-    </w:p>
-    <w:p>
-      <w:pPr>
-        <w:pStyle w:val="BodyText"/>
-      </w:pPr>
-      <w:r>
-        <w:t xml:space="preserve">Her er kilden hvorfra alt udspringer — det umanifesterede potentiale der indeholder skabelonen til selve livet. Ikke tom stilhed men et levende felt af rent potentiale. Dette er verdenen af transsubstantiation, hvor heling sker på måder der transcenderer vores forståelse. Midtlinjens essens viser sig at være dynamisk stilhed selv — punktet hvorfra al bevægelse udspringer og vender tilbage til.</w:t>
-      </w:r>
-    </w:p>
-    <w:p>
-      <w:pPr>
-        <w:pStyle w:val="BodyText"/>
-      </w:pPr>
-      <w:r>
-        <w:t xml:space="preserve">I Rum E opleves direkte at blive skabt af livet selv i det levende øjeblik. Breath of Life viser sig som den potente ild der bærer livskraften fra stilheden ud i manifestation. Her mødes paradokserne — adskillelse og enhed erfaret samtidigt, stilstand som indeholder al bevægelse, det øjeblikkelige som rummer evigheden.</w:t>
-      </w:r>
-    </w:p>
-    <w:p>
-      <w:pPr>
-        <w:pStyle w:val="BodyText"/>
-      </w:pPr>
-      <w:r>
-        <w:t xml:space="preserve">Du oplever livets arnested — kilden til alt manifesteret og umanifesteret. Blueprint for al sundhed i sin rene form. Paradokset hvor stilstand indeholder al bevægelse. Verdenen af øjeblikkelig transmutation. Oplevelsen af at blive skabt øjeblik for øjeblik. Midtlinjens essens som dynamisk stilhed.</w:t>
-      </w:r>
-    </w:p>
-    <w:p>
-      <w:pPr>
-        <w:pStyle w:val="BodyText"/>
-      </w:pPr>
-      <w:r>
-        <w:rPr>
-          <w:bCs/>
-          <w:b/>
-        </w:rPr>
-        <w:t xml:space="preserve">The Long Tide og Primary Respiration</w:t>
-      </w:r>
-    </w:p>
-    <w:p>
-      <w:pPr>
-        <w:pStyle w:val="BodyText"/>
-      </w:pPr>
-      <w:r>
-        <w:t xml:space="preserve">Dynamisk Stilhed manifesterer sig gennem Rum D’s The Long Tide. Dette er det første nedkog fra stilheden — hvor det umanifesterede begynder at udtrykke sig i bevægelse og rytme. The Long Tide viser sig at være Breath of Life’s første udtryk, den kaleidoskopiske energi der bærer livets potentiale ud i verden.</w:t>
-      </w:r>
-    </w:p>
-    <w:p>
-      <w:pPr>
-        <w:pStyle w:val="BodyText"/>
-      </w:pPr>
-      <w:r>
-        <w:t xml:space="preserve">Alle tidligere zoner — det fysiske, væskekroppen, det relationelle, det universelle — viser sig at udspringe fra denne ene kilde. Primary Respiration er stilhedens åndedræt, den bevægelse som opstår fra det ubevægelige. De embryologiske kræfters ultimative oprindelse åbenbares som denne dynamiske stilhed.</w:t>
-      </w:r>
-    </w:p>
-    <w:p>
-      <w:pPr>
-        <w:pStyle w:val="BodyText"/>
-      </w:pPr>
-      <w:r>
-        <w:t xml:space="preserve">Du mærker Breath of Life som første manifestation fra stilheden. The Long Tide som udtryk for stilhedens bevægelse. Primary Respiration’s oprindelse i det ubevægelige. Alle zoners ultimative kilde i én stilhed. Forbindelsen mellem stilhed og bevægelse som én realitet. De embryologiske kræfters udspring fra det umanifesterede.</w:t>
-      </w:r>
-    </w:p>
-    <w:p>
-      <w:pPr>
-        <w:pStyle w:val="BodyText"/>
-      </w:pPr>
-      <w:r>
-        <w:rPr>
-          <w:bCs/>
-          <w:b/>
-        </w:rPr>
-        <w:t xml:space="preserve">Kærlighed og mysteriet</w:t>
-      </w:r>
-    </w:p>
-    <w:p>
-      <w:pPr>
-        <w:pStyle w:val="BodyText"/>
-      </w:pPr>
-      <w:r>
-        <w:t xml:space="preserve">Fra Dynamisk Stilhed åbner sig det som ligger hinsides alle zoner — det vi ikke har ord for. Her møder vi havet af kærlighed, den ubetingede accept som livet har for alt skabt. Dette er ikke noget vi kan gribe eller forstå, kun modtage gennem nåde.</w:t>
-      </w:r>
-    </w:p>
-    <w:p>
-      <w:pPr>
-        <w:pStyle w:val="BodyText"/>
-      </w:pPr>
-      <w:r>
-        <w:t xml:space="preserve">Mysteriet viser sig ikke som noget der skal løses men som selve livets essens — det evigt ukendte som alligevel kender os fuldstændigt. Den kærlighed vi møder her er ikke følelse men selve den kraft der holder alt sammen, der tillader alt at eksistere præcis som det er. Her opleves at vi aldrig har været adskilt, at adskillelsen var illusionen.</w:t>
-      </w:r>
-    </w:p>
-    <w:p>
-      <w:pPr>
-        <w:pStyle w:val="BodyText"/>
-      </w:pPr>
-      <w:r>
-        <w:t xml:space="preserve">Du fornemmer havet af ubetinget kærlighed. Mysteriet som ikke kan gribes kun modtages. Erkendelsen af aldrig at have været adskilt. Kærligheden som selve livets sammenholdskraft. Det som ligger hinsides ord og forståelse. Nåden som den eneste vej ind.</w:t>
-      </w:r>
-    </w:p>
-    <w:p>
-      <w:pPr>
-        <w:pStyle w:val="BodyText"/>
-      </w:pPr>
-      <w:r>
-        <w:rPr>
-          <w:bCs/>
-          <w:b/>
-        </w:rPr>
-        <w:t xml:space="preserve">Som ét umanifesteret felt</w:t>
-      </w:r>
-    </w:p>
-    <w:p>
-      <w:pPr>
-        <w:pStyle w:val="BodyText"/>
-      </w:pPr>
-      <w:r>
-        <w:t xml:space="preserve">Dynamisk Stilhed er ét umanifesteret felt der hverken kan gribes eller forklares — kun mødes. The Long Tides oprindelse og det vi kalder kærlighed er samme virkelighed set fra forskellige vinkler, og når vores ord her begynder at blive upræcise, er det fordi mysteriet og nåden er det eneste sprog der er tilbage. Adskillelsen mellem behandler og klient opløses sammen med adskillelsen mellem stilstand og bevægelse — tilbage er den rene tilstedeværelse hvor heling ikke længere er noget der gøres, men noget der er. Hvis Rum A var hvor vores hænder først mødte kroppen, er Rum E hvor kroppen og hænderne aldrig var adskilt fra livets oprindelse.</w:t>
+        <w:t xml:space="preserve">Når væskekroppen har fundet sin rytme og grænsen mellem behandler og klient bliver mere flydende, opstår et fælles felt — et relationelt rum hvor vi møder vores naturlige biologiske arv som sociale væsener.</w:t>
+      </w:r>
+    </w:p>
+    <w:p>
+      <w:pPr>
+        <w:pStyle w:val="BodyText"/>
+      </w:pPr>
+      <w:r>
+        <w:rPr>
+          <w:bCs/>
+          <w:b/>
+        </w:rPr>
+        <w:t xml:space="preserve">Det relationelle som naturlig funktion</w:t>
+      </w:r>
+    </w:p>
+    <w:p>
+      <w:pPr>
+        <w:pStyle w:val="BodyText"/>
+      </w:pPr>
+      <w:r>
+        <w:t xml:space="preserve">Her udfolder Rum C sig som vores medfødte kapacitet til at fungere i relation. Som pattedyr er vi biologisk udviklet til at leve, udveksle og co-regulere med andre. Dette er ikke en tillært færdighed men en iboende del af vores natur — vi er skabt til at finde balance gennem forbindelse med familie, venskaber, kollegaer og det nære samfund.</w:t>
+      </w:r>
+    </w:p>
+    <w:p>
+      <w:pPr>
+        <w:pStyle w:val="BodyText"/>
+      </w:pPr>
+      <w:r>
+        <w:t xml:space="preserve">I behandlingssituationen manifesterer dette sig som det terapeutiske rum mellem behandler og klient — et fælles felt hvor begge systemer mødes og påvirker hinanden. Dette er et dybere niveau end det individuelle, hvor heling sker gennem selve relationen. Det nære samfund — vores by, region, arbejdsplads — udgør den naturlige kontekst hvor vores biologiske behov for tilhørsforhold og udveksling udfolder sig.</w:t>
+      </w:r>
+    </w:p>
+    <w:p>
+      <w:pPr>
+        <w:pStyle w:val="BodyText"/>
+      </w:pPr>
+      <w:r>
+        <w:t xml:space="preserve">Du oplever det fælles felt mellem behandler og klient som levende realitet. Co-regulering som naturlig biologisk funktion. Nervesystemernes gensidige påvirkning og stabilisering. Det relationelle rum som container for dybere processer. Forbindelse til familie, venskaber og nært samfund som helende kraft. Integration af det individuelle i den større sociale kontekst.</w:t>
+      </w:r>
+    </w:p>
+    <w:p>
+      <w:pPr>
+        <w:pStyle w:val="BodyText"/>
+      </w:pPr>
+      <w:r>
+        <w:rPr>
+          <w:bCs/>
+          <w:b/>
+        </w:rPr>
+        <w:t xml:space="preserve">Væskekroppens kvaliteter i det fælles</w:t>
+      </w:r>
+    </w:p>
+    <w:p>
+      <w:pPr>
+        <w:pStyle w:val="BodyText"/>
+      </w:pPr>
+      <w:r>
+        <w:t xml:space="preserve">Rum C inkluderer og udvider væskekroppens egenskaber fra Rum B ind i det relationelle felt. Den simultane respons gennem væskekroppen bliver nu til fælles respons mellem to eller flere systemer. Kapaciteten til The Neutral udvides til at omfatte det fælles rum. Automatic Shifting kan nu bevæge sig ikke kun gennem individet men gennem det relationelle felt.</w:t>
+      </w:r>
+    </w:p>
+    <w:p>
+      <w:pPr>
+        <w:pStyle w:val="BodyText"/>
+      </w:pPr>
+      <w:r>
+        <w:t xml:space="preserve">Den oprindelige midtlinje fra Rum B bliver reference ikke kun for individet men for hele det terapeutiske rum. Det autonome nervesystems fleksibilitet understøttes og forstærkes gennem mødet med andres regulerede systemer. De embryologiske kræfter arbejder nu gennem det relationelle interface.</w:t>
+      </w:r>
+    </w:p>
+    <w:p>
+      <w:pPr>
+        <w:pStyle w:val="BodyText"/>
+      </w:pPr>
+      <w:r>
+        <w:t xml:space="preserve">Du mærker væskekroppens egenskaber nu aktive i det fælles felt. Simultan respons gennem flere forbundne systemer. The Neutral som fælles tilstand mellem behandler og klient. Automatic Shifting gennem det relationelle rum. Co-regulering som forstærker nervesystemets fleksibilitet. De embryologiske kræfter arbejder gennem relationen.</w:t>
+      </w:r>
+    </w:p>
+    <w:p>
+      <w:pPr>
+        <w:pStyle w:val="BodyText"/>
+      </w:pPr>
+      <w:r>
+        <w:rPr>
+          <w:bCs/>
+          <w:b/>
+        </w:rPr>
+        <w:t xml:space="preserve">Broen til det universelle</w:t>
+      </w:r>
+    </w:p>
+    <w:p>
+      <w:pPr>
+        <w:pStyle w:val="BodyText"/>
+      </w:pPr>
+      <w:r>
+        <w:t xml:space="preserve">Rum C’s relationelle felt peger naturligt mod noget større — mod det som rækker ud over det nære og kendte. Her forberedes overgangen til det universelle, til det som forbinder hele menneskeheden. Det instinktive og fælles-menneskelige begynder at vise sig gennem det relationelle.</w:t>
+      </w:r>
+    </w:p>
+    <w:p>
+      <w:pPr>
+        <w:pStyle w:val="BodyText"/>
+      </w:pPr>
+      <w:r>
+        <w:t xml:space="preserve">Dette er ikke længere kun familie og lokalt samfund, men forbindelsen til noget der transcenderer individuelle og lokale grænser. The Long Tide’s universelle bevægelse fornemmes i baggrunden — den kraft som forbinder alt levende på tværs af det individuelle og det nært relationelle. Rum D forberedes gennem erkendelsen af at vi er del af noget langt større.</w:t>
+      </w:r>
+    </w:p>
+    <w:p>
+      <w:pPr>
+        <w:pStyle w:val="BodyText"/>
+      </w:pPr>
+      <w:r>
+        <w:t xml:space="preserve">Du fornemmer det universelle der viser sig gennem det partikulære. Forbindelsen til menneskeheden som helhed. Det instinktive og arketypiske der lever i alle. The Long Tide’s tilstedeværelse i baggrunden. Det fælles på tværs af alle individuelle og relationelle grænser. Åbningen mod Rum D hvor det universelle felt dominerer.</w:t>
+      </w:r>
+    </w:p>
+    <w:p>
+      <w:pPr>
+        <w:pStyle w:val="BodyText"/>
+      </w:pPr>
+      <w:r>
+        <w:rPr>
+          <w:bCs/>
+          <w:b/>
+        </w:rPr>
+        <w:t xml:space="preserve">Som ét fælles rum</w:t>
+      </w:r>
+    </w:p>
+    <w:p>
+      <w:pPr>
+        <w:pStyle w:val="BodyText"/>
+      </w:pPr>
+      <w:r>
+        <w:t xml:space="preserve">Det relationelle felt er ét fælles rum der opstår når to systemer møder hinanden. Væskekroppens kvaliteter lever videre i co-reguleringens biologiske rytme, og åbningen mod det universelle peger naturligt videre — alt vibrerer samtidigt i hvert øjeblik af mødet, som tonaliteter af samme forbindelse snarere end lag der skal gennemleves. At vi er sociale væsener tilhører vores fysiologi — vores arv som pattedyr. Helingen sker ofte præcis her hvor to nervesystemer finder hinanden, og når vi hviler i det fælles rum, peger det af sig selv mod noget større — som en naturlig forlængelse af det nære, ikke som en flugt fra det.</w:t>
       </w:r>
     </w:p>
     <w:p>
@@ -14514,7 +14120,7 @@
           <w:iCs/>
           <w:i/>
         </w:rPr>
-        <w:t xml:space="preserve">Dynamisk Stilhed er ikke en højere bevidsthedstilstand eller et behandlings-mål. Den dukker op nogle gange uden at vi har planlagt det, og den lader sig ikke trænes. Det meste arbejde sker i Rum A til D, og det er som det skal være. Rum E er bonus, ikke mål.</w:t>
+        <w:t xml:space="preserve">Det relationelle felt er ikke metafor men biologi. Når to nervesystemer mødes uden trussel, opstår en målbar fælles regulering — det er det system der opstod blandt sociale pattedyr og som vi alle bærer. Vi bygger på en eksisterende neurobiologisk arkitektur, ikke på spirituel idé.</w:t>
       </w:r>
     </w:p>
     <w:p>
@@ -14526,7 +14132,7 @@
           <w:iCs/>
           <w:i/>
         </w:rPr>
-        <w:t xml:space="preserve">Når sproget rammer sin grænse i Rum E, bliver det fristende at gribe til store ord. Men ord er ord. De peger og svigter. Det vigtigste er ikke ordet vi vælger — kærlighed, mysteriet, nåde, tilstedeværelse — men at vi ikke forveksler ordet med fænomenet.</w:t>
+        <w:t xml:space="preserve">I det relationelle felt bliver behandleren også ændret. Det er ikke en énvejsbevægelse fra os til klienten. Vi mærker noget i os selv vågne i takt med klientens åbning. At anerkende dette uden at lade vores eget materiale fylde feltet er en daglig disciplin.</w:t>
       </w:r>
     </w:p>
     <w:p>
@@ -14538,7 +14144,711 @@
           <w:iCs/>
           <w:i/>
         </w:rPr>
+        <w:t xml:space="preserve">Når det relationelle felt overvælder klienten, er det ofte fordi det er længe siden de har været i et trygt felt. Selv det at føle sig set kan være krævende. Vores opgave er ikke at gå frem, men at give feltet plads og tid til at modne i sit eget tempo.</w:t>
+      </w:r>
+    </w:p>
+    <w:p>
+      <w:pPr>
+        <w:pStyle w:val="BodyText"/>
+      </w:pPr>
+      <w:r>
+        <w:rPr>
+          <w:iCs/>
+          <w:i/>
+        </w:rPr>
+        <w:t xml:space="preserve">I behandlingssituationen mærkes det relationelle felt ofte først som en ændret tilstedeværelse i rummet. Klienten og behandleren begynder at åndedrætte i en bestemt rytme uden at planlægge det. Hænderne mærker en bredere koherens. Noget tredje — som ingen af os bringer alene — opstår i samspillet.</w:t>
+      </w:r>
+    </w:p>
+    <w:p>
+      <w:pPr>
+        <w:pStyle w:val="BodyText"/>
+      </w:pPr>
+      <w:r>
+        <w:rPr>
+          <w:iCs/>
+          <w:i/>
+        </w:rPr>
+        <w:t xml:space="preserve">Det relationelle felts kvalitet varierer mellem behandlinger. Nogle gange er det stille og tilbagetrukket; andre gange aktivt og bevægeligt; andre gange ladet med følelser eller minder. Hver kvalitet er informativ om klientens aktuelle behov. Det er ikke noget vi vælger — det er noget der opstår mellem os.</w:t>
+      </w:r>
+    </w:p>
+    <w:p>
+      <w:pPr>
+        <w:pStyle w:val="BodyText"/>
+      </w:pPr>
+      <w:r>
+        <w:rPr>
+          <w:iCs/>
+          <w:i/>
+        </w:rPr>
+        <w:t xml:space="preserve">Når det relationelle felt er fuldt etableret, ophører rolle-skellet midlertidigt. Behandleren er ikke længere</w:t>
+      </w:r>
+      <w:r>
+        <w:rPr>
+          <w:iCs/>
+          <w:i/>
+        </w:rPr>
+        <w:t xml:space="preserve"> </w:t>
+      </w:r>
+      <w:r>
+        <w:rPr>
+          <w:iCs/>
+          <w:i/>
+        </w:rPr>
+        <w:t xml:space="preserve">‘</w:t>
+      </w:r>
+      <w:r>
+        <w:rPr>
+          <w:iCs/>
+          <w:i/>
+        </w:rPr>
+        <w:t xml:space="preserve">den der gør</w:t>
+      </w:r>
+      <w:r>
+        <w:rPr>
+          <w:iCs/>
+          <w:i/>
+        </w:rPr>
+        <w:t xml:space="preserve">’</w:t>
+      </w:r>
+      <w:r>
+        <w:rPr>
+          <w:iCs/>
+          <w:i/>
+        </w:rPr>
+        <w:t xml:space="preserve">; klienten er ikke længere</w:t>
+      </w:r>
+      <w:r>
+        <w:rPr>
+          <w:iCs/>
+          <w:i/>
+        </w:rPr>
+        <w:t xml:space="preserve"> </w:t>
+      </w:r>
+      <w:r>
+        <w:rPr>
+          <w:iCs/>
+          <w:i/>
+        </w:rPr>
+        <w:t xml:space="preserve">‘</w:t>
+      </w:r>
+      <w:r>
+        <w:rPr>
+          <w:iCs/>
+          <w:i/>
+        </w:rPr>
+        <w:t xml:space="preserve">den der modtager</w:t>
+      </w:r>
+      <w:r>
+        <w:rPr>
+          <w:iCs/>
+          <w:i/>
+        </w:rPr>
+        <w:t xml:space="preserve">’</w:t>
+      </w:r>
+      <w:r>
+        <w:rPr>
+          <w:iCs/>
+          <w:i/>
+        </w:rPr>
+        <w:t xml:space="preserve">. Begge er deltagere i et fælles felt. Det er sjældent vi taler om dette under behandlingen — det mærkes, det udfolder sig, det forsvinder igen.</w:t>
+      </w:r>
+    </w:p>
+    <w:p>
+      <w:pPr>
+        <w:pStyle w:val="BodyText"/>
+      </w:pPr>
+      <w:r>
+        <w:rPr>
+          <w:iCs/>
+          <w:i/>
+        </w:rPr>
+        <w:t xml:space="preserve">Rum C adskiller sig fra både Rum A og Rum B ved at involvere to nervesystemer i stedet for ét. Det er ikke længere klientens system alene der bærer behandlingen; det er feltet mellem os. Det stiller andre krav til behandleren — vi skal kunne være distinkte og åbne på samme tid.</w:t>
+      </w:r>
+    </w:p>
+    <w:p>
+      <w:pPr>
+        <w:pStyle w:val="BodyText"/>
+      </w:pPr>
+      <w:r>
+        <w:rPr>
+          <w:bCs/>
+          <w:b/>
+        </w:rPr>
+        <w:t xml:space="preserve">[REFLEKSIONSSPØRGSMÅL]</w:t>
+      </w:r>
+    </w:p>
+    <w:p>
+      <w:pPr>
+        <w:numPr>
+          <w:ilvl w:val="0"/>
+          <w:numId w:val="1059"/>
+        </w:numPr>
+      </w:pPr>
+      <w:r>
+        <w:t xml:space="preserve">Det fælles rum opstår — det laves ikke. Hvilke betingelser i dig selv inviterer det frem?</w:t>
+      </w:r>
+    </w:p>
+    <w:p>
+      <w:pPr>
+        <w:numPr>
+          <w:ilvl w:val="0"/>
+          <w:numId w:val="1059"/>
+        </w:numPr>
+      </w:pPr>
+      <w:r>
+        <w:t xml:space="preserve">Et andet menneskes regulering registreres ofte i kroppen før i hovedet. Hvor møder du den først?</w:t>
+      </w:r>
+    </w:p>
+    <w:p>
+      <w:pPr>
+        <w:numPr>
+          <w:ilvl w:val="0"/>
+          <w:numId w:val="1059"/>
+        </w:numPr>
+      </w:pPr>
+      <w:r>
+        <w:t xml:space="preserve">Når feltet selv heler — vidne, vært eller ledsager — hvilken position er sværest at hvile i?</w:t>
+      </w:r>
+    </w:p>
+    <w:p>
+      <w:pPr>
+        <w:pStyle w:val="FirstParagraph"/>
+      </w:pPr>
+      <w:r>
+        <w:rPr>
+          <w:bCs/>
+          <w:b/>
+        </w:rPr>
+        <w:t xml:space="preserve">[BRØDTEKST: Rum D — The Long Tide / Primary Respiration]</w:t>
+      </w:r>
+    </w:p>
+    <w:p>
+      <w:pPr>
+        <w:pStyle w:val="BodyText"/>
+      </w:pPr>
+      <w:r>
+        <w:rPr>
+          <w:iCs/>
+          <w:i/>
+        </w:rPr>
+        <w:t xml:space="preserve">Nu træder du ind i det universelle felt — hvor The Long Tide bevæger sig fra horisonten med sin dybe, langsomme rytme, bærende livets matrix og skabelonen for optimal funktion.</w:t>
+      </w:r>
+    </w:p>
+    <w:p>
+      <w:pPr>
+        <w:pStyle w:val="BodyText"/>
+      </w:pPr>
+      <w:r>
+        <w:rPr>
+          <w:bCs/>
+          <w:b/>
+        </w:rPr>
+        <w:t xml:space="preserve">The Long Tide som universelt felt</w:t>
+      </w:r>
+    </w:p>
+    <w:p>
+      <w:pPr>
+        <w:pStyle w:val="BodyText"/>
+      </w:pPr>
+      <w:r>
+        <w:t xml:space="preserve">Dette er Primary Respiration’s energetiske udtryk — den universelle bevægelse der kommer fra horisonten mod kroppens midtlinje med sin 100 sekunders cyklus. Her transcenderer vi det individuelle og det nært relationelle for at møde det som forbinder alt levende. The Long Tide bærer livets blueprint, den perfekte skabelon som aldrig mistes.</w:t>
+      </w:r>
+    </w:p>
+    <w:p>
+      <w:pPr>
+        <w:pStyle w:val="BodyText"/>
+      </w:pPr>
+      <w:r>
+        <w:t xml:space="preserve">I Rum D opleves direkte hvordan vi er del af noget langt større — ikke som idé men som levende erfaring. Det instinktive niveau aktiveres, millioner af års evolutionær visdom bliver tilgængelig. Dette er ikke enhed i den absolutte forstand som i Dynamisk Stilhed, men oplevelsen af at være forbundet med hele livets væv på tværs af alle grænser.</w:t>
+      </w:r>
+    </w:p>
+    <w:p>
+      <w:pPr>
+        <w:pStyle w:val="BodyText"/>
+      </w:pPr>
+      <w:r>
+        <w:t xml:space="preserve">Du oplever 100 sekunders cyklus — 6 cyklusser hver 10. minut. Bevægelse fra horisonten til midtlinjen som bærer livets matrix. Det universelle der transcenderer det individuelle og relationelle. Instinktiv erkendelse og urgammel visdom bliver tilgængelig. Forbindelse med hele menneskeheden og alt levende. Primary Respiration som organiserende kraft for al heling.</w:t>
+      </w:r>
+    </w:p>
+    <w:p>
+      <w:pPr>
+        <w:pStyle w:val="BodyText"/>
+      </w:pPr>
+      <w:r>
+        <w:rPr>
+          <w:bCs/>
+          <w:b/>
+        </w:rPr>
+        <w:t xml:space="preserve">Det relationelle felt integreret</w:t>
+      </w:r>
+    </w:p>
+    <w:p>
+      <w:pPr>
+        <w:pStyle w:val="BodyText"/>
+      </w:pPr>
+      <w:r>
+        <w:t xml:space="preserve">Rum D inkluderer og transcenderer Rum C’s relationelle kvaliteter. Det terapeutiske rum mellem behandler og klient bliver nu del af et større felt. Co-reguleringen udvides fra det nære til det universelle — vi regulerer ikke kun med hinanden men med livets egen rytme.</w:t>
+      </w:r>
+    </w:p>
+    <w:p>
+      <w:pPr>
+        <w:pStyle w:val="BodyText"/>
+      </w:pPr>
+      <w:r>
+        <w:t xml:space="preserve">Familien, venskaberne, det nære samfund fra Rum C er stadig til stede men nu som aspekter af noget større. The Long Tide organiserer alle de relationelle felter, forbinder dem i én samlet bevægelse. De embryologiske kræfter arbejder nu ikke kun gennem individet eller relationen men gennem hele det universelle felt.</w:t>
+      </w:r>
+    </w:p>
+    <w:p>
+      <w:pPr>
+        <w:pStyle w:val="BodyText"/>
+      </w:pPr>
+      <w:r>
+        <w:t xml:space="preserve">Du mærker Rum C’s relationelle felt nu båret af The Long Tide. Co-regulering udvides til universel synkronisering. Det nære samfund som del af hele menneskeheden. Alle individuelle og relationelle processer organiseret af én rytme. De embryologiske kræfter arbejder gennem det universelle. Integration af alle tidligere zoner i én samlet bevægelse.</w:t>
+      </w:r>
+    </w:p>
+    <w:p>
+      <w:pPr>
+        <w:pStyle w:val="BodyText"/>
+      </w:pPr>
+      <w:r>
+        <w:rPr>
+          <w:bCs/>
+          <w:b/>
+        </w:rPr>
+        <w:t xml:space="preserve">Porten til Dynamisk Stilhed</w:t>
+      </w:r>
+    </w:p>
+    <w:p>
+      <w:pPr>
+        <w:pStyle w:val="BodyText"/>
+      </w:pPr>
+      <w:r>
+        <w:t xml:space="preserve">I Rum D forberedes det ultimative møde med livets oprindelse. The Long Tide’s bevægelse peger naturligt mod sin egen kilde — Dynamisk Stilhed. I øjeblikke af fuldstændig synkronisering og overgivelse kan grænsen mellem bevægelse og stilhed blive gennemsigtig.</w:t>
+      </w:r>
+    </w:p>
+    <w:p>
+      <w:pPr>
+        <w:pStyle w:val="BodyText"/>
+      </w:pPr>
+      <w:r>
+        <w:t xml:space="preserve">Her fornemmes at selv The Long Tide udspringer fra noget dybere — det umanifesterede potentiale, livets arnested. Rum E’s kvaliteter begynder at vise sig som mulighed — ikke som noget vi kan gribe men som nådens potentiale. Paradokset hvor al bevægelse udspringer fra stilhed bliver til levende erfaring.</w:t>
+      </w:r>
+    </w:p>
+    <w:p>
+      <w:pPr>
+        <w:pStyle w:val="BodyText"/>
+      </w:pPr>
+      <w:r>
+        <w:t xml:space="preserve">Du fornemmer Dynamisk Stilhed som The Long Tide’s oprindelse. Porten til det umanifesterede potentiale. Bevægelse og stilhed som to aspekter af samme virkelighed. Muligheden for øjeblikkelig transmutation. Nådens potentiale der venter uden for viljen. Forberedelsen til Rum E’s paradoksale virkelighed.</w:t>
+      </w:r>
+    </w:p>
+    <w:p>
+      <w:pPr>
+        <w:pStyle w:val="BodyText"/>
+      </w:pPr>
+      <w:r>
+        <w:rPr>
+          <w:bCs/>
+          <w:b/>
+        </w:rPr>
+        <w:t xml:space="preserve">Som ét universelt felt</w:t>
+      </w:r>
+    </w:p>
+    <w:p>
+      <w:pPr>
+        <w:pStyle w:val="BodyText"/>
+      </w:pPr>
+      <w:r>
+        <w:t xml:space="preserve">The Long Tide er ét universelt felt der bevæger sig fra horisonten gennem alt vi rører ved. Det relationelle bæres med ind i en dybere rytme, og porten mod Dynamisk Stilhed begynder at vise sig — én kraft der altid har været til stede, ikke et hierarki af lag men aspekter af samme bevægelse. Vi mærker den nu fordi betingelserne har samlet sig — fordi sansningen er blevet stille nok til at horisonten kan høres. Når vi bliver bevæget af den, opdager vi at vi aldrig var adskilt fra livets store rytme; vi har bare manglet den ro der skal til for at lade den nå os.</w:t>
+      </w:r>
+    </w:p>
+    <w:p>
+      <w:pPr>
+        <w:pStyle w:val="BodyText"/>
+      </w:pPr>
+      <w:r>
+        <w:rPr>
+          <w:bCs/>
+          <w:b/>
+        </w:rPr>
+        <w:t xml:space="preserve">[INSPIRATION — nye vinkler at overveje]</w:t>
+      </w:r>
+    </w:p>
+    <w:p>
+      <w:pPr>
+        <w:pStyle w:val="BodyText"/>
+      </w:pPr>
+      <w:r>
+        <w:rPr>
+          <w:iCs/>
+          <w:i/>
+        </w:rPr>
+        <w:t xml:space="preserve">De 100 sekunder er ikke en målbar konstant. Cyklusserne kommer i et bredere spektrum — nogle gange 80, nogle gange 120 — og varierer fra klient til klient og fra øjeblik til øjeblik. Tallet er en pejling, ikke en definition. Hvad vi lytter til er rytmens natur, ikke dens præcision.</w:t>
+      </w:r>
+    </w:p>
+    <w:p>
+      <w:pPr>
+        <w:pStyle w:val="BodyText"/>
+      </w:pPr>
+      <w:r>
+        <w:rPr>
+          <w:iCs/>
+          <w:i/>
+        </w:rPr>
+        <w:t xml:space="preserve">Læringen af at mærke Long Tide sker ikke gennem instruktion. Det sker oftest ved at sidde sammen med en mere erfaren behandler ved den samme klient — over tid genkender hænderne det andre hænder allerede mærker. Det er en mundtlig tradition, ikke en målbar færdighed.</w:t>
+      </w:r>
+    </w:p>
+    <w:p>
+      <w:pPr>
+        <w:pStyle w:val="BodyText"/>
+      </w:pPr>
+      <w:r>
+        <w:rPr>
+          <w:iCs/>
+          <w:i/>
+        </w:rPr>
+        <w:t xml:space="preserve">En vanskelig erkendelse: nogle gange tror vi at mærke Long Tide, men det er noget andet — en intern rytme i os selv, en forventning, en forestilling om hvordan det skal føles. At kunne skelne mellem det indre billede og den faktiske oplevelse er en del af modningen.</w:t>
+      </w:r>
+    </w:p>
+    <w:p>
+      <w:pPr>
+        <w:pStyle w:val="BodyText"/>
+      </w:pPr>
+      <w:r>
+        <w:rPr>
+          <w:iCs/>
+          <w:i/>
+        </w:rPr>
+        <w:t xml:space="preserve">I behandlingssituationen kommer Long Tide sjældent som det første rum vi besøger. Den åbner sig oftest mod slutningen af en behandling, efter de andre rum har gjort deres arbejde. Hænderne mærker en udvidelse af opmærksomheden — fra kroppen til rummet til horisonten. Det er en perception der udvikler sig over tid.</w:t>
+      </w:r>
+    </w:p>
+    <w:p>
+      <w:pPr>
+        <w:pStyle w:val="BodyText"/>
+      </w:pPr>
+      <w:r>
+        <w:rPr>
+          <w:iCs/>
+          <w:i/>
+        </w:rPr>
+        <w:t xml:space="preserve">Forskellige klienter oplever Long Tide forskelligt. Nogle mærker den som en stor bølgende bevægelse; andre som en stille ankring; andre igen som en udvidelse af kroppens grænser. Disse beskrivelser hjælper os ikke med at validere eller invalidere — de er bare informative om hvordan klientens system er åbent for det universelle.</w:t>
+      </w:r>
+    </w:p>
+    <w:p>
+      <w:pPr>
+        <w:pStyle w:val="BodyText"/>
+      </w:pPr>
+      <w:r>
+        <w:rPr>
+          <w:iCs/>
+          <w:i/>
+        </w:rPr>
+        <w:t xml:space="preserve">Når Long Tide er stærk og koherent, opleves hele behandlingen som båret af noget større. Hænderne behøver næsten ikke gøre noget; klienten falder dybere af sig selv; tiden mister sit tempo. Det er en kvalitet der adskiller sig markant fra arbejdet i de andre rum — bredere, langsommere, mere altomfattende.</w:t>
+      </w:r>
+    </w:p>
+    <w:p>
+      <w:pPr>
+        <w:pStyle w:val="BodyText"/>
+      </w:pPr>
+      <w:r>
+        <w:rPr>
+          <w:iCs/>
+          <w:i/>
+        </w:rPr>
+        <w:t xml:space="preserve">Long Tide forbinder den enkelte organisme med noget større — det universelle felt af Primary Respiration. Det er ikke metafor: rytmen er den samme der bevæger sig gennem hele biosfæren. At mærke den er at mærke at klientens organisme aldrig var separat fra livets samlede åndedrag, kun en lokalisering af det.</w:t>
+      </w:r>
+    </w:p>
+    <w:p>
+      <w:pPr>
+        <w:pStyle w:val="BodyText"/>
+      </w:pPr>
+      <w:r>
+        <w:rPr>
+          <w:bCs/>
+          <w:b/>
+        </w:rPr>
+        <w:t xml:space="preserve">[REFLEKSIONSSPØRGSMÅL]</w:t>
+      </w:r>
+    </w:p>
+    <w:p>
+      <w:pPr>
+        <w:numPr>
+          <w:ilvl w:val="0"/>
+          <w:numId w:val="1060"/>
+        </w:numPr>
+      </w:pPr>
+      <w:r>
+        <w:t xml:space="preserve">Hvad sker der i et arbejde når du holder op med at lede efter The Long Tide og lader den finde dig?</w:t>
+      </w:r>
+    </w:p>
+    <w:p>
+      <w:pPr>
+        <w:numPr>
+          <w:ilvl w:val="0"/>
+          <w:numId w:val="1060"/>
+        </w:numPr>
+      </w:pPr>
+      <w:r>
+        <w:t xml:space="preserve">Roen der gør Long Tide hørbar er ikke teknik. Hvad i dit liv lige nu hjælper den ro frem, og hvad afskærmer den?</w:t>
+      </w:r>
+    </w:p>
+    <w:p>
+      <w:pPr>
+        <w:numPr>
+          <w:ilvl w:val="0"/>
+          <w:numId w:val="1060"/>
+        </w:numPr>
+      </w:pPr>
+      <w:r>
+        <w:t xml:space="preserve">Mellem at observere og at blive bevæget findes en fin skift. Beskriv øjeblikket — eller dets fravær — fra dit seneste klient-arbejde.</w:t>
+      </w:r>
+    </w:p>
+    <w:p>
+      <w:pPr>
+        <w:pStyle w:val="FirstParagraph"/>
+      </w:pPr>
+      <w:r>
+        <w:rPr>
+          <w:bCs/>
+          <w:b/>
+        </w:rPr>
+        <w:t xml:space="preserve">[BRØDTEKST: Rum E — Dynamisk Stilhed]</w:t>
+      </w:r>
+    </w:p>
+    <w:p>
+      <w:pPr>
+        <w:pStyle w:val="BodyText"/>
+      </w:pPr>
+      <w:r>
+        <w:rPr>
+          <w:iCs/>
+          <w:i/>
+        </w:rPr>
+        <w:t xml:space="preserve">I sjældne øjeblikke af nåde træder du ind i Dynamisk Stilhed — paradoksernes verden hvor fuldstændig stilstand indeholder al bevægelse, hvor du er syg det ene øjeblik og det næste er det væk.</w:t>
+      </w:r>
+    </w:p>
+    <w:p>
+      <w:pPr>
+        <w:pStyle w:val="BodyText"/>
+      </w:pPr>
+      <w:r>
+        <w:rPr>
+          <w:bCs/>
+          <w:b/>
+        </w:rPr>
+        <w:t xml:space="preserve">Dynamisk Stilhed som livets arnested</w:t>
+      </w:r>
+    </w:p>
+    <w:p>
+      <w:pPr>
+        <w:pStyle w:val="BodyText"/>
+      </w:pPr>
+      <w:r>
+        <w:t xml:space="preserve">Her er kilden hvorfra alt udspringer — det umanifesterede potentiale der indeholder skabelonen til selve livet. Ikke tom stilhed men et levende felt af rent potentiale. Dette er verdenen af transsubstantiation, hvor heling sker på måder der transcenderer vores forståelse. Midtlinjens essens viser sig at være dynamisk stilhed selv — punktet hvorfra al bevægelse udspringer og vender tilbage til.</w:t>
+      </w:r>
+    </w:p>
+    <w:p>
+      <w:pPr>
+        <w:pStyle w:val="BodyText"/>
+      </w:pPr>
+      <w:r>
+        <w:t xml:space="preserve">I Rum E opleves direkte at blive skabt af livet selv i det levende øjeblik. Breath of Life viser sig som den potente ild der bærer livskraften fra stilheden ud i manifestation. Her mødes paradokserne — adskillelse og enhed erfaret samtidigt, stilstand som indeholder al bevægelse, det øjeblikkelige som rummer evigheden.</w:t>
+      </w:r>
+    </w:p>
+    <w:p>
+      <w:pPr>
+        <w:pStyle w:val="BodyText"/>
+      </w:pPr>
+      <w:r>
+        <w:t xml:space="preserve">Du oplever livets arnested — kilden til alt manifesteret og umanifesteret. Blueprint for al sundhed i sin rene form. Paradokset hvor stilstand indeholder al bevægelse. Verdenen af øjeblikkelig transmutation. Oplevelsen af at blive skabt øjeblik for øjeblik. Midtlinjens essens som dynamisk stilhed.</w:t>
+      </w:r>
+    </w:p>
+    <w:p>
+      <w:pPr>
+        <w:pStyle w:val="BodyText"/>
+      </w:pPr>
+      <w:r>
+        <w:rPr>
+          <w:bCs/>
+          <w:b/>
+        </w:rPr>
+        <w:t xml:space="preserve">The Long Tide og Primary Respiration</w:t>
+      </w:r>
+    </w:p>
+    <w:p>
+      <w:pPr>
+        <w:pStyle w:val="BodyText"/>
+      </w:pPr>
+      <w:r>
+        <w:t xml:space="preserve">Dynamisk Stilhed manifesterer sig gennem Rum D’s The Long Tide. Dette er det første nedkog fra stilheden — hvor det umanifesterede begynder at udtrykke sig i bevægelse og rytme. The Long Tide viser sig at være Breath of Life’s første udtryk, den kaleidoskopiske energi der bærer livets potentiale ud i verden.</w:t>
+      </w:r>
+    </w:p>
+    <w:p>
+      <w:pPr>
+        <w:pStyle w:val="BodyText"/>
+      </w:pPr>
+      <w:r>
+        <w:t xml:space="preserve">Alle tidligere zoner — det fysiske, væskekroppen, det relationelle, det universelle — viser sig at udspringe fra denne ene kilde. Primary Respiration er stilhedens åndedræt, den bevægelse som opstår fra det ubevægelige. De embryologiske kræfters ultimative oprindelse åbenbares som denne dynamiske stilhed.</w:t>
+      </w:r>
+    </w:p>
+    <w:p>
+      <w:pPr>
+        <w:pStyle w:val="BodyText"/>
+      </w:pPr>
+      <w:r>
+        <w:t xml:space="preserve">Du mærker Breath of Life som første manifestation fra stilheden. The Long Tide som udtryk for stilhedens bevægelse. Primary Respiration’s oprindelse i det ubevægelige. Alle zoners ultimative kilde i én stilhed. Forbindelsen mellem stilhed og bevægelse som én realitet. De embryologiske kræfters udspring fra det umanifesterede.</w:t>
+      </w:r>
+    </w:p>
+    <w:p>
+      <w:pPr>
+        <w:pStyle w:val="BodyText"/>
+      </w:pPr>
+      <w:r>
+        <w:rPr>
+          <w:bCs/>
+          <w:b/>
+        </w:rPr>
+        <w:t xml:space="preserve">Kærlighed og mysteriet</w:t>
+      </w:r>
+    </w:p>
+    <w:p>
+      <w:pPr>
+        <w:pStyle w:val="BodyText"/>
+      </w:pPr>
+      <w:r>
+        <w:t xml:space="preserve">Fra Dynamisk Stilhed åbner sig det som ligger hinsides alle zoner — det vi ikke har ord for. Her møder vi havet af kærlighed, den ubetingede accept som livet har for alt skabt. Dette er ikke noget vi kan gribe eller forstå, kun modtage gennem nåde.</w:t>
+      </w:r>
+    </w:p>
+    <w:p>
+      <w:pPr>
+        <w:pStyle w:val="BodyText"/>
+      </w:pPr>
+      <w:r>
+        <w:t xml:space="preserve">Mysteriet viser sig ikke som noget der skal løses men som selve livets essens — det evigt ukendte som alligevel kender os fuldstændigt. Den kærlighed vi møder her er ikke følelse men selve den kraft der holder alt sammen, der tillader alt at eksistere præcis som det er. Her opleves at vi aldrig har været adskilt, at adskillelsen var illusionen.</w:t>
+      </w:r>
+    </w:p>
+    <w:p>
+      <w:pPr>
+        <w:pStyle w:val="BodyText"/>
+      </w:pPr>
+      <w:r>
+        <w:t xml:space="preserve">Du fornemmer havet af ubetinget kærlighed. Mysteriet som ikke kan gribes kun modtages. Erkendelsen af aldrig at have været adskilt. Kærligheden som selve livets sammenholdskraft. Det som ligger hinsides ord og forståelse. Nåden som den eneste vej ind.</w:t>
+      </w:r>
+    </w:p>
+    <w:p>
+      <w:pPr>
+        <w:pStyle w:val="BodyText"/>
+      </w:pPr>
+      <w:r>
+        <w:rPr>
+          <w:bCs/>
+          <w:b/>
+        </w:rPr>
+        <w:t xml:space="preserve">Som ét umanifesteret felt</w:t>
+      </w:r>
+    </w:p>
+    <w:p>
+      <w:pPr>
+        <w:pStyle w:val="BodyText"/>
+      </w:pPr>
+      <w:r>
+        <w:t xml:space="preserve">Dynamisk Stilhed er ét umanifesteret felt der hverken kan gribes eller forklares — kun mødes. The Long Tides oprindelse og det vi kalder kærlighed er samme virkelighed set fra forskellige vinkler, og når vores ord her begynder at blive upræcise, er det fordi mysteriet og nåden er det eneste sprog der er tilbage. Adskillelsen mellem behandler og klient opløses sammen med adskillelsen mellem stilstand og bevægelse — tilbage er den rene tilstedeværelse hvor heling ikke længere er noget der gøres, men noget der er. Hvis Rum A var hvor vores hænder først mødte kroppen, er Rum E hvor kroppen og hænderne aldrig var adskilt fra livets oprindelse.</w:t>
+      </w:r>
+    </w:p>
+    <w:p>
+      <w:pPr>
+        <w:pStyle w:val="BodyText"/>
+      </w:pPr>
+      <w:r>
+        <w:rPr>
+          <w:bCs/>
+          <w:b/>
+        </w:rPr>
+        <w:t xml:space="preserve">[INSPIRATION — nye vinkler at overveje]</w:t>
+      </w:r>
+    </w:p>
+    <w:p>
+      <w:pPr>
+        <w:pStyle w:val="BodyText"/>
+      </w:pPr>
+      <w:r>
+        <w:rPr>
+          <w:iCs/>
+          <w:i/>
+        </w:rPr>
+        <w:t xml:space="preserve">Dynamisk Stilhed er ikke en højere bevidsthedstilstand eller et behandlings-mål. Den dukker op nogle gange uden at vi har planlagt det, og den lader sig ikke trænes. Det meste arbejde sker i Rum A til D, og det er som det skal være. Rum E er bonus, ikke mål.</w:t>
+      </w:r>
+    </w:p>
+    <w:p>
+      <w:pPr>
+        <w:pStyle w:val="BodyText"/>
+      </w:pPr>
+      <w:r>
+        <w:rPr>
+          <w:iCs/>
+          <w:i/>
+        </w:rPr>
+        <w:t xml:space="preserve">Når sproget rammer sin grænse i Rum E, bliver det fristende at gribe til store ord. Men ord er ord. De peger og svigter. Det vigtigste er ikke ordet vi vælger — kærlighed, mysteriet, nåde, tilstedeværelse — men at vi ikke forveksler ordet med fænomenet.</w:t>
+      </w:r>
+    </w:p>
+    <w:p>
+      <w:pPr>
+        <w:pStyle w:val="BodyText"/>
+      </w:pPr>
+      <w:r>
+        <w:rPr>
+          <w:iCs/>
+          <w:i/>
+        </w:rPr>
         <w:t xml:space="preserve">Rum E er det rum der har været til stede under alle de andre. Da vi i Rum A mærkede vævets historie, var stilheden allerede der. Den dukker bare ikke altid op i forgrunden. Når den gør, er det som om noget kort har ladet sig se af sig selv.</w:t>
+      </w:r>
+    </w:p>
+    <w:p>
+      <w:pPr>
+        <w:pStyle w:val="BodyText"/>
+      </w:pPr>
+      <w:r>
+        <w:rPr>
+          <w:iCs/>
+          <w:i/>
+        </w:rPr>
+        <w:t xml:space="preserve">I behandlingssituationen viser Dynamisk Stilhed sig sjældent på vores invitation. Den dukker op når alle de andre rum har gjort deres arbejde — eller indimellem helt uden den foregående proces. Hænderne mærker en samlet stilhed der ikke er fravær men en kvalitet der bærer alt det øvrige.</w:t>
+      </w:r>
+    </w:p>
+    <w:p>
+      <w:pPr>
+        <w:pStyle w:val="BodyText"/>
+      </w:pPr>
+      <w:r>
+        <w:rPr>
+          <w:iCs/>
+          <w:i/>
+        </w:rPr>
+        <w:t xml:space="preserve">Klienter beskriver mødet med Dynamisk Stilhed forskelligt. Nogle som dyb hvile; andre som klarhed; andre som genkendelse af noget de altid har vidst. Beskrivelserne varierer, men den fælles kvalitet er at noget hviler i sig selv — uden at klienten føler sig adskilt fra det.</w:t>
+      </w:r>
+    </w:p>
+    <w:p>
+      <w:pPr>
+        <w:pStyle w:val="BodyText"/>
+      </w:pPr>
+      <w:r>
+        <w:rPr>
+          <w:iCs/>
+          <w:i/>
+        </w:rPr>
+        <w:t xml:space="preserve">Effekterne af Dynamisk Stilhed kan vare længe efter behandlingen. Klienter rapporterer ofte en undertone af ro de næste dage eller uger — som om noget har genfundet sin baseline. Det er ikke en effekt vi har skabt; det er en kvalitet der har fået plads til at vise sig.</w:t>
+      </w:r>
+    </w:p>
+    <w:p>
+      <w:pPr>
+        <w:pStyle w:val="BodyText"/>
+      </w:pPr>
+      <w:r>
+        <w:rPr>
+          <w:iCs/>
+          <w:i/>
+        </w:rPr>
+        <w:t xml:space="preserve">Dynamisk Stilhed er det rum hvori alle de andre rum hviler. Den er ikke et af de fem — den er den baggrund de fire andre udfolder sig på. Rum A til D har deres egne kvaliteter, men de bæres alle af stilheden. At mærke den er at mærke det grundlag al behandling allerede står på.</w:t>
       </w:r>
     </w:p>
     <w:p>

--- a/tools/output/manuskript-redigerbar.docx
+++ b/tools/output/manuskript-redigerbar.docx
@@ -16574,6 +16574,144 @@
           <w:bCs/>
           <w:b/>
         </w:rPr>
+        <w:t xml:space="preserve">[INSPIRATION — nye vinkler at overveje]</w:t>
+      </w:r>
+    </w:p>
+    <w:p>
+      <w:pPr>
+        <w:pStyle w:val="BodyText"/>
+      </w:pPr>
+      <w:r>
+        <w:rPr>
+          <w:iCs/>
+          <w:i/>
+        </w:rPr>
+        <w:t xml:space="preserve">Det første stadie mærkes ofte som en kropslig anspændthed — skulderne sidder oppe, nakken er stiv, åndedrættet er overfladisk. Vi forsøger at forstå med hovedet og mister kontakten med hænderne. Oplevelsen af at</w:t>
+      </w:r>
+      <w:r>
+        <w:rPr>
+          <w:iCs/>
+          <w:i/>
+        </w:rPr>
+        <w:t xml:space="preserve"> </w:t>
+      </w:r>
+      <w:r>
+        <w:rPr>
+          <w:iCs/>
+          <w:i/>
+        </w:rPr>
+        <w:t xml:space="preserve">‘</w:t>
+      </w:r>
+      <w:r>
+        <w:rPr>
+          <w:iCs/>
+          <w:i/>
+        </w:rPr>
+        <w:t xml:space="preserve">gøre det rigtigt</w:t>
+      </w:r>
+      <w:r>
+        <w:rPr>
+          <w:iCs/>
+          <w:i/>
+        </w:rPr>
+        <w:t xml:space="preserve">’</w:t>
+      </w:r>
+      <w:r>
+        <w:rPr>
+          <w:iCs/>
+          <w:i/>
+        </w:rPr>
+        <w:t xml:space="preserve"> </w:t>
+      </w:r>
+      <w:r>
+        <w:rPr>
+          <w:iCs/>
+          <w:i/>
+        </w:rPr>
+        <w:t xml:space="preserve">presser sig ind i hver eneste behandling vi giver.</w:t>
+      </w:r>
+    </w:p>
+    <w:p>
+      <w:pPr>
+        <w:pStyle w:val="BodyText"/>
+      </w:pPr>
+      <w:r>
+        <w:rPr>
+          <w:iCs/>
+          <w:i/>
+        </w:rPr>
+        <w:t xml:space="preserve">Behandlere i første stadie har ofte en oplevelse af at svinge mellem dage med klarhed og dage med tvivl. Den ene dag mærker vi alt med sikkerhed; næste dag føles hænderne fremmede. Disse svingninger er ikke tegn på inkompetence — de er tegn på at sansningen endnu ikke har fundet sin baseline.</w:t>
+      </w:r>
+    </w:p>
+    <w:p>
+      <w:pPr>
+        <w:pStyle w:val="BodyText"/>
+      </w:pPr>
+      <w:r>
+        <w:rPr>
+          <w:iCs/>
+          <w:i/>
+        </w:rPr>
+        <w:t xml:space="preserve">I første stadie bruger vi mange teknikker. Hver klagepunkt får sin egen tilgang, hver behandling sin egen plan. Det er ikke en fejl — det er en nødvendig fase af læringen. Det er gennem teknikkernes mangfoldighed at vi senere bliver i stand til at slippe dem og bare være til stede.</w:t>
+      </w:r>
+    </w:p>
+    <w:p>
+      <w:pPr>
+        <w:pStyle w:val="BodyText"/>
+      </w:pPr>
+      <w:r>
+        <w:rPr>
+          <w:iCs/>
+          <w:i/>
+        </w:rPr>
+        <w:t xml:space="preserve">Overgangen fra første til andet stadie viser sig ofte som tøvende pauser i den mentale aktivitet. Mens vi behandler, opstår der pludselig et mellemrum — vi havde en plan, og så blev den væk. I begyndelsen er det skræmmende; senere bliver det det vi venter på.</w:t>
+      </w:r>
+    </w:p>
+    <w:p>
+      <w:pPr>
+        <w:pStyle w:val="BodyText"/>
+      </w:pPr>
+      <w:r>
+        <w:rPr>
+          <w:iCs/>
+          <w:i/>
+        </w:rPr>
+        <w:t xml:space="preserve">Første stadie er ikke noget vi vokser fra — det er noget vi vokser igennem. Hver ny behandlingsstil, hvert nyt fagligt område, hver gang vi møder en klient med en ny problemstilling, kan vi befinde os i første stadie igen. Det er ikke regression. Det er den dybde læring kræver.</w:t>
+      </w:r>
+    </w:p>
+    <w:p>
+      <w:pPr>
+        <w:pStyle w:val="BodyText"/>
+      </w:pPr>
+      <w:r>
+        <w:rPr>
+          <w:iCs/>
+          <w:i/>
+        </w:rPr>
+        <w:t xml:space="preserve">Selv erfarne behandlere genkender første stadie hos sig selv på særligt udfordrende dage. Når vi er trætte, presset, eller møder noget der overrasker os, kan tankestrømmen vende tilbage. At kunne genkende det uden at dømme os selv er en del af det at være i stadiet uden at være fanget i det.</w:t>
+      </w:r>
+    </w:p>
+    <w:p>
+      <w:pPr>
+        <w:pStyle w:val="BodyText"/>
+      </w:pPr>
+      <w:r>
+        <w:rPr>
+          <w:iCs/>
+          <w:i/>
+        </w:rPr>
+        <w:t xml:space="preserve">Første stadie giver fundamentet. Det vi lærer her — anatomi, teknik, faglig orientering — bliver det ankerpunkt vi senere kan slippe fra. Uden første stadies disciplinerede arbejde har de senere stadier ikke noget at hvile på. Den intense søgen er ikke uden formål; den bygger den substans hvorfra slipperne kan blive bæredygtige.</w:t>
+      </w:r>
+    </w:p>
+    <w:p>
+      <w:pPr>
+        <w:pStyle w:val="BodyText"/>
+      </w:pPr>
+      <w:r>
+        <w:rPr>
+          <w:bCs/>
+          <w:b/>
+        </w:rPr>
         <w:t xml:space="preserve">[REFLEKSIONSSPØRGSMÅL]</w:t>
       </w:r>
     </w:p>
@@ -17199,6 +17337,270 @@
           <w:bCs/>
           <w:b/>
         </w:rPr>
+        <w:t xml:space="preserve">[INSPIRATION — nye vinkler at overveje]</w:t>
+      </w:r>
+    </w:p>
+    <w:p>
+      <w:pPr>
+        <w:pStyle w:val="BodyText"/>
+      </w:pPr>
+      <w:r>
+        <w:rPr>
+          <w:iCs/>
+          <w:i/>
+        </w:rPr>
+        <w:t xml:space="preserve">I andet stadie begynder vi at mærke væske-kvaliteter i hænderne. Vævet er ikke længere kun fast og lokalt — der er noget der bevæger sig som én sammenhængende strøm. Det første tegn er ofte en uventet</w:t>
+      </w:r>
+      <w:r>
+        <w:rPr>
+          <w:iCs/>
+          <w:i/>
+        </w:rPr>
+        <w:t xml:space="preserve"> </w:t>
+      </w:r>
+      <w:r>
+        <w:rPr>
+          <w:iCs/>
+          <w:i/>
+        </w:rPr>
+        <w:t xml:space="preserve">‘</w:t>
+      </w:r>
+      <w:r>
+        <w:rPr>
+          <w:iCs/>
+          <w:i/>
+        </w:rPr>
+        <w:t xml:space="preserve">fugtighed</w:t>
+      </w:r>
+      <w:r>
+        <w:rPr>
+          <w:iCs/>
+          <w:i/>
+        </w:rPr>
+        <w:t xml:space="preserve">’</w:t>
+      </w:r>
+      <w:r>
+        <w:rPr>
+          <w:iCs/>
+          <w:i/>
+        </w:rPr>
+        <w:t xml:space="preserve"> </w:t>
+      </w:r>
+      <w:r>
+        <w:rPr>
+          <w:iCs/>
+          <w:i/>
+        </w:rPr>
+        <w:t xml:space="preserve">eller</w:t>
+      </w:r>
+      <w:r>
+        <w:rPr>
+          <w:iCs/>
+          <w:i/>
+        </w:rPr>
+        <w:t xml:space="preserve"> </w:t>
+      </w:r>
+      <w:r>
+        <w:rPr>
+          <w:iCs/>
+          <w:i/>
+        </w:rPr>
+        <w:t xml:space="preserve">‘</w:t>
+      </w:r>
+      <w:r>
+        <w:rPr>
+          <w:iCs/>
+          <w:i/>
+        </w:rPr>
+        <w:t xml:space="preserve">flydenhed</w:t>
+      </w:r>
+      <w:r>
+        <w:rPr>
+          <w:iCs/>
+          <w:i/>
+        </w:rPr>
+        <w:t xml:space="preserve">’</w:t>
+      </w:r>
+      <w:r>
+        <w:rPr>
+          <w:iCs/>
+          <w:i/>
+        </w:rPr>
+        <w:t xml:space="preserve"> </w:t>
+      </w:r>
+      <w:r>
+        <w:rPr>
+          <w:iCs/>
+          <w:i/>
+        </w:rPr>
+        <w:t xml:space="preserve">under fingerspidserne, hvor vi før kun mærkede struktur.</w:t>
+      </w:r>
+    </w:p>
+    <w:p>
+      <w:pPr>
+        <w:pStyle w:val="BodyText"/>
+      </w:pPr>
+      <w:r>
+        <w:rPr>
+          <w:iCs/>
+          <w:i/>
+        </w:rPr>
+        <w:t xml:space="preserve">Pauserne i den mentale aktivitet bliver mere stabile. Vi kan sidde ved en klient i flere minutter uden at planlægge eller analysere. I stedet er der bare en lytten. Det føles ofte uvant i begyndelsen — som om noget mangler — men over tid bliver det den tilstand vi længes efter at vende tilbage til.</w:t>
+      </w:r>
+    </w:p>
+    <w:p>
+      <w:pPr>
+        <w:pStyle w:val="BodyText"/>
+      </w:pPr>
+      <w:r>
+        <w:rPr>
+          <w:iCs/>
+          <w:i/>
+        </w:rPr>
+        <w:t xml:space="preserve">I andet stadie begynder Primary Respiration at træde frem. Den er der ikke som en idé længere — den er der som en faktisk perception. Hænderne registrerer en langsom rytme der ikke følger åndedrættet eller hjerteslaget. Først som en svag fornemmelse; senere som en tydelig bæren.</w:t>
+      </w:r>
+    </w:p>
+    <w:p>
+      <w:pPr>
+        <w:pStyle w:val="BodyText"/>
+      </w:pPr>
+      <w:r>
+        <w:rPr>
+          <w:iCs/>
+          <w:i/>
+        </w:rPr>
+        <w:t xml:space="preserve">Behandlinger i andet stadie bliver mindre tekniske og mere lyttende. Vi har stadig vores faglige redskaber, men de bruges sjældnere. I stedet bliver vores grundholdning at vente på det systemet selv vil. Det er ofte i denne fase at klienter rapporterer</w:t>
+      </w:r>
+      <w:r>
+        <w:rPr>
+          <w:iCs/>
+          <w:i/>
+        </w:rPr>
+        <w:t xml:space="preserve"> </w:t>
+      </w:r>
+      <w:r>
+        <w:rPr>
+          <w:iCs/>
+          <w:i/>
+        </w:rPr>
+        <w:t xml:space="preserve">‘</w:t>
+      </w:r>
+      <w:r>
+        <w:rPr>
+          <w:iCs/>
+          <w:i/>
+        </w:rPr>
+        <w:t xml:space="preserve">noget anderledes</w:t>
+      </w:r>
+      <w:r>
+        <w:rPr>
+          <w:iCs/>
+          <w:i/>
+        </w:rPr>
+        <w:t xml:space="preserve">’</w:t>
+      </w:r>
+      <w:r>
+        <w:rPr>
+          <w:iCs/>
+          <w:i/>
+        </w:rPr>
+        <w:t xml:space="preserve"> </w:t>
+      </w:r>
+      <w:r>
+        <w:rPr>
+          <w:iCs/>
+          <w:i/>
+        </w:rPr>
+        <w:t xml:space="preserve">uden at kunne sætte ord på det.</w:t>
+      </w:r>
+    </w:p>
+    <w:p>
+      <w:pPr>
+        <w:pStyle w:val="BodyText"/>
+      </w:pPr>
+      <w:r>
+        <w:rPr>
+          <w:iCs/>
+          <w:i/>
+        </w:rPr>
+        <w:t xml:space="preserve">Andet stadie er sårbart. Vi har sluppet en del af det første stadies sikkerhed (planen, teknikken), men har endnu ikke fuld tillid til det vi mærker. Tvivl og selvbebrejdelse kan være intense. At blive ved med at lytte trods tvivlen er det der gradvist styrker den nye kapacitet.</w:t>
+      </w:r>
+    </w:p>
+    <w:p>
+      <w:pPr>
+        <w:pStyle w:val="BodyText"/>
+      </w:pPr>
+      <w:r>
+        <w:rPr>
+          <w:iCs/>
+          <w:i/>
+        </w:rPr>
+        <w:t xml:space="preserve">Overgangen til tredje stadie sker når vi opdager at klienten ikke længere er en isoleret enhed for os. Feltet mellem os bliver mærkbart. Det er ikke længere kun deres krop vi behandler — vi er begge i et fælles rum. Først er det skræmmende; senere bliver det selve behandlingen.</w:t>
+      </w:r>
+    </w:p>
+    <w:p>
+      <w:pPr>
+        <w:pStyle w:val="BodyText"/>
+      </w:pPr>
+      <w:r>
+        <w:rPr>
+          <w:iCs/>
+          <w:i/>
+        </w:rPr>
+        <w:t xml:space="preserve">Andet stadie kan strække sig over mange år. Det er ikke en fase vi</w:t>
+      </w:r>
+      <w:r>
+        <w:rPr>
+          <w:iCs/>
+          <w:i/>
+        </w:rPr>
+        <w:t xml:space="preserve"> </w:t>
+      </w:r>
+      <w:r>
+        <w:rPr>
+          <w:iCs/>
+          <w:i/>
+        </w:rPr>
+        <w:t xml:space="preserve">‘</w:t>
+      </w:r>
+      <w:r>
+        <w:rPr>
+          <w:iCs/>
+          <w:i/>
+        </w:rPr>
+        <w:t xml:space="preserve">kommer igennem</w:t>
+      </w:r>
+      <w:r>
+        <w:rPr>
+          <w:iCs/>
+          <w:i/>
+        </w:rPr>
+        <w:t xml:space="preserve">’</w:t>
+      </w:r>
+      <w:r>
+        <w:rPr>
+          <w:iCs/>
+          <w:i/>
+        </w:rPr>
+        <w:t xml:space="preserve"> </w:t>
+      </w:r>
+      <w:r>
+        <w:rPr>
+          <w:iCs/>
+          <w:i/>
+        </w:rPr>
+        <w:t xml:space="preserve">hurtigt. Hver ny dybde i mødet med klienter åbner nye muligheder for at lytte til væsken og rytmerne. Det er ikke ineffektivt — det er det stadie hvor håndværket modnes til kunst.</w:t>
+      </w:r>
+    </w:p>
+    <w:p>
+      <w:pPr>
+        <w:pStyle w:val="BodyText"/>
+      </w:pPr>
+      <w:r>
+        <w:rPr>
+          <w:bCs/>
+          <w:b/>
+        </w:rPr>
         <w:t xml:space="preserve">[REFLEKSIONSSPØRGSMÅL]</w:t>
       </w:r>
     </w:p>
@@ -17801,6 +18203,291 @@
           <w:bCs/>
           <w:b/>
         </w:rPr>
+        <w:t xml:space="preserve">[INSPIRATION — nye vinkler at overveje]</w:t>
+      </w:r>
+    </w:p>
+    <w:p>
+      <w:pPr>
+        <w:pStyle w:val="BodyText"/>
+      </w:pPr>
+      <w:r>
+        <w:rPr>
+          <w:iCs/>
+          <w:i/>
+        </w:rPr>
+        <w:t xml:space="preserve">Tredje stadie begynder ofte med en uventet oplevelse — vi mærker at klientens åndedrag og vores eget følges ad uden at vi har planlagt det. Det er ikke synkronisering som teknik; det er biologisk co-regulering. Det første tegn er ofte at behandlingen pludselig virker mindre vores og mere fælles.</w:t>
+      </w:r>
+    </w:p>
+    <w:p>
+      <w:pPr>
+        <w:pStyle w:val="BodyText"/>
+      </w:pPr>
+      <w:r>
+        <w:rPr>
+          <w:iCs/>
+          <w:i/>
+        </w:rPr>
+        <w:t xml:space="preserve">I tredje stadie ophører distinktionen mellem</w:t>
+      </w:r>
+      <w:r>
+        <w:rPr>
+          <w:iCs/>
+          <w:i/>
+        </w:rPr>
+        <w:t xml:space="preserve"> </w:t>
+      </w:r>
+      <w:r>
+        <w:rPr>
+          <w:iCs/>
+          <w:i/>
+        </w:rPr>
+        <w:t xml:space="preserve">‘</w:t>
+      </w:r>
+      <w:r>
+        <w:rPr>
+          <w:iCs/>
+          <w:i/>
+        </w:rPr>
+        <w:t xml:space="preserve">hvad vi giver</w:t>
+      </w:r>
+      <w:r>
+        <w:rPr>
+          <w:iCs/>
+          <w:i/>
+        </w:rPr>
+        <w:t xml:space="preserve">’</w:t>
+      </w:r>
+      <w:r>
+        <w:rPr>
+          <w:iCs/>
+          <w:i/>
+        </w:rPr>
+        <w:t xml:space="preserve"> </w:t>
+      </w:r>
+      <w:r>
+        <w:rPr>
+          <w:iCs/>
+          <w:i/>
+        </w:rPr>
+        <w:t xml:space="preserve">og</w:t>
+      </w:r>
+      <w:r>
+        <w:rPr>
+          <w:iCs/>
+          <w:i/>
+        </w:rPr>
+        <w:t xml:space="preserve"> </w:t>
+      </w:r>
+      <w:r>
+        <w:rPr>
+          <w:iCs/>
+          <w:i/>
+        </w:rPr>
+        <w:t xml:space="preserve">‘</w:t>
+      </w:r>
+      <w:r>
+        <w:rPr>
+          <w:iCs/>
+          <w:i/>
+        </w:rPr>
+        <w:t xml:space="preserve">hvad vi modtager</w:t>
+      </w:r>
+      <w:r>
+        <w:rPr>
+          <w:iCs/>
+          <w:i/>
+        </w:rPr>
+        <w:t xml:space="preserve">’</w:t>
+      </w:r>
+      <w:r>
+        <w:rPr>
+          <w:iCs/>
+          <w:i/>
+        </w:rPr>
+        <w:t xml:space="preserve"> </w:t>
+      </w:r>
+      <w:r>
+        <w:rPr>
+          <w:iCs/>
+          <w:i/>
+        </w:rPr>
+        <w:t xml:space="preserve">midlertidigt. Vi bliver lige så meget ændret af behandlingen som klienten. Det er ikke en svaghed eller grænseoverskridelse — det er hvordan det relationelle felt fungerer. At anerkende det uden at være bange for det er en del af stadiet.</w:t>
+      </w:r>
+    </w:p>
+    <w:p>
+      <w:pPr>
+        <w:pStyle w:val="BodyText"/>
+      </w:pPr>
+      <w:r>
+        <w:rPr>
+          <w:iCs/>
+          <w:i/>
+        </w:rPr>
+        <w:t xml:space="preserve">Behandlere i tredje stadie mærker ofte deres egne følelser, kropslige fornemmelser eller minder dukke op under sessioner. Det er ikke nødvendigvis vores eget materiale — det kan være feltets respons. At kunne skelne mellem det der hører til klienten, til feltet, og til os selv, er en finmotorisk færdighed der udvikles over tid.</w:t>
+      </w:r>
+    </w:p>
+    <w:p>
+      <w:pPr>
+        <w:pStyle w:val="BodyText"/>
+      </w:pPr>
+      <w:r>
+        <w:rPr>
+          <w:iCs/>
+          <w:i/>
+        </w:rPr>
+        <w:t xml:space="preserve">I tredje stadie ændrer behandlinger sig kvalitativt. De bliver mindre fokuserede på lokale problemer og mere på hele organismens orientering. Klienten kommer ofte ud af sessionen med en oplevelse der er svær at sætte ord på —</w:t>
+      </w:r>
+      <w:r>
+        <w:rPr>
+          <w:iCs/>
+          <w:i/>
+        </w:rPr>
+        <w:t xml:space="preserve"> </w:t>
+      </w:r>
+      <w:r>
+        <w:rPr>
+          <w:iCs/>
+          <w:i/>
+        </w:rPr>
+        <w:t xml:space="preserve">‘</w:t>
+      </w:r>
+      <w:r>
+        <w:rPr>
+          <w:iCs/>
+          <w:i/>
+        </w:rPr>
+        <w:t xml:space="preserve">noget skiftede</w:t>
+      </w:r>
+      <w:r>
+        <w:rPr>
+          <w:iCs/>
+          <w:i/>
+        </w:rPr>
+        <w:t xml:space="preserve">’</w:t>
+      </w:r>
+      <w:r>
+        <w:rPr>
+          <w:iCs/>
+          <w:i/>
+        </w:rPr>
+        <w:t xml:space="preserve">,</w:t>
+      </w:r>
+      <w:r>
+        <w:rPr>
+          <w:iCs/>
+          <w:i/>
+        </w:rPr>
+        <w:t xml:space="preserve"> </w:t>
+      </w:r>
+      <w:r>
+        <w:rPr>
+          <w:iCs/>
+          <w:i/>
+        </w:rPr>
+        <w:t xml:space="preserve">‘</w:t>
+      </w:r>
+      <w:r>
+        <w:rPr>
+          <w:iCs/>
+          <w:i/>
+        </w:rPr>
+        <w:t xml:space="preserve">jeg blev set</w:t>
+      </w:r>
+      <w:r>
+        <w:rPr>
+          <w:iCs/>
+          <w:i/>
+        </w:rPr>
+        <w:t xml:space="preserve">’</w:t>
+      </w:r>
+      <w:r>
+        <w:rPr>
+          <w:iCs/>
+          <w:i/>
+        </w:rPr>
+        <w:t xml:space="preserve">,</w:t>
+      </w:r>
+      <w:r>
+        <w:rPr>
+          <w:iCs/>
+          <w:i/>
+        </w:rPr>
+        <w:t xml:space="preserve"> </w:t>
+      </w:r>
+      <w:r>
+        <w:rPr>
+          <w:iCs/>
+          <w:i/>
+        </w:rPr>
+        <w:t xml:space="preserve">‘</w:t>
+      </w:r>
+      <w:r>
+        <w:rPr>
+          <w:iCs/>
+          <w:i/>
+        </w:rPr>
+        <w:t xml:space="preserve">vi mødte hinanden</w:t>
+      </w:r>
+      <w:r>
+        <w:rPr>
+          <w:iCs/>
+          <w:i/>
+        </w:rPr>
+        <w:t xml:space="preserve">’</w:t>
+      </w:r>
+      <w:r>
+        <w:rPr>
+          <w:iCs/>
+          <w:i/>
+        </w:rPr>
+        <w:t xml:space="preserve">. Det er feltets virkning, ikke teknikkens.</w:t>
+      </w:r>
+    </w:p>
+    <w:p>
+      <w:pPr>
+        <w:pStyle w:val="BodyText"/>
+      </w:pPr>
+      <w:r>
+        <w:rPr>
+          <w:iCs/>
+          <w:i/>
+        </w:rPr>
+        <w:t xml:space="preserve">Risikoen i tredje stadie er at miste sig selv i feltet. Når grænserne mellem behandler og klient bliver fluide, kan vi tabe vores eget anker. Klinisk modenhed i tredje stadie er at kunne være distinkt og åben på samme tid — at have en stemme, der kan holde feltet, samtidig med at den ikke fylder feltet.</w:t>
+      </w:r>
+    </w:p>
+    <w:p>
+      <w:pPr>
+        <w:pStyle w:val="BodyText"/>
+      </w:pPr>
+      <w:r>
+        <w:rPr>
+          <w:iCs/>
+          <w:i/>
+        </w:rPr>
+        <w:t xml:space="preserve">Overgangen til fjerde stadie sker når feltet ikke længere kun er mellem os og én klient, men begynder at åbne sig mod det universelle. Vi mærker at det vi sidder i ikke er begrænset til denne person, dette rum, dette øjeblik. Det er en gradvis udvidelse, ikke et pludseligt skifte.</w:t>
+      </w:r>
+    </w:p>
+    <w:p>
+      <w:pPr>
+        <w:pStyle w:val="BodyText"/>
+      </w:pPr>
+      <w:r>
+        <w:rPr>
+          <w:iCs/>
+          <w:i/>
+        </w:rPr>
+        <w:t xml:space="preserve">Tredje stadie giver behandleren en helt anden form for trættet. Det er ikke fysisk udmattelse fra mange klienter — det er feltets vægt. At være i intim relationel kontakt med menneske efter menneske kalder på en restitution der ikke er bare hvile. Det er en del af håndværket at kunne genoplade på det relationelle plan.</w:t>
+      </w:r>
+    </w:p>
+    <w:p>
+      <w:pPr>
+        <w:pStyle w:val="BodyText"/>
+      </w:pPr>
+      <w:r>
+        <w:rPr>
+          <w:bCs/>
+          <w:b/>
+        </w:rPr>
         <w:t xml:space="preserve">[REFLEKSIONSSPØRGSMÅL]</w:t>
       </w:r>
     </w:p>
@@ -18393,6 +19080,249 @@
           <w:bCs/>
           <w:b/>
         </w:rPr>
+        <w:t xml:space="preserve">[INSPIRATION — nye vinkler at overveje]</w:t>
+      </w:r>
+    </w:p>
+    <w:p>
+      <w:pPr>
+        <w:pStyle w:val="BodyText"/>
+      </w:pPr>
+      <w:r>
+        <w:rPr>
+          <w:iCs/>
+          <w:i/>
+        </w:rPr>
+        <w:t xml:space="preserve">Fjerde stadie begynder ofte med en oplevelse af at noget bærer behandlingen — ikke os, ikke klienten, men noget større. Vores opmærksomhed udvider sig fra kroppen til rummet til horisonten. Long Tide bliver ikke længere noget vi prøver at mærke, men det grundlag al perception finder sted i.</w:t>
+      </w:r>
+    </w:p>
+    <w:p>
+      <w:pPr>
+        <w:pStyle w:val="BodyText"/>
+      </w:pPr>
+      <w:r>
+        <w:rPr>
+          <w:iCs/>
+          <w:i/>
+        </w:rPr>
+        <w:t xml:space="preserve">I fjerde stadie behandler vi mindre og mindre. Hænderne hviler stadig, klienten ligger stadig, men det</w:t>
+      </w:r>
+      <w:r>
+        <w:rPr>
+          <w:iCs/>
+          <w:i/>
+        </w:rPr>
+        <w:t xml:space="preserve"> </w:t>
+      </w:r>
+      <w:r>
+        <w:rPr>
+          <w:iCs/>
+          <w:i/>
+        </w:rPr>
+        <w:t xml:space="preserve">‘</w:t>
+      </w:r>
+      <w:r>
+        <w:rPr>
+          <w:iCs/>
+          <w:i/>
+        </w:rPr>
+        <w:t xml:space="preserve">arbejde</w:t>
+      </w:r>
+      <w:r>
+        <w:rPr>
+          <w:iCs/>
+          <w:i/>
+        </w:rPr>
+        <w:t xml:space="preserve">’</w:t>
+      </w:r>
+      <w:r>
+        <w:rPr>
+          <w:iCs/>
+          <w:i/>
+        </w:rPr>
+        <w:t xml:space="preserve"> </w:t>
+      </w:r>
+      <w:r>
+        <w:rPr>
+          <w:iCs/>
+          <w:i/>
+        </w:rPr>
+        <w:t xml:space="preserve">vi før gjorde, gøres ikke længere. I stedet sker der noget der ikke kan tilskrives os eller dem. Det er ofte den dybeste behandling vi kan tilbyde, og samtidig den der kræver mindst aktiv handling.</w:t>
+      </w:r>
+    </w:p>
+    <w:p>
+      <w:pPr>
+        <w:pStyle w:val="BodyText"/>
+      </w:pPr>
+      <w:r>
+        <w:rPr>
+          <w:iCs/>
+          <w:i/>
+        </w:rPr>
+        <w:t xml:space="preserve">Tiden ændrer karakter i fjerde stadie. Behandlinger kan vare i et halvtimes ur og samtidig opleves som timer. Eller de kan vare to timer og opleves som minutter. Både klient og behandler oplever ofte denne tids-dilatation, og det er informativt — det er et tegn på at vi er i Long Tide-rummets felt.</w:t>
+      </w:r>
+    </w:p>
+    <w:p>
+      <w:pPr>
+        <w:pStyle w:val="BodyText"/>
+      </w:pPr>
+      <w:r>
+        <w:rPr>
+          <w:iCs/>
+          <w:i/>
+        </w:rPr>
+        <w:t xml:space="preserve">Behandlere i fjerde stadie taler ofte mindre om teknik og mere om perception. Når vi forklarer hvad vi gør, bruger vi ord som</w:t>
+      </w:r>
+      <w:r>
+        <w:rPr>
+          <w:iCs/>
+          <w:i/>
+        </w:rPr>
+        <w:t xml:space="preserve"> </w:t>
+      </w:r>
+      <w:r>
+        <w:rPr>
+          <w:iCs/>
+          <w:i/>
+        </w:rPr>
+        <w:t xml:space="preserve">‘</w:t>
+      </w:r>
+      <w:r>
+        <w:rPr>
+          <w:iCs/>
+          <w:i/>
+        </w:rPr>
+        <w:t xml:space="preserve">lytte</w:t>
+      </w:r>
+      <w:r>
+        <w:rPr>
+          <w:iCs/>
+          <w:i/>
+        </w:rPr>
+        <w:t xml:space="preserve">’</w:t>
+      </w:r>
+      <w:r>
+        <w:rPr>
+          <w:iCs/>
+          <w:i/>
+        </w:rPr>
+        <w:t xml:space="preserve">,</w:t>
+      </w:r>
+      <w:r>
+        <w:rPr>
+          <w:iCs/>
+          <w:i/>
+        </w:rPr>
+        <w:t xml:space="preserve"> </w:t>
+      </w:r>
+      <w:r>
+        <w:rPr>
+          <w:iCs/>
+          <w:i/>
+        </w:rPr>
+        <w:t xml:space="preserve">‘</w:t>
+      </w:r>
+      <w:r>
+        <w:rPr>
+          <w:iCs/>
+          <w:i/>
+        </w:rPr>
+        <w:t xml:space="preserve">rumme</w:t>
+      </w:r>
+      <w:r>
+        <w:rPr>
+          <w:iCs/>
+          <w:i/>
+        </w:rPr>
+        <w:t xml:space="preserve">’</w:t>
+      </w:r>
+      <w:r>
+        <w:rPr>
+          <w:iCs/>
+          <w:i/>
+        </w:rPr>
+        <w:t xml:space="preserve">,</w:t>
+      </w:r>
+      <w:r>
+        <w:rPr>
+          <w:iCs/>
+          <w:i/>
+        </w:rPr>
+        <w:t xml:space="preserve"> </w:t>
+      </w:r>
+      <w:r>
+        <w:rPr>
+          <w:iCs/>
+          <w:i/>
+        </w:rPr>
+        <w:t xml:space="preserve">‘</w:t>
+      </w:r>
+      <w:r>
+        <w:rPr>
+          <w:iCs/>
+          <w:i/>
+        </w:rPr>
+        <w:t xml:space="preserve">være med</w:t>
+      </w:r>
+      <w:r>
+        <w:rPr>
+          <w:iCs/>
+          <w:i/>
+        </w:rPr>
+        <w:t xml:space="preserve">’</w:t>
+      </w:r>
+      <w:r>
+        <w:rPr>
+          <w:iCs/>
+          <w:i/>
+        </w:rPr>
+        <w:t xml:space="preserve">. Tekniske termer bliver irrelevante — ikke fordi de er forkerte, men fordi de ikke længere beskriver hvad der faktisk sker i sessionen.</w:t>
+      </w:r>
+    </w:p>
+    <w:p>
+      <w:pPr>
+        <w:pStyle w:val="BodyText"/>
+      </w:pPr>
+      <w:r>
+        <w:rPr>
+          <w:iCs/>
+          <w:i/>
+        </w:rPr>
+        <w:t xml:space="preserve">I fjerde stadie kan behandlinger have effekter der rækker langt ud over det øjeblikkelige problem. Klienten kommer ind med en specifik klagepunkt, og det de oplever bagefter er en orientering der spænder over hele deres liv. Det er ikke noget vi har planlagt — det er Long Tide-rummets natur.</w:t>
+      </w:r>
+    </w:p>
+    <w:p>
+      <w:pPr>
+        <w:pStyle w:val="BodyText"/>
+      </w:pPr>
+      <w:r>
+        <w:rPr>
+          <w:iCs/>
+          <w:i/>
+        </w:rPr>
+        <w:t xml:space="preserve">Sårbarheden i fjerde stadie er at miste forbindelsen til det praktiske og det jordnære. Vi kan blive så optaget af det subtile at vi mister det konkrete. Klinisk modenhed på dette niveau er at kunne være i Long Tide og samtidig huske at klienten har en krop, en hverdag, en konkret virkelighed.</w:t>
+      </w:r>
+    </w:p>
+    <w:p>
+      <w:pPr>
+        <w:pStyle w:val="BodyText"/>
+      </w:pPr>
+      <w:r>
+        <w:rPr>
+          <w:iCs/>
+          <w:i/>
+        </w:rPr>
+        <w:t xml:space="preserve">Fjerde stadie giver behandleren en ny form for tilstedeværelse. Vi behøver ikke gøre noget særligt for at være effektive — vores blotte tilstedeværelse i et trygt felt har effekt. Klienter kan melde forbedringer mellem sessioner som ikke er relateret til specifikke behandlings-greb. Det er feltets virkning, ikke teknikkens.</w:t>
+      </w:r>
+    </w:p>
+    <w:p>
+      <w:pPr>
+        <w:pStyle w:val="BodyText"/>
+      </w:pPr>
+      <w:r>
+        <w:rPr>
+          <w:bCs/>
+          <w:b/>
+        </w:rPr>
         <w:t xml:space="preserve">[REFLEKSIONSSPØRGSMÅL]</w:t>
       </w:r>
     </w:p>
@@ -18990,6 +19920,144 @@
       </w:r>
       <w:r>
         <w:t xml:space="preserve">The Long Tides bevægelse har ført hertil gennem øjeblikke af fuldstændig overgivelse. Oplevelsen af at blive bevæget er blevet til oplevelsen af at blive skabt. Den observerende del opløses i glimt i det observerede.</w:t>
+      </w:r>
+    </w:p>
+    <w:p>
+      <w:pPr>
+        <w:pStyle w:val="BodyText"/>
+      </w:pPr>
+      <w:r>
+        <w:rPr>
+          <w:bCs/>
+          <w:b/>
+        </w:rPr>
+        <w:t xml:space="preserve">[INSPIRATION — nye vinkler at overveje]</w:t>
+      </w:r>
+    </w:p>
+    <w:p>
+      <w:pPr>
+        <w:pStyle w:val="BodyText"/>
+      </w:pPr>
+      <w:r>
+        <w:rPr>
+          <w:iCs/>
+          <w:i/>
+        </w:rPr>
+        <w:t xml:space="preserve">Femte stadie er ikke et stadie vi kommer til — det er en kvalitet der lejlighedsvis viser sig på vejen. De fleste behandlere oplever korte øjeblikke af det selv tidligt i deres rejse, lange før de er</w:t>
+      </w:r>
+      <w:r>
+        <w:rPr>
+          <w:iCs/>
+          <w:i/>
+        </w:rPr>
+        <w:t xml:space="preserve"> </w:t>
+      </w:r>
+      <w:r>
+        <w:rPr>
+          <w:iCs/>
+          <w:i/>
+        </w:rPr>
+        <w:t xml:space="preserve">‘</w:t>
+      </w:r>
+      <w:r>
+        <w:rPr>
+          <w:iCs/>
+          <w:i/>
+        </w:rPr>
+        <w:t xml:space="preserve">i</w:t>
+      </w:r>
+      <w:r>
+        <w:rPr>
+          <w:iCs/>
+          <w:i/>
+        </w:rPr>
+        <w:t xml:space="preserve">’</w:t>
+      </w:r>
+      <w:r>
+        <w:rPr>
+          <w:iCs/>
+          <w:i/>
+        </w:rPr>
+        <w:t xml:space="preserve"> </w:t>
+      </w:r>
+      <w:r>
+        <w:rPr>
+          <w:iCs/>
+          <w:i/>
+        </w:rPr>
+        <w:t xml:space="preserve">stadiet. Det er ikke afhængigt af år af praksis; det er afhængigt af betingelser.</w:t>
+      </w:r>
+    </w:p>
+    <w:p>
+      <w:pPr>
+        <w:pStyle w:val="BodyText"/>
+      </w:pPr>
+      <w:r>
+        <w:rPr>
+          <w:iCs/>
+          <w:i/>
+        </w:rPr>
+        <w:t xml:space="preserve">I femte stadie ophører den oplevede distinktion mellem behandler, klient og felt midlertidigt. Det er ikke en blanding af tre — det er en samtidig oplevelse af én. Bagefter kan vi ikke beskrive hvem der gjorde hvad. Det er sjældent og uforudsigeligt, og det kan hverken kaldes frem eller forhindres.</w:t>
+      </w:r>
+    </w:p>
+    <w:p>
+      <w:pPr>
+        <w:pStyle w:val="BodyText"/>
+      </w:pPr>
+      <w:r>
+        <w:rPr>
+          <w:iCs/>
+          <w:i/>
+        </w:rPr>
+        <w:t xml:space="preserve">Behandlinger der finder vej til femte stadie efterlader ofte både klient og behandler stille bagefter. Der er sjældent meget at sige. Klienten oplever ofte en samlet ro de næste dage eller uger; behandleren mærker det som om noget er trukket tilbage til hvor det hører hjemme. Det er ikke effekter vi har skabt.</w:t>
+      </w:r>
+    </w:p>
+    <w:p>
+      <w:pPr>
+        <w:pStyle w:val="BodyText"/>
+      </w:pPr>
+      <w:r>
+        <w:rPr>
+          <w:iCs/>
+          <w:i/>
+        </w:rPr>
+        <w:t xml:space="preserve">I femte stadie ophører selv den lytten vi har trænet os op i. Der er ikke længere en der lytter til noget; der er bare lytten — eller bare det der er. Det er vanskeligt at beskrive uden at falde ind i mystiske ord, men de fleste behandlere der har oplevet det genkender beskrivelsen umiddelbart.</w:t>
+      </w:r>
+    </w:p>
+    <w:p>
+      <w:pPr>
+        <w:pStyle w:val="BodyText"/>
+      </w:pPr>
+      <w:r>
+        <w:rPr>
+          <w:iCs/>
+          <w:i/>
+        </w:rPr>
+        <w:t xml:space="preserve">Risikoen ved at sigte mod femte stadie er at skabe en illusion om det. Vi kan beslutte at noget var stilhed, når det egentlig var afslapning eller udmattelse. Klinisk modenhed er at kunne lade stadiet komme uden at kalde det frem, og at kunne anerkende dets fravær uden at føle os mislykkede.</w:t>
+      </w:r>
+    </w:p>
+    <w:p>
+      <w:pPr>
+        <w:pStyle w:val="BodyText"/>
+      </w:pPr>
+      <w:r>
+        <w:rPr>
+          <w:iCs/>
+          <w:i/>
+        </w:rPr>
+        <w:t xml:space="preserve">Femte stadie kan ikke trænes som teknik. Det kan kun forberedes ved at de fire foregående stadier er fuldt mødt. Når der ikke længere er forberedelse at gøre — når al teknik, al lytten, alt nærvær er på plads — kan stilheden vise sig. Den kommer altid i stedet for, ikke som tilføjelse til arbejdet.</w:t>
+      </w:r>
+    </w:p>
+    <w:p>
+      <w:pPr>
+        <w:pStyle w:val="BodyText"/>
+      </w:pPr>
+      <w:r>
+        <w:rPr>
+          <w:iCs/>
+          <w:i/>
+        </w:rPr>
+        <w:t xml:space="preserve">Selv erfarne behandlere oplever femte stadie sjældent. Det er ikke et tegn på at vi ikke er nået langt nok. Det er en påmindelse om at den dybeste dybde ikke er en præstation. Det vi kalder god behandling involverer ofte ikke femte stadie — bare gode kvaliteter af de fire foregående.</w:t>
       </w:r>
     </w:p>
     <w:p>

--- a/tools/output/manuskript-redigerbar.docx
+++ b/tools/output/manuskript-redigerbar.docx
@@ -10973,6 +10973,102 @@
           <w:bCs/>
           <w:b/>
         </w:rPr>
+        <w:t xml:space="preserve">[INSPIRATION — nye vinkler at overveje]</w:t>
+      </w:r>
+    </w:p>
+    <w:p>
+      <w:pPr>
+        <w:pStyle w:val="BodyText"/>
+      </w:pPr>
+      <w:r>
+        <w:rPr>
+          <w:iCs/>
+          <w:i/>
+        </w:rPr>
+        <w:t xml:space="preserve">Den neutrale lytten begynder allerede inden hænderne lander. Den kvalitet vi bringer ind i rummet — hvilken intention vi har, hvilke forventninger vi bærer — registreres af klientens system før den fysiske kontakt. Forberedelsen er en del af lytningen, ikke en separat fase.</w:t>
+      </w:r>
+    </w:p>
+    <w:p>
+      <w:pPr>
+        <w:pStyle w:val="BodyText"/>
+      </w:pPr>
+      <w:r>
+        <w:rPr>
+          <w:iCs/>
+          <w:i/>
+        </w:rPr>
+        <w:t xml:space="preserve">Den neutrale lytten adskiller sig fra klinisk vurdering ved fraværet af kategori. Vurdering placerer det vi mærker i forud-kendte kasser. Lytten lader fænomenet være sig selv først, og lader sproget komme bagefter — hvis det overhovedet kommer. Det er to forskellige perceptions-modi, ikke to grader af samme.</w:t>
+      </w:r>
+    </w:p>
+    <w:p>
+      <w:pPr>
+        <w:pStyle w:val="BodyText"/>
+      </w:pPr>
+      <w:r>
+        <w:rPr>
+          <w:iCs/>
+          <w:i/>
+        </w:rPr>
+        <w:t xml:space="preserve">Det er sjældent agendaen forsvinder helt — oftere bliver vi opmærksomme på den. At kunne mærke at vi har en plan, og lade planen træde til side uden at fortrænge den, er noget andet end at være helt neutral. Det er en levende disciplin, ikke en opnået tilstand.</w:t>
+      </w:r>
+    </w:p>
+    <w:p>
+      <w:pPr>
+        <w:pStyle w:val="BodyText"/>
+      </w:pPr>
+      <w:r>
+        <w:rPr>
+          <w:iCs/>
+          <w:i/>
+        </w:rPr>
+        <w:t xml:space="preserve">Når lytten begynder at trække sig sammen, kan det mærkes som en svag krampe i hænderne, en let fokusering der bliver til søgen. Det er sjældent dramatisk. Men over tid lærer behandleren at registrere disse mikroskopiske skift som tegn på at agendaen er begyndt at overtage feltet.</w:t>
+      </w:r>
+    </w:p>
+    <w:p>
+      <w:pPr>
+        <w:pStyle w:val="BodyText"/>
+      </w:pPr>
+      <w:r>
+        <w:rPr>
+          <w:iCs/>
+          <w:i/>
+        </w:rPr>
+        <w:t xml:space="preserve">Nogle klienter responderer på neutral lytten ved at åbne sig, andre ved at trække sig. Det er ikke et tegn på at lytningen er forkert — snarere på at klientens system har sin egen tærskel for hvor meget rum det kan modtage. Lytningen tilpasser sig denne tærskel uden at miste sin kvalitet.</w:t>
+      </w:r>
+    </w:p>
+    <w:p>
+      <w:pPr>
+        <w:pStyle w:val="BodyText"/>
+      </w:pPr>
+      <w:r>
+        <w:rPr>
+          <w:iCs/>
+          <w:i/>
+        </w:rPr>
+        <w:t xml:space="preserve">Den neutrale lytten modnes ikke ved at blive mere intens, men ved at blive mere rummelig. Den unge behandler lytter ofte ved at fokusere; den modne behandler lytter ved at brede opmærksomheden ud. Begge er gyldige, men kvaliteten af det vi mærker forskydes med årene.</w:t>
+      </w:r>
+    </w:p>
+    <w:p>
+      <w:pPr>
+        <w:pStyle w:val="BodyText"/>
+      </w:pPr>
+      <w:r>
+        <w:rPr>
+          <w:iCs/>
+          <w:i/>
+        </w:rPr>
+        <w:t xml:space="preserve">Den lytten der er neutral, har en særlig kvalitet af tilgængelighed uden tilbøjelighed. Den er hverken passiv eller aktiv, hverken forventende eller indolent. Den har en parathed der ikke retter sig mod noget bestemt — og det er præcis denne åbne parathed der giver klientens system rum til at vise sig.</w:t>
+      </w:r>
+    </w:p>
+    <w:p>
+      <w:pPr>
+        <w:pStyle w:val="BodyText"/>
+      </w:pPr>
+      <w:r>
+        <w:rPr>
+          <w:bCs/>
+          <w:b/>
+        </w:rPr>
         <w:t xml:space="preserve">[REFLEKSIONSSPØRGSMÅL]</w:t>
       </w:r>
     </w:p>
@@ -11054,6 +11150,102 @@
           <w:bCs/>
           <w:b/>
         </w:rPr>
+        <w:t xml:space="preserve">[INSPIRATION — nye vinkler at overveje]</w:t>
+      </w:r>
+    </w:p>
+    <w:p>
+      <w:pPr>
+        <w:pStyle w:val="BodyText"/>
+      </w:pPr>
+      <w:r>
+        <w:rPr>
+          <w:iCs/>
+          <w:i/>
+        </w:rPr>
+        <w:t xml:space="preserve">Selvreguleringen er ikke noget vi kun gør før behandlingen — den fortsætter gennem hele sessionen som mikroskopiske justeringer. Når vi mærker vores eget åndedrag blive overfladisk eller skuldrene løfte sig, er det signal om at finde tilbage til det centrale uden at afbryde kontakten med klienten.</w:t>
+      </w:r>
+    </w:p>
+    <w:p>
+      <w:pPr>
+        <w:pStyle w:val="BodyText"/>
+      </w:pPr>
+      <w:r>
+        <w:rPr>
+          <w:iCs/>
+          <w:i/>
+        </w:rPr>
+        <w:t xml:space="preserve">Co-regulering sker uanset om vi er bevidste om det eller ej. To nervesystemer i samme rum påvirker hinanden. Forskellen er om vores egen tilstand er stabil nok til at virke som et anker, eller om vi følger med ind i klientens dysregulering uden at registrere det.</w:t>
+      </w:r>
+    </w:p>
+    <w:p>
+      <w:pPr>
+        <w:pStyle w:val="BodyText"/>
+      </w:pPr>
+      <w:r>
+        <w:rPr>
+          <w:iCs/>
+          <w:i/>
+        </w:rPr>
+        <w:t xml:space="preserve">Tegnene på at vi har mistet vores forankring er ofte subtile: tankerne begynder at vandre, vi mærker en let utålmodighed, hænderne får en let intention de ikke havde før. At kunne registrere disse tidlige signaler er forskellen mellem at miste sig selv og at finde tilbage.</w:t>
+      </w:r>
+    </w:p>
+    <w:p>
+      <w:pPr>
+        <w:pStyle w:val="BodyText"/>
+      </w:pPr>
+      <w:r>
+        <w:rPr>
+          <w:iCs/>
+          <w:i/>
+        </w:rPr>
+        <w:t xml:space="preserve">Afslapning og selvregulering er ikke det samme. Vi kan være afslappede uden at være regulerede — slappe i muskulaturen men diffuse i opmærksomheden. Selvregulering har en kvalitet af koherens, en samling af systemet omkring midten, som afslapning alene ikke nødvendigvis indeholder.</w:t>
+      </w:r>
+    </w:p>
+    <w:p>
+      <w:pPr>
+        <w:pStyle w:val="BodyText"/>
+      </w:pPr>
+      <w:r>
+        <w:rPr>
+          <w:iCs/>
+          <w:i/>
+        </w:rPr>
+        <w:t xml:space="preserve">Hver behandler har sit eget sæt af reguleringsstrategier. For nogle er det åndedraget, for andre fødderne mod gulvet, for andre igen en indre orientering mod et bestemt punkt i kroppen. Det vigtige er ikke metoden men dens pålidelighed — at den faktisk virker når vi har brug for den.</w:t>
+      </w:r>
+    </w:p>
+    <w:p>
+      <w:pPr>
+        <w:pStyle w:val="BodyText"/>
+      </w:pPr>
+      <w:r>
+        <w:rPr>
+          <w:iCs/>
+          <w:i/>
+        </w:rPr>
+        <w:t xml:space="preserve">Med årene vokser kapaciteten til at blive i regulering selv under intensivt klinisk pres. Det betyder ikke at vi aldrig forskydes, men at restitueringstiden bliver kortere. Den modne behandler kan mærke en bølge af klientens dysregulering passere gennem feltet uden at miste sin egen forankring.</w:t>
+      </w:r>
+    </w:p>
+    <w:p>
+      <w:pPr>
+        <w:pStyle w:val="BodyText"/>
+      </w:pPr>
+      <w:r>
+        <w:rPr>
+          <w:iCs/>
+          <w:i/>
+        </w:rPr>
+        <w:t xml:space="preserve">Mellem to klienter er det sjældent nok at gå på toilettet og drikke vand. Den fysiologiske reset kræver bevidst opmærksomhed — en kort genfinding af jordingen, en stilhed der lader det forrige aftryk slippe. Selv to minutter brugt rigtigt kan være forskellen på en frisk eller en slidt næste session.</w:t>
+      </w:r>
+    </w:p>
+    <w:p>
+      <w:pPr>
+        <w:pStyle w:val="BodyText"/>
+      </w:pPr>
+      <w:r>
+        <w:rPr>
+          <w:bCs/>
+          <w:b/>
+        </w:rPr>
         <w:t xml:space="preserve">[REFLEKSIONSSPØRGSMÅL]</w:t>
       </w:r>
     </w:p>
@@ -11153,6 +11345,137 @@
           <w:bCs/>
           <w:b/>
         </w:rPr>
+        <w:t xml:space="preserve">[INSPIRATION — nye vinkler at overveje]</w:t>
+      </w:r>
+    </w:p>
+    <w:p>
+      <w:pPr>
+        <w:pStyle w:val="BodyText"/>
+      </w:pPr>
+      <w:r>
+        <w:rPr>
+          <w:iCs/>
+          <w:i/>
+        </w:rPr>
+        <w:t xml:space="preserve">Skiftet fra forarbejde til egentlig terapeutisk proces kommer ofte uden varsel. Hænderne mærker pludselig at noget er anderledes — vævet har en anden karakter, åndedrættet har skiftet kvalitet, rummet selv føles forandret. At kunne registrere dette skift øjeblikkeligt er en af de finere kliniske færdigheder.</w:t>
+      </w:r>
+    </w:p>
+    <w:p>
+      <w:pPr>
+        <w:pStyle w:val="BodyText"/>
+      </w:pPr>
+      <w:r>
+        <w:rPr>
+          <w:iCs/>
+          <w:i/>
+        </w:rPr>
+        <w:t xml:space="preserve">Symptomlindring og terapeutisk proces er ikke det samme. Et symptom kan aftage uden at noget grundlæggende har ændret sig — et væv slapper af, men mønsteret består. Den ægte proces involverer en omorganisering på et dybere lag, hvor strukturen selv finder ny ligevægt.</w:t>
+      </w:r>
+    </w:p>
+    <w:p>
+      <w:pPr>
+        <w:pStyle w:val="BodyText"/>
+      </w:pPr>
+      <w:r>
+        <w:rPr>
+          <w:iCs/>
+          <w:i/>
+        </w:rPr>
+        <w:t xml:space="preserve">Den ro der ledsager terapeutisk proces, har en specifik kvalitet af fylde. Den er ikke tom stilhed men en mætning af potentiale. Hænderne mærker det som et felt der er blevet bredere, mere koherent, mere tilgængeligt. Klienter beskriver det ofte som at synke ned i sig selv.</w:t>
+      </w:r>
+    </w:p>
+    <w:p>
+      <w:pPr>
+        <w:pStyle w:val="BodyText"/>
+      </w:pPr>
+      <w:r>
+        <w:rPr>
+          <w:iCs/>
+          <w:i/>
+        </w:rPr>
+        <w:t xml:space="preserve">Den terapeutiske proces forløber sjældent lineært. Den kan tage pauser, gentage sig, fordybes i bølger. Hvad der ligner stagnation er ofte integration. At kunne lade processen folde sig ud i sit eget tempo, uden at fortolke pauserne som mangel på fremgang, er en del af håndværket.</w:t>
+      </w:r>
+    </w:p>
+    <w:p>
+      <w:pPr>
+        <w:pStyle w:val="BodyText"/>
+      </w:pPr>
+      <w:r>
+        <w:rPr>
+          <w:iCs/>
+          <w:i/>
+        </w:rPr>
+        <w:t xml:space="preserve">To behandlinger med samme klient kan have helt forskellige signaturer. Den ene gang viser processen sig som langsom omformning, den anden som hurtige skift. Det er ikke os der vælger formen — det er klientens system der i øjeblikket beslutter hvilken vej forandringen skal tage.</w:t>
+      </w:r>
+    </w:p>
+    <w:p>
+      <w:pPr>
+        <w:pStyle w:val="BodyText"/>
+      </w:pPr>
+      <w:r>
+        <w:rPr>
+          <w:iCs/>
+          <w:i/>
+        </w:rPr>
+        <w:t xml:space="preserve">Sansningen af den terapeutiske proces udvikles ikke gennem tænkning men gennem tusindevis af behandlinger. Hver gang vi har siddet med en klient og bagefter genkendt</w:t>
+      </w:r>
+      <w:r>
+        <w:rPr>
+          <w:iCs/>
+          <w:i/>
+        </w:rPr>
+        <w:t xml:space="preserve"> </w:t>
+      </w:r>
+      <w:r>
+        <w:rPr>
+          <w:iCs/>
+          <w:i/>
+        </w:rPr>
+        <w:t xml:space="preserve">‘</w:t>
+      </w:r>
+      <w:r>
+        <w:rPr>
+          <w:iCs/>
+          <w:i/>
+        </w:rPr>
+        <w:t xml:space="preserve">der skete noget</w:t>
+      </w:r>
+      <w:r>
+        <w:rPr>
+          <w:iCs/>
+          <w:i/>
+        </w:rPr>
+        <w:t xml:space="preserve">’</w:t>
+      </w:r>
+      <w:r>
+        <w:rPr>
+          <w:iCs/>
+          <w:i/>
+        </w:rPr>
+        <w:t xml:space="preserve">, skærper hænderne deres genkendelse. Det er en kropslig læring der ikke kan forceres frem.</w:t>
+      </w:r>
+    </w:p>
+    <w:p>
+      <w:pPr>
+        <w:pStyle w:val="BodyText"/>
+      </w:pPr>
+      <w:r>
+        <w:rPr>
+          <w:iCs/>
+          <w:i/>
+        </w:rPr>
+        <w:t xml:space="preserve">Det sker også at sessionen forløber uden at den terapeutiske proces træder tydeligt frem. Det er ikke nødvendigvis tegn på at intet skete — ofte arbejder systemet på et niveau vi ikke kan registrere i øjeblikket. Klientens efterforløb afslører ofte det vi ikke kunne mærke direkte.</w:t>
+      </w:r>
+    </w:p>
+    <w:p>
+      <w:pPr>
+        <w:pStyle w:val="BodyText"/>
+      </w:pPr>
+      <w:r>
+        <w:rPr>
+          <w:bCs/>
+          <w:b/>
+        </w:rPr>
         <w:t xml:space="preserve">[REFLEKSIONSSPØRGSMÅL]</w:t>
       </w:r>
     </w:p>
@@ -11285,6 +11608,102 @@
           <w:bCs/>
           <w:b/>
         </w:rPr>
+        <w:t xml:space="preserve">[INSPIRATION — nye vinkler at overveje]</w:t>
+      </w:r>
+    </w:p>
+    <w:p>
+      <w:pPr>
+        <w:pStyle w:val="BodyText"/>
+      </w:pPr>
+      <w:r>
+        <w:rPr>
+          <w:iCs/>
+          <w:i/>
+        </w:rPr>
+        <w:t xml:space="preserve">Trangen til at gøre noget melder sig næsten altid på et tidspunkt — særligt når processen virker langsom eller uklar. At kunne mærke trangen og lade den passere uden at handle på den er en disciplin der modnes over år. Det er ikke fravær af intention; det er valg.</w:t>
+      </w:r>
+    </w:p>
+    <w:p>
+      <w:pPr>
+        <w:pStyle w:val="BodyText"/>
+      </w:pPr>
+      <w:r>
+        <w:rPr>
+          <w:iCs/>
+          <w:i/>
+        </w:rPr>
+        <w:t xml:space="preserve">Tålmodighed er ikke passivitet. Den passive behandler er fraværende, fjern, måske endda kedet. Den tålmodige behandler er fuldt til stede, opmærksom, engageret — bare uden at presse. Det er en aktiv venten, en tilstedeværelse der har givet slip på resultatet uden at give slip på engagementet.</w:t>
+      </w:r>
+    </w:p>
+    <w:p>
+      <w:pPr>
+        <w:pStyle w:val="BodyText"/>
+      </w:pPr>
+      <w:r>
+        <w:rPr>
+          <w:iCs/>
+          <w:i/>
+        </w:rPr>
+        <w:t xml:space="preserve">Uvisheden er ikke en ulempe ved arbejdet — den er noget af det vi arbejder med. Den åbner det rum hvor klientens system kan vise hvad vi ikke kunne forestille os. At kunne hvile i ikke-at-vide er ikke det samme som at være forvirret; det er at have plads til at blive overrasket.</w:t>
+      </w:r>
+    </w:p>
+    <w:p>
+      <w:pPr>
+        <w:pStyle w:val="BodyText"/>
+      </w:pPr>
+      <w:r>
+        <w:rPr>
+          <w:iCs/>
+          <w:i/>
+        </w:rPr>
+        <w:t xml:space="preserve">Den unge behandler tror ofte at uvisheden er tegn på manglende kompetence. Den modne behandler genkender den som signal om at processen er åben. Skiftet fra at fortolke uvished som mangel til at læse den som mulighed er en af de vigtigste indre forskydninger i behandlerens udvikling.</w:t>
+      </w:r>
+    </w:p>
+    <w:p>
+      <w:pPr>
+        <w:pStyle w:val="BodyText"/>
+      </w:pPr>
+      <w:r>
+        <w:rPr>
+          <w:iCs/>
+          <w:i/>
+        </w:rPr>
+        <w:t xml:space="preserve">Når vi mister tålmodigheden uden at vide det, viser det sig ofte som en forhastet konklusion — vi tror vi har forstået processen, og hænderne begynder at arbejde ud fra denne forståelse. Det er præcis i dette øjeblik, at vi mister kontakten med det der faktisk er ved at ske.</w:t>
+      </w:r>
+    </w:p>
+    <w:p>
+      <w:pPr>
+        <w:pStyle w:val="BodyText"/>
+      </w:pPr>
+      <w:r>
+        <w:rPr>
+          <w:iCs/>
+          <w:i/>
+        </w:rPr>
+        <w:t xml:space="preserve">Nogle klienters processer udfolder sig i løbet af minutter; andres tager hele behandlinger eller endda flere sessioner. Tålmodigheden tilpasser sig dette individuelle tempo. At forsøge at fremskynde en langsom proces eller bremse en hurtig er at gå på tværs af systemets egen visdom.</w:t>
+      </w:r>
+    </w:p>
+    <w:p>
+      <w:pPr>
+        <w:pStyle w:val="BodyText"/>
+      </w:pPr>
+      <w:r>
+        <w:rPr>
+          <w:iCs/>
+          <w:i/>
+        </w:rPr>
+        <w:t xml:space="preserve">Når processen ser ud til at gå i stå midt i en behandling, kan minutterne føles meget lange. Klientens tavshed, vores eget åndedrag, tikkende klokker, det hele bliver tydeligt. Det er ofte præcis i denne tilsyneladende tomhed, at den dybeste integration foregår.</w:t>
+      </w:r>
+    </w:p>
+    <w:p>
+      <w:pPr>
+        <w:pStyle w:val="BodyText"/>
+      </w:pPr>
+      <w:r>
+        <w:rPr>
+          <w:bCs/>
+          <w:b/>
+        </w:rPr>
         <w:t xml:space="preserve">[REFLEKSIONSSPØRGSMÅL]</w:t>
       </w:r>
     </w:p>
@@ -11381,6 +11800,144 @@
           <w:bCs/>
           <w:b/>
         </w:rPr>
+        <w:t xml:space="preserve">[INSPIRATION — nye vinkler at overveje]</w:t>
+      </w:r>
+    </w:p>
+    <w:p>
+      <w:pPr>
+        <w:pStyle w:val="BodyText"/>
+      </w:pPr>
+      <w:r>
+        <w:rPr>
+          <w:iCs/>
+          <w:i/>
+        </w:rPr>
+        <w:t xml:space="preserve">Helhedens invitation viser sig sjældent som et råb. Oftere er det en svag trækning af opmærksomheden mod et område, en fornemmelse af at hænderne</w:t>
+      </w:r>
+      <w:r>
+        <w:rPr>
+          <w:iCs/>
+          <w:i/>
+        </w:rPr>
+        <w:t xml:space="preserve"> </w:t>
+      </w:r>
+      <w:r>
+        <w:rPr>
+          <w:iCs/>
+          <w:i/>
+        </w:rPr>
+        <w:t xml:space="preserve">‘</w:t>
+      </w:r>
+      <w:r>
+        <w:rPr>
+          <w:iCs/>
+          <w:i/>
+        </w:rPr>
+        <w:t xml:space="preserve">falder</w:t>
+      </w:r>
+      <w:r>
+        <w:rPr>
+          <w:iCs/>
+          <w:i/>
+        </w:rPr>
+        <w:t xml:space="preserve">’</w:t>
+      </w:r>
+      <w:r>
+        <w:rPr>
+          <w:iCs/>
+          <w:i/>
+        </w:rPr>
+        <w:t xml:space="preserve"> </w:t>
+      </w:r>
+      <w:r>
+        <w:rPr>
+          <w:iCs/>
+          <w:i/>
+        </w:rPr>
+        <w:t xml:space="preserve">et bestemt sted hen, en let resonans i feltet. At kunne mærke disse subtile pegne kræver en lyttende kvalitet, ikke en søgende.</w:t>
+      </w:r>
+    </w:p>
+    <w:p>
+      <w:pPr>
+        <w:pStyle w:val="BodyText"/>
+      </w:pPr>
+      <w:r>
+        <w:rPr>
+          <w:iCs/>
+          <w:i/>
+        </w:rPr>
+        <w:t xml:space="preserve">Klientens beskrevne symptom og kroppens prioritet falder ikke altid sammen. En klient med skuldersmerter kan have et system der kalder mod bækkenet eller åndedrættet. At kunne lytte forbi det tydelige symptom uden at ignorere klientens lidelse er en finstemt klinisk balancegang.</w:t>
+      </w:r>
+    </w:p>
+    <w:p>
+      <w:pPr>
+        <w:pStyle w:val="BodyText"/>
+      </w:pPr>
+      <w:r>
+        <w:rPr>
+          <w:iCs/>
+          <w:i/>
+        </w:rPr>
+        <w:t xml:space="preserve">Helheden synes at have sin egen rangordning af hvad der skal løses først. Det er sjældent vi kan forstå rationalet bagved — men når vi følger det, viser efterfølgende behandlinger ofte at den valgte vej var mere effektiv end den vi ville have valgt rationelt.</w:t>
+      </w:r>
+    </w:p>
+    <w:p>
+      <w:pPr>
+        <w:pStyle w:val="BodyText"/>
+      </w:pPr>
+      <w:r>
+        <w:rPr>
+          <w:iCs/>
+          <w:i/>
+        </w:rPr>
+        <w:t xml:space="preserve">Et område der afviser arbejde, har en bestemt kvalitet under hænderne. Det er ikke spændt eller modstandsfuldt på den almindelige måde — det er stille, lukket, ikke til stede. At forveksle denne afvisning med modstand og forsøge at presse igennem er en af de almindelige kliniske fejl.</w:t>
+      </w:r>
+    </w:p>
+    <w:p>
+      <w:pPr>
+        <w:pStyle w:val="BodyText"/>
+      </w:pPr>
+      <w:r>
+        <w:rPr>
+          <w:iCs/>
+          <w:i/>
+        </w:rPr>
+        <w:t xml:space="preserve">Det kræver tillid at lade systemet vælge. Vi har lært at diagnosticere, at se sammenhænge, at lægge planer. At lade alt dette træde tilbage og lade kroppen pege er en omvendt logik. Det føles ofte forkert i begyndelsen — og bliver med tiden den eneste rigtige vej.</w:t>
+      </w:r>
+    </w:p>
+    <w:p>
+      <w:pPr>
+        <w:pStyle w:val="BodyText"/>
+      </w:pPr>
+      <w:r>
+        <w:rPr>
+          <w:iCs/>
+          <w:i/>
+        </w:rPr>
+        <w:t xml:space="preserve">Helhedens prioritering kan ændre sig undervejs. Det område der inviterede ved behandlingens start, kan være færdigt halvvejs igennem, og noget andet træder frem. At følge denne forskydning frem for at holde fast i den oprindelige plan er en del af det dynamiske arbejde.</w:t>
+      </w:r>
+    </w:p>
+    <w:p>
+      <w:pPr>
+        <w:pStyle w:val="BodyText"/>
+      </w:pPr>
+      <w:r>
+        <w:rPr>
+          <w:iCs/>
+          <w:i/>
+        </w:rPr>
+        <w:t xml:space="preserve">Når vi virkelig giver helheden lov til at lede, er der øjeblikke hvor behandlingen tager retninger der overrasker os. Klienten klagede over et knæ, og pludselig er det åndedrættet der frigøres. Det er sjældent vi kunne have forudsagt det — og næsten altid mere virkningsfuldt end det vi havde planlagt.</w:t>
+      </w:r>
+    </w:p>
+    <w:p>
+      <w:pPr>
+        <w:pStyle w:val="BodyText"/>
+      </w:pPr>
+      <w:r>
+        <w:rPr>
+          <w:bCs/>
+          <w:b/>
+        </w:rPr>
         <w:t xml:space="preserve">[REFLEKSIONSSPØRGSMÅL]</w:t>
       </w:r>
     </w:p>
@@ -11480,6 +12037,102 @@
           <w:bCs/>
           <w:b/>
         </w:rPr>
+        <w:t xml:space="preserve">[INSPIRATION — nye vinkler at overveje]</w:t>
+      </w:r>
+    </w:p>
+    <w:p>
+      <w:pPr>
+        <w:pStyle w:val="BodyText"/>
+      </w:pPr>
+      <w:r>
+        <w:rPr>
+          <w:iCs/>
+          <w:i/>
+        </w:rPr>
+        <w:t xml:space="preserve">Synkroniseringen kræver konstant mikroskopiske justeringer. Vævets retning ændrer sig let, hastigheden skifter, kvaliteten varierer. Hænderne er ikke statiske — de er i levende dialog med bevægelsen, justerer sig fra øjeblik til øjeblik uden at klienten registrerer det som aktivt arbejde fra vores side.</w:t>
+      </w:r>
+    </w:p>
+    <w:p>
+      <w:pPr>
+        <w:pStyle w:val="BodyText"/>
+      </w:pPr>
+      <w:r>
+        <w:rPr>
+          <w:iCs/>
+          <w:i/>
+        </w:rPr>
+        <w:t xml:space="preserve">Forskellen mellem at følge og at lede er ofte meget lille. En lille fremskubning af hånden, en mikroskopisk forventning om hvor bevægelsen skal hen — og pludselig er vi gået fra synkron til styrende. At kunne mærke denne grænse, og blive på den rigtige side, er en finstemt færdighed.</w:t>
+      </w:r>
+    </w:p>
+    <w:p>
+      <w:pPr>
+        <w:pStyle w:val="BodyText"/>
+      </w:pPr>
+      <w:r>
+        <w:rPr>
+          <w:iCs/>
+          <w:i/>
+        </w:rPr>
+        <w:t xml:space="preserve">Når synkroniseringen brydes, mærkes det ofte først som en let modstand i vævet — som om kroppen registrerer at vi ikke længere er med. Det kan også vise sig som at bevægelsen taber kvalitet, bliver mindre koherent, eller stopper helt. Disse er signaler om at finde tilbage til lytten.</w:t>
+      </w:r>
+    </w:p>
+    <w:p>
+      <w:pPr>
+        <w:pStyle w:val="BodyText"/>
+      </w:pPr>
+      <w:r>
+        <w:rPr>
+          <w:iCs/>
+          <w:i/>
+        </w:rPr>
+        <w:t xml:space="preserve">Når kroppen vælger ekstremt langsom bevægelse, kommunikerer den noget. Det kan være om at integration kræver tid, om at processen er på et følsomt sted, om at systemet beder os om at sænke vores eget tempo. At respektere denne langsomhed uden at forsøge at opmuntre den er at høre hvad der bliver sagt.</w:t>
+      </w:r>
+    </w:p>
+    <w:p>
+      <w:pPr>
+        <w:pStyle w:val="BodyText"/>
+      </w:pPr>
+      <w:r>
+        <w:rPr>
+          <w:iCs/>
+          <w:i/>
+        </w:rPr>
+        <w:t xml:space="preserve">Trangen til at hjælpe bevægelsen videre melder sig ofte når den er allermest langsom eller stopper helt. Det er præcis her, at vi forstyrrer mest. At kunne mærke trangen som signal om at gøre mindre, ikke mere, er en af de modige indre vendinger i behandlingen.</w:t>
+      </w:r>
+    </w:p>
+    <w:p>
+      <w:pPr>
+        <w:pStyle w:val="BodyText"/>
+      </w:pPr>
+      <w:r>
+        <w:rPr>
+          <w:iCs/>
+          <w:i/>
+        </w:rPr>
+        <w:t xml:space="preserve">Nogle klienters væv bevæger sig så hurtigt at vores opmærksomhed knap kan følge med; andres så langsomt at vi tror der ingen bevægelse er. Synkroniseringen tilpasser sig dette individuelle tempo. Den rigtige hastighed er aldrig vores; den tilhører altid systemet vi sidder hos.</w:t>
+      </w:r>
+    </w:p>
+    <w:p>
+      <w:pPr>
+        <w:pStyle w:val="BodyText"/>
+      </w:pPr>
+      <w:r>
+        <w:rPr>
+          <w:iCs/>
+          <w:i/>
+        </w:rPr>
+        <w:t xml:space="preserve">En pause i bevægelsen er ikke fravær af bevægelse — det er bevægelse der har skiftet niveau. Mens den ydre form står stille, sker der ofte noget på et finere lag. At kunne være i pausen uden at fylde den er at give plads til denne skjulte bevægelse.</w:t>
+      </w:r>
+    </w:p>
+    <w:p>
+      <w:pPr>
+        <w:pStyle w:val="BodyText"/>
+      </w:pPr>
+      <w:r>
+        <w:rPr>
+          <w:bCs/>
+          <w:b/>
+        </w:rPr>
         <w:t xml:space="preserve">[REFLEKSIONSSPØRGSMÅL]</w:t>
       </w:r>
     </w:p>
@@ -11561,6 +12214,102 @@
           <w:bCs/>
           <w:b/>
         </w:rPr>
+        <w:t xml:space="preserve">[INSPIRATION — nye vinkler at overveje]</w:t>
+      </w:r>
+    </w:p>
+    <w:p>
+      <w:pPr>
+        <w:pStyle w:val="BodyText"/>
+      </w:pPr>
+      <w:r>
+        <w:rPr>
+          <w:iCs/>
+          <w:i/>
+        </w:rPr>
+        <w:t xml:space="preserve">Hvordan hænderne lander, er allerede en kommunikation. Vægten af kontakten, tempoet, retningen — alt sender signaler ind i klientens system. Ofte mærker klientens nervesystem hvad der er muligt eller ikke muligt i de første sekunder, før der er begyndt egentlig behandling.</w:t>
+      </w:r>
+    </w:p>
+    <w:p>
+      <w:pPr>
+        <w:pStyle w:val="BodyText"/>
+      </w:pPr>
+      <w:r>
+        <w:rPr>
+          <w:iCs/>
+          <w:i/>
+        </w:rPr>
+        <w:t xml:space="preserve">Berøringen er et sprog uden ord, og det taler hele tiden. Hver sekund kommunikerer vores hænder noget om vores tilstand, vores intention, vores nærvær. Klienten registrerer dette på et niveau der ligger under det bevidste, men der bliver hørt — og responderet på.</w:t>
+      </w:r>
+    </w:p>
+    <w:p>
+      <w:pPr>
+        <w:pStyle w:val="BodyText"/>
+      </w:pPr>
+      <w:r>
+        <w:rPr>
+          <w:iCs/>
+          <w:i/>
+        </w:rPr>
+        <w:t xml:space="preserve">Blød berøring og kollapset berøring er ikke det samme. Den bløde har form, struktur, klar tilstedeværelse — bare uden tryk. Den kollapsede har mistet sit center, sin retning. Klientens system genkender forskellen øjeblikkeligt og responderer kun på den første.</w:t>
+      </w:r>
+    </w:p>
+    <w:p>
+      <w:pPr>
+        <w:pStyle w:val="BodyText"/>
+      </w:pPr>
+      <w:r>
+        <w:rPr>
+          <w:iCs/>
+          <w:i/>
+        </w:rPr>
+        <w:t xml:space="preserve">Klientens første response på vores berøring fortæller meget. Et åbent system folder sig let ud; et lukket trækker sig let; et oversensitivt overreagerer. Disse første signaler er ofte de vigtigste i hele sessionen — de viser hvilken kvalitet af berøring resten af behandlingen kalder på.</w:t>
+      </w:r>
+    </w:p>
+    <w:p>
+      <w:pPr>
+        <w:pStyle w:val="BodyText"/>
+      </w:pPr>
+      <w:r>
+        <w:rPr>
+          <w:iCs/>
+          <w:i/>
+        </w:rPr>
+        <w:t xml:space="preserve">Klienter har vidt forskellige tærskler for berøringskvalitet. Den traumatiserede kan opfatte selv let kontakt som invasion; den somatisk lukkede kan have brug for tydeligere kontakt for overhovedet at registrere os. At kunne læse den individuelle tærskel og tilpasse berøringen er en del af det kliniske håndværk.</w:t>
+      </w:r>
+    </w:p>
+    <w:p>
+      <w:pPr>
+        <w:pStyle w:val="BodyText"/>
+      </w:pPr>
+      <w:r>
+        <w:rPr>
+          <w:iCs/>
+          <w:i/>
+        </w:rPr>
+        <w:t xml:space="preserve">Kvaliteten af berøring er noget vi øver, ikke noget vi er. Det er en daglig praksis — at mærke hvad hænderne gør, justere, lære. Selv erfarne behandlere kan opdage at deres berøring er blevet mekanisk eller distraheret, og må vende tilbage til den grundlæggende kvalitet igen.</w:t>
+      </w:r>
+    </w:p>
+    <w:p>
+      <w:pPr>
+        <w:pStyle w:val="BodyText"/>
+      </w:pPr>
+      <w:r>
+        <w:rPr>
+          <w:iCs/>
+          <w:i/>
+        </w:rPr>
+        <w:t xml:space="preserve">Den neutrale berøring er ikke fravær af kvalitet — den er en bestemt kvalitet. Den har en aktiv tilstedeværelse uden bestemt retning, en åbenhed der er etableret med præcision. Klienten kan mærke forskellen mellem en behandler der bare lægger hænderne på, og en der har valgt sin neutralitet.</w:t>
+      </w:r>
+    </w:p>
+    <w:p>
+      <w:pPr>
+        <w:pStyle w:val="BodyText"/>
+      </w:pPr>
+      <w:r>
+        <w:rPr>
+          <w:bCs/>
+          <w:b/>
+        </w:rPr>
         <w:t xml:space="preserve">[REFLEKSIONSSPØRGSMÅL]</w:t>
       </w:r>
     </w:p>
@@ -11631,6 +12380,186 @@
       </w:pPr>
       <w:r>
         <w:t xml:space="preserve">Den naturlige afslutning har sin egen kvalitet — en fornemmelse af fuldførelse, af at cirklen er sluttet for denne gang. Dette sker sjældent præcis når klokken siger sessionen skal slutte. At kunne genkende og respektere denne naturlige afslutning frem for at følge klokken kræver både erfaring og tillid til processen.</w:t>
+      </w:r>
+    </w:p>
+    <w:p>
+      <w:pPr>
+        <w:pStyle w:val="BodyText"/>
+      </w:pPr>
+      <w:r>
+        <w:rPr>
+          <w:bCs/>
+          <w:b/>
+        </w:rPr>
+        <w:t xml:space="preserve">[INSPIRATION — nye vinkler at overveje]</w:t>
+      </w:r>
+    </w:p>
+    <w:p>
+      <w:pPr>
+        <w:pStyle w:val="BodyText"/>
+      </w:pPr>
+      <w:r>
+        <w:rPr>
+          <w:iCs/>
+          <w:i/>
+        </w:rPr>
+        <w:t xml:space="preserve">Mod slutningen af en optimal behandling viser der sig ofte en bestemt kvalitet — en bølge af integration der er ved at folde sig ud. Hænderne mærker det som en samlende bevægelse, en slags hjemkomst. At genkende denne bølge er ofte tegnet på at behandlingen nærmer sig sin naturlige afslutning.</w:t>
+      </w:r>
+    </w:p>
+    <w:p>
+      <w:pPr>
+        <w:pStyle w:val="BodyText"/>
+      </w:pPr>
+      <w:r>
+        <w:rPr>
+          <w:iCs/>
+          <w:i/>
+        </w:rPr>
+        <w:t xml:space="preserve">Mætning har en specifik kvalitet i vævet — en fylde der er begyndt at lukke sig. Det er ikke modstand men signalering om at systemet har modtaget hvad det kan absorbere lige nu. At kunne mærke denne kvalitet og respektere den er en del af det differentierede arbejde.</w:t>
+      </w:r>
+    </w:p>
+    <w:p>
+      <w:pPr>
+        <w:pStyle w:val="BodyText"/>
+      </w:pPr>
+      <w:r>
+        <w:rPr>
+          <w:iCs/>
+          <w:i/>
+        </w:rPr>
+        <w:t xml:space="preserve">En for kort behandling efterlader processen uden at have nået integration; en for lang overstrækker kapaciteten. Begge kan virke kontraproduktivt. Den rigtige længde er sjældent den klokken angiver — den er den klientens system selv definerer gennem sine subtile signaler.</w:t>
+      </w:r>
+    </w:p>
+    <w:p>
+      <w:pPr>
+        <w:pStyle w:val="BodyText"/>
+      </w:pPr>
+      <w:r>
+        <w:rPr>
+          <w:iCs/>
+          <w:i/>
+        </w:rPr>
+        <w:t xml:space="preserve">Når vi har overskredet systemets kapacitet, mister behandlingen ofte sin friskhed. Vævet bliver mindre responsivt, energien i feltet aftager, kvaliteten der var der midtvejs forsvinder. At kunne registrere denne kvalitative ændring og afslutte i stedet for at fortsætte er en del af håndværket.</w:t>
+      </w:r>
+    </w:p>
+    <w:p>
+      <w:pPr>
+        <w:pStyle w:val="BodyText"/>
+      </w:pPr>
+      <w:r>
+        <w:rPr>
+          <w:iCs/>
+          <w:i/>
+        </w:rPr>
+        <w:t xml:space="preserve">Det kræver mod at afslutte en behandling før klokken siger det er tid. Vi har lært at give</w:t>
+      </w:r>
+      <w:r>
+        <w:rPr>
+          <w:iCs/>
+          <w:i/>
+        </w:rPr>
+        <w:t xml:space="preserve"> </w:t>
+      </w:r>
+      <w:r>
+        <w:rPr>
+          <w:iCs/>
+          <w:i/>
+        </w:rPr>
+        <w:t xml:space="preserve">‘</w:t>
+      </w:r>
+      <w:r>
+        <w:rPr>
+          <w:iCs/>
+          <w:i/>
+        </w:rPr>
+        <w:t xml:space="preserve">fuld behandling</w:t>
+      </w:r>
+      <w:r>
+        <w:rPr>
+          <w:iCs/>
+          <w:i/>
+        </w:rPr>
+        <w:t xml:space="preserve">’</w:t>
+      </w:r>
+      <w:r>
+        <w:rPr>
+          <w:iCs/>
+          <w:i/>
+        </w:rPr>
+        <w:t xml:space="preserve"> </w:t>
+      </w:r>
+      <w:r>
+        <w:rPr>
+          <w:iCs/>
+          <w:i/>
+        </w:rPr>
+        <w:t xml:space="preserve">og kan opleve det som mangelfuldt at slutte tidligt. Men når systemet er færdigt, er det færdigt — og at trække sessionen er at gå på tværs af det vi netop har skabt.</w:t>
+      </w:r>
+    </w:p>
+    <w:p>
+      <w:pPr>
+        <w:pStyle w:val="BodyText"/>
+      </w:pPr>
+      <w:r>
+        <w:rPr>
+          <w:iCs/>
+          <w:i/>
+        </w:rPr>
+        <w:t xml:space="preserve">Samme klient kan have brug for forskellig længde i forskellige sessioner. Den ene gang er behandlingen færdig efter 30 minutter, den næste skal der bruges fulde 75. At kunne tilpasse sig disse variationer uden at spørge</w:t>
+      </w:r>
+      <w:r>
+        <w:rPr>
+          <w:iCs/>
+          <w:i/>
+        </w:rPr>
+        <w:t xml:space="preserve"> </w:t>
+      </w:r>
+      <w:r>
+        <w:rPr>
+          <w:iCs/>
+          <w:i/>
+        </w:rPr>
+        <w:t xml:space="preserve">‘</w:t>
+      </w:r>
+      <w:r>
+        <w:rPr>
+          <w:iCs/>
+          <w:i/>
+        </w:rPr>
+        <w:t xml:space="preserve">hvad har de betalt for</w:t>
+      </w:r>
+      <w:r>
+        <w:rPr>
+          <w:iCs/>
+          <w:i/>
+        </w:rPr>
+        <w:t xml:space="preserve">’</w:t>
+      </w:r>
+      <w:r>
+        <w:rPr>
+          <w:iCs/>
+          <w:i/>
+        </w:rPr>
+        <w:t xml:space="preserve"> </w:t>
+      </w:r>
+      <w:r>
+        <w:rPr>
+          <w:iCs/>
+          <w:i/>
+        </w:rPr>
+        <w:t xml:space="preserve">er en del af den kliniske respekt for processen.</w:t>
+      </w:r>
+    </w:p>
+    <w:p>
+      <w:pPr>
+        <w:pStyle w:val="BodyText"/>
+      </w:pPr>
+      <w:r>
+        <w:rPr>
+          <w:iCs/>
+          <w:i/>
+        </w:rPr>
+        <w:t xml:space="preserve">Efter den aktive del af behandlingen kommer ofte en integrationsfase, hvor systemet sætter sig. Denne fase kan ligne afslutning, men kalder på at vi bliver siddende et øjeblik mere — uden at arbejde, uden at udløse noget, blot som vidne til at processen finder sin egen ro.</w:t>
       </w:r>
     </w:p>
     <w:p>
